--- a/lesson.docx
+++ b/lesson.docx
@@ -2758,7 +2758,13 @@
         <w:t>课后作业： selector 选择器</w:t>
       </w:r>
     </w:p>
-    <w:p/>
+    <w:p>
+      <w:pPr>
+        <w:rPr>
+          <w:rFonts w:hint="eastAsia"/>
+        </w:rPr>
+      </w:pPr>
+    </w:p>
     <w:p>
       <w:pPr>
         <w:rPr>
@@ -3957,14 +3963,16 @@
       </w:r>
     </w:p>
     <w:p>
-      <w:pPr>
-        <w:rPr>
-          <w:rFonts w:hint="eastAsia"/>
-        </w:rPr>
-      </w:pPr>
       <w:r>
         <w:t>}).filter(Boolean);</w:t>
       </w:r>
+    </w:p>
+    <w:p>
+      <w:pPr>
+        <w:rPr>
+          <w:rFonts w:hint="eastAsia"/>
+        </w:rPr>
+      </w:pPr>
     </w:p>
     <w:p>
       <w:pPr>

--- a/lesson.docx
+++ b/lesson.docx
@@ -1,6 +1,6 @@
 
 <file path=word/document.xml><?xml version="1.0" encoding="utf-8"?>
-<w:document xmlns:wpc="http://schemas.microsoft.com/office/word/2010/wordprocessingCanvas" xmlns:cx="http://schemas.microsoft.com/office/drawing/2014/chartex" xmlns:cx1="http://schemas.microsoft.com/office/drawing/2015/9/8/chartex" xmlns:cx2="http://schemas.microsoft.com/office/drawing/2015/10/21/chartex" xmlns:cx3="http://schemas.microsoft.com/office/drawing/2016/5/9/chartex" xmlns:cx4="http://schemas.microsoft.com/office/drawing/2016/5/10/chartex" xmlns:cx5="http://schemas.microsoft.com/office/drawing/2016/5/11/chartex" xmlns:cx6="http://schemas.microsoft.com/office/drawing/2016/5/12/chartex" xmlns:cx7="http://schemas.microsoft.com/office/drawing/2016/5/13/chartex" xmlns:cx8="http://schemas.microsoft.com/office/drawing/2016/5/14/chartex" xmlns:mc="http://schemas.openxmlformats.org/markup-compatibility/2006" xmlns:aink="http://schemas.microsoft.com/office/drawing/2016/ink" xmlns:am3d="http://schemas.microsoft.com/office/drawing/2017/model3d" xmlns:o="urn:schemas-microsoft-com:office:office" xmlns:oel="http://schemas.microsoft.com/office/2019/extlst" xmlns:r="http://schemas.openxmlformats.org/officeDocument/2006/relationships" xmlns:m="http://schemas.openxmlformats.org/officeDocument/2006/math" xmlns:v="urn:schemas-microsoft-com:vml" xmlns:wp14="http://schemas.microsoft.com/office/word/2010/wordprocessingDrawing" xmlns:wp="http://schemas.openxmlformats.org/drawingml/2006/wordprocessingDrawing" xmlns:w10="urn:schemas-microsoft-com:office:word" xmlns:w="http://schemas.openxmlformats.org/wordprocessingml/2006/main" xmlns:w14="http://schemas.microsoft.com/office/word/2010/wordml" xmlns:w15="http://schemas.microsoft.com/office/word/2012/wordml" xmlns:w16cex="http://schemas.microsoft.com/office/word/2018/wordml/cex" xmlns:w16cid="http://schemas.microsoft.com/office/word/2016/wordml/cid" xmlns:w16="http://schemas.microsoft.com/office/word/2018/wordml" xmlns:w16du="http://schemas.microsoft.com/office/word/2023/wordml/word16du" xmlns:w16sdtdh="http://schemas.microsoft.com/office/word/2020/wordml/sdtdatahash" xmlns:w16sdtfl="http://schemas.microsoft.com/office/word/2024/wordml/sdtformatlock" xmlns:w16se="http://schemas.microsoft.com/office/word/2015/wordml/symex" xmlns:wpg="http://schemas.microsoft.com/office/word/2010/wordprocessingGroup" xmlns:wpi="http://schemas.microsoft.com/office/word/2010/wordprocessingInk" xmlns:wne="http://schemas.microsoft.com/office/word/2006/wordml" xmlns:wps="http://schemas.microsoft.com/office/word/2010/wordprocessingShape" mc:Ignorable="w14 w15 w16se w16cid w16 w16cex w16sdtdh w16sdtfl w16du wp14">
+<w:document xmlns:wpc="http://schemas.microsoft.com/office/word/2010/wordprocessingCanvas" xmlns:cx="http://schemas.microsoft.com/office/drawing/2014/chartex" xmlns:cx1="http://schemas.microsoft.com/office/drawing/2015/9/8/chartex" xmlns:cx2="http://schemas.microsoft.com/office/drawing/2015/10/21/chartex" xmlns:cx3="http://schemas.microsoft.com/office/drawing/2016/5/9/chartex" xmlns:cx4="http://schemas.microsoft.com/office/drawing/2016/5/10/chartex" xmlns:cx5="http://schemas.microsoft.com/office/drawing/2016/5/11/chartex" xmlns:cx6="http://schemas.microsoft.com/office/drawing/2016/5/12/chartex" xmlns:cx7="http://schemas.microsoft.com/office/drawing/2016/5/13/chartex" xmlns:cx8="http://schemas.microsoft.com/office/drawing/2016/5/14/chartex" xmlns:mc="http://schemas.openxmlformats.org/markup-compatibility/2006" xmlns:aink="http://schemas.microsoft.com/office/drawing/2016/ink" xmlns:am3d="http://schemas.microsoft.com/office/drawing/2017/model3d" xmlns:o="urn:schemas-microsoft-com:office:office" xmlns:oel="http://schemas.microsoft.com/office/2019/extlst" xmlns:r="http://schemas.openxmlformats.org/officeDocument/2006/relationships" xmlns:m="http://schemas.openxmlformats.org/officeDocument/2006/math" xmlns:v="urn:schemas-microsoft-com:vml" xmlns:wp14="http://schemas.microsoft.com/office/word/2010/wordprocessingDrawing" xmlns:wp="http://schemas.openxmlformats.org/drawingml/2006/wordprocessingDrawing" xmlns:w10="urn:schemas-microsoft-com:office:word" xmlns:w="http://schemas.openxmlformats.org/wordprocessingml/2006/main" xmlns:w14="http://schemas.microsoft.com/office/word/2010/wordml" xmlns:w15="http://schemas.microsoft.com/office/word/2012/wordml" xmlns:w16cei="http://schemas.microsoft.com/office/word/2026/wordml/cei" xmlns:w16cex="http://schemas.microsoft.com/office/word/2018/wordml/cex" xmlns:w16cid="http://schemas.microsoft.com/office/word/2016/wordml/cid" xmlns:w16="http://schemas.microsoft.com/office/word/2018/wordml" xmlns:w16du="http://schemas.microsoft.com/office/word/2023/wordml/word16du" xmlns:w16sdtdh="http://schemas.microsoft.com/office/word/2020/wordml/sdtdatahash" xmlns:w16sdtfl="http://schemas.microsoft.com/office/word/2024/wordml/sdtformatlock" xmlns:w16se="http://schemas.microsoft.com/office/word/2015/wordml/symex" xmlns:wpg="http://schemas.microsoft.com/office/word/2010/wordprocessingGroup" xmlns:wpi="http://schemas.microsoft.com/office/word/2010/wordprocessingInk" xmlns:wne="http://schemas.microsoft.com/office/word/2006/wordml" xmlns:wps="http://schemas.microsoft.com/office/word/2010/wordprocessingShape" mc:Ignorable="w14 w15 w16se w16cid w16 w16cex w16sdtdh w16sdtfl w16du wp14">
   <w:body>
     <w:tbl>
       <w:tblPr>
@@ -2112,6 +2112,7 @@
         <w:t>CSS变量、函数</w:t>
       </w:r>
     </w:p>
+    <w:p/>
     <w:p>
       <w:pPr>
         <w:rPr>
@@ -2328,14 +2329,11 @@
           <w:b/>
           <w:bCs/>
         </w:rPr>
+        <w:lastRenderedPageBreak/>
         <w:t>CSS 变量定义</w:t>
       </w:r>
       <w:r>
-        <w:t>：在:root选择器中定义，变量名以两个横杠开头，后跟值 ，如--</w:t>
-      </w:r>
-      <w:r>
-        <w:lastRenderedPageBreak/>
-        <w:t>BG-color: white; 。</w:t>
+        <w:t>：在:root选择器中定义，变量名以两个横杠开头，后跟值 ，如--BG-color: white; 。</w:t>
       </w:r>
     </w:p>
     <w:p>
@@ -2873,7 +2871,11 @@
         <w:t>作用域</w:t>
       </w:r>
       <w:r>
-        <w:t>：变量放在 HTML 里是全局变量，放在特定选择器如 div.card 中是局部变量，遵循就近原则，:root 是伪类，优先级比 HTML 高。</w:t>
+        <w:t>：变量放在 HTML 里是全局变量，放在特定选择器如 div.card 中是</w:t>
+      </w:r>
+      <w:r>
+        <w:lastRenderedPageBreak/>
+        <w:t>局部变量，遵循就近原则，:root 是伪类，优先级比 HTML 高。</w:t>
       </w:r>
     </w:p>
     <w:p>
@@ -2891,7 +2893,6 @@
           <w:b/>
           <w:bCs/>
         </w:rPr>
-        <w:lastRenderedPageBreak/>
         <w:t>CSS 写法与选择器</w:t>
       </w:r>
       <w:r>
@@ -3487,17 +3488,20 @@
         </w:rPr>
       </w:pPr>
       <w:r>
-        <w:t>局限性：它没有数组的高阶方法，如 map(), filter(), reduce(), forEach() (注：现代浏览器已支持 forEach，但 map/filter 仍不支持)。</w:t>
-      </w:r>
-    </w:p>
-    <w:p>
-      <w:pPr>
-        <w:rPr>
-          <w:rFonts w:hint="eastAsia"/>
-        </w:rPr>
-      </w:pPr>
+        <w:t>局限性：它没有数组的高阶方法，如 map(), filter(), reduce(), forEach() (注：现代浏</w:t>
+      </w:r>
       <w:r>
         <w:lastRenderedPageBreak/>
+        <w:t>览器已支持 forEach，但 map/filter 仍不支持)。</w:t>
+      </w:r>
+    </w:p>
+    <w:p>
+      <w:pPr>
+        <w:rPr>
+          <w:rFonts w:hint="eastAsia"/>
+        </w:rPr>
+      </w:pPr>
+      <w:r>
         <w:t>javascript</w:t>
       </w:r>
     </w:p>
@@ -3963,6 +3967,11 @@
       </w:r>
     </w:p>
     <w:p>
+      <w:pPr>
+        <w:rPr>
+          <w:rFonts w:hint="eastAsia"/>
+        </w:rPr>
+      </w:pPr>
       <w:r>
         <w:t>}).filter(Boolean);</w:t>
       </w:r>
@@ -4059,6 +4068,7 @@
                 <w:b/>
                 <w:bCs/>
               </w:rPr>
+              <w:lastRenderedPageBreak/>
               <w:t>方法</w:t>
             </w:r>
           </w:p>
@@ -4126,7 +4136,6 @@
               </w:rPr>
             </w:pPr>
             <w:r>
-              <w:lastRenderedPageBreak/>
               <w:t>Array.from(obj)</w:t>
             </w:r>
           </w:p>
@@ -11166,7 +11175,7 @@
 </file>
 
 <file path=word/endnotes.xml><?xml version="1.0" encoding="utf-8"?>
-<w:endnotes xmlns:wpc="http://schemas.microsoft.com/office/word/2010/wordprocessingCanvas" xmlns:cx="http://schemas.microsoft.com/office/drawing/2014/chartex" xmlns:cx1="http://schemas.microsoft.com/office/drawing/2015/9/8/chartex" xmlns:cx2="http://schemas.microsoft.com/office/drawing/2015/10/21/chartex" xmlns:cx3="http://schemas.microsoft.com/office/drawing/2016/5/9/chartex" xmlns:cx4="http://schemas.microsoft.com/office/drawing/2016/5/10/chartex" xmlns:cx5="http://schemas.microsoft.com/office/drawing/2016/5/11/chartex" xmlns:cx6="http://schemas.microsoft.com/office/drawing/2016/5/12/chartex" xmlns:cx7="http://schemas.microsoft.com/office/drawing/2016/5/13/chartex" xmlns:cx8="http://schemas.microsoft.com/office/drawing/2016/5/14/chartex" xmlns:mc="http://schemas.openxmlformats.org/markup-compatibility/2006" xmlns:aink="http://schemas.microsoft.com/office/drawing/2016/ink" xmlns:am3d="http://schemas.microsoft.com/office/drawing/2017/model3d" xmlns:o="urn:schemas-microsoft-com:office:office" xmlns:oel="http://schemas.microsoft.com/office/2019/extlst" xmlns:r="http://schemas.openxmlformats.org/officeDocument/2006/relationships" xmlns:m="http://schemas.openxmlformats.org/officeDocument/2006/math" xmlns:v="urn:schemas-microsoft-com:vml" xmlns:wp14="http://schemas.microsoft.com/office/word/2010/wordprocessingDrawing" xmlns:wp="http://schemas.openxmlformats.org/drawingml/2006/wordprocessingDrawing" xmlns:w10="urn:schemas-microsoft-com:office:word" xmlns:w="http://schemas.openxmlformats.org/wordprocessingml/2006/main" xmlns:w14="http://schemas.microsoft.com/office/word/2010/wordml" xmlns:w15="http://schemas.microsoft.com/office/word/2012/wordml" xmlns:w16cex="http://schemas.microsoft.com/office/word/2018/wordml/cex" xmlns:w16cid="http://schemas.microsoft.com/office/word/2016/wordml/cid" xmlns:w16="http://schemas.microsoft.com/office/word/2018/wordml" xmlns:w16du="http://schemas.microsoft.com/office/word/2023/wordml/word16du" xmlns:w16sdtdh="http://schemas.microsoft.com/office/word/2020/wordml/sdtdatahash" xmlns:w16sdtfl="http://schemas.microsoft.com/office/word/2024/wordml/sdtformatlock" xmlns:w16se="http://schemas.microsoft.com/office/word/2015/wordml/symex" xmlns:wpg="http://schemas.microsoft.com/office/word/2010/wordprocessingGroup" xmlns:wpi="http://schemas.microsoft.com/office/word/2010/wordprocessingInk" xmlns:wne="http://schemas.microsoft.com/office/word/2006/wordml" xmlns:wps="http://schemas.microsoft.com/office/word/2010/wordprocessingShape" mc:Ignorable="w14 w15 w16se w16cid w16 w16cex w16sdtdh w16sdtfl w16du wp14">
+<w:endnotes xmlns:wpc="http://schemas.microsoft.com/office/word/2010/wordprocessingCanvas" xmlns:cx="http://schemas.microsoft.com/office/drawing/2014/chartex" xmlns:cx1="http://schemas.microsoft.com/office/drawing/2015/9/8/chartex" xmlns:cx2="http://schemas.microsoft.com/office/drawing/2015/10/21/chartex" xmlns:cx3="http://schemas.microsoft.com/office/drawing/2016/5/9/chartex" xmlns:cx4="http://schemas.microsoft.com/office/drawing/2016/5/10/chartex" xmlns:cx5="http://schemas.microsoft.com/office/drawing/2016/5/11/chartex" xmlns:cx6="http://schemas.microsoft.com/office/drawing/2016/5/12/chartex" xmlns:cx7="http://schemas.microsoft.com/office/drawing/2016/5/13/chartex" xmlns:cx8="http://schemas.microsoft.com/office/drawing/2016/5/14/chartex" xmlns:mc="http://schemas.openxmlformats.org/markup-compatibility/2006" xmlns:aink="http://schemas.microsoft.com/office/drawing/2016/ink" xmlns:am3d="http://schemas.microsoft.com/office/drawing/2017/model3d" xmlns:o="urn:schemas-microsoft-com:office:office" xmlns:oel="http://schemas.microsoft.com/office/2019/extlst" xmlns:r="http://schemas.openxmlformats.org/officeDocument/2006/relationships" xmlns:m="http://schemas.openxmlformats.org/officeDocument/2006/math" xmlns:v="urn:schemas-microsoft-com:vml" xmlns:wp14="http://schemas.microsoft.com/office/word/2010/wordprocessingDrawing" xmlns:wp="http://schemas.openxmlformats.org/drawingml/2006/wordprocessingDrawing" xmlns:w10="urn:schemas-microsoft-com:office:word" xmlns:w="http://schemas.openxmlformats.org/wordprocessingml/2006/main" xmlns:w14="http://schemas.microsoft.com/office/word/2010/wordml" xmlns:w15="http://schemas.microsoft.com/office/word/2012/wordml" xmlns:w16cei="http://schemas.microsoft.com/office/word/2026/wordml/cei" xmlns:w16cex="http://schemas.microsoft.com/office/word/2018/wordml/cex" xmlns:w16cid="http://schemas.microsoft.com/office/word/2016/wordml/cid" xmlns:w16="http://schemas.microsoft.com/office/word/2018/wordml" xmlns:w16du="http://schemas.microsoft.com/office/word/2023/wordml/word16du" xmlns:w16sdtdh="http://schemas.microsoft.com/office/word/2020/wordml/sdtdatahash" xmlns:w16sdtfl="http://schemas.microsoft.com/office/word/2024/wordml/sdtformatlock" xmlns:w16se="http://schemas.microsoft.com/office/word/2015/wordml/symex" xmlns:wpg="http://schemas.microsoft.com/office/word/2010/wordprocessingGroup" xmlns:wpi="http://schemas.microsoft.com/office/word/2010/wordprocessingInk" xmlns:wne="http://schemas.microsoft.com/office/word/2006/wordml" xmlns:wps="http://schemas.microsoft.com/office/word/2010/wordprocessingShape" mc:Ignorable="w14 w15 w16se w16cid w16 w16cex w16sdtdh w16sdtfl w16du wp14">
   <w:endnote w:type="separator" w:id="-1">
     <w:p>
       <w:pPr>
@@ -11195,7 +11204,7 @@
 </file>
 
 <file path=word/footnotes.xml><?xml version="1.0" encoding="utf-8"?>
-<w:footnotes xmlns:wpc="http://schemas.microsoft.com/office/word/2010/wordprocessingCanvas" xmlns:cx="http://schemas.microsoft.com/office/drawing/2014/chartex" xmlns:cx1="http://schemas.microsoft.com/office/drawing/2015/9/8/chartex" xmlns:cx2="http://schemas.microsoft.com/office/drawing/2015/10/21/chartex" xmlns:cx3="http://schemas.microsoft.com/office/drawing/2016/5/9/chartex" xmlns:cx4="http://schemas.microsoft.com/office/drawing/2016/5/10/chartex" xmlns:cx5="http://schemas.microsoft.com/office/drawing/2016/5/11/chartex" xmlns:cx6="http://schemas.microsoft.com/office/drawing/2016/5/12/chartex" xmlns:cx7="http://schemas.microsoft.com/office/drawing/2016/5/13/chartex" xmlns:cx8="http://schemas.microsoft.com/office/drawing/2016/5/14/chartex" xmlns:mc="http://schemas.openxmlformats.org/markup-compatibility/2006" xmlns:aink="http://schemas.microsoft.com/office/drawing/2016/ink" xmlns:am3d="http://schemas.microsoft.com/office/drawing/2017/model3d" xmlns:o="urn:schemas-microsoft-com:office:office" xmlns:oel="http://schemas.microsoft.com/office/2019/extlst" xmlns:r="http://schemas.openxmlformats.org/officeDocument/2006/relationships" xmlns:m="http://schemas.openxmlformats.org/officeDocument/2006/math" xmlns:v="urn:schemas-microsoft-com:vml" xmlns:wp14="http://schemas.microsoft.com/office/word/2010/wordprocessingDrawing" xmlns:wp="http://schemas.openxmlformats.org/drawingml/2006/wordprocessingDrawing" xmlns:w10="urn:schemas-microsoft-com:office:word" xmlns:w="http://schemas.openxmlformats.org/wordprocessingml/2006/main" xmlns:w14="http://schemas.microsoft.com/office/word/2010/wordml" xmlns:w15="http://schemas.microsoft.com/office/word/2012/wordml" xmlns:w16cex="http://schemas.microsoft.com/office/word/2018/wordml/cex" xmlns:w16cid="http://schemas.microsoft.com/office/word/2016/wordml/cid" xmlns:w16="http://schemas.microsoft.com/office/word/2018/wordml" xmlns:w16du="http://schemas.microsoft.com/office/word/2023/wordml/word16du" xmlns:w16sdtdh="http://schemas.microsoft.com/office/word/2020/wordml/sdtdatahash" xmlns:w16sdtfl="http://schemas.microsoft.com/office/word/2024/wordml/sdtformatlock" xmlns:w16se="http://schemas.microsoft.com/office/word/2015/wordml/symex" xmlns:wpg="http://schemas.microsoft.com/office/word/2010/wordprocessingGroup" xmlns:wpi="http://schemas.microsoft.com/office/word/2010/wordprocessingInk" xmlns:wne="http://schemas.microsoft.com/office/word/2006/wordml" xmlns:wps="http://schemas.microsoft.com/office/word/2010/wordprocessingShape" mc:Ignorable="w14 w15 w16se w16cid w16 w16cex w16sdtdh w16sdtfl w16du wp14">
+<w:footnotes xmlns:wpc="http://schemas.microsoft.com/office/word/2010/wordprocessingCanvas" xmlns:cx="http://schemas.microsoft.com/office/drawing/2014/chartex" xmlns:cx1="http://schemas.microsoft.com/office/drawing/2015/9/8/chartex" xmlns:cx2="http://schemas.microsoft.com/office/drawing/2015/10/21/chartex" xmlns:cx3="http://schemas.microsoft.com/office/drawing/2016/5/9/chartex" xmlns:cx4="http://schemas.microsoft.com/office/drawing/2016/5/10/chartex" xmlns:cx5="http://schemas.microsoft.com/office/drawing/2016/5/11/chartex" xmlns:cx6="http://schemas.microsoft.com/office/drawing/2016/5/12/chartex" xmlns:cx7="http://schemas.microsoft.com/office/drawing/2016/5/13/chartex" xmlns:cx8="http://schemas.microsoft.com/office/drawing/2016/5/14/chartex" xmlns:mc="http://schemas.openxmlformats.org/markup-compatibility/2006" xmlns:aink="http://schemas.microsoft.com/office/drawing/2016/ink" xmlns:am3d="http://schemas.microsoft.com/office/drawing/2017/model3d" xmlns:o="urn:schemas-microsoft-com:office:office" xmlns:oel="http://schemas.microsoft.com/office/2019/extlst" xmlns:r="http://schemas.openxmlformats.org/officeDocument/2006/relationships" xmlns:m="http://schemas.openxmlformats.org/officeDocument/2006/math" xmlns:v="urn:schemas-microsoft-com:vml" xmlns:wp14="http://schemas.microsoft.com/office/word/2010/wordprocessingDrawing" xmlns:wp="http://schemas.openxmlformats.org/drawingml/2006/wordprocessingDrawing" xmlns:w10="urn:schemas-microsoft-com:office:word" xmlns:w="http://schemas.openxmlformats.org/wordprocessingml/2006/main" xmlns:w14="http://schemas.microsoft.com/office/word/2010/wordml" xmlns:w15="http://schemas.microsoft.com/office/word/2012/wordml" xmlns:w16cei="http://schemas.microsoft.com/office/word/2026/wordml/cei" xmlns:w16cex="http://schemas.microsoft.com/office/word/2018/wordml/cex" xmlns:w16cid="http://schemas.microsoft.com/office/word/2016/wordml/cid" xmlns:w16="http://schemas.microsoft.com/office/word/2018/wordml" xmlns:w16du="http://schemas.microsoft.com/office/word/2023/wordml/word16du" xmlns:w16sdtdh="http://schemas.microsoft.com/office/word/2020/wordml/sdtdatahash" xmlns:w16sdtfl="http://schemas.microsoft.com/office/word/2024/wordml/sdtformatlock" xmlns:w16se="http://schemas.microsoft.com/office/word/2015/wordml/symex" xmlns:wpg="http://schemas.microsoft.com/office/word/2010/wordprocessingGroup" xmlns:wpi="http://schemas.microsoft.com/office/word/2010/wordprocessingInk" xmlns:wne="http://schemas.microsoft.com/office/word/2006/wordml" xmlns:wps="http://schemas.microsoft.com/office/word/2010/wordprocessingShape" mc:Ignorable="w14 w15 w16se w16cid w16 w16cex w16sdtdh w16sdtfl w16du wp14">
   <w:footnote w:type="separator" w:id="-1">
     <w:p>
       <w:pPr>
@@ -11224,7 +11233,7 @@
 </file>
 
 <file path=word/numbering.xml><?xml version="1.0" encoding="utf-8"?>
-<w:numbering xmlns:wpc="http://schemas.microsoft.com/office/word/2010/wordprocessingCanvas" xmlns:cx="http://schemas.microsoft.com/office/drawing/2014/chartex" xmlns:cx1="http://schemas.microsoft.com/office/drawing/2015/9/8/chartex" xmlns:cx2="http://schemas.microsoft.com/office/drawing/2015/10/21/chartex" xmlns:cx3="http://schemas.microsoft.com/office/drawing/2016/5/9/chartex" xmlns:cx4="http://schemas.microsoft.com/office/drawing/2016/5/10/chartex" xmlns:cx5="http://schemas.microsoft.com/office/drawing/2016/5/11/chartex" xmlns:cx6="http://schemas.microsoft.com/office/drawing/2016/5/12/chartex" xmlns:cx7="http://schemas.microsoft.com/office/drawing/2016/5/13/chartex" xmlns:cx8="http://schemas.microsoft.com/office/drawing/2016/5/14/chartex" xmlns:mc="http://schemas.openxmlformats.org/markup-compatibility/2006" xmlns:aink="http://schemas.microsoft.com/office/drawing/2016/ink" xmlns:am3d="http://schemas.microsoft.com/office/drawing/2017/model3d" xmlns:o="urn:schemas-microsoft-com:office:office" xmlns:oel="http://schemas.microsoft.com/office/2019/extlst" xmlns:r="http://schemas.openxmlformats.org/officeDocument/2006/relationships" xmlns:m="http://schemas.openxmlformats.org/officeDocument/2006/math" xmlns:v="urn:schemas-microsoft-com:vml" xmlns:wp14="http://schemas.microsoft.com/office/word/2010/wordprocessingDrawing" xmlns:wp="http://schemas.openxmlformats.org/drawingml/2006/wordprocessingDrawing" xmlns:w10="urn:schemas-microsoft-com:office:word" xmlns:w="http://schemas.openxmlformats.org/wordprocessingml/2006/main" xmlns:w14="http://schemas.microsoft.com/office/word/2010/wordml" xmlns:w15="http://schemas.microsoft.com/office/word/2012/wordml" xmlns:w16cex="http://schemas.microsoft.com/office/word/2018/wordml/cex" xmlns:w16cid="http://schemas.microsoft.com/office/word/2016/wordml/cid" xmlns:w16="http://schemas.microsoft.com/office/word/2018/wordml" xmlns:w16du="http://schemas.microsoft.com/office/word/2023/wordml/word16du" xmlns:w16sdtdh="http://schemas.microsoft.com/office/word/2020/wordml/sdtdatahash" xmlns:w16sdtfl="http://schemas.microsoft.com/office/word/2024/wordml/sdtformatlock" xmlns:w16se="http://schemas.microsoft.com/office/word/2015/wordml/symex" xmlns:wpg="http://schemas.microsoft.com/office/word/2010/wordprocessingGroup" xmlns:wpi="http://schemas.microsoft.com/office/word/2010/wordprocessingInk" xmlns:wne="http://schemas.microsoft.com/office/word/2006/wordml" xmlns:wps="http://schemas.microsoft.com/office/word/2010/wordprocessingShape" mc:Ignorable="w14 w15 w16se w16cid w16 w16cex w16sdtdh w16sdtfl w16du wp14">
+<w:numbering xmlns:wpc="http://schemas.microsoft.com/office/word/2010/wordprocessingCanvas" xmlns:cx="http://schemas.microsoft.com/office/drawing/2014/chartex" xmlns:cx1="http://schemas.microsoft.com/office/drawing/2015/9/8/chartex" xmlns:cx2="http://schemas.microsoft.com/office/drawing/2015/10/21/chartex" xmlns:cx3="http://schemas.microsoft.com/office/drawing/2016/5/9/chartex" xmlns:cx4="http://schemas.microsoft.com/office/drawing/2016/5/10/chartex" xmlns:cx5="http://schemas.microsoft.com/office/drawing/2016/5/11/chartex" xmlns:cx6="http://schemas.microsoft.com/office/drawing/2016/5/12/chartex" xmlns:cx7="http://schemas.microsoft.com/office/drawing/2016/5/13/chartex" xmlns:cx8="http://schemas.microsoft.com/office/drawing/2016/5/14/chartex" xmlns:mc="http://schemas.openxmlformats.org/markup-compatibility/2006" xmlns:aink="http://schemas.microsoft.com/office/drawing/2016/ink" xmlns:am3d="http://schemas.microsoft.com/office/drawing/2017/model3d" xmlns:o="urn:schemas-microsoft-com:office:office" xmlns:oel="http://schemas.microsoft.com/office/2019/extlst" xmlns:r="http://schemas.openxmlformats.org/officeDocument/2006/relationships" xmlns:m="http://schemas.openxmlformats.org/officeDocument/2006/math" xmlns:v="urn:schemas-microsoft-com:vml" xmlns:wp14="http://schemas.microsoft.com/office/word/2010/wordprocessingDrawing" xmlns:wp="http://schemas.openxmlformats.org/drawingml/2006/wordprocessingDrawing" xmlns:w10="urn:schemas-microsoft-com:office:word" xmlns:w="http://schemas.openxmlformats.org/wordprocessingml/2006/main" xmlns:w14="http://schemas.microsoft.com/office/word/2010/wordml" xmlns:w15="http://schemas.microsoft.com/office/word/2012/wordml" xmlns:w16cei="http://schemas.microsoft.com/office/word/2026/wordml/cei" xmlns:w16cex="http://schemas.microsoft.com/office/word/2018/wordml/cex" xmlns:w16cid="http://schemas.microsoft.com/office/word/2016/wordml/cid" xmlns:w16="http://schemas.microsoft.com/office/word/2018/wordml" xmlns:w16du="http://schemas.microsoft.com/office/word/2023/wordml/word16du" xmlns:w16sdtdh="http://schemas.microsoft.com/office/word/2020/wordml/sdtdatahash" xmlns:w16sdtfl="http://schemas.microsoft.com/office/word/2024/wordml/sdtformatlock" xmlns:w16se="http://schemas.microsoft.com/office/word/2015/wordml/symex" xmlns:wpg="http://schemas.microsoft.com/office/word/2010/wordprocessingGroup" xmlns:wpi="http://schemas.microsoft.com/office/word/2010/wordprocessingInk" xmlns:wne="http://schemas.microsoft.com/office/word/2006/wordml" xmlns:wps="http://schemas.microsoft.com/office/word/2010/wordprocessingShape" mc:Ignorable="w14 w15 w16se w16cid w16 w16cex w16sdtdh w16sdtfl w16du wp14">
   <w:abstractNum w:abstractNumId="0" w15:restartNumberingAfterBreak="0">
     <w:nsid w:val="1BB63DBE"/>
     <w:multiLevelType w:val="multilevel"/>

--- a/lesson.docx
+++ b/lesson.docx
@@ -1,6 +1,6 @@
 
 <file path=word/document.xml><?xml version="1.0" encoding="utf-8"?>
-<w:document xmlns:wpc="http://schemas.microsoft.com/office/word/2010/wordprocessingCanvas" xmlns:cx="http://schemas.microsoft.com/office/drawing/2014/chartex" xmlns:cx1="http://schemas.microsoft.com/office/drawing/2015/9/8/chartex" xmlns:cx2="http://schemas.microsoft.com/office/drawing/2015/10/21/chartex" xmlns:cx3="http://schemas.microsoft.com/office/drawing/2016/5/9/chartex" xmlns:cx4="http://schemas.microsoft.com/office/drawing/2016/5/10/chartex" xmlns:cx5="http://schemas.microsoft.com/office/drawing/2016/5/11/chartex" xmlns:cx6="http://schemas.microsoft.com/office/drawing/2016/5/12/chartex" xmlns:cx7="http://schemas.microsoft.com/office/drawing/2016/5/13/chartex" xmlns:cx8="http://schemas.microsoft.com/office/drawing/2016/5/14/chartex" xmlns:mc="http://schemas.openxmlformats.org/markup-compatibility/2006" xmlns:aink="http://schemas.microsoft.com/office/drawing/2016/ink" xmlns:am3d="http://schemas.microsoft.com/office/drawing/2017/model3d" xmlns:o="urn:schemas-microsoft-com:office:office" xmlns:oel="http://schemas.microsoft.com/office/2019/extlst" xmlns:r="http://schemas.openxmlformats.org/officeDocument/2006/relationships" xmlns:m="http://schemas.openxmlformats.org/officeDocument/2006/math" xmlns:v="urn:schemas-microsoft-com:vml" xmlns:wp14="http://schemas.microsoft.com/office/word/2010/wordprocessingDrawing" xmlns:wp="http://schemas.openxmlformats.org/drawingml/2006/wordprocessingDrawing" xmlns:w10="urn:schemas-microsoft-com:office:word" xmlns:w="http://schemas.openxmlformats.org/wordprocessingml/2006/main" xmlns:w14="http://schemas.microsoft.com/office/word/2010/wordml" xmlns:w15="http://schemas.microsoft.com/office/word/2012/wordml" xmlns:w16cei="http://schemas.microsoft.com/office/word/2026/wordml/cei" xmlns:w16cex="http://schemas.microsoft.com/office/word/2018/wordml/cex" xmlns:w16cid="http://schemas.microsoft.com/office/word/2016/wordml/cid" xmlns:w16="http://schemas.microsoft.com/office/word/2018/wordml" xmlns:w16du="http://schemas.microsoft.com/office/word/2023/wordml/word16du" xmlns:w16sdtdh="http://schemas.microsoft.com/office/word/2020/wordml/sdtdatahash" xmlns:w16sdtfl="http://schemas.microsoft.com/office/word/2024/wordml/sdtformatlock" xmlns:w16se="http://schemas.microsoft.com/office/word/2015/wordml/symex" xmlns:wpg="http://schemas.microsoft.com/office/word/2010/wordprocessingGroup" xmlns:wpi="http://schemas.microsoft.com/office/word/2010/wordprocessingInk" xmlns:wne="http://schemas.microsoft.com/office/word/2006/wordml" xmlns:wps="http://schemas.microsoft.com/office/word/2010/wordprocessingShape" mc:Ignorable="w14 w15 w16se w16cid w16 w16cex w16sdtdh w16sdtfl w16du wp14">
+<w:document xmlns:wpc="http://schemas.microsoft.com/office/word/2010/wordprocessingCanvas" xmlns:cx="http://schemas.microsoft.com/office/drawing/2014/chartex" xmlns:cx1="http://schemas.microsoft.com/office/drawing/2015/9/8/chartex" xmlns:cx2="http://schemas.microsoft.com/office/drawing/2015/10/21/chartex" xmlns:cx3="http://schemas.microsoft.com/office/drawing/2016/5/9/chartex" xmlns:cx4="http://schemas.microsoft.com/office/drawing/2016/5/10/chartex" xmlns:cx5="http://schemas.microsoft.com/office/drawing/2016/5/11/chartex" xmlns:cx6="http://schemas.microsoft.com/office/drawing/2016/5/12/chartex" xmlns:cx7="http://schemas.microsoft.com/office/drawing/2016/5/13/chartex" xmlns:cx8="http://schemas.microsoft.com/office/drawing/2016/5/14/chartex" xmlns:mc="http://schemas.openxmlformats.org/markup-compatibility/2006" xmlns:aink="http://schemas.microsoft.com/office/drawing/2016/ink" xmlns:am3d="http://schemas.microsoft.com/office/drawing/2017/model3d" xmlns:o="urn:schemas-microsoft-com:office:office" xmlns:oel="http://schemas.microsoft.com/office/2019/extlst" xmlns:r="http://schemas.openxmlformats.org/officeDocument/2006/relationships" xmlns:m="http://schemas.openxmlformats.org/officeDocument/2006/math" xmlns:v="urn:schemas-microsoft-com:vml" xmlns:wp14="http://schemas.microsoft.com/office/word/2010/wordprocessingDrawing" xmlns:wp="http://schemas.openxmlformats.org/drawingml/2006/wordprocessingDrawing" xmlns:w10="urn:schemas-microsoft-com:office:word" xmlns:w="http://schemas.openxmlformats.org/wordprocessingml/2006/main" xmlns:w14="http://schemas.microsoft.com/office/word/2010/wordml" xmlns:w15="http://schemas.microsoft.com/office/word/2012/wordml" xmlns:w16cex="http://schemas.microsoft.com/office/word/2018/wordml/cex" xmlns:w16cid="http://schemas.microsoft.com/office/word/2016/wordml/cid" xmlns:w16="http://schemas.microsoft.com/office/word/2018/wordml" xmlns:w16du="http://schemas.microsoft.com/office/word/2023/wordml/word16du" xmlns:w16sdtdh="http://schemas.microsoft.com/office/word/2020/wordml/sdtdatahash" xmlns:w16sdtfl="http://schemas.microsoft.com/office/word/2024/wordml/sdtformatlock" xmlns:w16se="http://schemas.microsoft.com/office/word/2015/wordml/symex" xmlns:wpg="http://schemas.microsoft.com/office/word/2010/wordprocessingGroup" xmlns:wpi="http://schemas.microsoft.com/office/word/2010/wordprocessingInk" xmlns:wne="http://schemas.microsoft.com/office/word/2006/wordml" xmlns:wps="http://schemas.microsoft.com/office/word/2010/wordprocessingShape" mc:Ignorable="w14 w15 w16se w16cid w16 w16cex w16sdtdh w16sdtfl w16du wp14">
   <w:body>
     <w:tbl>
       <w:tblPr>
@@ -2112,7 +2112,13 @@
         <w:t>CSS变量、函数</w:t>
       </w:r>
     </w:p>
-    <w:p/>
+    <w:p>
+      <w:pPr>
+        <w:rPr>
+          <w:rFonts w:hint="eastAsia"/>
+        </w:rPr>
+      </w:pPr>
+    </w:p>
     <w:p>
       <w:pPr>
         <w:rPr>
@@ -2769,13 +2775,6 @@
           <w:rFonts w:hint="eastAsia"/>
         </w:rPr>
       </w:pPr>
-    </w:p>
-    <w:p>
-      <w:pPr>
-        <w:rPr>
-          <w:rFonts w:hint="eastAsia"/>
-        </w:rPr>
-      </w:pPr>
       <w:r>
         <w:t>CSS基础知识及相关要点讲解</w:t>
       </w:r>
@@ -2871,11 +2870,7 @@
         <w:t>作用域</w:t>
       </w:r>
       <w:r>
-        <w:t>：变量放在 HTML 里是全局变量，放在特定选择器如 div.card 中是</w:t>
-      </w:r>
-      <w:r>
-        <w:lastRenderedPageBreak/>
-        <w:t>局部变量，遵循就近原则，:root 是伪类，优先级比 HTML 高。</w:t>
+        <w:t>：变量放在 HTML 里是全局变量，放在特定选择器如 div.card 中是局部变量，遵循就近原则，:root 是伪类，优先级比 HTML 高。</w:t>
       </w:r>
     </w:p>
     <w:p>
@@ -2893,6 +2888,7 @@
           <w:b/>
           <w:bCs/>
         </w:rPr>
+        <w:lastRenderedPageBreak/>
         <w:t>CSS 写法与选择器</w:t>
       </w:r>
       <w:r>
@@ -3488,20 +3484,17 @@
         </w:rPr>
       </w:pPr>
       <w:r>
-        <w:t>局限性：它没有数组的高阶方法，如 map(), filter(), reduce(), forEach() (注：现代浏</w:t>
-      </w:r>
+        <w:t>局限性：它没有数组的高阶方法，如 map(), filter(), reduce(), forEach() (注：现代浏览器已支持 forEach，但 map/filter 仍不支持)。</w:t>
+      </w:r>
+    </w:p>
+    <w:p>
+      <w:pPr>
+        <w:rPr>
+          <w:rFonts w:hint="eastAsia"/>
+        </w:rPr>
+      </w:pPr>
       <w:r>
         <w:lastRenderedPageBreak/>
-        <w:t>览器已支持 forEach，但 map/filter 仍不支持)。</w:t>
-      </w:r>
-    </w:p>
-    <w:p>
-      <w:pPr>
-        <w:rPr>
-          <w:rFonts w:hint="eastAsia"/>
-        </w:rPr>
-      </w:pPr>
-      <w:r>
         <w:t>javascript</w:t>
       </w:r>
     </w:p>
@@ -4068,7 +4061,6 @@
                 <w:b/>
                 <w:bCs/>
               </w:rPr>
-              <w:lastRenderedPageBreak/>
               <w:t>方法</w:t>
             </w:r>
           </w:p>
@@ -4136,6 +4128,7 @@
               </w:rPr>
             </w:pPr>
             <w:r>
+              <w:lastRenderedPageBreak/>
               <w:t>Array.from(obj)</w:t>
             </w:r>
           </w:p>
@@ -11175,7 +11168,7 @@
 </file>
 
 <file path=word/endnotes.xml><?xml version="1.0" encoding="utf-8"?>
-<w:endnotes xmlns:wpc="http://schemas.microsoft.com/office/word/2010/wordprocessingCanvas" xmlns:cx="http://schemas.microsoft.com/office/drawing/2014/chartex" xmlns:cx1="http://schemas.microsoft.com/office/drawing/2015/9/8/chartex" xmlns:cx2="http://schemas.microsoft.com/office/drawing/2015/10/21/chartex" xmlns:cx3="http://schemas.microsoft.com/office/drawing/2016/5/9/chartex" xmlns:cx4="http://schemas.microsoft.com/office/drawing/2016/5/10/chartex" xmlns:cx5="http://schemas.microsoft.com/office/drawing/2016/5/11/chartex" xmlns:cx6="http://schemas.microsoft.com/office/drawing/2016/5/12/chartex" xmlns:cx7="http://schemas.microsoft.com/office/drawing/2016/5/13/chartex" xmlns:cx8="http://schemas.microsoft.com/office/drawing/2016/5/14/chartex" xmlns:mc="http://schemas.openxmlformats.org/markup-compatibility/2006" xmlns:aink="http://schemas.microsoft.com/office/drawing/2016/ink" xmlns:am3d="http://schemas.microsoft.com/office/drawing/2017/model3d" xmlns:o="urn:schemas-microsoft-com:office:office" xmlns:oel="http://schemas.microsoft.com/office/2019/extlst" xmlns:r="http://schemas.openxmlformats.org/officeDocument/2006/relationships" xmlns:m="http://schemas.openxmlformats.org/officeDocument/2006/math" xmlns:v="urn:schemas-microsoft-com:vml" xmlns:wp14="http://schemas.microsoft.com/office/word/2010/wordprocessingDrawing" xmlns:wp="http://schemas.openxmlformats.org/drawingml/2006/wordprocessingDrawing" xmlns:w10="urn:schemas-microsoft-com:office:word" xmlns:w="http://schemas.openxmlformats.org/wordprocessingml/2006/main" xmlns:w14="http://schemas.microsoft.com/office/word/2010/wordml" xmlns:w15="http://schemas.microsoft.com/office/word/2012/wordml" xmlns:w16cei="http://schemas.microsoft.com/office/word/2026/wordml/cei" xmlns:w16cex="http://schemas.microsoft.com/office/word/2018/wordml/cex" xmlns:w16cid="http://schemas.microsoft.com/office/word/2016/wordml/cid" xmlns:w16="http://schemas.microsoft.com/office/word/2018/wordml" xmlns:w16du="http://schemas.microsoft.com/office/word/2023/wordml/word16du" xmlns:w16sdtdh="http://schemas.microsoft.com/office/word/2020/wordml/sdtdatahash" xmlns:w16sdtfl="http://schemas.microsoft.com/office/word/2024/wordml/sdtformatlock" xmlns:w16se="http://schemas.microsoft.com/office/word/2015/wordml/symex" xmlns:wpg="http://schemas.microsoft.com/office/word/2010/wordprocessingGroup" xmlns:wpi="http://schemas.microsoft.com/office/word/2010/wordprocessingInk" xmlns:wne="http://schemas.microsoft.com/office/word/2006/wordml" xmlns:wps="http://schemas.microsoft.com/office/word/2010/wordprocessingShape" mc:Ignorable="w14 w15 w16se w16cid w16 w16cex w16sdtdh w16sdtfl w16du wp14">
+<w:endnotes xmlns:wpc="http://schemas.microsoft.com/office/word/2010/wordprocessingCanvas" xmlns:cx="http://schemas.microsoft.com/office/drawing/2014/chartex" xmlns:cx1="http://schemas.microsoft.com/office/drawing/2015/9/8/chartex" xmlns:cx2="http://schemas.microsoft.com/office/drawing/2015/10/21/chartex" xmlns:cx3="http://schemas.microsoft.com/office/drawing/2016/5/9/chartex" xmlns:cx4="http://schemas.microsoft.com/office/drawing/2016/5/10/chartex" xmlns:cx5="http://schemas.microsoft.com/office/drawing/2016/5/11/chartex" xmlns:cx6="http://schemas.microsoft.com/office/drawing/2016/5/12/chartex" xmlns:cx7="http://schemas.microsoft.com/office/drawing/2016/5/13/chartex" xmlns:cx8="http://schemas.microsoft.com/office/drawing/2016/5/14/chartex" xmlns:mc="http://schemas.openxmlformats.org/markup-compatibility/2006" xmlns:aink="http://schemas.microsoft.com/office/drawing/2016/ink" xmlns:am3d="http://schemas.microsoft.com/office/drawing/2017/model3d" xmlns:o="urn:schemas-microsoft-com:office:office" xmlns:oel="http://schemas.microsoft.com/office/2019/extlst" xmlns:r="http://schemas.openxmlformats.org/officeDocument/2006/relationships" xmlns:m="http://schemas.openxmlformats.org/officeDocument/2006/math" xmlns:v="urn:schemas-microsoft-com:vml" xmlns:wp14="http://schemas.microsoft.com/office/word/2010/wordprocessingDrawing" xmlns:wp="http://schemas.openxmlformats.org/drawingml/2006/wordprocessingDrawing" xmlns:w10="urn:schemas-microsoft-com:office:word" xmlns:w="http://schemas.openxmlformats.org/wordprocessingml/2006/main" xmlns:w14="http://schemas.microsoft.com/office/word/2010/wordml" xmlns:w15="http://schemas.microsoft.com/office/word/2012/wordml" xmlns:w16cex="http://schemas.microsoft.com/office/word/2018/wordml/cex" xmlns:w16cid="http://schemas.microsoft.com/office/word/2016/wordml/cid" xmlns:w16="http://schemas.microsoft.com/office/word/2018/wordml" xmlns:w16du="http://schemas.microsoft.com/office/word/2023/wordml/word16du" xmlns:w16sdtdh="http://schemas.microsoft.com/office/word/2020/wordml/sdtdatahash" xmlns:w16sdtfl="http://schemas.microsoft.com/office/word/2024/wordml/sdtformatlock" xmlns:w16se="http://schemas.microsoft.com/office/word/2015/wordml/symex" xmlns:wpg="http://schemas.microsoft.com/office/word/2010/wordprocessingGroup" xmlns:wpi="http://schemas.microsoft.com/office/word/2010/wordprocessingInk" xmlns:wne="http://schemas.microsoft.com/office/word/2006/wordml" xmlns:wps="http://schemas.microsoft.com/office/word/2010/wordprocessingShape" mc:Ignorable="w14 w15 w16se w16cid w16 w16cex w16sdtdh w16sdtfl w16du wp14">
   <w:endnote w:type="separator" w:id="-1">
     <w:p>
       <w:pPr>
@@ -11204,7 +11197,7 @@
 </file>
 
 <file path=word/footnotes.xml><?xml version="1.0" encoding="utf-8"?>
-<w:footnotes xmlns:wpc="http://schemas.microsoft.com/office/word/2010/wordprocessingCanvas" xmlns:cx="http://schemas.microsoft.com/office/drawing/2014/chartex" xmlns:cx1="http://schemas.microsoft.com/office/drawing/2015/9/8/chartex" xmlns:cx2="http://schemas.microsoft.com/office/drawing/2015/10/21/chartex" xmlns:cx3="http://schemas.microsoft.com/office/drawing/2016/5/9/chartex" xmlns:cx4="http://schemas.microsoft.com/office/drawing/2016/5/10/chartex" xmlns:cx5="http://schemas.microsoft.com/office/drawing/2016/5/11/chartex" xmlns:cx6="http://schemas.microsoft.com/office/drawing/2016/5/12/chartex" xmlns:cx7="http://schemas.microsoft.com/office/drawing/2016/5/13/chartex" xmlns:cx8="http://schemas.microsoft.com/office/drawing/2016/5/14/chartex" xmlns:mc="http://schemas.openxmlformats.org/markup-compatibility/2006" xmlns:aink="http://schemas.microsoft.com/office/drawing/2016/ink" xmlns:am3d="http://schemas.microsoft.com/office/drawing/2017/model3d" xmlns:o="urn:schemas-microsoft-com:office:office" xmlns:oel="http://schemas.microsoft.com/office/2019/extlst" xmlns:r="http://schemas.openxmlformats.org/officeDocument/2006/relationships" xmlns:m="http://schemas.openxmlformats.org/officeDocument/2006/math" xmlns:v="urn:schemas-microsoft-com:vml" xmlns:wp14="http://schemas.microsoft.com/office/word/2010/wordprocessingDrawing" xmlns:wp="http://schemas.openxmlformats.org/drawingml/2006/wordprocessingDrawing" xmlns:w10="urn:schemas-microsoft-com:office:word" xmlns:w="http://schemas.openxmlformats.org/wordprocessingml/2006/main" xmlns:w14="http://schemas.microsoft.com/office/word/2010/wordml" xmlns:w15="http://schemas.microsoft.com/office/word/2012/wordml" xmlns:w16cei="http://schemas.microsoft.com/office/word/2026/wordml/cei" xmlns:w16cex="http://schemas.microsoft.com/office/word/2018/wordml/cex" xmlns:w16cid="http://schemas.microsoft.com/office/word/2016/wordml/cid" xmlns:w16="http://schemas.microsoft.com/office/word/2018/wordml" xmlns:w16du="http://schemas.microsoft.com/office/word/2023/wordml/word16du" xmlns:w16sdtdh="http://schemas.microsoft.com/office/word/2020/wordml/sdtdatahash" xmlns:w16sdtfl="http://schemas.microsoft.com/office/word/2024/wordml/sdtformatlock" xmlns:w16se="http://schemas.microsoft.com/office/word/2015/wordml/symex" xmlns:wpg="http://schemas.microsoft.com/office/word/2010/wordprocessingGroup" xmlns:wpi="http://schemas.microsoft.com/office/word/2010/wordprocessingInk" xmlns:wne="http://schemas.microsoft.com/office/word/2006/wordml" xmlns:wps="http://schemas.microsoft.com/office/word/2010/wordprocessingShape" mc:Ignorable="w14 w15 w16se w16cid w16 w16cex w16sdtdh w16sdtfl w16du wp14">
+<w:footnotes xmlns:wpc="http://schemas.microsoft.com/office/word/2010/wordprocessingCanvas" xmlns:cx="http://schemas.microsoft.com/office/drawing/2014/chartex" xmlns:cx1="http://schemas.microsoft.com/office/drawing/2015/9/8/chartex" xmlns:cx2="http://schemas.microsoft.com/office/drawing/2015/10/21/chartex" xmlns:cx3="http://schemas.microsoft.com/office/drawing/2016/5/9/chartex" xmlns:cx4="http://schemas.microsoft.com/office/drawing/2016/5/10/chartex" xmlns:cx5="http://schemas.microsoft.com/office/drawing/2016/5/11/chartex" xmlns:cx6="http://schemas.microsoft.com/office/drawing/2016/5/12/chartex" xmlns:cx7="http://schemas.microsoft.com/office/drawing/2016/5/13/chartex" xmlns:cx8="http://schemas.microsoft.com/office/drawing/2016/5/14/chartex" xmlns:mc="http://schemas.openxmlformats.org/markup-compatibility/2006" xmlns:aink="http://schemas.microsoft.com/office/drawing/2016/ink" xmlns:am3d="http://schemas.microsoft.com/office/drawing/2017/model3d" xmlns:o="urn:schemas-microsoft-com:office:office" xmlns:oel="http://schemas.microsoft.com/office/2019/extlst" xmlns:r="http://schemas.openxmlformats.org/officeDocument/2006/relationships" xmlns:m="http://schemas.openxmlformats.org/officeDocument/2006/math" xmlns:v="urn:schemas-microsoft-com:vml" xmlns:wp14="http://schemas.microsoft.com/office/word/2010/wordprocessingDrawing" xmlns:wp="http://schemas.openxmlformats.org/drawingml/2006/wordprocessingDrawing" xmlns:w10="urn:schemas-microsoft-com:office:word" xmlns:w="http://schemas.openxmlformats.org/wordprocessingml/2006/main" xmlns:w14="http://schemas.microsoft.com/office/word/2010/wordml" xmlns:w15="http://schemas.microsoft.com/office/word/2012/wordml" xmlns:w16cex="http://schemas.microsoft.com/office/word/2018/wordml/cex" xmlns:w16cid="http://schemas.microsoft.com/office/word/2016/wordml/cid" xmlns:w16="http://schemas.microsoft.com/office/word/2018/wordml" xmlns:w16du="http://schemas.microsoft.com/office/word/2023/wordml/word16du" xmlns:w16sdtdh="http://schemas.microsoft.com/office/word/2020/wordml/sdtdatahash" xmlns:w16sdtfl="http://schemas.microsoft.com/office/word/2024/wordml/sdtformatlock" xmlns:w16se="http://schemas.microsoft.com/office/word/2015/wordml/symex" xmlns:wpg="http://schemas.microsoft.com/office/word/2010/wordprocessingGroup" xmlns:wpi="http://schemas.microsoft.com/office/word/2010/wordprocessingInk" xmlns:wne="http://schemas.microsoft.com/office/word/2006/wordml" xmlns:wps="http://schemas.microsoft.com/office/word/2010/wordprocessingShape" mc:Ignorable="w14 w15 w16se w16cid w16 w16cex w16sdtdh w16sdtfl w16du wp14">
   <w:footnote w:type="separator" w:id="-1">
     <w:p>
       <w:pPr>
@@ -11233,7 +11226,7 @@
 </file>
 
 <file path=word/numbering.xml><?xml version="1.0" encoding="utf-8"?>
-<w:numbering xmlns:wpc="http://schemas.microsoft.com/office/word/2010/wordprocessingCanvas" xmlns:cx="http://schemas.microsoft.com/office/drawing/2014/chartex" xmlns:cx1="http://schemas.microsoft.com/office/drawing/2015/9/8/chartex" xmlns:cx2="http://schemas.microsoft.com/office/drawing/2015/10/21/chartex" xmlns:cx3="http://schemas.microsoft.com/office/drawing/2016/5/9/chartex" xmlns:cx4="http://schemas.microsoft.com/office/drawing/2016/5/10/chartex" xmlns:cx5="http://schemas.microsoft.com/office/drawing/2016/5/11/chartex" xmlns:cx6="http://schemas.microsoft.com/office/drawing/2016/5/12/chartex" xmlns:cx7="http://schemas.microsoft.com/office/drawing/2016/5/13/chartex" xmlns:cx8="http://schemas.microsoft.com/office/drawing/2016/5/14/chartex" xmlns:mc="http://schemas.openxmlformats.org/markup-compatibility/2006" xmlns:aink="http://schemas.microsoft.com/office/drawing/2016/ink" xmlns:am3d="http://schemas.microsoft.com/office/drawing/2017/model3d" xmlns:o="urn:schemas-microsoft-com:office:office" xmlns:oel="http://schemas.microsoft.com/office/2019/extlst" xmlns:r="http://schemas.openxmlformats.org/officeDocument/2006/relationships" xmlns:m="http://schemas.openxmlformats.org/officeDocument/2006/math" xmlns:v="urn:schemas-microsoft-com:vml" xmlns:wp14="http://schemas.microsoft.com/office/word/2010/wordprocessingDrawing" xmlns:wp="http://schemas.openxmlformats.org/drawingml/2006/wordprocessingDrawing" xmlns:w10="urn:schemas-microsoft-com:office:word" xmlns:w="http://schemas.openxmlformats.org/wordprocessingml/2006/main" xmlns:w14="http://schemas.microsoft.com/office/word/2010/wordml" xmlns:w15="http://schemas.microsoft.com/office/word/2012/wordml" xmlns:w16cei="http://schemas.microsoft.com/office/word/2026/wordml/cei" xmlns:w16cex="http://schemas.microsoft.com/office/word/2018/wordml/cex" xmlns:w16cid="http://schemas.microsoft.com/office/word/2016/wordml/cid" xmlns:w16="http://schemas.microsoft.com/office/word/2018/wordml" xmlns:w16du="http://schemas.microsoft.com/office/word/2023/wordml/word16du" xmlns:w16sdtdh="http://schemas.microsoft.com/office/word/2020/wordml/sdtdatahash" xmlns:w16sdtfl="http://schemas.microsoft.com/office/word/2024/wordml/sdtformatlock" xmlns:w16se="http://schemas.microsoft.com/office/word/2015/wordml/symex" xmlns:wpg="http://schemas.microsoft.com/office/word/2010/wordprocessingGroup" xmlns:wpi="http://schemas.microsoft.com/office/word/2010/wordprocessingInk" xmlns:wne="http://schemas.microsoft.com/office/word/2006/wordml" xmlns:wps="http://schemas.microsoft.com/office/word/2010/wordprocessingShape" mc:Ignorable="w14 w15 w16se w16cid w16 w16cex w16sdtdh w16sdtfl w16du wp14">
+<w:numbering xmlns:wpc="http://schemas.microsoft.com/office/word/2010/wordprocessingCanvas" xmlns:cx="http://schemas.microsoft.com/office/drawing/2014/chartex" xmlns:cx1="http://schemas.microsoft.com/office/drawing/2015/9/8/chartex" xmlns:cx2="http://schemas.microsoft.com/office/drawing/2015/10/21/chartex" xmlns:cx3="http://schemas.microsoft.com/office/drawing/2016/5/9/chartex" xmlns:cx4="http://schemas.microsoft.com/office/drawing/2016/5/10/chartex" xmlns:cx5="http://schemas.microsoft.com/office/drawing/2016/5/11/chartex" xmlns:cx6="http://schemas.microsoft.com/office/drawing/2016/5/12/chartex" xmlns:cx7="http://schemas.microsoft.com/office/drawing/2016/5/13/chartex" xmlns:cx8="http://schemas.microsoft.com/office/drawing/2016/5/14/chartex" xmlns:mc="http://schemas.openxmlformats.org/markup-compatibility/2006" xmlns:aink="http://schemas.microsoft.com/office/drawing/2016/ink" xmlns:am3d="http://schemas.microsoft.com/office/drawing/2017/model3d" xmlns:o="urn:schemas-microsoft-com:office:office" xmlns:oel="http://schemas.microsoft.com/office/2019/extlst" xmlns:r="http://schemas.openxmlformats.org/officeDocument/2006/relationships" xmlns:m="http://schemas.openxmlformats.org/officeDocument/2006/math" xmlns:v="urn:schemas-microsoft-com:vml" xmlns:wp14="http://schemas.microsoft.com/office/word/2010/wordprocessingDrawing" xmlns:wp="http://schemas.openxmlformats.org/drawingml/2006/wordprocessingDrawing" xmlns:w10="urn:schemas-microsoft-com:office:word" xmlns:w="http://schemas.openxmlformats.org/wordprocessingml/2006/main" xmlns:w14="http://schemas.microsoft.com/office/word/2010/wordml" xmlns:w15="http://schemas.microsoft.com/office/word/2012/wordml" xmlns:w16cex="http://schemas.microsoft.com/office/word/2018/wordml/cex" xmlns:w16cid="http://schemas.microsoft.com/office/word/2016/wordml/cid" xmlns:w16="http://schemas.microsoft.com/office/word/2018/wordml" xmlns:w16du="http://schemas.microsoft.com/office/word/2023/wordml/word16du" xmlns:w16sdtdh="http://schemas.microsoft.com/office/word/2020/wordml/sdtdatahash" xmlns:w16sdtfl="http://schemas.microsoft.com/office/word/2024/wordml/sdtformatlock" xmlns:w16se="http://schemas.microsoft.com/office/word/2015/wordml/symex" xmlns:wpg="http://schemas.microsoft.com/office/word/2010/wordprocessingGroup" xmlns:wpi="http://schemas.microsoft.com/office/word/2010/wordprocessingInk" xmlns:wne="http://schemas.microsoft.com/office/word/2006/wordml" xmlns:wps="http://schemas.microsoft.com/office/word/2010/wordprocessingShape" mc:Ignorable="w14 w15 w16se w16cid w16 w16cex w16sdtdh w16sdtfl w16du wp14">
   <w:abstractNum w:abstractNumId="0" w15:restartNumberingAfterBreak="0">
     <w:nsid w:val="1BB63DBE"/>
     <w:multiLevelType w:val="multilevel"/>

--- a/lesson.docx
+++ b/lesson.docx
@@ -1,6 +1,6 @@
 
 <file path=word/document.xml><?xml version="1.0" encoding="utf-8"?>
-<w:document xmlns:wpc="http://schemas.microsoft.com/office/word/2010/wordprocessingCanvas" xmlns:cx="http://schemas.microsoft.com/office/drawing/2014/chartex" xmlns:cx1="http://schemas.microsoft.com/office/drawing/2015/9/8/chartex" xmlns:cx2="http://schemas.microsoft.com/office/drawing/2015/10/21/chartex" xmlns:cx3="http://schemas.microsoft.com/office/drawing/2016/5/9/chartex" xmlns:cx4="http://schemas.microsoft.com/office/drawing/2016/5/10/chartex" xmlns:cx5="http://schemas.microsoft.com/office/drawing/2016/5/11/chartex" xmlns:cx6="http://schemas.microsoft.com/office/drawing/2016/5/12/chartex" xmlns:cx7="http://schemas.microsoft.com/office/drawing/2016/5/13/chartex" xmlns:cx8="http://schemas.microsoft.com/office/drawing/2016/5/14/chartex" xmlns:mc="http://schemas.openxmlformats.org/markup-compatibility/2006" xmlns:aink="http://schemas.microsoft.com/office/drawing/2016/ink" xmlns:am3d="http://schemas.microsoft.com/office/drawing/2017/model3d" xmlns:o="urn:schemas-microsoft-com:office:office" xmlns:oel="http://schemas.microsoft.com/office/2019/extlst" xmlns:r="http://schemas.openxmlformats.org/officeDocument/2006/relationships" xmlns:m="http://schemas.openxmlformats.org/officeDocument/2006/math" xmlns:v="urn:schemas-microsoft-com:vml" xmlns:wp14="http://schemas.microsoft.com/office/word/2010/wordprocessingDrawing" xmlns:wp="http://schemas.openxmlformats.org/drawingml/2006/wordprocessingDrawing" xmlns:w10="urn:schemas-microsoft-com:office:word" xmlns:w="http://schemas.openxmlformats.org/wordprocessingml/2006/main" xmlns:w14="http://schemas.microsoft.com/office/word/2010/wordml" xmlns:w15="http://schemas.microsoft.com/office/word/2012/wordml" xmlns:w16cei="http://schemas.microsoft.com/office/word/2026/wordml/cei" xmlns:w16cex="http://schemas.microsoft.com/office/word/2018/wordml/cex" xmlns:w16cid="http://schemas.microsoft.com/office/word/2016/wordml/cid" xmlns:w16="http://schemas.microsoft.com/office/word/2018/wordml" xmlns:w16du="http://schemas.microsoft.com/office/word/2023/wordml/word16du" xmlns:w16sdtdh="http://schemas.microsoft.com/office/word/2020/wordml/sdtdatahash" xmlns:w16sdtfl="http://schemas.microsoft.com/office/word/2024/wordml/sdtformatlock" xmlns:w16se="http://schemas.microsoft.com/office/word/2015/wordml/symex" xmlns:wpg="http://schemas.microsoft.com/office/word/2010/wordprocessingGroup" xmlns:wpi="http://schemas.microsoft.com/office/word/2010/wordprocessingInk" xmlns:wne="http://schemas.microsoft.com/office/word/2006/wordml" xmlns:wps="http://schemas.microsoft.com/office/word/2010/wordprocessingShape" mc:Ignorable="w14 w15 w16se w16cid w16 w16cex w16sdtdh w16sdtfl w16du wp14">
+<w:document xmlns:wpc="http://schemas.microsoft.com/office/word/2010/wordprocessingCanvas" xmlns:cx="http://schemas.microsoft.com/office/drawing/2014/chartex" xmlns:cx1="http://schemas.microsoft.com/office/drawing/2015/9/8/chartex" xmlns:cx2="http://schemas.microsoft.com/office/drawing/2015/10/21/chartex" xmlns:cx3="http://schemas.microsoft.com/office/drawing/2016/5/9/chartex" xmlns:cx4="http://schemas.microsoft.com/office/drawing/2016/5/10/chartex" xmlns:cx5="http://schemas.microsoft.com/office/drawing/2016/5/11/chartex" xmlns:cx6="http://schemas.microsoft.com/office/drawing/2016/5/12/chartex" xmlns:cx7="http://schemas.microsoft.com/office/drawing/2016/5/13/chartex" xmlns:cx8="http://schemas.microsoft.com/office/drawing/2016/5/14/chartex" xmlns:mc="http://schemas.openxmlformats.org/markup-compatibility/2006" xmlns:aink="http://schemas.microsoft.com/office/drawing/2016/ink" xmlns:am3d="http://schemas.microsoft.com/office/drawing/2017/model3d" xmlns:o="urn:schemas-microsoft-com:office:office" xmlns:oel="http://schemas.microsoft.com/office/2019/extlst" xmlns:r="http://schemas.openxmlformats.org/officeDocument/2006/relationships" xmlns:m="http://schemas.openxmlformats.org/officeDocument/2006/math" xmlns:v="urn:schemas-microsoft-com:vml" xmlns:wp14="http://schemas.microsoft.com/office/word/2010/wordprocessingDrawing" xmlns:wp="http://schemas.openxmlformats.org/drawingml/2006/wordprocessingDrawing" xmlns:w10="urn:schemas-microsoft-com:office:word" xmlns:w="http://schemas.openxmlformats.org/wordprocessingml/2006/main" xmlns:w14="http://schemas.microsoft.com/office/word/2010/wordml" xmlns:w15="http://schemas.microsoft.com/office/word/2012/wordml" xmlns:w16cex="http://schemas.microsoft.com/office/word/2018/wordml/cex" xmlns:w16cid="http://schemas.microsoft.com/office/word/2016/wordml/cid" xmlns:w16="http://schemas.microsoft.com/office/word/2018/wordml" xmlns:w16du="http://schemas.microsoft.com/office/word/2023/wordml/word16du" xmlns:w16sdtdh="http://schemas.microsoft.com/office/word/2020/wordml/sdtdatahash" xmlns:w16sdtfl="http://schemas.microsoft.com/office/word/2024/wordml/sdtformatlock" xmlns:w16se="http://schemas.microsoft.com/office/word/2015/wordml/symex" xmlns:wpg="http://schemas.microsoft.com/office/word/2010/wordprocessingGroup" xmlns:wpi="http://schemas.microsoft.com/office/word/2010/wordprocessingInk" xmlns:wne="http://schemas.microsoft.com/office/word/2006/wordml" xmlns:wps="http://schemas.microsoft.com/office/word/2010/wordprocessingShape" mc:Ignorable="w14 w15 w16se w16cid w16 w16cex w16sdtdh w16sdtfl w16du wp14">
   <w:body>
     <w:tbl>
       <w:tblPr>
@@ -2112,7 +2112,13 @@
         <w:t>CSS变量、函数</w:t>
       </w:r>
     </w:p>
-    <w:p/>
+    <w:p>
+      <w:pPr>
+        <w:rPr>
+          <w:rFonts w:hint="eastAsia"/>
+        </w:rPr>
+      </w:pPr>
+    </w:p>
     <w:p>
       <w:pPr>
         <w:rPr>
@@ -2333,8 +2339,13 @@
         <w:t>CSS 变量定义</w:t>
       </w:r>
       <w:r>
-        <w:t>：在:root选择器中定义，变量名以两个横杠开头，后跟值 ，如--BG-color: white; 。</w:t>
-      </w:r>
+        <w:t>：在:root选择器中定义，变量名以两个横杠开头，后跟值 ，如--BG-color: white;</w:t>
+      </w:r>
+      <w:proofErr w:type="gramStart"/>
+      <w:r>
+        <w:t xml:space="preserve"> 。</w:t>
+      </w:r>
+      <w:proofErr w:type="gramEnd"/>
     </w:p>
     <w:p>
       <w:pPr>
@@ -2354,7 +2365,23 @@
         <w:t>CSS 变量使用</w:t>
       </w:r>
       <w:r>
-        <w:t>：使用var()函数，在选择器中取值，如html { color: var(--Text-color); } 。</w:t>
+        <w:t xml:space="preserve">：使用var()函数，在选择器中取值，如html </w:t>
+      </w:r>
+      <w:proofErr w:type="gramStart"/>
+      <w:r>
+        <w:t xml:space="preserve">{ </w:t>
+      </w:r>
+      <w:proofErr w:type="gramEnd"/>
+      <w:r>
+        <w:t>color: var(--Text-color);</w:t>
+      </w:r>
+      <w:proofErr w:type="gramStart"/>
+      <w:r>
+        <w:t xml:space="preserve"> }</w:t>
+      </w:r>
+      <w:proofErr w:type="gramEnd"/>
+      <w:r>
+        <w:t xml:space="preserve"> 。</w:t>
       </w:r>
     </w:p>
     <w:p>
@@ -2438,7 +2465,15 @@
         <w:t>具体代码</w:t>
       </w:r>
       <w:r>
-        <w:t>：用document.documentElement表示 HTML 根节点，使用toggle()方法添加或移除类。</w:t>
+        <w:t>：用</w:t>
+      </w:r>
+      <w:proofErr w:type="spellStart"/>
+      <w:r>
+        <w:t>document.documentElement</w:t>
+      </w:r>
+      <w:proofErr w:type="spellEnd"/>
+      <w:r>
+        <w:t>表示 HTML 根节点，使用toggle()方法添加或移除类。</w:t>
       </w:r>
     </w:p>
     <w:p>
@@ -2467,11 +2502,19 @@
           <w:rFonts w:hint="eastAsia"/>
         </w:rPr>
       </w:pPr>
-      <w:r>
-        <w:rPr>
-          <w:rFonts w:hint="eastAsia"/>
-        </w:rPr>
-        <w:t>Var(--XX, #000000)</w:t>
+      <w:proofErr w:type="gramStart"/>
+      <w:r>
+        <w:rPr>
+          <w:rFonts w:hint="eastAsia"/>
+        </w:rPr>
+        <w:t>Var(</w:t>
+      </w:r>
+      <w:proofErr w:type="gramEnd"/>
+      <w:r>
+        <w:rPr>
+          <w:rFonts w:hint="eastAsia"/>
+        </w:rPr>
+        <w:t>--XX, #000000)</w:t>
       </w:r>
     </w:p>
     <w:p>
@@ -2493,38 +2536,62 @@
           <w:rFonts w:hint="eastAsia"/>
         </w:rPr>
       </w:pPr>
-      <w:r>
-        <w:rPr>
-          <w:rFonts w:hint="eastAsia"/>
-        </w:rPr>
-        <w:t>Min()</w:t>
-      </w:r>
-    </w:p>
-    <w:p>
-      <w:pPr>
-        <w:rPr>
-          <w:rFonts w:hint="eastAsia"/>
-        </w:rPr>
-      </w:pPr>
-      <w:r>
-        <w:rPr>
-          <w:rFonts w:hint="eastAsia"/>
-        </w:rPr>
-        <w:t>Max()</w:t>
-      </w:r>
-    </w:p>
-    <w:p>
-      <w:pPr>
-        <w:rPr>
-          <w:rFonts w:hint="eastAsia"/>
-        </w:rPr>
-      </w:pPr>
-      <w:r>
-        <w:rPr>
-          <w:rFonts w:hint="eastAsia"/>
-        </w:rPr>
-        <w:t>Clamp(最小值，理想值，最大值)</w:t>
-      </w:r>
+      <w:proofErr w:type="gramStart"/>
+      <w:r>
+        <w:rPr>
+          <w:rFonts w:hint="eastAsia"/>
+        </w:rPr>
+        <w:t>Min(</w:t>
+      </w:r>
+      <w:proofErr w:type="gramEnd"/>
+      <w:r>
+        <w:rPr>
+          <w:rFonts w:hint="eastAsia"/>
+        </w:rPr>
+        <w:t>)</w:t>
+      </w:r>
+    </w:p>
+    <w:p>
+      <w:pPr>
+        <w:rPr>
+          <w:rFonts w:hint="eastAsia"/>
+        </w:rPr>
+      </w:pPr>
+      <w:proofErr w:type="gramStart"/>
+      <w:r>
+        <w:rPr>
+          <w:rFonts w:hint="eastAsia"/>
+        </w:rPr>
+        <w:t>Max(</w:t>
+      </w:r>
+      <w:proofErr w:type="gramEnd"/>
+      <w:r>
+        <w:rPr>
+          <w:rFonts w:hint="eastAsia"/>
+        </w:rPr>
+        <w:t>)</w:t>
+      </w:r>
+    </w:p>
+    <w:p>
+      <w:pPr>
+        <w:rPr>
+          <w:rFonts w:hint="eastAsia"/>
+        </w:rPr>
+      </w:pPr>
+      <w:r>
+        <w:rPr>
+          <w:rFonts w:hint="eastAsia"/>
+        </w:rPr>
+        <w:t>Clamp(最小值，理想值，最大</w:t>
+      </w:r>
+      <w:proofErr w:type="gramStart"/>
+      <w:r>
+        <w:rPr>
+          <w:rFonts w:hint="eastAsia"/>
+        </w:rPr>
+        <w:t>值)</w:t>
+      </w:r>
+      <w:proofErr w:type="gramEnd"/>
       <w:r>
         <w:rPr>
           <w:rFonts w:hint="eastAsia"/>
@@ -2568,8 +2635,16 @@
         <w:rPr>
           <w:rFonts w:hint="eastAsia"/>
         </w:rPr>
-        <w:t xml:space="preserve"> vite</w:t>
-      </w:r>
+        <w:t xml:space="preserve"> </w:t>
+      </w:r>
+      <w:proofErr w:type="spellStart"/>
+      <w:r>
+        <w:rPr>
+          <w:rFonts w:hint="eastAsia"/>
+        </w:rPr>
+        <w:t>vite</w:t>
+      </w:r>
+      <w:proofErr w:type="spellEnd"/>
       <w:r>
         <w:rPr>
           <w:rFonts w:hint="eastAsia"/>
@@ -2596,11 +2671,27 @@
           <w:rFonts w:hint="eastAsia"/>
         </w:rPr>
       </w:pPr>
-      <w:r>
-        <w:rPr>
-          <w:rFonts w:hint="eastAsia"/>
-        </w:rPr>
-        <w:t>.baseStyle{</w:t>
+      <w:proofErr w:type="gramStart"/>
+      <w:r>
+        <w:rPr>
+          <w:rFonts w:hint="eastAsia"/>
+        </w:rPr>
+        <w:t>.</w:t>
+      </w:r>
+      <w:proofErr w:type="spellStart"/>
+      <w:r>
+        <w:rPr>
+          <w:rFonts w:hint="eastAsia"/>
+        </w:rPr>
+        <w:t>baseStyle</w:t>
+      </w:r>
+      <w:proofErr w:type="spellEnd"/>
+      <w:proofErr w:type="gramEnd"/>
+      <w:r>
+        <w:rPr>
+          <w:rFonts w:hint="eastAsia"/>
+        </w:rPr>
+        <w:t>{</w:t>
       </w:r>
     </w:p>
     <w:p>
@@ -2648,38 +2739,76 @@
           <w:rFonts w:hint="eastAsia"/>
         </w:rPr>
       </w:pPr>
-      <w:r>
-        <w:rPr>
-          <w:rFonts w:hint="eastAsia"/>
-        </w:rPr>
-        <w:t>.primaryButton{</w:t>
-      </w:r>
-    </w:p>
-    <w:p>
-      <w:pPr>
-        <w:rPr>
-          <w:rFonts w:hint="eastAsia"/>
-        </w:rPr>
-      </w:pPr>
-      <w:r>
-        <w:rPr>
-          <w:rFonts w:hint="eastAsia"/>
-        </w:rPr>
-        <w:t xml:space="preserve">    composes: baseStyle baseStyle1 baseStyle2</w:t>
-      </w:r>
-    </w:p>
-    <w:p>
-      <w:pPr>
-        <w:rPr>
-          <w:rFonts w:hint="eastAsia"/>
-        </w:rPr>
-      </w:pPr>
-      <w:r>
-        <w:rPr>
-          <w:rFonts w:hint="eastAsia"/>
-        </w:rPr>
-        <w:t xml:space="preserve">    color:XXX</w:t>
-      </w:r>
+      <w:proofErr w:type="gramStart"/>
+      <w:r>
+        <w:rPr>
+          <w:rFonts w:hint="eastAsia"/>
+        </w:rPr>
+        <w:t>.</w:t>
+      </w:r>
+      <w:proofErr w:type="spellStart"/>
+      <w:r>
+        <w:rPr>
+          <w:rFonts w:hint="eastAsia"/>
+        </w:rPr>
+        <w:t>primaryButton</w:t>
+      </w:r>
+      <w:proofErr w:type="spellEnd"/>
+      <w:proofErr w:type="gramEnd"/>
+      <w:r>
+        <w:rPr>
+          <w:rFonts w:hint="eastAsia"/>
+        </w:rPr>
+        <w:t>{</w:t>
+      </w:r>
+    </w:p>
+    <w:p>
+      <w:pPr>
+        <w:rPr>
+          <w:rFonts w:hint="eastAsia"/>
+        </w:rPr>
+      </w:pPr>
+      <w:r>
+        <w:rPr>
+          <w:rFonts w:hint="eastAsia"/>
+        </w:rPr>
+        <w:t xml:space="preserve">    composes: </w:t>
+      </w:r>
+      <w:proofErr w:type="spellStart"/>
+      <w:r>
+        <w:rPr>
+          <w:rFonts w:hint="eastAsia"/>
+        </w:rPr>
+        <w:t>baseStyle</w:t>
+      </w:r>
+      <w:proofErr w:type="spellEnd"/>
+      <w:r>
+        <w:rPr>
+          <w:rFonts w:hint="eastAsia"/>
+        </w:rPr>
+        <w:t xml:space="preserve"> baseStyle1 baseStyle2</w:t>
+      </w:r>
+    </w:p>
+    <w:p>
+      <w:pPr>
+        <w:rPr>
+          <w:rFonts w:hint="eastAsia"/>
+        </w:rPr>
+      </w:pPr>
+      <w:r>
+        <w:rPr>
+          <w:rFonts w:hint="eastAsia"/>
+        </w:rPr>
+        <w:t xml:space="preserve">    </w:t>
+      </w:r>
+      <w:proofErr w:type="spellStart"/>
+      <w:r>
+        <w:rPr>
+          <w:rFonts w:hint="eastAsia"/>
+        </w:rPr>
+        <w:t>color:XXX</w:t>
+      </w:r>
+      <w:proofErr w:type="spellEnd"/>
     </w:p>
     <w:p>
       <w:pPr>
@@ -2716,12 +2845,14 @@
       <w:r>
         <w:t>Cascading</w:t>
       </w:r>
+      <w:proofErr w:type="gramStart"/>
       <w:r>
         <w:rPr>
           <w:rFonts w:hint="eastAsia"/>
         </w:rPr>
         <w:t>(层叠性)</w:t>
       </w:r>
+      <w:proofErr w:type="gramEnd"/>
       <w:r>
         <w:t xml:space="preserve"> Style Sheets</w:t>
       </w:r>
@@ -2743,7 +2874,35 @@
         <w:rPr>
           <w:rFonts w:hint="eastAsia"/>
         </w:rPr>
-        <w:t>作业：Classlist的返回，伪数组，使用Array.from转换</w:t>
+        <w:t>作业：</w:t>
+      </w:r>
+      <w:proofErr w:type="spellStart"/>
+      <w:r>
+        <w:rPr>
+          <w:rFonts w:hint="eastAsia"/>
+        </w:rPr>
+        <w:t>Classlist</w:t>
+      </w:r>
+      <w:proofErr w:type="spellEnd"/>
+      <w:r>
+        <w:rPr>
+          <w:rFonts w:hint="eastAsia"/>
+        </w:rPr>
+        <w:t>的返回，伪数组，使用</w:t>
+      </w:r>
+      <w:proofErr w:type="spellStart"/>
+      <w:r>
+        <w:rPr>
+          <w:rFonts w:hint="eastAsia"/>
+        </w:rPr>
+        <w:t>Array.from</w:t>
+      </w:r>
+      <w:proofErr w:type="spellEnd"/>
+      <w:r>
+        <w:rPr>
+          <w:rFonts w:hint="eastAsia"/>
+        </w:rPr>
+        <w:t>转换</w:t>
       </w:r>
     </w:p>
     <w:p>
@@ -2808,7 +2967,15 @@
         <w:t>复习与作业</w:t>
       </w:r>
       <w:r>
-        <w:t>：回顾上节课 SNS 主题页切换相关内容，本次课后作业为研究 classList，包括其返回值、转换数组方法及常用操作。</w:t>
+        <w:t xml:space="preserve">：回顾上节课 SNS 主题页切换相关内容，本次课后作业为研究 </w:t>
+      </w:r>
+      <w:proofErr w:type="spellStart"/>
+      <w:r>
+        <w:t>classList</w:t>
+      </w:r>
+      <w:proofErr w:type="spellEnd"/>
+      <w:r>
+        <w:t>，包括其返回值、转换数组方法及常用操作。</w:t>
       </w:r>
     </w:p>
     <w:p>
@@ -2871,11 +3038,27 @@
         <w:t>作用域</w:t>
       </w:r>
       <w:r>
-        <w:t>：变量放在 HTML 里是全局变量，放在特定选择器如 div.card 中是</w:t>
+        <w:t xml:space="preserve">：变量放在 HTML 里是全局变量，放在特定选择器如 </w:t>
+      </w:r>
+      <w:proofErr w:type="spellStart"/>
+      <w:r>
+        <w:t>div.card</w:t>
+      </w:r>
+      <w:proofErr w:type="spellEnd"/>
+      <w:r>
+        <w:t xml:space="preserve"> 中是</w:t>
       </w:r>
       <w:r>
         <w:lastRenderedPageBreak/>
-        <w:t>局部变量，遵循就近原则，:root 是伪类，优先级比 HTML 高。</w:t>
+        <w:t>局部变量，遵循就近原则</w:t>
+      </w:r>
+      <w:proofErr w:type="gramStart"/>
+      <w:r>
+        <w:t>，:</w:t>
+      </w:r>
+      <w:proofErr w:type="gramEnd"/>
+      <w:r>
+        <w:t>root 是伪类，优先级比 HTML 高。</w:t>
       </w:r>
     </w:p>
     <w:p>
@@ -3232,7 +3415,15 @@
         <w:t>存储</w:t>
       </w:r>
       <w:r>
-        <w:t>：写在独立的.css 文件，或 style 标签里，浏览器通过 CSS 解析器读取。</w:t>
+        <w:t>：写在独立的.</w:t>
+      </w:r>
+      <w:proofErr w:type="spellStart"/>
+      <w:r>
+        <w:t>css</w:t>
+      </w:r>
+      <w:proofErr w:type="spellEnd"/>
+      <w:r>
+        <w:t xml:space="preserve"> 文件，或 style 标签里，浏览器通过 CSS 解析器读取。</w:t>
       </w:r>
     </w:p>
     <w:p>
@@ -3360,35 +3551,70 @@
           <w:b/>
           <w:bCs/>
         </w:rPr>
-        <w:t>1. classList 的返回值：DOMTokenList</w:t>
-      </w:r>
-    </w:p>
-    <w:p>
-      <w:pPr>
-        <w:rPr>
-          <w:rFonts w:hint="eastAsia"/>
-        </w:rPr>
-      </w:pPr>
-      <w:r>
-        <w:t>当你访问一个元素的 element.classList 时，返回的</w:t>
-      </w:r>
+        <w:t xml:space="preserve">1. </w:t>
+      </w:r>
+      <w:proofErr w:type="spellStart"/>
       <w:r>
         <w:rPr>
           <w:b/>
           <w:bCs/>
         </w:rPr>
-        <w:t>不是</w:t>
-      </w:r>
-      <w:r>
-        <w:t>普通的 JavaScript 数组，而是一个 </w:t>
-      </w:r>
+        <w:t>classList</w:t>
+      </w:r>
+      <w:proofErr w:type="spellEnd"/>
       <w:r>
         <w:rPr>
           <w:b/>
           <w:bCs/>
         </w:rPr>
+        <w:t xml:space="preserve"> 的返回值：</w:t>
+      </w:r>
+      <w:proofErr w:type="spellStart"/>
+      <w:r>
+        <w:rPr>
+          <w:b/>
+          <w:bCs/>
+        </w:rPr>
         <w:t>DOMTokenList</w:t>
       </w:r>
+      <w:proofErr w:type="spellEnd"/>
+    </w:p>
+    <w:p>
+      <w:pPr>
+        <w:rPr>
+          <w:rFonts w:hint="eastAsia"/>
+        </w:rPr>
+      </w:pPr>
+      <w:r>
+        <w:t>当你访问一个元素的 </w:t>
+      </w:r>
+      <w:proofErr w:type="spellStart"/>
+      <w:r>
+        <w:t>element.classList</w:t>
+      </w:r>
+      <w:proofErr w:type="spellEnd"/>
+      <w:r>
+        <w:t> 时，返回的</w:t>
+      </w:r>
+      <w:r>
+        <w:rPr>
+          <w:b/>
+          <w:bCs/>
+        </w:rPr>
+        <w:t>不是</w:t>
+      </w:r>
+      <w:r>
+        <w:t>普通的 JavaScript 数组，而是一个 </w:t>
+      </w:r>
+      <w:proofErr w:type="spellStart"/>
+      <w:r>
+        <w:rPr>
+          <w:b/>
+          <w:bCs/>
+        </w:rPr>
+        <w:t>DOMTokenList</w:t>
+      </w:r>
+      <w:proofErr w:type="spellEnd"/>
       <w:r>
         <w:t> 对象。</w:t>
       </w:r>
@@ -3432,7 +3658,23 @@
         </w:rPr>
       </w:pPr>
       <w:r>
-        <w:t>add(className) / remove(className)</w:t>
+        <w:t>add(</w:t>
+      </w:r>
+      <w:proofErr w:type="spellStart"/>
+      <w:r>
+        <w:t>className</w:t>
+      </w:r>
+      <w:proofErr w:type="spellEnd"/>
+      <w:r>
+        <w:t>) / remove(</w:t>
+      </w:r>
+      <w:proofErr w:type="spellStart"/>
+      <w:r>
+        <w:t>className</w:t>
+      </w:r>
+      <w:proofErr w:type="spellEnd"/>
+      <w:r>
+        <w:t>)</w:t>
       </w:r>
     </w:p>
     <w:p>
@@ -3446,7 +3688,15 @@
         </w:rPr>
       </w:pPr>
       <w:r>
-        <w:t>toggle(className)</w:t>
+        <w:t>toggle(</w:t>
+      </w:r>
+      <w:proofErr w:type="spellStart"/>
+      <w:r>
+        <w:t>className</w:t>
+      </w:r>
+      <w:proofErr w:type="spellEnd"/>
+      <w:r>
+        <w:t>)</w:t>
       </w:r>
     </w:p>
     <w:p>
@@ -3460,7 +3710,15 @@
         </w:rPr>
       </w:pPr>
       <w:r>
-        <w:t>contains(className)</w:t>
+        <w:t>contains(</w:t>
+      </w:r>
+      <w:proofErr w:type="spellStart"/>
+      <w:r>
+        <w:t>className</w:t>
+      </w:r>
+      <w:proofErr w:type="spellEnd"/>
+      <w:r>
+        <w:t>)</w:t>
       </w:r>
     </w:p>
     <w:p>
@@ -3473,8 +3731,13 @@
           <w:rFonts w:hint="eastAsia"/>
         </w:rPr>
       </w:pPr>
-      <w:r>
-        <w:t>replace(old, new)</w:t>
+      <w:proofErr w:type="gramStart"/>
+      <w:r>
+        <w:t>replace(</w:t>
+      </w:r>
+      <w:proofErr w:type="gramEnd"/>
+      <w:r>
+        <w:t>old, new)</w:t>
       </w:r>
     </w:p>
     <w:p>
@@ -3488,22 +3751,45 @@
         </w:rPr>
       </w:pPr>
       <w:r>
-        <w:t>局限性：它没有数组的高阶方法，如 map(), filter(), reduce(), forEach() (注：现代浏</w:t>
+        <w:t>局限性：它没有数组的高阶方法，如 map(), filter(), reduce(), </w:t>
+      </w:r>
+      <w:proofErr w:type="spellStart"/>
+      <w:r>
+        <w:t>forEach</w:t>
+      </w:r>
+      <w:proofErr w:type="spellEnd"/>
+      <w:r>
+        <w:t>() (注：现代浏</w:t>
       </w:r>
       <w:r>
         <w:lastRenderedPageBreak/>
-        <w:t>览器已支持 forEach，但 map/filter 仍不支持)。</w:t>
-      </w:r>
-    </w:p>
-    <w:p>
-      <w:pPr>
-        <w:rPr>
-          <w:rFonts w:hint="eastAsia"/>
-        </w:rPr>
-      </w:pPr>
+        <w:t xml:space="preserve">览器已支持 </w:t>
+      </w:r>
+      <w:proofErr w:type="spellStart"/>
+      <w:r>
+        <w:t>forEach</w:t>
+      </w:r>
+      <w:proofErr w:type="spellEnd"/>
+      <w:r>
+        <w:t>，但 map/filter 仍不支</w:t>
+      </w:r>
+      <w:proofErr w:type="gramStart"/>
+      <w:r>
+        <w:t>持)。</w:t>
+      </w:r>
+      <w:proofErr w:type="gramEnd"/>
+    </w:p>
+    <w:p>
+      <w:pPr>
+        <w:rPr>
+          <w:rFonts w:hint="eastAsia"/>
+        </w:rPr>
+      </w:pPr>
+      <w:proofErr w:type="spellStart"/>
       <w:r>
         <w:t>javascript</w:t>
       </w:r>
+      <w:proofErr w:type="spellEnd"/>
     </w:p>
     <w:p>
       <w:pPr>
@@ -3522,17 +3808,45 @@
         </w:rPr>
       </w:pPr>
       <w:r>
-        <w:t>const el = document.querySelector('.box');</w:t>
-      </w:r>
-    </w:p>
-    <w:p>
-      <w:pPr>
-        <w:rPr>
-          <w:rFonts w:hint="eastAsia"/>
-        </w:rPr>
-      </w:pPr>
-      <w:r>
-        <w:t xml:space="preserve">console.log(el.classList); </w:t>
+        <w:t xml:space="preserve">const el = </w:t>
+      </w:r>
+      <w:proofErr w:type="spellStart"/>
+      <w:proofErr w:type="gramStart"/>
+      <w:r>
+        <w:t>document.querySelector</w:t>
+      </w:r>
+      <w:proofErr w:type="spellEnd"/>
+      <w:proofErr w:type="gramEnd"/>
+      <w:r>
+        <w:t>(</w:t>
+      </w:r>
+      <w:proofErr w:type="gramStart"/>
+      <w:r>
+        <w:t>'.box</w:t>
+      </w:r>
+      <w:proofErr w:type="gramEnd"/>
+      <w:r>
+        <w:t>');</w:t>
+      </w:r>
+    </w:p>
+    <w:p>
+      <w:pPr>
+        <w:rPr>
+          <w:rFonts w:hint="eastAsia"/>
+        </w:rPr>
+      </w:pPr>
+      <w:r>
+        <w:t>console.log(</w:t>
+      </w:r>
+      <w:proofErr w:type="spellStart"/>
+      <w:proofErr w:type="gramStart"/>
+      <w:r>
+        <w:t>el.classList</w:t>
+      </w:r>
+      <w:proofErr w:type="spellEnd"/>
+      <w:proofErr w:type="gramEnd"/>
+      <w:r>
+        <w:t xml:space="preserve">); </w:t>
       </w:r>
     </w:p>
     <w:p>
@@ -3546,7 +3860,23 @@
           <w:i/>
           <w:iCs/>
         </w:rPr>
-        <w:t>// 输出: DOMTokenList ["active", "visible", length: 2, value: "active visible"]</w:t>
+        <w:t xml:space="preserve">// 输出: </w:t>
+      </w:r>
+      <w:proofErr w:type="spellStart"/>
+      <w:r>
+        <w:rPr>
+          <w:i/>
+          <w:iCs/>
+        </w:rPr>
+        <w:t>DOMTokenList</w:t>
+      </w:r>
+      <w:proofErr w:type="spellEnd"/>
+      <w:r>
+        <w:rPr>
+          <w:i/>
+          <w:iCs/>
+        </w:rPr>
+        <w:t xml:space="preserve"> ["active", "visible", length: 2, value: "active visible"]</w:t>
       </w:r>
     </w:p>
     <w:p>
@@ -3591,7 +3921,23 @@
           <w:b/>
           <w:bCs/>
         </w:rPr>
-        <w:t>拥有数字索引和 length 属性，但没有继承自 Array.prototype 方法的对象</w:t>
+        <w:t>拥有数字索引和 length 属性，但没有继承自 </w:t>
+      </w:r>
+      <w:proofErr w:type="spellStart"/>
+      <w:r>
+        <w:rPr>
+          <w:b/>
+          <w:bCs/>
+        </w:rPr>
+        <w:t>Array.prototype</w:t>
+      </w:r>
+      <w:proofErr w:type="spellEnd"/>
+      <w:r>
+        <w:rPr>
+          <w:b/>
+          <w:bCs/>
+        </w:rPr>
+        <w:t> 方法的对象</w:t>
       </w:r>
       <w:r>
         <w:t>。</w:t>
@@ -3623,8 +3969,21 @@
           <w:rFonts w:hint="eastAsia"/>
         </w:rPr>
       </w:pPr>
-      <w:r>
-        <w:t>DOMTokenList (classList)</w:t>
+      <w:proofErr w:type="spellStart"/>
+      <w:r>
+        <w:t>DOMTokenList</w:t>
+      </w:r>
+      <w:proofErr w:type="spellEnd"/>
+      <w:r>
+        <w:t> (</w:t>
+      </w:r>
+      <w:proofErr w:type="spellStart"/>
+      <w:r>
+        <w:t>classList</w:t>
+      </w:r>
+      <w:proofErr w:type="spellEnd"/>
+      <w:r>
+        <w:t>)</w:t>
       </w:r>
     </w:p>
     <w:p>
@@ -3637,9 +3996,27 @@
           <w:rFonts w:hint="eastAsia"/>
         </w:rPr>
       </w:pPr>
-      <w:r>
-        <w:t>NodeList (document.querySelectorAll() 的返回值)</w:t>
-      </w:r>
+      <w:proofErr w:type="spellStart"/>
+      <w:r>
+        <w:t>NodeList</w:t>
+      </w:r>
+      <w:proofErr w:type="spellEnd"/>
+      <w:r>
+        <w:t> (</w:t>
+      </w:r>
+      <w:proofErr w:type="spellStart"/>
+      <w:r>
+        <w:t>document.querySelectorAll</w:t>
+      </w:r>
+      <w:proofErr w:type="spellEnd"/>
+      <w:r>
+        <w:t>() 的返回</w:t>
+      </w:r>
+      <w:proofErr w:type="gramStart"/>
+      <w:r>
+        <w:t>值)</w:t>
+      </w:r>
+      <w:proofErr w:type="gramEnd"/>
     </w:p>
     <w:p>
       <w:pPr>
@@ -3651,9 +4028,27 @@
           <w:rFonts w:hint="eastAsia"/>
         </w:rPr>
       </w:pPr>
-      <w:r>
-        <w:t>HTMLCollection (document.getElementsByClassName() 的返回值)</w:t>
-      </w:r>
+      <w:proofErr w:type="spellStart"/>
+      <w:r>
+        <w:t>HTMLCollection</w:t>
+      </w:r>
+      <w:proofErr w:type="spellEnd"/>
+      <w:r>
+        <w:t> (</w:t>
+      </w:r>
+      <w:proofErr w:type="spellStart"/>
+      <w:r>
+        <w:t>document.getElementsByClassName</w:t>
+      </w:r>
+      <w:proofErr w:type="spellEnd"/>
+      <w:r>
+        <w:t>() 的返回</w:t>
+      </w:r>
+      <w:proofErr w:type="gramStart"/>
+      <w:r>
+        <w:t>值)</w:t>
+      </w:r>
+      <w:proofErr w:type="gramEnd"/>
     </w:p>
     <w:p>
       <w:pPr>
@@ -3720,52 +4115,73 @@
           <w:b/>
           <w:bCs/>
         </w:rPr>
-        <w:t>3. 使用 Array.from() 进行转换</w:t>
-      </w:r>
-    </w:p>
-    <w:p>
-      <w:pPr>
-        <w:rPr>
-          <w:rFonts w:hint="eastAsia"/>
-        </w:rPr>
-      </w:pPr>
-      <w:r>
-        <w:t>Array.from() 是 ES6 引入的方法，专门用于将</w:t>
-      </w:r>
+        <w:t xml:space="preserve">3. 使用 </w:t>
+      </w:r>
+      <w:proofErr w:type="spellStart"/>
       <w:r>
         <w:rPr>
           <w:b/>
           <w:bCs/>
         </w:rPr>
-        <w:t>可迭代对象</w:t>
-      </w:r>
-      <w:r>
-        <w:t>或</w:t>
-      </w:r>
+        <w:t>Array.from</w:t>
+      </w:r>
+      <w:proofErr w:type="spellEnd"/>
       <w:r>
         <w:rPr>
           <w:b/>
           <w:bCs/>
         </w:rPr>
-        <w:t>类数组对象</w:t>
-      </w:r>
-      <w:r>
-        <w:t>转换为真正的数组。</w:t>
-      </w:r>
-    </w:p>
-    <w:p>
-      <w:pPr>
-        <w:rPr>
-          <w:rFonts w:hint="eastAsia"/>
+        <w:t>() 进行转换</w:t>
+      </w:r>
+    </w:p>
+    <w:p>
+      <w:pPr>
+        <w:rPr>
+          <w:rFonts w:hint="eastAsia"/>
+        </w:rPr>
+      </w:pPr>
+      <w:proofErr w:type="spellStart"/>
+      <w:r>
+        <w:t>Array.from</w:t>
+      </w:r>
+      <w:proofErr w:type="spellEnd"/>
+      <w:r>
+        <w:t>() 是 ES6 引入的方法，专门用于将</w:t>
+      </w:r>
+      <w:r>
+        <w:rPr>
           <w:b/>
           <w:bCs/>
         </w:rPr>
-      </w:pPr>
+        <w:t>可迭代对象</w:t>
+      </w:r>
+      <w:r>
+        <w:t>或</w:t>
+      </w:r>
       <w:r>
         <w:rPr>
           <w:b/>
           <w:bCs/>
         </w:rPr>
+        <w:t>类数组对象</w:t>
+      </w:r>
+      <w:r>
+        <w:t>转换为真正的数组。</w:t>
+      </w:r>
+    </w:p>
+    <w:p>
+      <w:pPr>
+        <w:rPr>
+          <w:rFonts w:hint="eastAsia"/>
+          <w:b/>
+          <w:bCs/>
+        </w:rPr>
+      </w:pPr>
+      <w:r>
+        <w:rPr>
+          <w:b/>
+          <w:bCs/>
+        </w:rPr>
         <w:t>基本用法</w:t>
       </w:r>
     </w:p>
@@ -3775,9 +4191,11 @@
           <w:rFonts w:hint="eastAsia"/>
         </w:rPr>
       </w:pPr>
+      <w:proofErr w:type="spellStart"/>
       <w:r>
         <w:t>javascript</w:t>
       </w:r>
+      <w:proofErr w:type="spellEnd"/>
     </w:p>
     <w:p>
       <w:pPr>
@@ -3796,7 +4214,25 @@
         </w:rPr>
       </w:pPr>
       <w:r>
-        <w:t>const classList = element.classList;</w:t>
+        <w:t xml:space="preserve">const </w:t>
+      </w:r>
+      <w:proofErr w:type="spellStart"/>
+      <w:r>
+        <w:t>classList</w:t>
+      </w:r>
+      <w:proofErr w:type="spellEnd"/>
+      <w:r>
+        <w:t xml:space="preserve"> = </w:t>
+      </w:r>
+      <w:proofErr w:type="spellStart"/>
+      <w:proofErr w:type="gramStart"/>
+      <w:r>
+        <w:t>element.classList</w:t>
+      </w:r>
+      <w:proofErr w:type="spellEnd"/>
+      <w:proofErr w:type="gramEnd"/>
+      <w:r>
+        <w:t>;</w:t>
       </w:r>
     </w:p>
     <w:p>
@@ -3842,7 +4278,31 @@
         </w:rPr>
       </w:pPr>
       <w:r>
-        <w:t>const classArray = Array.from(classList);</w:t>
+        <w:t xml:space="preserve">const </w:t>
+      </w:r>
+      <w:proofErr w:type="spellStart"/>
+      <w:r>
+        <w:t>classArray</w:t>
+      </w:r>
+      <w:proofErr w:type="spellEnd"/>
+      <w:r>
+        <w:t xml:space="preserve"> = </w:t>
+      </w:r>
+      <w:proofErr w:type="spellStart"/>
+      <w:r>
+        <w:t>Array.from</w:t>
+      </w:r>
+      <w:proofErr w:type="spellEnd"/>
+      <w:r>
+        <w:t>(</w:t>
+      </w:r>
+      <w:proofErr w:type="spellStart"/>
+      <w:r>
+        <w:t>classList</w:t>
+      </w:r>
+      <w:proofErr w:type="spellEnd"/>
+      <w:r>
+        <w:t>);</w:t>
       </w:r>
     </w:p>
     <w:p>
@@ -3873,17 +4333,87 @@
         </w:rPr>
       </w:pPr>
       <w:r>
-        <w:t>const activeClasses = classArray.filter(cls =&gt; cls.startsWith('is-'));</w:t>
-      </w:r>
-    </w:p>
-    <w:p>
-      <w:pPr>
-        <w:rPr>
-          <w:rFonts w:hint="eastAsia"/>
-        </w:rPr>
-      </w:pPr>
-      <w:r>
-        <w:t>const upperClasses = classArray.map(cls =&gt; cls.toUpperCase());</w:t>
+        <w:t xml:space="preserve">const </w:t>
+      </w:r>
+      <w:proofErr w:type="spellStart"/>
+      <w:r>
+        <w:t>activeClasses</w:t>
+      </w:r>
+      <w:proofErr w:type="spellEnd"/>
+      <w:r>
+        <w:t xml:space="preserve"> = </w:t>
+      </w:r>
+      <w:proofErr w:type="spellStart"/>
+      <w:r>
+        <w:t>classArray.filter</w:t>
+      </w:r>
+      <w:proofErr w:type="spellEnd"/>
+      <w:r>
+        <w:t>(</w:t>
+      </w:r>
+      <w:proofErr w:type="spellStart"/>
+      <w:r>
+        <w:t>cls</w:t>
+      </w:r>
+      <w:proofErr w:type="spellEnd"/>
+      <w:r>
+        <w:t xml:space="preserve"> =&gt; </w:t>
+      </w:r>
+      <w:proofErr w:type="spellStart"/>
+      <w:proofErr w:type="gramStart"/>
+      <w:r>
+        <w:t>cls.startsWith</w:t>
+      </w:r>
+      <w:proofErr w:type="spellEnd"/>
+      <w:proofErr w:type="gramEnd"/>
+      <w:r>
+        <w:t>('is-'));</w:t>
+      </w:r>
+    </w:p>
+    <w:p>
+      <w:pPr>
+        <w:rPr>
+          <w:rFonts w:hint="eastAsia"/>
+        </w:rPr>
+      </w:pPr>
+      <w:r>
+        <w:t xml:space="preserve">const </w:t>
+      </w:r>
+      <w:proofErr w:type="spellStart"/>
+      <w:r>
+        <w:t>upperClasses</w:t>
+      </w:r>
+      <w:proofErr w:type="spellEnd"/>
+      <w:r>
+        <w:t xml:space="preserve"> = </w:t>
+      </w:r>
+      <w:proofErr w:type="spellStart"/>
+      <w:proofErr w:type="gramStart"/>
+      <w:r>
+        <w:t>classArray.map</w:t>
+      </w:r>
+      <w:proofErr w:type="spellEnd"/>
+      <w:r>
+        <w:t>(</w:t>
+      </w:r>
+      <w:proofErr w:type="spellStart"/>
+      <w:proofErr w:type="gramEnd"/>
+      <w:r>
+        <w:t>cls</w:t>
+      </w:r>
+      <w:proofErr w:type="spellEnd"/>
+      <w:r>
+        <w:t xml:space="preserve"> =&gt; </w:t>
+      </w:r>
+      <w:proofErr w:type="spellStart"/>
+      <w:proofErr w:type="gramStart"/>
+      <w:r>
+        <w:t>cls.toUpperCase</w:t>
+      </w:r>
+      <w:proofErr w:type="spellEnd"/>
+      <w:proofErr w:type="gramEnd"/>
+      <w:r>
+        <w:t>());</w:t>
       </w:r>
     </w:p>
     <w:p>
@@ -3908,19 +4438,34 @@
           <w:rFonts w:hint="eastAsia"/>
         </w:rPr>
       </w:pPr>
-      <w:r>
-        <w:t>Array.from 接受第二个参数作为 mapFn，可以在转换的同时进行处理，避免创建中间数组：</w:t>
-      </w:r>
-    </w:p>
-    <w:p>
-      <w:pPr>
-        <w:rPr>
-          <w:rFonts w:hint="eastAsia"/>
-        </w:rPr>
-      </w:pPr>
+      <w:proofErr w:type="spellStart"/>
+      <w:r>
+        <w:t>Array.from</w:t>
+      </w:r>
+      <w:proofErr w:type="spellEnd"/>
+      <w:r>
+        <w:t xml:space="preserve"> 接受第二个参数作为 </w:t>
+      </w:r>
+      <w:proofErr w:type="spellStart"/>
+      <w:r>
+        <w:t>mapFn</w:t>
+      </w:r>
+      <w:proofErr w:type="spellEnd"/>
+      <w:r>
+        <w:t>，可以在转换的同时进行处理，避免创建中间数组：</w:t>
+      </w:r>
+    </w:p>
+    <w:p>
+      <w:pPr>
+        <w:rPr>
+          <w:rFonts w:hint="eastAsia"/>
+        </w:rPr>
+      </w:pPr>
+      <w:proofErr w:type="spellStart"/>
       <w:r>
         <w:t>javascript</w:t>
       </w:r>
+      <w:proofErr w:type="spellEnd"/>
     </w:p>
     <w:p>
       <w:pPr>
@@ -3953,27 +4498,92 @@
         </w:rPr>
       </w:pPr>
       <w:r>
-        <w:t>const result = Array.from(element.classList, cls =&gt; {</w:t>
-      </w:r>
-    </w:p>
-    <w:p>
-      <w:pPr>
-        <w:rPr>
-          <w:rFonts w:hint="eastAsia"/>
-        </w:rPr>
-      </w:pPr>
-      <w:r>
-        <w:t xml:space="preserve">    return cls.includes('--') ? cls : null;</w:t>
-      </w:r>
-    </w:p>
-    <w:p>
-      <w:pPr>
-        <w:rPr>
-          <w:rFonts w:hint="eastAsia"/>
-        </w:rPr>
-      </w:pPr>
-      <w:r>
-        <w:t>}).filter(Boolean);</w:t>
+        <w:t xml:space="preserve">const result = </w:t>
+      </w:r>
+      <w:proofErr w:type="spellStart"/>
+      <w:r>
+        <w:t>Array.from</w:t>
+      </w:r>
+      <w:proofErr w:type="spellEnd"/>
+      <w:r>
+        <w:t>(</w:t>
+      </w:r>
+      <w:proofErr w:type="spellStart"/>
+      <w:proofErr w:type="gramStart"/>
+      <w:r>
+        <w:t>element.classList</w:t>
+      </w:r>
+      <w:proofErr w:type="spellEnd"/>
+      <w:proofErr w:type="gramEnd"/>
+      <w:r>
+        <w:t xml:space="preserve">, </w:t>
+      </w:r>
+      <w:proofErr w:type="spellStart"/>
+      <w:r>
+        <w:t>cls</w:t>
+      </w:r>
+      <w:proofErr w:type="spellEnd"/>
+      <w:r>
+        <w:t xml:space="preserve"> =&gt; {</w:t>
+      </w:r>
+    </w:p>
+    <w:p>
+      <w:pPr>
+        <w:rPr>
+          <w:rFonts w:hint="eastAsia"/>
+        </w:rPr>
+      </w:pPr>
+      <w:r>
+        <w:t xml:space="preserve">    return </w:t>
+      </w:r>
+      <w:proofErr w:type="spellStart"/>
+      <w:proofErr w:type="gramStart"/>
+      <w:r>
+        <w:t>cls.includes</w:t>
+      </w:r>
+      <w:proofErr w:type="spellEnd"/>
+      <w:proofErr w:type="gramEnd"/>
+      <w:r>
+        <w:t>('--'</w:t>
+      </w:r>
+      <w:proofErr w:type="gramStart"/>
+      <w:r>
+        <w:t>) ?</w:t>
+      </w:r>
+      <w:proofErr w:type="gramEnd"/>
+      <w:r>
+        <w:t xml:space="preserve"> </w:t>
+      </w:r>
+      <w:proofErr w:type="spellStart"/>
+      <w:proofErr w:type="gramStart"/>
+      <w:r>
+        <w:t>cls</w:t>
+      </w:r>
+      <w:proofErr w:type="spellEnd"/>
+      <w:r>
+        <w:t xml:space="preserve"> :</w:t>
+      </w:r>
+      <w:proofErr w:type="gramEnd"/>
+      <w:r>
+        <w:t xml:space="preserve"> null;</w:t>
+      </w:r>
+    </w:p>
+    <w:p>
+      <w:pPr>
+        <w:rPr>
+          <w:rFonts w:hint="eastAsia"/>
+        </w:rPr>
+      </w:pPr>
+      <w:r>
+        <w:t>}</w:t>
+      </w:r>
+      <w:proofErr w:type="gramStart"/>
+      <w:r>
+        <w:t>).filter</w:t>
+      </w:r>
+      <w:proofErr w:type="gramEnd"/>
+      <w:r>
+        <w:t>(Boolean);</w:t>
       </w:r>
     </w:p>
     <w:p>
@@ -4135,8 +4745,13 @@
                 <w:rFonts w:hint="eastAsia"/>
               </w:rPr>
             </w:pPr>
+            <w:proofErr w:type="spellStart"/>
             <w:r>
-              <w:t>Array.from(obj)</w:t>
+              <w:t>Array.from</w:t>
+            </w:r>
+            <w:proofErr w:type="spellEnd"/>
+            <w:r>
+              <w:t>(obj)</w:t>
             </w:r>
           </w:p>
         </w:tc>
@@ -4277,8 +4892,18 @@
                 <w:rFonts w:hint="eastAsia"/>
               </w:rPr>
             </w:pPr>
+            <w:proofErr w:type="spellStart"/>
+            <w:proofErr w:type="gramStart"/>
             <w:r>
-              <w:t>Array.prototype.slice.call(obj)</w:t>
+              <w:t>Array.prototype.slice</w:t>
+            </w:r>
+            <w:proofErr w:type="gramEnd"/>
+            <w:r>
+              <w:t>.call</w:t>
+            </w:r>
+            <w:proofErr w:type="spellEnd"/>
+            <w:r>
+              <w:t>(obj)</w:t>
             </w:r>
           </w:p>
         </w:tc>
@@ -4344,32 +4969,72 @@
           <w:b/>
           <w:bCs/>
         </w:rPr>
-        <w:t>4. Selector 选择器与 classList 的配合</w:t>
-      </w:r>
-    </w:p>
-    <w:p>
-      <w:pPr>
-        <w:rPr>
-          <w:rFonts w:hint="eastAsia"/>
-        </w:rPr>
-      </w:pPr>
-      <w:r>
-        <w:t>在实际开发中，classList 很少单独使用，通常与 CSS 选择器配合完成"查找 → 操作"的流程。</w:t>
-      </w:r>
-    </w:p>
-    <w:p>
-      <w:pPr>
-        <w:rPr>
-          <w:rFonts w:hint="eastAsia"/>
+        <w:t xml:space="preserve">4. Selector 选择器与 </w:t>
+      </w:r>
+      <w:proofErr w:type="spellStart"/>
+      <w:r>
+        <w:rPr>
           <w:b/>
           <w:bCs/>
         </w:rPr>
-      </w:pPr>
+        <w:t>classList</w:t>
+      </w:r>
+      <w:proofErr w:type="spellEnd"/>
       <w:r>
         <w:rPr>
           <w:b/>
           <w:bCs/>
         </w:rPr>
+        <w:t xml:space="preserve"> 的配合</w:t>
+      </w:r>
+    </w:p>
+    <w:p>
+      <w:pPr>
+        <w:rPr>
+          <w:rFonts w:hint="eastAsia"/>
+        </w:rPr>
+      </w:pPr>
+      <w:r>
+        <w:t>在实际开发中，</w:t>
+      </w:r>
+      <w:proofErr w:type="spellStart"/>
+      <w:r>
+        <w:t>classList</w:t>
+      </w:r>
+      <w:proofErr w:type="spellEnd"/>
+      <w:r>
+        <w:t> 很少单独使用，通常与 CSS 选择器配合完成</w:t>
+      </w:r>
+      <w:proofErr w:type="gramStart"/>
+      <w:r>
+        <w:t>"查找</w:t>
+      </w:r>
+      <w:proofErr w:type="gramEnd"/>
+      <w:r>
+        <w:t xml:space="preserve"> → </w:t>
+      </w:r>
+      <w:proofErr w:type="gramStart"/>
+      <w:r>
+        <w:t>操作"</w:t>
+      </w:r>
+      <w:proofErr w:type="gramEnd"/>
+      <w:r>
+        <w:t>的流程。</w:t>
+      </w:r>
+    </w:p>
+    <w:p>
+      <w:pPr>
+        <w:rPr>
+          <w:rFonts w:hint="eastAsia"/>
+          <w:b/>
+          <w:bCs/>
+        </w:rPr>
+      </w:pPr>
+      <w:r>
+        <w:rPr>
+          <w:b/>
+          <w:bCs/>
+        </w:rPr>
         <w:t>常用选择器获取元素</w:t>
       </w:r>
     </w:p>
@@ -4379,9 +5044,11 @@
           <w:rFonts w:hint="eastAsia"/>
         </w:rPr>
       </w:pPr>
+      <w:proofErr w:type="spellStart"/>
       <w:r>
         <w:t>javascript</w:t>
       </w:r>
+      <w:proofErr w:type="spellEnd"/>
     </w:p>
     <w:p>
       <w:pPr>
@@ -4414,7 +5081,27 @@
         </w:rPr>
       </w:pPr>
       <w:r>
-        <w:t>const el = document.querySelector('.nav-item.active');</w:t>
+        <w:t xml:space="preserve">const el = </w:t>
+      </w:r>
+      <w:proofErr w:type="spellStart"/>
+      <w:proofErr w:type="gramStart"/>
+      <w:r>
+        <w:t>document.querySelector</w:t>
+      </w:r>
+      <w:proofErr w:type="spellEnd"/>
+      <w:proofErr w:type="gramEnd"/>
+      <w:r>
+        <w:t>('.nav-</w:t>
+      </w:r>
+      <w:proofErr w:type="spellStart"/>
+      <w:proofErr w:type="gramStart"/>
+      <w:r>
+        <w:t>item.active</w:t>
+      </w:r>
+      <w:proofErr w:type="spellEnd"/>
+      <w:proofErr w:type="gramEnd"/>
+      <w:r>
+        <w:t>');</w:t>
       </w:r>
     </w:p>
     <w:p>
@@ -4435,17 +5122,51 @@
           <w:i/>
           <w:iCs/>
         </w:rPr>
-        <w:t>// 多个元素（返回 NodeList 伪数组）</w:t>
-      </w:r>
-    </w:p>
-    <w:p>
-      <w:pPr>
-        <w:rPr>
-          <w:rFonts w:hint="eastAsia"/>
-        </w:rPr>
-      </w:pPr>
-      <w:r>
-        <w:t>const items = document.querySelectorAll('.list-item');</w:t>
+        <w:t xml:space="preserve">// 多个元素（返回 </w:t>
+      </w:r>
+      <w:proofErr w:type="spellStart"/>
+      <w:r>
+        <w:rPr>
+          <w:i/>
+          <w:iCs/>
+        </w:rPr>
+        <w:t>NodeList</w:t>
+      </w:r>
+      <w:proofErr w:type="spellEnd"/>
+      <w:r>
+        <w:rPr>
+          <w:i/>
+          <w:iCs/>
+        </w:rPr>
+        <w:t xml:space="preserve"> 伪数组）</w:t>
+      </w:r>
+    </w:p>
+    <w:p>
+      <w:pPr>
+        <w:rPr>
+          <w:rFonts w:hint="eastAsia"/>
+        </w:rPr>
+      </w:pPr>
+      <w:r>
+        <w:t xml:space="preserve">const items = </w:t>
+      </w:r>
+      <w:proofErr w:type="spellStart"/>
+      <w:proofErr w:type="gramStart"/>
+      <w:r>
+        <w:t>document.querySelectorAll</w:t>
+      </w:r>
+      <w:proofErr w:type="spellEnd"/>
+      <w:proofErr w:type="gramEnd"/>
+      <w:r>
+        <w:t>(</w:t>
+      </w:r>
+      <w:proofErr w:type="gramStart"/>
+      <w:r>
+        <w:t>'.list</w:t>
+      </w:r>
+      <w:proofErr w:type="gramEnd"/>
+      <w:r>
+        <w:t>-item');</w:t>
       </w:r>
     </w:p>
     <w:p>
@@ -4470,9 +5191,11 @@
           <w:rFonts w:hint="eastAsia"/>
         </w:rPr>
       </w:pPr>
+      <w:proofErr w:type="spellStart"/>
       <w:r>
         <w:t>javascript</w:t>
       </w:r>
+      <w:proofErr w:type="spellEnd"/>
     </w:p>
     <w:p>
       <w:pPr>
@@ -4512,58 +5235,82 @@
         </w:rPr>
       </w:pPr>
       <w:r>
-        <w:t xml:space="preserve">const cards = document.querySelectorAll('.card'); </w:t>
+        <w:t xml:space="preserve">const cards = </w:t>
+      </w:r>
+      <w:proofErr w:type="spellStart"/>
+      <w:r>
+        <w:t>document.querySelectorAll</w:t>
+      </w:r>
+      <w:proofErr w:type="spellEnd"/>
+      <w:r>
+        <w:t xml:space="preserve">('.card'); </w:t>
       </w:r>
       <w:r>
         <w:rPr>
           <w:i/>
           <w:iCs/>
         </w:rPr>
-        <w:t>// NodeList (伪数组)</w:t>
-      </w:r>
-    </w:p>
-    <w:p>
-      <w:pPr>
-        <w:rPr>
-          <w:rFonts w:hint="eastAsia"/>
-        </w:rPr>
-      </w:pPr>
-    </w:p>
-    <w:p>
-      <w:pPr>
-        <w:rPr>
-          <w:rFonts w:hint="eastAsia"/>
-        </w:rPr>
-      </w:pPr>
-      <w:r>
-        <w:t>Array.from(cards).forEach(card =&gt; {</w:t>
-      </w:r>
-    </w:p>
-    <w:p>
-      <w:pPr>
-        <w:rPr>
-          <w:rFonts w:hint="eastAsia"/>
-        </w:rPr>
-      </w:pPr>
-      <w:r>
-        <w:t xml:space="preserve">    </w:t>
-      </w:r>
+        <w:t xml:space="preserve">// </w:t>
+      </w:r>
+      <w:proofErr w:type="spellStart"/>
       <w:r>
         <w:rPr>
           <w:i/>
           <w:iCs/>
         </w:rPr>
-        <w:t>// card.classList 也是伪数组 (DOMTokenList)</w:t>
-      </w:r>
-    </w:p>
-    <w:p>
-      <w:pPr>
-        <w:rPr>
-          <w:rFonts w:hint="eastAsia"/>
-        </w:rPr>
-      </w:pPr>
-      <w:r>
-        <w:t xml:space="preserve">    const classes = Array.from(card.classList);</w:t>
+        <w:t>NodeList</w:t>
+      </w:r>
+      <w:proofErr w:type="spellEnd"/>
+      <w:r>
+        <w:rPr>
+          <w:i/>
+          <w:iCs/>
+        </w:rPr>
+        <w:t xml:space="preserve"> </w:t>
+      </w:r>
+      <w:proofErr w:type="gramStart"/>
+      <w:r>
+        <w:rPr>
+          <w:i/>
+          <w:iCs/>
+        </w:rPr>
+        <w:t>(伪数组)</w:t>
+      </w:r>
+      <w:proofErr w:type="gramEnd"/>
+    </w:p>
+    <w:p>
+      <w:pPr>
+        <w:rPr>
+          <w:rFonts w:hint="eastAsia"/>
+        </w:rPr>
+      </w:pPr>
+    </w:p>
+    <w:p>
+      <w:pPr>
+        <w:rPr>
+          <w:rFonts w:hint="eastAsia"/>
+        </w:rPr>
+      </w:pPr>
+      <w:proofErr w:type="spellStart"/>
+      <w:r>
+        <w:t>Array.from</w:t>
+      </w:r>
+      <w:proofErr w:type="spellEnd"/>
+      <w:r>
+        <w:t>(cards</w:t>
+      </w:r>
+      <w:proofErr w:type="gramStart"/>
+      <w:r>
+        <w:t>).</w:t>
+      </w:r>
+      <w:proofErr w:type="spellStart"/>
+      <w:r>
+        <w:t>forEach</w:t>
+      </w:r>
+      <w:proofErr w:type="spellEnd"/>
+      <w:proofErr w:type="gramEnd"/>
+      <w:r>
+        <w:t>(card =&gt; {</w:t>
       </w:r>
     </w:p>
     <w:p>
@@ -4575,35 +5322,151 @@
       <w:r>
         <w:t xml:space="preserve">    </w:t>
       </w:r>
-    </w:p>
-    <w:p>
-      <w:pPr>
-        <w:rPr>
-          <w:rFonts w:hint="eastAsia"/>
-        </w:rPr>
-      </w:pPr>
-      <w:r>
-        <w:t xml:space="preserve">    if (classes.includes('disabled')) {</w:t>
-      </w:r>
-    </w:p>
-    <w:p>
-      <w:pPr>
-        <w:rPr>
-          <w:rFonts w:hint="eastAsia"/>
-        </w:rPr>
-      </w:pPr>
-      <w:r>
-        <w:t xml:space="preserve">        card.classList.remove('disabled');</w:t>
-      </w:r>
-    </w:p>
-    <w:p>
-      <w:pPr>
-        <w:rPr>
-          <w:rFonts w:hint="eastAsia"/>
-        </w:rPr>
-      </w:pPr>
-      <w:r>
-        <w:t xml:space="preserve">        card.setAttribute('aria-disabled', 'false');</w:t>
+      <w:r>
+        <w:rPr>
+          <w:i/>
+          <w:iCs/>
+        </w:rPr>
+        <w:t xml:space="preserve">// </w:t>
+      </w:r>
+      <w:proofErr w:type="spellStart"/>
+      <w:r>
+        <w:rPr>
+          <w:i/>
+          <w:iCs/>
+        </w:rPr>
+        <w:t>card.classList</w:t>
+      </w:r>
+      <w:proofErr w:type="spellEnd"/>
+      <w:r>
+        <w:rPr>
+          <w:i/>
+          <w:iCs/>
+        </w:rPr>
+        <w:t xml:space="preserve"> 也是伪数组 </w:t>
+      </w:r>
+      <w:proofErr w:type="gramStart"/>
+      <w:r>
+        <w:rPr>
+          <w:i/>
+          <w:iCs/>
+        </w:rPr>
+        <w:t>(</w:t>
+      </w:r>
+      <w:proofErr w:type="spellStart"/>
+      <w:r>
+        <w:rPr>
+          <w:i/>
+          <w:iCs/>
+        </w:rPr>
+        <w:t>DOMTokenList</w:t>
+      </w:r>
+      <w:proofErr w:type="spellEnd"/>
+      <w:r>
+        <w:rPr>
+          <w:i/>
+          <w:iCs/>
+        </w:rPr>
+        <w:t>)</w:t>
+      </w:r>
+      <w:proofErr w:type="gramEnd"/>
+    </w:p>
+    <w:p>
+      <w:pPr>
+        <w:rPr>
+          <w:rFonts w:hint="eastAsia"/>
+        </w:rPr>
+      </w:pPr>
+      <w:r>
+        <w:t xml:space="preserve">    const classes = </w:t>
+      </w:r>
+      <w:proofErr w:type="spellStart"/>
+      <w:r>
+        <w:t>Array.from</w:t>
+      </w:r>
+      <w:proofErr w:type="spellEnd"/>
+      <w:r>
+        <w:t>(</w:t>
+      </w:r>
+      <w:proofErr w:type="spellStart"/>
+      <w:proofErr w:type="gramStart"/>
+      <w:r>
+        <w:t>card.classList</w:t>
+      </w:r>
+      <w:proofErr w:type="spellEnd"/>
+      <w:proofErr w:type="gramEnd"/>
+      <w:r>
+        <w:t>);</w:t>
+      </w:r>
+    </w:p>
+    <w:p>
+      <w:pPr>
+        <w:rPr>
+          <w:rFonts w:hint="eastAsia"/>
+        </w:rPr>
+      </w:pPr>
+      <w:r>
+        <w:t xml:space="preserve">    </w:t>
+      </w:r>
+    </w:p>
+    <w:p>
+      <w:pPr>
+        <w:rPr>
+          <w:rFonts w:hint="eastAsia"/>
+        </w:rPr>
+      </w:pPr>
+      <w:r>
+        <w:t xml:space="preserve">    if (</w:t>
+      </w:r>
+      <w:proofErr w:type="spellStart"/>
+      <w:proofErr w:type="gramStart"/>
+      <w:r>
+        <w:t>classes.includes</w:t>
+      </w:r>
+      <w:proofErr w:type="spellEnd"/>
+      <w:proofErr w:type="gramEnd"/>
+      <w:r>
+        <w:t>('disabled')) {</w:t>
+      </w:r>
+    </w:p>
+    <w:p>
+      <w:pPr>
+        <w:rPr>
+          <w:rFonts w:hint="eastAsia"/>
+        </w:rPr>
+      </w:pPr>
+      <w:r>
+        <w:t xml:space="preserve">        </w:t>
+      </w:r>
+      <w:proofErr w:type="spellStart"/>
+      <w:proofErr w:type="gramStart"/>
+      <w:r>
+        <w:t>card.classList.remove</w:t>
+      </w:r>
+      <w:proofErr w:type="spellEnd"/>
+      <w:proofErr w:type="gramEnd"/>
+      <w:r>
+        <w:t>('disabled');</w:t>
+      </w:r>
+    </w:p>
+    <w:p>
+      <w:pPr>
+        <w:rPr>
+          <w:rFonts w:hint="eastAsia"/>
+        </w:rPr>
+      </w:pPr>
+      <w:r>
+        <w:t xml:space="preserve">        </w:t>
+      </w:r>
+      <w:proofErr w:type="spellStart"/>
+      <w:proofErr w:type="gramStart"/>
+      <w:r>
+        <w:t>card.setAttribute</w:t>
+      </w:r>
+      <w:proofErr w:type="spellEnd"/>
+      <w:proofErr w:type="gramEnd"/>
+      <w:r>
+        <w:t>('aria-disabled', 'false');</w:t>
       </w:r>
     </w:p>
     <w:p>
@@ -4639,7 +5502,23 @@
           <w:b/>
           <w:bCs/>
         </w:rPr>
-        <w:t>选择器字符串 vs classList 的区别</w:t>
+        <w:t xml:space="preserve">选择器字符串 vs </w:t>
+      </w:r>
+      <w:proofErr w:type="spellStart"/>
+      <w:r>
+        <w:rPr>
+          <w:b/>
+          <w:bCs/>
+        </w:rPr>
+        <w:t>classList</w:t>
+      </w:r>
+      <w:proofErr w:type="spellEnd"/>
+      <w:r>
+        <w:rPr>
+          <w:b/>
+          <w:bCs/>
+        </w:rPr>
+        <w:t xml:space="preserve"> 的区别</w:t>
       </w:r>
     </w:p>
     <w:p>
@@ -4740,8 +5619,33 @@
                 <w:b/>
                 <w:bCs/>
               </w:rPr>
-              <w:t>CSS 选择器 (querySelector)</w:t>
+              <w:t xml:space="preserve">CSS 选择器 </w:t>
             </w:r>
+            <w:proofErr w:type="gramStart"/>
+            <w:r>
+              <w:rPr>
+                <w:b/>
+                <w:bCs/>
+              </w:rPr>
+              <w:t>(</w:t>
+            </w:r>
+            <w:proofErr w:type="spellStart"/>
+            <w:r>
+              <w:rPr>
+                <w:b/>
+                <w:bCs/>
+              </w:rPr>
+              <w:t>querySelector</w:t>
+            </w:r>
+            <w:proofErr w:type="spellEnd"/>
+            <w:r>
+              <w:rPr>
+                <w:b/>
+                <w:bCs/>
+              </w:rPr>
+              <w:t>)</w:t>
+            </w:r>
+            <w:proofErr w:type="gramEnd"/>
           </w:p>
         </w:tc>
         <w:tc>
@@ -4771,6 +5675,7 @@
                 <w:bCs/>
               </w:rPr>
             </w:pPr>
+            <w:proofErr w:type="spellStart"/>
             <w:r>
               <w:rPr>
                 <w:b/>
@@ -4778,6 +5683,7 @@
               </w:rPr>
               <w:t>classListAPI</w:t>
             </w:r>
+            <w:proofErr w:type="spellEnd"/>
           </w:p>
         </w:tc>
       </w:tr>
@@ -4947,7 +5853,23 @@
               </w:rPr>
             </w:pPr>
             <w:r>
-              <w:t>CSS 语法字符串 (.a.b, #id &gt; .cls)</w:t>
+              <w:t>CSS 语法字符串 (.</w:t>
+            </w:r>
+            <w:proofErr w:type="spellStart"/>
+            <w:r>
+              <w:t>a.b</w:t>
+            </w:r>
+            <w:proofErr w:type="spellEnd"/>
+            <w:r>
+              <w:t>, #id &gt; .</w:t>
+            </w:r>
+            <w:proofErr w:type="spellStart"/>
+            <w:r>
+              <w:t>cls</w:t>
+            </w:r>
+            <w:proofErr w:type="spellEnd"/>
+            <w:r>
+              <w:t>)</w:t>
             </w:r>
           </w:p>
         </w:tc>
@@ -5040,7 +5962,15 @@
               </w:rPr>
             </w:pPr>
             <w:r>
-              <w:t>Element / NodeList / null</w:t>
+              <w:t xml:space="preserve">Element / </w:t>
+            </w:r>
+            <w:proofErr w:type="spellStart"/>
+            <w:r>
+              <w:t>NodeList</w:t>
+            </w:r>
+            <w:proofErr w:type="spellEnd"/>
+            <w:r>
+              <w:t xml:space="preserve"> / null</w:t>
             </w:r>
           </w:p>
         </w:tc>
@@ -5068,9 +5998,11 @@
                 <w:rFonts w:hint="eastAsia"/>
               </w:rPr>
             </w:pPr>
+            <w:proofErr w:type="spellStart"/>
             <w:r>
               <w:t>DOMTokenList</w:t>
             </w:r>
+            <w:proofErr w:type="spellEnd"/>
           </w:p>
         </w:tc>
       </w:tr>
@@ -5163,8 +6095,13 @@
               </w:rPr>
             </w:pPr>
             <w:r>
-              <w:t>再对找到的元素操作 classList</w:t>
+              <w:t xml:space="preserve">再对找到的元素操作 </w:t>
             </w:r>
+            <w:proofErr w:type="spellStart"/>
+            <w:r>
+              <w:t>classList</w:t>
+            </w:r>
+            <w:proofErr w:type="spellEnd"/>
           </w:p>
         </w:tc>
       </w:tr>
@@ -5203,8 +6140,21 @@
           <w:rFonts w:hint="eastAsia"/>
         </w:rPr>
       </w:pPr>
-      <w:r>
-        <w:t>classList 返回 DOMTokenList，是伪数组，自带 add/remove/toggle 但缺少 map/filter。</w:t>
+      <w:proofErr w:type="spellStart"/>
+      <w:r>
+        <w:t>classList</w:t>
+      </w:r>
+      <w:proofErr w:type="spellEnd"/>
+      <w:r>
+        <w:t> 返回 </w:t>
+      </w:r>
+      <w:proofErr w:type="spellStart"/>
+      <w:r>
+        <w:t>DOMTokenList</w:t>
+      </w:r>
+      <w:proofErr w:type="spellEnd"/>
+      <w:r>
+        <w:t>，是伪数组，自带 add/remove/toggle 但缺少 map/filter。</w:t>
       </w:r>
     </w:p>
     <w:p>
@@ -5231,8 +6181,13 @@
           <w:rFonts w:hint="eastAsia"/>
         </w:rPr>
       </w:pPr>
-      <w:r>
-        <w:t>Array.from() 是将伪数组转为真数组的最佳实践，支持同时映射。</w:t>
+      <w:proofErr w:type="spellStart"/>
+      <w:r>
+        <w:t>Array.from</w:t>
+      </w:r>
+      <w:proofErr w:type="spellEnd"/>
+      <w:r>
+        <w:t>() 是将伪数组转为真数组的最佳实践，支持同时映射。</w:t>
       </w:r>
     </w:p>
     <w:p>
@@ -5246,7 +6201,47 @@
         </w:rPr>
       </w:pPr>
       <w:r>
-        <w:t>工作流：querySelector 选元素 → Array.from 转 NodeList → 遍历每个元素 → 操作 classList（必要时也用 Array.from 转换以进行复杂判断）。</w:t>
+        <w:t>工作流：</w:t>
+      </w:r>
+      <w:proofErr w:type="spellStart"/>
+      <w:r>
+        <w:t>querySelector</w:t>
+      </w:r>
+      <w:proofErr w:type="spellEnd"/>
+      <w:r>
+        <w:t> 选元素 → </w:t>
+      </w:r>
+      <w:proofErr w:type="spellStart"/>
+      <w:r>
+        <w:t>Array.from</w:t>
+      </w:r>
+      <w:proofErr w:type="spellEnd"/>
+      <w:r>
+        <w:t xml:space="preserve"> 转 </w:t>
+      </w:r>
+      <w:proofErr w:type="spellStart"/>
+      <w:r>
+        <w:t>NodeList</w:t>
+      </w:r>
+      <w:proofErr w:type="spellEnd"/>
+      <w:r>
+        <w:t xml:space="preserve"> → 遍历每个元素 → 操作 </w:t>
+      </w:r>
+      <w:proofErr w:type="spellStart"/>
+      <w:r>
+        <w:t>classList</w:t>
+      </w:r>
+      <w:proofErr w:type="spellEnd"/>
+      <w:r>
+        <w:t>（必要时也用 </w:t>
+      </w:r>
+      <w:proofErr w:type="spellStart"/>
+      <w:r>
+        <w:t>Array.from</w:t>
+      </w:r>
+      <w:proofErr w:type="spellEnd"/>
+      <w:r>
+        <w:t> 转换以进行复杂判断）。</w:t>
       </w:r>
     </w:p>
     <w:p>
@@ -5569,51 +6564,59 @@
           <w:rFonts w:hint="eastAsia"/>
         </w:rPr>
       </w:pPr>
+      <w:proofErr w:type="gramStart"/>
       <w:r>
         <w:rPr>
           <w:rFonts w:hint="eastAsia"/>
         </w:rPr>
         <w:t>:checked</w:t>
       </w:r>
-    </w:p>
-    <w:p>
-      <w:pPr>
-        <w:rPr>
-          <w:rFonts w:hint="eastAsia"/>
-        </w:rPr>
-      </w:pPr>
+      <w:proofErr w:type="gramEnd"/>
+    </w:p>
+    <w:p>
+      <w:pPr>
+        <w:rPr>
+          <w:rFonts w:hint="eastAsia"/>
+        </w:rPr>
+      </w:pPr>
+      <w:proofErr w:type="gramStart"/>
       <w:r>
         <w:rPr>
           <w:rFonts w:hint="eastAsia"/>
         </w:rPr>
         <w:t>:disabled</w:t>
       </w:r>
-    </w:p>
-    <w:p>
-      <w:pPr>
-        <w:rPr>
-          <w:rFonts w:hint="eastAsia"/>
-        </w:rPr>
-      </w:pPr>
+      <w:proofErr w:type="gramEnd"/>
+    </w:p>
+    <w:p>
+      <w:pPr>
+        <w:rPr>
+          <w:rFonts w:hint="eastAsia"/>
+        </w:rPr>
+      </w:pPr>
+      <w:proofErr w:type="gramStart"/>
       <w:r>
         <w:rPr>
           <w:rFonts w:hint="eastAsia"/>
         </w:rPr>
         <w:t>:able</w:t>
       </w:r>
-    </w:p>
-    <w:p>
-      <w:pPr>
-        <w:rPr>
-          <w:rFonts w:hint="eastAsia"/>
-        </w:rPr>
-      </w:pPr>
+      <w:proofErr w:type="gramEnd"/>
+    </w:p>
+    <w:p>
+      <w:pPr>
+        <w:rPr>
+          <w:rFonts w:hint="eastAsia"/>
+        </w:rPr>
+      </w:pPr>
+      <w:proofErr w:type="gramStart"/>
       <w:r>
         <w:rPr>
           <w:rFonts w:hint="eastAsia"/>
         </w:rPr>
         <w:t>:require</w:t>
       </w:r>
+      <w:proofErr w:type="gramEnd"/>
     </w:p>
     <w:p>
       <w:pPr>
@@ -5758,7 +6761,39 @@
         </w:rPr>
       </w:pPr>
       <w:r>
-        <w:t>以下是 CSS 选择器 :nth-child、:nth-of-type、:has()、:not()、:empty 的详细对比与举例说明。</w:t>
+        <w:t>以下是 CSS 选择器 :nth-child</w:t>
+      </w:r>
+      <w:proofErr w:type="gramStart"/>
+      <w:r>
+        <w:t>、:</w:t>
+      </w:r>
+      <w:proofErr w:type="gramEnd"/>
+      <w:r>
+        <w:t>nth-of-type</w:t>
+      </w:r>
+      <w:proofErr w:type="gramStart"/>
+      <w:r>
+        <w:t>、:</w:t>
+      </w:r>
+      <w:proofErr w:type="gramEnd"/>
+      <w:r>
+        <w:t>has()</w:t>
+      </w:r>
+      <w:proofErr w:type="gramStart"/>
+      <w:r>
+        <w:t>、:</w:t>
+      </w:r>
+      <w:proofErr w:type="gramEnd"/>
+      <w:r>
+        <w:t>not()</w:t>
+      </w:r>
+      <w:proofErr w:type="gramStart"/>
+      <w:r>
+        <w:t>、:</w:t>
+      </w:r>
+      <w:proofErr w:type="gramEnd"/>
+      <w:r>
+        <w:t>empty 的详细对比与举例说明。</w:t>
       </w:r>
     </w:p>
     <w:p>
@@ -5769,12 +6804,37 @@
           <w:bCs/>
         </w:rPr>
       </w:pPr>
+      <w:proofErr w:type="gramStart"/>
       <w:r>
         <w:rPr>
           <w:b/>
           <w:bCs/>
         </w:rPr>
-        <w:t>1. :nth-child(n) vs :nth-of-type(n)</w:t>
+        <w:t>1. :nth</w:t>
+      </w:r>
+      <w:proofErr w:type="gramEnd"/>
+      <w:r>
+        <w:rPr>
+          <w:b/>
+          <w:bCs/>
+        </w:rPr>
+        <w:t>-child(n) </w:t>
+      </w:r>
+      <w:proofErr w:type="gramStart"/>
+      <w:r>
+        <w:rPr>
+          <w:b/>
+          <w:bCs/>
+        </w:rPr>
+        <w:t>vs :nth</w:t>
+      </w:r>
+      <w:proofErr w:type="gramEnd"/>
+      <w:r>
+        <w:rPr>
+          <w:b/>
+          <w:bCs/>
+        </w:rPr>
+        <w:t>-of-type(n)</w:t>
       </w:r>
     </w:p>
     <w:p>
@@ -5961,8 +7021,13 @@
                 <w:rFonts w:hint="eastAsia"/>
               </w:rPr>
             </w:pPr>
+            <w:proofErr w:type="gramStart"/>
             <w:r>
-              <w:t>:nth-child(n)</w:t>
+              <w:t>:nth</w:t>
+            </w:r>
+            <w:proofErr w:type="gramEnd"/>
+            <w:r>
+              <w:t>-child(n)</w:t>
             </w:r>
           </w:p>
         </w:tc>
@@ -6060,8 +7125,13 @@
                 <w:rFonts w:hint="eastAsia"/>
               </w:rPr>
             </w:pPr>
+            <w:proofErr w:type="gramStart"/>
             <w:r>
-              <w:t>:nth-of-type(n)</w:t>
+              <w:t>:nth</w:t>
+            </w:r>
+            <w:proofErr w:type="gramEnd"/>
+            <w:r>
+              <w:t>-of-type(n)</w:t>
             </w:r>
           </w:p>
         </w:tc>
@@ -6190,80 +7260,253 @@
       <w:r>
         <w:t xml:space="preserve">  &lt;h2&gt;标题&lt;/h2&gt;       </w:t>
       </w:r>
+      <w:proofErr w:type="gramStart"/>
       <w:r>
         <w:rPr>
           <w:i/>
           <w:iCs/>
         </w:rPr>
-        <w:t>&lt;!-- 第1个子元素, 第1个h2 --&gt;</w:t>
-      </w:r>
-    </w:p>
-    <w:p>
-      <w:pPr>
-        <w:rPr>
-          <w:rFonts w:hint="eastAsia"/>
-        </w:rPr>
-      </w:pPr>
-      <w:r>
-        <w:t xml:space="preserve">  &lt;p&gt;段落 A&lt;/p&gt;       </w:t>
-      </w:r>
+        <w:t>&lt;!</w:t>
+      </w:r>
+      <w:proofErr w:type="gramEnd"/>
       <w:r>
         <w:rPr>
           <w:i/>
           <w:iCs/>
         </w:rPr>
-        <w:t>&lt;!-- 第2个子元素, 第1个p  --&gt;</w:t>
-      </w:r>
-    </w:p>
-    <w:p>
-      <w:pPr>
-        <w:rPr>
-          <w:rFonts w:hint="eastAsia"/>
-        </w:rPr>
-      </w:pPr>
-      <w:r>
-        <w:t xml:space="preserve">  &lt;p&gt;段落 B&lt;/p&gt;       </w:t>
-      </w:r>
+        <w:t>-- 第1个子</w:t>
+      </w:r>
+      <w:proofErr w:type="gramStart"/>
       <w:r>
         <w:rPr>
           <w:i/>
           <w:iCs/>
         </w:rPr>
-        <w:t>&lt;!-- 第3个子元素, 第2个p  --&gt;</w:t>
-      </w:r>
-    </w:p>
-    <w:p>
-      <w:pPr>
-        <w:rPr>
-          <w:rFonts w:hint="eastAsia"/>
-        </w:rPr>
-      </w:pPr>
-      <w:r>
-        <w:t xml:space="preserve">  &lt;span&gt;备注&lt;/span&gt;    </w:t>
-      </w:r>
+        <w:t>元素,</w:t>
+      </w:r>
+      <w:proofErr w:type="gramEnd"/>
       <w:r>
         <w:rPr>
           <w:i/>
           <w:iCs/>
         </w:rPr>
-        <w:t>&lt;!-- 第4个子元素, 第1个span --&gt;</w:t>
-      </w:r>
-    </w:p>
-    <w:p>
-      <w:pPr>
-        <w:rPr>
-          <w:rFonts w:hint="eastAsia"/>
-        </w:rPr>
-      </w:pPr>
-      <w:r>
-        <w:t xml:space="preserve">  &lt;p&gt;段落 C&lt;/p&gt;       </w:t>
-      </w:r>
+        <w:t xml:space="preserve"> 第1个h2 --&gt;</w:t>
+      </w:r>
+    </w:p>
+    <w:p>
+      <w:pPr>
+        <w:rPr>
+          <w:rFonts w:hint="eastAsia"/>
+        </w:rPr>
+      </w:pPr>
+      <w:r>
+        <w:t xml:space="preserve">  &lt;p&gt;段落 A&lt;/p&gt;       </w:t>
+      </w:r>
+      <w:proofErr w:type="gramStart"/>
       <w:r>
         <w:rPr>
           <w:i/>
           <w:iCs/>
         </w:rPr>
-        <w:t>&lt;!-- 第5个子元素, 第3个p  --&gt;</w:t>
+        <w:t>&lt;!</w:t>
+      </w:r>
+      <w:proofErr w:type="gramEnd"/>
+      <w:r>
+        <w:rPr>
+          <w:i/>
+          <w:iCs/>
+        </w:rPr>
+        <w:t>-- 第2个子</w:t>
+      </w:r>
+      <w:proofErr w:type="gramStart"/>
+      <w:r>
+        <w:rPr>
+          <w:i/>
+          <w:iCs/>
+        </w:rPr>
+        <w:t>元素,</w:t>
+      </w:r>
+      <w:proofErr w:type="gramEnd"/>
+      <w:r>
+        <w:rPr>
+          <w:i/>
+          <w:iCs/>
+        </w:rPr>
+        <w:t xml:space="preserve"> 第1个</w:t>
+      </w:r>
+      <w:proofErr w:type="gramStart"/>
+      <w:r>
+        <w:rPr>
+          <w:i/>
+          <w:iCs/>
+        </w:rPr>
+        <w:t>p  --</w:t>
+      </w:r>
+      <w:proofErr w:type="gramEnd"/>
+      <w:r>
+        <w:rPr>
+          <w:i/>
+          <w:iCs/>
+        </w:rPr>
+        <w:t>&gt;</w:t>
+      </w:r>
+    </w:p>
+    <w:p>
+      <w:pPr>
+        <w:rPr>
+          <w:rFonts w:hint="eastAsia"/>
+        </w:rPr>
+      </w:pPr>
+      <w:r>
+        <w:t xml:space="preserve">  &lt;p&gt;段落 B&lt;/p&gt;       </w:t>
+      </w:r>
+      <w:proofErr w:type="gramStart"/>
+      <w:r>
+        <w:rPr>
+          <w:i/>
+          <w:iCs/>
+        </w:rPr>
+        <w:t>&lt;!</w:t>
+      </w:r>
+      <w:proofErr w:type="gramEnd"/>
+      <w:r>
+        <w:rPr>
+          <w:i/>
+          <w:iCs/>
+        </w:rPr>
+        <w:t>-- 第3个子</w:t>
+      </w:r>
+      <w:proofErr w:type="gramStart"/>
+      <w:r>
+        <w:rPr>
+          <w:i/>
+          <w:iCs/>
+        </w:rPr>
+        <w:t>元素,</w:t>
+      </w:r>
+      <w:proofErr w:type="gramEnd"/>
+      <w:r>
+        <w:rPr>
+          <w:i/>
+          <w:iCs/>
+        </w:rPr>
+        <w:t xml:space="preserve"> 第2个</w:t>
+      </w:r>
+      <w:proofErr w:type="gramStart"/>
+      <w:r>
+        <w:rPr>
+          <w:i/>
+          <w:iCs/>
+        </w:rPr>
+        <w:t>p  --</w:t>
+      </w:r>
+      <w:proofErr w:type="gramEnd"/>
+      <w:r>
+        <w:rPr>
+          <w:i/>
+          <w:iCs/>
+        </w:rPr>
+        <w:t>&gt;</w:t>
+      </w:r>
+    </w:p>
+    <w:p>
+      <w:pPr>
+        <w:rPr>
+          <w:rFonts w:hint="eastAsia"/>
+        </w:rPr>
+      </w:pPr>
+      <w:r>
+        <w:t xml:space="preserve">  &lt;span&gt;备注&lt;/span&gt;    </w:t>
+      </w:r>
+      <w:proofErr w:type="gramStart"/>
+      <w:r>
+        <w:rPr>
+          <w:i/>
+          <w:iCs/>
+        </w:rPr>
+        <w:t>&lt;!</w:t>
+      </w:r>
+      <w:proofErr w:type="gramEnd"/>
+      <w:r>
+        <w:rPr>
+          <w:i/>
+          <w:iCs/>
+        </w:rPr>
+        <w:t>-- 第4个子</w:t>
+      </w:r>
+      <w:proofErr w:type="gramStart"/>
+      <w:r>
+        <w:rPr>
+          <w:i/>
+          <w:iCs/>
+        </w:rPr>
+        <w:t>元素,</w:t>
+      </w:r>
+      <w:proofErr w:type="gramEnd"/>
+      <w:r>
+        <w:rPr>
+          <w:i/>
+          <w:iCs/>
+        </w:rPr>
+        <w:t xml:space="preserve"> 第1个span --&gt;</w:t>
+      </w:r>
+    </w:p>
+    <w:p>
+      <w:pPr>
+        <w:rPr>
+          <w:rFonts w:hint="eastAsia"/>
+        </w:rPr>
+      </w:pPr>
+      <w:r>
+        <w:t xml:space="preserve">  &lt;p&gt;段落 C&lt;/p&gt;       </w:t>
+      </w:r>
+      <w:proofErr w:type="gramStart"/>
+      <w:r>
+        <w:rPr>
+          <w:i/>
+          <w:iCs/>
+        </w:rPr>
+        <w:t>&lt;!</w:t>
+      </w:r>
+      <w:proofErr w:type="gramEnd"/>
+      <w:r>
+        <w:rPr>
+          <w:i/>
+          <w:iCs/>
+        </w:rPr>
+        <w:t>-- 第5个子</w:t>
+      </w:r>
+      <w:proofErr w:type="gramStart"/>
+      <w:r>
+        <w:rPr>
+          <w:i/>
+          <w:iCs/>
+        </w:rPr>
+        <w:t>元素,</w:t>
+      </w:r>
+      <w:proofErr w:type="gramEnd"/>
+      <w:r>
+        <w:rPr>
+          <w:i/>
+          <w:iCs/>
+        </w:rPr>
+        <w:t xml:space="preserve"> 第3个</w:t>
+      </w:r>
+      <w:proofErr w:type="gramStart"/>
+      <w:r>
+        <w:rPr>
+          <w:i/>
+          <w:iCs/>
+        </w:rPr>
+        <w:t>p  --</w:t>
+      </w:r>
+      <w:proofErr w:type="gramEnd"/>
+      <w:r>
+        <w:rPr>
+          <w:i/>
+          <w:iCs/>
+        </w:rPr>
+        <w:t>&gt;</w:t>
       </w:r>
     </w:p>
     <w:p>
@@ -6298,9 +7541,11 @@
           <w:rFonts w:hint="eastAsia"/>
         </w:rPr>
       </w:pPr>
+      <w:proofErr w:type="spellStart"/>
       <w:r>
         <w:t>css</w:t>
       </w:r>
+      <w:proofErr w:type="spellEnd"/>
     </w:p>
     <w:p>
       <w:pPr>
@@ -6338,18 +7583,60 @@
           <w:i/>
           <w:iCs/>
         </w:rPr>
-        <w:t xml:space="preserve"> 选中"段落 B"：它是所有子元素中的第3个，且是&lt;p&gt; */</w:t>
-      </w:r>
-    </w:p>
-    <w:p>
-      <w:pPr>
-        <w:rPr>
-          <w:rFonts w:hint="eastAsia"/>
-        </w:rPr>
-      </w:pPr>
-      <w:r>
-        <w:t>p:nth-child(3) { color: red; }</w:t>
-      </w:r>
+        <w:t xml:space="preserve"> 选中</w:t>
+      </w:r>
+      <w:proofErr w:type="gramStart"/>
+      <w:r>
+        <w:rPr>
+          <w:i/>
+          <w:iCs/>
+        </w:rPr>
+        <w:t>"段落</w:t>
+      </w:r>
+      <w:proofErr w:type="gramEnd"/>
+      <w:r>
+        <w:rPr>
+          <w:i/>
+          <w:iCs/>
+        </w:rPr>
+        <w:t xml:space="preserve"> B"：它是所有子元素中的第3个，且是&lt;p&gt; */</w:t>
+      </w:r>
+    </w:p>
+    <w:p>
+      <w:pPr>
+        <w:rPr>
+          <w:rFonts w:hint="eastAsia"/>
+        </w:rPr>
+      </w:pPr>
+      <w:proofErr w:type="gramStart"/>
+      <w:r>
+        <w:t>p:nth</w:t>
+      </w:r>
+      <w:proofErr w:type="gramEnd"/>
+      <w:r>
+        <w:t>-</w:t>
+      </w:r>
+      <w:proofErr w:type="gramStart"/>
+      <w:r>
+        <w:t>child(</w:t>
+      </w:r>
+      <w:proofErr w:type="gramEnd"/>
+      <w:r>
+        <w:t xml:space="preserve">3) </w:t>
+      </w:r>
+      <w:proofErr w:type="gramStart"/>
+      <w:r>
+        <w:t>{ color</w:t>
+      </w:r>
+      <w:proofErr w:type="gramEnd"/>
+      <w:r>
+        <w:t>: red</w:t>
+      </w:r>
+      <w:proofErr w:type="gramStart"/>
+      <w:r>
+        <w:t>; }</w:t>
+      </w:r>
+      <w:proofErr w:type="gramEnd"/>
     </w:p>
     <w:p>
       <w:pPr>
@@ -6393,9 +7680,35 @@
           <w:rFonts w:hint="eastAsia"/>
         </w:rPr>
       </w:pPr>
-      <w:r>
-        <w:t>p:nth-child(4) { color: blue; }</w:t>
-      </w:r>
+      <w:proofErr w:type="gramStart"/>
+      <w:r>
+        <w:t>p:nth</w:t>
+      </w:r>
+      <w:proofErr w:type="gramEnd"/>
+      <w:r>
+        <w:t>-</w:t>
+      </w:r>
+      <w:proofErr w:type="gramStart"/>
+      <w:r>
+        <w:t>child(</w:t>
+      </w:r>
+      <w:proofErr w:type="gramEnd"/>
+      <w:r>
+        <w:t xml:space="preserve">4) </w:t>
+      </w:r>
+      <w:proofErr w:type="gramStart"/>
+      <w:r>
+        <w:t>{ color</w:t>
+      </w:r>
+      <w:proofErr w:type="gramEnd"/>
+      <w:r>
+        <w:t>: blue</w:t>
+      </w:r>
+      <w:proofErr w:type="gramStart"/>
+      <w:r>
+        <w:t>; }</w:t>
+      </w:r>
+      <w:proofErr w:type="gramEnd"/>
     </w:p>
     <w:p>
       <w:pPr>
@@ -6430,18 +7743,60 @@
           <w:i/>
           <w:iCs/>
         </w:rPr>
-        <w:t xml:space="preserve"> 选中"段落 C"：它是所有&lt;p&gt;中的第3个（忽略h2和span） */</w:t>
-      </w:r>
-    </w:p>
-    <w:p>
-      <w:pPr>
-        <w:rPr>
-          <w:rFonts w:hint="eastAsia"/>
-        </w:rPr>
-      </w:pPr>
-      <w:r>
-        <w:t>p:nth-of-type(3) { color: green; }</w:t>
-      </w:r>
+        <w:t xml:space="preserve"> 选中</w:t>
+      </w:r>
+      <w:proofErr w:type="gramStart"/>
+      <w:r>
+        <w:rPr>
+          <w:i/>
+          <w:iCs/>
+        </w:rPr>
+        <w:t>"段落</w:t>
+      </w:r>
+      <w:proofErr w:type="gramEnd"/>
+      <w:r>
+        <w:rPr>
+          <w:i/>
+          <w:iCs/>
+        </w:rPr>
+        <w:t xml:space="preserve"> C"：它是所有&lt;p&gt;中的第3个（忽略h2和span） */</w:t>
+      </w:r>
+    </w:p>
+    <w:p>
+      <w:pPr>
+        <w:rPr>
+          <w:rFonts w:hint="eastAsia"/>
+        </w:rPr>
+      </w:pPr>
+      <w:proofErr w:type="gramStart"/>
+      <w:r>
+        <w:t>p:nth</w:t>
+      </w:r>
+      <w:proofErr w:type="gramEnd"/>
+      <w:r>
+        <w:t>-of-</w:t>
+      </w:r>
+      <w:proofErr w:type="gramStart"/>
+      <w:r>
+        <w:t>type(</w:t>
+      </w:r>
+      <w:proofErr w:type="gramEnd"/>
+      <w:r>
+        <w:t xml:space="preserve">3) </w:t>
+      </w:r>
+      <w:proofErr w:type="gramStart"/>
+      <w:r>
+        <w:t>{ color</w:t>
+      </w:r>
+      <w:proofErr w:type="gramEnd"/>
+      <w:r>
+        <w:t>: green</w:t>
+      </w:r>
+      <w:proofErr w:type="gramStart"/>
+      <w:r>
+        <w:t>; }</w:t>
+      </w:r>
+      <w:proofErr w:type="gramEnd"/>
     </w:p>
     <w:p>
       <w:pPr>
@@ -6476,18 +7831,60 @@
           <w:i/>
           <w:iCs/>
         </w:rPr>
-        <w:t xml:space="preserve"> 选中"段落 A"：它是所有&lt;p&gt;中的第1个 */</w:t>
-      </w:r>
-    </w:p>
-    <w:p>
-      <w:pPr>
-        <w:rPr>
-          <w:rFonts w:hint="eastAsia"/>
-        </w:rPr>
-      </w:pPr>
-      <w:r>
-        <w:t>p:nth-of-type(1) { font-weight: bold; }</w:t>
-      </w:r>
+        <w:t xml:space="preserve"> 选中</w:t>
+      </w:r>
+      <w:proofErr w:type="gramStart"/>
+      <w:r>
+        <w:rPr>
+          <w:i/>
+          <w:iCs/>
+        </w:rPr>
+        <w:t>"段落</w:t>
+      </w:r>
+      <w:proofErr w:type="gramEnd"/>
+      <w:r>
+        <w:rPr>
+          <w:i/>
+          <w:iCs/>
+        </w:rPr>
+        <w:t xml:space="preserve"> A"：它是所有&lt;p&gt;中的第1个 */</w:t>
+      </w:r>
+    </w:p>
+    <w:p>
+      <w:pPr>
+        <w:rPr>
+          <w:rFonts w:hint="eastAsia"/>
+        </w:rPr>
+      </w:pPr>
+      <w:proofErr w:type="gramStart"/>
+      <w:r>
+        <w:t>p:nth</w:t>
+      </w:r>
+      <w:proofErr w:type="gramEnd"/>
+      <w:r>
+        <w:t>-of-</w:t>
+      </w:r>
+      <w:proofErr w:type="gramStart"/>
+      <w:r>
+        <w:t>type(</w:t>
+      </w:r>
+      <w:proofErr w:type="gramEnd"/>
+      <w:r>
+        <w:t xml:space="preserve">1) </w:t>
+      </w:r>
+      <w:proofErr w:type="gramStart"/>
+      <w:r>
+        <w:t>{ font</w:t>
+      </w:r>
+      <w:proofErr w:type="gramEnd"/>
+      <w:r>
+        <w:t>-weight: bold</w:t>
+      </w:r>
+      <w:proofErr w:type="gramStart"/>
+      <w:r>
+        <w:t>; }</w:t>
+      </w:r>
+      <w:proofErr w:type="gramEnd"/>
     </w:p>
     <w:p>
       <w:pPr>
@@ -6551,7 +7948,23 @@
         </w:rPr>
       </w:pPr>
       <w:r>
-        <w:t>:has() 被称为 CSS 的"父选择器"，它根据</w:t>
+        <w:t>:has() 被称为 CSS 的</w:t>
+      </w:r>
+      <w:proofErr w:type="gramStart"/>
+      <w:r>
+        <w:t>"父</w:t>
+      </w:r>
+      <w:proofErr w:type="gramEnd"/>
+      <w:r>
+        <w:t>选择</w:t>
+      </w:r>
+      <w:proofErr w:type="gramStart"/>
+      <w:r>
+        <w:t>器"，</w:t>
+      </w:r>
+      <w:proofErr w:type="gramEnd"/>
+      <w:r>
+        <w:t>它根据</w:t>
       </w:r>
       <w:r>
         <w:rPr>
@@ -6570,9 +7983,11 @@
           <w:rFonts w:hint="eastAsia"/>
         </w:rPr>
       </w:pPr>
+      <w:proofErr w:type="spellStart"/>
       <w:r>
         <w:t>css</w:t>
       </w:r>
+      <w:proofErr w:type="spellEnd"/>
     </w:p>
     <w:p>
       <w:pPr>
@@ -6595,129 +8010,48 @@
           <w:i/>
           <w:iCs/>
         </w:rPr>
-        <w:t>/* 包含 &lt;img&gt; 的 &lt;a&gt; 标签添加特殊样式 */</w:t>
-      </w:r>
-    </w:p>
-    <w:p>
-      <w:pPr>
-        <w:rPr>
-          <w:rFonts w:hint="eastAsia"/>
-        </w:rPr>
-      </w:pPr>
-      <w:r>
-        <w:t>a:has(img) {</w:t>
-      </w:r>
-    </w:p>
-    <w:p>
-      <w:pPr>
-        <w:rPr>
-          <w:rFonts w:hint="eastAsia"/>
-        </w:rPr>
-      </w:pPr>
-      <w:r>
-        <w:t xml:space="preserve">  border: 2px solid gold;</w:t>
-      </w:r>
-    </w:p>
-    <w:p>
-      <w:pPr>
-        <w:rPr>
-          <w:rFonts w:hint="eastAsia"/>
-        </w:rPr>
-      </w:pPr>
-      <w:r>
-        <w:t>}</w:t>
-      </w:r>
-    </w:p>
-    <w:p>
-      <w:pPr>
-        <w:rPr>
-          <w:rFonts w:hint="eastAsia"/>
-        </w:rPr>
-      </w:pPr>
-    </w:p>
-    <w:p>
-      <w:pPr>
-        <w:rPr>
-          <w:rFonts w:hint="eastAsia"/>
-        </w:rPr>
-      </w:pPr>
+        <w:t>/* 包含 &lt;</w:t>
+      </w:r>
+      <w:proofErr w:type="spellStart"/>
       <w:r>
         <w:rPr>
           <w:i/>
           <w:iCs/>
         </w:rPr>
-        <w:t>/* 含有 .error 子元素的 &lt;form&gt; 变红框 */</w:t>
-      </w:r>
-    </w:p>
-    <w:p>
-      <w:pPr>
-        <w:rPr>
-          <w:rFonts w:hint="eastAsia"/>
-        </w:rPr>
-      </w:pPr>
-      <w:r>
-        <w:t>form:has(.error) {</w:t>
-      </w:r>
-    </w:p>
-    <w:p>
-      <w:pPr>
-        <w:rPr>
-          <w:rFonts w:hint="eastAsia"/>
-        </w:rPr>
-      </w:pPr>
-      <w:r>
-        <w:t xml:space="preserve">  border-color: red;</w:t>
-      </w:r>
-    </w:p>
-    <w:p>
-      <w:pPr>
-        <w:rPr>
-          <w:rFonts w:hint="eastAsia"/>
-        </w:rPr>
-      </w:pPr>
-      <w:r>
-        <w:t>}</w:t>
-      </w:r>
-    </w:p>
-    <w:p>
-      <w:pPr>
-        <w:rPr>
-          <w:rFonts w:hint="eastAsia"/>
-        </w:rPr>
-      </w:pPr>
-    </w:p>
-    <w:p>
-      <w:pPr>
-        <w:rPr>
-          <w:rFonts w:hint="eastAsia"/>
-        </w:rPr>
-      </w:pPr>
+        <w:t>img</w:t>
+      </w:r>
+      <w:proofErr w:type="spellEnd"/>
       <w:r>
         <w:rPr>
           <w:i/>
           <w:iCs/>
         </w:rPr>
-        <w:t>/* 后面紧跟着 &lt;p&gt; 的 &lt;h2&gt;（兄弟关系） */</w:t>
-      </w:r>
-    </w:p>
-    <w:p>
-      <w:pPr>
-        <w:rPr>
-          <w:rFonts w:hint="eastAsia"/>
-        </w:rPr>
-      </w:pPr>
-      <w:r>
-        <w:t>h2:has(+ p) {</w:t>
-      </w:r>
-    </w:p>
-    <w:p>
-      <w:pPr>
-        <w:rPr>
-          <w:rFonts w:hint="eastAsia"/>
-        </w:rPr>
-      </w:pPr>
-      <w:r>
-        <w:t xml:space="preserve">  margin-bottom: 0;</w:t>
+        <w:t>&gt; 的 &lt;a&gt; 标签添加特殊样式 */</w:t>
+      </w:r>
+    </w:p>
+    <w:p>
+      <w:pPr>
+        <w:rPr>
+          <w:rFonts w:hint="eastAsia"/>
+        </w:rPr>
+      </w:pPr>
+      <w:proofErr w:type="gramStart"/>
+      <w:r>
+        <w:t>a:has</w:t>
+      </w:r>
+      <w:proofErr w:type="gramEnd"/>
+      <w:r>
+        <w:t>(img) {</w:t>
+      </w:r>
+    </w:p>
+    <w:p>
+      <w:pPr>
+        <w:rPr>
+          <w:rFonts w:hint="eastAsia"/>
+        </w:rPr>
+      </w:pPr>
+      <w:r>
+        <w:t xml:space="preserve">  border: 2px solid gold;</w:t>
       </w:r>
     </w:p>
     <w:p>
@@ -6748,6 +8082,126 @@
           <w:i/>
           <w:iCs/>
         </w:rPr>
+        <w:t>/* 含有 .error 子元素的 &lt;form&gt; 变红框 */</w:t>
+      </w:r>
+    </w:p>
+    <w:p>
+      <w:pPr>
+        <w:rPr>
+          <w:rFonts w:hint="eastAsia"/>
+        </w:rPr>
+      </w:pPr>
+      <w:proofErr w:type="spellStart"/>
+      <w:proofErr w:type="gramStart"/>
+      <w:r>
+        <w:t>form:has</w:t>
+      </w:r>
+      <w:proofErr w:type="spellEnd"/>
+      <w:r>
+        <w:t>(.error</w:t>
+      </w:r>
+      <w:proofErr w:type="gramEnd"/>
+      <w:r>
+        <w:t>) {</w:t>
+      </w:r>
+    </w:p>
+    <w:p>
+      <w:pPr>
+        <w:rPr>
+          <w:rFonts w:hint="eastAsia"/>
+        </w:rPr>
+      </w:pPr>
+      <w:r>
+        <w:t xml:space="preserve">  border-color: red;</w:t>
+      </w:r>
+    </w:p>
+    <w:p>
+      <w:pPr>
+        <w:rPr>
+          <w:rFonts w:hint="eastAsia"/>
+        </w:rPr>
+      </w:pPr>
+      <w:r>
+        <w:t>}</w:t>
+      </w:r>
+    </w:p>
+    <w:p>
+      <w:pPr>
+        <w:rPr>
+          <w:rFonts w:hint="eastAsia"/>
+        </w:rPr>
+      </w:pPr>
+    </w:p>
+    <w:p>
+      <w:pPr>
+        <w:rPr>
+          <w:rFonts w:hint="eastAsia"/>
+        </w:rPr>
+      </w:pPr>
+      <w:r>
+        <w:rPr>
+          <w:i/>
+          <w:iCs/>
+        </w:rPr>
+        <w:t>/* 后面紧跟着 &lt;p&gt; 的 &lt;h2&gt;（兄弟关系） */</w:t>
+      </w:r>
+    </w:p>
+    <w:p>
+      <w:pPr>
+        <w:rPr>
+          <w:rFonts w:hint="eastAsia"/>
+        </w:rPr>
+      </w:pPr>
+      <w:r>
+        <w:t>h</w:t>
+      </w:r>
+      <w:proofErr w:type="gramStart"/>
+      <w:r>
+        <w:t>2:has</w:t>
+      </w:r>
+      <w:proofErr w:type="gramEnd"/>
+      <w:r>
+        <w:t>(+ p) {</w:t>
+      </w:r>
+    </w:p>
+    <w:p>
+      <w:pPr>
+        <w:rPr>
+          <w:rFonts w:hint="eastAsia"/>
+        </w:rPr>
+      </w:pPr>
+      <w:r>
+        <w:t xml:space="preserve">  margin-bottom: 0;</w:t>
+      </w:r>
+    </w:p>
+    <w:p>
+      <w:pPr>
+        <w:rPr>
+          <w:rFonts w:hint="eastAsia"/>
+        </w:rPr>
+      </w:pPr>
+      <w:r>
+        <w:t>}</w:t>
+      </w:r>
+    </w:p>
+    <w:p>
+      <w:pPr>
+        <w:rPr>
+          <w:rFonts w:hint="eastAsia"/>
+        </w:rPr>
+      </w:pPr>
+    </w:p>
+    <w:p>
+      <w:pPr>
+        <w:rPr>
+          <w:rFonts w:hint="eastAsia"/>
+        </w:rPr>
+      </w:pPr>
+      <w:r>
+        <w:rPr>
+          <w:i/>
+          <w:iCs/>
+        </w:rPr>
         <w:t>/* 不包含任何 &lt;li&gt; 的 &lt;ul&gt; 隐藏 */</w:t>
       </w:r>
     </w:p>
@@ -6757,8 +8211,18 @@
           <w:rFonts w:hint="eastAsia"/>
         </w:rPr>
       </w:pPr>
-      <w:r>
-        <w:t>ul:not(:has(li)) {</w:t>
+      <w:proofErr w:type="spellStart"/>
+      <w:proofErr w:type="gramStart"/>
+      <w:r>
+        <w:t>ul:not</w:t>
+      </w:r>
+      <w:proofErr w:type="spellEnd"/>
+      <w:r>
+        <w:t>(:has</w:t>
+      </w:r>
+      <w:proofErr w:type="gramEnd"/>
+      <w:r>
+        <w:t>(li)) {</w:t>
       </w:r>
     </w:p>
     <w:p>
@@ -6803,8 +8267,13 @@
         </w:rPr>
         <w:t>兼容性</w:t>
       </w:r>
-      <w:r>
-        <w:t>：:has() 在现代浏览器中已广泛支持（Chrome 105+, Firefox 121+, Safari 15.4+），IE 不支持。</w:t>
+      <w:proofErr w:type="gramStart"/>
+      <w:r>
+        <w:t>：:</w:t>
+      </w:r>
+      <w:proofErr w:type="gramEnd"/>
+      <w:r>
+        <w:t>has() 在现代浏览器中已广泛支持（Chrome 105+, Firefox 121+, Safari 15.4+），IE 不支持。</w:t>
       </w:r>
     </w:p>
     <w:p>
@@ -6861,9 +8330,11 @@
           <w:rFonts w:hint="eastAsia"/>
         </w:rPr>
       </w:pPr>
+      <w:proofErr w:type="spellStart"/>
       <w:r>
         <w:t>css</w:t>
       </w:r>
+      <w:proofErr w:type="spellEnd"/>
     </w:p>
     <w:p>
       <w:pPr>
@@ -6895,8 +8366,18 @@
           <w:rFonts w:hint="eastAsia"/>
         </w:rPr>
       </w:pPr>
-      <w:r>
-        <w:t>li:not(.active) {</w:t>
+      <w:proofErr w:type="spellStart"/>
+      <w:proofErr w:type="gramStart"/>
+      <w:r>
+        <w:t>li:not</w:t>
+      </w:r>
+      <w:proofErr w:type="spellEnd"/>
+      <w:r>
+        <w:t>(.active</w:t>
+      </w:r>
+      <w:proofErr w:type="gramEnd"/>
+      <w:r>
+        <w:t>) {</w:t>
       </w:r>
     </w:p>
     <w:p>
@@ -6947,7 +8428,15 @@
         </w:rPr>
       </w:pPr>
       <w:r>
-        <w:t>.container &gt; :not(p, span) {</w:t>
+        <w:t xml:space="preserve">.container </w:t>
+      </w:r>
+      <w:proofErr w:type="gramStart"/>
+      <w:r>
+        <w:t>&gt; :not</w:t>
+      </w:r>
+      <w:proofErr w:type="gramEnd"/>
+      <w:r>
+        <w:t>(p, span) {</w:t>
       </w:r>
     </w:p>
     <w:p>
@@ -6988,17 +8477,38 @@
           <w:i/>
           <w:iCs/>
         </w:rPr>
-        <w:t>/* 没有 href 属性的 &lt;a&gt; */</w:t>
-      </w:r>
-    </w:p>
-    <w:p>
-      <w:pPr>
-        <w:rPr>
-          <w:rFonts w:hint="eastAsia"/>
-        </w:rPr>
-      </w:pPr>
-      <w:r>
-        <w:t>a:not([href]) {</w:t>
+        <w:t xml:space="preserve">/* 没有 </w:t>
+      </w:r>
+      <w:proofErr w:type="spellStart"/>
+      <w:r>
+        <w:rPr>
+          <w:i/>
+          <w:iCs/>
+        </w:rPr>
+        <w:t>href</w:t>
+      </w:r>
+      <w:proofErr w:type="spellEnd"/>
+      <w:r>
+        <w:rPr>
+          <w:i/>
+          <w:iCs/>
+        </w:rPr>
+        <w:t xml:space="preserve"> 属性的 &lt;a&gt; */</w:t>
+      </w:r>
+    </w:p>
+    <w:p>
+      <w:pPr>
+        <w:rPr>
+          <w:rFonts w:hint="eastAsia"/>
+        </w:rPr>
+      </w:pPr>
+      <w:proofErr w:type="gramStart"/>
+      <w:r>
+        <w:t>a:not</w:t>
+      </w:r>
+      <w:proofErr w:type="gramEnd"/>
+      <w:r>
+        <w:t>([href]) {</w:t>
       </w:r>
     </w:p>
     <w:p>
@@ -7086,9 +8596,11 @@
           <w:rFonts w:hint="eastAsia"/>
         </w:rPr>
       </w:pPr>
+      <w:proofErr w:type="spellStart"/>
       <w:r>
         <w:t>css</w:t>
       </w:r>
+      <w:proofErr w:type="spellEnd"/>
     </w:p>
     <w:p>
       <w:pPr>
@@ -7120,18 +8632,31 @@
           <w:rFonts w:hint="eastAsia"/>
         </w:rPr>
       </w:pPr>
-      <w:r>
-        <w:t>p:empty::before {</w:t>
-      </w:r>
-    </w:p>
-    <w:p>
-      <w:pPr>
-        <w:rPr>
-          <w:rFonts w:hint="eastAsia"/>
-        </w:rPr>
-      </w:pPr>
-      <w:r>
-        <w:t xml:space="preserve">  content: "暂无内容";</w:t>
+      <w:proofErr w:type="gramStart"/>
+      <w:r>
+        <w:t>p:empty::</w:t>
+      </w:r>
+      <w:proofErr w:type="gramEnd"/>
+      <w:r>
+        <w:t>before {</w:t>
+      </w:r>
+    </w:p>
+    <w:p>
+      <w:pPr>
+        <w:rPr>
+          <w:rFonts w:hint="eastAsia"/>
+        </w:rPr>
+      </w:pPr>
+      <w:r>
+        <w:t xml:space="preserve">  content: </w:t>
+      </w:r>
+      <w:proofErr w:type="gramStart"/>
+      <w:r>
+        <w:t>"暂</w:t>
+      </w:r>
+      <w:proofErr w:type="gramEnd"/>
+      <w:r>
+        <w:t>无内容";</w:t>
       </w:r>
     </w:p>
     <w:p>
@@ -7181,8 +8706,18 @@
           <w:rFonts w:hint="eastAsia"/>
         </w:rPr>
       </w:pPr>
-      <w:r>
-        <w:t>div:not(:empty) {</w:t>
+      <w:proofErr w:type="spellStart"/>
+      <w:proofErr w:type="gramStart"/>
+      <w:r>
+        <w:t>div:not</w:t>
+      </w:r>
+      <w:proofErr w:type="spellEnd"/>
+      <w:r>
+        <w:t>(:empty</w:t>
+      </w:r>
+      <w:proofErr w:type="gramEnd"/>
+      <w:r>
+        <w:t>) {</w:t>
       </w:r>
     </w:p>
     <w:p>
@@ -7336,144 +8871,136 @@
       <w:r>
         <w:t xml:space="preserve">  &lt;p&gt;&lt;/p&gt;              </w:t>
       </w:r>
+      <w:proofErr w:type="gramStart"/>
       <w:r>
         <w:rPr>
           <w:i/>
           <w:iCs/>
         </w:rPr>
-        <w:t>&lt;!-- 空段落 --&gt;</w:t>
-      </w:r>
-    </w:p>
-    <w:p>
-      <w:pPr>
-        <w:rPr>
-          <w:rFonts w:hint="eastAsia"/>
-        </w:rPr>
-      </w:pPr>
-      <w:r>
-        <w:t xml:space="preserve">  &lt;figure&gt;</w:t>
-      </w:r>
-    </w:p>
-    <w:p>
-      <w:pPr>
-        <w:rPr>
-          <w:rFonts w:hint="eastAsia"/>
-        </w:rPr>
-      </w:pPr>
-      <w:r>
-        <w:t xml:space="preserve">    &lt;img src="photo.jpg"&gt;</w:t>
-      </w:r>
-    </w:p>
-    <w:p>
-      <w:pPr>
-        <w:rPr>
-          <w:rFonts w:hint="eastAsia"/>
-        </w:rPr>
-      </w:pPr>
-      <w:r>
-        <w:t xml:space="preserve">    &lt;figcaption&gt;图片说明&lt;/figcaption&gt;</w:t>
-      </w:r>
-    </w:p>
-    <w:p>
-      <w:pPr>
-        <w:rPr>
-          <w:rFonts w:hint="eastAsia"/>
-        </w:rPr>
-      </w:pPr>
-      <w:r>
-        <w:t xml:space="preserve">  &lt;/figure&gt;</w:t>
-      </w:r>
-    </w:p>
-    <w:p>
-      <w:pPr>
-        <w:rPr>
-          <w:rFonts w:hint="eastAsia"/>
-        </w:rPr>
-      </w:pPr>
-      <w:r>
-        <w:t xml:space="preserve">  &lt;p&gt;最后一段&lt;/p&gt;</w:t>
-      </w:r>
-    </w:p>
-    <w:p>
-      <w:pPr>
-        <w:rPr>
-          <w:rFonts w:hint="eastAsia"/>
-        </w:rPr>
-      </w:pPr>
-      <w:r>
-        <w:t>&lt;/article&gt;</w:t>
-      </w:r>
-    </w:p>
-    <w:p>
-      <w:pPr>
-        <w:rPr>
-          <w:rFonts w:hint="eastAsia"/>
-        </w:rPr>
-      </w:pPr>
-      <w:r>
-        <w:t>css</w:t>
-      </w:r>
-    </w:p>
-    <w:p>
-      <w:pPr>
-        <w:rPr>
-          <w:rFonts w:hint="eastAsia"/>
-        </w:rPr>
-      </w:pPr>
-      <w:r>
-        <w:t>编辑</w:t>
-      </w:r>
-    </w:p>
-    <w:p>
-      <w:pPr>
-        <w:rPr>
-          <w:rFonts w:hint="eastAsia"/>
-        </w:rPr>
-      </w:pPr>
+        <w:t>&lt;!--</w:t>
+      </w:r>
+      <w:proofErr w:type="gramEnd"/>
       <w:r>
         <w:rPr>
           <w:i/>
           <w:iCs/>
         </w:rPr>
-        <w:t>/* 1. article 中包含 figure 时，给 article 加背景 */</w:t>
-      </w:r>
-    </w:p>
-    <w:p>
-      <w:pPr>
-        <w:rPr>
-          <w:rFonts w:hint="eastAsia"/>
-        </w:rPr>
-      </w:pPr>
-      <w:r>
-        <w:t>article:has(figure) {</w:t>
-      </w:r>
-    </w:p>
-    <w:p>
-      <w:pPr>
-        <w:rPr>
-          <w:rFonts w:hint="eastAsia"/>
-        </w:rPr>
-      </w:pPr>
-      <w:r>
-        <w:t xml:space="preserve">  background: #fafafa;</w:t>
-      </w:r>
-    </w:p>
-    <w:p>
-      <w:pPr>
-        <w:rPr>
-          <w:rFonts w:hint="eastAsia"/>
-        </w:rPr>
-      </w:pPr>
-      <w:r>
-        <w:t>}</w:t>
-      </w:r>
-    </w:p>
-    <w:p>
-      <w:pPr>
-        <w:rPr>
-          <w:rFonts w:hint="eastAsia"/>
-        </w:rPr>
-      </w:pPr>
+        <w:t xml:space="preserve"> 空段落 --&gt;</w:t>
+      </w:r>
+    </w:p>
+    <w:p>
+      <w:pPr>
+        <w:rPr>
+          <w:rFonts w:hint="eastAsia"/>
+        </w:rPr>
+      </w:pPr>
+      <w:r>
+        <w:t xml:space="preserve">  &lt;figure&gt;</w:t>
+      </w:r>
+    </w:p>
+    <w:p>
+      <w:pPr>
+        <w:rPr>
+          <w:rFonts w:hint="eastAsia"/>
+        </w:rPr>
+      </w:pPr>
+      <w:r>
+        <w:t xml:space="preserve">    &lt;</w:t>
+      </w:r>
+      <w:proofErr w:type="spellStart"/>
+      <w:r>
+        <w:t>img</w:t>
+      </w:r>
+      <w:proofErr w:type="spellEnd"/>
+      <w:r>
+        <w:t xml:space="preserve"> </w:t>
+      </w:r>
+      <w:proofErr w:type="spellStart"/>
+      <w:r>
+        <w:t>src</w:t>
+      </w:r>
+      <w:proofErr w:type="spellEnd"/>
+      <w:r>
+        <w:t>="photo.jpg"&gt;</w:t>
+      </w:r>
+    </w:p>
+    <w:p>
+      <w:pPr>
+        <w:rPr>
+          <w:rFonts w:hint="eastAsia"/>
+        </w:rPr>
+      </w:pPr>
+      <w:r>
+        <w:t xml:space="preserve">    &lt;</w:t>
+      </w:r>
+      <w:proofErr w:type="spellStart"/>
+      <w:r>
+        <w:t>figcaption</w:t>
+      </w:r>
+      <w:proofErr w:type="spellEnd"/>
+      <w:r>
+        <w:t>&gt;图片说明&lt;/</w:t>
+      </w:r>
+      <w:proofErr w:type="spellStart"/>
+      <w:r>
+        <w:t>figcaption</w:t>
+      </w:r>
+      <w:proofErr w:type="spellEnd"/>
+      <w:r>
+        <w:t>&gt;</w:t>
+      </w:r>
+    </w:p>
+    <w:p>
+      <w:pPr>
+        <w:rPr>
+          <w:rFonts w:hint="eastAsia"/>
+        </w:rPr>
+      </w:pPr>
+      <w:r>
+        <w:t xml:space="preserve">  &lt;/figure&gt;</w:t>
+      </w:r>
+    </w:p>
+    <w:p>
+      <w:pPr>
+        <w:rPr>
+          <w:rFonts w:hint="eastAsia"/>
+        </w:rPr>
+      </w:pPr>
+      <w:r>
+        <w:t xml:space="preserve">  &lt;p&gt;最后一段&lt;/p&gt;</w:t>
+      </w:r>
+    </w:p>
+    <w:p>
+      <w:pPr>
+        <w:rPr>
+          <w:rFonts w:hint="eastAsia"/>
+        </w:rPr>
+      </w:pPr>
+      <w:r>
+        <w:t>&lt;/article&gt;</w:t>
+      </w:r>
+    </w:p>
+    <w:p>
+      <w:pPr>
+        <w:rPr>
+          <w:rFonts w:hint="eastAsia"/>
+        </w:rPr>
+      </w:pPr>
+      <w:proofErr w:type="spellStart"/>
+      <w:r>
+        <w:t>css</w:t>
+      </w:r>
+      <w:proofErr w:type="spellEnd"/>
+    </w:p>
+    <w:p>
+      <w:pPr>
+        <w:rPr>
+          <w:rFonts w:hint="eastAsia"/>
+        </w:rPr>
+      </w:pPr>
+      <w:r>
+        <w:t>编辑</w:t>
+      </w:r>
     </w:p>
     <w:p>
       <w:pPr>
@@ -7486,6 +9013,64 @@
           <w:i/>
           <w:iCs/>
         </w:rPr>
+        <w:t>/* 1. article 中包含 figure 时，给 article 加背景 */</w:t>
+      </w:r>
+    </w:p>
+    <w:p>
+      <w:pPr>
+        <w:rPr>
+          <w:rFonts w:hint="eastAsia"/>
+        </w:rPr>
+      </w:pPr>
+      <w:proofErr w:type="spellStart"/>
+      <w:proofErr w:type="gramStart"/>
+      <w:r>
+        <w:t>article:has</w:t>
+      </w:r>
+      <w:proofErr w:type="spellEnd"/>
+      <w:proofErr w:type="gramEnd"/>
+      <w:r>
+        <w:t>(figure) {</w:t>
+      </w:r>
+    </w:p>
+    <w:p>
+      <w:pPr>
+        <w:rPr>
+          <w:rFonts w:hint="eastAsia"/>
+        </w:rPr>
+      </w:pPr>
+      <w:r>
+        <w:t xml:space="preserve">  background: #fafafa;</w:t>
+      </w:r>
+    </w:p>
+    <w:p>
+      <w:pPr>
+        <w:rPr>
+          <w:rFonts w:hint="eastAsia"/>
+        </w:rPr>
+      </w:pPr>
+      <w:r>
+        <w:t>}</w:t>
+      </w:r>
+    </w:p>
+    <w:p>
+      <w:pPr>
+        <w:rPr>
+          <w:rFonts w:hint="eastAsia"/>
+        </w:rPr>
+      </w:pPr>
+    </w:p>
+    <w:p>
+      <w:pPr>
+        <w:rPr>
+          <w:rFonts w:hint="eastAsia"/>
+        </w:rPr>
+      </w:pPr>
+      <w:r>
+        <w:rPr>
+          <w:i/>
+          <w:iCs/>
+        </w:rPr>
         <w:t>/* 2. 空段落显示占位符 */</w:t>
       </w:r>
     </w:p>
@@ -7495,8 +9080,13 @@
           <w:rFonts w:hint="eastAsia"/>
         </w:rPr>
       </w:pPr>
-      <w:r>
-        <w:t>p:empty::before {</w:t>
+      <w:proofErr w:type="gramStart"/>
+      <w:r>
+        <w:t>p:empty::</w:t>
+      </w:r>
+      <w:proofErr w:type="gramEnd"/>
+      <w:r>
+        <w:t>before {</w:t>
       </w:r>
     </w:p>
     <w:p>
@@ -7557,8 +9147,13 @@
           <w:rFonts w:hint="eastAsia"/>
         </w:rPr>
       </w:pPr>
-      <w:r>
-        <w:t>p:not(:last-of-type) {</w:t>
+      <w:proofErr w:type="gramStart"/>
+      <w:r>
+        <w:t>p:not(:last</w:t>
+      </w:r>
+      <w:proofErr w:type="gramEnd"/>
+      <w:r>
+        <w:t>-of-type) {</w:t>
       </w:r>
     </w:p>
     <w:p>
@@ -7599,57 +9194,96 @@
           <w:i/>
           <w:iCs/>
         </w:rPr>
-        <w:t>/* 4. figure 中有 figcaption 时，图片加圆角 */</w:t>
-      </w:r>
-    </w:p>
-    <w:p>
-      <w:pPr>
-        <w:rPr>
-          <w:rFonts w:hint="eastAsia"/>
-        </w:rPr>
-      </w:pPr>
-      <w:r>
-        <w:t>figure:has(figcaption) img {</w:t>
-      </w:r>
-    </w:p>
-    <w:p>
-      <w:pPr>
-        <w:rPr>
-          <w:rFonts w:hint="eastAsia"/>
-        </w:rPr>
-      </w:pPr>
-      <w:r>
-        <w:t xml:space="preserve">  border-radius: 8px;</w:t>
-      </w:r>
-    </w:p>
-    <w:p>
-      <w:pPr>
-        <w:rPr>
-          <w:rFonts w:hint="eastAsia"/>
-        </w:rPr>
-      </w:pPr>
-      <w:r>
-        <w:t>}</w:t>
-      </w:r>
-    </w:p>
-    <w:p>
-      <w:pPr>
-        <w:rPr>
-          <w:rFonts w:hint="eastAsia"/>
-        </w:rPr>
-      </w:pPr>
-    </w:p>
-    <w:p>
-      <w:pPr>
-        <w:rPr>
-          <w:rFonts w:hint="eastAsia"/>
-        </w:rPr>
-      </w:pPr>
+        <w:t xml:space="preserve">/* 4. figure 中有 </w:t>
+      </w:r>
+      <w:proofErr w:type="spellStart"/>
       <w:r>
         <w:rPr>
           <w:i/>
           <w:iCs/>
         </w:rPr>
+        <w:t>figcaption</w:t>
+      </w:r>
+      <w:proofErr w:type="spellEnd"/>
+      <w:r>
+        <w:rPr>
+          <w:i/>
+          <w:iCs/>
+        </w:rPr>
+        <w:t xml:space="preserve"> 时，图片加圆角 */</w:t>
+      </w:r>
+    </w:p>
+    <w:p>
+      <w:pPr>
+        <w:rPr>
+          <w:rFonts w:hint="eastAsia"/>
+        </w:rPr>
+      </w:pPr>
+      <w:proofErr w:type="spellStart"/>
+      <w:proofErr w:type="gramStart"/>
+      <w:r>
+        <w:t>figure:has</w:t>
+      </w:r>
+      <w:proofErr w:type="spellEnd"/>
+      <w:proofErr w:type="gramEnd"/>
+      <w:r>
+        <w:t>(</w:t>
+      </w:r>
+      <w:proofErr w:type="spellStart"/>
+      <w:r>
+        <w:t>figcaption</w:t>
+      </w:r>
+      <w:proofErr w:type="spellEnd"/>
+      <w:r>
+        <w:t xml:space="preserve">) </w:t>
+      </w:r>
+      <w:proofErr w:type="spellStart"/>
+      <w:r>
+        <w:t>img</w:t>
+      </w:r>
+      <w:proofErr w:type="spellEnd"/>
+      <w:r>
+        <w:t xml:space="preserve"> {</w:t>
+      </w:r>
+    </w:p>
+    <w:p>
+      <w:pPr>
+        <w:rPr>
+          <w:rFonts w:hint="eastAsia"/>
+        </w:rPr>
+      </w:pPr>
+      <w:r>
+        <w:t xml:space="preserve">  border-radius: 8px;</w:t>
+      </w:r>
+    </w:p>
+    <w:p>
+      <w:pPr>
+        <w:rPr>
+          <w:rFonts w:hint="eastAsia"/>
+        </w:rPr>
+      </w:pPr>
+      <w:r>
+        <w:t>}</w:t>
+      </w:r>
+    </w:p>
+    <w:p>
+      <w:pPr>
+        <w:rPr>
+          <w:rFonts w:hint="eastAsia"/>
+        </w:rPr>
+      </w:pPr>
+    </w:p>
+    <w:p>
+      <w:pPr>
+        <w:rPr>
+          <w:rFonts w:hint="eastAsia"/>
+        </w:rPr>
+      </w:pPr>
+      <w:r>
+        <w:rPr>
+          <w:i/>
+          <w:iCs/>
+        </w:rPr>
         <w:t>/* 5. 第二个同类型段落（即那个空&lt;p&gt;）高亮 */</w:t>
       </w:r>
     </w:p>
@@ -7659,8 +9293,21 @@
           <w:rFonts w:hint="eastAsia"/>
         </w:rPr>
       </w:pPr>
-      <w:r>
-        <w:t>p:nth-of-type(2) {</w:t>
+      <w:proofErr w:type="gramStart"/>
+      <w:r>
+        <w:t>p:nth</w:t>
+      </w:r>
+      <w:proofErr w:type="gramEnd"/>
+      <w:r>
+        <w:t>-of-</w:t>
+      </w:r>
+      <w:proofErr w:type="gramStart"/>
+      <w:r>
+        <w:t>type(</w:t>
+      </w:r>
+      <w:proofErr w:type="gramEnd"/>
+      <w:r>
+        <w:t>2) {</w:t>
       </w:r>
     </w:p>
     <w:p>
@@ -7863,8 +9510,13 @@
                 <w:rFonts w:hint="eastAsia"/>
               </w:rPr>
             </w:pPr>
+            <w:proofErr w:type="gramStart"/>
             <w:r>
-              <w:t>:nth-child(n)</w:t>
+              <w:t>:nth</w:t>
+            </w:r>
+            <w:proofErr w:type="gramEnd"/>
+            <w:r>
+              <w:t>-child(n)</w:t>
             </w:r>
           </w:p>
         </w:tc>
@@ -7952,8 +9604,13 @@
                 <w:rFonts w:hint="eastAsia"/>
               </w:rPr>
             </w:pPr>
+            <w:proofErr w:type="gramStart"/>
             <w:r>
-              <w:t>:nth-of-type(n)</w:t>
+              <w:t>:nth</w:t>
+            </w:r>
+            <w:proofErr w:type="gramEnd"/>
+            <w:r>
+              <w:t>-of-type(n)</w:t>
             </w:r>
           </w:p>
         </w:tc>
@@ -8041,8 +9698,13 @@
                 <w:rFonts w:hint="eastAsia"/>
               </w:rPr>
             </w:pPr>
+            <w:proofErr w:type="gramStart"/>
             <w:r>
-              <w:t>:has(selector)</w:t>
+              <w:t>:has</w:t>
+            </w:r>
+            <w:proofErr w:type="gramEnd"/>
+            <w:r>
+              <w:t>(selector)</w:t>
             </w:r>
           </w:p>
         </w:tc>
@@ -8099,8 +9761,21 @@
                 <w:rFonts w:hint="eastAsia"/>
               </w:rPr>
             </w:pPr>
+            <w:proofErr w:type="gramStart"/>
             <w:r>
-              <w:t>"父选择器"，可嵌套</w:t>
+              <w:t>"父</w:t>
+            </w:r>
+            <w:proofErr w:type="gramEnd"/>
+            <w:r>
+              <w:t>选择</w:t>
+            </w:r>
+            <w:proofErr w:type="gramStart"/>
+            <w:r>
+              <w:t>器"，</w:t>
+            </w:r>
+            <w:proofErr w:type="gramEnd"/>
+            <w:r>
+              <w:t>可嵌套</w:t>
             </w:r>
           </w:p>
         </w:tc>
@@ -8130,8 +9805,13 @@
                 <w:rFonts w:hint="eastAsia"/>
               </w:rPr>
             </w:pPr>
+            <w:proofErr w:type="gramStart"/>
             <w:r>
-              <w:t>:not(selector)</w:t>
+              <w:t>:not</w:t>
+            </w:r>
+            <w:proofErr w:type="gramEnd"/>
+            <w:r>
+              <w:t>(selector)</w:t>
             </w:r>
           </w:p>
         </w:tc>
@@ -8219,9 +9899,11 @@
                 <w:rFonts w:hint="eastAsia"/>
               </w:rPr>
             </w:pPr>
+            <w:proofErr w:type="gramStart"/>
             <w:r>
               <w:t>:empty</w:t>
             </w:r>
+            <w:proofErr w:type="gramEnd"/>
           </w:p>
         </w:tc>
         <w:tc>
@@ -8335,40 +10017,70 @@
         <w:rPr>
           <w:rFonts w:hint="eastAsia"/>
         </w:rPr>
-        <w:t>改造元素的一部分，不算真实dom一部分，主要目的减少一些无意义的标签</w:t>
-      </w:r>
-    </w:p>
-    <w:p>
-      <w:pPr>
-        <w:rPr>
-          <w:rFonts w:hint="eastAsia"/>
-        </w:rPr>
-      </w:pPr>
-    </w:p>
-    <w:p>
-      <w:pPr>
-        <w:rPr>
-          <w:rFonts w:hint="eastAsia"/>
-        </w:rPr>
-      </w:pPr>
-      <w:r>
-        <w:rPr>
-          <w:rFonts w:hint="eastAsia"/>
-        </w:rPr>
-        <w:t>::first-letter：首字母</w:t>
-      </w:r>
-    </w:p>
-    <w:p>
-      <w:pPr>
-        <w:rPr>
-          <w:rFonts w:hint="eastAsia"/>
-        </w:rPr>
-      </w:pPr>
-      <w:r>
-        <w:rPr>
-          <w:rFonts w:hint="eastAsia"/>
-        </w:rPr>
-        <w:t>::first-line：第一行</w:t>
+        <w:t>改造元素的一部分，不算真实</w:t>
+      </w:r>
+      <w:proofErr w:type="spellStart"/>
+      <w:r>
+        <w:rPr>
+          <w:rFonts w:hint="eastAsia"/>
+        </w:rPr>
+        <w:t>dom</w:t>
+      </w:r>
+      <w:proofErr w:type="spellEnd"/>
+      <w:r>
+        <w:rPr>
+          <w:rFonts w:hint="eastAsia"/>
+        </w:rPr>
+        <w:t>一部分，主要目的减少一些无意义的标签</w:t>
+      </w:r>
+    </w:p>
+    <w:p>
+      <w:pPr>
+        <w:rPr>
+          <w:rFonts w:hint="eastAsia"/>
+        </w:rPr>
+      </w:pPr>
+    </w:p>
+    <w:p>
+      <w:pPr>
+        <w:rPr>
+          <w:rFonts w:hint="eastAsia"/>
+        </w:rPr>
+      </w:pPr>
+      <w:proofErr w:type="gramStart"/>
+      <w:r>
+        <w:rPr>
+          <w:rFonts w:hint="eastAsia"/>
+        </w:rPr>
+        <w:t>::</w:t>
+      </w:r>
+      <w:proofErr w:type="gramEnd"/>
+      <w:r>
+        <w:rPr>
+          <w:rFonts w:hint="eastAsia"/>
+        </w:rPr>
+        <w:t>first-letter：首字母</w:t>
+      </w:r>
+    </w:p>
+    <w:p>
+      <w:pPr>
+        <w:rPr>
+          <w:rFonts w:hint="eastAsia"/>
+        </w:rPr>
+      </w:pPr>
+      <w:proofErr w:type="gramStart"/>
+      <w:r>
+        <w:rPr>
+          <w:rFonts w:hint="eastAsia"/>
+        </w:rPr>
+        <w:t>::</w:t>
+      </w:r>
+      <w:proofErr w:type="gramEnd"/>
+      <w:r>
+        <w:rPr>
+          <w:rFonts w:hint="eastAsia"/>
+        </w:rPr>
+        <w:t>first-line：第一行</w:t>
       </w:r>
     </w:p>
     <w:p>
@@ -9234,8 +10946,16 @@
         <w:rPr>
           <w:rFonts w:hint="eastAsia"/>
         </w:rPr>
-        <w:t>: start, center, stretch(当子项本身有高度,start和stretch一样，无高度stretch再拉伸)</w:t>
-      </w:r>
+        <w:t>: start, center, stretch(当子项本身有高度,start和stretch一样，无高度stretch再</w:t>
+      </w:r>
+      <w:proofErr w:type="gramStart"/>
+      <w:r>
+        <w:rPr>
+          <w:rFonts w:hint="eastAsia"/>
+        </w:rPr>
+        <w:t>拉伸)</w:t>
+      </w:r>
+      <w:proofErr w:type="gramEnd"/>
     </w:p>
     <w:p>
       <w:pPr>
@@ -9301,41 +11021,71 @@
         <w:rPr>
           <w:rFonts w:hint="eastAsia"/>
         </w:rPr>
-        <w:t>，不改变dom结构，只改变显示顺序，设置在子元素上</w:t>
-      </w:r>
-    </w:p>
-    <w:p>
-      <w:pPr>
-        <w:rPr>
-          <w:rFonts w:hint="eastAsia"/>
-        </w:rPr>
-      </w:pPr>
-    </w:p>
-    <w:p>
-      <w:pPr>
-        <w:rPr>
-          <w:rFonts w:hint="eastAsia"/>
-        </w:rPr>
-      </w:pPr>
-      <w:r>
-        <w:rPr>
-          <w:rFonts w:hint="eastAsia"/>
-        </w:rPr>
-        <w:t>Flex: 1 (grow、shrink：1，basis: 0)</w:t>
-      </w:r>
-    </w:p>
-    <w:p>
-      <w:pPr>
-        <w:rPr>
-          <w:rFonts w:hint="eastAsia"/>
-        </w:rPr>
-      </w:pPr>
-      <w:r>
-        <w:rPr>
-          <w:rFonts w:hint="eastAsia"/>
-        </w:rPr>
-        <w:t>Flex: 2 (grow: 2、shrink：1，basis: 0)</w:t>
-      </w:r>
+        <w:t>，不改变</w:t>
+      </w:r>
+      <w:proofErr w:type="spellStart"/>
+      <w:r>
+        <w:rPr>
+          <w:rFonts w:hint="eastAsia"/>
+        </w:rPr>
+        <w:t>dom</w:t>
+      </w:r>
+      <w:proofErr w:type="spellEnd"/>
+      <w:r>
+        <w:rPr>
+          <w:rFonts w:hint="eastAsia"/>
+        </w:rPr>
+        <w:t>结构，只改变显示顺序，设置在子元素上</w:t>
+      </w:r>
+    </w:p>
+    <w:p>
+      <w:pPr>
+        <w:rPr>
+          <w:rFonts w:hint="eastAsia"/>
+        </w:rPr>
+      </w:pPr>
+    </w:p>
+    <w:p>
+      <w:pPr>
+        <w:rPr>
+          <w:rFonts w:hint="eastAsia"/>
+        </w:rPr>
+      </w:pPr>
+      <w:r>
+        <w:rPr>
+          <w:rFonts w:hint="eastAsia"/>
+        </w:rPr>
+        <w:t xml:space="preserve">Flex: 1 (grow、shrink：1，basis: </w:t>
+      </w:r>
+      <w:proofErr w:type="gramStart"/>
+      <w:r>
+        <w:rPr>
+          <w:rFonts w:hint="eastAsia"/>
+        </w:rPr>
+        <w:t>0)</w:t>
+      </w:r>
+      <w:proofErr w:type="gramEnd"/>
+    </w:p>
+    <w:p>
+      <w:pPr>
+        <w:rPr>
+          <w:rFonts w:hint="eastAsia"/>
+        </w:rPr>
+      </w:pPr>
+      <w:r>
+        <w:rPr>
+          <w:rFonts w:hint="eastAsia"/>
+        </w:rPr>
+        <w:t xml:space="preserve">Flex: 2 (grow: 2、shrink：1，basis: </w:t>
+      </w:r>
+      <w:proofErr w:type="gramStart"/>
+      <w:r>
+        <w:rPr>
+          <w:rFonts w:hint="eastAsia"/>
+        </w:rPr>
+        <w:t>0)</w:t>
+      </w:r>
+      <w:proofErr w:type="gramEnd"/>
     </w:p>
     <w:p>
       <w:pPr>
@@ -9377,46 +11127,172 @@
         <w:rPr>
           <w:rFonts w:hint="eastAsia"/>
         </w:rPr>
-        <w:t>.item { flex: 1; }        /* = flex: 1 1 0%  → 等分剩余空间 */</w:t>
-      </w:r>
-    </w:p>
-    <w:p>
-      <w:pPr>
-        <w:rPr>
-          <w:rFonts w:hint="eastAsia"/>
-        </w:rPr>
-      </w:pPr>
-      <w:r>
-        <w:rPr>
-          <w:rFonts w:hint="eastAsia"/>
-        </w:rPr>
-        <w:t>.item { flex: auto; }     /* = flex: 1 1 auto → 可伸缩+内容宽度 */</w:t>
-      </w:r>
-    </w:p>
-    <w:p>
-      <w:pPr>
-        <w:rPr>
-          <w:rFonts w:hint="eastAsia"/>
-        </w:rPr>
-      </w:pPr>
-      <w:r>
-        <w:rPr>
-          <w:rFonts w:hint="eastAsia"/>
-        </w:rPr>
-        <w:t>.item { flex: none; }     /* = flex: 0 0 auto → 固定不伸缩 */</w:t>
-      </w:r>
-    </w:p>
-    <w:p>
-      <w:pPr>
-        <w:rPr>
-          <w:rFonts w:hint="eastAsia"/>
-        </w:rPr>
-      </w:pPr>
-      <w:r>
-        <w:rPr>
-          <w:rFonts w:hint="eastAsia"/>
-        </w:rPr>
-        <w:t>.item { flex: 0 0 200px; }/* 固定200px，不伸缩 */</w:t>
+        <w:t xml:space="preserve">.item </w:t>
+      </w:r>
+      <w:proofErr w:type="gramStart"/>
+      <w:r>
+        <w:rPr>
+          <w:rFonts w:hint="eastAsia"/>
+        </w:rPr>
+        <w:t xml:space="preserve">{ </w:t>
+      </w:r>
+      <w:proofErr w:type="gramEnd"/>
+      <w:r>
+        <w:rPr>
+          <w:rFonts w:hint="eastAsia"/>
+        </w:rPr>
+        <w:t>flex: 1;</w:t>
+      </w:r>
+      <w:proofErr w:type="gramStart"/>
+      <w:r>
+        <w:rPr>
+          <w:rFonts w:hint="eastAsia"/>
+        </w:rPr>
+        <w:t xml:space="preserve"> }</w:t>
+      </w:r>
+      <w:proofErr w:type="gramEnd"/>
+      <w:r>
+        <w:rPr>
+          <w:rFonts w:hint="eastAsia"/>
+        </w:rPr>
+        <w:t xml:space="preserve">        /* = flex: 1 1 0</w:t>
+      </w:r>
+      <w:proofErr w:type="gramStart"/>
+      <w:r>
+        <w:rPr>
+          <w:rFonts w:hint="eastAsia"/>
+        </w:rPr>
+        <w:t>%  →</w:t>
+      </w:r>
+      <w:proofErr w:type="gramEnd"/>
+      <w:r>
+        <w:rPr>
+          <w:rFonts w:hint="eastAsia"/>
+        </w:rPr>
+        <w:t xml:space="preserve"> 等分剩余空间 */</w:t>
+      </w:r>
+    </w:p>
+    <w:p>
+      <w:pPr>
+        <w:rPr>
+          <w:rFonts w:hint="eastAsia"/>
+        </w:rPr>
+      </w:pPr>
+      <w:r>
+        <w:rPr>
+          <w:rFonts w:hint="eastAsia"/>
+        </w:rPr>
+        <w:t xml:space="preserve">.item </w:t>
+      </w:r>
+      <w:proofErr w:type="gramStart"/>
+      <w:r>
+        <w:rPr>
+          <w:rFonts w:hint="eastAsia"/>
+        </w:rPr>
+        <w:t xml:space="preserve">{ </w:t>
+      </w:r>
+      <w:proofErr w:type="gramEnd"/>
+      <w:r>
+        <w:rPr>
+          <w:rFonts w:hint="eastAsia"/>
+        </w:rPr>
+        <w:t>flex: auto;</w:t>
+      </w:r>
+      <w:proofErr w:type="gramStart"/>
+      <w:r>
+        <w:rPr>
+          <w:rFonts w:hint="eastAsia"/>
+        </w:rPr>
+        <w:t xml:space="preserve"> }</w:t>
+      </w:r>
+      <w:proofErr w:type="gramEnd"/>
+      <w:r>
+        <w:rPr>
+          <w:rFonts w:hint="eastAsia"/>
+        </w:rPr>
+        <w:t xml:space="preserve">     /* = flex: 1 1 auto → 可伸缩+内容宽度 */</w:t>
+      </w:r>
+    </w:p>
+    <w:p>
+      <w:pPr>
+        <w:rPr>
+          <w:rFonts w:hint="eastAsia"/>
+        </w:rPr>
+      </w:pPr>
+      <w:r>
+        <w:rPr>
+          <w:rFonts w:hint="eastAsia"/>
+        </w:rPr>
+        <w:t xml:space="preserve">.item </w:t>
+      </w:r>
+      <w:proofErr w:type="gramStart"/>
+      <w:r>
+        <w:rPr>
+          <w:rFonts w:hint="eastAsia"/>
+        </w:rPr>
+        <w:t xml:space="preserve">{ </w:t>
+      </w:r>
+      <w:proofErr w:type="gramEnd"/>
+      <w:r>
+        <w:rPr>
+          <w:rFonts w:hint="eastAsia"/>
+        </w:rPr>
+        <w:t>flex: none;</w:t>
+      </w:r>
+      <w:proofErr w:type="gramStart"/>
+      <w:r>
+        <w:rPr>
+          <w:rFonts w:hint="eastAsia"/>
+        </w:rPr>
+        <w:t xml:space="preserve"> }</w:t>
+      </w:r>
+      <w:proofErr w:type="gramEnd"/>
+      <w:r>
+        <w:rPr>
+          <w:rFonts w:hint="eastAsia"/>
+        </w:rPr>
+        <w:t xml:space="preserve">     /* = flex: 0 0 auto → 固定不伸缩 */</w:t>
+      </w:r>
+    </w:p>
+    <w:p>
+      <w:pPr>
+        <w:rPr>
+          <w:rFonts w:hint="eastAsia"/>
+        </w:rPr>
+      </w:pPr>
+      <w:r>
+        <w:rPr>
+          <w:rFonts w:hint="eastAsia"/>
+        </w:rPr>
+        <w:t xml:space="preserve">.item </w:t>
+      </w:r>
+      <w:proofErr w:type="gramStart"/>
+      <w:r>
+        <w:rPr>
+          <w:rFonts w:hint="eastAsia"/>
+        </w:rPr>
+        <w:t xml:space="preserve">{ </w:t>
+      </w:r>
+      <w:proofErr w:type="gramEnd"/>
+      <w:r>
+        <w:rPr>
+          <w:rFonts w:hint="eastAsia"/>
+        </w:rPr>
+        <w:t>flex: 0 0 200px;</w:t>
+      </w:r>
+      <w:proofErr w:type="gramStart"/>
+      <w:r>
+        <w:rPr>
+          <w:rFonts w:hint="eastAsia"/>
+        </w:rPr>
+        <w:t xml:space="preserve"> }</w:t>
+      </w:r>
+      <w:proofErr w:type="gramEnd"/>
+      <w:r>
+        <w:rPr>
+          <w:rFonts w:hint="eastAsia"/>
+        </w:rPr>
+        <w:t>/* 固定200px，不伸缩 */</w:t>
       </w:r>
     </w:p>
     <w:p>
@@ -9494,7 +11370,23 @@
         </w:rPr>
       </w:pPr>
       <w:r>
-        <w:t xml:space="preserve">.item { flex-basis: auto; }   </w:t>
+        <w:t xml:space="preserve">.item </w:t>
+      </w:r>
+      <w:proofErr w:type="gramStart"/>
+      <w:r>
+        <w:t xml:space="preserve">{ </w:t>
+      </w:r>
+      <w:proofErr w:type="gramEnd"/>
+      <w:r>
+        <w:t>flex-basis: auto;</w:t>
+      </w:r>
+      <w:proofErr w:type="gramStart"/>
+      <w:r>
+        <w:t xml:space="preserve"> }</w:t>
+      </w:r>
+      <w:proofErr w:type="gramEnd"/>
+      <w:r>
+        <w:t xml:space="preserve">   </w:t>
       </w:r>
       <w:r>
         <w:rPr>
@@ -9511,7 +11403,23 @@
         </w:rPr>
       </w:pPr>
       <w:r>
-        <w:t xml:space="preserve">.item { flex-basis: 200px; }  </w:t>
+        <w:t xml:space="preserve">.item </w:t>
+      </w:r>
+      <w:proofErr w:type="gramStart"/>
+      <w:r>
+        <w:t xml:space="preserve">{ </w:t>
+      </w:r>
+      <w:proofErr w:type="gramEnd"/>
+      <w:r>
+        <w:t>flex-basis: 200px;</w:t>
+      </w:r>
+      <w:proofErr w:type="gramStart"/>
+      <w:r>
+        <w:t xml:space="preserve"> }</w:t>
+      </w:r>
+      <w:proofErr w:type="gramEnd"/>
+      <w:r>
+        <w:t xml:space="preserve">  </w:t>
       </w:r>
       <w:r>
         <w:rPr>
@@ -9528,7 +11436,23 @@
         </w:rPr>
       </w:pPr>
       <w:r>
-        <w:t xml:space="preserve">.item { flex-basis: 0; }      </w:t>
+        <w:t xml:space="preserve">.item </w:t>
+      </w:r>
+      <w:proofErr w:type="gramStart"/>
+      <w:r>
+        <w:t xml:space="preserve">{ </w:t>
+      </w:r>
+      <w:proofErr w:type="gramEnd"/>
+      <w:r>
+        <w:t>flex-basis: 0;</w:t>
+      </w:r>
+      <w:proofErr w:type="gramStart"/>
+      <w:r>
+        <w:t xml:space="preserve"> }</w:t>
+      </w:r>
+      <w:proofErr w:type="gramEnd"/>
+      <w:r>
+        <w:t xml:space="preserve">      </w:t>
       </w:r>
       <w:r>
         <w:rPr>
@@ -10051,8 +11975,30 @@
         <w:rPr>
           <w:rFonts w:hint="eastAsia"/>
         </w:rPr>
-        <w:t>absolute垂直居中：top:50%, transform:translate(-50%, -50%)</w:t>
-      </w:r>
+        <w:t xml:space="preserve">absolute垂直居中：top:50%, </w:t>
+      </w:r>
+      <w:proofErr w:type="spellStart"/>
+      <w:r>
+        <w:rPr>
+          <w:rFonts w:hint="eastAsia"/>
+        </w:rPr>
+        <w:t>transform:translate</w:t>
+      </w:r>
+      <w:proofErr w:type="spellEnd"/>
+      <w:r>
+        <w:rPr>
+          <w:rFonts w:hint="eastAsia"/>
+        </w:rPr>
+        <w:t xml:space="preserve">(-50%, </w:t>
+      </w:r>
+      <w:proofErr w:type="gramStart"/>
+      <w:r>
+        <w:rPr>
+          <w:rFonts w:hint="eastAsia"/>
+        </w:rPr>
+        <w:t>-50%)</w:t>
+      </w:r>
+      <w:proofErr w:type="gramEnd"/>
     </w:p>
     <w:p>
       <w:pPr>
@@ -10332,8 +12278,13 @@
         <w:t>Transform</w:t>
       </w:r>
       <w:r>
-        <w:t>不触发重排(reflow)</w:t>
-      </w:r>
+        <w:t>不触发重排</w:t>
+      </w:r>
+      <w:proofErr w:type="gramStart"/>
+      <w:r>
+        <w:t>(reflow)</w:t>
+      </w:r>
+      <w:proofErr w:type="gramEnd"/>
       <w:r>
         <w:rPr>
           <w:rFonts w:hint="eastAsia"/>
@@ -10418,35 +12369,80 @@
           <w:rFonts w:hint="eastAsia"/>
         </w:rPr>
         <w:tab/>
-        <w:t>translate(tx, ty)</w:t>
+        <w:t>translate(</w:t>
+      </w:r>
+      <w:proofErr w:type="spellStart"/>
+      <w:r>
+        <w:rPr>
+          <w:rFonts w:hint="eastAsia"/>
+        </w:rPr>
+        <w:t>tx</w:t>
+      </w:r>
+      <w:proofErr w:type="spellEnd"/>
+      <w:r>
+        <w:rPr>
+          <w:rFonts w:hint="eastAsia"/>
+        </w:rPr>
+        <w:t>, ty)</w:t>
       </w:r>
       <w:r>
         <w:rPr>
           <w:rFonts w:hint="eastAsia"/>
         </w:rPr>
         <w:tab/>
-        <w:t>平移。ty 省略时等于 tx</w:t>
-      </w:r>
-    </w:p>
-    <w:p>
-      <w:pPr>
-        <w:rPr>
-          <w:rFonts w:hint="eastAsia"/>
-        </w:rPr>
-      </w:pPr>
-      <w:r>
-        <w:rPr>
-          <w:rFonts w:hint="eastAsia"/>
-        </w:rPr>
-        <w:t>translateX()</w:t>
+        <w:t xml:space="preserve">平移。ty 省略时等于 </w:t>
+      </w:r>
+      <w:proofErr w:type="spellStart"/>
+      <w:r>
+        <w:rPr>
+          <w:rFonts w:hint="eastAsia"/>
+        </w:rPr>
+        <w:t>tx</w:t>
+      </w:r>
+      <w:proofErr w:type="spellEnd"/>
+    </w:p>
+    <w:p>
+      <w:pPr>
+        <w:rPr>
+          <w:rFonts w:hint="eastAsia"/>
+        </w:rPr>
+      </w:pPr>
+      <w:proofErr w:type="spellStart"/>
+      <w:r>
+        <w:rPr>
+          <w:rFonts w:hint="eastAsia"/>
+        </w:rPr>
+        <w:t>translateX</w:t>
+      </w:r>
+      <w:proofErr w:type="spellEnd"/>
+      <w:r>
+        <w:rPr>
+          <w:rFonts w:hint="eastAsia"/>
+        </w:rPr>
+        <w:t>()</w:t>
       </w:r>
       <w:r>
         <w:rPr>
           <w:rFonts w:hint="eastAsia"/>
         </w:rPr>
         <w:tab/>
-        <w:t>translateX(t)</w:t>
-      </w:r>
+      </w:r>
+      <w:proofErr w:type="spellStart"/>
+      <w:r>
+        <w:rPr>
+          <w:rFonts w:hint="eastAsia"/>
+        </w:rPr>
+        <w:t>translateX</w:t>
+      </w:r>
+      <w:proofErr w:type="spellEnd"/>
+      <w:proofErr w:type="gramStart"/>
+      <w:r>
+        <w:rPr>
+          <w:rFonts w:hint="eastAsia"/>
+        </w:rPr>
+        <w:t>(t)</w:t>
+      </w:r>
+      <w:proofErr w:type="gramEnd"/>
       <w:r>
         <w:rPr>
           <w:rFonts w:hint="eastAsia"/>
@@ -10461,19 +12457,42 @@
           <w:rFonts w:hint="eastAsia"/>
         </w:rPr>
       </w:pPr>
-      <w:r>
-        <w:rPr>
-          <w:rFonts w:hint="eastAsia"/>
-        </w:rPr>
-        <w:t>translateY()</w:t>
+      <w:proofErr w:type="spellStart"/>
+      <w:r>
+        <w:rPr>
+          <w:rFonts w:hint="eastAsia"/>
+        </w:rPr>
+        <w:t>translateY</w:t>
+      </w:r>
+      <w:proofErr w:type="spellEnd"/>
+      <w:r>
+        <w:rPr>
+          <w:rFonts w:hint="eastAsia"/>
+        </w:rPr>
+        <w:t>()</w:t>
       </w:r>
       <w:r>
         <w:rPr>
           <w:rFonts w:hint="eastAsia"/>
         </w:rPr>
         <w:tab/>
-        <w:t>translateY(t)</w:t>
-      </w:r>
+      </w:r>
+      <w:proofErr w:type="spellStart"/>
+      <w:r>
+        <w:rPr>
+          <w:rFonts w:hint="eastAsia"/>
+        </w:rPr>
+        <w:t>translateY</w:t>
+      </w:r>
+      <w:proofErr w:type="spellEnd"/>
+      <w:proofErr w:type="gramStart"/>
+      <w:r>
+        <w:rPr>
+          <w:rFonts w:hint="eastAsia"/>
+        </w:rPr>
+        <w:t>(t)</w:t>
+      </w:r>
+      <w:proofErr w:type="gramEnd"/>
       <w:r>
         <w:rPr>
           <w:rFonts w:hint="eastAsia"/>
@@ -10499,35 +12518,114 @@
           <w:rFonts w:hint="eastAsia"/>
         </w:rPr>
         <w:tab/>
-        <w:t>scale(sx, sy)</w:t>
+        <w:t>scale(</w:t>
+      </w:r>
+      <w:proofErr w:type="spellStart"/>
+      <w:r>
+        <w:rPr>
+          <w:rFonts w:hint="eastAsia"/>
+        </w:rPr>
+        <w:t>sx</w:t>
+      </w:r>
+      <w:proofErr w:type="spellEnd"/>
+      <w:r>
+        <w:rPr>
+          <w:rFonts w:hint="eastAsia"/>
+        </w:rPr>
+        <w:t xml:space="preserve">, </w:t>
+      </w:r>
+      <w:proofErr w:type="spellStart"/>
+      <w:r>
+        <w:rPr>
+          <w:rFonts w:hint="eastAsia"/>
+        </w:rPr>
+        <w:t>sy</w:t>
+      </w:r>
+      <w:proofErr w:type="spellEnd"/>
+      <w:r>
+        <w:rPr>
+          <w:rFonts w:hint="eastAsia"/>
+        </w:rPr>
+        <w:t>)</w:t>
       </w:r>
       <w:r>
         <w:rPr>
           <w:rFonts w:hint="eastAsia"/>
         </w:rPr>
         <w:tab/>
-        <w:t>缩放。sy 省略时等于 sx（等比缩放）</w:t>
-      </w:r>
-    </w:p>
-    <w:p>
-      <w:pPr>
-        <w:rPr>
-          <w:rFonts w:hint="eastAsia"/>
-        </w:rPr>
-      </w:pPr>
-      <w:r>
-        <w:rPr>
-          <w:rFonts w:hint="eastAsia"/>
-        </w:rPr>
-        <w:t>scaleX()</w:t>
+        <w:t>缩放。</w:t>
+      </w:r>
+      <w:proofErr w:type="spellStart"/>
+      <w:r>
+        <w:rPr>
+          <w:rFonts w:hint="eastAsia"/>
+        </w:rPr>
+        <w:t>sy</w:t>
+      </w:r>
+      <w:proofErr w:type="spellEnd"/>
+      <w:r>
+        <w:rPr>
+          <w:rFonts w:hint="eastAsia"/>
+        </w:rPr>
+        <w:t xml:space="preserve"> 省略时等于 </w:t>
+      </w:r>
+      <w:proofErr w:type="spellStart"/>
+      <w:r>
+        <w:rPr>
+          <w:rFonts w:hint="eastAsia"/>
+        </w:rPr>
+        <w:t>sx</w:t>
+      </w:r>
+      <w:proofErr w:type="spellEnd"/>
+      <w:r>
+        <w:rPr>
+          <w:rFonts w:hint="eastAsia"/>
+        </w:rPr>
+        <w:t>（等比缩放）</w:t>
+      </w:r>
+    </w:p>
+    <w:p>
+      <w:pPr>
+        <w:rPr>
+          <w:rFonts w:hint="eastAsia"/>
+        </w:rPr>
+      </w:pPr>
+      <w:proofErr w:type="spellStart"/>
+      <w:r>
+        <w:rPr>
+          <w:rFonts w:hint="eastAsia"/>
+        </w:rPr>
+        <w:t>scaleX</w:t>
+      </w:r>
+      <w:proofErr w:type="spellEnd"/>
+      <w:r>
+        <w:rPr>
+          <w:rFonts w:hint="eastAsia"/>
+        </w:rPr>
+        <w:t>()</w:t>
       </w:r>
       <w:r>
         <w:rPr>
           <w:rFonts w:hint="eastAsia"/>
         </w:rPr>
         <w:tab/>
-        <w:t>scaleX(s)</w:t>
-      </w:r>
+      </w:r>
+      <w:proofErr w:type="spellStart"/>
+      <w:r>
+        <w:rPr>
+          <w:rFonts w:hint="eastAsia"/>
+        </w:rPr>
+        <w:t>scaleX</w:t>
+      </w:r>
+      <w:proofErr w:type="spellEnd"/>
+      <w:proofErr w:type="gramStart"/>
+      <w:r>
+        <w:rPr>
+          <w:rFonts w:hint="eastAsia"/>
+        </w:rPr>
+        <w:t>(s)</w:t>
+      </w:r>
+      <w:proofErr w:type="gramEnd"/>
       <w:r>
         <w:rPr>
           <w:rFonts w:hint="eastAsia"/>
@@ -10542,19 +12640,42 @@
           <w:rFonts w:hint="eastAsia"/>
         </w:rPr>
       </w:pPr>
-      <w:r>
-        <w:rPr>
-          <w:rFonts w:hint="eastAsia"/>
-        </w:rPr>
-        <w:t>scaleY()</w:t>
+      <w:proofErr w:type="spellStart"/>
+      <w:r>
+        <w:rPr>
+          <w:rFonts w:hint="eastAsia"/>
+        </w:rPr>
+        <w:t>scaleY</w:t>
+      </w:r>
+      <w:proofErr w:type="spellEnd"/>
+      <w:r>
+        <w:rPr>
+          <w:rFonts w:hint="eastAsia"/>
+        </w:rPr>
+        <w:t>()</w:t>
       </w:r>
       <w:r>
         <w:rPr>
           <w:rFonts w:hint="eastAsia"/>
         </w:rPr>
         <w:tab/>
-        <w:t>scaleY(s)</w:t>
-      </w:r>
+      </w:r>
+      <w:proofErr w:type="spellStart"/>
+      <w:r>
+        <w:rPr>
+          <w:rFonts w:hint="eastAsia"/>
+        </w:rPr>
+        <w:t>scaleY</w:t>
+      </w:r>
+      <w:proofErr w:type="spellEnd"/>
+      <w:proofErr w:type="gramStart"/>
+      <w:r>
+        <w:rPr>
+          <w:rFonts w:hint="eastAsia"/>
+        </w:rPr>
+        <w:t>(s)</w:t>
+      </w:r>
+      <w:proofErr w:type="gramEnd"/>
       <w:r>
         <w:rPr>
           <w:rFonts w:hint="eastAsia"/>
@@ -10580,8 +12701,16 @@
           <w:rFonts w:hint="eastAsia"/>
         </w:rPr>
         <w:tab/>
-        <w:t>rotate(angle)</w:t>
-      </w:r>
+        <w:t>rotate</w:t>
+      </w:r>
+      <w:proofErr w:type="gramStart"/>
+      <w:r>
+        <w:rPr>
+          <w:rFonts w:hint="eastAsia"/>
+        </w:rPr>
+        <w:t>(angle)</w:t>
+      </w:r>
+      <w:proofErr w:type="gramEnd"/>
       <w:r>
         <w:rPr>
           <w:rFonts w:hint="eastAsia"/>
@@ -10623,19 +12752,42 @@
           <w:rFonts w:hint="eastAsia"/>
         </w:rPr>
       </w:pPr>
-      <w:r>
-        <w:rPr>
-          <w:rFonts w:hint="eastAsia"/>
-        </w:rPr>
-        <w:t>skewX()</w:t>
+      <w:proofErr w:type="spellStart"/>
+      <w:r>
+        <w:rPr>
+          <w:rFonts w:hint="eastAsia"/>
+        </w:rPr>
+        <w:t>skewX</w:t>
+      </w:r>
+      <w:proofErr w:type="spellEnd"/>
+      <w:r>
+        <w:rPr>
+          <w:rFonts w:hint="eastAsia"/>
+        </w:rPr>
+        <w:t>()</w:t>
       </w:r>
       <w:r>
         <w:rPr>
           <w:rFonts w:hint="eastAsia"/>
         </w:rPr>
         <w:tab/>
-        <w:t>skewX(angle)</w:t>
-      </w:r>
+      </w:r>
+      <w:proofErr w:type="spellStart"/>
+      <w:r>
+        <w:rPr>
+          <w:rFonts w:hint="eastAsia"/>
+        </w:rPr>
+        <w:t>skewX</w:t>
+      </w:r>
+      <w:proofErr w:type="spellEnd"/>
+      <w:proofErr w:type="gramStart"/>
+      <w:r>
+        <w:rPr>
+          <w:rFonts w:hint="eastAsia"/>
+        </w:rPr>
+        <w:t>(angle)</w:t>
+      </w:r>
+      <w:proofErr w:type="gramEnd"/>
       <w:r>
         <w:rPr>
           <w:rFonts w:hint="eastAsia"/>
@@ -10650,19 +12802,42 @@
           <w:rFonts w:hint="eastAsia"/>
         </w:rPr>
       </w:pPr>
-      <w:r>
-        <w:rPr>
-          <w:rFonts w:hint="eastAsia"/>
-        </w:rPr>
-        <w:t>skewY()</w:t>
+      <w:proofErr w:type="spellStart"/>
+      <w:r>
+        <w:rPr>
+          <w:rFonts w:hint="eastAsia"/>
+        </w:rPr>
+        <w:t>skewY</w:t>
+      </w:r>
+      <w:proofErr w:type="spellEnd"/>
+      <w:r>
+        <w:rPr>
+          <w:rFonts w:hint="eastAsia"/>
+        </w:rPr>
+        <w:t>()</w:t>
       </w:r>
       <w:r>
         <w:rPr>
           <w:rFonts w:hint="eastAsia"/>
         </w:rPr>
         <w:tab/>
-        <w:t>skewY(angle)</w:t>
-      </w:r>
+      </w:r>
+      <w:proofErr w:type="spellStart"/>
+      <w:r>
+        <w:rPr>
+          <w:rFonts w:hint="eastAsia"/>
+        </w:rPr>
+        <w:t>skewY</w:t>
+      </w:r>
+      <w:proofErr w:type="spellEnd"/>
+      <w:proofErr w:type="gramStart"/>
+      <w:r>
+        <w:rPr>
+          <w:rFonts w:hint="eastAsia"/>
+        </w:rPr>
+        <w:t>(angle)</w:t>
+      </w:r>
+      <w:proofErr w:type="gramEnd"/>
       <w:r>
         <w:rPr>
           <w:rFonts w:hint="eastAsia"/>
@@ -10688,7 +12863,21 @@
           <w:rFonts w:hint="eastAsia"/>
         </w:rPr>
         <w:tab/>
-        <w:t>matrix(a,b,c,d,e,f)</w:t>
+        <w:t>matrix(</w:t>
+      </w:r>
+      <w:proofErr w:type="spellStart"/>
+      <w:r>
+        <w:rPr>
+          <w:rFonts w:hint="eastAsia"/>
+        </w:rPr>
+        <w:t>a,b,c,d,e,f</w:t>
+      </w:r>
+      <w:proofErr w:type="spellEnd"/>
+      <w:r>
+        <w:rPr>
+          <w:rFonts w:hint="eastAsia"/>
+        </w:rPr>
+        <w:t>)</w:t>
       </w:r>
       <w:r>
         <w:rPr>
@@ -10715,7 +12904,35 @@
           <w:rFonts w:hint="eastAsia"/>
         </w:rPr>
         <w:tab/>
-        <w:t>translate3d(tx, ty, tz)</w:t>
+        <w:t>translate3d(</w:t>
+      </w:r>
+      <w:proofErr w:type="spellStart"/>
+      <w:r>
+        <w:rPr>
+          <w:rFonts w:hint="eastAsia"/>
+        </w:rPr>
+        <w:t>tx</w:t>
+      </w:r>
+      <w:proofErr w:type="spellEnd"/>
+      <w:r>
+        <w:rPr>
+          <w:rFonts w:hint="eastAsia"/>
+        </w:rPr>
+        <w:t xml:space="preserve">, ty, </w:t>
+      </w:r>
+      <w:proofErr w:type="spellStart"/>
+      <w:r>
+        <w:rPr>
+          <w:rFonts w:hint="eastAsia"/>
+        </w:rPr>
+        <w:t>tz</w:t>
+      </w:r>
+      <w:proofErr w:type="spellEnd"/>
+      <w:r>
+        <w:rPr>
+          <w:rFonts w:hint="eastAsia"/>
+        </w:rPr>
+        <w:t>)</w:t>
       </w:r>
       <w:r>
         <w:rPr>
@@ -10731,19 +12948,56 @@
           <w:rFonts w:hint="eastAsia"/>
         </w:rPr>
       </w:pPr>
-      <w:r>
-        <w:rPr>
-          <w:rFonts w:hint="eastAsia"/>
-        </w:rPr>
-        <w:t>translateZ()</w:t>
+      <w:proofErr w:type="spellStart"/>
+      <w:r>
+        <w:rPr>
+          <w:rFonts w:hint="eastAsia"/>
+        </w:rPr>
+        <w:t>translateZ</w:t>
+      </w:r>
+      <w:proofErr w:type="spellEnd"/>
+      <w:r>
+        <w:rPr>
+          <w:rFonts w:hint="eastAsia"/>
+        </w:rPr>
+        <w:t>()</w:t>
       </w:r>
       <w:r>
         <w:rPr>
           <w:rFonts w:hint="eastAsia"/>
         </w:rPr>
         <w:tab/>
-        <w:t>translateZ(tz)</w:t>
-      </w:r>
+      </w:r>
+      <w:proofErr w:type="spellStart"/>
+      <w:r>
+        <w:rPr>
+          <w:rFonts w:hint="eastAsia"/>
+        </w:rPr>
+        <w:t>translateZ</w:t>
+      </w:r>
+      <w:proofErr w:type="spellEnd"/>
+      <w:proofErr w:type="gramStart"/>
+      <w:r>
+        <w:rPr>
+          <w:rFonts w:hint="eastAsia"/>
+        </w:rPr>
+        <w:t>(</w:t>
+      </w:r>
+      <w:proofErr w:type="spellStart"/>
+      <w:r>
+        <w:rPr>
+          <w:rFonts w:hint="eastAsia"/>
+        </w:rPr>
+        <w:t>tz</w:t>
+      </w:r>
+      <w:proofErr w:type="spellEnd"/>
+      <w:r>
+        <w:rPr>
+          <w:rFonts w:hint="eastAsia"/>
+        </w:rPr>
+        <w:t>)</w:t>
+      </w:r>
+      <w:proofErr w:type="gramEnd"/>
       <w:r>
         <w:rPr>
           <w:rFonts w:hint="eastAsia"/>
@@ -10770,7 +13024,49 @@
           <w:rFonts w:hint="eastAsia"/>
         </w:rPr>
         <w:tab/>
-        <w:t>scale3d(sx, sy, sz)</w:t>
+        <w:t>scale3d(</w:t>
+      </w:r>
+      <w:proofErr w:type="spellStart"/>
+      <w:r>
+        <w:rPr>
+          <w:rFonts w:hint="eastAsia"/>
+        </w:rPr>
+        <w:t>sx</w:t>
+      </w:r>
+      <w:proofErr w:type="spellEnd"/>
+      <w:r>
+        <w:rPr>
+          <w:rFonts w:hint="eastAsia"/>
+        </w:rPr>
+        <w:t xml:space="preserve">, </w:t>
+      </w:r>
+      <w:proofErr w:type="spellStart"/>
+      <w:r>
+        <w:rPr>
+          <w:rFonts w:hint="eastAsia"/>
+        </w:rPr>
+        <w:t>sy</w:t>
+      </w:r>
+      <w:proofErr w:type="spellEnd"/>
+      <w:r>
+        <w:rPr>
+          <w:rFonts w:hint="eastAsia"/>
+        </w:rPr>
+        <w:t xml:space="preserve">, </w:t>
+      </w:r>
+      <w:proofErr w:type="spellStart"/>
+      <w:r>
+        <w:rPr>
+          <w:rFonts w:hint="eastAsia"/>
+        </w:rPr>
+        <w:t>sz</w:t>
+      </w:r>
+      <w:proofErr w:type="spellEnd"/>
+      <w:r>
+        <w:rPr>
+          <w:rFonts w:hint="eastAsia"/>
+        </w:rPr>
+        <w:t>)</w:t>
       </w:r>
       <w:r>
         <w:rPr>
@@ -10786,19 +13082,42 @@
           <w:rFonts w:hint="eastAsia"/>
         </w:rPr>
       </w:pPr>
-      <w:r>
-        <w:rPr>
-          <w:rFonts w:hint="eastAsia"/>
-        </w:rPr>
-        <w:t>scaleZ()</w:t>
+      <w:proofErr w:type="spellStart"/>
+      <w:r>
+        <w:rPr>
+          <w:rFonts w:hint="eastAsia"/>
+        </w:rPr>
+        <w:t>scaleZ</w:t>
+      </w:r>
+      <w:proofErr w:type="spellEnd"/>
+      <w:r>
+        <w:rPr>
+          <w:rFonts w:hint="eastAsia"/>
+        </w:rPr>
+        <w:t>()</w:t>
       </w:r>
       <w:r>
         <w:rPr>
           <w:rFonts w:hint="eastAsia"/>
         </w:rPr>
         <w:tab/>
-        <w:t>scaleZ(s)</w:t>
-      </w:r>
+      </w:r>
+      <w:proofErr w:type="spellStart"/>
+      <w:r>
+        <w:rPr>
+          <w:rFonts w:hint="eastAsia"/>
+        </w:rPr>
+        <w:t>scaleZ</w:t>
+      </w:r>
+      <w:proofErr w:type="spellEnd"/>
+      <w:proofErr w:type="gramStart"/>
+      <w:r>
+        <w:rPr>
+          <w:rFonts w:hint="eastAsia"/>
+        </w:rPr>
+        <w:t>(s)</w:t>
+      </w:r>
+      <w:proofErr w:type="gramEnd"/>
       <w:r>
         <w:rPr>
           <w:rFonts w:hint="eastAsia"/>
@@ -10831,28 +13150,65 @@
           <w:rFonts w:hint="eastAsia"/>
         </w:rPr>
         <w:tab/>
-        <w:t>绕任意向量 (x,y,z) 旋转</w:t>
-      </w:r>
-    </w:p>
-    <w:p>
-      <w:pPr>
-        <w:rPr>
-          <w:rFonts w:hint="eastAsia"/>
-        </w:rPr>
-      </w:pPr>
-      <w:r>
-        <w:rPr>
-          <w:rFonts w:hint="eastAsia"/>
-        </w:rPr>
-        <w:t>rotateX()</w:t>
+        <w:t>绕任意向量 (</w:t>
+      </w:r>
+      <w:proofErr w:type="spellStart"/>
+      <w:r>
+        <w:rPr>
+          <w:rFonts w:hint="eastAsia"/>
+        </w:rPr>
+        <w:t>x,y,z</w:t>
+      </w:r>
+      <w:proofErr w:type="spellEnd"/>
+      <w:r>
+        <w:rPr>
+          <w:rFonts w:hint="eastAsia"/>
+        </w:rPr>
+        <w:t>) 旋转</w:t>
+      </w:r>
+    </w:p>
+    <w:p>
+      <w:pPr>
+        <w:rPr>
+          <w:rFonts w:hint="eastAsia"/>
+        </w:rPr>
+      </w:pPr>
+      <w:proofErr w:type="spellStart"/>
+      <w:r>
+        <w:rPr>
+          <w:rFonts w:hint="eastAsia"/>
+        </w:rPr>
+        <w:t>rotateX</w:t>
+      </w:r>
+      <w:proofErr w:type="spellEnd"/>
+      <w:r>
+        <w:rPr>
+          <w:rFonts w:hint="eastAsia"/>
+        </w:rPr>
+        <w:t>()</w:t>
       </w:r>
       <w:r>
         <w:rPr>
           <w:rFonts w:hint="eastAsia"/>
         </w:rPr>
         <w:tab/>
-        <w:t>rotateX(angle)</w:t>
-      </w:r>
+      </w:r>
+      <w:proofErr w:type="spellStart"/>
+      <w:r>
+        <w:rPr>
+          <w:rFonts w:hint="eastAsia"/>
+        </w:rPr>
+        <w:t>rotateX</w:t>
+      </w:r>
+      <w:proofErr w:type="spellEnd"/>
+      <w:proofErr w:type="gramStart"/>
+      <w:r>
+        <w:rPr>
+          <w:rFonts w:hint="eastAsia"/>
+        </w:rPr>
+        <w:t>(angle)</w:t>
+      </w:r>
+      <w:proofErr w:type="gramEnd"/>
       <w:r>
         <w:rPr>
           <w:rFonts w:hint="eastAsia"/>
@@ -10867,19 +13223,42 @@
           <w:rFonts w:hint="eastAsia"/>
         </w:rPr>
       </w:pPr>
-      <w:r>
-        <w:rPr>
-          <w:rFonts w:hint="eastAsia"/>
-        </w:rPr>
-        <w:t>rotateY()</w:t>
+      <w:proofErr w:type="spellStart"/>
+      <w:r>
+        <w:rPr>
+          <w:rFonts w:hint="eastAsia"/>
+        </w:rPr>
+        <w:t>rotateY</w:t>
+      </w:r>
+      <w:proofErr w:type="spellEnd"/>
+      <w:r>
+        <w:rPr>
+          <w:rFonts w:hint="eastAsia"/>
+        </w:rPr>
+        <w:t>()</w:t>
       </w:r>
       <w:r>
         <w:rPr>
           <w:rFonts w:hint="eastAsia"/>
         </w:rPr>
         <w:tab/>
-        <w:t>rotateY(angle)</w:t>
-      </w:r>
+      </w:r>
+      <w:proofErr w:type="spellStart"/>
+      <w:r>
+        <w:rPr>
+          <w:rFonts w:hint="eastAsia"/>
+        </w:rPr>
+        <w:t>rotateY</w:t>
+      </w:r>
+      <w:proofErr w:type="spellEnd"/>
+      <w:proofErr w:type="gramStart"/>
+      <w:r>
+        <w:rPr>
+          <w:rFonts w:hint="eastAsia"/>
+        </w:rPr>
+        <w:t>(angle)</w:t>
+      </w:r>
+      <w:proofErr w:type="gramEnd"/>
       <w:r>
         <w:rPr>
           <w:rFonts w:hint="eastAsia"/>
@@ -10894,19 +13273,42 @@
           <w:rFonts w:hint="eastAsia"/>
         </w:rPr>
       </w:pPr>
-      <w:r>
-        <w:rPr>
-          <w:rFonts w:hint="eastAsia"/>
-        </w:rPr>
-        <w:t>rotateZ()</w:t>
+      <w:proofErr w:type="spellStart"/>
+      <w:r>
+        <w:rPr>
+          <w:rFonts w:hint="eastAsia"/>
+        </w:rPr>
+        <w:t>rotateZ</w:t>
+      </w:r>
+      <w:proofErr w:type="spellEnd"/>
+      <w:r>
+        <w:rPr>
+          <w:rFonts w:hint="eastAsia"/>
+        </w:rPr>
+        <w:t>()</w:t>
       </w:r>
       <w:r>
         <w:rPr>
           <w:rFonts w:hint="eastAsia"/>
         </w:rPr>
         <w:tab/>
-        <w:t>rotateZ(angle)</w:t>
-      </w:r>
+      </w:r>
+      <w:proofErr w:type="spellStart"/>
+      <w:r>
+        <w:rPr>
+          <w:rFonts w:hint="eastAsia"/>
+        </w:rPr>
+        <w:t>rotateZ</w:t>
+      </w:r>
+      <w:proofErr w:type="spellEnd"/>
+      <w:proofErr w:type="gramStart"/>
+      <w:r>
+        <w:rPr>
+          <w:rFonts w:hint="eastAsia"/>
+        </w:rPr>
+        <w:t>(angle)</w:t>
+      </w:r>
+      <w:proofErr w:type="gramEnd"/>
       <w:r>
         <w:rPr>
           <w:rFonts w:hint="eastAsia"/>
@@ -10932,8 +13334,16 @@
           <w:rFonts w:hint="eastAsia"/>
         </w:rPr>
         <w:tab/>
-        <w:t>perspective(length)</w:t>
-      </w:r>
+        <w:t>perspective</w:t>
+      </w:r>
+      <w:proofErr w:type="gramStart"/>
+      <w:r>
+        <w:rPr>
+          <w:rFonts w:hint="eastAsia"/>
+        </w:rPr>
+        <w:t>(length)</w:t>
+      </w:r>
+      <w:proofErr w:type="gramEnd"/>
       <w:r>
         <w:rPr>
           <w:rFonts w:hint="eastAsia"/>
@@ -10959,8 +13369,16 @@
           <w:rFonts w:hint="eastAsia"/>
         </w:rPr>
         <w:tab/>
-        <w:t>matrix3d(16个值)</w:t>
-      </w:r>
+        <w:t>matrix3d</w:t>
+      </w:r>
+      <w:proofErr w:type="gramStart"/>
+      <w:r>
+        <w:rPr>
+          <w:rFonts w:hint="eastAsia"/>
+        </w:rPr>
+        <w:t>(16个值)</w:t>
+      </w:r>
+      <w:proofErr w:type="gramEnd"/>
       <w:r>
         <w:rPr>
           <w:rFonts w:hint="eastAsia"/>
@@ -11032,8 +13450,21 @@
         </w:rPr>
       </w:pPr>
       <w:r>
-        <w:t>@media XXX and (css语法)</w:t>
-      </w:r>
+        <w:t xml:space="preserve">@media XXX and </w:t>
+      </w:r>
+      <w:proofErr w:type="gramStart"/>
+      <w:r>
+        <w:t>(</w:t>
+      </w:r>
+      <w:proofErr w:type="spellStart"/>
+      <w:r>
+        <w:t>css</w:t>
+      </w:r>
+      <w:proofErr w:type="spellEnd"/>
+      <w:r>
+        <w:t>语法)</w:t>
+      </w:r>
+      <w:proofErr w:type="gramEnd"/>
       <w:r>
         <w:rPr>
           <w:rFonts w:hint="eastAsia"/>
@@ -11057,8 +13488,21 @@
         <w:t>新写法：</w:t>
       </w:r>
       <w:r>
-        <w:t>@media (640px &lt;= width &lt;= 768px) {  }</w:t>
-      </w:r>
+        <w:t xml:space="preserve">@media </w:t>
+      </w:r>
+      <w:proofErr w:type="gramStart"/>
+      <w:r>
+        <w:t>(640px &lt;= width &lt;= 768px)</w:t>
+      </w:r>
+      <w:proofErr w:type="gramEnd"/>
+      <w:r>
+        <w:t xml:space="preserve"> </w:t>
+      </w:r>
+      <w:proofErr w:type="gramStart"/>
+      <w:r>
+        <w:t>{  }</w:t>
+      </w:r>
+      <w:proofErr w:type="gramEnd"/>
     </w:p>
     <w:p>
       <w:pPr>
@@ -11159,10 +13603,205 @@
     </w:p>
     <w:p>
       <w:pPr>
-        <w:rPr>
-          <w:rFonts w:hint="eastAsia"/>
-        </w:rPr>
-      </w:pPr>
+        <w:pStyle w:val="1"/>
+        <w:rPr>
+          <w:rFonts w:hint="eastAsia"/>
+        </w:rPr>
+      </w:pPr>
+      <w:r>
+        <w:rPr>
+          <w:rFonts w:hint="eastAsia"/>
+        </w:rPr>
+        <w:t>08</w:t>
+      </w:r>
+      <w:r>
+        <w:rPr>
+          <w:rFonts w:hint="eastAsia"/>
+        </w:rPr>
+        <w:t>30</w:t>
+      </w:r>
+      <w:r>
+        <w:rPr>
+          <w:rFonts w:hint="eastAsia"/>
+        </w:rPr>
+        <w:t xml:space="preserve"> </w:t>
+      </w:r>
+      <w:proofErr w:type="spellStart"/>
+      <w:r>
+        <w:rPr>
+          <w:rFonts w:hint="eastAsia"/>
+        </w:rPr>
+        <w:t>js</w:t>
+      </w:r>
+      <w:proofErr w:type="spellEnd"/>
+    </w:p>
+    <w:p>
+      <w:r>
+        <w:rPr>
+          <w:rFonts w:hint="eastAsia"/>
+        </w:rPr>
+        <w:t>Software：编译器，解析器</w:t>
+      </w:r>
+    </w:p>
+    <w:p>
+      <w:r>
+        <w:rPr>
+          <w:rFonts w:hint="eastAsia"/>
+        </w:rPr>
+        <w:t>编译器：翻译成机器代码</w:t>
+      </w:r>
+    </w:p>
+    <w:p>
+      <w:r>
+        <w:rPr>
+          <w:rFonts w:hint="eastAsia"/>
+        </w:rPr>
+        <w:t>解析器：读代码执行代码</w:t>
+      </w:r>
+    </w:p>
+    <w:p/>
+    <w:p>
+      <w:proofErr w:type="spellStart"/>
+      <w:r>
+        <w:rPr>
+          <w:rFonts w:hint="eastAsia"/>
+        </w:rPr>
+        <w:t>Js</w:t>
+      </w:r>
+      <w:proofErr w:type="spellEnd"/>
+      <w:r>
+        <w:rPr>
+          <w:rFonts w:hint="eastAsia"/>
+        </w:rPr>
+        <w:t>在node和浏览器环境的不同</w:t>
+      </w:r>
+    </w:p>
+    <w:p>
+      <w:pPr>
+        <w:rPr>
+          <w:rFonts w:hint="eastAsia"/>
+        </w:rPr>
+      </w:pPr>
+    </w:p>
+    <w:p>
+      <w:r>
+        <w:rPr>
+          <w:rFonts w:hint="eastAsia"/>
+        </w:rPr>
+        <w:t>Dom，</w:t>
+      </w:r>
+      <w:proofErr w:type="spellStart"/>
+      <w:r>
+        <w:rPr>
+          <w:rFonts w:hint="eastAsia"/>
+        </w:rPr>
+        <w:t>bom</w:t>
+      </w:r>
+      <w:proofErr w:type="spellEnd"/>
+      <w:r>
+        <w:rPr>
+          <w:rFonts w:hint="eastAsia"/>
+        </w:rPr>
+        <w:t>的</w:t>
+      </w:r>
+      <w:proofErr w:type="spellStart"/>
+      <w:r>
+        <w:rPr>
+          <w:rFonts w:hint="eastAsia"/>
+        </w:rPr>
+        <w:t>api</w:t>
+      </w:r>
+      <w:proofErr w:type="spellEnd"/>
+      <w:r>
+        <w:rPr>
+          <w:rFonts w:hint="eastAsia"/>
+        </w:rPr>
+        <w:t>不同，操作系统能力不同</w:t>
+      </w:r>
+    </w:p>
+    <w:p/>
+    <w:p/>
+    <w:p>
+      <w:r>
+        <w:rPr>
+          <w:rFonts w:hint="eastAsia"/>
+        </w:rPr>
+        <w:t>读写文件的能力：fs</w:t>
+      </w:r>
+    </w:p>
+    <w:p/>
+    <w:p/>
+    <w:p>
+      <w:r>
+        <w:rPr>
+          <w:rFonts w:hint="eastAsia"/>
+        </w:rPr>
+        <w:t>Event loop，</w:t>
+      </w:r>
+      <w:r>
+        <w:t xml:space="preserve">浏览器 </w:t>
+      </w:r>
+      <w:proofErr w:type="gramStart"/>
+      <w:r>
+        <w:t>node  事件循环的差异性</w:t>
+      </w:r>
+      <w:proofErr w:type="gramEnd"/>
+    </w:p>
+    <w:p>
+      <w:pPr>
+        <w:rPr>
+          <w:rFonts w:hint="eastAsia"/>
+        </w:rPr>
+      </w:pPr>
+      <w:r>
+        <w:rPr>
+          <w:rFonts w:hint="eastAsia"/>
+        </w:rPr>
+        <w:lastRenderedPageBreak/>
+        <w:t xml:space="preserve">Web </w:t>
+      </w:r>
+      <w:proofErr w:type="spellStart"/>
+      <w:r>
+        <w:rPr>
+          <w:rFonts w:hint="eastAsia"/>
+        </w:rPr>
+        <w:t>api</w:t>
+      </w:r>
+      <w:proofErr w:type="spellEnd"/>
+      <w:r>
+        <w:rPr>
+          <w:rFonts w:hint="eastAsia"/>
+        </w:rPr>
+        <w:t>（</w:t>
+      </w:r>
+      <w:proofErr w:type="spellStart"/>
+      <w:r>
+        <w:rPr>
+          <w:rFonts w:hint="eastAsia"/>
+        </w:rPr>
+        <w:t>dom</w:t>
+      </w:r>
+      <w:proofErr w:type="spellEnd"/>
+      <w:r>
+        <w:rPr>
+          <w:rFonts w:hint="eastAsia"/>
+        </w:rPr>
+        <w:t xml:space="preserve"> </w:t>
+      </w:r>
+      <w:proofErr w:type="spellStart"/>
+      <w:r>
+        <w:rPr>
+          <w:rFonts w:hint="eastAsia"/>
+        </w:rPr>
+        <w:t>bom</w:t>
+      </w:r>
+      <w:proofErr w:type="spellEnd"/>
+      <w:r>
+        <w:rPr>
+          <w:rFonts w:hint="eastAsia"/>
+        </w:rPr>
+        <w:t>）</w:t>
+      </w:r>
     </w:p>
     <w:sectPr>
       <w:pgSz w:w="11906" w:h="16838"/>
@@ -11175,7 +13814,7 @@
 </file>
 
 <file path=word/endnotes.xml><?xml version="1.0" encoding="utf-8"?>
-<w:endnotes xmlns:wpc="http://schemas.microsoft.com/office/word/2010/wordprocessingCanvas" xmlns:cx="http://schemas.microsoft.com/office/drawing/2014/chartex" xmlns:cx1="http://schemas.microsoft.com/office/drawing/2015/9/8/chartex" xmlns:cx2="http://schemas.microsoft.com/office/drawing/2015/10/21/chartex" xmlns:cx3="http://schemas.microsoft.com/office/drawing/2016/5/9/chartex" xmlns:cx4="http://schemas.microsoft.com/office/drawing/2016/5/10/chartex" xmlns:cx5="http://schemas.microsoft.com/office/drawing/2016/5/11/chartex" xmlns:cx6="http://schemas.microsoft.com/office/drawing/2016/5/12/chartex" xmlns:cx7="http://schemas.microsoft.com/office/drawing/2016/5/13/chartex" xmlns:cx8="http://schemas.microsoft.com/office/drawing/2016/5/14/chartex" xmlns:mc="http://schemas.openxmlformats.org/markup-compatibility/2006" xmlns:aink="http://schemas.microsoft.com/office/drawing/2016/ink" xmlns:am3d="http://schemas.microsoft.com/office/drawing/2017/model3d" xmlns:o="urn:schemas-microsoft-com:office:office" xmlns:oel="http://schemas.microsoft.com/office/2019/extlst" xmlns:r="http://schemas.openxmlformats.org/officeDocument/2006/relationships" xmlns:m="http://schemas.openxmlformats.org/officeDocument/2006/math" xmlns:v="urn:schemas-microsoft-com:vml" xmlns:wp14="http://schemas.microsoft.com/office/word/2010/wordprocessingDrawing" xmlns:wp="http://schemas.openxmlformats.org/drawingml/2006/wordprocessingDrawing" xmlns:w10="urn:schemas-microsoft-com:office:word" xmlns:w="http://schemas.openxmlformats.org/wordprocessingml/2006/main" xmlns:w14="http://schemas.microsoft.com/office/word/2010/wordml" xmlns:w15="http://schemas.microsoft.com/office/word/2012/wordml" xmlns:w16cei="http://schemas.microsoft.com/office/word/2026/wordml/cei" xmlns:w16cex="http://schemas.microsoft.com/office/word/2018/wordml/cex" xmlns:w16cid="http://schemas.microsoft.com/office/word/2016/wordml/cid" xmlns:w16="http://schemas.microsoft.com/office/word/2018/wordml" xmlns:w16du="http://schemas.microsoft.com/office/word/2023/wordml/word16du" xmlns:w16sdtdh="http://schemas.microsoft.com/office/word/2020/wordml/sdtdatahash" xmlns:w16sdtfl="http://schemas.microsoft.com/office/word/2024/wordml/sdtformatlock" xmlns:w16se="http://schemas.microsoft.com/office/word/2015/wordml/symex" xmlns:wpg="http://schemas.microsoft.com/office/word/2010/wordprocessingGroup" xmlns:wpi="http://schemas.microsoft.com/office/word/2010/wordprocessingInk" xmlns:wne="http://schemas.microsoft.com/office/word/2006/wordml" xmlns:wps="http://schemas.microsoft.com/office/word/2010/wordprocessingShape" mc:Ignorable="w14 w15 w16se w16cid w16 w16cex w16sdtdh w16sdtfl w16du wp14">
+<w:endnotes xmlns:wpc="http://schemas.microsoft.com/office/word/2010/wordprocessingCanvas" xmlns:cx="http://schemas.microsoft.com/office/drawing/2014/chartex" xmlns:cx1="http://schemas.microsoft.com/office/drawing/2015/9/8/chartex" xmlns:cx2="http://schemas.microsoft.com/office/drawing/2015/10/21/chartex" xmlns:cx3="http://schemas.microsoft.com/office/drawing/2016/5/9/chartex" xmlns:cx4="http://schemas.microsoft.com/office/drawing/2016/5/10/chartex" xmlns:cx5="http://schemas.microsoft.com/office/drawing/2016/5/11/chartex" xmlns:cx6="http://schemas.microsoft.com/office/drawing/2016/5/12/chartex" xmlns:cx7="http://schemas.microsoft.com/office/drawing/2016/5/13/chartex" xmlns:cx8="http://schemas.microsoft.com/office/drawing/2016/5/14/chartex" xmlns:mc="http://schemas.openxmlformats.org/markup-compatibility/2006" xmlns:aink="http://schemas.microsoft.com/office/drawing/2016/ink" xmlns:am3d="http://schemas.microsoft.com/office/drawing/2017/model3d" xmlns:o="urn:schemas-microsoft-com:office:office" xmlns:oel="http://schemas.microsoft.com/office/2019/extlst" xmlns:r="http://schemas.openxmlformats.org/officeDocument/2006/relationships" xmlns:m="http://schemas.openxmlformats.org/officeDocument/2006/math" xmlns:v="urn:schemas-microsoft-com:vml" xmlns:wp14="http://schemas.microsoft.com/office/word/2010/wordprocessingDrawing" xmlns:wp="http://schemas.openxmlformats.org/drawingml/2006/wordprocessingDrawing" xmlns:w10="urn:schemas-microsoft-com:office:word" xmlns:w="http://schemas.openxmlformats.org/wordprocessingml/2006/main" xmlns:w14="http://schemas.microsoft.com/office/word/2010/wordml" xmlns:w15="http://schemas.microsoft.com/office/word/2012/wordml" xmlns:w16cex="http://schemas.microsoft.com/office/word/2018/wordml/cex" xmlns:w16cid="http://schemas.microsoft.com/office/word/2016/wordml/cid" xmlns:w16="http://schemas.microsoft.com/office/word/2018/wordml" xmlns:w16du="http://schemas.microsoft.com/office/word/2023/wordml/word16du" xmlns:w16sdtdh="http://schemas.microsoft.com/office/word/2020/wordml/sdtdatahash" xmlns:w16sdtfl="http://schemas.microsoft.com/office/word/2024/wordml/sdtformatlock" xmlns:w16se="http://schemas.microsoft.com/office/word/2015/wordml/symex" xmlns:wpg="http://schemas.microsoft.com/office/word/2010/wordprocessingGroup" xmlns:wpi="http://schemas.microsoft.com/office/word/2010/wordprocessingInk" xmlns:wne="http://schemas.microsoft.com/office/word/2006/wordml" xmlns:wps="http://schemas.microsoft.com/office/word/2010/wordprocessingShape" mc:Ignorable="w14 w15 w16se w16cid w16 w16cex w16sdtdh w16sdtfl w16du wp14">
   <w:endnote w:type="separator" w:id="-1">
     <w:p>
       <w:pPr>
@@ -11204,7 +13843,7 @@
 </file>
 
 <file path=word/footnotes.xml><?xml version="1.0" encoding="utf-8"?>
-<w:footnotes xmlns:wpc="http://schemas.microsoft.com/office/word/2010/wordprocessingCanvas" xmlns:cx="http://schemas.microsoft.com/office/drawing/2014/chartex" xmlns:cx1="http://schemas.microsoft.com/office/drawing/2015/9/8/chartex" xmlns:cx2="http://schemas.microsoft.com/office/drawing/2015/10/21/chartex" xmlns:cx3="http://schemas.microsoft.com/office/drawing/2016/5/9/chartex" xmlns:cx4="http://schemas.microsoft.com/office/drawing/2016/5/10/chartex" xmlns:cx5="http://schemas.microsoft.com/office/drawing/2016/5/11/chartex" xmlns:cx6="http://schemas.microsoft.com/office/drawing/2016/5/12/chartex" xmlns:cx7="http://schemas.microsoft.com/office/drawing/2016/5/13/chartex" xmlns:cx8="http://schemas.microsoft.com/office/drawing/2016/5/14/chartex" xmlns:mc="http://schemas.openxmlformats.org/markup-compatibility/2006" xmlns:aink="http://schemas.microsoft.com/office/drawing/2016/ink" xmlns:am3d="http://schemas.microsoft.com/office/drawing/2017/model3d" xmlns:o="urn:schemas-microsoft-com:office:office" xmlns:oel="http://schemas.microsoft.com/office/2019/extlst" xmlns:r="http://schemas.openxmlformats.org/officeDocument/2006/relationships" xmlns:m="http://schemas.openxmlformats.org/officeDocument/2006/math" xmlns:v="urn:schemas-microsoft-com:vml" xmlns:wp14="http://schemas.microsoft.com/office/word/2010/wordprocessingDrawing" xmlns:wp="http://schemas.openxmlformats.org/drawingml/2006/wordprocessingDrawing" xmlns:w10="urn:schemas-microsoft-com:office:word" xmlns:w="http://schemas.openxmlformats.org/wordprocessingml/2006/main" xmlns:w14="http://schemas.microsoft.com/office/word/2010/wordml" xmlns:w15="http://schemas.microsoft.com/office/word/2012/wordml" xmlns:w16cei="http://schemas.microsoft.com/office/word/2026/wordml/cei" xmlns:w16cex="http://schemas.microsoft.com/office/word/2018/wordml/cex" xmlns:w16cid="http://schemas.microsoft.com/office/word/2016/wordml/cid" xmlns:w16="http://schemas.microsoft.com/office/word/2018/wordml" xmlns:w16du="http://schemas.microsoft.com/office/word/2023/wordml/word16du" xmlns:w16sdtdh="http://schemas.microsoft.com/office/word/2020/wordml/sdtdatahash" xmlns:w16sdtfl="http://schemas.microsoft.com/office/word/2024/wordml/sdtformatlock" xmlns:w16se="http://schemas.microsoft.com/office/word/2015/wordml/symex" xmlns:wpg="http://schemas.microsoft.com/office/word/2010/wordprocessingGroup" xmlns:wpi="http://schemas.microsoft.com/office/word/2010/wordprocessingInk" xmlns:wne="http://schemas.microsoft.com/office/word/2006/wordml" xmlns:wps="http://schemas.microsoft.com/office/word/2010/wordprocessingShape" mc:Ignorable="w14 w15 w16se w16cid w16 w16cex w16sdtdh w16sdtfl w16du wp14">
+<w:footnotes xmlns:wpc="http://schemas.microsoft.com/office/word/2010/wordprocessingCanvas" xmlns:cx="http://schemas.microsoft.com/office/drawing/2014/chartex" xmlns:cx1="http://schemas.microsoft.com/office/drawing/2015/9/8/chartex" xmlns:cx2="http://schemas.microsoft.com/office/drawing/2015/10/21/chartex" xmlns:cx3="http://schemas.microsoft.com/office/drawing/2016/5/9/chartex" xmlns:cx4="http://schemas.microsoft.com/office/drawing/2016/5/10/chartex" xmlns:cx5="http://schemas.microsoft.com/office/drawing/2016/5/11/chartex" xmlns:cx6="http://schemas.microsoft.com/office/drawing/2016/5/12/chartex" xmlns:cx7="http://schemas.microsoft.com/office/drawing/2016/5/13/chartex" xmlns:cx8="http://schemas.microsoft.com/office/drawing/2016/5/14/chartex" xmlns:mc="http://schemas.openxmlformats.org/markup-compatibility/2006" xmlns:aink="http://schemas.microsoft.com/office/drawing/2016/ink" xmlns:am3d="http://schemas.microsoft.com/office/drawing/2017/model3d" xmlns:o="urn:schemas-microsoft-com:office:office" xmlns:oel="http://schemas.microsoft.com/office/2019/extlst" xmlns:r="http://schemas.openxmlformats.org/officeDocument/2006/relationships" xmlns:m="http://schemas.openxmlformats.org/officeDocument/2006/math" xmlns:v="urn:schemas-microsoft-com:vml" xmlns:wp14="http://schemas.microsoft.com/office/word/2010/wordprocessingDrawing" xmlns:wp="http://schemas.openxmlformats.org/drawingml/2006/wordprocessingDrawing" xmlns:w10="urn:schemas-microsoft-com:office:word" xmlns:w="http://schemas.openxmlformats.org/wordprocessingml/2006/main" xmlns:w14="http://schemas.microsoft.com/office/word/2010/wordml" xmlns:w15="http://schemas.microsoft.com/office/word/2012/wordml" xmlns:w16cex="http://schemas.microsoft.com/office/word/2018/wordml/cex" xmlns:w16cid="http://schemas.microsoft.com/office/word/2016/wordml/cid" xmlns:w16="http://schemas.microsoft.com/office/word/2018/wordml" xmlns:w16du="http://schemas.microsoft.com/office/word/2023/wordml/word16du" xmlns:w16sdtdh="http://schemas.microsoft.com/office/word/2020/wordml/sdtdatahash" xmlns:w16sdtfl="http://schemas.microsoft.com/office/word/2024/wordml/sdtformatlock" xmlns:w16se="http://schemas.microsoft.com/office/word/2015/wordml/symex" xmlns:wpg="http://schemas.microsoft.com/office/word/2010/wordprocessingGroup" xmlns:wpi="http://schemas.microsoft.com/office/word/2010/wordprocessingInk" xmlns:wne="http://schemas.microsoft.com/office/word/2006/wordml" xmlns:wps="http://schemas.microsoft.com/office/word/2010/wordprocessingShape" mc:Ignorable="w14 w15 w16se w16cid w16 w16cex w16sdtdh w16sdtfl w16du wp14">
   <w:footnote w:type="separator" w:id="-1">
     <w:p>
       <w:pPr>
@@ -11233,7 +13872,7 @@
 </file>
 
 <file path=word/numbering.xml><?xml version="1.0" encoding="utf-8"?>
-<w:numbering xmlns:wpc="http://schemas.microsoft.com/office/word/2010/wordprocessingCanvas" xmlns:cx="http://schemas.microsoft.com/office/drawing/2014/chartex" xmlns:cx1="http://schemas.microsoft.com/office/drawing/2015/9/8/chartex" xmlns:cx2="http://schemas.microsoft.com/office/drawing/2015/10/21/chartex" xmlns:cx3="http://schemas.microsoft.com/office/drawing/2016/5/9/chartex" xmlns:cx4="http://schemas.microsoft.com/office/drawing/2016/5/10/chartex" xmlns:cx5="http://schemas.microsoft.com/office/drawing/2016/5/11/chartex" xmlns:cx6="http://schemas.microsoft.com/office/drawing/2016/5/12/chartex" xmlns:cx7="http://schemas.microsoft.com/office/drawing/2016/5/13/chartex" xmlns:cx8="http://schemas.microsoft.com/office/drawing/2016/5/14/chartex" xmlns:mc="http://schemas.openxmlformats.org/markup-compatibility/2006" xmlns:aink="http://schemas.microsoft.com/office/drawing/2016/ink" xmlns:am3d="http://schemas.microsoft.com/office/drawing/2017/model3d" xmlns:o="urn:schemas-microsoft-com:office:office" xmlns:oel="http://schemas.microsoft.com/office/2019/extlst" xmlns:r="http://schemas.openxmlformats.org/officeDocument/2006/relationships" xmlns:m="http://schemas.openxmlformats.org/officeDocument/2006/math" xmlns:v="urn:schemas-microsoft-com:vml" xmlns:wp14="http://schemas.microsoft.com/office/word/2010/wordprocessingDrawing" xmlns:wp="http://schemas.openxmlformats.org/drawingml/2006/wordprocessingDrawing" xmlns:w10="urn:schemas-microsoft-com:office:word" xmlns:w="http://schemas.openxmlformats.org/wordprocessingml/2006/main" xmlns:w14="http://schemas.microsoft.com/office/word/2010/wordml" xmlns:w15="http://schemas.microsoft.com/office/word/2012/wordml" xmlns:w16cei="http://schemas.microsoft.com/office/word/2026/wordml/cei" xmlns:w16cex="http://schemas.microsoft.com/office/word/2018/wordml/cex" xmlns:w16cid="http://schemas.microsoft.com/office/word/2016/wordml/cid" xmlns:w16="http://schemas.microsoft.com/office/word/2018/wordml" xmlns:w16du="http://schemas.microsoft.com/office/word/2023/wordml/word16du" xmlns:w16sdtdh="http://schemas.microsoft.com/office/word/2020/wordml/sdtdatahash" xmlns:w16sdtfl="http://schemas.microsoft.com/office/word/2024/wordml/sdtformatlock" xmlns:w16se="http://schemas.microsoft.com/office/word/2015/wordml/symex" xmlns:wpg="http://schemas.microsoft.com/office/word/2010/wordprocessingGroup" xmlns:wpi="http://schemas.microsoft.com/office/word/2010/wordprocessingInk" xmlns:wne="http://schemas.microsoft.com/office/word/2006/wordml" xmlns:wps="http://schemas.microsoft.com/office/word/2010/wordprocessingShape" mc:Ignorable="w14 w15 w16se w16cid w16 w16cex w16sdtdh w16sdtfl w16du wp14">
+<w:numbering xmlns:wpc="http://schemas.microsoft.com/office/word/2010/wordprocessingCanvas" xmlns:cx="http://schemas.microsoft.com/office/drawing/2014/chartex" xmlns:cx1="http://schemas.microsoft.com/office/drawing/2015/9/8/chartex" xmlns:cx2="http://schemas.microsoft.com/office/drawing/2015/10/21/chartex" xmlns:cx3="http://schemas.microsoft.com/office/drawing/2016/5/9/chartex" xmlns:cx4="http://schemas.microsoft.com/office/drawing/2016/5/10/chartex" xmlns:cx5="http://schemas.microsoft.com/office/drawing/2016/5/11/chartex" xmlns:cx6="http://schemas.microsoft.com/office/drawing/2016/5/12/chartex" xmlns:cx7="http://schemas.microsoft.com/office/drawing/2016/5/13/chartex" xmlns:cx8="http://schemas.microsoft.com/office/drawing/2016/5/14/chartex" xmlns:mc="http://schemas.openxmlformats.org/markup-compatibility/2006" xmlns:aink="http://schemas.microsoft.com/office/drawing/2016/ink" xmlns:am3d="http://schemas.microsoft.com/office/drawing/2017/model3d" xmlns:o="urn:schemas-microsoft-com:office:office" xmlns:oel="http://schemas.microsoft.com/office/2019/extlst" xmlns:r="http://schemas.openxmlformats.org/officeDocument/2006/relationships" xmlns:m="http://schemas.openxmlformats.org/officeDocument/2006/math" xmlns:v="urn:schemas-microsoft-com:vml" xmlns:wp14="http://schemas.microsoft.com/office/word/2010/wordprocessingDrawing" xmlns:wp="http://schemas.openxmlformats.org/drawingml/2006/wordprocessingDrawing" xmlns:w10="urn:schemas-microsoft-com:office:word" xmlns:w="http://schemas.openxmlformats.org/wordprocessingml/2006/main" xmlns:w14="http://schemas.microsoft.com/office/word/2010/wordml" xmlns:w15="http://schemas.microsoft.com/office/word/2012/wordml" xmlns:w16cex="http://schemas.microsoft.com/office/word/2018/wordml/cex" xmlns:w16cid="http://schemas.microsoft.com/office/word/2016/wordml/cid" xmlns:w16="http://schemas.microsoft.com/office/word/2018/wordml" xmlns:w16du="http://schemas.microsoft.com/office/word/2023/wordml/word16du" xmlns:w16sdtdh="http://schemas.microsoft.com/office/word/2020/wordml/sdtdatahash" xmlns:w16sdtfl="http://schemas.microsoft.com/office/word/2024/wordml/sdtformatlock" xmlns:w16se="http://schemas.microsoft.com/office/word/2015/wordml/symex" xmlns:wpg="http://schemas.microsoft.com/office/word/2010/wordprocessingGroup" xmlns:wpi="http://schemas.microsoft.com/office/word/2010/wordprocessingInk" xmlns:wne="http://schemas.microsoft.com/office/word/2006/wordml" xmlns:wps="http://schemas.microsoft.com/office/word/2010/wordprocessingShape" mc:Ignorable="w14 w15 w16se w16cid w16 w16cex w16sdtdh w16sdtfl w16du wp14">
   <w:abstractNum w:abstractNumId="0" w15:restartNumberingAfterBreak="0">
     <w:nsid w:val="1BB63DBE"/>
     <w:multiLevelType w:val="multilevel"/>

--- a/lesson.docx
+++ b/lesson.docx
@@ -1222,6 +1222,12 @@
                 <w:rFonts w:hint="eastAsia"/>
               </w:rPr>
             </w:pPr>
+            <w:r>
+              <w:rPr>
+                <w:rFonts w:hint="eastAsia"/>
+              </w:rPr>
+              <w:t>0816</w:t>
+            </w:r>
           </w:p>
         </w:tc>
       </w:tr>
@@ -1394,6 +1400,12 @@
                 <w:rFonts w:hint="eastAsia"/>
               </w:rPr>
             </w:pPr>
+            <w:r>
+              <w:rPr>
+                <w:rFonts w:hint="eastAsia"/>
+              </w:rPr>
+              <w:t>0830</w:t>
+            </w:r>
           </w:p>
         </w:tc>
       </w:tr>
@@ -1566,6 +1578,12 @@
                 <w:rFonts w:hint="eastAsia"/>
               </w:rPr>
             </w:pPr>
+            <w:r>
+              <w:rPr>
+                <w:rFonts w:hint="eastAsia"/>
+              </w:rPr>
+              <w:t>0913</w:t>
+            </w:r>
           </w:p>
         </w:tc>
       </w:tr>
@@ -4516,15 +4534,7 @@
       <w:proofErr w:type="spellEnd"/>
       <w:proofErr w:type="gramEnd"/>
       <w:r>
-        <w:t xml:space="preserve">, </w:t>
-      </w:r>
-      <w:proofErr w:type="spellStart"/>
-      <w:r>
-        <w:t>cls</w:t>
-      </w:r>
-      <w:proofErr w:type="spellEnd"/>
-      <w:r>
-        <w:t xml:space="preserve"> =&gt; {</w:t>
+        <w:t>, cls =&gt; {</w:t>
       </w:r>
     </w:p>
     <w:p>
@@ -13612,14 +13622,224 @@
         <w:rPr>
           <w:rFonts w:hint="eastAsia"/>
         </w:rPr>
-        <w:t>08</w:t>
-      </w:r>
-      <w:r>
-        <w:rPr>
-          <w:rFonts w:hint="eastAsia"/>
-        </w:rPr>
-        <w:t>30</w:t>
-      </w:r>
+        <w:t xml:space="preserve">0830 </w:t>
+      </w:r>
+      <w:proofErr w:type="spellStart"/>
+      <w:r>
+        <w:rPr>
+          <w:rFonts w:hint="eastAsia"/>
+        </w:rPr>
+        <w:t>js</w:t>
+      </w:r>
+      <w:proofErr w:type="spellEnd"/>
+    </w:p>
+    <w:p>
+      <w:pPr>
+        <w:rPr>
+          <w:rFonts w:hint="eastAsia"/>
+        </w:rPr>
+      </w:pPr>
+      <w:r>
+        <w:rPr>
+          <w:rFonts w:hint="eastAsia"/>
+        </w:rPr>
+        <w:t>Software：编译器，解析器</w:t>
+      </w:r>
+    </w:p>
+    <w:p>
+      <w:pPr>
+        <w:rPr>
+          <w:rFonts w:hint="eastAsia"/>
+        </w:rPr>
+      </w:pPr>
+      <w:r>
+        <w:rPr>
+          <w:rFonts w:hint="eastAsia"/>
+        </w:rPr>
+        <w:t>编译器：翻译成机器代码</w:t>
+      </w:r>
+    </w:p>
+    <w:p>
+      <w:pPr>
+        <w:rPr>
+          <w:rFonts w:hint="eastAsia"/>
+        </w:rPr>
+      </w:pPr>
+      <w:r>
+        <w:rPr>
+          <w:rFonts w:hint="eastAsia"/>
+        </w:rPr>
+        <w:t>解析器：读代码执行代码</w:t>
+      </w:r>
+    </w:p>
+    <w:p>
+      <w:pPr>
+        <w:rPr>
+          <w:rFonts w:hint="eastAsia"/>
+        </w:rPr>
+      </w:pPr>
+    </w:p>
+    <w:p>
+      <w:pPr>
+        <w:rPr>
+          <w:rFonts w:hint="eastAsia"/>
+        </w:rPr>
+      </w:pPr>
+      <w:proofErr w:type="spellStart"/>
+      <w:r>
+        <w:rPr>
+          <w:rFonts w:hint="eastAsia"/>
+        </w:rPr>
+        <w:t>Js</w:t>
+      </w:r>
+      <w:proofErr w:type="spellEnd"/>
+      <w:r>
+        <w:rPr>
+          <w:rFonts w:hint="eastAsia"/>
+        </w:rPr>
+        <w:t>在node和浏览器环境的不同</w:t>
+      </w:r>
+    </w:p>
+    <w:p>
+      <w:pPr>
+        <w:rPr>
+          <w:rFonts w:hint="eastAsia"/>
+        </w:rPr>
+      </w:pPr>
+    </w:p>
+    <w:p>
+      <w:pPr>
+        <w:rPr>
+          <w:rFonts w:hint="eastAsia"/>
+        </w:rPr>
+      </w:pPr>
+      <w:r>
+        <w:rPr>
+          <w:rFonts w:hint="eastAsia"/>
+        </w:rPr>
+        <w:t>Dom，</w:t>
+      </w:r>
+      <w:proofErr w:type="spellStart"/>
+      <w:r>
+        <w:rPr>
+          <w:rFonts w:hint="eastAsia"/>
+        </w:rPr>
+        <w:t>bom</w:t>
+      </w:r>
+      <w:proofErr w:type="spellEnd"/>
+      <w:r>
+        <w:rPr>
+          <w:rFonts w:hint="eastAsia"/>
+        </w:rPr>
+        <w:t>的</w:t>
+      </w:r>
+      <w:proofErr w:type="spellStart"/>
+      <w:r>
+        <w:rPr>
+          <w:rFonts w:hint="eastAsia"/>
+        </w:rPr>
+        <w:t>api</w:t>
+      </w:r>
+      <w:proofErr w:type="spellEnd"/>
+      <w:r>
+        <w:rPr>
+          <w:rFonts w:hint="eastAsia"/>
+        </w:rPr>
+        <w:t>不同，操作系统能力不同</w:t>
+      </w:r>
+    </w:p>
+    <w:p>
+      <w:pPr>
+        <w:rPr>
+          <w:rFonts w:hint="eastAsia"/>
+        </w:rPr>
+      </w:pPr>
+    </w:p>
+    <w:p>
+      <w:pPr>
+        <w:rPr>
+          <w:rFonts w:hint="eastAsia"/>
+        </w:rPr>
+      </w:pPr>
+    </w:p>
+    <w:p>
+      <w:pPr>
+        <w:rPr>
+          <w:rFonts w:hint="eastAsia"/>
+        </w:rPr>
+      </w:pPr>
+      <w:r>
+        <w:rPr>
+          <w:rFonts w:hint="eastAsia"/>
+        </w:rPr>
+        <w:t>读写文件的能力：fs</w:t>
+      </w:r>
+    </w:p>
+    <w:p>
+      <w:pPr>
+        <w:rPr>
+          <w:rFonts w:hint="eastAsia"/>
+        </w:rPr>
+      </w:pPr>
+    </w:p>
+    <w:p>
+      <w:pPr>
+        <w:rPr>
+          <w:rFonts w:hint="eastAsia"/>
+        </w:rPr>
+      </w:pPr>
+    </w:p>
+    <w:p>
+      <w:pPr>
+        <w:rPr>
+          <w:rFonts w:hint="eastAsia"/>
+        </w:rPr>
+      </w:pPr>
+      <w:r>
+        <w:rPr>
+          <w:rFonts w:hint="eastAsia"/>
+        </w:rPr>
+        <w:t>Event loop，</w:t>
+      </w:r>
+      <w:r>
+        <w:t xml:space="preserve">浏览器 </w:t>
+      </w:r>
+      <w:proofErr w:type="gramStart"/>
+      <w:r>
+        <w:t>node  事件循环的差异性</w:t>
+      </w:r>
+      <w:proofErr w:type="gramEnd"/>
+    </w:p>
+    <w:p>
+      <w:r>
+        <w:rPr>
+          <w:rFonts w:hint="eastAsia"/>
+        </w:rPr>
+        <w:lastRenderedPageBreak/>
+        <w:t xml:space="preserve">Web </w:t>
+      </w:r>
+      <w:proofErr w:type="spellStart"/>
+      <w:r>
+        <w:rPr>
+          <w:rFonts w:hint="eastAsia"/>
+        </w:rPr>
+        <w:t>api</w:t>
+      </w:r>
+      <w:proofErr w:type="spellEnd"/>
+      <w:r>
+        <w:rPr>
+          <w:rFonts w:hint="eastAsia"/>
+        </w:rPr>
+        <w:t>（</w:t>
+      </w:r>
+      <w:proofErr w:type="spellStart"/>
+      <w:r>
+        <w:rPr>
+          <w:rFonts w:hint="eastAsia"/>
+        </w:rPr>
+        <w:t>dom</w:t>
+      </w:r>
+      <w:proofErr w:type="spellEnd"/>
       <w:r>
         <w:rPr>
           <w:rFonts w:hint="eastAsia"/>
@@ -13631,70 +13851,6 @@
         <w:rPr>
           <w:rFonts w:hint="eastAsia"/>
         </w:rPr>
-        <w:t>js</w:t>
-      </w:r>
-      <w:proofErr w:type="spellEnd"/>
-    </w:p>
-    <w:p>
-      <w:r>
-        <w:rPr>
-          <w:rFonts w:hint="eastAsia"/>
-        </w:rPr>
-        <w:t>Software：编译器，解析器</w:t>
-      </w:r>
-    </w:p>
-    <w:p>
-      <w:r>
-        <w:rPr>
-          <w:rFonts w:hint="eastAsia"/>
-        </w:rPr>
-        <w:t>编译器：翻译成机器代码</w:t>
-      </w:r>
-    </w:p>
-    <w:p>
-      <w:r>
-        <w:rPr>
-          <w:rFonts w:hint="eastAsia"/>
-        </w:rPr>
-        <w:t>解析器：读代码执行代码</w:t>
-      </w:r>
-    </w:p>
-    <w:p/>
-    <w:p>
-      <w:proofErr w:type="spellStart"/>
-      <w:r>
-        <w:rPr>
-          <w:rFonts w:hint="eastAsia"/>
-        </w:rPr>
-        <w:t>Js</w:t>
-      </w:r>
-      <w:proofErr w:type="spellEnd"/>
-      <w:r>
-        <w:rPr>
-          <w:rFonts w:hint="eastAsia"/>
-        </w:rPr>
-        <w:t>在node和浏览器环境的不同</w:t>
-      </w:r>
-    </w:p>
-    <w:p>
-      <w:pPr>
-        <w:rPr>
-          <w:rFonts w:hint="eastAsia"/>
-        </w:rPr>
-      </w:pPr>
-    </w:p>
-    <w:p>
-      <w:r>
-        <w:rPr>
-          <w:rFonts w:hint="eastAsia"/>
-        </w:rPr>
-        <w:t>Dom，</w:t>
-      </w:r>
-      <w:proofErr w:type="spellStart"/>
-      <w:r>
-        <w:rPr>
-          <w:rFonts w:hint="eastAsia"/>
-        </w:rPr>
         <w:t>bom</w:t>
       </w:r>
       <w:proofErr w:type="spellEnd"/>
@@ -13702,106 +13858,3453 @@
         <w:rPr>
           <w:rFonts w:hint="eastAsia"/>
         </w:rPr>
-        <w:t>的</w:t>
-      </w:r>
-      <w:proofErr w:type="spellStart"/>
-      <w:r>
-        <w:rPr>
-          <w:rFonts w:hint="eastAsia"/>
-        </w:rPr>
-        <w:t>api</w:t>
-      </w:r>
-      <w:proofErr w:type="spellEnd"/>
-      <w:r>
-        <w:rPr>
-          <w:rFonts w:hint="eastAsia"/>
-        </w:rPr>
-        <w:t>不同，操作系统能力不同</w:t>
+        <w:t>）</w:t>
       </w:r>
     </w:p>
     <w:p/>
     <w:p/>
-    <w:p>
-      <w:r>
-        <w:rPr>
-          <w:rFonts w:hint="eastAsia"/>
-        </w:rPr>
-        <w:t>读写文件的能力：fs</w:t>
-      </w:r>
-    </w:p>
     <w:p/>
     <w:p/>
     <w:p>
-      <w:r>
-        <w:rPr>
-          <w:rFonts w:hint="eastAsia"/>
-        </w:rPr>
-        <w:t>Event loop，</w:t>
-      </w:r>
-      <w:r>
-        <w:t xml:space="preserve">浏览器 </w:t>
+      <w:pPr>
+        <w:rPr>
+          <w:rFonts w:hint="eastAsia"/>
+        </w:rPr>
+      </w:pPr>
+    </w:p>
+    <w:p>
+      <w:r>
+        <w:t>浏览器和 Node.js 的事件循环虽然都基于“单线程 + 异步非阻塞”的核心思想，但由于运行环境和设计目标不同，它们在</w:t>
+      </w:r>
+      <w:r>
+        <w:rPr>
+          <w:b/>
+          <w:bCs/>
+        </w:rPr>
+        <w:t>任务队列划分、执行优先级和微任务触发时机</w:t>
+      </w:r>
+      <w:r>
+        <w:t>上存在显著差异。</w:t>
+      </w:r>
+    </w:p>
+    <w:p>
+      <w:r>
+        <w:t>以下是核心差异的详细对比：</w:t>
+      </w:r>
+    </w:p>
+    <w:p>
+      <w:pPr>
+        <w:rPr>
+          <w:b/>
+          <w:bCs/>
+        </w:rPr>
+      </w:pPr>
+      <w:r>
+        <w:rPr>
+          <w:b/>
+          <w:bCs/>
+        </w:rPr>
+        <w:t>1. 队列模型与任务分类</w:t>
+      </w:r>
+    </w:p>
+    <w:p>
+      <w:r>
+        <w:t>表格</w:t>
+      </w:r>
+    </w:p>
+    <w:tbl>
+      <w:tblPr>
+        <w:tblW w:w="11970" w:type="dxa"/>
+        <w:tblInd w:w="-1829" w:type="dxa"/>
+        <w:tblCellMar>
+          <w:top w:w="15" w:type="dxa"/>
+          <w:left w:w="15" w:type="dxa"/>
+          <w:bottom w:w="15" w:type="dxa"/>
+          <w:right w:w="15" w:type="dxa"/>
+        </w:tblCellMar>
+        <w:tblLook w:val="04A0" w:firstRow="1" w:lastRow="0" w:firstColumn="1" w:lastColumn="0" w:noHBand="0" w:noVBand="1"/>
+      </w:tblPr>
+      <w:tblGrid>
+        <w:gridCol w:w="1373"/>
+        <w:gridCol w:w="3501"/>
+        <w:gridCol w:w="5103"/>
+        <w:gridCol w:w="1993"/>
+      </w:tblGrid>
+      <w:tr>
+        <w:trPr>
+          <w:gridAfter w:val="1"/>
+          <w:wAfter w:w="1993" w:type="dxa"/>
+          <w:tblHeader/>
+        </w:trPr>
+        <w:tc>
+          <w:tcPr>
+            <w:tcW w:w="0" w:type="auto"/>
+            <w:noWrap/>
+            <w:tcMar>
+              <w:top w:w="150" w:type="dxa"/>
+              <w:left w:w="210" w:type="dxa"/>
+              <w:bottom w:w="150" w:type="dxa"/>
+              <w:right w:w="210" w:type="dxa"/>
+            </w:tcMar>
+            <w:vAlign w:val="center"/>
+            <w:hideMark/>
+          </w:tcPr>
+          <w:p>
+            <w:pPr>
+              <w:rPr>
+                <w:b/>
+                <w:bCs/>
+              </w:rPr>
+            </w:pPr>
+            <w:r>
+              <w:rPr>
+                <w:b/>
+                <w:bCs/>
+              </w:rPr>
+              <w:t>特性</w:t>
+            </w:r>
+          </w:p>
+        </w:tc>
+        <w:tc>
+          <w:tcPr>
+            <w:tcW w:w="3501" w:type="dxa"/>
+            <w:noWrap/>
+            <w:tcMar>
+              <w:top w:w="150" w:type="dxa"/>
+              <w:left w:w="210" w:type="dxa"/>
+              <w:bottom w:w="150" w:type="dxa"/>
+              <w:right w:w="210" w:type="dxa"/>
+            </w:tcMar>
+            <w:vAlign w:val="center"/>
+            <w:hideMark/>
+          </w:tcPr>
+          <w:p>
+            <w:pPr>
+              <w:rPr>
+                <w:b/>
+                <w:bCs/>
+              </w:rPr>
+            </w:pPr>
+            <w:r>
+              <w:rPr>
+                <w:b/>
+                <w:bCs/>
+              </w:rPr>
+              <w:t xml:space="preserve">浏览器 </w:t>
+            </w:r>
+            <w:proofErr w:type="gramStart"/>
+            <w:r>
+              <w:rPr>
+                <w:b/>
+                <w:bCs/>
+              </w:rPr>
+              <w:t>(HTML5 规范)</w:t>
+            </w:r>
+            <w:proofErr w:type="gramEnd"/>
+          </w:p>
+        </w:tc>
+        <w:tc>
+          <w:tcPr>
+            <w:tcW w:w="5103" w:type="dxa"/>
+            <w:noWrap/>
+            <w:tcMar>
+              <w:top w:w="150" w:type="dxa"/>
+              <w:left w:w="210" w:type="dxa"/>
+              <w:bottom w:w="150" w:type="dxa"/>
+              <w:right w:w="210" w:type="dxa"/>
+            </w:tcMar>
+            <w:vAlign w:val="center"/>
+            <w:hideMark/>
+          </w:tcPr>
+          <w:p>
+            <w:pPr>
+              <w:rPr>
+                <w:b/>
+                <w:bCs/>
+              </w:rPr>
+            </w:pPr>
+            <w:r>
+              <w:rPr>
+                <w:b/>
+                <w:bCs/>
+              </w:rPr>
+              <w:t>Node.js (</w:t>
+            </w:r>
+            <w:proofErr w:type="spellStart"/>
+            <w:r>
+              <w:rPr>
+                <w:b/>
+                <w:bCs/>
+              </w:rPr>
+              <w:t>libuv</w:t>
+            </w:r>
+            <w:proofErr w:type="spellEnd"/>
+            <w:r>
+              <w:rPr>
+                <w:b/>
+                <w:bCs/>
+              </w:rPr>
+              <w:t>)</w:t>
+            </w:r>
+          </w:p>
+        </w:tc>
+      </w:tr>
+      <w:tr>
+        <w:trPr>
+          <w:gridAfter w:val="1"/>
+          <w:wAfter w:w="1993" w:type="dxa"/>
+        </w:trPr>
+        <w:tc>
+          <w:tcPr>
+            <w:tcW w:w="0" w:type="auto"/>
+            <w:tcMar>
+              <w:top w:w="150" w:type="dxa"/>
+              <w:left w:w="210" w:type="dxa"/>
+              <w:bottom w:w="150" w:type="dxa"/>
+              <w:right w:w="210" w:type="dxa"/>
+            </w:tcMar>
+            <w:vAlign w:val="center"/>
+            <w:hideMark/>
+          </w:tcPr>
+          <w:p>
+            <w:r>
+              <w:rPr>
+                <w:b/>
+                <w:bCs/>
+              </w:rPr>
+              <w:t>宏任务队列</w:t>
+            </w:r>
+          </w:p>
+        </w:tc>
+        <w:tc>
+          <w:tcPr>
+            <w:tcW w:w="3501" w:type="dxa"/>
+            <w:tcMar>
+              <w:top w:w="150" w:type="dxa"/>
+              <w:left w:w="210" w:type="dxa"/>
+              <w:bottom w:w="150" w:type="dxa"/>
+              <w:right w:w="210" w:type="dxa"/>
+            </w:tcMar>
+            <w:vAlign w:val="center"/>
+            <w:hideMark/>
+          </w:tcPr>
+          <w:p>
+            <w:r>
+              <w:t>只有一个统一的宏任务队列（Task Queue）</w:t>
+            </w:r>
+          </w:p>
+        </w:tc>
+        <w:tc>
+          <w:tcPr>
+            <w:tcW w:w="5103" w:type="dxa"/>
+            <w:tcMar>
+              <w:top w:w="150" w:type="dxa"/>
+              <w:left w:w="210" w:type="dxa"/>
+              <w:bottom w:w="150" w:type="dxa"/>
+              <w:right w:w="210" w:type="dxa"/>
+            </w:tcMar>
+            <w:vAlign w:val="center"/>
+            <w:hideMark/>
+          </w:tcPr>
+          <w:p>
+            <w:r>
+              <w:t>分为多个阶段，每个阶段有独立的队列（Timers, I/O, Check 等）</w:t>
+            </w:r>
+          </w:p>
+        </w:tc>
+      </w:tr>
+      <w:tr>
+        <w:trPr>
+          <w:gridAfter w:val="1"/>
+          <w:wAfter w:w="1993" w:type="dxa"/>
+        </w:trPr>
+        <w:tc>
+          <w:tcPr>
+            <w:tcW w:w="0" w:type="auto"/>
+            <w:tcMar>
+              <w:top w:w="150" w:type="dxa"/>
+              <w:left w:w="210" w:type="dxa"/>
+              <w:bottom w:w="150" w:type="dxa"/>
+              <w:right w:w="210" w:type="dxa"/>
+            </w:tcMar>
+            <w:vAlign w:val="center"/>
+            <w:hideMark/>
+          </w:tcPr>
+          <w:p>
+            <w:r>
+              <w:rPr>
+                <w:b/>
+                <w:bCs/>
+              </w:rPr>
+              <w:t>微任务队列</w:t>
+            </w:r>
+          </w:p>
+        </w:tc>
+        <w:tc>
+          <w:tcPr>
+            <w:tcW w:w="3501" w:type="dxa"/>
+            <w:tcMar>
+              <w:top w:w="150" w:type="dxa"/>
+              <w:left w:w="210" w:type="dxa"/>
+              <w:bottom w:w="150" w:type="dxa"/>
+              <w:right w:w="210" w:type="dxa"/>
+            </w:tcMar>
+            <w:vAlign w:val="center"/>
+            <w:hideMark/>
+          </w:tcPr>
+          <w:p>
+            <w:r>
+              <w:t>Microtask Queue (Promise, </w:t>
+            </w:r>
+            <w:proofErr w:type="spellStart"/>
+            <w:r>
+              <w:t>MutationObserver</w:t>
+            </w:r>
+            <w:proofErr w:type="spellEnd"/>
+            <w:r>
+              <w:t>)</w:t>
+            </w:r>
+          </w:p>
+        </w:tc>
+        <w:tc>
+          <w:tcPr>
+            <w:tcW w:w="5103" w:type="dxa"/>
+            <w:tcMar>
+              <w:top w:w="150" w:type="dxa"/>
+              <w:left w:w="210" w:type="dxa"/>
+              <w:bottom w:w="150" w:type="dxa"/>
+              <w:right w:w="210" w:type="dxa"/>
+            </w:tcMar>
+            <w:vAlign w:val="center"/>
+            <w:hideMark/>
+          </w:tcPr>
+          <w:p>
+            <w:r>
+              <w:t>同样有 Microtask Queue，但额外区分 </w:t>
+            </w:r>
+            <w:proofErr w:type="spellStart"/>
+            <w:r>
+              <w:t>process.nextTick</w:t>
+            </w:r>
+            <w:proofErr w:type="spellEnd"/>
+          </w:p>
+        </w:tc>
+      </w:tr>
+      <w:tr>
+        <w:trPr>
+          <w:gridAfter w:val="1"/>
+          <w:wAfter w:w="1993" w:type="dxa"/>
+        </w:trPr>
+        <w:tc>
+          <w:tcPr>
+            <w:tcW w:w="0" w:type="auto"/>
+            <w:tcMar>
+              <w:top w:w="150" w:type="dxa"/>
+              <w:left w:w="210" w:type="dxa"/>
+              <w:bottom w:w="150" w:type="dxa"/>
+              <w:right w:w="210" w:type="dxa"/>
+            </w:tcMar>
+            <w:vAlign w:val="center"/>
+            <w:hideMark/>
+          </w:tcPr>
+          <w:p>
+            <w:r>
+              <w:rPr>
+                <w:b/>
+                <w:bCs/>
+              </w:rPr>
+              <w:t>特殊 API</w:t>
+            </w:r>
+          </w:p>
+        </w:tc>
+        <w:tc>
+          <w:tcPr>
+            <w:tcW w:w="3501" w:type="dxa"/>
+            <w:tcMar>
+              <w:top w:w="150" w:type="dxa"/>
+              <w:left w:w="210" w:type="dxa"/>
+              <w:bottom w:w="150" w:type="dxa"/>
+              <w:right w:w="210" w:type="dxa"/>
+            </w:tcMar>
+            <w:vAlign w:val="center"/>
+            <w:hideMark/>
+          </w:tcPr>
+          <w:p>
+            <w:proofErr w:type="spellStart"/>
+            <w:r>
+              <w:t>requestAnimationFrame</w:t>
+            </w:r>
+            <w:proofErr w:type="spellEnd"/>
+            <w:r>
+              <w:t> </w:t>
+            </w:r>
+            <w:proofErr w:type="gramStart"/>
+            <w:r>
+              <w:t>(渲染前)</w:t>
+            </w:r>
+            <w:proofErr w:type="gramEnd"/>
+            <w:r>
+              <w:t>, </w:t>
+            </w:r>
+            <w:proofErr w:type="spellStart"/>
+            <w:r>
+              <w:t>requestIdleCallback</w:t>
+            </w:r>
+            <w:proofErr w:type="spellEnd"/>
+          </w:p>
+        </w:tc>
+        <w:tc>
+          <w:tcPr>
+            <w:tcW w:w="5103" w:type="dxa"/>
+            <w:tcMar>
+              <w:top w:w="150" w:type="dxa"/>
+              <w:left w:w="210" w:type="dxa"/>
+              <w:bottom w:w="150" w:type="dxa"/>
+              <w:right w:w="210" w:type="dxa"/>
+            </w:tcMar>
+            <w:vAlign w:val="center"/>
+            <w:hideMark/>
+          </w:tcPr>
+          <w:p>
+            <w:proofErr w:type="spellStart"/>
+            <w:r>
+              <w:t>process.nextTick</w:t>
+            </w:r>
+            <w:proofErr w:type="spellEnd"/>
+            <w:r>
+              <w:t> </w:t>
+            </w:r>
+            <w:proofErr w:type="gramStart"/>
+            <w:r>
+              <w:t>(最高优先级)</w:t>
+            </w:r>
+            <w:proofErr w:type="gramEnd"/>
+            <w:r>
+              <w:t>, </w:t>
+            </w:r>
+            <w:proofErr w:type="spellStart"/>
+            <w:r>
+              <w:t>setImmediate</w:t>
+            </w:r>
+            <w:proofErr w:type="spellEnd"/>
+          </w:p>
+        </w:tc>
+      </w:tr>
+      <w:tr>
+        <w:tc>
+          <w:tcPr>
+            <w:tcW w:w="0" w:type="auto"/>
+            <w:tcMar>
+              <w:top w:w="150" w:type="dxa"/>
+              <w:left w:w="210" w:type="dxa"/>
+              <w:bottom w:w="150" w:type="dxa"/>
+              <w:right w:w="210" w:type="dxa"/>
+            </w:tcMar>
+            <w:vAlign w:val="center"/>
+            <w:hideMark/>
+          </w:tcPr>
+          <w:p>
+            <w:r>
+              <w:rPr>
+                <w:b/>
+                <w:bCs/>
+              </w:rPr>
+              <w:t>驱动引擎</w:t>
+            </w:r>
+          </w:p>
+        </w:tc>
+        <w:tc>
+          <w:tcPr>
+            <w:tcW w:w="3501" w:type="dxa"/>
+            <w:tcMar>
+              <w:top w:w="150" w:type="dxa"/>
+              <w:left w:w="210" w:type="dxa"/>
+              <w:bottom w:w="150" w:type="dxa"/>
+              <w:right w:w="210" w:type="dxa"/>
+            </w:tcMar>
+            <w:vAlign w:val="center"/>
+            <w:hideMark/>
+          </w:tcPr>
+          <w:p>
+            <w:r>
+              <w:t>V8/</w:t>
+            </w:r>
+            <w:proofErr w:type="spellStart"/>
+            <w:r>
+              <w:t>SpiderMonkey</w:t>
+            </w:r>
+            <w:proofErr w:type="spellEnd"/>
+            <w:r>
+              <w:t xml:space="preserve"> + 浏览器宿主环境</w:t>
+            </w:r>
+          </w:p>
+        </w:tc>
+        <w:tc>
+          <w:tcPr>
+            <w:tcW w:w="7096" w:type="dxa"/>
+            <w:gridSpan w:val="2"/>
+            <w:tcMar>
+              <w:top w:w="150" w:type="dxa"/>
+              <w:left w:w="210" w:type="dxa"/>
+              <w:bottom w:w="150" w:type="dxa"/>
+              <w:right w:w="210" w:type="dxa"/>
+            </w:tcMar>
+            <w:vAlign w:val="center"/>
+            <w:hideMark/>
+          </w:tcPr>
+          <w:p>
+            <w:r>
+              <w:t xml:space="preserve">V8 + </w:t>
+            </w:r>
+            <w:proofErr w:type="spellStart"/>
+            <w:r>
+              <w:t>libuv</w:t>
+            </w:r>
+            <w:proofErr w:type="spellEnd"/>
+            <w:r>
+              <w:t xml:space="preserve"> </w:t>
+            </w:r>
+            <w:proofErr w:type="gramStart"/>
+            <w:r>
+              <w:t>(C++ 层)</w:t>
+            </w:r>
+            <w:proofErr w:type="gramEnd"/>
+          </w:p>
+        </w:tc>
+      </w:tr>
+    </w:tbl>
+    <w:p>
+      <w:pPr>
+        <w:rPr>
+          <w:b/>
+          <w:bCs/>
+        </w:rPr>
+      </w:pPr>
+      <w:r>
+        <w:rPr>
+          <w:b/>
+          <w:bCs/>
+        </w:rPr>
+        <w:t>2. 执行流程的差异</w:t>
+      </w:r>
+    </w:p>
+    <w:p>
+      <w:pPr>
+        <w:rPr>
+          <w:b/>
+          <w:bCs/>
+        </w:rPr>
+      </w:pPr>
+      <w:r>
+        <w:rPr>
+          <w:rFonts w:ascii="Segoe UI Emoji" w:hAnsi="Segoe UI Emoji" w:cs="Segoe UI Emoji"/>
+          <w:b/>
+          <w:bCs/>
+        </w:rPr>
+        <w:t>🌐</w:t>
+      </w:r>
+      <w:r>
+        <w:rPr>
+          <w:b/>
+          <w:bCs/>
+        </w:rPr>
+        <w:t xml:space="preserve"> 浏览器事件循环</w:t>
+      </w:r>
+    </w:p>
+    <w:p>
+      <w:r>
+        <w:t>浏览器的循环是</w:t>
+      </w:r>
+      <w:r>
+        <w:rPr>
+          <w:b/>
+          <w:bCs/>
+        </w:rPr>
+        <w:t>以渲染为导向</w:t>
+      </w:r>
+      <w:r>
+        <w:t>的，每一轮循环大致遵循：</w:t>
+      </w:r>
+    </w:p>
+    <w:p>
+      <w:pPr>
+        <w:numPr>
+          <w:ilvl w:val="0"/>
+          <w:numId w:val="13"/>
+        </w:numPr>
+      </w:pPr>
+      <w:r>
+        <w:t>执行一个宏任务（如 </w:t>
+      </w:r>
+      <w:proofErr w:type="spellStart"/>
+      <w:r>
+        <w:t>setTimeout</w:t>
+      </w:r>
+      <w:proofErr w:type="spellEnd"/>
+      <w:r>
+        <w:t>、DOM 事件、脚本解析）</w:t>
+      </w:r>
+    </w:p>
+    <w:p>
+      <w:pPr>
+        <w:numPr>
+          <w:ilvl w:val="0"/>
+          <w:numId w:val="13"/>
+        </w:numPr>
+      </w:pPr>
+      <w:r>
+        <w:t>清空所有微任务（</w:t>
+      </w:r>
+      <w:proofErr w:type="spellStart"/>
+      <w:r>
+        <w:t>Promise.then</w:t>
+      </w:r>
+      <w:proofErr w:type="spellEnd"/>
+      <w:r>
+        <w:t>、</w:t>
+      </w:r>
+      <w:proofErr w:type="spellStart"/>
+      <w:r>
+        <w:t>MutationObserver</w:t>
+      </w:r>
+      <w:proofErr w:type="spellEnd"/>
+      <w:r>
+        <w:t>）</w:t>
+      </w:r>
+    </w:p>
+    <w:p>
+      <w:pPr>
+        <w:numPr>
+          <w:ilvl w:val="0"/>
+          <w:numId w:val="13"/>
+        </w:numPr>
+      </w:pPr>
+      <w:r>
+        <w:rPr>
+          <w:b/>
+          <w:bCs/>
+        </w:rPr>
+        <w:t>判断是否需要渲染</w:t>
+      </w:r>
+      <w:r>
+        <w:t>（通常 ~16ms 一次）</w:t>
+      </w:r>
+    </w:p>
+    <w:p>
+      <w:pPr>
+        <w:numPr>
+          <w:ilvl w:val="1"/>
+          <w:numId w:val="13"/>
+        </w:numPr>
+      </w:pPr>
+      <w:r>
+        <w:t>如果需要：执行 </w:t>
+      </w:r>
+      <w:proofErr w:type="spellStart"/>
+      <w:r>
+        <w:t>requestAnimationFrame</w:t>
+      </w:r>
+      <w:proofErr w:type="spellEnd"/>
+      <w:r>
+        <w:t> → 计算样式/布局 → 绘制 → </w:t>
+      </w:r>
+      <w:proofErr w:type="spellStart"/>
+      <w:r>
+        <w:t>requestIdleCallback</w:t>
+      </w:r>
+      <w:proofErr w:type="spellEnd"/>
+    </w:p>
+    <w:p>
+      <w:pPr>
+        <w:numPr>
+          <w:ilvl w:val="0"/>
+          <w:numId w:val="13"/>
+        </w:numPr>
+      </w:pPr>
+      <w:r>
+        <w:t>进入下一轮循环</w:t>
+      </w:r>
+    </w:p>
+    <w:p>
+      <w:r>
+        <w:rPr>
+          <w:b/>
+          <w:bCs/>
+        </w:rPr>
+        <w:t>关键点</w:t>
+      </w:r>
+      <w:r>
+        <w:t>：微任务在</w:t>
+      </w:r>
+      <w:r>
+        <w:rPr>
+          <w:b/>
+          <w:bCs/>
+        </w:rPr>
+        <w:t>每次宏任务之后、渲染之前</w:t>
+      </w:r>
+      <w:r>
+        <w:t>执行。</w:t>
+      </w:r>
+      <w:proofErr w:type="spellStart"/>
+      <w:r>
+        <w:t>requestAnimationFrame</w:t>
+      </w:r>
+      <w:proofErr w:type="spellEnd"/>
+      <w:r>
+        <w:t> 不属于宏任务也不属于微任务，它在渲染管线中独立调度。</w:t>
+      </w:r>
+    </w:p>
+    <w:p>
+      <w:pPr>
+        <w:rPr>
+          <w:b/>
+          <w:bCs/>
+        </w:rPr>
+      </w:pPr>
+      <w:r>
+        <w:rPr>
+          <w:rFonts w:ascii="Segoe UI Emoji" w:hAnsi="Segoe UI Emoji" w:cs="Segoe UI Emoji"/>
+          <w:b/>
+          <w:bCs/>
+        </w:rPr>
+        <w:t>⚙️</w:t>
+      </w:r>
+      <w:r>
+        <w:rPr>
+          <w:b/>
+          <w:bCs/>
+        </w:rPr>
+        <w:t xml:space="preserve"> Node.js 事件循环 </w:t>
       </w:r>
       <w:proofErr w:type="gramStart"/>
       <w:r>
-        <w:t>node  事件循环的差异性</w:t>
+        <w:rPr>
+          <w:b/>
+          <w:bCs/>
+        </w:rPr>
+        <w:t>(</w:t>
+      </w:r>
+      <w:proofErr w:type="spellStart"/>
+      <w:r>
+        <w:rPr>
+          <w:b/>
+          <w:bCs/>
+        </w:rPr>
+        <w:t>libuv</w:t>
+      </w:r>
+      <w:proofErr w:type="spellEnd"/>
+      <w:r>
+        <w:rPr>
+          <w:b/>
+          <w:bCs/>
+        </w:rPr>
+        <w:t>)</w:t>
       </w:r>
       <w:proofErr w:type="gramEnd"/>
     </w:p>
     <w:p>
-      <w:pPr>
-        <w:rPr>
-          <w:rFonts w:hint="eastAsia"/>
-        </w:rPr>
-      </w:pPr>
-      <w:r>
-        <w:rPr>
-          <w:rFonts w:hint="eastAsia"/>
-        </w:rPr>
+      <w:r>
+        <w:t>Node.js 的循环是</w:t>
+      </w:r>
+      <w:r>
+        <w:rPr>
+          <w:b/>
+          <w:bCs/>
+        </w:rPr>
+        <w:t>以 I/O 处理为导向</w:t>
+      </w:r>
+      <w:r>
+        <w:t>的，按固定阶段顺序执行：</w:t>
+      </w:r>
+    </w:p>
+    <w:p>
+      <w:r>
+        <w:t>文本</w:t>
+      </w:r>
+    </w:p>
+    <w:p>
+      <w:r>
+        <w:t>编辑</w:t>
+      </w:r>
+    </w:p>
+    <w:p>
+      <w:r>
+        <w:t xml:space="preserve">   ┌───────────────────────────┐</w:t>
+      </w:r>
+    </w:p>
+    <w:p>
+      <w:r>
+        <w:t>┌─</w:t>
+      </w:r>
+      <w:r>
+        <w:rPr>
+          <w:rFonts w:ascii="Cambria Math" w:hAnsi="Cambria Math" w:cs="Cambria Math"/>
+        </w:rPr>
+        <w:t>▶</w:t>
+      </w:r>
+      <w:r>
+        <w:rPr>
+          <w:rFonts w:ascii="等线" w:eastAsia="等线" w:hAnsi="等线" w:cs="等线" w:hint="eastAsia"/>
+        </w:rPr>
+        <w:t>│</w:t>
+      </w:r>
+      <w:r>
+        <w:t xml:space="preserve">         timers            </w:t>
+      </w:r>
+      <w:r>
+        <w:rPr>
+          <w:rFonts w:ascii="等线" w:eastAsia="等线" w:hAnsi="等线" w:cs="等线" w:hint="eastAsia"/>
+        </w:rPr>
+        <w:t>│</w:t>
+      </w:r>
+      <w:r>
+        <w:t xml:space="preserve"> </w:t>
+      </w:r>
+      <w:r>
+        <w:rPr>
+          <w:rFonts w:ascii="等线" w:eastAsia="等线" w:hAnsi="等线" w:cs="等线" w:hint="eastAsia"/>
+        </w:rPr>
+        <w:t>←</w:t>
+      </w:r>
+      <w:r>
+        <w:t xml:space="preserve"> </w:t>
+      </w:r>
+      <w:proofErr w:type="spellStart"/>
+      <w:r>
+        <w:t>setTimeout</w:t>
+      </w:r>
+      <w:proofErr w:type="spellEnd"/>
+      <w:r>
+        <w:t xml:space="preserve"> / </w:t>
+      </w:r>
+      <w:proofErr w:type="spellStart"/>
+      <w:r>
+        <w:t>setInterval</w:t>
+      </w:r>
+      <w:proofErr w:type="spellEnd"/>
+    </w:p>
+    <w:p>
+      <w:r>
+        <w:t>│  └─────────────┬─────────────┘</w:t>
+      </w:r>
+    </w:p>
+    <w:p>
+      <w:r>
+        <w:t>│  ┌─────────────▼─────────────┐</w:t>
+      </w:r>
+    </w:p>
+    <w:p>
+      <w:proofErr w:type="gramStart"/>
+      <w:r>
         <w:lastRenderedPageBreak/>
-        <w:t xml:space="preserve">Web </w:t>
-      </w:r>
-      <w:proofErr w:type="spellStart"/>
-      <w:r>
-        <w:rPr>
-          <w:rFonts w:hint="eastAsia"/>
-        </w:rPr>
-        <w:t>api</w:t>
-      </w:r>
-      <w:proofErr w:type="spellEnd"/>
-      <w:r>
-        <w:rPr>
-          <w:rFonts w:hint="eastAsia"/>
-        </w:rPr>
-        <w:t>（</w:t>
-      </w:r>
-      <w:proofErr w:type="spellStart"/>
-      <w:r>
-        <w:rPr>
-          <w:rFonts w:hint="eastAsia"/>
-        </w:rPr>
-        <w:t>dom</w:t>
-      </w:r>
-      <w:proofErr w:type="spellEnd"/>
-      <w:r>
-        <w:rPr>
-          <w:rFonts w:hint="eastAsia"/>
-        </w:rPr>
-        <w:t xml:space="preserve"> </w:t>
-      </w:r>
-      <w:proofErr w:type="spellStart"/>
-      <w:r>
-        <w:rPr>
-          <w:rFonts w:hint="eastAsia"/>
-        </w:rPr>
-        <w:t>bom</w:t>
-      </w:r>
-      <w:proofErr w:type="spellEnd"/>
-      <w:r>
-        <w:rPr>
-          <w:rFonts w:hint="eastAsia"/>
-        </w:rPr>
-        <w:t>）</w:t>
-      </w:r>
+        <w:t>│  │</w:t>
+      </w:r>
+      <w:proofErr w:type="gramEnd"/>
+      <w:r>
+        <w:t xml:space="preserve">     pending callbacks     │ ← 系统操作回调 </w:t>
+      </w:r>
+      <w:proofErr w:type="gramStart"/>
+      <w:r>
+        <w:t>(如 TCP 错误)</w:t>
+      </w:r>
+      <w:proofErr w:type="gramEnd"/>
+    </w:p>
+    <w:p>
+      <w:r>
+        <w:t>│  └─────────────┬─────────────┘</w:t>
+      </w:r>
+    </w:p>
+    <w:p>
+      <w:r>
+        <w:t>│  ┌─────────────▼─────────────┐</w:t>
+      </w:r>
+    </w:p>
+    <w:p>
+      <w:proofErr w:type="gramStart"/>
+      <w:r>
+        <w:t>│  │</w:t>
+      </w:r>
+      <w:proofErr w:type="gramEnd"/>
+      <w:r>
+        <w:t xml:space="preserve">       idle, prepare       │ ← 内部使用</w:t>
+      </w:r>
+    </w:p>
+    <w:p>
+      <w:r>
+        <w:t>│  └─────────────┬─────────────┘</w:t>
+      </w:r>
+    </w:p>
+    <w:p>
+      <w:r>
+        <w:t>│  ┌─────────────▼─────────────┐</w:t>
+      </w:r>
+    </w:p>
+    <w:p>
+      <w:proofErr w:type="gramStart"/>
+      <w:r>
+        <w:t>│  │</w:t>
+      </w:r>
+      <w:proofErr w:type="gramEnd"/>
+      <w:r>
+        <w:t xml:space="preserve">          poll             │ ← I/O 回</w:t>
+      </w:r>
+      <w:proofErr w:type="gramStart"/>
+      <w:r>
+        <w:t>调,</w:t>
+      </w:r>
+      <w:proofErr w:type="gramEnd"/>
+      <w:r>
+        <w:t xml:space="preserve"> 文件</w:t>
+      </w:r>
+      <w:proofErr w:type="gramStart"/>
+      <w:r>
+        <w:t>读写,</w:t>
+      </w:r>
+      <w:proofErr w:type="gramEnd"/>
+      <w:r>
+        <w:t xml:space="preserve"> 网络请求</w:t>
+      </w:r>
+    </w:p>
+    <w:p>
+      <w:r>
+        <w:t>│  └─────────────┬─────────────┘</w:t>
+      </w:r>
+    </w:p>
+    <w:p>
+      <w:r>
+        <w:t>│  ┌─────────────▼─────────────┐</w:t>
+      </w:r>
+    </w:p>
+    <w:p>
+      <w:proofErr w:type="gramStart"/>
+      <w:r>
+        <w:t>│  │</w:t>
+      </w:r>
+      <w:proofErr w:type="gramEnd"/>
+      <w:r>
+        <w:t xml:space="preserve">          check            │ ← </w:t>
+      </w:r>
+      <w:proofErr w:type="spellStart"/>
+      <w:r>
+        <w:t>setImmediate</w:t>
+      </w:r>
+      <w:proofErr w:type="spellEnd"/>
+    </w:p>
+    <w:p>
+      <w:r>
+        <w:t>│  └─────────────┬─────────────┘</w:t>
+      </w:r>
+    </w:p>
+    <w:p>
+      <w:r>
+        <w:t>│  ┌─────────────▼─────────────┐</w:t>
+      </w:r>
+    </w:p>
+    <w:p>
+      <w:proofErr w:type="gramStart"/>
+      <w:r>
+        <w:t>│  │</w:t>
+      </w:r>
+      <w:proofErr w:type="gramEnd"/>
+      <w:r>
+        <w:t xml:space="preserve">      close callbacks      │ ← </w:t>
+      </w:r>
+      <w:proofErr w:type="spellStart"/>
+      <w:r>
+        <w:t>socket.on</w:t>
+      </w:r>
+      <w:proofErr w:type="spellEnd"/>
+      <w:r>
+        <w:t>('close') 等</w:t>
+      </w:r>
+    </w:p>
+    <w:p>
+      <w:r>
+        <w:t>│  └─────────────┬─────────────┘</w:t>
+      </w:r>
+    </w:p>
+    <w:p>
+      <w:r>
+        <w:t>│                │</w:t>
+      </w:r>
+    </w:p>
+    <w:p>
+      <w:r>
+        <w:t>└────────────────┘</w:t>
+      </w:r>
+    </w:p>
+    <w:p>
+      <w:r>
+        <w:rPr>
+          <w:b/>
+          <w:bCs/>
+        </w:rPr>
+        <w:t>关键点</w:t>
+      </w:r>
+      <w:r>
+        <w:t>：每个阶段切换时，都会先清空微任务队列。但 </w:t>
+      </w:r>
+      <w:proofErr w:type="spellStart"/>
+      <w:r>
+        <w:t>process.nextTick</w:t>
+      </w:r>
+      <w:proofErr w:type="spellEnd"/>
+      <w:r>
+        <w:t> 的优先级</w:t>
+      </w:r>
+      <w:r>
+        <w:rPr>
+          <w:b/>
+          <w:bCs/>
+        </w:rPr>
+        <w:t>高于</w:t>
+      </w:r>
+      <w:r>
+        <w:t>普通微任务，会在当前操作完成后立即执行，甚至在其他微任务之前。</w:t>
+      </w:r>
+    </w:p>
+    <w:p>
+      <w:pPr>
+        <w:rPr>
+          <w:b/>
+          <w:bCs/>
+        </w:rPr>
+      </w:pPr>
+      <w:r>
+        <w:rPr>
+          <w:b/>
+          <w:bCs/>
+        </w:rPr>
+        <w:t>3. 最容易踩坑的三个差异点</w:t>
+      </w:r>
+    </w:p>
+    <w:p>
+      <w:pPr>
+        <w:rPr>
+          <w:b/>
+          <w:bCs/>
+        </w:rPr>
+      </w:pPr>
+      <w:r>
+        <w:rPr>
+          <w:b/>
+          <w:bCs/>
+        </w:rPr>
+        <w:t>① </w:t>
+      </w:r>
+      <w:proofErr w:type="spellStart"/>
+      <w:proofErr w:type="gramStart"/>
+      <w:r>
+        <w:rPr>
+          <w:b/>
+          <w:bCs/>
+        </w:rPr>
+        <w:t>setTimeout</w:t>
+      </w:r>
+      <w:proofErr w:type="spellEnd"/>
+      <w:r>
+        <w:rPr>
+          <w:b/>
+          <w:bCs/>
+        </w:rPr>
+        <w:t>(</w:t>
+      </w:r>
+      <w:proofErr w:type="spellStart"/>
+      <w:proofErr w:type="gramEnd"/>
+      <w:r>
+        <w:rPr>
+          <w:b/>
+          <w:bCs/>
+        </w:rPr>
+        <w:t>fn</w:t>
+      </w:r>
+      <w:proofErr w:type="spellEnd"/>
+      <w:r>
+        <w:rPr>
+          <w:b/>
+          <w:bCs/>
+        </w:rPr>
+        <w:t>, 0) vs </w:t>
+      </w:r>
+      <w:proofErr w:type="spellStart"/>
+      <w:r>
+        <w:rPr>
+          <w:b/>
+          <w:bCs/>
+        </w:rPr>
+        <w:t>setImmediate</w:t>
+      </w:r>
+      <w:proofErr w:type="spellEnd"/>
+      <w:r>
+        <w:rPr>
+          <w:b/>
+          <w:bCs/>
+        </w:rPr>
+        <w:t>(</w:t>
+      </w:r>
+      <w:proofErr w:type="spellStart"/>
+      <w:r>
+        <w:rPr>
+          <w:b/>
+          <w:bCs/>
+        </w:rPr>
+        <w:t>fn</w:t>
+      </w:r>
+      <w:proofErr w:type="spellEnd"/>
+      <w:r>
+        <w:rPr>
+          <w:b/>
+          <w:bCs/>
+        </w:rPr>
+        <w:t>)</w:t>
+      </w:r>
+    </w:p>
+    <w:p>
+      <w:pPr>
+        <w:numPr>
+          <w:ilvl w:val="0"/>
+          <w:numId w:val="14"/>
+        </w:numPr>
+      </w:pPr>
+      <w:r>
+        <w:rPr>
+          <w:b/>
+          <w:bCs/>
+        </w:rPr>
+        <w:t>浏览器</w:t>
+      </w:r>
+      <w:r>
+        <w:t>：没有 </w:t>
+      </w:r>
+      <w:proofErr w:type="spellStart"/>
+      <w:r>
+        <w:t>setImmediate</w:t>
+      </w:r>
+      <w:proofErr w:type="spellEnd"/>
+      <w:r>
+        <w:t>（仅 IE/Edge 旧版支持）。</w:t>
+      </w:r>
+      <w:proofErr w:type="spellStart"/>
+      <w:r>
+        <w:t>setTimeout</w:t>
+      </w:r>
+      <w:proofErr w:type="spellEnd"/>
+      <w:r>
+        <w:t>(</w:t>
+      </w:r>
+      <w:proofErr w:type="spellStart"/>
+      <w:r>
+        <w:t>fn</w:t>
+      </w:r>
+      <w:proofErr w:type="spellEnd"/>
+      <w:r>
+        <w:t xml:space="preserve">, </w:t>
+      </w:r>
+      <w:proofErr w:type="gramStart"/>
+      <w:r>
+        <w:t>0)</w:t>
+      </w:r>
+      <w:proofErr w:type="gramEnd"/>
+      <w:r>
+        <w:t> 被钳制为至少 4ms 延迟。</w:t>
+      </w:r>
+    </w:p>
+    <w:p>
+      <w:pPr>
+        <w:numPr>
+          <w:ilvl w:val="0"/>
+          <w:numId w:val="14"/>
+        </w:numPr>
+      </w:pPr>
+      <w:r>
+        <w:rPr>
+          <w:b/>
+          <w:bCs/>
+        </w:rPr>
+        <w:t>Node.js</w:t>
+      </w:r>
+      <w:r>
+        <w:t>：两者执行顺序</w:t>
+      </w:r>
+      <w:r>
+        <w:rPr>
+          <w:b/>
+          <w:bCs/>
+        </w:rPr>
+        <w:t>不确定</w:t>
+      </w:r>
+      <w:r>
+        <w:t>（取决于进程启动时间和系统性能），但在 I/O 回调内部，</w:t>
+      </w:r>
+      <w:proofErr w:type="spellStart"/>
+      <w:r>
+        <w:t>setImmediate</w:t>
+      </w:r>
+      <w:proofErr w:type="spellEnd"/>
+      <w:r>
+        <w:t> 总是优先于 </w:t>
+      </w:r>
+      <w:proofErr w:type="spellStart"/>
+      <w:r>
+        <w:t>setTimeout</w:t>
+      </w:r>
+      <w:proofErr w:type="spellEnd"/>
+      <w:r>
+        <w:t>。</w:t>
+      </w:r>
+    </w:p>
+    <w:p>
+      <w:pPr>
+        <w:rPr>
+          <w:b/>
+          <w:bCs/>
+        </w:rPr>
+      </w:pPr>
+      <w:r>
+        <w:rPr>
+          <w:b/>
+          <w:bCs/>
+        </w:rPr>
+        <w:t>② </w:t>
+      </w:r>
+      <w:proofErr w:type="spellStart"/>
+      <w:r>
+        <w:rPr>
+          <w:b/>
+          <w:bCs/>
+        </w:rPr>
+        <w:t>process.nextTick</w:t>
+      </w:r>
+      <w:proofErr w:type="spellEnd"/>
+      <w:r>
+        <w:rPr>
+          <w:b/>
+          <w:bCs/>
+        </w:rPr>
+        <w:t> 的特殊性</w:t>
+      </w:r>
+    </w:p>
+    <w:p>
+      <w:r>
+        <w:t>这是 Node.js 独有的，它</w:t>
+      </w:r>
+      <w:r>
+        <w:rPr>
+          <w:b/>
+          <w:bCs/>
+        </w:rPr>
+        <w:t>不属于微任务队列</w:t>
+      </w:r>
+      <w:r>
+        <w:t>，而是一个独立的、优先级最高的队列：</w:t>
+      </w:r>
+    </w:p>
+    <w:p>
+      <w:proofErr w:type="spellStart"/>
+      <w:r>
+        <w:t>javascript</w:t>
+      </w:r>
+      <w:proofErr w:type="spellEnd"/>
+    </w:p>
+    <w:p>
+      <w:r>
+        <w:t>编辑</w:t>
+      </w:r>
+    </w:p>
+    <w:p>
+      <w:r>
+        <w:rPr>
+          <w:i/>
+          <w:iCs/>
+        </w:rPr>
+        <w:t>// Node.js 中的执行顺序</w:t>
+      </w:r>
+    </w:p>
+    <w:p>
+      <w:proofErr w:type="spellStart"/>
+      <w:r>
+        <w:t>Promise.resolve</w:t>
+      </w:r>
+      <w:proofErr w:type="spellEnd"/>
+      <w:r>
+        <w:t>(</w:t>
+      </w:r>
+      <w:proofErr w:type="gramStart"/>
+      <w:r>
+        <w:t>).then</w:t>
+      </w:r>
+      <w:proofErr w:type="gramEnd"/>
+      <w:r>
+        <w:t>(() =&gt; console.log('microtask'));</w:t>
+      </w:r>
+    </w:p>
+    <w:p>
+      <w:proofErr w:type="spellStart"/>
+      <w:proofErr w:type="gramStart"/>
+      <w:r>
+        <w:t>process.nextTick</w:t>
+      </w:r>
+      <w:proofErr w:type="spellEnd"/>
+      <w:proofErr w:type="gramEnd"/>
+      <w:r>
+        <w:t>(() =&gt; console.log('</w:t>
+      </w:r>
+      <w:proofErr w:type="spellStart"/>
+      <w:r>
+        <w:t>nextTick</w:t>
+      </w:r>
+      <w:proofErr w:type="spellEnd"/>
+      <w:r>
+        <w:t>'));</w:t>
+      </w:r>
+    </w:p>
+    <w:p>
+      <w:r>
+        <w:rPr>
+          <w:i/>
+          <w:iCs/>
+        </w:rPr>
+        <w:t xml:space="preserve">// 输出: </w:t>
+      </w:r>
+      <w:proofErr w:type="spellStart"/>
+      <w:r>
+        <w:rPr>
+          <w:i/>
+          <w:iCs/>
+        </w:rPr>
+        <w:t>nextTick</w:t>
+      </w:r>
+      <w:proofErr w:type="spellEnd"/>
+      <w:r>
+        <w:rPr>
+          <w:i/>
+          <w:iCs/>
+        </w:rPr>
+        <w:t xml:space="preserve"> → microtask （与直觉相反！）</w:t>
+      </w:r>
+    </w:p>
+    <w:p>
+      <w:r>
+        <w:rPr>
+          <w:rFonts w:ascii="Segoe UI Emoji" w:hAnsi="Segoe UI Emoji" w:cs="Segoe UI Emoji"/>
+        </w:rPr>
+        <w:t>⚠️</w:t>
+      </w:r>
+      <w:r>
+        <w:t> </w:t>
+      </w:r>
+      <w:r>
+        <w:rPr>
+          <w:b/>
+          <w:bCs/>
+        </w:rPr>
+        <w:t>警告</w:t>
+      </w:r>
+      <w:r>
+        <w:t>：递归调用 </w:t>
+      </w:r>
+      <w:proofErr w:type="spellStart"/>
+      <w:r>
+        <w:t>process.nextTick</w:t>
+      </w:r>
+      <w:proofErr w:type="spellEnd"/>
+      <w:r>
+        <w:t> 会饿死 I/O 和其他微任务，导致程序挂起。</w:t>
+      </w:r>
+    </w:p>
+    <w:p>
+      <w:pPr>
+        <w:rPr>
+          <w:b/>
+          <w:bCs/>
+        </w:rPr>
+      </w:pPr>
+      <w:r>
+        <w:rPr>
+          <w:b/>
+          <w:bCs/>
+        </w:rPr>
+        <w:t>③ 微任务的刷新时机</w:t>
+      </w:r>
+    </w:p>
+    <w:p>
+      <w:pPr>
+        <w:numPr>
+          <w:ilvl w:val="0"/>
+          <w:numId w:val="15"/>
+        </w:numPr>
+      </w:pPr>
+      <w:r>
+        <w:rPr>
+          <w:b/>
+          <w:bCs/>
+        </w:rPr>
+        <w:t>浏览器</w:t>
+      </w:r>
+      <w:r>
+        <w:t>：严格在</w:t>
+      </w:r>
+      <w:proofErr w:type="gramStart"/>
+      <w:r>
+        <w:t>"一个</w:t>
+      </w:r>
+      <w:proofErr w:type="gramEnd"/>
+      <w:r>
+        <w:t>宏任务结束</w:t>
+      </w:r>
+      <w:proofErr w:type="gramStart"/>
+      <w:r>
+        <w:t>后"</w:t>
+      </w:r>
+      <w:proofErr w:type="gramEnd"/>
+      <w:r>
+        <w:t>刷新。</w:t>
+      </w:r>
+    </w:p>
+    <w:p>
+      <w:pPr>
+        <w:numPr>
+          <w:ilvl w:val="0"/>
+          <w:numId w:val="15"/>
+        </w:numPr>
+      </w:pPr>
+      <w:r>
+        <w:rPr>
+          <w:b/>
+          <w:bCs/>
+        </w:rPr>
+        <w:t>Node.js</w:t>
+      </w:r>
+      <w:r>
+        <w:t>：在</w:t>
+      </w:r>
+      <w:r>
+        <w:rPr>
+          <w:b/>
+          <w:bCs/>
+        </w:rPr>
+        <w:t>每个阶段之间</w:t>
+      </w:r>
+      <w:r>
+        <w:t>都会刷新。这意味着在一个 I/O 回调中产生的 Promise，可能在同一个 tick 内的 check 阶段之前就被执行了。</w:t>
+      </w:r>
+    </w:p>
+    <w:p/>
+    <w:p/>
+    <w:p/>
+    <w:p>
+      <w:r>
+        <w:t>Web API 是浏览器提供给 JavaScript 的</w:t>
+      </w:r>
+      <w:r>
+        <w:rPr>
+          <w:b/>
+          <w:bCs/>
+        </w:rPr>
+        <w:t>宿主环境接口</w:t>
+      </w:r>
+      <w:r>
+        <w:t>。JavaScript 引擎（如 V8）本身只负责执行语言规范（ECMAScript），并不具备操作页面、网络或系统的能力。正是通过 Web API，JS 才能与浏览器窗口及文档内容进行交互。</w:t>
+      </w:r>
+    </w:p>
+    <w:p>
+      <w:r>
+        <w:t>Web API 主要分为两大核心体系：</w:t>
+      </w:r>
+      <w:r>
+        <w:rPr>
+          <w:b/>
+          <w:bCs/>
+        </w:rPr>
+        <w:t>DOM</w:t>
+      </w:r>
+      <w:r>
+        <w:t> 和 </w:t>
+      </w:r>
+      <w:r>
+        <w:rPr>
+          <w:b/>
+          <w:bCs/>
+        </w:rPr>
+        <w:t>BOM</w:t>
+      </w:r>
+      <w:r>
+        <w:t>。</w:t>
+      </w:r>
+    </w:p>
+    <w:p>
+      <w:r>
+        <w:lastRenderedPageBreak/>
+        <w:t>Web API 是浏览器提供给 JavaScript 的</w:t>
+      </w:r>
+      <w:r>
+        <w:rPr>
+          <w:b/>
+          <w:bCs/>
+        </w:rPr>
+        <w:t>宿主环境接口</w:t>
+      </w:r>
+      <w:r>
+        <w:t>。JavaScript 引擎（如 V8）本身只负责执行语言规范（ECMAScript），并不具备操作页面、网络或系统的能力。正是通过 Web API，JS 才能与浏览器窗口及文档内容进行交互。</w:t>
+      </w:r>
+    </w:p>
+    <w:p>
+      <w:r>
+        <w:t>Web API 主要分为两大核心体系：</w:t>
+      </w:r>
+      <w:r>
+        <w:rPr>
+          <w:b/>
+          <w:bCs/>
+        </w:rPr>
+        <w:t>DOM</w:t>
+      </w:r>
+      <w:r>
+        <w:t> 和 </w:t>
+      </w:r>
+      <w:r>
+        <w:rPr>
+          <w:b/>
+          <w:bCs/>
+        </w:rPr>
+        <w:t>BOM</w:t>
+      </w:r>
+      <w:r>
+        <w:t>。</w:t>
+      </w:r>
+    </w:p>
+    <w:p>
+      <w:r>
+        <w:pict w14:anchorId="576DC892">
+          <v:rect id="_x0000_i1044" style="width:0;height:0" o:hrstd="t" o:hr="t" fillcolor="#a0a0a0" stroked="f"/>
+        </w:pict>
+      </w:r>
+    </w:p>
+    <w:p>
+      <w:pPr>
+        <w:rPr>
+          <w:b/>
+          <w:bCs/>
+        </w:rPr>
+      </w:pPr>
+      <w:r>
+        <w:rPr>
+          <w:rFonts w:ascii="Segoe UI Emoji" w:hAnsi="Segoe UI Emoji" w:cs="Segoe UI Emoji"/>
+          <w:b/>
+          <w:bCs/>
+        </w:rPr>
+        <w:t>📄</w:t>
+      </w:r>
+      <w:r>
+        <w:rPr>
+          <w:b/>
+          <w:bCs/>
+        </w:rPr>
+        <w:t xml:space="preserve"> DOM：文档对象模型</w:t>
+      </w:r>
+    </w:p>
+    <w:p>
+      <w:r>
+        <w:t>DOM 是网页内容的</w:t>
+      </w:r>
+      <w:r>
+        <w:rPr>
+          <w:b/>
+          <w:bCs/>
+        </w:rPr>
+        <w:t>编程接口</w:t>
+      </w:r>
+      <w:r>
+        <w:t>。它将 HTML/XML 文档解析为一棵节点树，使 JS 能够动态地读取、修改、添加或删除页面结构与样式。</w:t>
+      </w:r>
+    </w:p>
+    <w:p>
+      <w:pPr>
+        <w:rPr>
+          <w:b/>
+          <w:bCs/>
+        </w:rPr>
+      </w:pPr>
+      <w:r>
+        <w:rPr>
+          <w:b/>
+          <w:bCs/>
+        </w:rPr>
+        <w:t>1. 核心能力</w:t>
+      </w:r>
+    </w:p>
+    <w:p>
+      <w:pPr>
+        <w:numPr>
+          <w:ilvl w:val="0"/>
+          <w:numId w:val="8"/>
+        </w:numPr>
+      </w:pPr>
+      <w:r>
+        <w:rPr>
+          <w:b/>
+          <w:bCs/>
+        </w:rPr>
+        <w:t>节点查询</w:t>
+      </w:r>
+      <w:r>
+        <w:t>: </w:t>
+      </w:r>
+      <w:proofErr w:type="spellStart"/>
+      <w:r>
+        <w:t>querySelector</w:t>
+      </w:r>
+      <w:proofErr w:type="spellEnd"/>
+      <w:r>
+        <w:t>, </w:t>
+      </w:r>
+      <w:proofErr w:type="spellStart"/>
+      <w:r>
+        <w:t>getElementById</w:t>
+      </w:r>
+      <w:proofErr w:type="spellEnd"/>
+      <w:r>
+        <w:t>, </w:t>
+      </w:r>
+      <w:proofErr w:type="spellStart"/>
+      <w:r>
+        <w:t>getElementsByClassName</w:t>
+      </w:r>
+      <w:proofErr w:type="spellEnd"/>
+    </w:p>
+    <w:p>
+      <w:pPr>
+        <w:numPr>
+          <w:ilvl w:val="0"/>
+          <w:numId w:val="8"/>
+        </w:numPr>
+      </w:pPr>
+      <w:r>
+        <w:rPr>
+          <w:b/>
+          <w:bCs/>
+        </w:rPr>
+        <w:t>内容修改</w:t>
+      </w:r>
+      <w:r>
+        <w:t>: </w:t>
+      </w:r>
+      <w:proofErr w:type="spellStart"/>
+      <w:r>
+        <w:t>innerHTML</w:t>
+      </w:r>
+      <w:proofErr w:type="spellEnd"/>
+      <w:r>
+        <w:t>, </w:t>
+      </w:r>
+      <w:proofErr w:type="spellStart"/>
+      <w:r>
+        <w:t>textContent</w:t>
+      </w:r>
+      <w:proofErr w:type="spellEnd"/>
+      <w:r>
+        <w:t>, </w:t>
+      </w:r>
+      <w:proofErr w:type="spellStart"/>
+      <w:r>
+        <w:t>setAttribute</w:t>
+      </w:r>
+      <w:proofErr w:type="spellEnd"/>
+      <w:r>
+        <w:t>, </w:t>
+      </w:r>
+      <w:proofErr w:type="spellStart"/>
+      <w:r>
+        <w:t>classList</w:t>
+      </w:r>
+      <w:proofErr w:type="spellEnd"/>
+    </w:p>
+    <w:p>
+      <w:pPr>
+        <w:numPr>
+          <w:ilvl w:val="0"/>
+          <w:numId w:val="8"/>
+        </w:numPr>
+      </w:pPr>
+      <w:r>
+        <w:rPr>
+          <w:b/>
+          <w:bCs/>
+        </w:rPr>
+        <w:t>节点操作</w:t>
+      </w:r>
+      <w:r>
+        <w:t>: </w:t>
+      </w:r>
+      <w:proofErr w:type="spellStart"/>
+      <w:r>
+        <w:t>createElement</w:t>
+      </w:r>
+      <w:proofErr w:type="spellEnd"/>
+      <w:r>
+        <w:t>, </w:t>
+      </w:r>
+      <w:proofErr w:type="spellStart"/>
+      <w:r>
+        <w:t>appendChild</w:t>
+      </w:r>
+      <w:proofErr w:type="spellEnd"/>
+      <w:r>
+        <w:t>, </w:t>
+      </w:r>
+      <w:proofErr w:type="spellStart"/>
+      <w:r>
+        <w:t>removeChild</w:t>
+      </w:r>
+      <w:proofErr w:type="spellEnd"/>
+      <w:r>
+        <w:t>, </w:t>
+      </w:r>
+      <w:proofErr w:type="spellStart"/>
+      <w:r>
+        <w:t>cloneNode</w:t>
+      </w:r>
+      <w:proofErr w:type="spellEnd"/>
+    </w:p>
+    <w:p>
+      <w:pPr>
+        <w:numPr>
+          <w:ilvl w:val="0"/>
+          <w:numId w:val="8"/>
+        </w:numPr>
+      </w:pPr>
+      <w:r>
+        <w:rPr>
+          <w:b/>
+          <w:bCs/>
+        </w:rPr>
+        <w:t>事件系统</w:t>
+      </w:r>
+      <w:r>
+        <w:t>: </w:t>
+      </w:r>
+      <w:proofErr w:type="spellStart"/>
+      <w:r>
+        <w:t>addEventListener</w:t>
+      </w:r>
+      <w:proofErr w:type="spellEnd"/>
+      <w:r>
+        <w:t>, 事件冒泡/</w:t>
+      </w:r>
+      <w:proofErr w:type="gramStart"/>
+      <w:r>
+        <w:t>捕获,</w:t>
+      </w:r>
+      <w:proofErr w:type="gramEnd"/>
+      <w:r>
+        <w:t xml:space="preserve"> 事件委托</w:t>
+      </w:r>
+    </w:p>
+    <w:p>
+      <w:pPr>
+        <w:numPr>
+          <w:ilvl w:val="0"/>
+          <w:numId w:val="8"/>
+        </w:numPr>
+      </w:pPr>
+      <w:r>
+        <w:rPr>
+          <w:b/>
+          <w:bCs/>
+        </w:rPr>
+        <w:t>几何信息</w:t>
+      </w:r>
+      <w:r>
+        <w:t>: </w:t>
+      </w:r>
+      <w:proofErr w:type="spellStart"/>
+      <w:r>
+        <w:t>getBoundingClientRect</w:t>
+      </w:r>
+      <w:proofErr w:type="spellEnd"/>
+      <w:r>
+        <w:t>, </w:t>
+      </w:r>
+      <w:proofErr w:type="spellStart"/>
+      <w:r>
+        <w:t>offsetWidth</w:t>
+      </w:r>
+      <w:proofErr w:type="spellEnd"/>
+      <w:r>
+        <w:t>, </w:t>
+      </w:r>
+      <w:proofErr w:type="spellStart"/>
+      <w:r>
+        <w:t>scrollHeight</w:t>
+      </w:r>
+      <w:proofErr w:type="spellEnd"/>
+    </w:p>
+    <w:p>
+      <w:pPr>
+        <w:rPr>
+          <w:b/>
+          <w:bCs/>
+        </w:rPr>
+      </w:pPr>
+      <w:r>
+        <w:rPr>
+          <w:b/>
+          <w:bCs/>
+        </w:rPr>
+        <w:t>2. 关键概念</w:t>
+      </w:r>
+    </w:p>
+    <w:p>
+      <w:pPr>
+        <w:numPr>
+          <w:ilvl w:val="0"/>
+          <w:numId w:val="9"/>
+        </w:numPr>
+      </w:pPr>
+      <w:r>
+        <w:rPr>
+          <w:b/>
+          <w:bCs/>
+        </w:rPr>
+        <w:t>节点</w:t>
+      </w:r>
+      <w:proofErr w:type="gramStart"/>
+      <w:r>
+        <w:rPr>
+          <w:b/>
+          <w:bCs/>
+        </w:rPr>
+        <w:t>类型</w:t>
+      </w:r>
+      <w:r>
+        <w:t>:</w:t>
+      </w:r>
+      <w:proofErr w:type="gramEnd"/>
+      <w:r>
+        <w:t xml:space="preserve"> 元素节点、文本节点、注释节点、文档节点等</w:t>
+      </w:r>
+    </w:p>
+    <w:p>
+      <w:pPr>
+        <w:numPr>
+          <w:ilvl w:val="0"/>
+          <w:numId w:val="9"/>
+        </w:numPr>
+      </w:pPr>
+      <w:r>
+        <w:rPr>
+          <w:b/>
+          <w:bCs/>
+        </w:rPr>
+        <w:t>实时集合 vs 静态集合</w:t>
+      </w:r>
+      <w:r>
+        <w:t>: </w:t>
+      </w:r>
+      <w:proofErr w:type="spellStart"/>
+      <w:r>
+        <w:t>getElementsBy</w:t>
+      </w:r>
+      <w:proofErr w:type="spellEnd"/>
+      <w:r>
+        <w:t>* 返回实时更新的 </w:t>
+      </w:r>
+      <w:proofErr w:type="spellStart"/>
+      <w:r>
+        <w:t>HTMLCollection</w:t>
+      </w:r>
+      <w:proofErr w:type="spellEnd"/>
+      <w:r>
+        <w:t>；</w:t>
+      </w:r>
+      <w:proofErr w:type="spellStart"/>
+      <w:r>
+        <w:t>querySelectorAll</w:t>
+      </w:r>
+      <w:proofErr w:type="spellEnd"/>
+      <w:r>
+        <w:t> 返回静态快照 </w:t>
+      </w:r>
+      <w:proofErr w:type="spellStart"/>
+      <w:r>
+        <w:t>NodeList</w:t>
+      </w:r>
+      <w:proofErr w:type="spellEnd"/>
+    </w:p>
+    <w:p>
+      <w:pPr>
+        <w:numPr>
+          <w:ilvl w:val="0"/>
+          <w:numId w:val="9"/>
+        </w:numPr>
+      </w:pPr>
+      <w:r>
+        <w:rPr>
+          <w:b/>
+          <w:bCs/>
+        </w:rPr>
+        <w:t>重排与重</w:t>
+      </w:r>
+      <w:proofErr w:type="gramStart"/>
+      <w:r>
+        <w:rPr>
+          <w:b/>
+          <w:bCs/>
+        </w:rPr>
+        <w:t>绘</w:t>
+      </w:r>
+      <w:r>
+        <w:t>:</w:t>
+      </w:r>
+      <w:proofErr w:type="gramEnd"/>
+      <w:r>
+        <w:t xml:space="preserve"> 频繁读写 DOM 会触发浏览器渲染管线，需使用 </w:t>
+      </w:r>
+      <w:proofErr w:type="spellStart"/>
+      <w:r>
+        <w:t>DocumentFragment</w:t>
+      </w:r>
+      <w:proofErr w:type="spellEnd"/>
+      <w:r>
+        <w:t>、批量更新或虚拟 DOM 优化</w:t>
+      </w:r>
+    </w:p>
+    <w:p>
+      <w:pPr>
+        <w:rPr>
+          <w:b/>
+          <w:bCs/>
+        </w:rPr>
+      </w:pPr>
+      <w:r>
+        <w:rPr>
+          <w:b/>
+          <w:bCs/>
+        </w:rPr>
+        <w:t>3. 现代演进</w:t>
+      </w:r>
+    </w:p>
+    <w:p>
+      <w:pPr>
+        <w:numPr>
+          <w:ilvl w:val="0"/>
+          <w:numId w:val="10"/>
+        </w:numPr>
+      </w:pPr>
+      <w:proofErr w:type="spellStart"/>
+      <w:r>
+        <w:rPr>
+          <w:b/>
+          <w:bCs/>
+        </w:rPr>
+        <w:t>MutationObserver</w:t>
+      </w:r>
+      <w:proofErr w:type="spellEnd"/>
+      <w:r>
+        <w:t>: 异步监听 DOM 变化，替代已废弃的 Mutation Events</w:t>
+      </w:r>
+    </w:p>
+    <w:p>
+      <w:pPr>
+        <w:numPr>
+          <w:ilvl w:val="0"/>
+          <w:numId w:val="10"/>
+        </w:numPr>
+      </w:pPr>
+      <w:proofErr w:type="spellStart"/>
+      <w:r>
+        <w:rPr>
+          <w:b/>
+          <w:bCs/>
+        </w:rPr>
+        <w:t>IntersectionObserver</w:t>
+      </w:r>
+      <w:proofErr w:type="spellEnd"/>
+      <w:r>
+        <w:rPr>
+          <w:b/>
+          <w:bCs/>
+        </w:rPr>
+        <w:t xml:space="preserve"> / </w:t>
+      </w:r>
+      <w:proofErr w:type="spellStart"/>
+      <w:r>
+        <w:rPr>
+          <w:b/>
+          <w:bCs/>
+        </w:rPr>
+        <w:t>ResizeObserver</w:t>
+      </w:r>
+      <w:proofErr w:type="spellEnd"/>
+      <w:r>
+        <w:t>: 高性能地监听元素可见性与尺寸变化</w:t>
+      </w:r>
+    </w:p>
+    <w:p>
+      <w:pPr>
+        <w:numPr>
+          <w:ilvl w:val="0"/>
+          <w:numId w:val="10"/>
+        </w:numPr>
+      </w:pPr>
+      <w:r>
+        <w:rPr>
+          <w:b/>
+          <w:bCs/>
+        </w:rPr>
+        <w:t>Shadow DOM</w:t>
+      </w:r>
+      <w:r>
+        <w:t>: 组件级样式与结构隔离（Web Components 基础）</w:t>
+      </w:r>
+    </w:p>
+    <w:p>
+      <w:pPr>
+        <w:numPr>
+          <w:ilvl w:val="0"/>
+          <w:numId w:val="10"/>
+        </w:numPr>
+      </w:pPr>
+      <w:r>
+        <w:rPr>
+          <w:b/>
+          <w:bCs/>
+        </w:rPr>
+        <w:t>Declarative Shadow DOM</w:t>
+      </w:r>
+      <w:r>
+        <w:t>: 服务端渲染原生支持 Shadow DOM</w:t>
+      </w:r>
+    </w:p>
+    <w:p>
+      <w:r>
+        <w:rPr>
+          <w:rFonts w:ascii="Segoe UI Emoji" w:hAnsi="Segoe UI Emoji" w:cs="Segoe UI Emoji"/>
+        </w:rPr>
+        <w:t>⚠️</w:t>
+      </w:r>
+      <w:r>
+        <w:t> </w:t>
+      </w:r>
+      <w:r>
+        <w:rPr>
+          <w:b/>
+          <w:bCs/>
+        </w:rPr>
+        <w:t>注意</w:t>
+      </w:r>
+      <w:r>
+        <w:t>: DOM 操作是同步阻塞的。大量 DOM 操作应放在微任务之后或使用 </w:t>
+      </w:r>
+      <w:proofErr w:type="spellStart"/>
+      <w:r>
+        <w:t>requestAnimationFrame</w:t>
+      </w:r>
+      <w:proofErr w:type="spellEnd"/>
+      <w:r>
+        <w:t> 分帧处理，避免卡死主线程。</w:t>
+      </w:r>
+    </w:p>
+    <w:p>
+      <w:r>
+        <w:pict w14:anchorId="29B45A90">
+          <v:rect id="_x0000_i1045" style="width:0;height:0" o:hrstd="t" o:hr="t" fillcolor="#a0a0a0" stroked="f"/>
+        </w:pict>
+      </w:r>
+    </w:p>
+    <w:p>
+      <w:pPr>
+        <w:rPr>
+          <w:b/>
+          <w:bCs/>
+        </w:rPr>
+      </w:pPr>
+      <w:r>
+        <w:rPr>
+          <w:rFonts w:ascii="Segoe UI Emoji" w:hAnsi="Segoe UI Emoji" w:cs="Segoe UI Emoji"/>
+          <w:b/>
+          <w:bCs/>
+        </w:rPr>
+        <w:t>🪟</w:t>
+      </w:r>
+      <w:r>
+        <w:rPr>
+          <w:b/>
+          <w:bCs/>
+        </w:rPr>
+        <w:t xml:space="preserve"> BOM：浏览器对象模型</w:t>
+      </w:r>
+    </w:p>
+    <w:p>
+      <w:r>
+        <w:t>BOM 是浏览器窗口的</w:t>
+      </w:r>
+      <w:r>
+        <w:rPr>
+          <w:b/>
+          <w:bCs/>
+        </w:rPr>
+        <w:t>编程接口</w:t>
+      </w:r>
+      <w:r>
+        <w:t>。它没有正式标准（W3C 不管），由各大浏览器厂商自行实现，因此兼容性差异较大。BOM 提供了与浏览器窗口本身交互的能力，而非页面内容。</w:t>
+      </w:r>
+    </w:p>
+    <w:p>
+      <w:pPr>
+        <w:rPr>
+          <w:b/>
+          <w:bCs/>
+        </w:rPr>
+      </w:pPr>
+      <w:r>
+        <w:rPr>
+          <w:b/>
+          <w:bCs/>
+        </w:rPr>
+        <w:t>1. 核心对象</w:t>
+      </w:r>
+    </w:p>
+    <w:p>
+      <w:r>
+        <w:t>表格</w:t>
+      </w:r>
+    </w:p>
+    <w:tbl>
+      <w:tblPr>
+        <w:tblW w:w="11970" w:type="dxa"/>
+        <w:tblCellMar>
+          <w:top w:w="15" w:type="dxa"/>
+          <w:left w:w="15" w:type="dxa"/>
+          <w:bottom w:w="15" w:type="dxa"/>
+          <w:right w:w="15" w:type="dxa"/>
+        </w:tblCellMar>
+        <w:tblLook w:val="04A0" w:firstRow="1" w:lastRow="0" w:firstColumn="1" w:lastColumn="0" w:noHBand="0" w:noVBand="1"/>
+      </w:tblPr>
+      <w:tblGrid>
+        <w:gridCol w:w="1615"/>
+        <w:gridCol w:w="2997"/>
+        <w:gridCol w:w="7358"/>
+      </w:tblGrid>
+      <w:tr>
+        <w:trPr>
+          <w:tblHeader/>
+        </w:trPr>
+        <w:tc>
+          <w:tcPr>
+            <w:tcW w:w="0" w:type="auto"/>
+            <w:noWrap/>
+            <w:tcMar>
+              <w:top w:w="150" w:type="dxa"/>
+              <w:left w:w="210" w:type="dxa"/>
+              <w:bottom w:w="150" w:type="dxa"/>
+              <w:right w:w="210" w:type="dxa"/>
+            </w:tcMar>
+            <w:vAlign w:val="center"/>
+            <w:hideMark/>
+          </w:tcPr>
+          <w:p>
+            <w:pPr>
+              <w:rPr>
+                <w:b/>
+                <w:bCs/>
+              </w:rPr>
+            </w:pPr>
+            <w:r>
+              <w:rPr>
+                <w:b/>
+                <w:bCs/>
+              </w:rPr>
+              <w:t>对象</w:t>
+            </w:r>
+          </w:p>
+        </w:tc>
+        <w:tc>
+          <w:tcPr>
+            <w:tcW w:w="0" w:type="auto"/>
+            <w:noWrap/>
+            <w:tcMar>
+              <w:top w:w="150" w:type="dxa"/>
+              <w:left w:w="210" w:type="dxa"/>
+              <w:bottom w:w="150" w:type="dxa"/>
+              <w:right w:w="210" w:type="dxa"/>
+            </w:tcMar>
+            <w:vAlign w:val="center"/>
+            <w:hideMark/>
+          </w:tcPr>
+          <w:p>
+            <w:pPr>
+              <w:rPr>
+                <w:b/>
+                <w:bCs/>
+              </w:rPr>
+            </w:pPr>
+            <w:r>
+              <w:rPr>
+                <w:b/>
+                <w:bCs/>
+              </w:rPr>
+              <w:t>职责</w:t>
+            </w:r>
+          </w:p>
+        </w:tc>
+        <w:tc>
+          <w:tcPr>
+            <w:tcW w:w="0" w:type="auto"/>
+            <w:noWrap/>
+            <w:tcMar>
+              <w:top w:w="150" w:type="dxa"/>
+              <w:left w:w="210" w:type="dxa"/>
+              <w:bottom w:w="150" w:type="dxa"/>
+              <w:right w:w="210" w:type="dxa"/>
+            </w:tcMar>
+            <w:vAlign w:val="center"/>
+            <w:hideMark/>
+          </w:tcPr>
+          <w:p>
+            <w:pPr>
+              <w:rPr>
+                <w:b/>
+                <w:bCs/>
+              </w:rPr>
+            </w:pPr>
+            <w:r>
+              <w:rPr>
+                <w:b/>
+                <w:bCs/>
+              </w:rPr>
+              <w:t>常用 API</w:t>
+            </w:r>
+          </w:p>
+        </w:tc>
+      </w:tr>
+      <w:tr>
+        <w:tc>
+          <w:tcPr>
+            <w:tcW w:w="0" w:type="auto"/>
+            <w:tcMar>
+              <w:top w:w="150" w:type="dxa"/>
+              <w:left w:w="210" w:type="dxa"/>
+              <w:bottom w:w="150" w:type="dxa"/>
+              <w:right w:w="210" w:type="dxa"/>
+            </w:tcMar>
+            <w:vAlign w:val="center"/>
+            <w:hideMark/>
+          </w:tcPr>
+          <w:p>
+            <w:r>
+              <w:t>window</w:t>
+            </w:r>
+          </w:p>
+        </w:tc>
+        <w:tc>
+          <w:tcPr>
+            <w:tcW w:w="0" w:type="auto"/>
+            <w:tcMar>
+              <w:top w:w="150" w:type="dxa"/>
+              <w:left w:w="210" w:type="dxa"/>
+              <w:bottom w:w="150" w:type="dxa"/>
+              <w:right w:w="210" w:type="dxa"/>
+            </w:tcMar>
+            <w:vAlign w:val="center"/>
+            <w:hideMark/>
+          </w:tcPr>
+          <w:p>
+            <w:r>
+              <w:t>全局对象 + 窗口控制</w:t>
+            </w:r>
+          </w:p>
+        </w:tc>
+        <w:tc>
+          <w:tcPr>
+            <w:tcW w:w="0" w:type="auto"/>
+            <w:tcMar>
+              <w:top w:w="150" w:type="dxa"/>
+              <w:left w:w="210" w:type="dxa"/>
+              <w:bottom w:w="150" w:type="dxa"/>
+              <w:right w:w="210" w:type="dxa"/>
+            </w:tcMar>
+            <w:vAlign w:val="center"/>
+            <w:hideMark/>
+          </w:tcPr>
+          <w:p>
+            <w:r>
+              <w:t>alert, </w:t>
+            </w:r>
+            <w:proofErr w:type="spellStart"/>
+            <w:r>
+              <w:t>setTimeout</w:t>
+            </w:r>
+            <w:proofErr w:type="spellEnd"/>
+            <w:r>
+              <w:t>, open, close, </w:t>
+            </w:r>
+            <w:proofErr w:type="spellStart"/>
+            <w:r>
+              <w:t>resizeTo</w:t>
+            </w:r>
+            <w:proofErr w:type="spellEnd"/>
+          </w:p>
+        </w:tc>
+      </w:tr>
+      <w:tr>
+        <w:tc>
+          <w:tcPr>
+            <w:tcW w:w="0" w:type="auto"/>
+            <w:tcMar>
+              <w:top w:w="150" w:type="dxa"/>
+              <w:left w:w="210" w:type="dxa"/>
+              <w:bottom w:w="150" w:type="dxa"/>
+              <w:right w:w="210" w:type="dxa"/>
+            </w:tcMar>
+            <w:vAlign w:val="center"/>
+            <w:hideMark/>
+          </w:tcPr>
+          <w:p>
+            <w:r>
+              <w:t>location</w:t>
+            </w:r>
+          </w:p>
+        </w:tc>
+        <w:tc>
+          <w:tcPr>
+            <w:tcW w:w="0" w:type="auto"/>
+            <w:tcMar>
+              <w:top w:w="150" w:type="dxa"/>
+              <w:left w:w="210" w:type="dxa"/>
+              <w:bottom w:w="150" w:type="dxa"/>
+              <w:right w:w="210" w:type="dxa"/>
+            </w:tcMar>
+            <w:vAlign w:val="center"/>
+            <w:hideMark/>
+          </w:tcPr>
+          <w:p>
+            <w:r>
+              <w:t>URL 信息与导航</w:t>
+            </w:r>
+          </w:p>
+        </w:tc>
+        <w:tc>
+          <w:tcPr>
+            <w:tcW w:w="0" w:type="auto"/>
+            <w:tcMar>
+              <w:top w:w="150" w:type="dxa"/>
+              <w:left w:w="210" w:type="dxa"/>
+              <w:bottom w:w="150" w:type="dxa"/>
+              <w:right w:w="210" w:type="dxa"/>
+            </w:tcMar>
+            <w:vAlign w:val="center"/>
+            <w:hideMark/>
+          </w:tcPr>
+          <w:p>
+            <w:proofErr w:type="spellStart"/>
+            <w:r>
+              <w:t>href</w:t>
+            </w:r>
+            <w:proofErr w:type="spellEnd"/>
+            <w:r>
+              <w:t>, pathname, search, assign, reload</w:t>
+            </w:r>
+          </w:p>
+        </w:tc>
+      </w:tr>
+      <w:tr>
+        <w:tc>
+          <w:tcPr>
+            <w:tcW w:w="0" w:type="auto"/>
+            <w:tcMar>
+              <w:top w:w="150" w:type="dxa"/>
+              <w:left w:w="210" w:type="dxa"/>
+              <w:bottom w:w="150" w:type="dxa"/>
+              <w:right w:w="210" w:type="dxa"/>
+            </w:tcMar>
+            <w:vAlign w:val="center"/>
+            <w:hideMark/>
+          </w:tcPr>
+          <w:p>
+            <w:r>
+              <w:t>history</w:t>
+            </w:r>
+          </w:p>
+        </w:tc>
+        <w:tc>
+          <w:tcPr>
+            <w:tcW w:w="0" w:type="auto"/>
+            <w:tcMar>
+              <w:top w:w="150" w:type="dxa"/>
+              <w:left w:w="210" w:type="dxa"/>
+              <w:bottom w:w="150" w:type="dxa"/>
+              <w:right w:w="210" w:type="dxa"/>
+            </w:tcMar>
+            <w:vAlign w:val="center"/>
+            <w:hideMark/>
+          </w:tcPr>
+          <w:p>
+            <w:r>
+              <w:t>会话历史记录</w:t>
+            </w:r>
+          </w:p>
+        </w:tc>
+        <w:tc>
+          <w:tcPr>
+            <w:tcW w:w="0" w:type="auto"/>
+            <w:tcMar>
+              <w:top w:w="150" w:type="dxa"/>
+              <w:left w:w="210" w:type="dxa"/>
+              <w:bottom w:w="150" w:type="dxa"/>
+              <w:right w:w="210" w:type="dxa"/>
+            </w:tcMar>
+            <w:vAlign w:val="center"/>
+            <w:hideMark/>
+          </w:tcPr>
+          <w:p>
+            <w:proofErr w:type="spellStart"/>
+            <w:r>
+              <w:t>pushState</w:t>
+            </w:r>
+            <w:proofErr w:type="spellEnd"/>
+            <w:r>
+              <w:t>, </w:t>
+            </w:r>
+            <w:proofErr w:type="spellStart"/>
+            <w:r>
+              <w:t>replaceState</w:t>
+            </w:r>
+            <w:proofErr w:type="spellEnd"/>
+            <w:r>
+              <w:t>, back, forward</w:t>
+            </w:r>
+          </w:p>
+        </w:tc>
+      </w:tr>
+      <w:tr>
+        <w:tc>
+          <w:tcPr>
+            <w:tcW w:w="0" w:type="auto"/>
+            <w:tcMar>
+              <w:top w:w="150" w:type="dxa"/>
+              <w:left w:w="210" w:type="dxa"/>
+              <w:bottom w:w="150" w:type="dxa"/>
+              <w:right w:w="210" w:type="dxa"/>
+            </w:tcMar>
+            <w:vAlign w:val="center"/>
+            <w:hideMark/>
+          </w:tcPr>
+          <w:p>
+            <w:r>
+              <w:t>navigator</w:t>
+            </w:r>
+          </w:p>
+        </w:tc>
+        <w:tc>
+          <w:tcPr>
+            <w:tcW w:w="0" w:type="auto"/>
+            <w:tcMar>
+              <w:top w:w="150" w:type="dxa"/>
+              <w:left w:w="210" w:type="dxa"/>
+              <w:bottom w:w="150" w:type="dxa"/>
+              <w:right w:w="210" w:type="dxa"/>
+            </w:tcMar>
+            <w:vAlign w:val="center"/>
+            <w:hideMark/>
+          </w:tcPr>
+          <w:p>
+            <w:r>
+              <w:t>浏览器与环境信息</w:t>
+            </w:r>
+          </w:p>
+        </w:tc>
+        <w:tc>
+          <w:tcPr>
+            <w:tcW w:w="0" w:type="auto"/>
+            <w:tcMar>
+              <w:top w:w="150" w:type="dxa"/>
+              <w:left w:w="210" w:type="dxa"/>
+              <w:bottom w:w="150" w:type="dxa"/>
+              <w:right w:w="210" w:type="dxa"/>
+            </w:tcMar>
+            <w:vAlign w:val="center"/>
+            <w:hideMark/>
+          </w:tcPr>
+          <w:p>
+            <w:proofErr w:type="spellStart"/>
+            <w:r>
+              <w:t>userAgent</w:t>
+            </w:r>
+            <w:proofErr w:type="spellEnd"/>
+            <w:r>
+              <w:t>, language, clipboard, geolocation, </w:t>
+            </w:r>
+            <w:proofErr w:type="spellStart"/>
+            <w:r>
+              <w:t>serviceWorker</w:t>
+            </w:r>
+            <w:proofErr w:type="spellEnd"/>
+          </w:p>
+        </w:tc>
+      </w:tr>
+      <w:tr>
+        <w:tc>
+          <w:tcPr>
+            <w:tcW w:w="0" w:type="auto"/>
+            <w:tcMar>
+              <w:top w:w="150" w:type="dxa"/>
+              <w:left w:w="210" w:type="dxa"/>
+              <w:bottom w:w="150" w:type="dxa"/>
+              <w:right w:w="210" w:type="dxa"/>
+            </w:tcMar>
+            <w:vAlign w:val="center"/>
+            <w:hideMark/>
+          </w:tcPr>
+          <w:p>
+            <w:r>
+              <w:t>screen</w:t>
+            </w:r>
+          </w:p>
+        </w:tc>
+        <w:tc>
+          <w:tcPr>
+            <w:tcW w:w="0" w:type="auto"/>
+            <w:tcMar>
+              <w:top w:w="150" w:type="dxa"/>
+              <w:left w:w="210" w:type="dxa"/>
+              <w:bottom w:w="150" w:type="dxa"/>
+              <w:right w:w="210" w:type="dxa"/>
+            </w:tcMar>
+            <w:vAlign w:val="center"/>
+            <w:hideMark/>
+          </w:tcPr>
+          <w:p>
+            <w:r>
+              <w:t>屏幕显示信息</w:t>
+            </w:r>
+          </w:p>
+        </w:tc>
+        <w:tc>
+          <w:tcPr>
+            <w:tcW w:w="0" w:type="auto"/>
+            <w:tcMar>
+              <w:top w:w="150" w:type="dxa"/>
+              <w:left w:w="210" w:type="dxa"/>
+              <w:bottom w:w="150" w:type="dxa"/>
+              <w:right w:w="210" w:type="dxa"/>
+            </w:tcMar>
+            <w:vAlign w:val="center"/>
+            <w:hideMark/>
+          </w:tcPr>
+          <w:p>
+            <w:r>
+              <w:t>width, height, </w:t>
+            </w:r>
+            <w:proofErr w:type="spellStart"/>
+            <w:r>
+              <w:t>availWidth</w:t>
+            </w:r>
+            <w:proofErr w:type="spellEnd"/>
+            <w:r>
+              <w:t>, </w:t>
+            </w:r>
+            <w:proofErr w:type="spellStart"/>
+            <w:r>
+              <w:t>pixelDepth</w:t>
+            </w:r>
+            <w:proofErr w:type="spellEnd"/>
+          </w:p>
+        </w:tc>
+      </w:tr>
+      <w:tr>
+        <w:tc>
+          <w:tcPr>
+            <w:tcW w:w="0" w:type="auto"/>
+            <w:tcMar>
+              <w:top w:w="150" w:type="dxa"/>
+              <w:left w:w="210" w:type="dxa"/>
+              <w:bottom w:w="150" w:type="dxa"/>
+              <w:right w:w="210" w:type="dxa"/>
+            </w:tcMar>
+            <w:vAlign w:val="center"/>
+            <w:hideMark/>
+          </w:tcPr>
+          <w:p>
+            <w:r>
+              <w:lastRenderedPageBreak/>
+              <w:t>storage</w:t>
+            </w:r>
+          </w:p>
+        </w:tc>
+        <w:tc>
+          <w:tcPr>
+            <w:tcW w:w="0" w:type="auto"/>
+            <w:tcMar>
+              <w:top w:w="150" w:type="dxa"/>
+              <w:left w:w="210" w:type="dxa"/>
+              <w:bottom w:w="150" w:type="dxa"/>
+              <w:right w:w="210" w:type="dxa"/>
+            </w:tcMar>
+            <w:vAlign w:val="center"/>
+            <w:hideMark/>
+          </w:tcPr>
+          <w:p>
+            <w:r>
+              <w:t>客户端存储</w:t>
+            </w:r>
+          </w:p>
+        </w:tc>
+        <w:tc>
+          <w:tcPr>
+            <w:tcW w:w="0" w:type="auto"/>
+            <w:tcMar>
+              <w:top w:w="150" w:type="dxa"/>
+              <w:left w:w="210" w:type="dxa"/>
+              <w:bottom w:w="150" w:type="dxa"/>
+              <w:right w:w="210" w:type="dxa"/>
+            </w:tcMar>
+            <w:vAlign w:val="center"/>
+            <w:hideMark/>
+          </w:tcPr>
+          <w:p>
+            <w:proofErr w:type="spellStart"/>
+            <w:r>
+              <w:t>localStorage</w:t>
+            </w:r>
+            <w:proofErr w:type="spellEnd"/>
+            <w:r>
+              <w:t>, </w:t>
+            </w:r>
+            <w:proofErr w:type="spellStart"/>
+            <w:r>
+              <w:t>sessionStorage</w:t>
+            </w:r>
+            <w:proofErr w:type="spellEnd"/>
+          </w:p>
+        </w:tc>
+      </w:tr>
+    </w:tbl>
+    <w:p>
+      <w:pPr>
+        <w:rPr>
+          <w:b/>
+          <w:bCs/>
+        </w:rPr>
+      </w:pPr>
+      <w:r>
+        <w:rPr>
+          <w:b/>
+          <w:bCs/>
+        </w:rPr>
+        <w:t>2. 重要特性</w:t>
+      </w:r>
+    </w:p>
+    <w:p>
+      <w:pPr>
+        <w:numPr>
+          <w:ilvl w:val="0"/>
+          <w:numId w:val="11"/>
+        </w:numPr>
+      </w:pPr>
+      <w:r>
+        <w:rPr>
+          <w:b/>
+          <w:bCs/>
+        </w:rPr>
+        <w:t>window 的双重</w:t>
+      </w:r>
+      <w:proofErr w:type="gramStart"/>
+      <w:r>
+        <w:rPr>
+          <w:b/>
+          <w:bCs/>
+        </w:rPr>
+        <w:t>身份</w:t>
+      </w:r>
+      <w:r>
+        <w:t>:</w:t>
+      </w:r>
+      <w:proofErr w:type="gramEnd"/>
+      <w:r>
+        <w:t xml:space="preserve"> 既是全局作用域对象，又是 BOM 的根对象。所有全局变量都是 window 的属性</w:t>
+      </w:r>
+    </w:p>
+    <w:p>
+      <w:pPr>
+        <w:numPr>
+          <w:ilvl w:val="0"/>
+          <w:numId w:val="11"/>
+        </w:numPr>
+      </w:pPr>
+      <w:r>
+        <w:rPr>
+          <w:b/>
+          <w:bCs/>
+        </w:rPr>
+        <w:t>History API</w:t>
+      </w:r>
+      <w:r>
+        <w:t>: </w:t>
+      </w:r>
+      <w:proofErr w:type="spellStart"/>
+      <w:r>
+        <w:t>pushState</w:t>
+      </w:r>
+      <w:proofErr w:type="spellEnd"/>
+      <w:r>
+        <w:t> / </w:t>
+      </w:r>
+      <w:proofErr w:type="spellStart"/>
+      <w:r>
+        <w:t>replaceState</w:t>
+      </w:r>
+      <w:proofErr w:type="spellEnd"/>
+      <w:r>
+        <w:t> 是 SPA 路由的基础，可在不刷新页面的情况下改变 URL</w:t>
+      </w:r>
+    </w:p>
+    <w:p>
+      <w:pPr>
+        <w:numPr>
+          <w:ilvl w:val="0"/>
+          <w:numId w:val="11"/>
+        </w:numPr>
+      </w:pPr>
+      <w:r>
+        <w:rPr>
+          <w:b/>
+          <w:bCs/>
+        </w:rPr>
+        <w:t>Storage API</w:t>
+      </w:r>
+      <w:r>
+        <w:t>: </w:t>
+      </w:r>
+      <w:proofErr w:type="spellStart"/>
+      <w:r>
+        <w:t>localStorage</w:t>
+      </w:r>
+      <w:proofErr w:type="spellEnd"/>
+      <w:r>
+        <w:t> 持久化（~5MB），</w:t>
+      </w:r>
+      <w:proofErr w:type="spellStart"/>
+      <w:r>
+        <w:t>sessionStorage</w:t>
+      </w:r>
+      <w:proofErr w:type="spellEnd"/>
+      <w:r>
+        <w:t> 会话级；两者均为同步阻塞的字符串 KV 存储</w:t>
+      </w:r>
+    </w:p>
+    <w:p>
+      <w:pPr>
+        <w:numPr>
+          <w:ilvl w:val="0"/>
+          <w:numId w:val="11"/>
+        </w:numPr>
+      </w:pPr>
+      <w:r>
+        <w:rPr>
+          <w:b/>
+          <w:bCs/>
+        </w:rPr>
+        <w:t>Clipboard / Geolocation / Notification</w:t>
+      </w:r>
+      <w:r>
+        <w:t>: 现代 BOM 扩展，通常需要用户授权（Permissions API）</w:t>
+      </w:r>
+    </w:p>
+    <w:p>
+      <w:pPr>
+        <w:rPr>
+          <w:b/>
+          <w:bCs/>
+        </w:rPr>
+      </w:pPr>
+      <w:r>
+        <w:rPr>
+          <w:b/>
+          <w:bCs/>
+        </w:rPr>
+        <w:t>3. 兼容性与安全限制</w:t>
+      </w:r>
+    </w:p>
+    <w:p>
+      <w:pPr>
+        <w:numPr>
+          <w:ilvl w:val="0"/>
+          <w:numId w:val="12"/>
+        </w:numPr>
+      </w:pPr>
+      <w:r>
+        <w:t>BOM 无统一标准，部分 API 仅特定浏览器支持（如 Safari 的 </w:t>
+      </w:r>
+      <w:proofErr w:type="spellStart"/>
+      <w:r>
+        <w:t>webkit</w:t>
+      </w:r>
+      <w:proofErr w:type="spellEnd"/>
+      <w:r>
+        <w:t> 前缀属性）</w:t>
+      </w:r>
+    </w:p>
+    <w:p>
+      <w:pPr>
+        <w:numPr>
+          <w:ilvl w:val="0"/>
+          <w:numId w:val="12"/>
+        </w:numPr>
+      </w:pPr>
+      <w:r>
+        <w:t>弹窗 (</w:t>
+      </w:r>
+      <w:proofErr w:type="spellStart"/>
+      <w:r>
+        <w:t>window.open</w:t>
+      </w:r>
+      <w:proofErr w:type="spellEnd"/>
+      <w:r>
+        <w:t>)、剪贴板、地理位置等受</w:t>
+      </w:r>
+      <w:r>
+        <w:rPr>
+          <w:b/>
+          <w:bCs/>
+        </w:rPr>
+        <w:t>安全策略</w:t>
+      </w:r>
+      <w:r>
+        <w:t>严格限制（HTTPS、用户手势触发）</w:t>
+      </w:r>
+    </w:p>
+    <w:p>
+      <w:pPr>
+        <w:numPr>
+          <w:ilvl w:val="0"/>
+          <w:numId w:val="12"/>
+        </w:numPr>
+      </w:pPr>
+      <w:proofErr w:type="spellStart"/>
+      <w:r>
+        <w:t>iframe</w:t>
+      </w:r>
+      <w:proofErr w:type="spellEnd"/>
+      <w:r>
+        <w:t xml:space="preserve"> 中的 BOM 受同源策略约束，跨域访问会被拦截</w:t>
+      </w:r>
+    </w:p>
+    <w:p/>
+    <w:p/>
+    <w:p/>
+    <w:p>
+      <w:r>
+        <w:rPr>
+          <w:rFonts w:hint="eastAsia"/>
+        </w:rPr>
+        <w:t>0913 v8执行机制</w:t>
+      </w:r>
+    </w:p>
+    <w:p/>
+    <w:p>
+      <w:r>
+        <w:rPr>
+          <w:rFonts w:hint="eastAsia"/>
+        </w:rPr>
+        <w:t>第一阶段：source code</w:t>
+      </w:r>
+    </w:p>
+    <w:p>
+      <w:r>
+        <w:rPr>
+          <w:rFonts w:hint="eastAsia"/>
+        </w:rPr>
+        <w:t>第二阶段：parsing，解析：分词，词法分析和语法分析的组合</w:t>
+      </w:r>
+    </w:p>
+    <w:p>
+      <w:r>
+        <w:rPr>
+          <w:rFonts w:hint="eastAsia"/>
+        </w:rPr>
+        <w:t>第三阶段：转换为抽象语法树</w:t>
+      </w:r>
+      <w:r>
+        <w:rPr>
+          <w:rFonts w:hint="eastAsia"/>
+        </w:rPr>
+        <w:t>（AST）</w:t>
+      </w:r>
+      <w:r>
+        <w:rPr>
+          <w:rFonts w:hint="eastAsia"/>
+        </w:rPr>
+        <w:t>，一种树的结构</w:t>
+      </w:r>
+    </w:p>
+    <w:tbl>
+      <w:tblPr>
+        <w:tblStyle w:val="af2"/>
+        <w:tblW w:w="0" w:type="auto"/>
+        <w:tblLook w:val="04A0" w:firstRow="1" w:lastRow="0" w:firstColumn="1" w:lastColumn="0" w:noHBand="0" w:noVBand="1"/>
+      </w:tblPr>
+      <w:tblGrid>
+        <w:gridCol w:w="8522"/>
+      </w:tblGrid>
+      <w:tr>
+        <w:tc>
+          <w:tcPr>
+            <w:tcW w:w="8522" w:type="dxa"/>
+          </w:tcPr>
+          <w:p>
+            <w:pPr>
+              <w:rPr>
+                <w:rFonts w:hint="eastAsia"/>
+              </w:rPr>
+            </w:pPr>
+            <w:r>
+              <w:t>const a = 1+ 2</w:t>
+            </w:r>
+          </w:p>
+        </w:tc>
+      </w:tr>
+      <w:tr>
+        <w:tc>
+          <w:tcPr>
+            <w:tcW w:w="8522" w:type="dxa"/>
+          </w:tcPr>
+          <w:p>
+            <w:pPr>
+              <w:rPr>
+                <w:rFonts w:hint="eastAsia"/>
+              </w:rPr>
+            </w:pPr>
+            <w:proofErr w:type="spellStart"/>
+            <w:r>
+              <w:rPr>
+                <w:rFonts w:hint="eastAsia"/>
+              </w:rPr>
+              <w:t>variableDecla</w:t>
+            </w:r>
+            <w:proofErr w:type="spellEnd"/>
+          </w:p>
+          <w:p>
+            <w:pPr>
+              <w:rPr>
+                <w:rFonts w:hint="eastAsia"/>
+              </w:rPr>
+            </w:pPr>
+            <w:r>
+              <w:rPr>
+                <w:rFonts w:hint="eastAsia"/>
+              </w:rPr>
+              <w:t xml:space="preserve">   -  const a</w:t>
+            </w:r>
+          </w:p>
+          <w:p>
+            <w:pPr>
+              <w:rPr>
+                <w:rFonts w:hint="eastAsia"/>
+              </w:rPr>
+            </w:pPr>
+            <w:r>
+              <w:rPr>
+                <w:rFonts w:hint="eastAsia"/>
+              </w:rPr>
+              <w:t xml:space="preserve">        -  </w:t>
+            </w:r>
+            <w:proofErr w:type="spellStart"/>
+            <w:r>
+              <w:rPr>
+                <w:rFonts w:hint="eastAsia"/>
+              </w:rPr>
+              <w:t>addExpression</w:t>
+            </w:r>
+            <w:proofErr w:type="spellEnd"/>
+            <w:r>
+              <w:rPr>
+                <w:rFonts w:hint="eastAsia"/>
+              </w:rPr>
+              <w:t xml:space="preserve"> + </w:t>
+            </w:r>
+          </w:p>
+          <w:p>
+            <w:pPr>
+              <w:rPr>
+                <w:rFonts w:hint="eastAsia"/>
+              </w:rPr>
+            </w:pPr>
+            <w:r>
+              <w:rPr>
+                <w:rFonts w:hint="eastAsia"/>
+              </w:rPr>
+              <w:t xml:space="preserve">                   - 1 </w:t>
+            </w:r>
+          </w:p>
+          <w:p>
+            <w:pPr>
+              <w:rPr>
+                <w:rFonts w:hint="eastAsia"/>
+              </w:rPr>
+            </w:pPr>
+            <w:r>
+              <w:rPr>
+                <w:rFonts w:hint="eastAsia"/>
+              </w:rPr>
+              <w:t xml:space="preserve">                   - 2</w:t>
+            </w:r>
+          </w:p>
+        </w:tc>
+      </w:tr>
+    </w:tbl>
+    <w:p>
+      <w:pPr>
+        <w:rPr>
+          <w:rFonts w:hint="eastAsia"/>
+        </w:rPr>
+      </w:pPr>
+    </w:p>
+    <w:p>
+      <w:r>
+        <w:rPr>
+          <w:rFonts w:hint="eastAsia"/>
+        </w:rPr>
+        <w:t>第四阶段：生成字节码（bytecode），一种中间态的表达</w:t>
+      </w:r>
+    </w:p>
+    <w:tbl>
+      <w:tblPr>
+        <w:tblStyle w:val="af2"/>
+        <w:tblW w:w="0" w:type="auto"/>
+        <w:tblLook w:val="04A0" w:firstRow="1" w:lastRow="0" w:firstColumn="1" w:lastColumn="0" w:noHBand="0" w:noVBand="1"/>
+      </w:tblPr>
+      <w:tblGrid>
+        <w:gridCol w:w="8522"/>
+      </w:tblGrid>
+      <w:tr>
+        <w:tc>
+          <w:tcPr>
+            <w:tcW w:w="8522" w:type="dxa"/>
+          </w:tcPr>
+          <w:p>
+            <w:pPr>
+              <w:rPr>
+                <w:rFonts w:hint="eastAsia"/>
+              </w:rPr>
+            </w:pPr>
+            <w:proofErr w:type="spellStart"/>
+            <w:r>
+              <w:rPr>
+                <w:rFonts w:hint="eastAsia"/>
+              </w:rPr>
+              <w:t>LoadArg</w:t>
+            </w:r>
+            <w:proofErr w:type="spellEnd"/>
+            <w:r>
+              <w:rPr>
+                <w:rFonts w:hint="eastAsia"/>
+              </w:rPr>
+              <w:t xml:space="preserve"> 0</w:t>
+            </w:r>
+          </w:p>
+          <w:p>
+            <w:pPr>
+              <w:rPr>
+                <w:rFonts w:hint="eastAsia"/>
+              </w:rPr>
+            </w:pPr>
+            <w:proofErr w:type="spellStart"/>
+            <w:r>
+              <w:rPr>
+                <w:rFonts w:hint="eastAsia"/>
+              </w:rPr>
+              <w:t>LoadArg</w:t>
+            </w:r>
+            <w:proofErr w:type="spellEnd"/>
+            <w:r>
+              <w:rPr>
+                <w:rFonts w:hint="eastAsia"/>
+              </w:rPr>
+              <w:t xml:space="preserve"> 1</w:t>
+            </w:r>
+          </w:p>
+          <w:p>
+            <w:pPr>
+              <w:rPr>
+                <w:rFonts w:hint="eastAsia"/>
+              </w:rPr>
+            </w:pPr>
+            <w:r>
+              <w:rPr>
+                <w:rFonts w:hint="eastAsia"/>
+              </w:rPr>
+              <w:t>Add</w:t>
+            </w:r>
+          </w:p>
+          <w:p>
+            <w:pPr>
+              <w:rPr>
+                <w:rFonts w:hint="eastAsia"/>
+              </w:rPr>
+            </w:pPr>
+            <w:r>
+              <w:rPr>
+                <w:rFonts w:hint="eastAsia"/>
+              </w:rPr>
+              <w:t>Return</w:t>
+            </w:r>
+          </w:p>
+        </w:tc>
+      </w:tr>
+    </w:tbl>
+    <w:p/>
+    <w:p/>
+    <w:p>
+      <w:pPr>
+        <w:rPr>
+          <w:b/>
+          <w:bCs/>
+        </w:rPr>
+      </w:pPr>
+      <w:r>
+        <w:rPr>
+          <w:b/>
+          <w:bCs/>
+        </w:rPr>
+        <w:t>V8引擎执行机制与字节码生成</w:t>
+      </w:r>
+    </w:p>
+    <w:p>
+      <w:pPr>
+        <w:numPr>
+          <w:ilvl w:val="0"/>
+          <w:numId w:val="16"/>
+        </w:numPr>
+      </w:pPr>
+      <w:r>
+        <w:rPr>
+          <w:b/>
+          <w:bCs/>
+        </w:rPr>
+        <w:t>V8代码处理的四个阶段</w:t>
+      </w:r>
+    </w:p>
+    <w:p>
+      <w:pPr>
+        <w:numPr>
+          <w:ilvl w:val="1"/>
+          <w:numId w:val="16"/>
+        </w:numPr>
+      </w:pPr>
+      <w:r>
+        <w:rPr>
+          <w:b/>
+          <w:bCs/>
+        </w:rPr>
+        <w:t>Source Code阶段</w:t>
+      </w:r>
+      <w:r>
+        <w:t>：任何语言（包括C/C++、JavaScript）的起始状态都是源码，属于高级语言形态</w:t>
+      </w:r>
+    </w:p>
+    <w:p>
+      <w:pPr>
+        <w:numPr>
+          <w:ilvl w:val="1"/>
+          <w:numId w:val="16"/>
+        </w:numPr>
+      </w:pPr>
+      <w:r>
+        <w:rPr>
+          <w:b/>
+          <w:bCs/>
+        </w:rPr>
+        <w:t>Parsing解析阶段</w:t>
+      </w:r>
+      <w:r>
+        <w:t>：分为词法分析与语法分析两步；词法分析将代码拆解为</w:t>
+      </w:r>
+      <w:r>
+        <w:lastRenderedPageBreak/>
+        <w:t>token（如console、log、括号、字符串），语法分析识别关键字与结构（如for、if、const）</w:t>
+      </w:r>
+    </w:p>
+    <w:p>
+      <w:pPr>
+        <w:numPr>
+          <w:ilvl w:val="1"/>
+          <w:numId w:val="16"/>
+        </w:numPr>
+      </w:pPr>
+      <w:r>
+        <w:rPr>
+          <w:b/>
+          <w:bCs/>
+        </w:rPr>
+        <w:t>AST抽象语法树生成</w:t>
+      </w:r>
+      <w:r>
+        <w:t>：将解析结果转化为树形结构，例如const a = 1 + 2转化为根节点</w:t>
+      </w:r>
+      <w:proofErr w:type="spellStart"/>
+      <w:r>
+        <w:t>VariableDeclaration</w:t>
+      </w:r>
+      <w:proofErr w:type="spellEnd"/>
+      <w:r>
+        <w:t>，子节点包含标识符a与</w:t>
+      </w:r>
+      <w:proofErr w:type="spellStart"/>
+      <w:r>
+        <w:t>BinaryExpression</w:t>
+      </w:r>
+      <w:proofErr w:type="spellEnd"/>
+      <w:r>
+        <w:t>（ADD），左右叶子分别为1和2；所有语言（HTML DOM、Python、Java）最终都转化为树结构供引擎处理</w:t>
+      </w:r>
+    </w:p>
+    <w:p>
+      <w:pPr>
+        <w:numPr>
+          <w:ilvl w:val="1"/>
+          <w:numId w:val="16"/>
+        </w:numPr>
+      </w:pPr>
+      <w:r>
+        <w:rPr>
+          <w:b/>
+          <w:bCs/>
+        </w:rPr>
+        <w:t>Bytecode字节码生成</w:t>
+      </w:r>
+      <w:r>
+        <w:t>：AST进一步转化为字节码，这是介于高级语言与机器码之间的中间态表达，类似汇编的指令集+操作数形式；字节码存储在内存栈区，可被直接执行，并非最终的二进制机器码</w:t>
+      </w:r>
+    </w:p>
+    <w:p>
+      <w:pPr>
+        <w:numPr>
+          <w:ilvl w:val="0"/>
+          <w:numId w:val="16"/>
+        </w:numPr>
+      </w:pPr>
+      <w:r>
+        <w:rPr>
+          <w:b/>
+          <w:bCs/>
+        </w:rPr>
+        <w:t>Ignition解释器的作用</w:t>
+      </w:r>
+    </w:p>
+    <w:p>
+      <w:pPr>
+        <w:numPr>
+          <w:ilvl w:val="1"/>
+          <w:numId w:val="16"/>
+        </w:numPr>
+      </w:pPr>
+      <w:r>
+        <w:rPr>
+          <w:b/>
+          <w:bCs/>
+        </w:rPr>
+        <w:t>生成并执行字节码</w:t>
+      </w:r>
+      <w:r>
+        <w:t>：Ignition是V8内置机制，负责将AST编译为字节码并直接运行；字节码虽非底层二进制，但具备可执行性</w:t>
+      </w:r>
+    </w:p>
+    <w:p>
+      <w:pPr>
+        <w:numPr>
+          <w:ilvl w:val="1"/>
+          <w:numId w:val="16"/>
+        </w:numPr>
+      </w:pPr>
+      <w:r>
+        <w:rPr>
+          <w:b/>
+          <w:bCs/>
+        </w:rPr>
+        <w:t>无需预先编译为机器码</w:t>
+      </w:r>
+      <w:r>
+        <w:t>：JavaScript作为解释型语言，运行时逐行解释执行，不生成独立的exe文件，与C/C++需先编译再执行的流程不同</w:t>
+      </w:r>
+    </w:p>
+    <w:p>
+      <w:pPr>
+        <w:rPr>
+          <w:b/>
+          <w:bCs/>
+        </w:rPr>
+      </w:pPr>
+      <w:r>
+        <w:rPr>
+          <w:b/>
+          <w:bCs/>
+        </w:rPr>
+        <w:t>JIT热点代码优化机制</w:t>
+      </w:r>
+    </w:p>
+    <w:p>
+      <w:pPr>
+        <w:numPr>
+          <w:ilvl w:val="0"/>
+          <w:numId w:val="17"/>
+        </w:numPr>
+      </w:pPr>
+      <w:proofErr w:type="spellStart"/>
+      <w:r>
+        <w:rPr>
+          <w:b/>
+          <w:bCs/>
+        </w:rPr>
+        <w:t>TurboFan</w:t>
+      </w:r>
+      <w:proofErr w:type="spellEnd"/>
+      <w:r>
+        <w:rPr>
+          <w:b/>
+          <w:bCs/>
+        </w:rPr>
+        <w:t>的热点识别与优化</w:t>
+      </w:r>
+    </w:p>
+    <w:p>
+      <w:pPr>
+        <w:numPr>
+          <w:ilvl w:val="1"/>
+          <w:numId w:val="17"/>
+        </w:numPr>
+      </w:pPr>
+      <w:r>
+        <w:rPr>
+          <w:b/>
+          <w:bCs/>
+        </w:rPr>
+        <w:t>监控代码执行频次</w:t>
+      </w:r>
+      <w:r>
+        <w:t>：V8通过累加器记录函数或代码路径的执行次数，当达到阈值时标记为热点代码</w:t>
+      </w:r>
+    </w:p>
+    <w:p>
+      <w:pPr>
+        <w:numPr>
+          <w:ilvl w:val="1"/>
+          <w:numId w:val="17"/>
+        </w:numPr>
+      </w:pPr>
+      <w:r>
+        <w:rPr>
+          <w:b/>
+          <w:bCs/>
+        </w:rPr>
+        <w:t>热点字节码转化为机器码</w:t>
+      </w:r>
+      <w:r>
+        <w:t>：</w:t>
+      </w:r>
+      <w:proofErr w:type="spellStart"/>
+      <w:r>
+        <w:t>TurboFan</w:t>
+      </w:r>
+      <w:proofErr w:type="spellEnd"/>
+      <w:r>
+        <w:t>是V8特有的JIT优化机制，将反复执行的热点字节码进一步编译为二进制机器码，交由CPU直接运行以提升性能</w:t>
+      </w:r>
+    </w:p>
+    <w:p>
+      <w:pPr>
+        <w:numPr>
+          <w:ilvl w:val="1"/>
+          <w:numId w:val="17"/>
+        </w:numPr>
+      </w:pPr>
+      <w:r>
+        <w:rPr>
+          <w:b/>
+          <w:bCs/>
+        </w:rPr>
+        <w:t>优化动机是平衡启动速度与峰值性能</w:t>
+      </w:r>
+      <w:r>
+        <w:t>：全量编译为机器码耗时过长（如C++大型项目编译需数小时），先转为字节码可快速启动；仅对热点部分做深度优化，兼顾效率</w:t>
+      </w:r>
+    </w:p>
+    <w:p>
+      <w:pPr>
+        <w:numPr>
+          <w:ilvl w:val="0"/>
+          <w:numId w:val="17"/>
+        </w:numPr>
+      </w:pPr>
+      <w:r>
+        <w:rPr>
+          <w:b/>
+          <w:bCs/>
+        </w:rPr>
+        <w:t>解释型与编译型语言的本质区别</w:t>
+      </w:r>
+    </w:p>
+    <w:p>
+      <w:pPr>
+        <w:numPr>
+          <w:ilvl w:val="1"/>
+          <w:numId w:val="17"/>
+        </w:numPr>
+      </w:pPr>
+      <w:r>
+        <w:rPr>
+          <w:b/>
+          <w:bCs/>
+        </w:rPr>
+        <w:t>编译型语言需预先生成可执行文件</w:t>
+      </w:r>
+      <w:r>
+        <w:t>：C/C++源码必须通过编译器转化为exe等独立文件，编译过程本身消耗时间</w:t>
+      </w:r>
+    </w:p>
+    <w:p>
+      <w:pPr>
+        <w:numPr>
+          <w:ilvl w:val="1"/>
+          <w:numId w:val="17"/>
+        </w:numPr>
+      </w:pPr>
+      <w:r>
+        <w:rPr>
+          <w:b/>
+          <w:bCs/>
+        </w:rPr>
+        <w:t>解释型语言边解释边执行</w:t>
+      </w:r>
+      <w:r>
+        <w:t>：JavaScript不生成中间文件，运行时直接得到结果；JIT是在解释型基础上对热点代码的增量优化，不改变语言的解释型本质</w:t>
+      </w:r>
+    </w:p>
+    <w:p>
+      <w:pPr>
+        <w:numPr>
+          <w:ilvl w:val="1"/>
+          <w:numId w:val="17"/>
+        </w:numPr>
+      </w:pPr>
+      <w:r>
+        <w:rPr>
+          <w:b/>
+          <w:bCs/>
+        </w:rPr>
+        <w:t>字节码是解释型语言的中间优化层</w:t>
+      </w:r>
+      <w:r>
+        <w:t>：其他语言（如C/C++）没有字节码概念，直接编译为机器码；字节码的存在是为了降低从源码到可执行状态的转换开销</w:t>
+      </w:r>
+    </w:p>
+    <w:p>
+      <w:pPr>
+        <w:rPr>
+          <w:rFonts w:hint="eastAsia"/>
+        </w:rPr>
+      </w:pPr>
     </w:p>
     <w:sectPr>
       <w:pgSz w:w="11906" w:h="16838"/>
@@ -13874,6 +17377,453 @@
 <file path=word/numbering.xml><?xml version="1.0" encoding="utf-8"?>
 <w:numbering xmlns:wpc="http://schemas.microsoft.com/office/word/2010/wordprocessingCanvas" xmlns:cx="http://schemas.microsoft.com/office/drawing/2014/chartex" xmlns:cx1="http://schemas.microsoft.com/office/drawing/2015/9/8/chartex" xmlns:cx2="http://schemas.microsoft.com/office/drawing/2015/10/21/chartex" xmlns:cx3="http://schemas.microsoft.com/office/drawing/2016/5/9/chartex" xmlns:cx4="http://schemas.microsoft.com/office/drawing/2016/5/10/chartex" xmlns:cx5="http://schemas.microsoft.com/office/drawing/2016/5/11/chartex" xmlns:cx6="http://schemas.microsoft.com/office/drawing/2016/5/12/chartex" xmlns:cx7="http://schemas.microsoft.com/office/drawing/2016/5/13/chartex" xmlns:cx8="http://schemas.microsoft.com/office/drawing/2016/5/14/chartex" xmlns:mc="http://schemas.openxmlformats.org/markup-compatibility/2006" xmlns:aink="http://schemas.microsoft.com/office/drawing/2016/ink" xmlns:am3d="http://schemas.microsoft.com/office/drawing/2017/model3d" xmlns:o="urn:schemas-microsoft-com:office:office" xmlns:oel="http://schemas.microsoft.com/office/2019/extlst" xmlns:r="http://schemas.openxmlformats.org/officeDocument/2006/relationships" xmlns:m="http://schemas.openxmlformats.org/officeDocument/2006/math" xmlns:v="urn:schemas-microsoft-com:vml" xmlns:wp14="http://schemas.microsoft.com/office/word/2010/wordprocessingDrawing" xmlns:wp="http://schemas.openxmlformats.org/drawingml/2006/wordprocessingDrawing" xmlns:w10="urn:schemas-microsoft-com:office:word" xmlns:w="http://schemas.openxmlformats.org/wordprocessingml/2006/main" xmlns:w14="http://schemas.microsoft.com/office/word/2010/wordml" xmlns:w15="http://schemas.microsoft.com/office/word/2012/wordml" xmlns:w16cex="http://schemas.microsoft.com/office/word/2018/wordml/cex" xmlns:w16cid="http://schemas.microsoft.com/office/word/2016/wordml/cid" xmlns:w16="http://schemas.microsoft.com/office/word/2018/wordml" xmlns:w16du="http://schemas.microsoft.com/office/word/2023/wordml/word16du" xmlns:w16sdtdh="http://schemas.microsoft.com/office/word/2020/wordml/sdtdatahash" xmlns:w16sdtfl="http://schemas.microsoft.com/office/word/2024/wordml/sdtformatlock" xmlns:w16se="http://schemas.microsoft.com/office/word/2015/wordml/symex" xmlns:wpg="http://schemas.microsoft.com/office/word/2010/wordprocessingGroup" xmlns:wpi="http://schemas.microsoft.com/office/word/2010/wordprocessingInk" xmlns:wne="http://schemas.microsoft.com/office/word/2006/wordml" xmlns:wps="http://schemas.microsoft.com/office/word/2010/wordprocessingShape" mc:Ignorable="w14 w15 w16se w16cid w16 w16cex w16sdtdh w16sdtfl w16du wp14">
   <w:abstractNum w:abstractNumId="0" w15:restartNumberingAfterBreak="0">
+    <w:nsid w:val="06A76EFC"/>
+    <w:multiLevelType w:val="multilevel"/>
+    <w:tmpl w:val="348C43E0"/>
+    <w:lvl w:ilvl="0">
+      <w:start w:val="1"/>
+      <w:numFmt w:val="bullet"/>
+      <w:lvlText w:val=""/>
+      <w:lvlJc w:val="left"/>
+      <w:pPr>
+        <w:tabs>
+          <w:tab w:val="num" w:pos="720"/>
+        </w:tabs>
+        <w:ind w:left="720" w:hanging="360"/>
+      </w:pPr>
+      <w:rPr>
+        <w:rFonts w:ascii="Symbol" w:hAnsi="Symbol" w:hint="default"/>
+        <w:sz w:val="20"/>
+      </w:rPr>
+    </w:lvl>
+    <w:lvl w:ilvl="1" w:tentative="1">
+      <w:start w:val="1"/>
+      <w:numFmt w:val="bullet"/>
+      <w:lvlText w:val="o"/>
+      <w:lvlJc w:val="left"/>
+      <w:pPr>
+        <w:tabs>
+          <w:tab w:val="num" w:pos="1440"/>
+        </w:tabs>
+        <w:ind w:left="1440" w:hanging="360"/>
+      </w:pPr>
+      <w:rPr>
+        <w:rFonts w:ascii="Courier New" w:hAnsi="Courier New" w:hint="default"/>
+        <w:sz w:val="20"/>
+      </w:rPr>
+    </w:lvl>
+    <w:lvl w:ilvl="2" w:tentative="1">
+      <w:start w:val="1"/>
+      <w:numFmt w:val="bullet"/>
+      <w:lvlText w:val=""/>
+      <w:lvlJc w:val="left"/>
+      <w:pPr>
+        <w:tabs>
+          <w:tab w:val="num" w:pos="2160"/>
+        </w:tabs>
+        <w:ind w:left="2160" w:hanging="360"/>
+      </w:pPr>
+      <w:rPr>
+        <w:rFonts w:ascii="Wingdings" w:hAnsi="Wingdings" w:hint="default"/>
+        <w:sz w:val="20"/>
+      </w:rPr>
+    </w:lvl>
+    <w:lvl w:ilvl="3" w:tentative="1">
+      <w:start w:val="1"/>
+      <w:numFmt w:val="bullet"/>
+      <w:lvlText w:val=""/>
+      <w:lvlJc w:val="left"/>
+      <w:pPr>
+        <w:tabs>
+          <w:tab w:val="num" w:pos="2880"/>
+        </w:tabs>
+        <w:ind w:left="2880" w:hanging="360"/>
+      </w:pPr>
+      <w:rPr>
+        <w:rFonts w:ascii="Wingdings" w:hAnsi="Wingdings" w:hint="default"/>
+        <w:sz w:val="20"/>
+      </w:rPr>
+    </w:lvl>
+    <w:lvl w:ilvl="4" w:tentative="1">
+      <w:start w:val="1"/>
+      <w:numFmt w:val="bullet"/>
+      <w:lvlText w:val=""/>
+      <w:lvlJc w:val="left"/>
+      <w:pPr>
+        <w:tabs>
+          <w:tab w:val="num" w:pos="3600"/>
+        </w:tabs>
+        <w:ind w:left="3600" w:hanging="360"/>
+      </w:pPr>
+      <w:rPr>
+        <w:rFonts w:ascii="Wingdings" w:hAnsi="Wingdings" w:hint="default"/>
+        <w:sz w:val="20"/>
+      </w:rPr>
+    </w:lvl>
+    <w:lvl w:ilvl="5" w:tentative="1">
+      <w:start w:val="1"/>
+      <w:numFmt w:val="bullet"/>
+      <w:lvlText w:val=""/>
+      <w:lvlJc w:val="left"/>
+      <w:pPr>
+        <w:tabs>
+          <w:tab w:val="num" w:pos="4320"/>
+        </w:tabs>
+        <w:ind w:left="4320" w:hanging="360"/>
+      </w:pPr>
+      <w:rPr>
+        <w:rFonts w:ascii="Wingdings" w:hAnsi="Wingdings" w:hint="default"/>
+        <w:sz w:val="20"/>
+      </w:rPr>
+    </w:lvl>
+    <w:lvl w:ilvl="6" w:tentative="1">
+      <w:start w:val="1"/>
+      <w:numFmt w:val="bullet"/>
+      <w:lvlText w:val=""/>
+      <w:lvlJc w:val="left"/>
+      <w:pPr>
+        <w:tabs>
+          <w:tab w:val="num" w:pos="5040"/>
+        </w:tabs>
+        <w:ind w:left="5040" w:hanging="360"/>
+      </w:pPr>
+      <w:rPr>
+        <w:rFonts w:ascii="Wingdings" w:hAnsi="Wingdings" w:hint="default"/>
+        <w:sz w:val="20"/>
+      </w:rPr>
+    </w:lvl>
+    <w:lvl w:ilvl="7" w:tentative="1">
+      <w:start w:val="1"/>
+      <w:numFmt w:val="bullet"/>
+      <w:lvlText w:val=""/>
+      <w:lvlJc w:val="left"/>
+      <w:pPr>
+        <w:tabs>
+          <w:tab w:val="num" w:pos="5760"/>
+        </w:tabs>
+        <w:ind w:left="5760" w:hanging="360"/>
+      </w:pPr>
+      <w:rPr>
+        <w:rFonts w:ascii="Wingdings" w:hAnsi="Wingdings" w:hint="default"/>
+        <w:sz w:val="20"/>
+      </w:rPr>
+    </w:lvl>
+    <w:lvl w:ilvl="8" w:tentative="1">
+      <w:start w:val="1"/>
+      <w:numFmt w:val="bullet"/>
+      <w:lvlText w:val=""/>
+      <w:lvlJc w:val="left"/>
+      <w:pPr>
+        <w:tabs>
+          <w:tab w:val="num" w:pos="6480"/>
+        </w:tabs>
+        <w:ind w:left="6480" w:hanging="360"/>
+      </w:pPr>
+      <w:rPr>
+        <w:rFonts w:ascii="Wingdings" w:hAnsi="Wingdings" w:hint="default"/>
+        <w:sz w:val="20"/>
+      </w:rPr>
+    </w:lvl>
+  </w:abstractNum>
+  <w:abstractNum w:abstractNumId="1" w15:restartNumberingAfterBreak="0">
+    <w:nsid w:val="083A5AD4"/>
+    <w:multiLevelType w:val="multilevel"/>
+    <w:tmpl w:val="88A46878"/>
+    <w:lvl w:ilvl="0">
+      <w:start w:val="1"/>
+      <w:numFmt w:val="bullet"/>
+      <w:lvlText w:val=""/>
+      <w:lvlJc w:val="left"/>
+      <w:pPr>
+        <w:tabs>
+          <w:tab w:val="num" w:pos="720"/>
+        </w:tabs>
+        <w:ind w:left="720" w:hanging="360"/>
+      </w:pPr>
+      <w:rPr>
+        <w:rFonts w:ascii="Symbol" w:hAnsi="Symbol" w:hint="default"/>
+        <w:sz w:val="20"/>
+      </w:rPr>
+    </w:lvl>
+    <w:lvl w:ilvl="1" w:tentative="1">
+      <w:start w:val="1"/>
+      <w:numFmt w:val="bullet"/>
+      <w:lvlText w:val="o"/>
+      <w:lvlJc w:val="left"/>
+      <w:pPr>
+        <w:tabs>
+          <w:tab w:val="num" w:pos="1440"/>
+        </w:tabs>
+        <w:ind w:left="1440" w:hanging="360"/>
+      </w:pPr>
+      <w:rPr>
+        <w:rFonts w:ascii="Courier New" w:hAnsi="Courier New" w:hint="default"/>
+        <w:sz w:val="20"/>
+      </w:rPr>
+    </w:lvl>
+    <w:lvl w:ilvl="2" w:tentative="1">
+      <w:start w:val="1"/>
+      <w:numFmt w:val="bullet"/>
+      <w:lvlText w:val=""/>
+      <w:lvlJc w:val="left"/>
+      <w:pPr>
+        <w:tabs>
+          <w:tab w:val="num" w:pos="2160"/>
+        </w:tabs>
+        <w:ind w:left="2160" w:hanging="360"/>
+      </w:pPr>
+      <w:rPr>
+        <w:rFonts w:ascii="Wingdings" w:hAnsi="Wingdings" w:hint="default"/>
+        <w:sz w:val="20"/>
+      </w:rPr>
+    </w:lvl>
+    <w:lvl w:ilvl="3" w:tentative="1">
+      <w:start w:val="1"/>
+      <w:numFmt w:val="bullet"/>
+      <w:lvlText w:val=""/>
+      <w:lvlJc w:val="left"/>
+      <w:pPr>
+        <w:tabs>
+          <w:tab w:val="num" w:pos="2880"/>
+        </w:tabs>
+        <w:ind w:left="2880" w:hanging="360"/>
+      </w:pPr>
+      <w:rPr>
+        <w:rFonts w:ascii="Wingdings" w:hAnsi="Wingdings" w:hint="default"/>
+        <w:sz w:val="20"/>
+      </w:rPr>
+    </w:lvl>
+    <w:lvl w:ilvl="4" w:tentative="1">
+      <w:start w:val="1"/>
+      <w:numFmt w:val="bullet"/>
+      <w:lvlText w:val=""/>
+      <w:lvlJc w:val="left"/>
+      <w:pPr>
+        <w:tabs>
+          <w:tab w:val="num" w:pos="3600"/>
+        </w:tabs>
+        <w:ind w:left="3600" w:hanging="360"/>
+      </w:pPr>
+      <w:rPr>
+        <w:rFonts w:ascii="Wingdings" w:hAnsi="Wingdings" w:hint="default"/>
+        <w:sz w:val="20"/>
+      </w:rPr>
+    </w:lvl>
+    <w:lvl w:ilvl="5" w:tentative="1">
+      <w:start w:val="1"/>
+      <w:numFmt w:val="bullet"/>
+      <w:lvlText w:val=""/>
+      <w:lvlJc w:val="left"/>
+      <w:pPr>
+        <w:tabs>
+          <w:tab w:val="num" w:pos="4320"/>
+        </w:tabs>
+        <w:ind w:left="4320" w:hanging="360"/>
+      </w:pPr>
+      <w:rPr>
+        <w:rFonts w:ascii="Wingdings" w:hAnsi="Wingdings" w:hint="default"/>
+        <w:sz w:val="20"/>
+      </w:rPr>
+    </w:lvl>
+    <w:lvl w:ilvl="6" w:tentative="1">
+      <w:start w:val="1"/>
+      <w:numFmt w:val="bullet"/>
+      <w:lvlText w:val=""/>
+      <w:lvlJc w:val="left"/>
+      <w:pPr>
+        <w:tabs>
+          <w:tab w:val="num" w:pos="5040"/>
+        </w:tabs>
+        <w:ind w:left="5040" w:hanging="360"/>
+      </w:pPr>
+      <w:rPr>
+        <w:rFonts w:ascii="Wingdings" w:hAnsi="Wingdings" w:hint="default"/>
+        <w:sz w:val="20"/>
+      </w:rPr>
+    </w:lvl>
+    <w:lvl w:ilvl="7" w:tentative="1">
+      <w:start w:val="1"/>
+      <w:numFmt w:val="bullet"/>
+      <w:lvlText w:val=""/>
+      <w:lvlJc w:val="left"/>
+      <w:pPr>
+        <w:tabs>
+          <w:tab w:val="num" w:pos="5760"/>
+        </w:tabs>
+        <w:ind w:left="5760" w:hanging="360"/>
+      </w:pPr>
+      <w:rPr>
+        <w:rFonts w:ascii="Wingdings" w:hAnsi="Wingdings" w:hint="default"/>
+        <w:sz w:val="20"/>
+      </w:rPr>
+    </w:lvl>
+    <w:lvl w:ilvl="8" w:tentative="1">
+      <w:start w:val="1"/>
+      <w:numFmt w:val="bullet"/>
+      <w:lvlText w:val=""/>
+      <w:lvlJc w:val="left"/>
+      <w:pPr>
+        <w:tabs>
+          <w:tab w:val="num" w:pos="6480"/>
+        </w:tabs>
+        <w:ind w:left="6480" w:hanging="360"/>
+      </w:pPr>
+      <w:rPr>
+        <w:rFonts w:ascii="Wingdings" w:hAnsi="Wingdings" w:hint="default"/>
+        <w:sz w:val="20"/>
+      </w:rPr>
+    </w:lvl>
+  </w:abstractNum>
+  <w:abstractNum w:abstractNumId="2" w15:restartNumberingAfterBreak="0">
+    <w:nsid w:val="19FD445F"/>
+    <w:multiLevelType w:val="multilevel"/>
+    <w:tmpl w:val="5C7C577A"/>
+    <w:lvl w:ilvl="0">
+      <w:start w:val="1"/>
+      <w:numFmt w:val="bullet"/>
+      <w:lvlText w:val=""/>
+      <w:lvlJc w:val="left"/>
+      <w:pPr>
+        <w:tabs>
+          <w:tab w:val="num" w:pos="720"/>
+        </w:tabs>
+        <w:ind w:left="720" w:hanging="360"/>
+      </w:pPr>
+      <w:rPr>
+        <w:rFonts w:ascii="Symbol" w:hAnsi="Symbol" w:hint="default"/>
+        <w:sz w:val="20"/>
+      </w:rPr>
+    </w:lvl>
+    <w:lvl w:ilvl="1" w:tentative="1">
+      <w:start w:val="1"/>
+      <w:numFmt w:val="bullet"/>
+      <w:lvlText w:val="o"/>
+      <w:lvlJc w:val="left"/>
+      <w:pPr>
+        <w:tabs>
+          <w:tab w:val="num" w:pos="1440"/>
+        </w:tabs>
+        <w:ind w:left="1440" w:hanging="360"/>
+      </w:pPr>
+      <w:rPr>
+        <w:rFonts w:ascii="Courier New" w:hAnsi="Courier New" w:hint="default"/>
+        <w:sz w:val="20"/>
+      </w:rPr>
+    </w:lvl>
+    <w:lvl w:ilvl="2" w:tentative="1">
+      <w:start w:val="1"/>
+      <w:numFmt w:val="bullet"/>
+      <w:lvlText w:val=""/>
+      <w:lvlJc w:val="left"/>
+      <w:pPr>
+        <w:tabs>
+          <w:tab w:val="num" w:pos="2160"/>
+        </w:tabs>
+        <w:ind w:left="2160" w:hanging="360"/>
+      </w:pPr>
+      <w:rPr>
+        <w:rFonts w:ascii="Wingdings" w:hAnsi="Wingdings" w:hint="default"/>
+        <w:sz w:val="20"/>
+      </w:rPr>
+    </w:lvl>
+    <w:lvl w:ilvl="3" w:tentative="1">
+      <w:start w:val="1"/>
+      <w:numFmt w:val="bullet"/>
+      <w:lvlText w:val=""/>
+      <w:lvlJc w:val="left"/>
+      <w:pPr>
+        <w:tabs>
+          <w:tab w:val="num" w:pos="2880"/>
+        </w:tabs>
+        <w:ind w:left="2880" w:hanging="360"/>
+      </w:pPr>
+      <w:rPr>
+        <w:rFonts w:ascii="Wingdings" w:hAnsi="Wingdings" w:hint="default"/>
+        <w:sz w:val="20"/>
+      </w:rPr>
+    </w:lvl>
+    <w:lvl w:ilvl="4" w:tentative="1">
+      <w:start w:val="1"/>
+      <w:numFmt w:val="bullet"/>
+      <w:lvlText w:val=""/>
+      <w:lvlJc w:val="left"/>
+      <w:pPr>
+        <w:tabs>
+          <w:tab w:val="num" w:pos="3600"/>
+        </w:tabs>
+        <w:ind w:left="3600" w:hanging="360"/>
+      </w:pPr>
+      <w:rPr>
+        <w:rFonts w:ascii="Wingdings" w:hAnsi="Wingdings" w:hint="default"/>
+        <w:sz w:val="20"/>
+      </w:rPr>
+    </w:lvl>
+    <w:lvl w:ilvl="5" w:tentative="1">
+      <w:start w:val="1"/>
+      <w:numFmt w:val="bullet"/>
+      <w:lvlText w:val=""/>
+      <w:lvlJc w:val="left"/>
+      <w:pPr>
+        <w:tabs>
+          <w:tab w:val="num" w:pos="4320"/>
+        </w:tabs>
+        <w:ind w:left="4320" w:hanging="360"/>
+      </w:pPr>
+      <w:rPr>
+        <w:rFonts w:ascii="Wingdings" w:hAnsi="Wingdings" w:hint="default"/>
+        <w:sz w:val="20"/>
+      </w:rPr>
+    </w:lvl>
+    <w:lvl w:ilvl="6" w:tentative="1">
+      <w:start w:val="1"/>
+      <w:numFmt w:val="bullet"/>
+      <w:lvlText w:val=""/>
+      <w:lvlJc w:val="left"/>
+      <w:pPr>
+        <w:tabs>
+          <w:tab w:val="num" w:pos="5040"/>
+        </w:tabs>
+        <w:ind w:left="5040" w:hanging="360"/>
+      </w:pPr>
+      <w:rPr>
+        <w:rFonts w:ascii="Wingdings" w:hAnsi="Wingdings" w:hint="default"/>
+        <w:sz w:val="20"/>
+      </w:rPr>
+    </w:lvl>
+    <w:lvl w:ilvl="7" w:tentative="1">
+      <w:start w:val="1"/>
+      <w:numFmt w:val="bullet"/>
+      <w:lvlText w:val=""/>
+      <w:lvlJc w:val="left"/>
+      <w:pPr>
+        <w:tabs>
+          <w:tab w:val="num" w:pos="5760"/>
+        </w:tabs>
+        <w:ind w:left="5760" w:hanging="360"/>
+      </w:pPr>
+      <w:rPr>
+        <w:rFonts w:ascii="Wingdings" w:hAnsi="Wingdings" w:hint="default"/>
+        <w:sz w:val="20"/>
+      </w:rPr>
+    </w:lvl>
+    <w:lvl w:ilvl="8" w:tentative="1">
+      <w:start w:val="1"/>
+      <w:numFmt w:val="bullet"/>
+      <w:lvlText w:val=""/>
+      <w:lvlJc w:val="left"/>
+      <w:pPr>
+        <w:tabs>
+          <w:tab w:val="num" w:pos="6480"/>
+        </w:tabs>
+        <w:ind w:left="6480" w:hanging="360"/>
+      </w:pPr>
+      <w:rPr>
+        <w:rFonts w:ascii="Wingdings" w:hAnsi="Wingdings" w:hint="default"/>
+        <w:sz w:val="20"/>
+      </w:rPr>
+    </w:lvl>
+  </w:abstractNum>
+  <w:abstractNum w:abstractNumId="3" w15:restartNumberingAfterBreak="0">
     <w:nsid w:val="1BB63DBE"/>
     <w:multiLevelType w:val="multilevel"/>
     <w:tmpl w:val="AC2E15AC"/>
@@ -14022,10 +17972,127 @@
       </w:rPr>
     </w:lvl>
   </w:abstractNum>
-  <w:abstractNum w:abstractNumId="1" w15:restartNumberingAfterBreak="0">
-    <w:nsid w:val="3191358A"/>
+  <w:abstractNum w:abstractNumId="4" w15:restartNumberingAfterBreak="0">
+    <w:nsid w:val="1BF06ACB"/>
     <w:multiLevelType w:val="multilevel"/>
-    <w:tmpl w:val="5CC671BE"/>
+    <w:tmpl w:val="8A404E68"/>
+    <w:lvl w:ilvl="0">
+      <w:start w:val="1"/>
+      <w:numFmt w:val="decimal"/>
+      <w:lvlText w:val="%1."/>
+      <w:lvlJc w:val="left"/>
+      <w:pPr>
+        <w:tabs>
+          <w:tab w:val="num" w:pos="720"/>
+        </w:tabs>
+        <w:ind w:left="720" w:hanging="360"/>
+      </w:pPr>
+    </w:lvl>
+    <w:lvl w:ilvl="1">
+      <w:start w:val="1"/>
+      <w:numFmt w:val="bullet"/>
+      <w:lvlText w:val="o"/>
+      <w:lvlJc w:val="left"/>
+      <w:pPr>
+        <w:tabs>
+          <w:tab w:val="num" w:pos="1440"/>
+        </w:tabs>
+        <w:ind w:left="1440" w:hanging="360"/>
+      </w:pPr>
+      <w:rPr>
+        <w:rFonts w:ascii="Courier New" w:hAnsi="Courier New" w:hint="default"/>
+        <w:sz w:val="20"/>
+      </w:rPr>
+    </w:lvl>
+    <w:lvl w:ilvl="2" w:tentative="1">
+      <w:start w:val="1"/>
+      <w:numFmt w:val="decimal"/>
+      <w:lvlText w:val="%3."/>
+      <w:lvlJc w:val="left"/>
+      <w:pPr>
+        <w:tabs>
+          <w:tab w:val="num" w:pos="2160"/>
+        </w:tabs>
+        <w:ind w:left="2160" w:hanging="360"/>
+      </w:pPr>
+    </w:lvl>
+    <w:lvl w:ilvl="3" w:tentative="1">
+      <w:start w:val="1"/>
+      <w:numFmt w:val="decimal"/>
+      <w:lvlText w:val="%4."/>
+      <w:lvlJc w:val="left"/>
+      <w:pPr>
+        <w:tabs>
+          <w:tab w:val="num" w:pos="2880"/>
+        </w:tabs>
+        <w:ind w:left="2880" w:hanging="360"/>
+      </w:pPr>
+    </w:lvl>
+    <w:lvl w:ilvl="4" w:tentative="1">
+      <w:start w:val="1"/>
+      <w:numFmt w:val="decimal"/>
+      <w:lvlText w:val="%5."/>
+      <w:lvlJc w:val="left"/>
+      <w:pPr>
+        <w:tabs>
+          <w:tab w:val="num" w:pos="3600"/>
+        </w:tabs>
+        <w:ind w:left="3600" w:hanging="360"/>
+      </w:pPr>
+    </w:lvl>
+    <w:lvl w:ilvl="5" w:tentative="1">
+      <w:start w:val="1"/>
+      <w:numFmt w:val="decimal"/>
+      <w:lvlText w:val="%6."/>
+      <w:lvlJc w:val="left"/>
+      <w:pPr>
+        <w:tabs>
+          <w:tab w:val="num" w:pos="4320"/>
+        </w:tabs>
+        <w:ind w:left="4320" w:hanging="360"/>
+      </w:pPr>
+    </w:lvl>
+    <w:lvl w:ilvl="6" w:tentative="1">
+      <w:start w:val="1"/>
+      <w:numFmt w:val="decimal"/>
+      <w:lvlText w:val="%7."/>
+      <w:lvlJc w:val="left"/>
+      <w:pPr>
+        <w:tabs>
+          <w:tab w:val="num" w:pos="5040"/>
+        </w:tabs>
+        <w:ind w:left="5040" w:hanging="360"/>
+      </w:pPr>
+    </w:lvl>
+    <w:lvl w:ilvl="7" w:tentative="1">
+      <w:start w:val="1"/>
+      <w:numFmt w:val="decimal"/>
+      <w:lvlText w:val="%8."/>
+      <w:lvlJc w:val="left"/>
+      <w:pPr>
+        <w:tabs>
+          <w:tab w:val="num" w:pos="5760"/>
+        </w:tabs>
+        <w:ind w:left="5760" w:hanging="360"/>
+      </w:pPr>
+    </w:lvl>
+    <w:lvl w:ilvl="8" w:tentative="1">
+      <w:start w:val="1"/>
+      <w:numFmt w:val="decimal"/>
+      <w:lvlText w:val="%9."/>
+      <w:lvlJc w:val="left"/>
+      <w:pPr>
+        <w:tabs>
+          <w:tab w:val="num" w:pos="6480"/>
+        </w:tabs>
+        <w:ind w:left="6480" w:hanging="360"/>
+      </w:pPr>
+    </w:lvl>
+  </w:abstractNum>
+  <w:abstractNum w:abstractNumId="5" w15:restartNumberingAfterBreak="0">
+    <w:nsid w:val="22606D06"/>
+    <w:multiLevelType w:val="multilevel"/>
+    <w:tmpl w:val="A6F2FCB2"/>
     <w:lvl w:ilvl="0">
       <w:start w:val="1"/>
       <w:numFmt w:val="bullet"/>
@@ -14058,6 +18125,155 @@
         <w:sz w:val="20"/>
       </w:rPr>
     </w:lvl>
+    <w:lvl w:ilvl="2" w:tentative="1">
+      <w:start w:val="1"/>
+      <w:numFmt w:val="bullet"/>
+      <w:lvlText w:val=""/>
+      <w:lvlJc w:val="left"/>
+      <w:pPr>
+        <w:tabs>
+          <w:tab w:val="num" w:pos="2160"/>
+        </w:tabs>
+        <w:ind w:left="2160" w:hanging="360"/>
+      </w:pPr>
+      <w:rPr>
+        <w:rFonts w:ascii="Wingdings" w:hAnsi="Wingdings" w:hint="default"/>
+        <w:sz w:val="20"/>
+      </w:rPr>
+    </w:lvl>
+    <w:lvl w:ilvl="3" w:tentative="1">
+      <w:start w:val="1"/>
+      <w:numFmt w:val="bullet"/>
+      <w:lvlText w:val=""/>
+      <w:lvlJc w:val="left"/>
+      <w:pPr>
+        <w:tabs>
+          <w:tab w:val="num" w:pos="2880"/>
+        </w:tabs>
+        <w:ind w:left="2880" w:hanging="360"/>
+      </w:pPr>
+      <w:rPr>
+        <w:rFonts w:ascii="Wingdings" w:hAnsi="Wingdings" w:hint="default"/>
+        <w:sz w:val="20"/>
+      </w:rPr>
+    </w:lvl>
+    <w:lvl w:ilvl="4" w:tentative="1">
+      <w:start w:val="1"/>
+      <w:numFmt w:val="bullet"/>
+      <w:lvlText w:val=""/>
+      <w:lvlJc w:val="left"/>
+      <w:pPr>
+        <w:tabs>
+          <w:tab w:val="num" w:pos="3600"/>
+        </w:tabs>
+        <w:ind w:left="3600" w:hanging="360"/>
+      </w:pPr>
+      <w:rPr>
+        <w:rFonts w:ascii="Wingdings" w:hAnsi="Wingdings" w:hint="default"/>
+        <w:sz w:val="20"/>
+      </w:rPr>
+    </w:lvl>
+    <w:lvl w:ilvl="5" w:tentative="1">
+      <w:start w:val="1"/>
+      <w:numFmt w:val="bullet"/>
+      <w:lvlText w:val=""/>
+      <w:lvlJc w:val="left"/>
+      <w:pPr>
+        <w:tabs>
+          <w:tab w:val="num" w:pos="4320"/>
+        </w:tabs>
+        <w:ind w:left="4320" w:hanging="360"/>
+      </w:pPr>
+      <w:rPr>
+        <w:rFonts w:ascii="Wingdings" w:hAnsi="Wingdings" w:hint="default"/>
+        <w:sz w:val="20"/>
+      </w:rPr>
+    </w:lvl>
+    <w:lvl w:ilvl="6" w:tentative="1">
+      <w:start w:val="1"/>
+      <w:numFmt w:val="bullet"/>
+      <w:lvlText w:val=""/>
+      <w:lvlJc w:val="left"/>
+      <w:pPr>
+        <w:tabs>
+          <w:tab w:val="num" w:pos="5040"/>
+        </w:tabs>
+        <w:ind w:left="5040" w:hanging="360"/>
+      </w:pPr>
+      <w:rPr>
+        <w:rFonts w:ascii="Wingdings" w:hAnsi="Wingdings" w:hint="default"/>
+        <w:sz w:val="20"/>
+      </w:rPr>
+    </w:lvl>
+    <w:lvl w:ilvl="7" w:tentative="1">
+      <w:start w:val="1"/>
+      <w:numFmt w:val="bullet"/>
+      <w:lvlText w:val=""/>
+      <w:lvlJc w:val="left"/>
+      <w:pPr>
+        <w:tabs>
+          <w:tab w:val="num" w:pos="5760"/>
+        </w:tabs>
+        <w:ind w:left="5760" w:hanging="360"/>
+      </w:pPr>
+      <w:rPr>
+        <w:rFonts w:ascii="Wingdings" w:hAnsi="Wingdings" w:hint="default"/>
+        <w:sz w:val="20"/>
+      </w:rPr>
+    </w:lvl>
+    <w:lvl w:ilvl="8" w:tentative="1">
+      <w:start w:val="1"/>
+      <w:numFmt w:val="bullet"/>
+      <w:lvlText w:val=""/>
+      <w:lvlJc w:val="left"/>
+      <w:pPr>
+        <w:tabs>
+          <w:tab w:val="num" w:pos="6480"/>
+        </w:tabs>
+        <w:ind w:left="6480" w:hanging="360"/>
+      </w:pPr>
+      <w:rPr>
+        <w:rFonts w:ascii="Wingdings" w:hAnsi="Wingdings" w:hint="default"/>
+        <w:sz w:val="20"/>
+      </w:rPr>
+    </w:lvl>
+  </w:abstractNum>
+  <w:abstractNum w:abstractNumId="6" w15:restartNumberingAfterBreak="0">
+    <w:nsid w:val="3191358A"/>
+    <w:multiLevelType w:val="multilevel"/>
+    <w:tmpl w:val="5CC671BE"/>
+    <w:lvl w:ilvl="0">
+      <w:start w:val="1"/>
+      <w:numFmt w:val="bullet"/>
+      <w:lvlText w:val=""/>
+      <w:lvlJc w:val="left"/>
+      <w:pPr>
+        <w:tabs>
+          <w:tab w:val="num" w:pos="720"/>
+        </w:tabs>
+        <w:ind w:left="720" w:hanging="360"/>
+      </w:pPr>
+      <w:rPr>
+        <w:rFonts w:ascii="Symbol" w:hAnsi="Symbol" w:hint="default"/>
+        <w:sz w:val="20"/>
+      </w:rPr>
+    </w:lvl>
+    <w:lvl w:ilvl="1">
+      <w:start w:val="1"/>
+      <w:numFmt w:val="bullet"/>
+      <w:lvlText w:val="o"/>
+      <w:lvlJc w:val="left"/>
+      <w:pPr>
+        <w:tabs>
+          <w:tab w:val="num" w:pos="1440"/>
+        </w:tabs>
+        <w:ind w:left="1440" w:hanging="360"/>
+      </w:pPr>
+      <w:rPr>
+        <w:rFonts w:ascii="Courier New" w:hAnsi="Courier New" w:hint="default"/>
+        <w:sz w:val="20"/>
+      </w:rPr>
+    </w:lvl>
     <w:lvl w:ilvl="2">
       <w:start w:val="1"/>
       <w:numFmt w:val="bullet"/>
@@ -14171,7 +18387,7 @@
       </w:rPr>
     </w:lvl>
   </w:abstractNum>
-  <w:abstractNum w:abstractNumId="2" w15:restartNumberingAfterBreak="0">
+  <w:abstractNum w:abstractNumId="7" w15:restartNumberingAfterBreak="0">
     <w:nsid w:val="32D55A8E"/>
     <w:multiLevelType w:val="multilevel"/>
     <w:tmpl w:val="94C24AD4"/>
@@ -14284,7 +18500,7 @@
       </w:pPr>
     </w:lvl>
   </w:abstractNum>
-  <w:abstractNum w:abstractNumId="3" w15:restartNumberingAfterBreak="0">
+  <w:abstractNum w:abstractNumId="8" w15:restartNumberingAfterBreak="0">
     <w:nsid w:val="40FD6C15"/>
     <w:multiLevelType w:val="multilevel"/>
     <w:tmpl w:val="3F003246"/>
@@ -14433,7 +18649,156 @@
       </w:rPr>
     </w:lvl>
   </w:abstractNum>
-  <w:abstractNum w:abstractNumId="4" w15:restartNumberingAfterBreak="0">
+  <w:abstractNum w:abstractNumId="9" w15:restartNumberingAfterBreak="0">
+    <w:nsid w:val="42992B91"/>
+    <w:multiLevelType w:val="multilevel"/>
+    <w:tmpl w:val="43F0DA64"/>
+    <w:lvl w:ilvl="0">
+      <w:start w:val="1"/>
+      <w:numFmt w:val="bullet"/>
+      <w:lvlText w:val=""/>
+      <w:lvlJc w:val="left"/>
+      <w:pPr>
+        <w:tabs>
+          <w:tab w:val="num" w:pos="720"/>
+        </w:tabs>
+        <w:ind w:left="720" w:hanging="360"/>
+      </w:pPr>
+      <w:rPr>
+        <w:rFonts w:ascii="Symbol" w:hAnsi="Symbol" w:hint="default"/>
+        <w:sz w:val="20"/>
+      </w:rPr>
+    </w:lvl>
+    <w:lvl w:ilvl="1" w:tentative="1">
+      <w:start w:val="1"/>
+      <w:numFmt w:val="bullet"/>
+      <w:lvlText w:val="o"/>
+      <w:lvlJc w:val="left"/>
+      <w:pPr>
+        <w:tabs>
+          <w:tab w:val="num" w:pos="1440"/>
+        </w:tabs>
+        <w:ind w:left="1440" w:hanging="360"/>
+      </w:pPr>
+      <w:rPr>
+        <w:rFonts w:ascii="Courier New" w:hAnsi="Courier New" w:hint="default"/>
+        <w:sz w:val="20"/>
+      </w:rPr>
+    </w:lvl>
+    <w:lvl w:ilvl="2" w:tentative="1">
+      <w:start w:val="1"/>
+      <w:numFmt w:val="bullet"/>
+      <w:lvlText w:val=""/>
+      <w:lvlJc w:val="left"/>
+      <w:pPr>
+        <w:tabs>
+          <w:tab w:val="num" w:pos="2160"/>
+        </w:tabs>
+        <w:ind w:left="2160" w:hanging="360"/>
+      </w:pPr>
+      <w:rPr>
+        <w:rFonts w:ascii="Wingdings" w:hAnsi="Wingdings" w:hint="default"/>
+        <w:sz w:val="20"/>
+      </w:rPr>
+    </w:lvl>
+    <w:lvl w:ilvl="3" w:tentative="1">
+      <w:start w:val="1"/>
+      <w:numFmt w:val="bullet"/>
+      <w:lvlText w:val=""/>
+      <w:lvlJc w:val="left"/>
+      <w:pPr>
+        <w:tabs>
+          <w:tab w:val="num" w:pos="2880"/>
+        </w:tabs>
+        <w:ind w:left="2880" w:hanging="360"/>
+      </w:pPr>
+      <w:rPr>
+        <w:rFonts w:ascii="Wingdings" w:hAnsi="Wingdings" w:hint="default"/>
+        <w:sz w:val="20"/>
+      </w:rPr>
+    </w:lvl>
+    <w:lvl w:ilvl="4" w:tentative="1">
+      <w:start w:val="1"/>
+      <w:numFmt w:val="bullet"/>
+      <w:lvlText w:val=""/>
+      <w:lvlJc w:val="left"/>
+      <w:pPr>
+        <w:tabs>
+          <w:tab w:val="num" w:pos="3600"/>
+        </w:tabs>
+        <w:ind w:left="3600" w:hanging="360"/>
+      </w:pPr>
+      <w:rPr>
+        <w:rFonts w:ascii="Wingdings" w:hAnsi="Wingdings" w:hint="default"/>
+        <w:sz w:val="20"/>
+      </w:rPr>
+    </w:lvl>
+    <w:lvl w:ilvl="5" w:tentative="1">
+      <w:start w:val="1"/>
+      <w:numFmt w:val="bullet"/>
+      <w:lvlText w:val=""/>
+      <w:lvlJc w:val="left"/>
+      <w:pPr>
+        <w:tabs>
+          <w:tab w:val="num" w:pos="4320"/>
+        </w:tabs>
+        <w:ind w:left="4320" w:hanging="360"/>
+      </w:pPr>
+      <w:rPr>
+        <w:rFonts w:ascii="Wingdings" w:hAnsi="Wingdings" w:hint="default"/>
+        <w:sz w:val="20"/>
+      </w:rPr>
+    </w:lvl>
+    <w:lvl w:ilvl="6" w:tentative="1">
+      <w:start w:val="1"/>
+      <w:numFmt w:val="bullet"/>
+      <w:lvlText w:val=""/>
+      <w:lvlJc w:val="left"/>
+      <w:pPr>
+        <w:tabs>
+          <w:tab w:val="num" w:pos="5040"/>
+        </w:tabs>
+        <w:ind w:left="5040" w:hanging="360"/>
+      </w:pPr>
+      <w:rPr>
+        <w:rFonts w:ascii="Wingdings" w:hAnsi="Wingdings" w:hint="default"/>
+        <w:sz w:val="20"/>
+      </w:rPr>
+    </w:lvl>
+    <w:lvl w:ilvl="7" w:tentative="1">
+      <w:start w:val="1"/>
+      <w:numFmt w:val="bullet"/>
+      <w:lvlText w:val=""/>
+      <w:lvlJc w:val="left"/>
+      <w:pPr>
+        <w:tabs>
+          <w:tab w:val="num" w:pos="5760"/>
+        </w:tabs>
+        <w:ind w:left="5760" w:hanging="360"/>
+      </w:pPr>
+      <w:rPr>
+        <w:rFonts w:ascii="Wingdings" w:hAnsi="Wingdings" w:hint="default"/>
+        <w:sz w:val="20"/>
+      </w:rPr>
+    </w:lvl>
+    <w:lvl w:ilvl="8" w:tentative="1">
+      <w:start w:val="1"/>
+      <w:numFmt w:val="bullet"/>
+      <w:lvlText w:val=""/>
+      <w:lvlJc w:val="left"/>
+      <w:pPr>
+        <w:tabs>
+          <w:tab w:val="num" w:pos="6480"/>
+        </w:tabs>
+        <w:ind w:left="6480" w:hanging="360"/>
+      </w:pPr>
+      <w:rPr>
+        <w:rFonts w:ascii="Wingdings" w:hAnsi="Wingdings" w:hint="default"/>
+        <w:sz w:val="20"/>
+      </w:rPr>
+    </w:lvl>
+  </w:abstractNum>
+  <w:abstractNum w:abstractNumId="10" w15:restartNumberingAfterBreak="0">
     <w:nsid w:val="4E236C78"/>
     <w:multiLevelType w:val="multilevel"/>
     <w:tmpl w:val="F28EFA02"/>
@@ -14546,7 +18911,305 @@
       </w:pPr>
     </w:lvl>
   </w:abstractNum>
-  <w:abstractNum w:abstractNumId="5" w15:restartNumberingAfterBreak="0">
+  <w:abstractNum w:abstractNumId="11" w15:restartNumberingAfterBreak="0">
+    <w:nsid w:val="55350F14"/>
+    <w:multiLevelType w:val="multilevel"/>
+    <w:tmpl w:val="3DE292B0"/>
+    <w:lvl w:ilvl="0">
+      <w:start w:val="1"/>
+      <w:numFmt w:val="bullet"/>
+      <w:lvlText w:val=""/>
+      <w:lvlJc w:val="left"/>
+      <w:pPr>
+        <w:tabs>
+          <w:tab w:val="num" w:pos="720"/>
+        </w:tabs>
+        <w:ind w:left="720" w:hanging="360"/>
+      </w:pPr>
+      <w:rPr>
+        <w:rFonts w:ascii="Symbol" w:hAnsi="Symbol" w:hint="default"/>
+        <w:sz w:val="20"/>
+      </w:rPr>
+    </w:lvl>
+    <w:lvl w:ilvl="1" w:tentative="1">
+      <w:start w:val="1"/>
+      <w:numFmt w:val="bullet"/>
+      <w:lvlText w:val="o"/>
+      <w:lvlJc w:val="left"/>
+      <w:pPr>
+        <w:tabs>
+          <w:tab w:val="num" w:pos="1440"/>
+        </w:tabs>
+        <w:ind w:left="1440" w:hanging="360"/>
+      </w:pPr>
+      <w:rPr>
+        <w:rFonts w:ascii="Courier New" w:hAnsi="Courier New" w:hint="default"/>
+        <w:sz w:val="20"/>
+      </w:rPr>
+    </w:lvl>
+    <w:lvl w:ilvl="2" w:tentative="1">
+      <w:start w:val="1"/>
+      <w:numFmt w:val="bullet"/>
+      <w:lvlText w:val=""/>
+      <w:lvlJc w:val="left"/>
+      <w:pPr>
+        <w:tabs>
+          <w:tab w:val="num" w:pos="2160"/>
+        </w:tabs>
+        <w:ind w:left="2160" w:hanging="360"/>
+      </w:pPr>
+      <w:rPr>
+        <w:rFonts w:ascii="Wingdings" w:hAnsi="Wingdings" w:hint="default"/>
+        <w:sz w:val="20"/>
+      </w:rPr>
+    </w:lvl>
+    <w:lvl w:ilvl="3" w:tentative="1">
+      <w:start w:val="1"/>
+      <w:numFmt w:val="bullet"/>
+      <w:lvlText w:val=""/>
+      <w:lvlJc w:val="left"/>
+      <w:pPr>
+        <w:tabs>
+          <w:tab w:val="num" w:pos="2880"/>
+        </w:tabs>
+        <w:ind w:left="2880" w:hanging="360"/>
+      </w:pPr>
+      <w:rPr>
+        <w:rFonts w:ascii="Wingdings" w:hAnsi="Wingdings" w:hint="default"/>
+        <w:sz w:val="20"/>
+      </w:rPr>
+    </w:lvl>
+    <w:lvl w:ilvl="4" w:tentative="1">
+      <w:start w:val="1"/>
+      <w:numFmt w:val="bullet"/>
+      <w:lvlText w:val=""/>
+      <w:lvlJc w:val="left"/>
+      <w:pPr>
+        <w:tabs>
+          <w:tab w:val="num" w:pos="3600"/>
+        </w:tabs>
+        <w:ind w:left="3600" w:hanging="360"/>
+      </w:pPr>
+      <w:rPr>
+        <w:rFonts w:ascii="Wingdings" w:hAnsi="Wingdings" w:hint="default"/>
+        <w:sz w:val="20"/>
+      </w:rPr>
+    </w:lvl>
+    <w:lvl w:ilvl="5" w:tentative="1">
+      <w:start w:val="1"/>
+      <w:numFmt w:val="bullet"/>
+      <w:lvlText w:val=""/>
+      <w:lvlJc w:val="left"/>
+      <w:pPr>
+        <w:tabs>
+          <w:tab w:val="num" w:pos="4320"/>
+        </w:tabs>
+        <w:ind w:left="4320" w:hanging="360"/>
+      </w:pPr>
+      <w:rPr>
+        <w:rFonts w:ascii="Wingdings" w:hAnsi="Wingdings" w:hint="default"/>
+        <w:sz w:val="20"/>
+      </w:rPr>
+    </w:lvl>
+    <w:lvl w:ilvl="6" w:tentative="1">
+      <w:start w:val="1"/>
+      <w:numFmt w:val="bullet"/>
+      <w:lvlText w:val=""/>
+      <w:lvlJc w:val="left"/>
+      <w:pPr>
+        <w:tabs>
+          <w:tab w:val="num" w:pos="5040"/>
+        </w:tabs>
+        <w:ind w:left="5040" w:hanging="360"/>
+      </w:pPr>
+      <w:rPr>
+        <w:rFonts w:ascii="Wingdings" w:hAnsi="Wingdings" w:hint="default"/>
+        <w:sz w:val="20"/>
+      </w:rPr>
+    </w:lvl>
+    <w:lvl w:ilvl="7" w:tentative="1">
+      <w:start w:val="1"/>
+      <w:numFmt w:val="bullet"/>
+      <w:lvlText w:val=""/>
+      <w:lvlJc w:val="left"/>
+      <w:pPr>
+        <w:tabs>
+          <w:tab w:val="num" w:pos="5760"/>
+        </w:tabs>
+        <w:ind w:left="5760" w:hanging="360"/>
+      </w:pPr>
+      <w:rPr>
+        <w:rFonts w:ascii="Wingdings" w:hAnsi="Wingdings" w:hint="default"/>
+        <w:sz w:val="20"/>
+      </w:rPr>
+    </w:lvl>
+    <w:lvl w:ilvl="8" w:tentative="1">
+      <w:start w:val="1"/>
+      <w:numFmt w:val="bullet"/>
+      <w:lvlText w:val=""/>
+      <w:lvlJc w:val="left"/>
+      <w:pPr>
+        <w:tabs>
+          <w:tab w:val="num" w:pos="6480"/>
+        </w:tabs>
+        <w:ind w:left="6480" w:hanging="360"/>
+      </w:pPr>
+      <w:rPr>
+        <w:rFonts w:ascii="Wingdings" w:hAnsi="Wingdings" w:hint="default"/>
+        <w:sz w:val="20"/>
+      </w:rPr>
+    </w:lvl>
+  </w:abstractNum>
+  <w:abstractNum w:abstractNumId="12" w15:restartNumberingAfterBreak="0">
+    <w:nsid w:val="57B053F9"/>
+    <w:multiLevelType w:val="multilevel"/>
+    <w:tmpl w:val="7E666C28"/>
+    <w:lvl w:ilvl="0">
+      <w:start w:val="1"/>
+      <w:numFmt w:val="bullet"/>
+      <w:lvlText w:val=""/>
+      <w:lvlJc w:val="left"/>
+      <w:pPr>
+        <w:tabs>
+          <w:tab w:val="num" w:pos="720"/>
+        </w:tabs>
+        <w:ind w:left="720" w:hanging="360"/>
+      </w:pPr>
+      <w:rPr>
+        <w:rFonts w:ascii="Symbol" w:hAnsi="Symbol" w:hint="default"/>
+        <w:sz w:val="20"/>
+      </w:rPr>
+    </w:lvl>
+    <w:lvl w:ilvl="1" w:tentative="1">
+      <w:start w:val="1"/>
+      <w:numFmt w:val="bullet"/>
+      <w:lvlText w:val="o"/>
+      <w:lvlJc w:val="left"/>
+      <w:pPr>
+        <w:tabs>
+          <w:tab w:val="num" w:pos="1440"/>
+        </w:tabs>
+        <w:ind w:left="1440" w:hanging="360"/>
+      </w:pPr>
+      <w:rPr>
+        <w:rFonts w:ascii="Courier New" w:hAnsi="Courier New" w:hint="default"/>
+        <w:sz w:val="20"/>
+      </w:rPr>
+    </w:lvl>
+    <w:lvl w:ilvl="2" w:tentative="1">
+      <w:start w:val="1"/>
+      <w:numFmt w:val="bullet"/>
+      <w:lvlText w:val=""/>
+      <w:lvlJc w:val="left"/>
+      <w:pPr>
+        <w:tabs>
+          <w:tab w:val="num" w:pos="2160"/>
+        </w:tabs>
+        <w:ind w:left="2160" w:hanging="360"/>
+      </w:pPr>
+      <w:rPr>
+        <w:rFonts w:ascii="Wingdings" w:hAnsi="Wingdings" w:hint="default"/>
+        <w:sz w:val="20"/>
+      </w:rPr>
+    </w:lvl>
+    <w:lvl w:ilvl="3" w:tentative="1">
+      <w:start w:val="1"/>
+      <w:numFmt w:val="bullet"/>
+      <w:lvlText w:val=""/>
+      <w:lvlJc w:val="left"/>
+      <w:pPr>
+        <w:tabs>
+          <w:tab w:val="num" w:pos="2880"/>
+        </w:tabs>
+        <w:ind w:left="2880" w:hanging="360"/>
+      </w:pPr>
+      <w:rPr>
+        <w:rFonts w:ascii="Wingdings" w:hAnsi="Wingdings" w:hint="default"/>
+        <w:sz w:val="20"/>
+      </w:rPr>
+    </w:lvl>
+    <w:lvl w:ilvl="4" w:tentative="1">
+      <w:start w:val="1"/>
+      <w:numFmt w:val="bullet"/>
+      <w:lvlText w:val=""/>
+      <w:lvlJc w:val="left"/>
+      <w:pPr>
+        <w:tabs>
+          <w:tab w:val="num" w:pos="3600"/>
+        </w:tabs>
+        <w:ind w:left="3600" w:hanging="360"/>
+      </w:pPr>
+      <w:rPr>
+        <w:rFonts w:ascii="Wingdings" w:hAnsi="Wingdings" w:hint="default"/>
+        <w:sz w:val="20"/>
+      </w:rPr>
+    </w:lvl>
+    <w:lvl w:ilvl="5" w:tentative="1">
+      <w:start w:val="1"/>
+      <w:numFmt w:val="bullet"/>
+      <w:lvlText w:val=""/>
+      <w:lvlJc w:val="left"/>
+      <w:pPr>
+        <w:tabs>
+          <w:tab w:val="num" w:pos="4320"/>
+        </w:tabs>
+        <w:ind w:left="4320" w:hanging="360"/>
+      </w:pPr>
+      <w:rPr>
+        <w:rFonts w:ascii="Wingdings" w:hAnsi="Wingdings" w:hint="default"/>
+        <w:sz w:val="20"/>
+      </w:rPr>
+    </w:lvl>
+    <w:lvl w:ilvl="6" w:tentative="1">
+      <w:start w:val="1"/>
+      <w:numFmt w:val="bullet"/>
+      <w:lvlText w:val=""/>
+      <w:lvlJc w:val="left"/>
+      <w:pPr>
+        <w:tabs>
+          <w:tab w:val="num" w:pos="5040"/>
+        </w:tabs>
+        <w:ind w:left="5040" w:hanging="360"/>
+      </w:pPr>
+      <w:rPr>
+        <w:rFonts w:ascii="Wingdings" w:hAnsi="Wingdings" w:hint="default"/>
+        <w:sz w:val="20"/>
+      </w:rPr>
+    </w:lvl>
+    <w:lvl w:ilvl="7" w:tentative="1">
+      <w:start w:val="1"/>
+      <w:numFmt w:val="bullet"/>
+      <w:lvlText w:val=""/>
+      <w:lvlJc w:val="left"/>
+      <w:pPr>
+        <w:tabs>
+          <w:tab w:val="num" w:pos="5760"/>
+        </w:tabs>
+        <w:ind w:left="5760" w:hanging="360"/>
+      </w:pPr>
+      <w:rPr>
+        <w:rFonts w:ascii="Wingdings" w:hAnsi="Wingdings" w:hint="default"/>
+        <w:sz w:val="20"/>
+      </w:rPr>
+    </w:lvl>
+    <w:lvl w:ilvl="8" w:tentative="1">
+      <w:start w:val="1"/>
+      <w:numFmt w:val="bullet"/>
+      <w:lvlText w:val=""/>
+      <w:lvlJc w:val="left"/>
+      <w:pPr>
+        <w:tabs>
+          <w:tab w:val="num" w:pos="6480"/>
+        </w:tabs>
+        <w:ind w:left="6480" w:hanging="360"/>
+      </w:pPr>
+      <w:rPr>
+        <w:rFonts w:ascii="Wingdings" w:hAnsi="Wingdings" w:hint="default"/>
+        <w:sz w:val="20"/>
+      </w:rPr>
+    </w:lvl>
+  </w:abstractNum>
+  <w:abstractNum w:abstractNumId="13" w15:restartNumberingAfterBreak="0">
     <w:nsid w:val="5D694811"/>
     <w:multiLevelType w:val="multilevel"/>
     <w:tmpl w:val="D3B097A4"/>
@@ -14695,10 +19358,10 @@
       </w:rPr>
     </w:lvl>
   </w:abstractNum>
-  <w:abstractNum w:abstractNumId="6" w15:restartNumberingAfterBreak="0">
-    <w:nsid w:val="68100654"/>
+  <w:abstractNum w:abstractNumId="14" w15:restartNumberingAfterBreak="0">
+    <w:nsid w:val="612C2619"/>
     <w:multiLevelType w:val="multilevel"/>
-    <w:tmpl w:val="07FCA638"/>
+    <w:tmpl w:val="AAAAD5E6"/>
     <w:lvl w:ilvl="0">
       <w:start w:val="1"/>
       <w:numFmt w:val="bullet"/>
@@ -14844,25 +19507,353 @@
       </w:rPr>
     </w:lvl>
   </w:abstractNum>
+  <w:abstractNum w:abstractNumId="15" w15:restartNumberingAfterBreak="0">
+    <w:nsid w:val="68100654"/>
+    <w:multiLevelType w:val="multilevel"/>
+    <w:tmpl w:val="07FCA638"/>
+    <w:lvl w:ilvl="0">
+      <w:start w:val="1"/>
+      <w:numFmt w:val="bullet"/>
+      <w:lvlText w:val=""/>
+      <w:lvlJc w:val="left"/>
+      <w:pPr>
+        <w:tabs>
+          <w:tab w:val="num" w:pos="720"/>
+        </w:tabs>
+        <w:ind w:left="720" w:hanging="360"/>
+      </w:pPr>
+      <w:rPr>
+        <w:rFonts w:ascii="Symbol" w:hAnsi="Symbol" w:hint="default"/>
+        <w:sz w:val="20"/>
+      </w:rPr>
+    </w:lvl>
+    <w:lvl w:ilvl="1">
+      <w:start w:val="1"/>
+      <w:numFmt w:val="bullet"/>
+      <w:lvlText w:val="o"/>
+      <w:lvlJc w:val="left"/>
+      <w:pPr>
+        <w:tabs>
+          <w:tab w:val="num" w:pos="1440"/>
+        </w:tabs>
+        <w:ind w:left="1440" w:hanging="360"/>
+      </w:pPr>
+      <w:rPr>
+        <w:rFonts w:ascii="Courier New" w:hAnsi="Courier New" w:hint="default"/>
+        <w:sz w:val="20"/>
+      </w:rPr>
+    </w:lvl>
+    <w:lvl w:ilvl="2" w:tentative="1">
+      <w:start w:val="1"/>
+      <w:numFmt w:val="bullet"/>
+      <w:lvlText w:val=""/>
+      <w:lvlJc w:val="left"/>
+      <w:pPr>
+        <w:tabs>
+          <w:tab w:val="num" w:pos="2160"/>
+        </w:tabs>
+        <w:ind w:left="2160" w:hanging="360"/>
+      </w:pPr>
+      <w:rPr>
+        <w:rFonts w:ascii="Wingdings" w:hAnsi="Wingdings" w:hint="default"/>
+        <w:sz w:val="20"/>
+      </w:rPr>
+    </w:lvl>
+    <w:lvl w:ilvl="3" w:tentative="1">
+      <w:start w:val="1"/>
+      <w:numFmt w:val="bullet"/>
+      <w:lvlText w:val=""/>
+      <w:lvlJc w:val="left"/>
+      <w:pPr>
+        <w:tabs>
+          <w:tab w:val="num" w:pos="2880"/>
+        </w:tabs>
+        <w:ind w:left="2880" w:hanging="360"/>
+      </w:pPr>
+      <w:rPr>
+        <w:rFonts w:ascii="Wingdings" w:hAnsi="Wingdings" w:hint="default"/>
+        <w:sz w:val="20"/>
+      </w:rPr>
+    </w:lvl>
+    <w:lvl w:ilvl="4" w:tentative="1">
+      <w:start w:val="1"/>
+      <w:numFmt w:val="bullet"/>
+      <w:lvlText w:val=""/>
+      <w:lvlJc w:val="left"/>
+      <w:pPr>
+        <w:tabs>
+          <w:tab w:val="num" w:pos="3600"/>
+        </w:tabs>
+        <w:ind w:left="3600" w:hanging="360"/>
+      </w:pPr>
+      <w:rPr>
+        <w:rFonts w:ascii="Wingdings" w:hAnsi="Wingdings" w:hint="default"/>
+        <w:sz w:val="20"/>
+      </w:rPr>
+    </w:lvl>
+    <w:lvl w:ilvl="5" w:tentative="1">
+      <w:start w:val="1"/>
+      <w:numFmt w:val="bullet"/>
+      <w:lvlText w:val=""/>
+      <w:lvlJc w:val="left"/>
+      <w:pPr>
+        <w:tabs>
+          <w:tab w:val="num" w:pos="4320"/>
+        </w:tabs>
+        <w:ind w:left="4320" w:hanging="360"/>
+      </w:pPr>
+      <w:rPr>
+        <w:rFonts w:ascii="Wingdings" w:hAnsi="Wingdings" w:hint="default"/>
+        <w:sz w:val="20"/>
+      </w:rPr>
+    </w:lvl>
+    <w:lvl w:ilvl="6" w:tentative="1">
+      <w:start w:val="1"/>
+      <w:numFmt w:val="bullet"/>
+      <w:lvlText w:val=""/>
+      <w:lvlJc w:val="left"/>
+      <w:pPr>
+        <w:tabs>
+          <w:tab w:val="num" w:pos="5040"/>
+        </w:tabs>
+        <w:ind w:left="5040" w:hanging="360"/>
+      </w:pPr>
+      <w:rPr>
+        <w:rFonts w:ascii="Wingdings" w:hAnsi="Wingdings" w:hint="default"/>
+        <w:sz w:val="20"/>
+      </w:rPr>
+    </w:lvl>
+    <w:lvl w:ilvl="7" w:tentative="1">
+      <w:start w:val="1"/>
+      <w:numFmt w:val="bullet"/>
+      <w:lvlText w:val=""/>
+      <w:lvlJc w:val="left"/>
+      <w:pPr>
+        <w:tabs>
+          <w:tab w:val="num" w:pos="5760"/>
+        </w:tabs>
+        <w:ind w:left="5760" w:hanging="360"/>
+      </w:pPr>
+      <w:rPr>
+        <w:rFonts w:ascii="Wingdings" w:hAnsi="Wingdings" w:hint="default"/>
+        <w:sz w:val="20"/>
+      </w:rPr>
+    </w:lvl>
+    <w:lvl w:ilvl="8" w:tentative="1">
+      <w:start w:val="1"/>
+      <w:numFmt w:val="bullet"/>
+      <w:lvlText w:val=""/>
+      <w:lvlJc w:val="left"/>
+      <w:pPr>
+        <w:tabs>
+          <w:tab w:val="num" w:pos="6480"/>
+        </w:tabs>
+        <w:ind w:left="6480" w:hanging="360"/>
+      </w:pPr>
+      <w:rPr>
+        <w:rFonts w:ascii="Wingdings" w:hAnsi="Wingdings" w:hint="default"/>
+        <w:sz w:val="20"/>
+      </w:rPr>
+    </w:lvl>
+  </w:abstractNum>
+  <w:abstractNum w:abstractNumId="16" w15:restartNumberingAfterBreak="0">
+    <w:nsid w:val="745127D2"/>
+    <w:multiLevelType w:val="multilevel"/>
+    <w:tmpl w:val="A16052D8"/>
+    <w:lvl w:ilvl="0">
+      <w:start w:val="1"/>
+      <w:numFmt w:val="bullet"/>
+      <w:lvlText w:val=""/>
+      <w:lvlJc w:val="left"/>
+      <w:pPr>
+        <w:tabs>
+          <w:tab w:val="num" w:pos="720"/>
+        </w:tabs>
+        <w:ind w:left="720" w:hanging="360"/>
+      </w:pPr>
+      <w:rPr>
+        <w:rFonts w:ascii="Symbol" w:hAnsi="Symbol" w:hint="default"/>
+        <w:sz w:val="20"/>
+      </w:rPr>
+    </w:lvl>
+    <w:lvl w:ilvl="1" w:tentative="1">
+      <w:start w:val="1"/>
+      <w:numFmt w:val="bullet"/>
+      <w:lvlText w:val="o"/>
+      <w:lvlJc w:val="left"/>
+      <w:pPr>
+        <w:tabs>
+          <w:tab w:val="num" w:pos="1440"/>
+        </w:tabs>
+        <w:ind w:left="1440" w:hanging="360"/>
+      </w:pPr>
+      <w:rPr>
+        <w:rFonts w:ascii="Courier New" w:hAnsi="Courier New" w:hint="default"/>
+        <w:sz w:val="20"/>
+      </w:rPr>
+    </w:lvl>
+    <w:lvl w:ilvl="2" w:tentative="1">
+      <w:start w:val="1"/>
+      <w:numFmt w:val="bullet"/>
+      <w:lvlText w:val=""/>
+      <w:lvlJc w:val="left"/>
+      <w:pPr>
+        <w:tabs>
+          <w:tab w:val="num" w:pos="2160"/>
+        </w:tabs>
+        <w:ind w:left="2160" w:hanging="360"/>
+      </w:pPr>
+      <w:rPr>
+        <w:rFonts w:ascii="Wingdings" w:hAnsi="Wingdings" w:hint="default"/>
+        <w:sz w:val="20"/>
+      </w:rPr>
+    </w:lvl>
+    <w:lvl w:ilvl="3" w:tentative="1">
+      <w:start w:val="1"/>
+      <w:numFmt w:val="bullet"/>
+      <w:lvlText w:val=""/>
+      <w:lvlJc w:val="left"/>
+      <w:pPr>
+        <w:tabs>
+          <w:tab w:val="num" w:pos="2880"/>
+        </w:tabs>
+        <w:ind w:left="2880" w:hanging="360"/>
+      </w:pPr>
+      <w:rPr>
+        <w:rFonts w:ascii="Wingdings" w:hAnsi="Wingdings" w:hint="default"/>
+        <w:sz w:val="20"/>
+      </w:rPr>
+    </w:lvl>
+    <w:lvl w:ilvl="4" w:tentative="1">
+      <w:start w:val="1"/>
+      <w:numFmt w:val="bullet"/>
+      <w:lvlText w:val=""/>
+      <w:lvlJc w:val="left"/>
+      <w:pPr>
+        <w:tabs>
+          <w:tab w:val="num" w:pos="3600"/>
+        </w:tabs>
+        <w:ind w:left="3600" w:hanging="360"/>
+      </w:pPr>
+      <w:rPr>
+        <w:rFonts w:ascii="Wingdings" w:hAnsi="Wingdings" w:hint="default"/>
+        <w:sz w:val="20"/>
+      </w:rPr>
+    </w:lvl>
+    <w:lvl w:ilvl="5" w:tentative="1">
+      <w:start w:val="1"/>
+      <w:numFmt w:val="bullet"/>
+      <w:lvlText w:val=""/>
+      <w:lvlJc w:val="left"/>
+      <w:pPr>
+        <w:tabs>
+          <w:tab w:val="num" w:pos="4320"/>
+        </w:tabs>
+        <w:ind w:left="4320" w:hanging="360"/>
+      </w:pPr>
+      <w:rPr>
+        <w:rFonts w:ascii="Wingdings" w:hAnsi="Wingdings" w:hint="default"/>
+        <w:sz w:val="20"/>
+      </w:rPr>
+    </w:lvl>
+    <w:lvl w:ilvl="6" w:tentative="1">
+      <w:start w:val="1"/>
+      <w:numFmt w:val="bullet"/>
+      <w:lvlText w:val=""/>
+      <w:lvlJc w:val="left"/>
+      <w:pPr>
+        <w:tabs>
+          <w:tab w:val="num" w:pos="5040"/>
+        </w:tabs>
+        <w:ind w:left="5040" w:hanging="360"/>
+      </w:pPr>
+      <w:rPr>
+        <w:rFonts w:ascii="Wingdings" w:hAnsi="Wingdings" w:hint="default"/>
+        <w:sz w:val="20"/>
+      </w:rPr>
+    </w:lvl>
+    <w:lvl w:ilvl="7" w:tentative="1">
+      <w:start w:val="1"/>
+      <w:numFmt w:val="bullet"/>
+      <w:lvlText w:val=""/>
+      <w:lvlJc w:val="left"/>
+      <w:pPr>
+        <w:tabs>
+          <w:tab w:val="num" w:pos="5760"/>
+        </w:tabs>
+        <w:ind w:left="5760" w:hanging="360"/>
+      </w:pPr>
+      <w:rPr>
+        <w:rFonts w:ascii="Wingdings" w:hAnsi="Wingdings" w:hint="default"/>
+        <w:sz w:val="20"/>
+      </w:rPr>
+    </w:lvl>
+    <w:lvl w:ilvl="8" w:tentative="1">
+      <w:start w:val="1"/>
+      <w:numFmt w:val="bullet"/>
+      <w:lvlText w:val=""/>
+      <w:lvlJc w:val="left"/>
+      <w:pPr>
+        <w:tabs>
+          <w:tab w:val="num" w:pos="6480"/>
+        </w:tabs>
+        <w:ind w:left="6480" w:hanging="360"/>
+      </w:pPr>
+      <w:rPr>
+        <w:rFonts w:ascii="Wingdings" w:hAnsi="Wingdings" w:hint="default"/>
+        <w:sz w:val="20"/>
+      </w:rPr>
+    </w:lvl>
+  </w:abstractNum>
   <w:num w:numId="1" w16cid:durableId="209346741">
+    <w:abstractNumId w:val="8"/>
+  </w:num>
+  <w:num w:numId="2" w16cid:durableId="816802955">
+    <w:abstractNumId w:val="15"/>
+  </w:num>
+  <w:num w:numId="3" w16cid:durableId="1392733486">
     <w:abstractNumId w:val="3"/>
   </w:num>
-  <w:num w:numId="2" w16cid:durableId="816802955">
+  <w:num w:numId="4" w16cid:durableId="1904102632">
+    <w:abstractNumId w:val="10"/>
+  </w:num>
+  <w:num w:numId="5" w16cid:durableId="2076126733">
+    <w:abstractNumId w:val="7"/>
+  </w:num>
+  <w:num w:numId="6" w16cid:durableId="257521510">
     <w:abstractNumId w:val="6"/>
   </w:num>
-  <w:num w:numId="3" w16cid:durableId="1392733486">
+  <w:num w:numId="7" w16cid:durableId="49697125">
+    <w:abstractNumId w:val="13"/>
+  </w:num>
+  <w:num w:numId="8" w16cid:durableId="1533036804">
+    <w:abstractNumId w:val="9"/>
+  </w:num>
+  <w:num w:numId="9" w16cid:durableId="1904871083">
+    <w:abstractNumId w:val="11"/>
+  </w:num>
+  <w:num w:numId="10" w16cid:durableId="1593583020">
+    <w:abstractNumId w:val="16"/>
+  </w:num>
+  <w:num w:numId="11" w16cid:durableId="800151461">
+    <w:abstractNumId w:val="1"/>
+  </w:num>
+  <w:num w:numId="12" w16cid:durableId="614944099">
+    <w:abstractNumId w:val="2"/>
+  </w:num>
+  <w:num w:numId="13" w16cid:durableId="575894625">
+    <w:abstractNumId w:val="4"/>
+  </w:num>
+  <w:num w:numId="14" w16cid:durableId="644773617">
     <w:abstractNumId w:val="0"/>
   </w:num>
-  <w:num w:numId="4" w16cid:durableId="1904102632">
-    <w:abstractNumId w:val="4"/>
+  <w:num w:numId="15" w16cid:durableId="1747991653">
+    <w:abstractNumId w:val="12"/>
   </w:num>
-  <w:num w:numId="5" w16cid:durableId="2076126733">
-    <w:abstractNumId w:val="2"/>
+  <w:num w:numId="16" w16cid:durableId="763648440">
+    <w:abstractNumId w:val="14"/>
   </w:num>
-  <w:num w:numId="6" w16cid:durableId="257521510">
-    <w:abstractNumId w:val="1"/>
-  </w:num>
-  <w:num w:numId="7" w16cid:durableId="49697125">
+  <w:num w:numId="17" w16cid:durableId="1616055584">
     <w:abstractNumId w:val="5"/>
   </w:num>
 </w:numbering>
@@ -15471,7 +20462,6 @@
   <w:style w:type="character" w:default="1" w:styleId="a0">
     <w:name w:val="Default Paragraph Font"/>
     <w:uiPriority w:val="1"/>
-    <w:semiHidden/>
     <w:unhideWhenUsed/>
   </w:style>
   <w:style w:type="table" w:default="1" w:styleId="a1">

--- a/lesson.docx
+++ b/lesson.docx
@@ -1658,6 +1658,12 @@
                 <w:rFonts w:hint="eastAsia"/>
               </w:rPr>
             </w:pPr>
+            <w:r>
+              <w:rPr>
+                <w:rFonts w:hint="eastAsia"/>
+              </w:rPr>
+              <w:t>0919</w:t>
+            </w:r>
           </w:p>
         </w:tc>
         <w:tc>
@@ -2357,13 +2363,8 @@
         <w:t>CSS 变量定义</w:t>
       </w:r>
       <w:r>
-        <w:t>：在:root选择器中定义，变量名以两个横杠开头，后跟值 ，如--BG-color: white;</w:t>
-      </w:r>
-      <w:proofErr w:type="gramStart"/>
-      <w:r>
-        <w:t xml:space="preserve"> 。</w:t>
-      </w:r>
-      <w:proofErr w:type="gramEnd"/>
+        <w:t>：在:root选择器中定义，变量名以两个横杠开头，后跟值 ，如--BG-color: white; 。</w:t>
+      </w:r>
     </w:p>
     <w:p>
       <w:pPr>
@@ -2383,23 +2384,7 @@
         <w:t>CSS 变量使用</w:t>
       </w:r>
       <w:r>
-        <w:t xml:space="preserve">：使用var()函数，在选择器中取值，如html </w:t>
-      </w:r>
-      <w:proofErr w:type="gramStart"/>
-      <w:r>
-        <w:t xml:space="preserve">{ </w:t>
-      </w:r>
-      <w:proofErr w:type="gramEnd"/>
-      <w:r>
-        <w:t>color: var(--Text-color);</w:t>
-      </w:r>
-      <w:proofErr w:type="gramStart"/>
-      <w:r>
-        <w:t xml:space="preserve"> }</w:t>
-      </w:r>
-      <w:proofErr w:type="gramEnd"/>
-      <w:r>
-        <w:t xml:space="preserve"> 。</w:t>
+        <w:t>：使用var()函数，在选择器中取值，如html { color: var(--Text-color); } 。</w:t>
       </w:r>
     </w:p>
     <w:p>
@@ -2483,15 +2468,7 @@
         <w:t>具体代码</w:t>
       </w:r>
       <w:r>
-        <w:t>：用</w:t>
-      </w:r>
-      <w:proofErr w:type="spellStart"/>
-      <w:r>
-        <w:t>document.documentElement</w:t>
-      </w:r>
-      <w:proofErr w:type="spellEnd"/>
-      <w:r>
-        <w:t>表示 HTML 根节点，使用toggle()方法添加或移除类。</w:t>
+        <w:t>：用document.documentElement表示 HTML 根节点，使用toggle()方法添加或移除类。</w:t>
       </w:r>
     </w:p>
     <w:p>
@@ -2520,19 +2497,11 @@
           <w:rFonts w:hint="eastAsia"/>
         </w:rPr>
       </w:pPr>
-      <w:proofErr w:type="gramStart"/>
-      <w:r>
-        <w:rPr>
-          <w:rFonts w:hint="eastAsia"/>
-        </w:rPr>
-        <w:t>Var(</w:t>
-      </w:r>
-      <w:proofErr w:type="gramEnd"/>
-      <w:r>
-        <w:rPr>
-          <w:rFonts w:hint="eastAsia"/>
-        </w:rPr>
-        <w:t>--XX, #000000)</w:t>
+      <w:r>
+        <w:rPr>
+          <w:rFonts w:hint="eastAsia"/>
+        </w:rPr>
+        <w:t>Var(--XX, #000000)</w:t>
       </w:r>
     </w:p>
     <w:p>
@@ -2554,62 +2523,38 @@
           <w:rFonts w:hint="eastAsia"/>
         </w:rPr>
       </w:pPr>
-      <w:proofErr w:type="gramStart"/>
-      <w:r>
-        <w:rPr>
-          <w:rFonts w:hint="eastAsia"/>
-        </w:rPr>
-        <w:t>Min(</w:t>
-      </w:r>
-      <w:proofErr w:type="gramEnd"/>
-      <w:r>
-        <w:rPr>
-          <w:rFonts w:hint="eastAsia"/>
-        </w:rPr>
-        <w:t>)</w:t>
-      </w:r>
-    </w:p>
-    <w:p>
-      <w:pPr>
-        <w:rPr>
-          <w:rFonts w:hint="eastAsia"/>
-        </w:rPr>
-      </w:pPr>
-      <w:proofErr w:type="gramStart"/>
-      <w:r>
-        <w:rPr>
-          <w:rFonts w:hint="eastAsia"/>
-        </w:rPr>
-        <w:t>Max(</w:t>
-      </w:r>
-      <w:proofErr w:type="gramEnd"/>
-      <w:r>
-        <w:rPr>
-          <w:rFonts w:hint="eastAsia"/>
-        </w:rPr>
-        <w:t>)</w:t>
-      </w:r>
-    </w:p>
-    <w:p>
-      <w:pPr>
-        <w:rPr>
-          <w:rFonts w:hint="eastAsia"/>
-        </w:rPr>
-      </w:pPr>
-      <w:r>
-        <w:rPr>
-          <w:rFonts w:hint="eastAsia"/>
-        </w:rPr>
-        <w:t>Clamp(最小值，理想值，最大</w:t>
-      </w:r>
-      <w:proofErr w:type="gramStart"/>
-      <w:r>
-        <w:rPr>
-          <w:rFonts w:hint="eastAsia"/>
-        </w:rPr>
-        <w:t>值)</w:t>
-      </w:r>
-      <w:proofErr w:type="gramEnd"/>
+      <w:r>
+        <w:rPr>
+          <w:rFonts w:hint="eastAsia"/>
+        </w:rPr>
+        <w:t>Min()</w:t>
+      </w:r>
+    </w:p>
+    <w:p>
+      <w:pPr>
+        <w:rPr>
+          <w:rFonts w:hint="eastAsia"/>
+        </w:rPr>
+      </w:pPr>
+      <w:r>
+        <w:rPr>
+          <w:rFonts w:hint="eastAsia"/>
+        </w:rPr>
+        <w:t>Max()</w:t>
+      </w:r>
+    </w:p>
+    <w:p>
+      <w:pPr>
+        <w:rPr>
+          <w:rFonts w:hint="eastAsia"/>
+        </w:rPr>
+      </w:pPr>
+      <w:r>
+        <w:rPr>
+          <w:rFonts w:hint="eastAsia"/>
+        </w:rPr>
+        <w:t>Clamp(最小值，理想值，最大值)</w:t>
+      </w:r>
       <w:r>
         <w:rPr>
           <w:rFonts w:hint="eastAsia"/>
@@ -2653,16 +2598,8 @@
         <w:rPr>
           <w:rFonts w:hint="eastAsia"/>
         </w:rPr>
-        <w:t xml:space="preserve"> </w:t>
-      </w:r>
-      <w:proofErr w:type="spellStart"/>
-      <w:r>
-        <w:rPr>
-          <w:rFonts w:hint="eastAsia"/>
-        </w:rPr>
-        <w:t>vite</w:t>
-      </w:r>
-      <w:proofErr w:type="spellEnd"/>
+        <w:t xml:space="preserve"> vite</w:t>
+      </w:r>
       <w:r>
         <w:rPr>
           <w:rFonts w:hint="eastAsia"/>
@@ -2689,27 +2626,11 @@
           <w:rFonts w:hint="eastAsia"/>
         </w:rPr>
       </w:pPr>
-      <w:proofErr w:type="gramStart"/>
-      <w:r>
-        <w:rPr>
-          <w:rFonts w:hint="eastAsia"/>
-        </w:rPr>
-        <w:t>.</w:t>
-      </w:r>
-      <w:proofErr w:type="spellStart"/>
-      <w:r>
-        <w:rPr>
-          <w:rFonts w:hint="eastAsia"/>
-        </w:rPr>
-        <w:t>baseStyle</w:t>
-      </w:r>
-      <w:proofErr w:type="spellEnd"/>
-      <w:proofErr w:type="gramEnd"/>
-      <w:r>
-        <w:rPr>
-          <w:rFonts w:hint="eastAsia"/>
-        </w:rPr>
-        <w:t>{</w:t>
+      <w:r>
+        <w:rPr>
+          <w:rFonts w:hint="eastAsia"/>
+        </w:rPr>
+        <w:t>.baseStyle{</w:t>
       </w:r>
     </w:p>
     <w:p>
@@ -2757,76 +2678,38 @@
           <w:rFonts w:hint="eastAsia"/>
         </w:rPr>
       </w:pPr>
-      <w:proofErr w:type="gramStart"/>
-      <w:r>
-        <w:rPr>
-          <w:rFonts w:hint="eastAsia"/>
-        </w:rPr>
-        <w:t>.</w:t>
-      </w:r>
-      <w:proofErr w:type="spellStart"/>
-      <w:r>
-        <w:rPr>
-          <w:rFonts w:hint="eastAsia"/>
-        </w:rPr>
-        <w:t>primaryButton</w:t>
-      </w:r>
-      <w:proofErr w:type="spellEnd"/>
-      <w:proofErr w:type="gramEnd"/>
-      <w:r>
-        <w:rPr>
-          <w:rFonts w:hint="eastAsia"/>
-        </w:rPr>
-        <w:t>{</w:t>
-      </w:r>
-    </w:p>
-    <w:p>
-      <w:pPr>
-        <w:rPr>
-          <w:rFonts w:hint="eastAsia"/>
-        </w:rPr>
-      </w:pPr>
-      <w:r>
-        <w:rPr>
-          <w:rFonts w:hint="eastAsia"/>
-        </w:rPr>
-        <w:t xml:space="preserve">    composes: </w:t>
-      </w:r>
-      <w:proofErr w:type="spellStart"/>
-      <w:r>
-        <w:rPr>
-          <w:rFonts w:hint="eastAsia"/>
-        </w:rPr>
-        <w:t>baseStyle</w:t>
-      </w:r>
-      <w:proofErr w:type="spellEnd"/>
-      <w:r>
-        <w:rPr>
-          <w:rFonts w:hint="eastAsia"/>
-        </w:rPr>
-        <w:t xml:space="preserve"> baseStyle1 baseStyle2</w:t>
-      </w:r>
-    </w:p>
-    <w:p>
-      <w:pPr>
-        <w:rPr>
-          <w:rFonts w:hint="eastAsia"/>
-        </w:rPr>
-      </w:pPr>
-      <w:r>
-        <w:rPr>
-          <w:rFonts w:hint="eastAsia"/>
-        </w:rPr>
-        <w:t xml:space="preserve">    </w:t>
-      </w:r>
-      <w:proofErr w:type="spellStart"/>
-      <w:r>
-        <w:rPr>
-          <w:rFonts w:hint="eastAsia"/>
-        </w:rPr>
-        <w:t>color:XXX</w:t>
-      </w:r>
-      <w:proofErr w:type="spellEnd"/>
+      <w:r>
+        <w:rPr>
+          <w:rFonts w:hint="eastAsia"/>
+        </w:rPr>
+        <w:t>.primaryButton{</w:t>
+      </w:r>
+    </w:p>
+    <w:p>
+      <w:pPr>
+        <w:rPr>
+          <w:rFonts w:hint="eastAsia"/>
+        </w:rPr>
+      </w:pPr>
+      <w:r>
+        <w:rPr>
+          <w:rFonts w:hint="eastAsia"/>
+        </w:rPr>
+        <w:t xml:space="preserve">    composes: baseStyle baseStyle1 baseStyle2</w:t>
+      </w:r>
+    </w:p>
+    <w:p>
+      <w:pPr>
+        <w:rPr>
+          <w:rFonts w:hint="eastAsia"/>
+        </w:rPr>
+      </w:pPr>
+      <w:r>
+        <w:rPr>
+          <w:rFonts w:hint="eastAsia"/>
+        </w:rPr>
+        <w:t xml:space="preserve">    color:XXX</w:t>
+      </w:r>
     </w:p>
     <w:p>
       <w:pPr>
@@ -2863,14 +2746,12 @@
       <w:r>
         <w:t>Cascading</w:t>
       </w:r>
-      <w:proofErr w:type="gramStart"/>
       <w:r>
         <w:rPr>
           <w:rFonts w:hint="eastAsia"/>
         </w:rPr>
         <w:t>(层叠性)</w:t>
       </w:r>
-      <w:proofErr w:type="gramEnd"/>
       <w:r>
         <w:t xml:space="preserve"> Style Sheets</w:t>
       </w:r>
@@ -2892,35 +2773,7 @@
         <w:rPr>
           <w:rFonts w:hint="eastAsia"/>
         </w:rPr>
-        <w:t>作业：</w:t>
-      </w:r>
-      <w:proofErr w:type="spellStart"/>
-      <w:r>
-        <w:rPr>
-          <w:rFonts w:hint="eastAsia"/>
-        </w:rPr>
-        <w:t>Classlist</w:t>
-      </w:r>
-      <w:proofErr w:type="spellEnd"/>
-      <w:r>
-        <w:rPr>
-          <w:rFonts w:hint="eastAsia"/>
-        </w:rPr>
-        <w:t>的返回，伪数组，使用</w:t>
-      </w:r>
-      <w:proofErr w:type="spellStart"/>
-      <w:r>
-        <w:rPr>
-          <w:rFonts w:hint="eastAsia"/>
-        </w:rPr>
-        <w:t>Array.from</w:t>
-      </w:r>
-      <w:proofErr w:type="spellEnd"/>
-      <w:r>
-        <w:rPr>
-          <w:rFonts w:hint="eastAsia"/>
-        </w:rPr>
-        <w:t>转换</w:t>
+        <w:t>作业：Classlist的返回，伪数组，使用Array.from转换</w:t>
       </w:r>
     </w:p>
     <w:p>
@@ -2985,15 +2838,7 @@
         <w:t>复习与作业</w:t>
       </w:r>
       <w:r>
-        <w:t xml:space="preserve">：回顾上节课 SNS 主题页切换相关内容，本次课后作业为研究 </w:t>
-      </w:r>
-      <w:proofErr w:type="spellStart"/>
-      <w:r>
-        <w:t>classList</w:t>
-      </w:r>
-      <w:proofErr w:type="spellEnd"/>
-      <w:r>
-        <w:t>，包括其返回值、转换数组方法及常用操作。</w:t>
+        <w:t>：回顾上节课 SNS 主题页切换相关内容，本次课后作业为研究 classList，包括其返回值、转换数组方法及常用操作。</w:t>
       </w:r>
     </w:p>
     <w:p>
@@ -3056,27 +2901,11 @@
         <w:t>作用域</w:t>
       </w:r>
       <w:r>
-        <w:t xml:space="preserve">：变量放在 HTML 里是全局变量，放在特定选择器如 </w:t>
-      </w:r>
-      <w:proofErr w:type="spellStart"/>
-      <w:r>
-        <w:t>div.card</w:t>
-      </w:r>
-      <w:proofErr w:type="spellEnd"/>
-      <w:r>
-        <w:t xml:space="preserve"> 中是</w:t>
+        <w:t>：变量放在 HTML 里是全局变量，放在特定选择器如 div.card 中是</w:t>
       </w:r>
       <w:r>
         <w:lastRenderedPageBreak/>
-        <w:t>局部变量，遵循就近原则</w:t>
-      </w:r>
-      <w:proofErr w:type="gramStart"/>
-      <w:r>
-        <w:t>，:</w:t>
-      </w:r>
-      <w:proofErr w:type="gramEnd"/>
-      <w:r>
-        <w:t>root 是伪类，优先级比 HTML 高。</w:t>
+        <w:t>局部变量，遵循就近原则，:root 是伪类，优先级比 HTML 高。</w:t>
       </w:r>
     </w:p>
     <w:p>
@@ -3433,15 +3262,7 @@
         <w:t>存储</w:t>
       </w:r>
       <w:r>
-        <w:t>：写在独立的.</w:t>
-      </w:r>
-      <w:proofErr w:type="spellStart"/>
-      <w:r>
-        <w:t>css</w:t>
-      </w:r>
-      <w:proofErr w:type="spellEnd"/>
-      <w:r>
-        <w:t xml:space="preserve"> 文件，或 style 标签里，浏览器通过 CSS 解析器读取。</w:t>
+        <w:t>：写在独立的.css 文件，或 style 标签里，浏览器通过 CSS 解析器读取。</w:t>
       </w:r>
     </w:p>
     <w:p>
@@ -3569,25 +3390,28 @@
           <w:b/>
           <w:bCs/>
         </w:rPr>
-        <w:t xml:space="preserve">1. </w:t>
-      </w:r>
-      <w:proofErr w:type="spellStart"/>
-      <w:r>
-        <w:rPr>
-          <w:b/>
-          <w:bCs/>
-        </w:rPr>
-        <w:t>classList</w:t>
-      </w:r>
-      <w:proofErr w:type="spellEnd"/>
-      <w:r>
-        <w:rPr>
-          <w:b/>
-          <w:bCs/>
-        </w:rPr>
-        <w:t xml:space="preserve"> 的返回值：</w:t>
-      </w:r>
-      <w:proofErr w:type="spellStart"/>
+        <w:t>1. classList 的返回值：DOMTokenList</w:t>
+      </w:r>
+    </w:p>
+    <w:p>
+      <w:pPr>
+        <w:rPr>
+          <w:rFonts w:hint="eastAsia"/>
+        </w:rPr>
+      </w:pPr>
+      <w:r>
+        <w:t>当你访问一个元素的 element.classList 时，返回的</w:t>
+      </w:r>
+      <w:r>
+        <w:rPr>
+          <w:b/>
+          <w:bCs/>
+        </w:rPr>
+        <w:t>不是</w:t>
+      </w:r>
+      <w:r>
+        <w:t>普通的 JavaScript 数组，而是一个 </w:t>
+      </w:r>
       <w:r>
         <w:rPr>
           <w:b/>
@@ -3595,44 +3419,6 @@
         </w:rPr>
         <w:t>DOMTokenList</w:t>
       </w:r>
-      <w:proofErr w:type="spellEnd"/>
-    </w:p>
-    <w:p>
-      <w:pPr>
-        <w:rPr>
-          <w:rFonts w:hint="eastAsia"/>
-        </w:rPr>
-      </w:pPr>
-      <w:r>
-        <w:t>当你访问一个元素的 </w:t>
-      </w:r>
-      <w:proofErr w:type="spellStart"/>
-      <w:r>
-        <w:t>element.classList</w:t>
-      </w:r>
-      <w:proofErr w:type="spellEnd"/>
-      <w:r>
-        <w:t> 时，返回的</w:t>
-      </w:r>
-      <w:r>
-        <w:rPr>
-          <w:b/>
-          <w:bCs/>
-        </w:rPr>
-        <w:t>不是</w:t>
-      </w:r>
-      <w:r>
-        <w:t>普通的 JavaScript 数组，而是一个 </w:t>
-      </w:r>
-      <w:proofErr w:type="spellStart"/>
-      <w:r>
-        <w:rPr>
-          <w:b/>
-          <w:bCs/>
-        </w:rPr>
-        <w:t>DOMTokenList</w:t>
-      </w:r>
-      <w:proofErr w:type="spellEnd"/>
       <w:r>
         <w:t> 对象。</w:t>
       </w:r>
@@ -3676,23 +3462,7 @@
         </w:rPr>
       </w:pPr>
       <w:r>
-        <w:t>add(</w:t>
-      </w:r>
-      <w:proofErr w:type="spellStart"/>
-      <w:r>
-        <w:t>className</w:t>
-      </w:r>
-      <w:proofErr w:type="spellEnd"/>
-      <w:r>
-        <w:t>) / remove(</w:t>
-      </w:r>
-      <w:proofErr w:type="spellStart"/>
-      <w:r>
-        <w:t>className</w:t>
-      </w:r>
-      <w:proofErr w:type="spellEnd"/>
-      <w:r>
-        <w:t>)</w:t>
+        <w:t>add(className) / remove(className)</w:t>
       </w:r>
     </w:p>
     <w:p>
@@ -3706,15 +3476,7 @@
         </w:rPr>
       </w:pPr>
       <w:r>
-        <w:t>toggle(</w:t>
-      </w:r>
-      <w:proofErr w:type="spellStart"/>
-      <w:r>
-        <w:t>className</w:t>
-      </w:r>
-      <w:proofErr w:type="spellEnd"/>
-      <w:r>
-        <w:t>)</w:t>
+        <w:t>toggle(className)</w:t>
       </w:r>
     </w:p>
     <w:p>
@@ -3728,15 +3490,7 @@
         </w:rPr>
       </w:pPr>
       <w:r>
-        <w:t>contains(</w:t>
-      </w:r>
-      <w:proofErr w:type="spellStart"/>
-      <w:r>
-        <w:t>className</w:t>
-      </w:r>
-      <w:proofErr w:type="spellEnd"/>
-      <w:r>
-        <w:t>)</w:t>
+        <w:t>contains(className)</w:t>
       </w:r>
     </w:p>
     <w:p>
@@ -3749,13 +3503,8 @@
           <w:rFonts w:hint="eastAsia"/>
         </w:rPr>
       </w:pPr>
-      <w:proofErr w:type="gramStart"/>
-      <w:r>
-        <w:t>replace(</w:t>
-      </w:r>
-      <w:proofErr w:type="gramEnd"/>
-      <w:r>
-        <w:t>old, new)</w:t>
+      <w:r>
+        <w:t>replace(old, new)</w:t>
       </w:r>
     </w:p>
     <w:p>
@@ -3769,45 +3518,22 @@
         </w:rPr>
       </w:pPr>
       <w:r>
-        <w:t>局限性：它没有数组的高阶方法，如 map(), filter(), reduce(), </w:t>
-      </w:r>
-      <w:proofErr w:type="spellStart"/>
-      <w:r>
-        <w:t>forEach</w:t>
-      </w:r>
-      <w:proofErr w:type="spellEnd"/>
-      <w:r>
-        <w:t>() (注：现代浏</w:t>
+        <w:t>局限性：它没有数组的高阶方法，如 map(), filter(), reduce(), forEach() (注：现代浏</w:t>
       </w:r>
       <w:r>
         <w:lastRenderedPageBreak/>
-        <w:t xml:space="preserve">览器已支持 </w:t>
-      </w:r>
-      <w:proofErr w:type="spellStart"/>
-      <w:r>
-        <w:t>forEach</w:t>
-      </w:r>
-      <w:proofErr w:type="spellEnd"/>
-      <w:r>
-        <w:t>，但 map/filter 仍不支</w:t>
-      </w:r>
-      <w:proofErr w:type="gramStart"/>
-      <w:r>
-        <w:t>持)。</w:t>
-      </w:r>
-      <w:proofErr w:type="gramEnd"/>
-    </w:p>
-    <w:p>
-      <w:pPr>
-        <w:rPr>
-          <w:rFonts w:hint="eastAsia"/>
-        </w:rPr>
-      </w:pPr>
-      <w:proofErr w:type="spellStart"/>
+        <w:t>览器已支持 forEach，但 map/filter 仍不支持)。</w:t>
+      </w:r>
+    </w:p>
+    <w:p>
+      <w:pPr>
+        <w:rPr>
+          <w:rFonts w:hint="eastAsia"/>
+        </w:rPr>
+      </w:pPr>
       <w:r>
         <w:t>javascript</w:t>
       </w:r>
-      <w:proofErr w:type="spellEnd"/>
     </w:p>
     <w:p>
       <w:pPr>
@@ -3826,45 +3552,17 @@
         </w:rPr>
       </w:pPr>
       <w:r>
-        <w:t xml:space="preserve">const el = </w:t>
-      </w:r>
-      <w:proofErr w:type="spellStart"/>
-      <w:proofErr w:type="gramStart"/>
-      <w:r>
-        <w:t>document.querySelector</w:t>
-      </w:r>
-      <w:proofErr w:type="spellEnd"/>
-      <w:proofErr w:type="gramEnd"/>
-      <w:r>
-        <w:t>(</w:t>
-      </w:r>
-      <w:proofErr w:type="gramStart"/>
-      <w:r>
-        <w:t>'.box</w:t>
-      </w:r>
-      <w:proofErr w:type="gramEnd"/>
-      <w:r>
-        <w:t>');</w:t>
-      </w:r>
-    </w:p>
-    <w:p>
-      <w:pPr>
-        <w:rPr>
-          <w:rFonts w:hint="eastAsia"/>
-        </w:rPr>
-      </w:pPr>
-      <w:r>
-        <w:t>console.log(</w:t>
-      </w:r>
-      <w:proofErr w:type="spellStart"/>
-      <w:proofErr w:type="gramStart"/>
-      <w:r>
-        <w:t>el.classList</w:t>
-      </w:r>
-      <w:proofErr w:type="spellEnd"/>
-      <w:proofErr w:type="gramEnd"/>
-      <w:r>
-        <w:t xml:space="preserve">); </w:t>
+        <w:t>const el = document.querySelector('.box');</w:t>
+      </w:r>
+    </w:p>
+    <w:p>
+      <w:pPr>
+        <w:rPr>
+          <w:rFonts w:hint="eastAsia"/>
+        </w:rPr>
+      </w:pPr>
+      <w:r>
+        <w:t xml:space="preserve">console.log(el.classList); </w:t>
       </w:r>
     </w:p>
     <w:p>
@@ -3878,23 +3576,7 @@
           <w:i/>
           <w:iCs/>
         </w:rPr>
-        <w:t xml:space="preserve">// 输出: </w:t>
-      </w:r>
-      <w:proofErr w:type="spellStart"/>
-      <w:r>
-        <w:rPr>
-          <w:i/>
-          <w:iCs/>
-        </w:rPr>
-        <w:t>DOMTokenList</w:t>
-      </w:r>
-      <w:proofErr w:type="spellEnd"/>
-      <w:r>
-        <w:rPr>
-          <w:i/>
-          <w:iCs/>
-        </w:rPr>
-        <w:t xml:space="preserve"> ["active", "visible", length: 2, value: "active visible"]</w:t>
+        <w:t>// 输出: DOMTokenList ["active", "visible", length: 2, value: "active visible"]</w:t>
       </w:r>
     </w:p>
     <w:p>
@@ -3939,23 +3621,7 @@
           <w:b/>
           <w:bCs/>
         </w:rPr>
-        <w:t>拥有数字索引和 length 属性，但没有继承自 </w:t>
-      </w:r>
-      <w:proofErr w:type="spellStart"/>
-      <w:r>
-        <w:rPr>
-          <w:b/>
-          <w:bCs/>
-        </w:rPr>
-        <w:t>Array.prototype</w:t>
-      </w:r>
-      <w:proofErr w:type="spellEnd"/>
-      <w:r>
-        <w:rPr>
-          <w:b/>
-          <w:bCs/>
-        </w:rPr>
-        <w:t> 方法的对象</w:t>
+        <w:t>拥有数字索引和 length 属性，但没有继承自 Array.prototype 方法的对象</w:t>
       </w:r>
       <w:r>
         <w:t>。</w:t>
@@ -3987,21 +3653,8 @@
           <w:rFonts w:hint="eastAsia"/>
         </w:rPr>
       </w:pPr>
-      <w:proofErr w:type="spellStart"/>
-      <w:r>
-        <w:t>DOMTokenList</w:t>
-      </w:r>
-      <w:proofErr w:type="spellEnd"/>
-      <w:r>
-        <w:t> (</w:t>
-      </w:r>
-      <w:proofErr w:type="spellStart"/>
-      <w:r>
-        <w:t>classList</w:t>
-      </w:r>
-      <w:proofErr w:type="spellEnd"/>
-      <w:r>
-        <w:t>)</w:t>
+      <w:r>
+        <w:t>DOMTokenList (classList)</w:t>
       </w:r>
     </w:p>
     <w:p>
@@ -4014,27 +3667,9 @@
           <w:rFonts w:hint="eastAsia"/>
         </w:rPr>
       </w:pPr>
-      <w:proofErr w:type="spellStart"/>
-      <w:r>
-        <w:t>NodeList</w:t>
-      </w:r>
-      <w:proofErr w:type="spellEnd"/>
-      <w:r>
-        <w:t> (</w:t>
-      </w:r>
-      <w:proofErr w:type="spellStart"/>
-      <w:r>
-        <w:t>document.querySelectorAll</w:t>
-      </w:r>
-      <w:proofErr w:type="spellEnd"/>
-      <w:r>
-        <w:t>() 的返回</w:t>
-      </w:r>
-      <w:proofErr w:type="gramStart"/>
-      <w:r>
-        <w:t>值)</w:t>
-      </w:r>
-      <w:proofErr w:type="gramEnd"/>
+      <w:r>
+        <w:t>NodeList (document.querySelectorAll() 的返回值)</w:t>
+      </w:r>
     </w:p>
     <w:p>
       <w:pPr>
@@ -4046,27 +3681,9 @@
           <w:rFonts w:hint="eastAsia"/>
         </w:rPr>
       </w:pPr>
-      <w:proofErr w:type="spellStart"/>
-      <w:r>
-        <w:t>HTMLCollection</w:t>
-      </w:r>
-      <w:proofErr w:type="spellEnd"/>
-      <w:r>
-        <w:t> (</w:t>
-      </w:r>
-      <w:proofErr w:type="spellStart"/>
-      <w:r>
-        <w:t>document.getElementsByClassName</w:t>
-      </w:r>
-      <w:proofErr w:type="spellEnd"/>
-      <w:r>
-        <w:t>() 的返回</w:t>
-      </w:r>
-      <w:proofErr w:type="gramStart"/>
-      <w:r>
-        <w:t>值)</w:t>
-      </w:r>
-      <w:proofErr w:type="gramEnd"/>
+      <w:r>
+        <w:t>HTMLCollection (document.getElementsByClassName() 的返回值)</w:t>
+      </w:r>
     </w:p>
     <w:p>
       <w:pPr>
@@ -4133,38 +3750,17 @@
           <w:b/>
           <w:bCs/>
         </w:rPr>
-        <w:t xml:space="preserve">3. 使用 </w:t>
-      </w:r>
-      <w:proofErr w:type="spellStart"/>
-      <w:r>
-        <w:rPr>
-          <w:b/>
-          <w:bCs/>
-        </w:rPr>
-        <w:t>Array.from</w:t>
-      </w:r>
-      <w:proofErr w:type="spellEnd"/>
-      <w:r>
-        <w:rPr>
-          <w:b/>
-          <w:bCs/>
-        </w:rPr>
-        <w:t>() 进行转换</w:t>
-      </w:r>
-    </w:p>
-    <w:p>
-      <w:pPr>
-        <w:rPr>
-          <w:rFonts w:hint="eastAsia"/>
-        </w:rPr>
-      </w:pPr>
-      <w:proofErr w:type="spellStart"/>
-      <w:r>
-        <w:t>Array.from</w:t>
-      </w:r>
-      <w:proofErr w:type="spellEnd"/>
-      <w:r>
-        <w:t>() 是 ES6 引入的方法，专门用于将</w:t>
+        <w:t>3. 使用 Array.from() 进行转换</w:t>
+      </w:r>
+    </w:p>
+    <w:p>
+      <w:pPr>
+        <w:rPr>
+          <w:rFonts w:hint="eastAsia"/>
+        </w:rPr>
+      </w:pPr>
+      <w:r>
+        <w:t>Array.from() 是 ES6 引入的方法，专门用于将</w:t>
       </w:r>
       <w:r>
         <w:rPr>
@@ -4209,11 +3805,9 @@
           <w:rFonts w:hint="eastAsia"/>
         </w:rPr>
       </w:pPr>
-      <w:proofErr w:type="spellStart"/>
       <w:r>
         <w:t>javascript</w:t>
       </w:r>
-      <w:proofErr w:type="spellEnd"/>
     </w:p>
     <w:p>
       <w:pPr>
@@ -4232,25 +3826,7 @@
         </w:rPr>
       </w:pPr>
       <w:r>
-        <w:t xml:space="preserve">const </w:t>
-      </w:r>
-      <w:proofErr w:type="spellStart"/>
-      <w:r>
-        <w:t>classList</w:t>
-      </w:r>
-      <w:proofErr w:type="spellEnd"/>
-      <w:r>
-        <w:t xml:space="preserve"> = </w:t>
-      </w:r>
-      <w:proofErr w:type="spellStart"/>
-      <w:proofErr w:type="gramStart"/>
-      <w:r>
-        <w:t>element.classList</w:t>
-      </w:r>
-      <w:proofErr w:type="spellEnd"/>
-      <w:proofErr w:type="gramEnd"/>
-      <w:r>
-        <w:t>;</w:t>
+        <w:t>const classList = element.classList;</w:t>
       </w:r>
     </w:p>
     <w:p>
@@ -4296,31 +3872,7 @@
         </w:rPr>
       </w:pPr>
       <w:r>
-        <w:t xml:space="preserve">const </w:t>
-      </w:r>
-      <w:proofErr w:type="spellStart"/>
-      <w:r>
-        <w:t>classArray</w:t>
-      </w:r>
-      <w:proofErr w:type="spellEnd"/>
-      <w:r>
-        <w:t xml:space="preserve"> = </w:t>
-      </w:r>
-      <w:proofErr w:type="spellStart"/>
-      <w:r>
-        <w:t>Array.from</w:t>
-      </w:r>
-      <w:proofErr w:type="spellEnd"/>
-      <w:r>
-        <w:t>(</w:t>
-      </w:r>
-      <w:proofErr w:type="spellStart"/>
-      <w:r>
-        <w:t>classList</w:t>
-      </w:r>
-      <w:proofErr w:type="spellEnd"/>
-      <w:r>
-        <w:t>);</w:t>
+        <w:t>const classArray = Array.from(classList);</w:t>
       </w:r>
     </w:p>
     <w:p>
@@ -4351,87 +3903,17 @@
         </w:rPr>
       </w:pPr>
       <w:r>
-        <w:t xml:space="preserve">const </w:t>
-      </w:r>
-      <w:proofErr w:type="spellStart"/>
-      <w:r>
-        <w:t>activeClasses</w:t>
-      </w:r>
-      <w:proofErr w:type="spellEnd"/>
-      <w:r>
-        <w:t xml:space="preserve"> = </w:t>
-      </w:r>
-      <w:proofErr w:type="spellStart"/>
-      <w:r>
-        <w:t>classArray.filter</w:t>
-      </w:r>
-      <w:proofErr w:type="spellEnd"/>
-      <w:r>
-        <w:t>(</w:t>
-      </w:r>
-      <w:proofErr w:type="spellStart"/>
-      <w:r>
-        <w:t>cls</w:t>
-      </w:r>
-      <w:proofErr w:type="spellEnd"/>
-      <w:r>
-        <w:t xml:space="preserve"> =&gt; </w:t>
-      </w:r>
-      <w:proofErr w:type="spellStart"/>
-      <w:proofErr w:type="gramStart"/>
-      <w:r>
-        <w:t>cls.startsWith</w:t>
-      </w:r>
-      <w:proofErr w:type="spellEnd"/>
-      <w:proofErr w:type="gramEnd"/>
-      <w:r>
-        <w:t>('is-'));</w:t>
-      </w:r>
-    </w:p>
-    <w:p>
-      <w:pPr>
-        <w:rPr>
-          <w:rFonts w:hint="eastAsia"/>
-        </w:rPr>
-      </w:pPr>
-      <w:r>
-        <w:t xml:space="preserve">const </w:t>
-      </w:r>
-      <w:proofErr w:type="spellStart"/>
-      <w:r>
-        <w:t>upperClasses</w:t>
-      </w:r>
-      <w:proofErr w:type="spellEnd"/>
-      <w:r>
-        <w:t xml:space="preserve"> = </w:t>
-      </w:r>
-      <w:proofErr w:type="spellStart"/>
-      <w:proofErr w:type="gramStart"/>
-      <w:r>
-        <w:t>classArray.map</w:t>
-      </w:r>
-      <w:proofErr w:type="spellEnd"/>
-      <w:r>
-        <w:t>(</w:t>
-      </w:r>
-      <w:proofErr w:type="spellStart"/>
-      <w:proofErr w:type="gramEnd"/>
-      <w:r>
-        <w:t>cls</w:t>
-      </w:r>
-      <w:proofErr w:type="spellEnd"/>
-      <w:r>
-        <w:t xml:space="preserve"> =&gt; </w:t>
-      </w:r>
-      <w:proofErr w:type="spellStart"/>
-      <w:proofErr w:type="gramStart"/>
-      <w:r>
-        <w:t>cls.toUpperCase</w:t>
-      </w:r>
-      <w:proofErr w:type="spellEnd"/>
-      <w:proofErr w:type="gramEnd"/>
-      <w:r>
-        <w:t>());</w:t>
+        <w:t>const activeClasses = classArray.filter(cls =&gt; cls.startsWith('is-'));</w:t>
+      </w:r>
+    </w:p>
+    <w:p>
+      <w:pPr>
+        <w:rPr>
+          <w:rFonts w:hint="eastAsia"/>
+        </w:rPr>
+      </w:pPr>
+      <w:r>
+        <w:t>const upperClasses = classArray.map(cls =&gt; cls.toUpperCase());</w:t>
       </w:r>
     </w:p>
     <w:p>
@@ -4456,34 +3938,19 @@
           <w:rFonts w:hint="eastAsia"/>
         </w:rPr>
       </w:pPr>
-      <w:proofErr w:type="spellStart"/>
-      <w:r>
-        <w:t>Array.from</w:t>
-      </w:r>
-      <w:proofErr w:type="spellEnd"/>
-      <w:r>
-        <w:t xml:space="preserve"> 接受第二个参数作为 </w:t>
-      </w:r>
-      <w:proofErr w:type="spellStart"/>
-      <w:r>
-        <w:t>mapFn</w:t>
-      </w:r>
-      <w:proofErr w:type="spellEnd"/>
-      <w:r>
-        <w:t>，可以在转换的同时进行处理，避免创建中间数组：</w:t>
-      </w:r>
-    </w:p>
-    <w:p>
-      <w:pPr>
-        <w:rPr>
-          <w:rFonts w:hint="eastAsia"/>
-        </w:rPr>
-      </w:pPr>
-      <w:proofErr w:type="spellStart"/>
+      <w:r>
+        <w:t>Array.from 接受第二个参数作为 mapFn，可以在转换的同时进行处理，避免创建中间数组：</w:t>
+      </w:r>
+    </w:p>
+    <w:p>
+      <w:pPr>
+        <w:rPr>
+          <w:rFonts w:hint="eastAsia"/>
+        </w:rPr>
+      </w:pPr>
       <w:r>
         <w:t>javascript</w:t>
       </w:r>
-      <w:proofErr w:type="spellEnd"/>
     </w:p>
     <w:p>
       <w:pPr>
@@ -4516,84 +3983,27 @@
         </w:rPr>
       </w:pPr>
       <w:r>
-        <w:t xml:space="preserve">const result = </w:t>
-      </w:r>
-      <w:proofErr w:type="spellStart"/>
-      <w:r>
-        <w:t>Array.from</w:t>
-      </w:r>
-      <w:proofErr w:type="spellEnd"/>
-      <w:r>
-        <w:t>(</w:t>
-      </w:r>
-      <w:proofErr w:type="spellStart"/>
-      <w:proofErr w:type="gramStart"/>
-      <w:r>
-        <w:t>element.classList</w:t>
-      </w:r>
-      <w:proofErr w:type="spellEnd"/>
-      <w:proofErr w:type="gramEnd"/>
-      <w:r>
-        <w:t>, cls =&gt; {</w:t>
-      </w:r>
-    </w:p>
-    <w:p>
-      <w:pPr>
-        <w:rPr>
-          <w:rFonts w:hint="eastAsia"/>
-        </w:rPr>
-      </w:pPr>
-      <w:r>
-        <w:t xml:space="preserve">    return </w:t>
-      </w:r>
-      <w:proofErr w:type="spellStart"/>
-      <w:proofErr w:type="gramStart"/>
-      <w:r>
-        <w:t>cls.includes</w:t>
-      </w:r>
-      <w:proofErr w:type="spellEnd"/>
-      <w:proofErr w:type="gramEnd"/>
-      <w:r>
-        <w:t>('--'</w:t>
-      </w:r>
-      <w:proofErr w:type="gramStart"/>
-      <w:r>
-        <w:t>) ?</w:t>
-      </w:r>
-      <w:proofErr w:type="gramEnd"/>
-      <w:r>
-        <w:t xml:space="preserve"> </w:t>
-      </w:r>
-      <w:proofErr w:type="spellStart"/>
-      <w:proofErr w:type="gramStart"/>
-      <w:r>
-        <w:t>cls</w:t>
-      </w:r>
-      <w:proofErr w:type="spellEnd"/>
-      <w:r>
-        <w:t xml:space="preserve"> :</w:t>
-      </w:r>
-      <w:proofErr w:type="gramEnd"/>
-      <w:r>
-        <w:t xml:space="preserve"> null;</w:t>
-      </w:r>
-    </w:p>
-    <w:p>
-      <w:pPr>
-        <w:rPr>
-          <w:rFonts w:hint="eastAsia"/>
-        </w:rPr>
-      </w:pPr>
-      <w:r>
-        <w:t>}</w:t>
-      </w:r>
-      <w:proofErr w:type="gramStart"/>
-      <w:r>
-        <w:t>).filter</w:t>
-      </w:r>
-      <w:proofErr w:type="gramEnd"/>
-      <w:r>
-        <w:t>(Boolean);</w:t>
+        <w:t>const result = Array.from(element.classList, cls =&gt; {</w:t>
+      </w:r>
+    </w:p>
+    <w:p>
+      <w:pPr>
+        <w:rPr>
+          <w:rFonts w:hint="eastAsia"/>
+        </w:rPr>
+      </w:pPr>
+      <w:r>
+        <w:t xml:space="preserve">    return cls.includes('--') ? cls : null;</w:t>
+      </w:r>
+    </w:p>
+    <w:p>
+      <w:pPr>
+        <w:rPr>
+          <w:rFonts w:hint="eastAsia"/>
+        </w:rPr>
+      </w:pPr>
+      <w:r>
+        <w:t>}).filter(Boolean);</w:t>
       </w:r>
     </w:p>
     <w:p>
@@ -4755,13 +4165,8 @@
                 <w:rFonts w:hint="eastAsia"/>
               </w:rPr>
             </w:pPr>
-            <w:proofErr w:type="spellStart"/>
             <w:r>
-              <w:t>Array.from</w:t>
-            </w:r>
-            <w:proofErr w:type="spellEnd"/>
-            <w:r>
-              <w:t>(obj)</w:t>
+              <w:t>Array.from(obj)</w:t>
             </w:r>
           </w:p>
         </w:tc>
@@ -4902,18 +4307,8 @@
                 <w:rFonts w:hint="eastAsia"/>
               </w:rPr>
             </w:pPr>
-            <w:proofErr w:type="spellStart"/>
-            <w:proofErr w:type="gramStart"/>
             <w:r>
-              <w:t>Array.prototype.slice</w:t>
-            </w:r>
-            <w:proofErr w:type="gramEnd"/>
-            <w:r>
-              <w:t>.call</w:t>
-            </w:r>
-            <w:proofErr w:type="spellEnd"/>
-            <w:r>
-              <w:t>(obj)</w:t>
+              <w:t>Array.prototype.slice.call(obj)</w:t>
             </w:r>
           </w:p>
         </w:tc>
@@ -4979,57 +4374,17 @@
           <w:b/>
           <w:bCs/>
         </w:rPr>
-        <w:t xml:space="preserve">4. Selector 选择器与 </w:t>
-      </w:r>
-      <w:proofErr w:type="spellStart"/>
-      <w:r>
-        <w:rPr>
-          <w:b/>
-          <w:bCs/>
-        </w:rPr>
-        <w:t>classList</w:t>
-      </w:r>
-      <w:proofErr w:type="spellEnd"/>
-      <w:r>
-        <w:rPr>
-          <w:b/>
-          <w:bCs/>
-        </w:rPr>
-        <w:t xml:space="preserve"> 的配合</w:t>
-      </w:r>
-    </w:p>
-    <w:p>
-      <w:pPr>
-        <w:rPr>
-          <w:rFonts w:hint="eastAsia"/>
-        </w:rPr>
-      </w:pPr>
-      <w:r>
-        <w:t>在实际开发中，</w:t>
-      </w:r>
-      <w:proofErr w:type="spellStart"/>
-      <w:r>
-        <w:t>classList</w:t>
-      </w:r>
-      <w:proofErr w:type="spellEnd"/>
-      <w:r>
-        <w:t> 很少单独使用，通常与 CSS 选择器配合完成</w:t>
-      </w:r>
-      <w:proofErr w:type="gramStart"/>
-      <w:r>
-        <w:t>"查找</w:t>
-      </w:r>
-      <w:proofErr w:type="gramEnd"/>
-      <w:r>
-        <w:t xml:space="preserve"> → </w:t>
-      </w:r>
-      <w:proofErr w:type="gramStart"/>
-      <w:r>
-        <w:t>操作"</w:t>
-      </w:r>
-      <w:proofErr w:type="gramEnd"/>
-      <w:r>
-        <w:t>的流程。</w:t>
+        <w:t>4. Selector 选择器与 classList 的配合</w:t>
+      </w:r>
+    </w:p>
+    <w:p>
+      <w:pPr>
+        <w:rPr>
+          <w:rFonts w:hint="eastAsia"/>
+        </w:rPr>
+      </w:pPr>
+      <w:r>
+        <w:t>在实际开发中，classList 很少单独使用，通常与 CSS 选择器配合完成"查找 → 操作"的流程。</w:t>
       </w:r>
     </w:p>
     <w:p>
@@ -5054,11 +4409,9 @@
           <w:rFonts w:hint="eastAsia"/>
         </w:rPr>
       </w:pPr>
-      <w:proofErr w:type="spellStart"/>
       <w:r>
         <w:t>javascript</w:t>
       </w:r>
-      <w:proofErr w:type="spellEnd"/>
     </w:p>
     <w:p>
       <w:pPr>
@@ -5091,27 +4444,7 @@
         </w:rPr>
       </w:pPr>
       <w:r>
-        <w:t xml:space="preserve">const el = </w:t>
-      </w:r>
-      <w:proofErr w:type="spellStart"/>
-      <w:proofErr w:type="gramStart"/>
-      <w:r>
-        <w:t>document.querySelector</w:t>
-      </w:r>
-      <w:proofErr w:type="spellEnd"/>
-      <w:proofErr w:type="gramEnd"/>
-      <w:r>
-        <w:t>('.nav-</w:t>
-      </w:r>
-      <w:proofErr w:type="spellStart"/>
-      <w:proofErr w:type="gramStart"/>
-      <w:r>
-        <w:t>item.active</w:t>
-      </w:r>
-      <w:proofErr w:type="spellEnd"/>
-      <w:proofErr w:type="gramEnd"/>
-      <w:r>
-        <w:t>');</w:t>
+        <w:t>const el = document.querySelector('.nav-item.active');</w:t>
       </w:r>
     </w:p>
     <w:p>
@@ -5132,195 +4465,135 @@
           <w:i/>
           <w:iCs/>
         </w:rPr>
-        <w:t xml:space="preserve">// 多个元素（返回 </w:t>
-      </w:r>
-      <w:proofErr w:type="spellStart"/>
+        <w:t>// 多个元素（返回 NodeList 伪数组）</w:t>
+      </w:r>
+    </w:p>
+    <w:p>
+      <w:pPr>
+        <w:rPr>
+          <w:rFonts w:hint="eastAsia"/>
+        </w:rPr>
+      </w:pPr>
+      <w:r>
+        <w:t>const items = document.querySelectorAll('.list-item');</w:t>
+      </w:r>
+    </w:p>
+    <w:p>
+      <w:pPr>
+        <w:rPr>
+          <w:rFonts w:hint="eastAsia"/>
+          <w:b/>
+          <w:bCs/>
+        </w:rPr>
+      </w:pPr>
+      <w:r>
+        <w:rPr>
+          <w:b/>
+          <w:bCs/>
+        </w:rPr>
+        <w:t>实战示例：批量操作类名</w:t>
+      </w:r>
+    </w:p>
+    <w:p>
+      <w:pPr>
+        <w:rPr>
+          <w:rFonts w:hint="eastAsia"/>
+        </w:rPr>
+      </w:pPr>
+      <w:r>
+        <w:t>javascript</w:t>
+      </w:r>
+    </w:p>
+    <w:p>
+      <w:pPr>
+        <w:rPr>
+          <w:rFonts w:hint="eastAsia"/>
+        </w:rPr>
+      </w:pPr>
+      <w:r>
+        <w:t>编辑</w:t>
+      </w:r>
+    </w:p>
+    <w:p>
+      <w:pPr>
+        <w:rPr>
+          <w:rFonts w:hint="eastAsia"/>
+        </w:rPr>
+      </w:pPr>
       <w:r>
         <w:rPr>
           <w:i/>
           <w:iCs/>
         </w:rPr>
-        <w:t>NodeList</w:t>
-      </w:r>
-      <w:proofErr w:type="spellEnd"/>
+        <w:t>// 场景：将所有带有 .card 的元素中，含有 .disabled 的类名提取出来并移除</w:t>
+      </w:r>
+    </w:p>
+    <w:p>
+      <w:pPr>
+        <w:rPr>
+          <w:rFonts w:hint="eastAsia"/>
+        </w:rPr>
+      </w:pPr>
+    </w:p>
+    <w:p>
+      <w:pPr>
+        <w:rPr>
+          <w:rFonts w:hint="eastAsia"/>
+        </w:rPr>
+      </w:pPr>
+      <w:r>
+        <w:t xml:space="preserve">const cards = document.querySelectorAll('.card'); </w:t>
+      </w:r>
       <w:r>
         <w:rPr>
           <w:i/>
           <w:iCs/>
         </w:rPr>
-        <w:t xml:space="preserve"> 伪数组）</w:t>
-      </w:r>
-    </w:p>
-    <w:p>
-      <w:pPr>
-        <w:rPr>
-          <w:rFonts w:hint="eastAsia"/>
-        </w:rPr>
-      </w:pPr>
-      <w:r>
-        <w:t xml:space="preserve">const items = </w:t>
-      </w:r>
-      <w:proofErr w:type="spellStart"/>
-      <w:proofErr w:type="gramStart"/>
-      <w:r>
-        <w:t>document.querySelectorAll</w:t>
-      </w:r>
-      <w:proofErr w:type="spellEnd"/>
-      <w:proofErr w:type="gramEnd"/>
-      <w:r>
-        <w:t>(</w:t>
-      </w:r>
-      <w:proofErr w:type="gramStart"/>
-      <w:r>
-        <w:t>'.list</w:t>
-      </w:r>
-      <w:proofErr w:type="gramEnd"/>
-      <w:r>
-        <w:t>-item');</w:t>
-      </w:r>
-    </w:p>
-    <w:p>
-      <w:pPr>
-        <w:rPr>
-          <w:rFonts w:hint="eastAsia"/>
-          <w:b/>
-          <w:bCs/>
-        </w:rPr>
-      </w:pPr>
-      <w:r>
-        <w:rPr>
-          <w:b/>
-          <w:bCs/>
-        </w:rPr>
-        <w:t>实战示例：批量操作类名</w:t>
-      </w:r>
-    </w:p>
-    <w:p>
-      <w:pPr>
-        <w:rPr>
-          <w:rFonts w:hint="eastAsia"/>
-        </w:rPr>
-      </w:pPr>
-      <w:proofErr w:type="spellStart"/>
-      <w:r>
-        <w:t>javascript</w:t>
-      </w:r>
-      <w:proofErr w:type="spellEnd"/>
-    </w:p>
-    <w:p>
-      <w:pPr>
-        <w:rPr>
-          <w:rFonts w:hint="eastAsia"/>
-        </w:rPr>
-      </w:pPr>
-      <w:r>
-        <w:t>编辑</w:t>
-      </w:r>
-    </w:p>
-    <w:p>
-      <w:pPr>
-        <w:rPr>
-          <w:rFonts w:hint="eastAsia"/>
-        </w:rPr>
-      </w:pPr>
+        <w:t>// NodeList (伪数组)</w:t>
+      </w:r>
+    </w:p>
+    <w:p>
+      <w:pPr>
+        <w:rPr>
+          <w:rFonts w:hint="eastAsia"/>
+        </w:rPr>
+      </w:pPr>
+    </w:p>
+    <w:p>
+      <w:pPr>
+        <w:rPr>
+          <w:rFonts w:hint="eastAsia"/>
+        </w:rPr>
+      </w:pPr>
+      <w:r>
+        <w:t>Array.from(cards).forEach(card =&gt; {</w:t>
+      </w:r>
+    </w:p>
+    <w:p>
+      <w:pPr>
+        <w:rPr>
+          <w:rFonts w:hint="eastAsia"/>
+        </w:rPr>
+      </w:pPr>
+      <w:r>
+        <w:t xml:space="preserve">    </w:t>
+      </w:r>
       <w:r>
         <w:rPr>
           <w:i/>
           <w:iCs/>
         </w:rPr>
-        <w:t>// 场景：将所有带有 .card 的元素中，含有 .disabled 的类名提取出来并移除</w:t>
-      </w:r>
-    </w:p>
-    <w:p>
-      <w:pPr>
-        <w:rPr>
-          <w:rFonts w:hint="eastAsia"/>
-        </w:rPr>
-      </w:pPr>
-    </w:p>
-    <w:p>
-      <w:pPr>
-        <w:rPr>
-          <w:rFonts w:hint="eastAsia"/>
-        </w:rPr>
-      </w:pPr>
-      <w:r>
-        <w:t xml:space="preserve">const cards = </w:t>
-      </w:r>
-      <w:proofErr w:type="spellStart"/>
-      <w:r>
-        <w:t>document.querySelectorAll</w:t>
-      </w:r>
-      <w:proofErr w:type="spellEnd"/>
-      <w:r>
-        <w:t xml:space="preserve">('.card'); </w:t>
-      </w:r>
-      <w:r>
-        <w:rPr>
-          <w:i/>
-          <w:iCs/>
-        </w:rPr>
-        <w:t xml:space="preserve">// </w:t>
-      </w:r>
-      <w:proofErr w:type="spellStart"/>
-      <w:r>
-        <w:rPr>
-          <w:i/>
-          <w:iCs/>
-        </w:rPr>
-        <w:t>NodeList</w:t>
-      </w:r>
-      <w:proofErr w:type="spellEnd"/>
-      <w:r>
-        <w:rPr>
-          <w:i/>
-          <w:iCs/>
-        </w:rPr>
-        <w:t xml:space="preserve"> </w:t>
-      </w:r>
-      <w:proofErr w:type="gramStart"/>
-      <w:r>
-        <w:rPr>
-          <w:i/>
-          <w:iCs/>
-        </w:rPr>
-        <w:t>(伪数组)</w:t>
-      </w:r>
-      <w:proofErr w:type="gramEnd"/>
-    </w:p>
-    <w:p>
-      <w:pPr>
-        <w:rPr>
-          <w:rFonts w:hint="eastAsia"/>
-        </w:rPr>
-      </w:pPr>
-    </w:p>
-    <w:p>
-      <w:pPr>
-        <w:rPr>
-          <w:rFonts w:hint="eastAsia"/>
-        </w:rPr>
-      </w:pPr>
-      <w:proofErr w:type="spellStart"/>
-      <w:r>
-        <w:t>Array.from</w:t>
-      </w:r>
-      <w:proofErr w:type="spellEnd"/>
-      <w:r>
-        <w:t>(cards</w:t>
-      </w:r>
-      <w:proofErr w:type="gramStart"/>
-      <w:r>
-        <w:t>).</w:t>
-      </w:r>
-      <w:proofErr w:type="spellStart"/>
-      <w:r>
-        <w:t>forEach</w:t>
-      </w:r>
-      <w:proofErr w:type="spellEnd"/>
-      <w:proofErr w:type="gramEnd"/>
-      <w:r>
-        <w:t>(card =&gt; {</w:t>
+        <w:t>// card.classList 也是伪数组 (DOMTokenList)</w:t>
+      </w:r>
+    </w:p>
+    <w:p>
+      <w:pPr>
+        <w:rPr>
+          <w:rFonts w:hint="eastAsia"/>
+        </w:rPr>
+      </w:pPr>
+      <w:r>
+        <w:t xml:space="preserve">    const classes = Array.from(card.classList);</w:t>
       </w:r>
     </w:p>
     <w:p>
@@ -5332,151 +4605,35 @@
       <w:r>
         <w:t xml:space="preserve">    </w:t>
       </w:r>
-      <w:r>
-        <w:rPr>
-          <w:i/>
-          <w:iCs/>
-        </w:rPr>
-        <w:t xml:space="preserve">// </w:t>
-      </w:r>
-      <w:proofErr w:type="spellStart"/>
-      <w:r>
-        <w:rPr>
-          <w:i/>
-          <w:iCs/>
-        </w:rPr>
-        <w:t>card.classList</w:t>
-      </w:r>
-      <w:proofErr w:type="spellEnd"/>
-      <w:r>
-        <w:rPr>
-          <w:i/>
-          <w:iCs/>
-        </w:rPr>
-        <w:t xml:space="preserve"> 也是伪数组 </w:t>
-      </w:r>
-      <w:proofErr w:type="gramStart"/>
-      <w:r>
-        <w:rPr>
-          <w:i/>
-          <w:iCs/>
-        </w:rPr>
-        <w:t>(</w:t>
-      </w:r>
-      <w:proofErr w:type="spellStart"/>
-      <w:r>
-        <w:rPr>
-          <w:i/>
-          <w:iCs/>
-        </w:rPr>
-        <w:t>DOMTokenList</w:t>
-      </w:r>
-      <w:proofErr w:type="spellEnd"/>
-      <w:r>
-        <w:rPr>
-          <w:i/>
-          <w:iCs/>
-        </w:rPr>
-        <w:t>)</w:t>
-      </w:r>
-      <w:proofErr w:type="gramEnd"/>
-    </w:p>
-    <w:p>
-      <w:pPr>
-        <w:rPr>
-          <w:rFonts w:hint="eastAsia"/>
-        </w:rPr>
-      </w:pPr>
-      <w:r>
-        <w:t xml:space="preserve">    const classes = </w:t>
-      </w:r>
-      <w:proofErr w:type="spellStart"/>
-      <w:r>
-        <w:t>Array.from</w:t>
-      </w:r>
-      <w:proofErr w:type="spellEnd"/>
-      <w:r>
-        <w:t>(</w:t>
-      </w:r>
-      <w:proofErr w:type="spellStart"/>
-      <w:proofErr w:type="gramStart"/>
-      <w:r>
-        <w:t>card.classList</w:t>
-      </w:r>
-      <w:proofErr w:type="spellEnd"/>
-      <w:proofErr w:type="gramEnd"/>
-      <w:r>
-        <w:t>);</w:t>
-      </w:r>
-    </w:p>
-    <w:p>
-      <w:pPr>
-        <w:rPr>
-          <w:rFonts w:hint="eastAsia"/>
-        </w:rPr>
-      </w:pPr>
-      <w:r>
-        <w:t xml:space="preserve">    </w:t>
-      </w:r>
-    </w:p>
-    <w:p>
-      <w:pPr>
-        <w:rPr>
-          <w:rFonts w:hint="eastAsia"/>
-        </w:rPr>
-      </w:pPr>
-      <w:r>
-        <w:t xml:space="preserve">    if (</w:t>
-      </w:r>
-      <w:proofErr w:type="spellStart"/>
-      <w:proofErr w:type="gramStart"/>
-      <w:r>
-        <w:t>classes.includes</w:t>
-      </w:r>
-      <w:proofErr w:type="spellEnd"/>
-      <w:proofErr w:type="gramEnd"/>
-      <w:r>
-        <w:t>('disabled')) {</w:t>
-      </w:r>
-    </w:p>
-    <w:p>
-      <w:pPr>
-        <w:rPr>
-          <w:rFonts w:hint="eastAsia"/>
-        </w:rPr>
-      </w:pPr>
-      <w:r>
-        <w:t xml:space="preserve">        </w:t>
-      </w:r>
-      <w:proofErr w:type="spellStart"/>
-      <w:proofErr w:type="gramStart"/>
-      <w:r>
-        <w:t>card.classList.remove</w:t>
-      </w:r>
-      <w:proofErr w:type="spellEnd"/>
-      <w:proofErr w:type="gramEnd"/>
-      <w:r>
-        <w:t>('disabled');</w:t>
-      </w:r>
-    </w:p>
-    <w:p>
-      <w:pPr>
-        <w:rPr>
-          <w:rFonts w:hint="eastAsia"/>
-        </w:rPr>
-      </w:pPr>
-      <w:r>
-        <w:t xml:space="preserve">        </w:t>
-      </w:r>
-      <w:proofErr w:type="spellStart"/>
-      <w:proofErr w:type="gramStart"/>
-      <w:r>
-        <w:t>card.setAttribute</w:t>
-      </w:r>
-      <w:proofErr w:type="spellEnd"/>
-      <w:proofErr w:type="gramEnd"/>
-      <w:r>
-        <w:t>('aria-disabled', 'false');</w:t>
+    </w:p>
+    <w:p>
+      <w:pPr>
+        <w:rPr>
+          <w:rFonts w:hint="eastAsia"/>
+        </w:rPr>
+      </w:pPr>
+      <w:r>
+        <w:t xml:space="preserve">    if (classes.includes('disabled')) {</w:t>
+      </w:r>
+    </w:p>
+    <w:p>
+      <w:pPr>
+        <w:rPr>
+          <w:rFonts w:hint="eastAsia"/>
+        </w:rPr>
+      </w:pPr>
+      <w:r>
+        <w:t xml:space="preserve">        card.classList.remove('disabled');</w:t>
+      </w:r>
+    </w:p>
+    <w:p>
+      <w:pPr>
+        <w:rPr>
+          <w:rFonts w:hint="eastAsia"/>
+        </w:rPr>
+      </w:pPr>
+      <w:r>
+        <w:t xml:space="preserve">        card.setAttribute('aria-disabled', 'false');</w:t>
       </w:r>
     </w:p>
     <w:p>
@@ -5512,23 +4669,7 @@
           <w:b/>
           <w:bCs/>
         </w:rPr>
-        <w:t xml:space="preserve">选择器字符串 vs </w:t>
-      </w:r>
-      <w:proofErr w:type="spellStart"/>
-      <w:r>
-        <w:rPr>
-          <w:b/>
-          <w:bCs/>
-        </w:rPr>
-        <w:t>classList</w:t>
-      </w:r>
-      <w:proofErr w:type="spellEnd"/>
-      <w:r>
-        <w:rPr>
-          <w:b/>
-          <w:bCs/>
-        </w:rPr>
-        <w:t xml:space="preserve"> 的区别</w:t>
+        <w:t>选择器字符串 vs classList 的区别</w:t>
       </w:r>
     </w:p>
     <w:p>
@@ -5629,33 +4770,8 @@
                 <w:b/>
                 <w:bCs/>
               </w:rPr>
-              <w:t xml:space="preserve">CSS 选择器 </w:t>
+              <w:t>CSS 选择器 (querySelector)</w:t>
             </w:r>
-            <w:proofErr w:type="gramStart"/>
-            <w:r>
-              <w:rPr>
-                <w:b/>
-                <w:bCs/>
-              </w:rPr>
-              <w:t>(</w:t>
-            </w:r>
-            <w:proofErr w:type="spellStart"/>
-            <w:r>
-              <w:rPr>
-                <w:b/>
-                <w:bCs/>
-              </w:rPr>
-              <w:t>querySelector</w:t>
-            </w:r>
-            <w:proofErr w:type="spellEnd"/>
-            <w:r>
-              <w:rPr>
-                <w:b/>
-                <w:bCs/>
-              </w:rPr>
-              <w:t>)</w:t>
-            </w:r>
-            <w:proofErr w:type="gramEnd"/>
           </w:p>
         </w:tc>
         <w:tc>
@@ -5685,7 +4801,6 @@
                 <w:bCs/>
               </w:rPr>
             </w:pPr>
-            <w:proofErr w:type="spellStart"/>
             <w:r>
               <w:rPr>
                 <w:b/>
@@ -5693,7 +4808,6 @@
               </w:rPr>
               <w:t>classListAPI</w:t>
             </w:r>
-            <w:proofErr w:type="spellEnd"/>
           </w:p>
         </w:tc>
       </w:tr>
@@ -5863,23 +4977,7 @@
               </w:rPr>
             </w:pPr>
             <w:r>
-              <w:t>CSS 语法字符串 (.</w:t>
-            </w:r>
-            <w:proofErr w:type="spellStart"/>
-            <w:r>
-              <w:t>a.b</w:t>
-            </w:r>
-            <w:proofErr w:type="spellEnd"/>
-            <w:r>
-              <w:t>, #id &gt; .</w:t>
-            </w:r>
-            <w:proofErr w:type="spellStart"/>
-            <w:r>
-              <w:t>cls</w:t>
-            </w:r>
-            <w:proofErr w:type="spellEnd"/>
-            <w:r>
-              <w:t>)</w:t>
+              <w:t>CSS 语法字符串 (.a.b, #id &gt; .cls)</w:t>
             </w:r>
           </w:p>
         </w:tc>
@@ -5972,15 +5070,7 @@
               </w:rPr>
             </w:pPr>
             <w:r>
-              <w:t xml:space="preserve">Element / </w:t>
-            </w:r>
-            <w:proofErr w:type="spellStart"/>
-            <w:r>
-              <w:t>NodeList</w:t>
-            </w:r>
-            <w:proofErr w:type="spellEnd"/>
-            <w:r>
-              <w:t xml:space="preserve"> / null</w:t>
+              <w:t>Element / NodeList / null</w:t>
             </w:r>
           </w:p>
         </w:tc>
@@ -6008,11 +5098,9 @@
                 <w:rFonts w:hint="eastAsia"/>
               </w:rPr>
             </w:pPr>
-            <w:proofErr w:type="spellStart"/>
             <w:r>
               <w:t>DOMTokenList</w:t>
             </w:r>
-            <w:proofErr w:type="spellEnd"/>
           </w:p>
         </w:tc>
       </w:tr>
@@ -6105,13 +5193,8 @@
               </w:rPr>
             </w:pPr>
             <w:r>
-              <w:t xml:space="preserve">再对找到的元素操作 </w:t>
+              <w:t>再对找到的元素操作 classList</w:t>
             </w:r>
-            <w:proofErr w:type="spellStart"/>
-            <w:r>
-              <w:t>classList</w:t>
-            </w:r>
-            <w:proofErr w:type="spellEnd"/>
           </w:p>
         </w:tc>
       </w:tr>
@@ -6150,21 +5233,8 @@
           <w:rFonts w:hint="eastAsia"/>
         </w:rPr>
       </w:pPr>
-      <w:proofErr w:type="spellStart"/>
-      <w:r>
-        <w:t>classList</w:t>
-      </w:r>
-      <w:proofErr w:type="spellEnd"/>
-      <w:r>
-        <w:t> 返回 </w:t>
-      </w:r>
-      <w:proofErr w:type="spellStart"/>
-      <w:r>
-        <w:t>DOMTokenList</w:t>
-      </w:r>
-      <w:proofErr w:type="spellEnd"/>
-      <w:r>
-        <w:t>，是伪数组，自带 add/remove/toggle 但缺少 map/filter。</w:t>
+      <w:r>
+        <w:t>classList 返回 DOMTokenList，是伪数组，自带 add/remove/toggle 但缺少 map/filter。</w:t>
       </w:r>
     </w:p>
     <w:p>
@@ -6191,13 +5261,8 @@
           <w:rFonts w:hint="eastAsia"/>
         </w:rPr>
       </w:pPr>
-      <w:proofErr w:type="spellStart"/>
-      <w:r>
-        <w:t>Array.from</w:t>
-      </w:r>
-      <w:proofErr w:type="spellEnd"/>
-      <w:r>
-        <w:t>() 是将伪数组转为真数组的最佳实践，支持同时映射。</w:t>
+      <w:r>
+        <w:t>Array.from() 是将伪数组转为真数组的最佳实践，支持同时映射。</w:t>
       </w:r>
     </w:p>
     <w:p>
@@ -6211,47 +5276,7 @@
         </w:rPr>
       </w:pPr>
       <w:r>
-        <w:t>工作流：</w:t>
-      </w:r>
-      <w:proofErr w:type="spellStart"/>
-      <w:r>
-        <w:t>querySelector</w:t>
-      </w:r>
-      <w:proofErr w:type="spellEnd"/>
-      <w:r>
-        <w:t> 选元素 → </w:t>
-      </w:r>
-      <w:proofErr w:type="spellStart"/>
-      <w:r>
-        <w:t>Array.from</w:t>
-      </w:r>
-      <w:proofErr w:type="spellEnd"/>
-      <w:r>
-        <w:t xml:space="preserve"> 转 </w:t>
-      </w:r>
-      <w:proofErr w:type="spellStart"/>
-      <w:r>
-        <w:t>NodeList</w:t>
-      </w:r>
-      <w:proofErr w:type="spellEnd"/>
-      <w:r>
-        <w:t xml:space="preserve"> → 遍历每个元素 → 操作 </w:t>
-      </w:r>
-      <w:proofErr w:type="spellStart"/>
-      <w:r>
-        <w:t>classList</w:t>
-      </w:r>
-      <w:proofErr w:type="spellEnd"/>
-      <w:r>
-        <w:t>（必要时也用 </w:t>
-      </w:r>
-      <w:proofErr w:type="spellStart"/>
-      <w:r>
-        <w:t>Array.from</w:t>
-      </w:r>
-      <w:proofErr w:type="spellEnd"/>
-      <w:r>
-        <w:t> 转换以进行复杂判断）。</w:t>
+        <w:t>工作流：querySelector 选元素 → Array.from 转 NodeList → 遍历每个元素 → 操作 classList（必要时也用 Array.from 转换以进行复杂判断）。</w:t>
       </w:r>
     </w:p>
     <w:p>
@@ -6574,59 +5599,51 @@
           <w:rFonts w:hint="eastAsia"/>
         </w:rPr>
       </w:pPr>
-      <w:proofErr w:type="gramStart"/>
       <w:r>
         <w:rPr>
           <w:rFonts w:hint="eastAsia"/>
         </w:rPr>
         <w:t>:checked</w:t>
       </w:r>
-      <w:proofErr w:type="gramEnd"/>
-    </w:p>
-    <w:p>
-      <w:pPr>
-        <w:rPr>
-          <w:rFonts w:hint="eastAsia"/>
-        </w:rPr>
-      </w:pPr>
-      <w:proofErr w:type="gramStart"/>
+    </w:p>
+    <w:p>
+      <w:pPr>
+        <w:rPr>
+          <w:rFonts w:hint="eastAsia"/>
+        </w:rPr>
+      </w:pPr>
       <w:r>
         <w:rPr>
           <w:rFonts w:hint="eastAsia"/>
         </w:rPr>
         <w:t>:disabled</w:t>
       </w:r>
-      <w:proofErr w:type="gramEnd"/>
-    </w:p>
-    <w:p>
-      <w:pPr>
-        <w:rPr>
-          <w:rFonts w:hint="eastAsia"/>
-        </w:rPr>
-      </w:pPr>
-      <w:proofErr w:type="gramStart"/>
+    </w:p>
+    <w:p>
+      <w:pPr>
+        <w:rPr>
+          <w:rFonts w:hint="eastAsia"/>
+        </w:rPr>
+      </w:pPr>
       <w:r>
         <w:rPr>
           <w:rFonts w:hint="eastAsia"/>
         </w:rPr>
         <w:t>:able</w:t>
       </w:r>
-      <w:proofErr w:type="gramEnd"/>
-    </w:p>
-    <w:p>
-      <w:pPr>
-        <w:rPr>
-          <w:rFonts w:hint="eastAsia"/>
-        </w:rPr>
-      </w:pPr>
-      <w:proofErr w:type="gramStart"/>
+    </w:p>
+    <w:p>
+      <w:pPr>
+        <w:rPr>
+          <w:rFonts w:hint="eastAsia"/>
+        </w:rPr>
+      </w:pPr>
       <w:r>
         <w:rPr>
           <w:rFonts w:hint="eastAsia"/>
         </w:rPr>
         <w:t>:require</w:t>
       </w:r>
-      <w:proofErr w:type="gramEnd"/>
     </w:p>
     <w:p>
       <w:pPr>
@@ -6771,80 +5788,23 @@
         </w:rPr>
       </w:pPr>
       <w:r>
-        <w:t>以下是 CSS 选择器 :nth-child</w:t>
-      </w:r>
-      <w:proofErr w:type="gramStart"/>
-      <w:r>
-        <w:t>、:</w:t>
-      </w:r>
-      <w:proofErr w:type="gramEnd"/>
-      <w:r>
-        <w:t>nth-of-type</w:t>
-      </w:r>
-      <w:proofErr w:type="gramStart"/>
-      <w:r>
-        <w:t>、:</w:t>
-      </w:r>
-      <w:proofErr w:type="gramEnd"/>
-      <w:r>
-        <w:t>has()</w:t>
-      </w:r>
-      <w:proofErr w:type="gramStart"/>
-      <w:r>
-        <w:t>、:</w:t>
-      </w:r>
-      <w:proofErr w:type="gramEnd"/>
-      <w:r>
-        <w:t>not()</w:t>
-      </w:r>
-      <w:proofErr w:type="gramStart"/>
-      <w:r>
-        <w:t>、:</w:t>
-      </w:r>
-      <w:proofErr w:type="gramEnd"/>
-      <w:r>
-        <w:t>empty 的详细对比与举例说明。</w:t>
-      </w:r>
-    </w:p>
-    <w:p>
-      <w:pPr>
-        <w:rPr>
-          <w:rFonts w:hint="eastAsia"/>
-          <w:b/>
-          <w:bCs/>
-        </w:rPr>
-      </w:pPr>
-      <w:proofErr w:type="gramStart"/>
-      <w:r>
-        <w:rPr>
-          <w:b/>
-          <w:bCs/>
-        </w:rPr>
-        <w:t>1. :nth</w:t>
-      </w:r>
-      <w:proofErr w:type="gramEnd"/>
-      <w:r>
-        <w:rPr>
-          <w:b/>
-          <w:bCs/>
-        </w:rPr>
-        <w:t>-child(n) </w:t>
-      </w:r>
-      <w:proofErr w:type="gramStart"/>
-      <w:r>
-        <w:rPr>
-          <w:b/>
-          <w:bCs/>
-        </w:rPr>
-        <w:t>vs :nth</w:t>
-      </w:r>
-      <w:proofErr w:type="gramEnd"/>
-      <w:r>
-        <w:rPr>
-          <w:b/>
-          <w:bCs/>
-        </w:rPr>
-        <w:t>-of-type(n)</w:t>
+        <w:t>以下是 CSS 选择器 :nth-child、:nth-of-type、:has()、:not()、:empty 的详细对比与举例说明。</w:t>
+      </w:r>
+    </w:p>
+    <w:p>
+      <w:pPr>
+        <w:rPr>
+          <w:rFonts w:hint="eastAsia"/>
+          <w:b/>
+          <w:bCs/>
+        </w:rPr>
+      </w:pPr>
+      <w:r>
+        <w:rPr>
+          <w:b/>
+          <w:bCs/>
+        </w:rPr>
+        <w:t>1. :nth-child(n) vs :nth-of-type(n)</w:t>
       </w:r>
     </w:p>
     <w:p>
@@ -7031,13 +5991,8 @@
                 <w:rFonts w:hint="eastAsia"/>
               </w:rPr>
             </w:pPr>
-            <w:proofErr w:type="gramStart"/>
             <w:r>
-              <w:t>:nth</w:t>
-            </w:r>
-            <w:proofErr w:type="gramEnd"/>
-            <w:r>
-              <w:t>-child(n)</w:t>
+              <w:t>:nth-child(n)</w:t>
             </w:r>
           </w:p>
         </w:tc>
@@ -7135,13 +6090,8 @@
                 <w:rFonts w:hint="eastAsia"/>
               </w:rPr>
             </w:pPr>
-            <w:proofErr w:type="gramStart"/>
             <w:r>
-              <w:t>:nth</w:t>
-            </w:r>
-            <w:proofErr w:type="gramEnd"/>
-            <w:r>
-              <w:t>-of-type(n)</w:t>
+              <w:t>:nth-of-type(n)</w:t>
             </w:r>
           </w:p>
         </w:tc>
@@ -7270,253 +6220,80 @@
       <w:r>
         <w:t xml:space="preserve">  &lt;h2&gt;标题&lt;/h2&gt;       </w:t>
       </w:r>
-      <w:proofErr w:type="gramStart"/>
       <w:r>
         <w:rPr>
           <w:i/>
           <w:iCs/>
         </w:rPr>
-        <w:t>&lt;!</w:t>
-      </w:r>
-      <w:proofErr w:type="gramEnd"/>
+        <w:t>&lt;!-- 第1个子元素, 第1个h2 --&gt;</w:t>
+      </w:r>
+    </w:p>
+    <w:p>
+      <w:pPr>
+        <w:rPr>
+          <w:rFonts w:hint="eastAsia"/>
+        </w:rPr>
+      </w:pPr>
+      <w:r>
+        <w:t xml:space="preserve">  &lt;p&gt;段落 A&lt;/p&gt;       </w:t>
+      </w:r>
       <w:r>
         <w:rPr>
           <w:i/>
           <w:iCs/>
         </w:rPr>
-        <w:t>-- 第1个子</w:t>
-      </w:r>
-      <w:proofErr w:type="gramStart"/>
+        <w:t>&lt;!-- 第2个子元素, 第1个p  --&gt;</w:t>
+      </w:r>
+    </w:p>
+    <w:p>
+      <w:pPr>
+        <w:rPr>
+          <w:rFonts w:hint="eastAsia"/>
+        </w:rPr>
+      </w:pPr>
+      <w:r>
+        <w:t xml:space="preserve">  &lt;p&gt;段落 B&lt;/p&gt;       </w:t>
+      </w:r>
       <w:r>
         <w:rPr>
           <w:i/>
           <w:iCs/>
         </w:rPr>
-        <w:t>元素,</w:t>
-      </w:r>
-      <w:proofErr w:type="gramEnd"/>
+        <w:t>&lt;!-- 第3个子元素, 第2个p  --&gt;</w:t>
+      </w:r>
+    </w:p>
+    <w:p>
+      <w:pPr>
+        <w:rPr>
+          <w:rFonts w:hint="eastAsia"/>
+        </w:rPr>
+      </w:pPr>
+      <w:r>
+        <w:t xml:space="preserve">  &lt;span&gt;备注&lt;/span&gt;    </w:t>
+      </w:r>
       <w:r>
         <w:rPr>
           <w:i/>
           <w:iCs/>
         </w:rPr>
-        <w:t xml:space="preserve"> 第1个h2 --&gt;</w:t>
-      </w:r>
-    </w:p>
-    <w:p>
-      <w:pPr>
-        <w:rPr>
-          <w:rFonts w:hint="eastAsia"/>
-        </w:rPr>
-      </w:pPr>
-      <w:r>
-        <w:t xml:space="preserve">  &lt;p&gt;段落 A&lt;/p&gt;       </w:t>
-      </w:r>
-      <w:proofErr w:type="gramStart"/>
+        <w:t>&lt;!-- 第4个子元素, 第1个span --&gt;</w:t>
+      </w:r>
+    </w:p>
+    <w:p>
+      <w:pPr>
+        <w:rPr>
+          <w:rFonts w:hint="eastAsia"/>
+        </w:rPr>
+      </w:pPr>
+      <w:r>
+        <w:t xml:space="preserve">  &lt;p&gt;段落 C&lt;/p&gt;       </w:t>
+      </w:r>
       <w:r>
         <w:rPr>
           <w:i/>
           <w:iCs/>
         </w:rPr>
-        <w:t>&lt;!</w:t>
-      </w:r>
-      <w:proofErr w:type="gramEnd"/>
-      <w:r>
-        <w:rPr>
-          <w:i/>
-          <w:iCs/>
-        </w:rPr>
-        <w:t>-- 第2个子</w:t>
-      </w:r>
-      <w:proofErr w:type="gramStart"/>
-      <w:r>
-        <w:rPr>
-          <w:i/>
-          <w:iCs/>
-        </w:rPr>
-        <w:t>元素,</w:t>
-      </w:r>
-      <w:proofErr w:type="gramEnd"/>
-      <w:r>
-        <w:rPr>
-          <w:i/>
-          <w:iCs/>
-        </w:rPr>
-        <w:t xml:space="preserve"> 第1个</w:t>
-      </w:r>
-      <w:proofErr w:type="gramStart"/>
-      <w:r>
-        <w:rPr>
-          <w:i/>
-          <w:iCs/>
-        </w:rPr>
-        <w:t>p  --</w:t>
-      </w:r>
-      <w:proofErr w:type="gramEnd"/>
-      <w:r>
-        <w:rPr>
-          <w:i/>
-          <w:iCs/>
-        </w:rPr>
-        <w:t>&gt;</w:t>
-      </w:r>
-    </w:p>
-    <w:p>
-      <w:pPr>
-        <w:rPr>
-          <w:rFonts w:hint="eastAsia"/>
-        </w:rPr>
-      </w:pPr>
-      <w:r>
-        <w:t xml:space="preserve">  &lt;p&gt;段落 B&lt;/p&gt;       </w:t>
-      </w:r>
-      <w:proofErr w:type="gramStart"/>
-      <w:r>
-        <w:rPr>
-          <w:i/>
-          <w:iCs/>
-        </w:rPr>
-        <w:t>&lt;!</w:t>
-      </w:r>
-      <w:proofErr w:type="gramEnd"/>
-      <w:r>
-        <w:rPr>
-          <w:i/>
-          <w:iCs/>
-        </w:rPr>
-        <w:t>-- 第3个子</w:t>
-      </w:r>
-      <w:proofErr w:type="gramStart"/>
-      <w:r>
-        <w:rPr>
-          <w:i/>
-          <w:iCs/>
-        </w:rPr>
-        <w:t>元素,</w:t>
-      </w:r>
-      <w:proofErr w:type="gramEnd"/>
-      <w:r>
-        <w:rPr>
-          <w:i/>
-          <w:iCs/>
-        </w:rPr>
-        <w:t xml:space="preserve"> 第2个</w:t>
-      </w:r>
-      <w:proofErr w:type="gramStart"/>
-      <w:r>
-        <w:rPr>
-          <w:i/>
-          <w:iCs/>
-        </w:rPr>
-        <w:t>p  --</w:t>
-      </w:r>
-      <w:proofErr w:type="gramEnd"/>
-      <w:r>
-        <w:rPr>
-          <w:i/>
-          <w:iCs/>
-        </w:rPr>
-        <w:t>&gt;</w:t>
-      </w:r>
-    </w:p>
-    <w:p>
-      <w:pPr>
-        <w:rPr>
-          <w:rFonts w:hint="eastAsia"/>
-        </w:rPr>
-      </w:pPr>
-      <w:r>
-        <w:t xml:space="preserve">  &lt;span&gt;备注&lt;/span&gt;    </w:t>
-      </w:r>
-      <w:proofErr w:type="gramStart"/>
-      <w:r>
-        <w:rPr>
-          <w:i/>
-          <w:iCs/>
-        </w:rPr>
-        <w:t>&lt;!</w:t>
-      </w:r>
-      <w:proofErr w:type="gramEnd"/>
-      <w:r>
-        <w:rPr>
-          <w:i/>
-          <w:iCs/>
-        </w:rPr>
-        <w:t>-- 第4个子</w:t>
-      </w:r>
-      <w:proofErr w:type="gramStart"/>
-      <w:r>
-        <w:rPr>
-          <w:i/>
-          <w:iCs/>
-        </w:rPr>
-        <w:t>元素,</w:t>
-      </w:r>
-      <w:proofErr w:type="gramEnd"/>
-      <w:r>
-        <w:rPr>
-          <w:i/>
-          <w:iCs/>
-        </w:rPr>
-        <w:t xml:space="preserve"> 第1个span --&gt;</w:t>
-      </w:r>
-    </w:p>
-    <w:p>
-      <w:pPr>
-        <w:rPr>
-          <w:rFonts w:hint="eastAsia"/>
-        </w:rPr>
-      </w:pPr>
-      <w:r>
-        <w:t xml:space="preserve">  &lt;p&gt;段落 C&lt;/p&gt;       </w:t>
-      </w:r>
-      <w:proofErr w:type="gramStart"/>
-      <w:r>
-        <w:rPr>
-          <w:i/>
-          <w:iCs/>
-        </w:rPr>
-        <w:t>&lt;!</w:t>
-      </w:r>
-      <w:proofErr w:type="gramEnd"/>
-      <w:r>
-        <w:rPr>
-          <w:i/>
-          <w:iCs/>
-        </w:rPr>
-        <w:t>-- 第5个子</w:t>
-      </w:r>
-      <w:proofErr w:type="gramStart"/>
-      <w:r>
-        <w:rPr>
-          <w:i/>
-          <w:iCs/>
-        </w:rPr>
-        <w:t>元素,</w:t>
-      </w:r>
-      <w:proofErr w:type="gramEnd"/>
-      <w:r>
-        <w:rPr>
-          <w:i/>
-          <w:iCs/>
-        </w:rPr>
-        <w:t xml:space="preserve"> 第3个</w:t>
-      </w:r>
-      <w:proofErr w:type="gramStart"/>
-      <w:r>
-        <w:rPr>
-          <w:i/>
-          <w:iCs/>
-        </w:rPr>
-        <w:t>p  --</w:t>
-      </w:r>
-      <w:proofErr w:type="gramEnd"/>
-      <w:r>
-        <w:rPr>
-          <w:i/>
-          <w:iCs/>
-        </w:rPr>
-        <w:t>&gt;</w:t>
+        <w:t>&lt;!-- 第5个子元素, 第3个p  --&gt;</w:t>
       </w:r>
     </w:p>
     <w:p>
@@ -7551,11 +6328,9 @@
           <w:rFonts w:hint="eastAsia"/>
         </w:rPr>
       </w:pPr>
-      <w:proofErr w:type="spellStart"/>
       <w:r>
         <w:t>css</w:t>
       </w:r>
-      <w:proofErr w:type="spellEnd"/>
     </w:p>
     <w:p>
       <w:pPr>
@@ -7593,60 +6368,18 @@
           <w:i/>
           <w:iCs/>
         </w:rPr>
-        <w:t xml:space="preserve"> 选中</w:t>
-      </w:r>
-      <w:proofErr w:type="gramStart"/>
-      <w:r>
-        <w:rPr>
-          <w:i/>
-          <w:iCs/>
-        </w:rPr>
-        <w:t>"段落</w:t>
-      </w:r>
-      <w:proofErr w:type="gramEnd"/>
-      <w:r>
-        <w:rPr>
-          <w:i/>
-          <w:iCs/>
-        </w:rPr>
-        <w:t xml:space="preserve"> B"：它是所有子元素中的第3个，且是&lt;p&gt; */</w:t>
-      </w:r>
-    </w:p>
-    <w:p>
-      <w:pPr>
-        <w:rPr>
-          <w:rFonts w:hint="eastAsia"/>
-        </w:rPr>
-      </w:pPr>
-      <w:proofErr w:type="gramStart"/>
-      <w:r>
-        <w:t>p:nth</w:t>
-      </w:r>
-      <w:proofErr w:type="gramEnd"/>
-      <w:r>
-        <w:t>-</w:t>
-      </w:r>
-      <w:proofErr w:type="gramStart"/>
-      <w:r>
-        <w:t>child(</w:t>
-      </w:r>
-      <w:proofErr w:type="gramEnd"/>
-      <w:r>
-        <w:t xml:space="preserve">3) </w:t>
-      </w:r>
-      <w:proofErr w:type="gramStart"/>
-      <w:r>
-        <w:t>{ color</w:t>
-      </w:r>
-      <w:proofErr w:type="gramEnd"/>
-      <w:r>
-        <w:t>: red</w:t>
-      </w:r>
-      <w:proofErr w:type="gramStart"/>
-      <w:r>
-        <w:t>; }</w:t>
-      </w:r>
-      <w:proofErr w:type="gramEnd"/>
+        <w:t xml:space="preserve"> 选中"段落 B"：它是所有子元素中的第3个，且是&lt;p&gt; */</w:t>
+      </w:r>
+    </w:p>
+    <w:p>
+      <w:pPr>
+        <w:rPr>
+          <w:rFonts w:hint="eastAsia"/>
+        </w:rPr>
+      </w:pPr>
+      <w:r>
+        <w:t>p:nth-child(3) { color: red; }</w:t>
+      </w:r>
     </w:p>
     <w:p>
       <w:pPr>
@@ -7690,35 +6423,9 @@
           <w:rFonts w:hint="eastAsia"/>
         </w:rPr>
       </w:pPr>
-      <w:proofErr w:type="gramStart"/>
-      <w:r>
-        <w:t>p:nth</w:t>
-      </w:r>
-      <w:proofErr w:type="gramEnd"/>
-      <w:r>
-        <w:t>-</w:t>
-      </w:r>
-      <w:proofErr w:type="gramStart"/>
-      <w:r>
-        <w:t>child(</w:t>
-      </w:r>
-      <w:proofErr w:type="gramEnd"/>
-      <w:r>
-        <w:t xml:space="preserve">4) </w:t>
-      </w:r>
-      <w:proofErr w:type="gramStart"/>
-      <w:r>
-        <w:t>{ color</w:t>
-      </w:r>
-      <w:proofErr w:type="gramEnd"/>
-      <w:r>
-        <w:t>: blue</w:t>
-      </w:r>
-      <w:proofErr w:type="gramStart"/>
-      <w:r>
-        <w:t>; }</w:t>
-      </w:r>
-      <w:proofErr w:type="gramEnd"/>
+      <w:r>
+        <w:t>p:nth-child(4) { color: blue; }</w:t>
+      </w:r>
     </w:p>
     <w:p>
       <w:pPr>
@@ -7753,60 +6460,18 @@
           <w:i/>
           <w:iCs/>
         </w:rPr>
-        <w:t xml:space="preserve"> 选中</w:t>
-      </w:r>
-      <w:proofErr w:type="gramStart"/>
-      <w:r>
-        <w:rPr>
-          <w:i/>
-          <w:iCs/>
-        </w:rPr>
-        <w:t>"段落</w:t>
-      </w:r>
-      <w:proofErr w:type="gramEnd"/>
-      <w:r>
-        <w:rPr>
-          <w:i/>
-          <w:iCs/>
-        </w:rPr>
-        <w:t xml:space="preserve"> C"：它是所有&lt;p&gt;中的第3个（忽略h2和span） */</w:t>
-      </w:r>
-    </w:p>
-    <w:p>
-      <w:pPr>
-        <w:rPr>
-          <w:rFonts w:hint="eastAsia"/>
-        </w:rPr>
-      </w:pPr>
-      <w:proofErr w:type="gramStart"/>
-      <w:r>
-        <w:t>p:nth</w:t>
-      </w:r>
-      <w:proofErr w:type="gramEnd"/>
-      <w:r>
-        <w:t>-of-</w:t>
-      </w:r>
-      <w:proofErr w:type="gramStart"/>
-      <w:r>
-        <w:t>type(</w:t>
-      </w:r>
-      <w:proofErr w:type="gramEnd"/>
-      <w:r>
-        <w:t xml:space="preserve">3) </w:t>
-      </w:r>
-      <w:proofErr w:type="gramStart"/>
-      <w:r>
-        <w:t>{ color</w:t>
-      </w:r>
-      <w:proofErr w:type="gramEnd"/>
-      <w:r>
-        <w:t>: green</w:t>
-      </w:r>
-      <w:proofErr w:type="gramStart"/>
-      <w:r>
-        <w:t>; }</w:t>
-      </w:r>
-      <w:proofErr w:type="gramEnd"/>
+        <w:t xml:space="preserve"> 选中"段落 C"：它是所有&lt;p&gt;中的第3个（忽略h2和span） */</w:t>
+      </w:r>
+    </w:p>
+    <w:p>
+      <w:pPr>
+        <w:rPr>
+          <w:rFonts w:hint="eastAsia"/>
+        </w:rPr>
+      </w:pPr>
+      <w:r>
+        <w:t>p:nth-of-type(3) { color: green; }</w:t>
+      </w:r>
     </w:p>
     <w:p>
       <w:pPr>
@@ -7841,60 +6506,18 @@
           <w:i/>
           <w:iCs/>
         </w:rPr>
-        <w:t xml:space="preserve"> 选中</w:t>
-      </w:r>
-      <w:proofErr w:type="gramStart"/>
-      <w:r>
-        <w:rPr>
-          <w:i/>
-          <w:iCs/>
-        </w:rPr>
-        <w:t>"段落</w:t>
-      </w:r>
-      <w:proofErr w:type="gramEnd"/>
-      <w:r>
-        <w:rPr>
-          <w:i/>
-          <w:iCs/>
-        </w:rPr>
-        <w:t xml:space="preserve"> A"：它是所有&lt;p&gt;中的第1个 */</w:t>
-      </w:r>
-    </w:p>
-    <w:p>
-      <w:pPr>
-        <w:rPr>
-          <w:rFonts w:hint="eastAsia"/>
-        </w:rPr>
-      </w:pPr>
-      <w:proofErr w:type="gramStart"/>
-      <w:r>
-        <w:t>p:nth</w:t>
-      </w:r>
-      <w:proofErr w:type="gramEnd"/>
-      <w:r>
-        <w:t>-of-</w:t>
-      </w:r>
-      <w:proofErr w:type="gramStart"/>
-      <w:r>
-        <w:t>type(</w:t>
-      </w:r>
-      <w:proofErr w:type="gramEnd"/>
-      <w:r>
-        <w:t xml:space="preserve">1) </w:t>
-      </w:r>
-      <w:proofErr w:type="gramStart"/>
-      <w:r>
-        <w:t>{ font</w:t>
-      </w:r>
-      <w:proofErr w:type="gramEnd"/>
-      <w:r>
-        <w:t>-weight: bold</w:t>
-      </w:r>
-      <w:proofErr w:type="gramStart"/>
-      <w:r>
-        <w:t>; }</w:t>
-      </w:r>
-      <w:proofErr w:type="gramEnd"/>
+        <w:t xml:space="preserve"> 选中"段落 A"：它是所有&lt;p&gt;中的第1个 */</w:t>
+      </w:r>
+    </w:p>
+    <w:p>
+      <w:pPr>
+        <w:rPr>
+          <w:rFonts w:hint="eastAsia"/>
+        </w:rPr>
+      </w:pPr>
+      <w:r>
+        <w:t>p:nth-of-type(1) { font-weight: bold; }</w:t>
+      </w:r>
     </w:p>
     <w:p>
       <w:pPr>
@@ -7958,23 +6581,7 @@
         </w:rPr>
       </w:pPr>
       <w:r>
-        <w:t>:has() 被称为 CSS 的</w:t>
-      </w:r>
-      <w:proofErr w:type="gramStart"/>
-      <w:r>
-        <w:t>"父</w:t>
-      </w:r>
-      <w:proofErr w:type="gramEnd"/>
-      <w:r>
-        <w:t>选择</w:t>
-      </w:r>
-      <w:proofErr w:type="gramStart"/>
-      <w:r>
-        <w:t>器"，</w:t>
-      </w:r>
-      <w:proofErr w:type="gramEnd"/>
-      <w:r>
-        <w:t>它根据</w:t>
+        <w:t>:has() 被称为 CSS 的"父选择器"，它根据</w:t>
       </w:r>
       <w:r>
         <w:rPr>
@@ -7993,11 +6600,9 @@
           <w:rFonts w:hint="eastAsia"/>
         </w:rPr>
       </w:pPr>
-      <w:proofErr w:type="spellStart"/>
       <w:r>
         <w:t>css</w:t>
       </w:r>
-      <w:proofErr w:type="spellEnd"/>
     </w:p>
     <w:p>
       <w:pPr>
@@ -8020,48 +6625,129 @@
           <w:i/>
           <w:iCs/>
         </w:rPr>
-        <w:t>/* 包含 &lt;</w:t>
-      </w:r>
-      <w:proofErr w:type="spellStart"/>
+        <w:t>/* 包含 &lt;img&gt; 的 &lt;a&gt; 标签添加特殊样式 */</w:t>
+      </w:r>
+    </w:p>
+    <w:p>
+      <w:pPr>
+        <w:rPr>
+          <w:rFonts w:hint="eastAsia"/>
+        </w:rPr>
+      </w:pPr>
+      <w:r>
+        <w:t>a:has(img) {</w:t>
+      </w:r>
+    </w:p>
+    <w:p>
+      <w:pPr>
+        <w:rPr>
+          <w:rFonts w:hint="eastAsia"/>
+        </w:rPr>
+      </w:pPr>
+      <w:r>
+        <w:t xml:space="preserve">  border: 2px solid gold;</w:t>
+      </w:r>
+    </w:p>
+    <w:p>
+      <w:pPr>
+        <w:rPr>
+          <w:rFonts w:hint="eastAsia"/>
+        </w:rPr>
+      </w:pPr>
+      <w:r>
+        <w:t>}</w:t>
+      </w:r>
+    </w:p>
+    <w:p>
+      <w:pPr>
+        <w:rPr>
+          <w:rFonts w:hint="eastAsia"/>
+        </w:rPr>
+      </w:pPr>
+    </w:p>
+    <w:p>
+      <w:pPr>
+        <w:rPr>
+          <w:rFonts w:hint="eastAsia"/>
+        </w:rPr>
+      </w:pPr>
       <w:r>
         <w:rPr>
           <w:i/>
           <w:iCs/>
         </w:rPr>
-        <w:t>img</w:t>
-      </w:r>
-      <w:proofErr w:type="spellEnd"/>
+        <w:t>/* 含有 .error 子元素的 &lt;form&gt; 变红框 */</w:t>
+      </w:r>
+    </w:p>
+    <w:p>
+      <w:pPr>
+        <w:rPr>
+          <w:rFonts w:hint="eastAsia"/>
+        </w:rPr>
+      </w:pPr>
+      <w:r>
+        <w:t>form:has(.error) {</w:t>
+      </w:r>
+    </w:p>
+    <w:p>
+      <w:pPr>
+        <w:rPr>
+          <w:rFonts w:hint="eastAsia"/>
+        </w:rPr>
+      </w:pPr>
+      <w:r>
+        <w:t xml:space="preserve">  border-color: red;</w:t>
+      </w:r>
+    </w:p>
+    <w:p>
+      <w:pPr>
+        <w:rPr>
+          <w:rFonts w:hint="eastAsia"/>
+        </w:rPr>
+      </w:pPr>
+      <w:r>
+        <w:t>}</w:t>
+      </w:r>
+    </w:p>
+    <w:p>
+      <w:pPr>
+        <w:rPr>
+          <w:rFonts w:hint="eastAsia"/>
+        </w:rPr>
+      </w:pPr>
+    </w:p>
+    <w:p>
+      <w:pPr>
+        <w:rPr>
+          <w:rFonts w:hint="eastAsia"/>
+        </w:rPr>
+      </w:pPr>
       <w:r>
         <w:rPr>
           <w:i/>
           <w:iCs/>
         </w:rPr>
-        <w:t>&gt; 的 &lt;a&gt; 标签添加特殊样式 */</w:t>
-      </w:r>
-    </w:p>
-    <w:p>
-      <w:pPr>
-        <w:rPr>
-          <w:rFonts w:hint="eastAsia"/>
-        </w:rPr>
-      </w:pPr>
-      <w:proofErr w:type="gramStart"/>
-      <w:r>
-        <w:t>a:has</w:t>
-      </w:r>
-      <w:proofErr w:type="gramEnd"/>
-      <w:r>
-        <w:t>(img) {</w:t>
-      </w:r>
-    </w:p>
-    <w:p>
-      <w:pPr>
-        <w:rPr>
-          <w:rFonts w:hint="eastAsia"/>
-        </w:rPr>
-      </w:pPr>
-      <w:r>
-        <w:t xml:space="preserve">  border: 2px solid gold;</w:t>
+        <w:t>/* 后面紧跟着 &lt;p&gt; 的 &lt;h2&gt;（兄弟关系） */</w:t>
+      </w:r>
+    </w:p>
+    <w:p>
+      <w:pPr>
+        <w:rPr>
+          <w:rFonts w:hint="eastAsia"/>
+        </w:rPr>
+      </w:pPr>
+      <w:r>
+        <w:t>h2:has(+ p) {</w:t>
+      </w:r>
+    </w:p>
+    <w:p>
+      <w:pPr>
+        <w:rPr>
+          <w:rFonts w:hint="eastAsia"/>
+        </w:rPr>
+      </w:pPr>
+      <w:r>
+        <w:t xml:space="preserve">  margin-bottom: 0;</w:t>
       </w:r>
     </w:p>
     <w:p>
@@ -8092,37 +6778,27 @@
           <w:i/>
           <w:iCs/>
         </w:rPr>
-        <w:t>/* 含有 .error 子元素的 &lt;form&gt; 变红框 */</w:t>
-      </w:r>
-    </w:p>
-    <w:p>
-      <w:pPr>
-        <w:rPr>
-          <w:rFonts w:hint="eastAsia"/>
-        </w:rPr>
-      </w:pPr>
-      <w:proofErr w:type="spellStart"/>
-      <w:proofErr w:type="gramStart"/>
-      <w:r>
-        <w:t>form:has</w:t>
-      </w:r>
-      <w:proofErr w:type="spellEnd"/>
-      <w:r>
-        <w:t>(.error</w:t>
-      </w:r>
-      <w:proofErr w:type="gramEnd"/>
-      <w:r>
-        <w:t>) {</w:t>
-      </w:r>
-    </w:p>
-    <w:p>
-      <w:pPr>
-        <w:rPr>
-          <w:rFonts w:hint="eastAsia"/>
-        </w:rPr>
-      </w:pPr>
-      <w:r>
-        <w:t xml:space="preserve">  border-color: red;</w:t>
+        <w:t>/* 不包含任何 &lt;li&gt; 的 &lt;ul&gt; 隐藏 */</w:t>
+      </w:r>
+    </w:p>
+    <w:p>
+      <w:pPr>
+        <w:rPr>
+          <w:rFonts w:hint="eastAsia"/>
+        </w:rPr>
+      </w:pPr>
+      <w:r>
+        <w:t>ul:not(:has(li)) {</w:t>
+      </w:r>
+    </w:p>
+    <w:p>
+      <w:pPr>
+        <w:rPr>
+          <w:rFonts w:hint="eastAsia"/>
+        </w:rPr>
+      </w:pPr>
+      <w:r>
+        <w:t xml:space="preserve">  display: none;</w:t>
       </w:r>
     </w:p>
     <w:p>
@@ -8141,126 +6817,6 @@
           <w:rFonts w:hint="eastAsia"/>
         </w:rPr>
       </w:pPr>
-    </w:p>
-    <w:p>
-      <w:pPr>
-        <w:rPr>
-          <w:rFonts w:hint="eastAsia"/>
-        </w:rPr>
-      </w:pPr>
-      <w:r>
-        <w:rPr>
-          <w:i/>
-          <w:iCs/>
-        </w:rPr>
-        <w:t>/* 后面紧跟着 &lt;p&gt; 的 &lt;h2&gt;（兄弟关系） */</w:t>
-      </w:r>
-    </w:p>
-    <w:p>
-      <w:pPr>
-        <w:rPr>
-          <w:rFonts w:hint="eastAsia"/>
-        </w:rPr>
-      </w:pPr>
-      <w:r>
-        <w:t>h</w:t>
-      </w:r>
-      <w:proofErr w:type="gramStart"/>
-      <w:r>
-        <w:t>2:has</w:t>
-      </w:r>
-      <w:proofErr w:type="gramEnd"/>
-      <w:r>
-        <w:t>(+ p) {</w:t>
-      </w:r>
-    </w:p>
-    <w:p>
-      <w:pPr>
-        <w:rPr>
-          <w:rFonts w:hint="eastAsia"/>
-        </w:rPr>
-      </w:pPr>
-      <w:r>
-        <w:t xml:space="preserve">  margin-bottom: 0;</w:t>
-      </w:r>
-    </w:p>
-    <w:p>
-      <w:pPr>
-        <w:rPr>
-          <w:rFonts w:hint="eastAsia"/>
-        </w:rPr>
-      </w:pPr>
-      <w:r>
-        <w:t>}</w:t>
-      </w:r>
-    </w:p>
-    <w:p>
-      <w:pPr>
-        <w:rPr>
-          <w:rFonts w:hint="eastAsia"/>
-        </w:rPr>
-      </w:pPr>
-    </w:p>
-    <w:p>
-      <w:pPr>
-        <w:rPr>
-          <w:rFonts w:hint="eastAsia"/>
-        </w:rPr>
-      </w:pPr>
-      <w:r>
-        <w:rPr>
-          <w:i/>
-          <w:iCs/>
-        </w:rPr>
-        <w:t>/* 不包含任何 &lt;li&gt; 的 &lt;ul&gt; 隐藏 */</w:t>
-      </w:r>
-    </w:p>
-    <w:p>
-      <w:pPr>
-        <w:rPr>
-          <w:rFonts w:hint="eastAsia"/>
-        </w:rPr>
-      </w:pPr>
-      <w:proofErr w:type="spellStart"/>
-      <w:proofErr w:type="gramStart"/>
-      <w:r>
-        <w:t>ul:not</w:t>
-      </w:r>
-      <w:proofErr w:type="spellEnd"/>
-      <w:r>
-        <w:t>(:has</w:t>
-      </w:r>
-      <w:proofErr w:type="gramEnd"/>
-      <w:r>
-        <w:t>(li)) {</w:t>
-      </w:r>
-    </w:p>
-    <w:p>
-      <w:pPr>
-        <w:rPr>
-          <w:rFonts w:hint="eastAsia"/>
-        </w:rPr>
-      </w:pPr>
-      <w:r>
-        <w:t xml:space="preserve">  display: none;</w:t>
-      </w:r>
-    </w:p>
-    <w:p>
-      <w:pPr>
-        <w:rPr>
-          <w:rFonts w:hint="eastAsia"/>
-        </w:rPr>
-      </w:pPr>
-      <w:r>
-        <w:t>}</w:t>
-      </w:r>
-    </w:p>
-    <w:p>
-      <w:pPr>
-        <w:rPr>
-          <w:rFonts w:hint="eastAsia"/>
-        </w:rPr>
-      </w:pPr>
       <w:r>
         <w:rPr>
           <w:rFonts w:ascii="Segoe UI Emoji" w:hAnsi="Segoe UI Emoji" w:cs="Segoe UI Emoji"/>
@@ -8277,13 +6833,8 @@
         </w:rPr>
         <w:t>兼容性</w:t>
       </w:r>
-      <w:proofErr w:type="gramStart"/>
-      <w:r>
-        <w:t>：:</w:t>
-      </w:r>
-      <w:proofErr w:type="gramEnd"/>
-      <w:r>
-        <w:t>has() 在现代浏览器中已广泛支持（Chrome 105+, Firefox 121+, Safari 15.4+），IE 不支持。</w:t>
+      <w:r>
+        <w:t>：:has() 在现代浏览器中已广泛支持（Chrome 105+, Firefox 121+, Safari 15.4+），IE 不支持。</w:t>
       </w:r>
     </w:p>
     <w:p>
@@ -8340,11 +6891,9 @@
           <w:rFonts w:hint="eastAsia"/>
         </w:rPr>
       </w:pPr>
-      <w:proofErr w:type="spellStart"/>
       <w:r>
         <w:t>css</w:t>
       </w:r>
-      <w:proofErr w:type="spellEnd"/>
     </w:p>
     <w:p>
       <w:pPr>
@@ -8376,18 +6925,8 @@
           <w:rFonts w:hint="eastAsia"/>
         </w:rPr>
       </w:pPr>
-      <w:proofErr w:type="spellStart"/>
-      <w:proofErr w:type="gramStart"/>
-      <w:r>
-        <w:t>li:not</w:t>
-      </w:r>
-      <w:proofErr w:type="spellEnd"/>
-      <w:r>
-        <w:t>(.active</w:t>
-      </w:r>
-      <w:proofErr w:type="gramEnd"/>
-      <w:r>
-        <w:t>) {</w:t>
+      <w:r>
+        <w:t>li:not(.active) {</w:t>
       </w:r>
     </w:p>
     <w:p>
@@ -8438,15 +6977,7 @@
         </w:rPr>
       </w:pPr>
       <w:r>
-        <w:t xml:space="preserve">.container </w:t>
-      </w:r>
-      <w:proofErr w:type="gramStart"/>
-      <w:r>
-        <w:t>&gt; :not</w:t>
-      </w:r>
-      <w:proofErr w:type="gramEnd"/>
-      <w:r>
-        <w:t>(p, span) {</w:t>
+        <w:t>.container &gt; :not(p, span) {</w:t>
       </w:r>
     </w:p>
     <w:p>
@@ -8487,38 +7018,17 @@
           <w:i/>
           <w:iCs/>
         </w:rPr>
-        <w:t xml:space="preserve">/* 没有 </w:t>
-      </w:r>
-      <w:proofErr w:type="spellStart"/>
-      <w:r>
-        <w:rPr>
-          <w:i/>
-          <w:iCs/>
-        </w:rPr>
-        <w:t>href</w:t>
-      </w:r>
-      <w:proofErr w:type="spellEnd"/>
-      <w:r>
-        <w:rPr>
-          <w:i/>
-          <w:iCs/>
-        </w:rPr>
-        <w:t xml:space="preserve"> 属性的 &lt;a&gt; */</w:t>
-      </w:r>
-    </w:p>
-    <w:p>
-      <w:pPr>
-        <w:rPr>
-          <w:rFonts w:hint="eastAsia"/>
-        </w:rPr>
-      </w:pPr>
-      <w:proofErr w:type="gramStart"/>
-      <w:r>
-        <w:t>a:not</w:t>
-      </w:r>
-      <w:proofErr w:type="gramEnd"/>
-      <w:r>
-        <w:t>([href]) {</w:t>
+        <w:t>/* 没有 href 属性的 &lt;a&gt; */</w:t>
+      </w:r>
+    </w:p>
+    <w:p>
+      <w:pPr>
+        <w:rPr>
+          <w:rFonts w:hint="eastAsia"/>
+        </w:rPr>
+      </w:pPr>
+      <w:r>
+        <w:t>a:not([href]) {</w:t>
       </w:r>
     </w:p>
     <w:p>
@@ -8606,11 +7116,9 @@
           <w:rFonts w:hint="eastAsia"/>
         </w:rPr>
       </w:pPr>
-      <w:proofErr w:type="spellStart"/>
       <w:r>
         <w:t>css</w:t>
       </w:r>
-      <w:proofErr w:type="spellEnd"/>
     </w:p>
     <w:p>
       <w:pPr>
@@ -8642,31 +7150,18 @@
           <w:rFonts w:hint="eastAsia"/>
         </w:rPr>
       </w:pPr>
-      <w:proofErr w:type="gramStart"/>
-      <w:r>
-        <w:t>p:empty::</w:t>
-      </w:r>
-      <w:proofErr w:type="gramEnd"/>
-      <w:r>
-        <w:t>before {</w:t>
-      </w:r>
-    </w:p>
-    <w:p>
-      <w:pPr>
-        <w:rPr>
-          <w:rFonts w:hint="eastAsia"/>
-        </w:rPr>
-      </w:pPr>
-      <w:r>
-        <w:t xml:space="preserve">  content: </w:t>
-      </w:r>
-      <w:proofErr w:type="gramStart"/>
-      <w:r>
-        <w:t>"暂</w:t>
-      </w:r>
-      <w:proofErr w:type="gramEnd"/>
-      <w:r>
-        <w:t>无内容";</w:t>
+      <w:r>
+        <w:t>p:empty::before {</w:t>
+      </w:r>
+    </w:p>
+    <w:p>
+      <w:pPr>
+        <w:rPr>
+          <w:rFonts w:hint="eastAsia"/>
+        </w:rPr>
+      </w:pPr>
+      <w:r>
+        <w:t xml:space="preserve">  content: "暂无内容";</w:t>
       </w:r>
     </w:p>
     <w:p>
@@ -8716,18 +7211,8 @@
           <w:rFonts w:hint="eastAsia"/>
         </w:rPr>
       </w:pPr>
-      <w:proofErr w:type="spellStart"/>
-      <w:proofErr w:type="gramStart"/>
-      <w:r>
-        <w:t>div:not</w:t>
-      </w:r>
-      <w:proofErr w:type="spellEnd"/>
-      <w:r>
-        <w:t>(:empty</w:t>
-      </w:r>
-      <w:proofErr w:type="gramEnd"/>
-      <w:r>
-        <w:t>) {</w:t>
+      <w:r>
+        <w:t>div:not(:empty) {</w:t>
       </w:r>
     </w:p>
     <w:p>
@@ -8881,136 +7366,144 @@
       <w:r>
         <w:t xml:space="preserve">  &lt;p&gt;&lt;/p&gt;              </w:t>
       </w:r>
-      <w:proofErr w:type="gramStart"/>
       <w:r>
         <w:rPr>
           <w:i/>
           <w:iCs/>
         </w:rPr>
-        <w:t>&lt;!--</w:t>
-      </w:r>
-      <w:proofErr w:type="gramEnd"/>
+        <w:t>&lt;!-- 空段落 --&gt;</w:t>
+      </w:r>
+    </w:p>
+    <w:p>
+      <w:pPr>
+        <w:rPr>
+          <w:rFonts w:hint="eastAsia"/>
+        </w:rPr>
+      </w:pPr>
+      <w:r>
+        <w:t xml:space="preserve">  &lt;figure&gt;</w:t>
+      </w:r>
+    </w:p>
+    <w:p>
+      <w:pPr>
+        <w:rPr>
+          <w:rFonts w:hint="eastAsia"/>
+        </w:rPr>
+      </w:pPr>
+      <w:r>
+        <w:t xml:space="preserve">    &lt;img src="photo.jpg"&gt;</w:t>
+      </w:r>
+    </w:p>
+    <w:p>
+      <w:pPr>
+        <w:rPr>
+          <w:rFonts w:hint="eastAsia"/>
+        </w:rPr>
+      </w:pPr>
+      <w:r>
+        <w:t xml:space="preserve">    &lt;figcaption&gt;图片说明&lt;/figcaption&gt;</w:t>
+      </w:r>
+    </w:p>
+    <w:p>
+      <w:pPr>
+        <w:rPr>
+          <w:rFonts w:hint="eastAsia"/>
+        </w:rPr>
+      </w:pPr>
+      <w:r>
+        <w:t xml:space="preserve">  &lt;/figure&gt;</w:t>
+      </w:r>
+    </w:p>
+    <w:p>
+      <w:pPr>
+        <w:rPr>
+          <w:rFonts w:hint="eastAsia"/>
+        </w:rPr>
+      </w:pPr>
+      <w:r>
+        <w:t xml:space="preserve">  &lt;p&gt;最后一段&lt;/p&gt;</w:t>
+      </w:r>
+    </w:p>
+    <w:p>
+      <w:pPr>
+        <w:rPr>
+          <w:rFonts w:hint="eastAsia"/>
+        </w:rPr>
+      </w:pPr>
+      <w:r>
+        <w:t>&lt;/article&gt;</w:t>
+      </w:r>
+    </w:p>
+    <w:p>
+      <w:pPr>
+        <w:rPr>
+          <w:rFonts w:hint="eastAsia"/>
+        </w:rPr>
+      </w:pPr>
+      <w:r>
+        <w:t>css</w:t>
+      </w:r>
+    </w:p>
+    <w:p>
+      <w:pPr>
+        <w:rPr>
+          <w:rFonts w:hint="eastAsia"/>
+        </w:rPr>
+      </w:pPr>
+      <w:r>
+        <w:t>编辑</w:t>
+      </w:r>
+    </w:p>
+    <w:p>
+      <w:pPr>
+        <w:rPr>
+          <w:rFonts w:hint="eastAsia"/>
+        </w:rPr>
+      </w:pPr>
       <w:r>
         <w:rPr>
           <w:i/>
           <w:iCs/>
         </w:rPr>
-        <w:t xml:space="preserve"> 空段落 --&gt;</w:t>
-      </w:r>
-    </w:p>
-    <w:p>
-      <w:pPr>
-        <w:rPr>
-          <w:rFonts w:hint="eastAsia"/>
-        </w:rPr>
-      </w:pPr>
-      <w:r>
-        <w:t xml:space="preserve">  &lt;figure&gt;</w:t>
-      </w:r>
-    </w:p>
-    <w:p>
-      <w:pPr>
-        <w:rPr>
-          <w:rFonts w:hint="eastAsia"/>
-        </w:rPr>
-      </w:pPr>
-      <w:r>
-        <w:t xml:space="preserve">    &lt;</w:t>
-      </w:r>
-      <w:proofErr w:type="spellStart"/>
-      <w:r>
-        <w:t>img</w:t>
-      </w:r>
-      <w:proofErr w:type="spellEnd"/>
-      <w:r>
-        <w:t xml:space="preserve"> </w:t>
-      </w:r>
-      <w:proofErr w:type="spellStart"/>
-      <w:r>
-        <w:t>src</w:t>
-      </w:r>
-      <w:proofErr w:type="spellEnd"/>
-      <w:r>
-        <w:t>="photo.jpg"&gt;</w:t>
-      </w:r>
-    </w:p>
-    <w:p>
-      <w:pPr>
-        <w:rPr>
-          <w:rFonts w:hint="eastAsia"/>
-        </w:rPr>
-      </w:pPr>
-      <w:r>
-        <w:t xml:space="preserve">    &lt;</w:t>
-      </w:r>
-      <w:proofErr w:type="spellStart"/>
-      <w:r>
-        <w:t>figcaption</w:t>
-      </w:r>
-      <w:proofErr w:type="spellEnd"/>
-      <w:r>
-        <w:t>&gt;图片说明&lt;/</w:t>
-      </w:r>
-      <w:proofErr w:type="spellStart"/>
-      <w:r>
-        <w:t>figcaption</w:t>
-      </w:r>
-      <w:proofErr w:type="spellEnd"/>
-      <w:r>
-        <w:t>&gt;</w:t>
-      </w:r>
-    </w:p>
-    <w:p>
-      <w:pPr>
-        <w:rPr>
-          <w:rFonts w:hint="eastAsia"/>
-        </w:rPr>
-      </w:pPr>
-      <w:r>
-        <w:t xml:space="preserve">  &lt;/figure&gt;</w:t>
-      </w:r>
-    </w:p>
-    <w:p>
-      <w:pPr>
-        <w:rPr>
-          <w:rFonts w:hint="eastAsia"/>
-        </w:rPr>
-      </w:pPr>
-      <w:r>
-        <w:t xml:space="preserve">  &lt;p&gt;最后一段&lt;/p&gt;</w:t>
-      </w:r>
-    </w:p>
-    <w:p>
-      <w:pPr>
-        <w:rPr>
-          <w:rFonts w:hint="eastAsia"/>
-        </w:rPr>
-      </w:pPr>
-      <w:r>
-        <w:t>&lt;/article&gt;</w:t>
-      </w:r>
-    </w:p>
-    <w:p>
-      <w:pPr>
-        <w:rPr>
-          <w:rFonts w:hint="eastAsia"/>
-        </w:rPr>
-      </w:pPr>
-      <w:proofErr w:type="spellStart"/>
-      <w:r>
-        <w:t>css</w:t>
-      </w:r>
-      <w:proofErr w:type="spellEnd"/>
-    </w:p>
-    <w:p>
-      <w:pPr>
-        <w:rPr>
-          <w:rFonts w:hint="eastAsia"/>
-        </w:rPr>
-      </w:pPr>
-      <w:r>
-        <w:t>编辑</w:t>
-      </w:r>
+        <w:t>/* 1. article 中包含 figure 时，给 article 加背景 */</w:t>
+      </w:r>
+    </w:p>
+    <w:p>
+      <w:pPr>
+        <w:rPr>
+          <w:rFonts w:hint="eastAsia"/>
+        </w:rPr>
+      </w:pPr>
+      <w:r>
+        <w:t>article:has(figure) {</w:t>
+      </w:r>
+    </w:p>
+    <w:p>
+      <w:pPr>
+        <w:rPr>
+          <w:rFonts w:hint="eastAsia"/>
+        </w:rPr>
+      </w:pPr>
+      <w:r>
+        <w:t xml:space="preserve">  background: #fafafa;</w:t>
+      </w:r>
+    </w:p>
+    <w:p>
+      <w:pPr>
+        <w:rPr>
+          <w:rFonts w:hint="eastAsia"/>
+        </w:rPr>
+      </w:pPr>
+      <w:r>
+        <w:t>}</w:t>
+      </w:r>
+    </w:p>
+    <w:p>
+      <w:pPr>
+        <w:rPr>
+          <w:rFonts w:hint="eastAsia"/>
+        </w:rPr>
+      </w:pPr>
     </w:p>
     <w:p>
       <w:pPr>
@@ -9023,43 +7516,47 @@
           <w:i/>
           <w:iCs/>
         </w:rPr>
-        <w:t>/* 1. article 中包含 figure 时，给 article 加背景 */</w:t>
-      </w:r>
-    </w:p>
-    <w:p>
-      <w:pPr>
-        <w:rPr>
-          <w:rFonts w:hint="eastAsia"/>
-        </w:rPr>
-      </w:pPr>
-      <w:proofErr w:type="spellStart"/>
-      <w:proofErr w:type="gramStart"/>
-      <w:r>
-        <w:t>article:has</w:t>
-      </w:r>
-      <w:proofErr w:type="spellEnd"/>
-      <w:proofErr w:type="gramEnd"/>
-      <w:r>
-        <w:t>(figure) {</w:t>
-      </w:r>
-    </w:p>
-    <w:p>
-      <w:pPr>
-        <w:rPr>
-          <w:rFonts w:hint="eastAsia"/>
-        </w:rPr>
-      </w:pPr>
-      <w:r>
-        <w:t xml:space="preserve">  background: #fafafa;</w:t>
-      </w:r>
-    </w:p>
-    <w:p>
-      <w:pPr>
-        <w:rPr>
-          <w:rFonts w:hint="eastAsia"/>
-        </w:rPr>
-      </w:pPr>
-      <w:r>
+        <w:t>/* 2. 空段落显示占位符 */</w:t>
+      </w:r>
+    </w:p>
+    <w:p>
+      <w:pPr>
+        <w:rPr>
+          <w:rFonts w:hint="eastAsia"/>
+        </w:rPr>
+      </w:pPr>
+      <w:r>
+        <w:t>p:empty::before {</w:t>
+      </w:r>
+    </w:p>
+    <w:p>
+      <w:pPr>
+        <w:rPr>
+          <w:rFonts w:hint="eastAsia"/>
+        </w:rPr>
+      </w:pPr>
+      <w:r>
+        <w:t xml:space="preserve">  content: "[内容为空]";</w:t>
+      </w:r>
+    </w:p>
+    <w:p>
+      <w:pPr>
+        <w:rPr>
+          <w:rFonts w:hint="eastAsia"/>
+        </w:rPr>
+      </w:pPr>
+      <w:r>
+        <w:t xml:space="preserve">  color: #ccc;</w:t>
+      </w:r>
+    </w:p>
+    <w:p>
+      <w:pPr>
+        <w:rPr>
+          <w:rFonts w:hint="eastAsia"/>
+        </w:rPr>
+      </w:pPr>
+      <w:r>
+        <w:lastRenderedPageBreak/>
         <w:t>}</w:t>
       </w:r>
     </w:p>
@@ -9081,52 +7578,36 @@
           <w:i/>
           <w:iCs/>
         </w:rPr>
-        <w:t>/* 2. 空段落显示占位符 */</w:t>
-      </w:r>
-    </w:p>
-    <w:p>
-      <w:pPr>
-        <w:rPr>
-          <w:rFonts w:hint="eastAsia"/>
-        </w:rPr>
-      </w:pPr>
-      <w:proofErr w:type="gramStart"/>
-      <w:r>
-        <w:t>p:empty::</w:t>
-      </w:r>
-      <w:proofErr w:type="gramEnd"/>
-      <w:r>
-        <w:t>before {</w:t>
-      </w:r>
-    </w:p>
-    <w:p>
-      <w:pPr>
-        <w:rPr>
-          <w:rFonts w:hint="eastAsia"/>
-        </w:rPr>
-      </w:pPr>
-      <w:r>
-        <w:t xml:space="preserve">  content: "[内容为空]";</w:t>
-      </w:r>
-    </w:p>
-    <w:p>
-      <w:pPr>
-        <w:rPr>
-          <w:rFonts w:hint="eastAsia"/>
-        </w:rPr>
-      </w:pPr>
-      <w:r>
-        <w:t xml:space="preserve">  color: #ccc;</w:t>
-      </w:r>
-    </w:p>
-    <w:p>
-      <w:pPr>
-        <w:rPr>
-          <w:rFonts w:hint="eastAsia"/>
-        </w:rPr>
-      </w:pPr>
-      <w:r>
-        <w:lastRenderedPageBreak/>
+        <w:t>/* 3. 除最后一个段落外的所有 p 加底部分隔线 */</w:t>
+      </w:r>
+    </w:p>
+    <w:p>
+      <w:pPr>
+        <w:rPr>
+          <w:rFonts w:hint="eastAsia"/>
+        </w:rPr>
+      </w:pPr>
+      <w:r>
+        <w:t>p:not(:last-of-type) {</w:t>
+      </w:r>
+    </w:p>
+    <w:p>
+      <w:pPr>
+        <w:rPr>
+          <w:rFonts w:hint="eastAsia"/>
+        </w:rPr>
+      </w:pPr>
+      <w:r>
+        <w:t xml:space="preserve">  border-bottom: 1px dashed #eee;</w:t>
+      </w:r>
+    </w:p>
+    <w:p>
+      <w:pPr>
+        <w:rPr>
+          <w:rFonts w:hint="eastAsia"/>
+        </w:rPr>
+      </w:pPr>
+      <w:r>
         <w:t>}</w:t>
       </w:r>
     </w:p>
@@ -9148,32 +7629,27 @@
           <w:i/>
           <w:iCs/>
         </w:rPr>
-        <w:t>/* 3. 除最后一个段落外的所有 p 加底部分隔线 */</w:t>
-      </w:r>
-    </w:p>
-    <w:p>
-      <w:pPr>
-        <w:rPr>
-          <w:rFonts w:hint="eastAsia"/>
-        </w:rPr>
-      </w:pPr>
-      <w:proofErr w:type="gramStart"/>
-      <w:r>
-        <w:t>p:not(:last</w:t>
-      </w:r>
-      <w:proofErr w:type="gramEnd"/>
-      <w:r>
-        <w:t>-of-type) {</w:t>
-      </w:r>
-    </w:p>
-    <w:p>
-      <w:pPr>
-        <w:rPr>
-          <w:rFonts w:hint="eastAsia"/>
-        </w:rPr>
-      </w:pPr>
-      <w:r>
-        <w:t xml:space="preserve">  border-bottom: 1px dashed #eee;</w:t>
+        <w:t>/* 4. figure 中有 figcaption 时，图片加圆角 */</w:t>
+      </w:r>
+    </w:p>
+    <w:p>
+      <w:pPr>
+        <w:rPr>
+          <w:rFonts w:hint="eastAsia"/>
+        </w:rPr>
+      </w:pPr>
+      <w:r>
+        <w:t>figure:has(figcaption) img {</w:t>
+      </w:r>
+    </w:p>
+    <w:p>
+      <w:pPr>
+        <w:rPr>
+          <w:rFonts w:hint="eastAsia"/>
+        </w:rPr>
+      </w:pPr>
+      <w:r>
+        <w:t xml:space="preserve">  border-radius: 8px;</w:t>
       </w:r>
     </w:p>
     <w:p>
@@ -9204,96 +7680,6 @@
           <w:i/>
           <w:iCs/>
         </w:rPr>
-        <w:t xml:space="preserve">/* 4. figure 中有 </w:t>
-      </w:r>
-      <w:proofErr w:type="spellStart"/>
-      <w:r>
-        <w:rPr>
-          <w:i/>
-          <w:iCs/>
-        </w:rPr>
-        <w:t>figcaption</w:t>
-      </w:r>
-      <w:proofErr w:type="spellEnd"/>
-      <w:r>
-        <w:rPr>
-          <w:i/>
-          <w:iCs/>
-        </w:rPr>
-        <w:t xml:space="preserve"> 时，图片加圆角 */</w:t>
-      </w:r>
-    </w:p>
-    <w:p>
-      <w:pPr>
-        <w:rPr>
-          <w:rFonts w:hint="eastAsia"/>
-        </w:rPr>
-      </w:pPr>
-      <w:proofErr w:type="spellStart"/>
-      <w:proofErr w:type="gramStart"/>
-      <w:r>
-        <w:t>figure:has</w:t>
-      </w:r>
-      <w:proofErr w:type="spellEnd"/>
-      <w:proofErr w:type="gramEnd"/>
-      <w:r>
-        <w:t>(</w:t>
-      </w:r>
-      <w:proofErr w:type="spellStart"/>
-      <w:r>
-        <w:t>figcaption</w:t>
-      </w:r>
-      <w:proofErr w:type="spellEnd"/>
-      <w:r>
-        <w:t xml:space="preserve">) </w:t>
-      </w:r>
-      <w:proofErr w:type="spellStart"/>
-      <w:r>
-        <w:t>img</w:t>
-      </w:r>
-      <w:proofErr w:type="spellEnd"/>
-      <w:r>
-        <w:t xml:space="preserve"> {</w:t>
-      </w:r>
-    </w:p>
-    <w:p>
-      <w:pPr>
-        <w:rPr>
-          <w:rFonts w:hint="eastAsia"/>
-        </w:rPr>
-      </w:pPr>
-      <w:r>
-        <w:t xml:space="preserve">  border-radius: 8px;</w:t>
-      </w:r>
-    </w:p>
-    <w:p>
-      <w:pPr>
-        <w:rPr>
-          <w:rFonts w:hint="eastAsia"/>
-        </w:rPr>
-      </w:pPr>
-      <w:r>
-        <w:t>}</w:t>
-      </w:r>
-    </w:p>
-    <w:p>
-      <w:pPr>
-        <w:rPr>
-          <w:rFonts w:hint="eastAsia"/>
-        </w:rPr>
-      </w:pPr>
-    </w:p>
-    <w:p>
-      <w:pPr>
-        <w:rPr>
-          <w:rFonts w:hint="eastAsia"/>
-        </w:rPr>
-      </w:pPr>
-      <w:r>
-        <w:rPr>
-          <w:i/>
-          <w:iCs/>
-        </w:rPr>
         <w:t>/* 5. 第二个同类型段落（即那个空&lt;p&gt;）高亮 */</w:t>
       </w:r>
     </w:p>
@@ -9303,21 +7689,8 @@
           <w:rFonts w:hint="eastAsia"/>
         </w:rPr>
       </w:pPr>
-      <w:proofErr w:type="gramStart"/>
-      <w:r>
-        <w:t>p:nth</w:t>
-      </w:r>
-      <w:proofErr w:type="gramEnd"/>
-      <w:r>
-        <w:t>-of-</w:t>
-      </w:r>
-      <w:proofErr w:type="gramStart"/>
-      <w:r>
-        <w:t>type(</w:t>
-      </w:r>
-      <w:proofErr w:type="gramEnd"/>
-      <w:r>
-        <w:t>2) {</w:t>
+      <w:r>
+        <w:t>p:nth-of-type(2) {</w:t>
       </w:r>
     </w:p>
     <w:p>
@@ -9520,13 +7893,8 @@
                 <w:rFonts w:hint="eastAsia"/>
               </w:rPr>
             </w:pPr>
-            <w:proofErr w:type="gramStart"/>
             <w:r>
-              <w:t>:nth</w:t>
-            </w:r>
-            <w:proofErr w:type="gramEnd"/>
-            <w:r>
-              <w:t>-child(n)</w:t>
+              <w:t>:nth-child(n)</w:t>
             </w:r>
           </w:p>
         </w:tc>
@@ -9614,13 +7982,8 @@
                 <w:rFonts w:hint="eastAsia"/>
               </w:rPr>
             </w:pPr>
-            <w:proofErr w:type="gramStart"/>
             <w:r>
-              <w:t>:nth</w:t>
-            </w:r>
-            <w:proofErr w:type="gramEnd"/>
-            <w:r>
-              <w:t>-of-type(n)</w:t>
+              <w:t>:nth-of-type(n)</w:t>
             </w:r>
           </w:p>
         </w:tc>
@@ -9708,13 +8071,8 @@
                 <w:rFonts w:hint="eastAsia"/>
               </w:rPr>
             </w:pPr>
-            <w:proofErr w:type="gramStart"/>
             <w:r>
-              <w:t>:has</w:t>
-            </w:r>
-            <w:proofErr w:type="gramEnd"/>
-            <w:r>
-              <w:t>(selector)</w:t>
+              <w:t>:has(selector)</w:t>
             </w:r>
           </w:p>
         </w:tc>
@@ -9771,21 +8129,8 @@
                 <w:rFonts w:hint="eastAsia"/>
               </w:rPr>
             </w:pPr>
-            <w:proofErr w:type="gramStart"/>
             <w:r>
-              <w:t>"父</w:t>
-            </w:r>
-            <w:proofErr w:type="gramEnd"/>
-            <w:r>
-              <w:t>选择</w:t>
-            </w:r>
-            <w:proofErr w:type="gramStart"/>
-            <w:r>
-              <w:t>器"，</w:t>
-            </w:r>
-            <w:proofErr w:type="gramEnd"/>
-            <w:r>
-              <w:t>可嵌套</w:t>
+              <w:t>"父选择器"，可嵌套</w:t>
             </w:r>
           </w:p>
         </w:tc>
@@ -9815,13 +8160,8 @@
                 <w:rFonts w:hint="eastAsia"/>
               </w:rPr>
             </w:pPr>
-            <w:proofErr w:type="gramStart"/>
             <w:r>
-              <w:t>:not</w:t>
-            </w:r>
-            <w:proofErr w:type="gramEnd"/>
-            <w:r>
-              <w:t>(selector)</w:t>
+              <w:t>:not(selector)</w:t>
             </w:r>
           </w:p>
         </w:tc>
@@ -9909,11 +8249,9 @@
                 <w:rFonts w:hint="eastAsia"/>
               </w:rPr>
             </w:pPr>
-            <w:proofErr w:type="gramStart"/>
             <w:r>
               <w:t>:empty</w:t>
             </w:r>
-            <w:proofErr w:type="gramEnd"/>
           </w:p>
         </w:tc>
         <w:tc>
@@ -10027,70 +8365,40 @@
         <w:rPr>
           <w:rFonts w:hint="eastAsia"/>
         </w:rPr>
-        <w:t>改造元素的一部分，不算真实</w:t>
-      </w:r>
-      <w:proofErr w:type="spellStart"/>
-      <w:r>
-        <w:rPr>
-          <w:rFonts w:hint="eastAsia"/>
-        </w:rPr>
-        <w:t>dom</w:t>
-      </w:r>
-      <w:proofErr w:type="spellEnd"/>
-      <w:r>
-        <w:rPr>
-          <w:rFonts w:hint="eastAsia"/>
-        </w:rPr>
-        <w:t>一部分，主要目的减少一些无意义的标签</w:t>
-      </w:r>
-    </w:p>
-    <w:p>
-      <w:pPr>
-        <w:rPr>
-          <w:rFonts w:hint="eastAsia"/>
-        </w:rPr>
-      </w:pPr>
-    </w:p>
-    <w:p>
-      <w:pPr>
-        <w:rPr>
-          <w:rFonts w:hint="eastAsia"/>
-        </w:rPr>
-      </w:pPr>
-      <w:proofErr w:type="gramStart"/>
-      <w:r>
-        <w:rPr>
-          <w:rFonts w:hint="eastAsia"/>
-        </w:rPr>
-        <w:t>::</w:t>
-      </w:r>
-      <w:proofErr w:type="gramEnd"/>
-      <w:r>
-        <w:rPr>
-          <w:rFonts w:hint="eastAsia"/>
-        </w:rPr>
-        <w:t>first-letter：首字母</w:t>
-      </w:r>
-    </w:p>
-    <w:p>
-      <w:pPr>
-        <w:rPr>
-          <w:rFonts w:hint="eastAsia"/>
-        </w:rPr>
-      </w:pPr>
-      <w:proofErr w:type="gramStart"/>
-      <w:r>
-        <w:rPr>
-          <w:rFonts w:hint="eastAsia"/>
-        </w:rPr>
-        <w:t>::</w:t>
-      </w:r>
-      <w:proofErr w:type="gramEnd"/>
-      <w:r>
-        <w:rPr>
-          <w:rFonts w:hint="eastAsia"/>
-        </w:rPr>
-        <w:t>first-line：第一行</w:t>
+        <w:t>改造元素的一部分，不算真实dom一部分，主要目的减少一些无意义的标签</w:t>
+      </w:r>
+    </w:p>
+    <w:p>
+      <w:pPr>
+        <w:rPr>
+          <w:rFonts w:hint="eastAsia"/>
+        </w:rPr>
+      </w:pPr>
+    </w:p>
+    <w:p>
+      <w:pPr>
+        <w:rPr>
+          <w:rFonts w:hint="eastAsia"/>
+        </w:rPr>
+      </w:pPr>
+      <w:r>
+        <w:rPr>
+          <w:rFonts w:hint="eastAsia"/>
+        </w:rPr>
+        <w:t>::first-letter：首字母</w:t>
+      </w:r>
+    </w:p>
+    <w:p>
+      <w:pPr>
+        <w:rPr>
+          <w:rFonts w:hint="eastAsia"/>
+        </w:rPr>
+      </w:pPr>
+      <w:r>
+        <w:rPr>
+          <w:rFonts w:hint="eastAsia"/>
+        </w:rPr>
+        <w:t>::first-line：第一行</w:t>
       </w:r>
     </w:p>
     <w:p>
@@ -10956,16 +9264,8 @@
         <w:rPr>
           <w:rFonts w:hint="eastAsia"/>
         </w:rPr>
-        <w:t>: start, center, stretch(当子项本身有高度,start和stretch一样，无高度stretch再</w:t>
-      </w:r>
-      <w:proofErr w:type="gramStart"/>
-      <w:r>
-        <w:rPr>
-          <w:rFonts w:hint="eastAsia"/>
-        </w:rPr>
-        <w:t>拉伸)</w:t>
-      </w:r>
-      <w:proofErr w:type="gramEnd"/>
+        <w:t>: start, center, stretch(当子项本身有高度,start和stretch一样，无高度stretch再拉伸)</w:t>
+      </w:r>
     </w:p>
     <w:p>
       <w:pPr>
@@ -11031,71 +9331,41 @@
         <w:rPr>
           <w:rFonts w:hint="eastAsia"/>
         </w:rPr>
-        <w:t>，不改变</w:t>
-      </w:r>
-      <w:proofErr w:type="spellStart"/>
-      <w:r>
-        <w:rPr>
-          <w:rFonts w:hint="eastAsia"/>
-        </w:rPr>
-        <w:t>dom</w:t>
-      </w:r>
-      <w:proofErr w:type="spellEnd"/>
-      <w:r>
-        <w:rPr>
-          <w:rFonts w:hint="eastAsia"/>
-        </w:rPr>
-        <w:t>结构，只改变显示顺序，设置在子元素上</w:t>
-      </w:r>
-    </w:p>
-    <w:p>
-      <w:pPr>
-        <w:rPr>
-          <w:rFonts w:hint="eastAsia"/>
-        </w:rPr>
-      </w:pPr>
-    </w:p>
-    <w:p>
-      <w:pPr>
-        <w:rPr>
-          <w:rFonts w:hint="eastAsia"/>
-        </w:rPr>
-      </w:pPr>
-      <w:r>
-        <w:rPr>
-          <w:rFonts w:hint="eastAsia"/>
-        </w:rPr>
-        <w:t xml:space="preserve">Flex: 1 (grow、shrink：1，basis: </w:t>
-      </w:r>
-      <w:proofErr w:type="gramStart"/>
-      <w:r>
-        <w:rPr>
-          <w:rFonts w:hint="eastAsia"/>
-        </w:rPr>
-        <w:t>0)</w:t>
-      </w:r>
-      <w:proofErr w:type="gramEnd"/>
-    </w:p>
-    <w:p>
-      <w:pPr>
-        <w:rPr>
-          <w:rFonts w:hint="eastAsia"/>
-        </w:rPr>
-      </w:pPr>
-      <w:r>
-        <w:rPr>
-          <w:rFonts w:hint="eastAsia"/>
-        </w:rPr>
-        <w:t xml:space="preserve">Flex: 2 (grow: 2、shrink：1，basis: </w:t>
-      </w:r>
-      <w:proofErr w:type="gramStart"/>
-      <w:r>
-        <w:rPr>
-          <w:rFonts w:hint="eastAsia"/>
-        </w:rPr>
-        <w:t>0)</w:t>
-      </w:r>
-      <w:proofErr w:type="gramEnd"/>
+        <w:t>，不改变dom结构，只改变显示顺序，设置在子元素上</w:t>
+      </w:r>
+    </w:p>
+    <w:p>
+      <w:pPr>
+        <w:rPr>
+          <w:rFonts w:hint="eastAsia"/>
+        </w:rPr>
+      </w:pPr>
+    </w:p>
+    <w:p>
+      <w:pPr>
+        <w:rPr>
+          <w:rFonts w:hint="eastAsia"/>
+        </w:rPr>
+      </w:pPr>
+      <w:r>
+        <w:rPr>
+          <w:rFonts w:hint="eastAsia"/>
+        </w:rPr>
+        <w:t>Flex: 1 (grow、shrink：1，basis: 0)</w:t>
+      </w:r>
+    </w:p>
+    <w:p>
+      <w:pPr>
+        <w:rPr>
+          <w:rFonts w:hint="eastAsia"/>
+        </w:rPr>
+      </w:pPr>
+      <w:r>
+        <w:rPr>
+          <w:rFonts w:hint="eastAsia"/>
+        </w:rPr>
+        <w:t>Flex: 2 (grow: 2、shrink：1，basis: 0)</w:t>
+      </w:r>
     </w:p>
     <w:p>
       <w:pPr>
@@ -11137,172 +9407,46 @@
         <w:rPr>
           <w:rFonts w:hint="eastAsia"/>
         </w:rPr>
-        <w:t xml:space="preserve">.item </w:t>
-      </w:r>
-      <w:proofErr w:type="gramStart"/>
-      <w:r>
-        <w:rPr>
-          <w:rFonts w:hint="eastAsia"/>
-        </w:rPr>
-        <w:t xml:space="preserve">{ </w:t>
-      </w:r>
-      <w:proofErr w:type="gramEnd"/>
-      <w:r>
-        <w:rPr>
-          <w:rFonts w:hint="eastAsia"/>
-        </w:rPr>
-        <w:t>flex: 1;</w:t>
-      </w:r>
-      <w:proofErr w:type="gramStart"/>
-      <w:r>
-        <w:rPr>
-          <w:rFonts w:hint="eastAsia"/>
-        </w:rPr>
-        <w:t xml:space="preserve"> }</w:t>
-      </w:r>
-      <w:proofErr w:type="gramEnd"/>
-      <w:r>
-        <w:rPr>
-          <w:rFonts w:hint="eastAsia"/>
-        </w:rPr>
-        <w:t xml:space="preserve">        /* = flex: 1 1 0</w:t>
-      </w:r>
-      <w:proofErr w:type="gramStart"/>
-      <w:r>
-        <w:rPr>
-          <w:rFonts w:hint="eastAsia"/>
-        </w:rPr>
-        <w:t>%  →</w:t>
-      </w:r>
-      <w:proofErr w:type="gramEnd"/>
-      <w:r>
-        <w:rPr>
-          <w:rFonts w:hint="eastAsia"/>
-        </w:rPr>
-        <w:t xml:space="preserve"> 等分剩余空间 */</w:t>
-      </w:r>
-    </w:p>
-    <w:p>
-      <w:pPr>
-        <w:rPr>
-          <w:rFonts w:hint="eastAsia"/>
-        </w:rPr>
-      </w:pPr>
-      <w:r>
-        <w:rPr>
-          <w:rFonts w:hint="eastAsia"/>
-        </w:rPr>
-        <w:t xml:space="preserve">.item </w:t>
-      </w:r>
-      <w:proofErr w:type="gramStart"/>
-      <w:r>
-        <w:rPr>
-          <w:rFonts w:hint="eastAsia"/>
-        </w:rPr>
-        <w:t xml:space="preserve">{ </w:t>
-      </w:r>
-      <w:proofErr w:type="gramEnd"/>
-      <w:r>
-        <w:rPr>
-          <w:rFonts w:hint="eastAsia"/>
-        </w:rPr>
-        <w:t>flex: auto;</w:t>
-      </w:r>
-      <w:proofErr w:type="gramStart"/>
-      <w:r>
-        <w:rPr>
-          <w:rFonts w:hint="eastAsia"/>
-        </w:rPr>
-        <w:t xml:space="preserve"> }</w:t>
-      </w:r>
-      <w:proofErr w:type="gramEnd"/>
-      <w:r>
-        <w:rPr>
-          <w:rFonts w:hint="eastAsia"/>
-        </w:rPr>
-        <w:t xml:space="preserve">     /* = flex: 1 1 auto → 可伸缩+内容宽度 */</w:t>
-      </w:r>
-    </w:p>
-    <w:p>
-      <w:pPr>
-        <w:rPr>
-          <w:rFonts w:hint="eastAsia"/>
-        </w:rPr>
-      </w:pPr>
-      <w:r>
-        <w:rPr>
-          <w:rFonts w:hint="eastAsia"/>
-        </w:rPr>
-        <w:t xml:space="preserve">.item </w:t>
-      </w:r>
-      <w:proofErr w:type="gramStart"/>
-      <w:r>
-        <w:rPr>
-          <w:rFonts w:hint="eastAsia"/>
-        </w:rPr>
-        <w:t xml:space="preserve">{ </w:t>
-      </w:r>
-      <w:proofErr w:type="gramEnd"/>
-      <w:r>
-        <w:rPr>
-          <w:rFonts w:hint="eastAsia"/>
-        </w:rPr>
-        <w:t>flex: none;</w:t>
-      </w:r>
-      <w:proofErr w:type="gramStart"/>
-      <w:r>
-        <w:rPr>
-          <w:rFonts w:hint="eastAsia"/>
-        </w:rPr>
-        <w:t xml:space="preserve"> }</w:t>
-      </w:r>
-      <w:proofErr w:type="gramEnd"/>
-      <w:r>
-        <w:rPr>
-          <w:rFonts w:hint="eastAsia"/>
-        </w:rPr>
-        <w:t xml:space="preserve">     /* = flex: 0 0 auto → 固定不伸缩 */</w:t>
-      </w:r>
-    </w:p>
-    <w:p>
-      <w:pPr>
-        <w:rPr>
-          <w:rFonts w:hint="eastAsia"/>
-        </w:rPr>
-      </w:pPr>
-      <w:r>
-        <w:rPr>
-          <w:rFonts w:hint="eastAsia"/>
-        </w:rPr>
-        <w:t xml:space="preserve">.item </w:t>
-      </w:r>
-      <w:proofErr w:type="gramStart"/>
-      <w:r>
-        <w:rPr>
-          <w:rFonts w:hint="eastAsia"/>
-        </w:rPr>
-        <w:t xml:space="preserve">{ </w:t>
-      </w:r>
-      <w:proofErr w:type="gramEnd"/>
-      <w:r>
-        <w:rPr>
-          <w:rFonts w:hint="eastAsia"/>
-        </w:rPr>
-        <w:t>flex: 0 0 200px;</w:t>
-      </w:r>
-      <w:proofErr w:type="gramStart"/>
-      <w:r>
-        <w:rPr>
-          <w:rFonts w:hint="eastAsia"/>
-        </w:rPr>
-        <w:t xml:space="preserve"> }</w:t>
-      </w:r>
-      <w:proofErr w:type="gramEnd"/>
-      <w:r>
-        <w:rPr>
-          <w:rFonts w:hint="eastAsia"/>
-        </w:rPr>
-        <w:t>/* 固定200px，不伸缩 */</w:t>
+        <w:t>.item { flex: 1; }        /* = flex: 1 1 0%  → 等分剩余空间 */</w:t>
+      </w:r>
+    </w:p>
+    <w:p>
+      <w:pPr>
+        <w:rPr>
+          <w:rFonts w:hint="eastAsia"/>
+        </w:rPr>
+      </w:pPr>
+      <w:r>
+        <w:rPr>
+          <w:rFonts w:hint="eastAsia"/>
+        </w:rPr>
+        <w:t>.item { flex: auto; }     /* = flex: 1 1 auto → 可伸缩+内容宽度 */</w:t>
+      </w:r>
+    </w:p>
+    <w:p>
+      <w:pPr>
+        <w:rPr>
+          <w:rFonts w:hint="eastAsia"/>
+        </w:rPr>
+      </w:pPr>
+      <w:r>
+        <w:rPr>
+          <w:rFonts w:hint="eastAsia"/>
+        </w:rPr>
+        <w:t>.item { flex: none; }     /* = flex: 0 0 auto → 固定不伸缩 */</w:t>
+      </w:r>
+    </w:p>
+    <w:p>
+      <w:pPr>
+        <w:rPr>
+          <w:rFonts w:hint="eastAsia"/>
+        </w:rPr>
+      </w:pPr>
+      <w:r>
+        <w:rPr>
+          <w:rFonts w:hint="eastAsia"/>
+        </w:rPr>
+        <w:t>.item { flex: 0 0 200px; }/* 固定200px，不伸缩 */</w:t>
       </w:r>
     </w:p>
     <w:p>
@@ -11380,23 +9524,7 @@
         </w:rPr>
       </w:pPr>
       <w:r>
-        <w:t xml:space="preserve">.item </w:t>
-      </w:r>
-      <w:proofErr w:type="gramStart"/>
-      <w:r>
-        <w:t xml:space="preserve">{ </w:t>
-      </w:r>
-      <w:proofErr w:type="gramEnd"/>
-      <w:r>
-        <w:t>flex-basis: auto;</w:t>
-      </w:r>
-      <w:proofErr w:type="gramStart"/>
-      <w:r>
-        <w:t xml:space="preserve"> }</w:t>
-      </w:r>
-      <w:proofErr w:type="gramEnd"/>
-      <w:r>
-        <w:t xml:space="preserve">   </w:t>
+        <w:t xml:space="preserve">.item { flex-basis: auto; }   </w:t>
       </w:r>
       <w:r>
         <w:rPr>
@@ -11413,23 +9541,7 @@
         </w:rPr>
       </w:pPr>
       <w:r>
-        <w:t xml:space="preserve">.item </w:t>
-      </w:r>
-      <w:proofErr w:type="gramStart"/>
-      <w:r>
-        <w:t xml:space="preserve">{ </w:t>
-      </w:r>
-      <w:proofErr w:type="gramEnd"/>
-      <w:r>
-        <w:t>flex-basis: 200px;</w:t>
-      </w:r>
-      <w:proofErr w:type="gramStart"/>
-      <w:r>
-        <w:t xml:space="preserve"> }</w:t>
-      </w:r>
-      <w:proofErr w:type="gramEnd"/>
-      <w:r>
-        <w:t xml:space="preserve">  </w:t>
+        <w:t xml:space="preserve">.item { flex-basis: 200px; }  </w:t>
       </w:r>
       <w:r>
         <w:rPr>
@@ -11446,23 +9558,7 @@
         </w:rPr>
       </w:pPr>
       <w:r>
-        <w:t xml:space="preserve">.item </w:t>
-      </w:r>
-      <w:proofErr w:type="gramStart"/>
-      <w:r>
-        <w:t xml:space="preserve">{ </w:t>
-      </w:r>
-      <w:proofErr w:type="gramEnd"/>
-      <w:r>
-        <w:t>flex-basis: 0;</w:t>
-      </w:r>
-      <w:proofErr w:type="gramStart"/>
-      <w:r>
-        <w:t xml:space="preserve"> }</w:t>
-      </w:r>
-      <w:proofErr w:type="gramEnd"/>
-      <w:r>
-        <w:t xml:space="preserve">      </w:t>
+        <w:t xml:space="preserve">.item { flex-basis: 0; }      </w:t>
       </w:r>
       <w:r>
         <w:rPr>
@@ -11985,30 +10081,8 @@
         <w:rPr>
           <w:rFonts w:hint="eastAsia"/>
         </w:rPr>
-        <w:t xml:space="preserve">absolute垂直居中：top:50%, </w:t>
-      </w:r>
-      <w:proofErr w:type="spellStart"/>
-      <w:r>
-        <w:rPr>
-          <w:rFonts w:hint="eastAsia"/>
-        </w:rPr>
-        <w:t>transform:translate</w:t>
-      </w:r>
-      <w:proofErr w:type="spellEnd"/>
-      <w:r>
-        <w:rPr>
-          <w:rFonts w:hint="eastAsia"/>
-        </w:rPr>
-        <w:t xml:space="preserve">(-50%, </w:t>
-      </w:r>
-      <w:proofErr w:type="gramStart"/>
-      <w:r>
-        <w:rPr>
-          <w:rFonts w:hint="eastAsia"/>
-        </w:rPr>
-        <w:t>-50%)</w:t>
-      </w:r>
-      <w:proofErr w:type="gramEnd"/>
+        <w:t>absolute垂直居中：top:50%, transform:translate(-50%, -50%)</w:t>
+      </w:r>
     </w:p>
     <w:p>
       <w:pPr>
@@ -12288,13 +10362,8 @@
         <w:t>Transform</w:t>
       </w:r>
       <w:r>
-        <w:t>不触发重排</w:t>
-      </w:r>
-      <w:proofErr w:type="gramStart"/>
-      <w:r>
-        <w:t>(reflow)</w:t>
-      </w:r>
-      <w:proofErr w:type="gramEnd"/>
+        <w:t>不触发重排(reflow)</w:t>
+      </w:r>
       <w:r>
         <w:rPr>
           <w:rFonts w:hint="eastAsia"/>
@@ -12379,80 +10448,35 @@
           <w:rFonts w:hint="eastAsia"/>
         </w:rPr>
         <w:tab/>
-        <w:t>translate(</w:t>
-      </w:r>
-      <w:proofErr w:type="spellStart"/>
-      <w:r>
-        <w:rPr>
-          <w:rFonts w:hint="eastAsia"/>
-        </w:rPr>
-        <w:t>tx</w:t>
-      </w:r>
-      <w:proofErr w:type="spellEnd"/>
-      <w:r>
-        <w:rPr>
-          <w:rFonts w:hint="eastAsia"/>
-        </w:rPr>
-        <w:t>, ty)</w:t>
+        <w:t>translate(tx, ty)</w:t>
       </w:r>
       <w:r>
         <w:rPr>
           <w:rFonts w:hint="eastAsia"/>
         </w:rPr>
         <w:tab/>
-        <w:t xml:space="preserve">平移。ty 省略时等于 </w:t>
-      </w:r>
-      <w:proofErr w:type="spellStart"/>
-      <w:r>
-        <w:rPr>
-          <w:rFonts w:hint="eastAsia"/>
-        </w:rPr>
-        <w:t>tx</w:t>
-      </w:r>
-      <w:proofErr w:type="spellEnd"/>
-    </w:p>
-    <w:p>
-      <w:pPr>
-        <w:rPr>
-          <w:rFonts w:hint="eastAsia"/>
-        </w:rPr>
-      </w:pPr>
-      <w:proofErr w:type="spellStart"/>
-      <w:r>
-        <w:rPr>
-          <w:rFonts w:hint="eastAsia"/>
-        </w:rPr>
-        <w:t>translateX</w:t>
-      </w:r>
-      <w:proofErr w:type="spellEnd"/>
-      <w:r>
-        <w:rPr>
-          <w:rFonts w:hint="eastAsia"/>
-        </w:rPr>
-        <w:t>()</w:t>
+        <w:t>平移。ty 省略时等于 tx</w:t>
+      </w:r>
+    </w:p>
+    <w:p>
+      <w:pPr>
+        <w:rPr>
+          <w:rFonts w:hint="eastAsia"/>
+        </w:rPr>
+      </w:pPr>
+      <w:r>
+        <w:rPr>
+          <w:rFonts w:hint="eastAsia"/>
+        </w:rPr>
+        <w:t>translateX()</w:t>
       </w:r>
       <w:r>
         <w:rPr>
           <w:rFonts w:hint="eastAsia"/>
         </w:rPr>
         <w:tab/>
-      </w:r>
-      <w:proofErr w:type="spellStart"/>
-      <w:r>
-        <w:rPr>
-          <w:rFonts w:hint="eastAsia"/>
-        </w:rPr>
-        <w:t>translateX</w:t>
-      </w:r>
-      <w:proofErr w:type="spellEnd"/>
-      <w:proofErr w:type="gramStart"/>
-      <w:r>
-        <w:rPr>
-          <w:rFonts w:hint="eastAsia"/>
-        </w:rPr>
-        <w:t>(t)</w:t>
-      </w:r>
-      <w:proofErr w:type="gramEnd"/>
+        <w:t>translateX(t)</w:t>
+      </w:r>
       <w:r>
         <w:rPr>
           <w:rFonts w:hint="eastAsia"/>
@@ -12467,42 +10491,19 @@
           <w:rFonts w:hint="eastAsia"/>
         </w:rPr>
       </w:pPr>
-      <w:proofErr w:type="spellStart"/>
-      <w:r>
-        <w:rPr>
-          <w:rFonts w:hint="eastAsia"/>
-        </w:rPr>
-        <w:t>translateY</w:t>
-      </w:r>
-      <w:proofErr w:type="spellEnd"/>
-      <w:r>
-        <w:rPr>
-          <w:rFonts w:hint="eastAsia"/>
-        </w:rPr>
-        <w:t>()</w:t>
+      <w:r>
+        <w:rPr>
+          <w:rFonts w:hint="eastAsia"/>
+        </w:rPr>
+        <w:t>translateY()</w:t>
       </w:r>
       <w:r>
         <w:rPr>
           <w:rFonts w:hint="eastAsia"/>
         </w:rPr>
         <w:tab/>
-      </w:r>
-      <w:proofErr w:type="spellStart"/>
-      <w:r>
-        <w:rPr>
-          <w:rFonts w:hint="eastAsia"/>
-        </w:rPr>
-        <w:t>translateY</w:t>
-      </w:r>
-      <w:proofErr w:type="spellEnd"/>
-      <w:proofErr w:type="gramStart"/>
-      <w:r>
-        <w:rPr>
-          <w:rFonts w:hint="eastAsia"/>
-        </w:rPr>
-        <w:t>(t)</w:t>
-      </w:r>
-      <w:proofErr w:type="gramEnd"/>
+        <w:t>translateY(t)</w:t>
+      </w:r>
       <w:r>
         <w:rPr>
           <w:rFonts w:hint="eastAsia"/>
@@ -12528,114 +10529,35 @@
           <w:rFonts w:hint="eastAsia"/>
         </w:rPr>
         <w:tab/>
-        <w:t>scale(</w:t>
-      </w:r>
-      <w:proofErr w:type="spellStart"/>
-      <w:r>
-        <w:rPr>
-          <w:rFonts w:hint="eastAsia"/>
-        </w:rPr>
-        <w:t>sx</w:t>
-      </w:r>
-      <w:proofErr w:type="spellEnd"/>
-      <w:r>
-        <w:rPr>
-          <w:rFonts w:hint="eastAsia"/>
-        </w:rPr>
-        <w:t xml:space="preserve">, </w:t>
-      </w:r>
-      <w:proofErr w:type="spellStart"/>
-      <w:r>
-        <w:rPr>
-          <w:rFonts w:hint="eastAsia"/>
-        </w:rPr>
-        <w:t>sy</w:t>
-      </w:r>
-      <w:proofErr w:type="spellEnd"/>
-      <w:r>
-        <w:rPr>
-          <w:rFonts w:hint="eastAsia"/>
-        </w:rPr>
-        <w:t>)</w:t>
+        <w:t>scale(sx, sy)</w:t>
       </w:r>
       <w:r>
         <w:rPr>
           <w:rFonts w:hint="eastAsia"/>
         </w:rPr>
         <w:tab/>
-        <w:t>缩放。</w:t>
-      </w:r>
-      <w:proofErr w:type="spellStart"/>
-      <w:r>
-        <w:rPr>
-          <w:rFonts w:hint="eastAsia"/>
-        </w:rPr>
-        <w:t>sy</w:t>
-      </w:r>
-      <w:proofErr w:type="spellEnd"/>
-      <w:r>
-        <w:rPr>
-          <w:rFonts w:hint="eastAsia"/>
-        </w:rPr>
-        <w:t xml:space="preserve"> 省略时等于 </w:t>
-      </w:r>
-      <w:proofErr w:type="spellStart"/>
-      <w:r>
-        <w:rPr>
-          <w:rFonts w:hint="eastAsia"/>
-        </w:rPr>
-        <w:t>sx</w:t>
-      </w:r>
-      <w:proofErr w:type="spellEnd"/>
-      <w:r>
-        <w:rPr>
-          <w:rFonts w:hint="eastAsia"/>
-        </w:rPr>
-        <w:t>（等比缩放）</w:t>
-      </w:r>
-    </w:p>
-    <w:p>
-      <w:pPr>
-        <w:rPr>
-          <w:rFonts w:hint="eastAsia"/>
-        </w:rPr>
-      </w:pPr>
-      <w:proofErr w:type="spellStart"/>
-      <w:r>
-        <w:rPr>
-          <w:rFonts w:hint="eastAsia"/>
-        </w:rPr>
-        <w:t>scaleX</w:t>
-      </w:r>
-      <w:proofErr w:type="spellEnd"/>
-      <w:r>
-        <w:rPr>
-          <w:rFonts w:hint="eastAsia"/>
-        </w:rPr>
-        <w:t>()</w:t>
+        <w:t>缩放。sy 省略时等于 sx（等比缩放）</w:t>
+      </w:r>
+    </w:p>
+    <w:p>
+      <w:pPr>
+        <w:rPr>
+          <w:rFonts w:hint="eastAsia"/>
+        </w:rPr>
+      </w:pPr>
+      <w:r>
+        <w:rPr>
+          <w:rFonts w:hint="eastAsia"/>
+        </w:rPr>
+        <w:t>scaleX()</w:t>
       </w:r>
       <w:r>
         <w:rPr>
           <w:rFonts w:hint="eastAsia"/>
         </w:rPr>
         <w:tab/>
-      </w:r>
-      <w:proofErr w:type="spellStart"/>
-      <w:r>
-        <w:rPr>
-          <w:rFonts w:hint="eastAsia"/>
-        </w:rPr>
-        <w:t>scaleX</w:t>
-      </w:r>
-      <w:proofErr w:type="spellEnd"/>
-      <w:proofErr w:type="gramStart"/>
-      <w:r>
-        <w:rPr>
-          <w:rFonts w:hint="eastAsia"/>
-        </w:rPr>
-        <w:t>(s)</w:t>
-      </w:r>
-      <w:proofErr w:type="gramEnd"/>
+        <w:t>scaleX(s)</w:t>
+      </w:r>
       <w:r>
         <w:rPr>
           <w:rFonts w:hint="eastAsia"/>
@@ -12650,42 +10572,19 @@
           <w:rFonts w:hint="eastAsia"/>
         </w:rPr>
       </w:pPr>
-      <w:proofErr w:type="spellStart"/>
-      <w:r>
-        <w:rPr>
-          <w:rFonts w:hint="eastAsia"/>
-        </w:rPr>
-        <w:t>scaleY</w:t>
-      </w:r>
-      <w:proofErr w:type="spellEnd"/>
-      <w:r>
-        <w:rPr>
-          <w:rFonts w:hint="eastAsia"/>
-        </w:rPr>
-        <w:t>()</w:t>
+      <w:r>
+        <w:rPr>
+          <w:rFonts w:hint="eastAsia"/>
+        </w:rPr>
+        <w:t>scaleY()</w:t>
       </w:r>
       <w:r>
         <w:rPr>
           <w:rFonts w:hint="eastAsia"/>
         </w:rPr>
         <w:tab/>
-      </w:r>
-      <w:proofErr w:type="spellStart"/>
-      <w:r>
-        <w:rPr>
-          <w:rFonts w:hint="eastAsia"/>
-        </w:rPr>
-        <w:t>scaleY</w:t>
-      </w:r>
-      <w:proofErr w:type="spellEnd"/>
-      <w:proofErr w:type="gramStart"/>
-      <w:r>
-        <w:rPr>
-          <w:rFonts w:hint="eastAsia"/>
-        </w:rPr>
-        <w:t>(s)</w:t>
-      </w:r>
-      <w:proofErr w:type="gramEnd"/>
+        <w:t>scaleY(s)</w:t>
+      </w:r>
       <w:r>
         <w:rPr>
           <w:rFonts w:hint="eastAsia"/>
@@ -12711,16 +10610,8 @@
           <w:rFonts w:hint="eastAsia"/>
         </w:rPr>
         <w:tab/>
-        <w:t>rotate</w:t>
-      </w:r>
-      <w:proofErr w:type="gramStart"/>
-      <w:r>
-        <w:rPr>
-          <w:rFonts w:hint="eastAsia"/>
-        </w:rPr>
-        <w:t>(angle)</w:t>
-      </w:r>
-      <w:proofErr w:type="gramEnd"/>
+        <w:t>rotate(angle)</w:t>
+      </w:r>
       <w:r>
         <w:rPr>
           <w:rFonts w:hint="eastAsia"/>
@@ -12762,42 +10653,19 @@
           <w:rFonts w:hint="eastAsia"/>
         </w:rPr>
       </w:pPr>
-      <w:proofErr w:type="spellStart"/>
-      <w:r>
-        <w:rPr>
-          <w:rFonts w:hint="eastAsia"/>
-        </w:rPr>
-        <w:t>skewX</w:t>
-      </w:r>
-      <w:proofErr w:type="spellEnd"/>
-      <w:r>
-        <w:rPr>
-          <w:rFonts w:hint="eastAsia"/>
-        </w:rPr>
-        <w:t>()</w:t>
+      <w:r>
+        <w:rPr>
+          <w:rFonts w:hint="eastAsia"/>
+        </w:rPr>
+        <w:t>skewX()</w:t>
       </w:r>
       <w:r>
         <w:rPr>
           <w:rFonts w:hint="eastAsia"/>
         </w:rPr>
         <w:tab/>
-      </w:r>
-      <w:proofErr w:type="spellStart"/>
-      <w:r>
-        <w:rPr>
-          <w:rFonts w:hint="eastAsia"/>
-        </w:rPr>
-        <w:t>skewX</w:t>
-      </w:r>
-      <w:proofErr w:type="spellEnd"/>
-      <w:proofErr w:type="gramStart"/>
-      <w:r>
-        <w:rPr>
-          <w:rFonts w:hint="eastAsia"/>
-        </w:rPr>
-        <w:t>(angle)</w:t>
-      </w:r>
-      <w:proofErr w:type="gramEnd"/>
+        <w:t>skewX(angle)</w:t>
+      </w:r>
       <w:r>
         <w:rPr>
           <w:rFonts w:hint="eastAsia"/>
@@ -12812,42 +10680,19 @@
           <w:rFonts w:hint="eastAsia"/>
         </w:rPr>
       </w:pPr>
-      <w:proofErr w:type="spellStart"/>
-      <w:r>
-        <w:rPr>
-          <w:rFonts w:hint="eastAsia"/>
-        </w:rPr>
-        <w:t>skewY</w:t>
-      </w:r>
-      <w:proofErr w:type="spellEnd"/>
-      <w:r>
-        <w:rPr>
-          <w:rFonts w:hint="eastAsia"/>
-        </w:rPr>
-        <w:t>()</w:t>
+      <w:r>
+        <w:rPr>
+          <w:rFonts w:hint="eastAsia"/>
+        </w:rPr>
+        <w:t>skewY()</w:t>
       </w:r>
       <w:r>
         <w:rPr>
           <w:rFonts w:hint="eastAsia"/>
         </w:rPr>
         <w:tab/>
-      </w:r>
-      <w:proofErr w:type="spellStart"/>
-      <w:r>
-        <w:rPr>
-          <w:rFonts w:hint="eastAsia"/>
-        </w:rPr>
-        <w:t>skewY</w:t>
-      </w:r>
-      <w:proofErr w:type="spellEnd"/>
-      <w:proofErr w:type="gramStart"/>
-      <w:r>
-        <w:rPr>
-          <w:rFonts w:hint="eastAsia"/>
-        </w:rPr>
-        <w:t>(angle)</w:t>
-      </w:r>
-      <w:proofErr w:type="gramEnd"/>
+        <w:t>skewY(angle)</w:t>
+      </w:r>
       <w:r>
         <w:rPr>
           <w:rFonts w:hint="eastAsia"/>
@@ -12873,21 +10718,7 @@
           <w:rFonts w:hint="eastAsia"/>
         </w:rPr>
         <w:tab/>
-        <w:t>matrix(</w:t>
-      </w:r>
-      <w:proofErr w:type="spellStart"/>
-      <w:r>
-        <w:rPr>
-          <w:rFonts w:hint="eastAsia"/>
-        </w:rPr>
-        <w:t>a,b,c,d,e,f</w:t>
-      </w:r>
-      <w:proofErr w:type="spellEnd"/>
-      <w:r>
-        <w:rPr>
-          <w:rFonts w:hint="eastAsia"/>
-        </w:rPr>
-        <w:t>)</w:t>
+        <w:t>matrix(a,b,c,d,e,f)</w:t>
       </w:r>
       <w:r>
         <w:rPr>
@@ -12914,35 +10745,7 @@
           <w:rFonts w:hint="eastAsia"/>
         </w:rPr>
         <w:tab/>
-        <w:t>translate3d(</w:t>
-      </w:r>
-      <w:proofErr w:type="spellStart"/>
-      <w:r>
-        <w:rPr>
-          <w:rFonts w:hint="eastAsia"/>
-        </w:rPr>
-        <w:t>tx</w:t>
-      </w:r>
-      <w:proofErr w:type="spellEnd"/>
-      <w:r>
-        <w:rPr>
-          <w:rFonts w:hint="eastAsia"/>
-        </w:rPr>
-        <w:t xml:space="preserve">, ty, </w:t>
-      </w:r>
-      <w:proofErr w:type="spellStart"/>
-      <w:r>
-        <w:rPr>
-          <w:rFonts w:hint="eastAsia"/>
-        </w:rPr>
-        <w:t>tz</w:t>
-      </w:r>
-      <w:proofErr w:type="spellEnd"/>
-      <w:r>
-        <w:rPr>
-          <w:rFonts w:hint="eastAsia"/>
-        </w:rPr>
-        <w:t>)</w:t>
+        <w:t>translate3d(tx, ty, tz)</w:t>
       </w:r>
       <w:r>
         <w:rPr>
@@ -12958,56 +10761,19 @@
           <w:rFonts w:hint="eastAsia"/>
         </w:rPr>
       </w:pPr>
-      <w:proofErr w:type="spellStart"/>
-      <w:r>
-        <w:rPr>
-          <w:rFonts w:hint="eastAsia"/>
-        </w:rPr>
-        <w:t>translateZ</w:t>
-      </w:r>
-      <w:proofErr w:type="spellEnd"/>
-      <w:r>
-        <w:rPr>
-          <w:rFonts w:hint="eastAsia"/>
-        </w:rPr>
-        <w:t>()</w:t>
+      <w:r>
+        <w:rPr>
+          <w:rFonts w:hint="eastAsia"/>
+        </w:rPr>
+        <w:t>translateZ()</w:t>
       </w:r>
       <w:r>
         <w:rPr>
           <w:rFonts w:hint="eastAsia"/>
         </w:rPr>
         <w:tab/>
-      </w:r>
-      <w:proofErr w:type="spellStart"/>
-      <w:r>
-        <w:rPr>
-          <w:rFonts w:hint="eastAsia"/>
-        </w:rPr>
-        <w:t>translateZ</w:t>
-      </w:r>
-      <w:proofErr w:type="spellEnd"/>
-      <w:proofErr w:type="gramStart"/>
-      <w:r>
-        <w:rPr>
-          <w:rFonts w:hint="eastAsia"/>
-        </w:rPr>
-        <w:t>(</w:t>
-      </w:r>
-      <w:proofErr w:type="spellStart"/>
-      <w:r>
-        <w:rPr>
-          <w:rFonts w:hint="eastAsia"/>
-        </w:rPr>
-        <w:t>tz</w:t>
-      </w:r>
-      <w:proofErr w:type="spellEnd"/>
-      <w:r>
-        <w:rPr>
-          <w:rFonts w:hint="eastAsia"/>
-        </w:rPr>
-        <w:t>)</w:t>
-      </w:r>
-      <w:proofErr w:type="gramEnd"/>
+        <w:t>translateZ(tz)</w:t>
+      </w:r>
       <w:r>
         <w:rPr>
           <w:rFonts w:hint="eastAsia"/>
@@ -13034,49 +10800,7 @@
           <w:rFonts w:hint="eastAsia"/>
         </w:rPr>
         <w:tab/>
-        <w:t>scale3d(</w:t>
-      </w:r>
-      <w:proofErr w:type="spellStart"/>
-      <w:r>
-        <w:rPr>
-          <w:rFonts w:hint="eastAsia"/>
-        </w:rPr>
-        <w:t>sx</w:t>
-      </w:r>
-      <w:proofErr w:type="spellEnd"/>
-      <w:r>
-        <w:rPr>
-          <w:rFonts w:hint="eastAsia"/>
-        </w:rPr>
-        <w:t xml:space="preserve">, </w:t>
-      </w:r>
-      <w:proofErr w:type="spellStart"/>
-      <w:r>
-        <w:rPr>
-          <w:rFonts w:hint="eastAsia"/>
-        </w:rPr>
-        <w:t>sy</w:t>
-      </w:r>
-      <w:proofErr w:type="spellEnd"/>
-      <w:r>
-        <w:rPr>
-          <w:rFonts w:hint="eastAsia"/>
-        </w:rPr>
-        <w:t xml:space="preserve">, </w:t>
-      </w:r>
-      <w:proofErr w:type="spellStart"/>
-      <w:r>
-        <w:rPr>
-          <w:rFonts w:hint="eastAsia"/>
-        </w:rPr>
-        <w:t>sz</w:t>
-      </w:r>
-      <w:proofErr w:type="spellEnd"/>
-      <w:r>
-        <w:rPr>
-          <w:rFonts w:hint="eastAsia"/>
-        </w:rPr>
-        <w:t>)</w:t>
+        <w:t>scale3d(sx, sy, sz)</w:t>
       </w:r>
       <w:r>
         <w:rPr>
@@ -13092,42 +10816,19 @@
           <w:rFonts w:hint="eastAsia"/>
         </w:rPr>
       </w:pPr>
-      <w:proofErr w:type="spellStart"/>
-      <w:r>
-        <w:rPr>
-          <w:rFonts w:hint="eastAsia"/>
-        </w:rPr>
-        <w:t>scaleZ</w:t>
-      </w:r>
-      <w:proofErr w:type="spellEnd"/>
-      <w:r>
-        <w:rPr>
-          <w:rFonts w:hint="eastAsia"/>
-        </w:rPr>
-        <w:t>()</w:t>
+      <w:r>
+        <w:rPr>
+          <w:rFonts w:hint="eastAsia"/>
+        </w:rPr>
+        <w:t>scaleZ()</w:t>
       </w:r>
       <w:r>
         <w:rPr>
           <w:rFonts w:hint="eastAsia"/>
         </w:rPr>
         <w:tab/>
-      </w:r>
-      <w:proofErr w:type="spellStart"/>
-      <w:r>
-        <w:rPr>
-          <w:rFonts w:hint="eastAsia"/>
-        </w:rPr>
-        <w:t>scaleZ</w:t>
-      </w:r>
-      <w:proofErr w:type="spellEnd"/>
-      <w:proofErr w:type="gramStart"/>
-      <w:r>
-        <w:rPr>
-          <w:rFonts w:hint="eastAsia"/>
-        </w:rPr>
-        <w:t>(s)</w:t>
-      </w:r>
-      <w:proofErr w:type="gramEnd"/>
+        <w:t>scaleZ(s)</w:t>
+      </w:r>
       <w:r>
         <w:rPr>
           <w:rFonts w:hint="eastAsia"/>
@@ -13160,65 +10861,28 @@
           <w:rFonts w:hint="eastAsia"/>
         </w:rPr>
         <w:tab/>
-        <w:t>绕任意向量 (</w:t>
-      </w:r>
-      <w:proofErr w:type="spellStart"/>
-      <w:r>
-        <w:rPr>
-          <w:rFonts w:hint="eastAsia"/>
-        </w:rPr>
-        <w:t>x,y,z</w:t>
-      </w:r>
-      <w:proofErr w:type="spellEnd"/>
-      <w:r>
-        <w:rPr>
-          <w:rFonts w:hint="eastAsia"/>
-        </w:rPr>
-        <w:t>) 旋转</w:t>
-      </w:r>
-    </w:p>
-    <w:p>
-      <w:pPr>
-        <w:rPr>
-          <w:rFonts w:hint="eastAsia"/>
-        </w:rPr>
-      </w:pPr>
-      <w:proofErr w:type="spellStart"/>
-      <w:r>
-        <w:rPr>
-          <w:rFonts w:hint="eastAsia"/>
-        </w:rPr>
-        <w:t>rotateX</w:t>
-      </w:r>
-      <w:proofErr w:type="spellEnd"/>
-      <w:r>
-        <w:rPr>
-          <w:rFonts w:hint="eastAsia"/>
-        </w:rPr>
-        <w:t>()</w:t>
+        <w:t>绕任意向量 (x,y,z) 旋转</w:t>
+      </w:r>
+    </w:p>
+    <w:p>
+      <w:pPr>
+        <w:rPr>
+          <w:rFonts w:hint="eastAsia"/>
+        </w:rPr>
+      </w:pPr>
+      <w:r>
+        <w:rPr>
+          <w:rFonts w:hint="eastAsia"/>
+        </w:rPr>
+        <w:t>rotateX()</w:t>
       </w:r>
       <w:r>
         <w:rPr>
           <w:rFonts w:hint="eastAsia"/>
         </w:rPr>
         <w:tab/>
-      </w:r>
-      <w:proofErr w:type="spellStart"/>
-      <w:r>
-        <w:rPr>
-          <w:rFonts w:hint="eastAsia"/>
-        </w:rPr>
-        <w:t>rotateX</w:t>
-      </w:r>
-      <w:proofErr w:type="spellEnd"/>
-      <w:proofErr w:type="gramStart"/>
-      <w:r>
-        <w:rPr>
-          <w:rFonts w:hint="eastAsia"/>
-        </w:rPr>
-        <w:t>(angle)</w:t>
-      </w:r>
-      <w:proofErr w:type="gramEnd"/>
+        <w:t>rotateX(angle)</w:t>
+      </w:r>
       <w:r>
         <w:rPr>
           <w:rFonts w:hint="eastAsia"/>
@@ -13233,42 +10897,19 @@
           <w:rFonts w:hint="eastAsia"/>
         </w:rPr>
       </w:pPr>
-      <w:proofErr w:type="spellStart"/>
-      <w:r>
-        <w:rPr>
-          <w:rFonts w:hint="eastAsia"/>
-        </w:rPr>
-        <w:t>rotateY</w:t>
-      </w:r>
-      <w:proofErr w:type="spellEnd"/>
-      <w:r>
-        <w:rPr>
-          <w:rFonts w:hint="eastAsia"/>
-        </w:rPr>
-        <w:t>()</w:t>
+      <w:r>
+        <w:rPr>
+          <w:rFonts w:hint="eastAsia"/>
+        </w:rPr>
+        <w:t>rotateY()</w:t>
       </w:r>
       <w:r>
         <w:rPr>
           <w:rFonts w:hint="eastAsia"/>
         </w:rPr>
         <w:tab/>
-      </w:r>
-      <w:proofErr w:type="spellStart"/>
-      <w:r>
-        <w:rPr>
-          <w:rFonts w:hint="eastAsia"/>
-        </w:rPr>
-        <w:t>rotateY</w:t>
-      </w:r>
-      <w:proofErr w:type="spellEnd"/>
-      <w:proofErr w:type="gramStart"/>
-      <w:r>
-        <w:rPr>
-          <w:rFonts w:hint="eastAsia"/>
-        </w:rPr>
-        <w:t>(angle)</w:t>
-      </w:r>
-      <w:proofErr w:type="gramEnd"/>
+        <w:t>rotateY(angle)</w:t>
+      </w:r>
       <w:r>
         <w:rPr>
           <w:rFonts w:hint="eastAsia"/>
@@ -13283,42 +10924,19 @@
           <w:rFonts w:hint="eastAsia"/>
         </w:rPr>
       </w:pPr>
-      <w:proofErr w:type="spellStart"/>
-      <w:r>
-        <w:rPr>
-          <w:rFonts w:hint="eastAsia"/>
-        </w:rPr>
-        <w:t>rotateZ</w:t>
-      </w:r>
-      <w:proofErr w:type="spellEnd"/>
-      <w:r>
-        <w:rPr>
-          <w:rFonts w:hint="eastAsia"/>
-        </w:rPr>
-        <w:t>()</w:t>
+      <w:r>
+        <w:rPr>
+          <w:rFonts w:hint="eastAsia"/>
+        </w:rPr>
+        <w:t>rotateZ()</w:t>
       </w:r>
       <w:r>
         <w:rPr>
           <w:rFonts w:hint="eastAsia"/>
         </w:rPr>
         <w:tab/>
-      </w:r>
-      <w:proofErr w:type="spellStart"/>
-      <w:r>
-        <w:rPr>
-          <w:rFonts w:hint="eastAsia"/>
-        </w:rPr>
-        <w:t>rotateZ</w:t>
-      </w:r>
-      <w:proofErr w:type="spellEnd"/>
-      <w:proofErr w:type="gramStart"/>
-      <w:r>
-        <w:rPr>
-          <w:rFonts w:hint="eastAsia"/>
-        </w:rPr>
-        <w:t>(angle)</w:t>
-      </w:r>
-      <w:proofErr w:type="gramEnd"/>
+        <w:t>rotateZ(angle)</w:t>
+      </w:r>
       <w:r>
         <w:rPr>
           <w:rFonts w:hint="eastAsia"/>
@@ -13344,16 +10962,8 @@
           <w:rFonts w:hint="eastAsia"/>
         </w:rPr>
         <w:tab/>
-        <w:t>perspective</w:t>
-      </w:r>
-      <w:proofErr w:type="gramStart"/>
-      <w:r>
-        <w:rPr>
-          <w:rFonts w:hint="eastAsia"/>
-        </w:rPr>
-        <w:t>(length)</w:t>
-      </w:r>
-      <w:proofErr w:type="gramEnd"/>
+        <w:t>perspective(length)</w:t>
+      </w:r>
       <w:r>
         <w:rPr>
           <w:rFonts w:hint="eastAsia"/>
@@ -13379,16 +10989,8 @@
           <w:rFonts w:hint="eastAsia"/>
         </w:rPr>
         <w:tab/>
-        <w:t>matrix3d</w:t>
-      </w:r>
-      <w:proofErr w:type="gramStart"/>
-      <w:r>
-        <w:rPr>
-          <w:rFonts w:hint="eastAsia"/>
-        </w:rPr>
-        <w:t>(16个值)</w:t>
-      </w:r>
-      <w:proofErr w:type="gramEnd"/>
+        <w:t>matrix3d(16个值)</w:t>
+      </w:r>
       <w:r>
         <w:rPr>
           <w:rFonts w:hint="eastAsia"/>
@@ -13460,21 +11062,8 @@
         </w:rPr>
       </w:pPr>
       <w:r>
-        <w:t xml:space="preserve">@media XXX and </w:t>
-      </w:r>
-      <w:proofErr w:type="gramStart"/>
-      <w:r>
-        <w:t>(</w:t>
-      </w:r>
-      <w:proofErr w:type="spellStart"/>
-      <w:r>
-        <w:t>css</w:t>
-      </w:r>
-      <w:proofErr w:type="spellEnd"/>
-      <w:r>
-        <w:t>语法)</w:t>
-      </w:r>
-      <w:proofErr w:type="gramEnd"/>
+        <w:t>@media XXX and (css语法)</w:t>
+      </w:r>
       <w:r>
         <w:rPr>
           <w:rFonts w:hint="eastAsia"/>
@@ -13498,21 +11087,8 @@
         <w:t>新写法：</w:t>
       </w:r>
       <w:r>
-        <w:t xml:space="preserve">@media </w:t>
-      </w:r>
-      <w:proofErr w:type="gramStart"/>
-      <w:r>
-        <w:t>(640px &lt;= width &lt;= 768px)</w:t>
-      </w:r>
-      <w:proofErr w:type="gramEnd"/>
-      <w:r>
-        <w:t xml:space="preserve"> </w:t>
-      </w:r>
-      <w:proofErr w:type="gramStart"/>
-      <w:r>
-        <w:t>{  }</w:t>
-      </w:r>
-      <w:proofErr w:type="gramEnd"/>
+        <w:t>@media (640px &lt;= width &lt;= 768px) {  }</w:t>
+      </w:r>
     </w:p>
     <w:p>
       <w:pPr>
@@ -13622,16 +11198,8 @@
         <w:rPr>
           <w:rFonts w:hint="eastAsia"/>
         </w:rPr>
-        <w:t xml:space="preserve">0830 </w:t>
-      </w:r>
-      <w:proofErr w:type="spellStart"/>
-      <w:r>
-        <w:rPr>
-          <w:rFonts w:hint="eastAsia"/>
-        </w:rPr>
-        <w:t>js</w:t>
-      </w:r>
-      <w:proofErr w:type="spellEnd"/>
+        <w:t>0830 js</w:t>
+      </w:r>
     </w:p>
     <w:p>
       <w:pPr>
@@ -13685,67 +11253,31 @@
           <w:rFonts w:hint="eastAsia"/>
         </w:rPr>
       </w:pPr>
-      <w:proofErr w:type="spellStart"/>
-      <w:r>
-        <w:rPr>
-          <w:rFonts w:hint="eastAsia"/>
-        </w:rPr>
-        <w:t>Js</w:t>
-      </w:r>
-      <w:proofErr w:type="spellEnd"/>
-      <w:r>
-        <w:rPr>
-          <w:rFonts w:hint="eastAsia"/>
-        </w:rPr>
-        <w:t>在node和浏览器环境的不同</w:t>
-      </w:r>
-    </w:p>
-    <w:p>
-      <w:pPr>
-        <w:rPr>
-          <w:rFonts w:hint="eastAsia"/>
-        </w:rPr>
-      </w:pPr>
-    </w:p>
-    <w:p>
-      <w:pPr>
-        <w:rPr>
-          <w:rFonts w:hint="eastAsia"/>
-        </w:rPr>
-      </w:pPr>
-      <w:r>
-        <w:rPr>
-          <w:rFonts w:hint="eastAsia"/>
-        </w:rPr>
-        <w:t>Dom，</w:t>
-      </w:r>
-      <w:proofErr w:type="spellStart"/>
-      <w:r>
-        <w:rPr>
-          <w:rFonts w:hint="eastAsia"/>
-        </w:rPr>
-        <w:t>bom</w:t>
-      </w:r>
-      <w:proofErr w:type="spellEnd"/>
-      <w:r>
-        <w:rPr>
-          <w:rFonts w:hint="eastAsia"/>
-        </w:rPr>
-        <w:t>的</w:t>
-      </w:r>
-      <w:proofErr w:type="spellStart"/>
-      <w:r>
-        <w:rPr>
-          <w:rFonts w:hint="eastAsia"/>
-        </w:rPr>
-        <w:t>api</w:t>
-      </w:r>
-      <w:proofErr w:type="spellEnd"/>
-      <w:r>
-        <w:rPr>
-          <w:rFonts w:hint="eastAsia"/>
-        </w:rPr>
-        <w:t>不同，操作系统能力不同</w:t>
+      <w:r>
+        <w:rPr>
+          <w:rFonts w:hint="eastAsia"/>
+        </w:rPr>
+        <w:t>Js在node和浏览器环境的不同</w:t>
+      </w:r>
+    </w:p>
+    <w:p>
+      <w:pPr>
+        <w:rPr>
+          <w:rFonts w:hint="eastAsia"/>
+        </w:rPr>
+      </w:pPr>
+    </w:p>
+    <w:p>
+      <w:pPr>
+        <w:rPr>
+          <w:rFonts w:hint="eastAsia"/>
+        </w:rPr>
+      </w:pPr>
+      <w:r>
+        <w:rPr>
+          <w:rFonts w:hint="eastAsia"/>
+        </w:rPr>
+        <w:t>Dom，bom的api不同，操作系统能力不同</w:t>
       </w:r>
     </w:p>
     <w:p>
@@ -13802,77 +11334,64 @@
         <w:t>Event loop，</w:t>
       </w:r>
       <w:r>
-        <w:t xml:space="preserve">浏览器 </w:t>
-      </w:r>
-      <w:proofErr w:type="gramStart"/>
-      <w:r>
-        <w:t>node  事件循环的差异性</w:t>
-      </w:r>
-      <w:proofErr w:type="gramEnd"/>
-    </w:p>
-    <w:p>
+        <w:t>浏览器 node  事件循环的差异性</w:t>
+      </w:r>
+    </w:p>
+    <w:p>
+      <w:pPr>
+        <w:rPr>
+          <w:rFonts w:hint="eastAsia"/>
+        </w:rPr>
+      </w:pPr>
       <w:r>
         <w:rPr>
           <w:rFonts w:hint="eastAsia"/>
         </w:rPr>
         <w:lastRenderedPageBreak/>
-        <w:t xml:space="preserve">Web </w:t>
-      </w:r>
-      <w:proofErr w:type="spellStart"/>
-      <w:r>
-        <w:rPr>
-          <w:rFonts w:hint="eastAsia"/>
-        </w:rPr>
-        <w:t>api</w:t>
-      </w:r>
-      <w:proofErr w:type="spellEnd"/>
-      <w:r>
-        <w:rPr>
-          <w:rFonts w:hint="eastAsia"/>
-        </w:rPr>
-        <w:t>（</w:t>
-      </w:r>
-      <w:proofErr w:type="spellStart"/>
-      <w:r>
-        <w:rPr>
-          <w:rFonts w:hint="eastAsia"/>
-        </w:rPr>
-        <w:t>dom</w:t>
-      </w:r>
-      <w:proofErr w:type="spellEnd"/>
-      <w:r>
-        <w:rPr>
-          <w:rFonts w:hint="eastAsia"/>
-        </w:rPr>
-        <w:t xml:space="preserve"> </w:t>
-      </w:r>
-      <w:proofErr w:type="spellStart"/>
-      <w:r>
-        <w:rPr>
-          <w:rFonts w:hint="eastAsia"/>
-        </w:rPr>
-        <w:t>bom</w:t>
-      </w:r>
-      <w:proofErr w:type="spellEnd"/>
-      <w:r>
-        <w:rPr>
-          <w:rFonts w:hint="eastAsia"/>
-        </w:rPr>
-        <w:t>）</w:t>
-      </w:r>
-    </w:p>
-    <w:p/>
-    <w:p/>
-    <w:p/>
-    <w:p/>
-    <w:p>
-      <w:pPr>
-        <w:rPr>
-          <w:rFonts w:hint="eastAsia"/>
-        </w:rPr>
-      </w:pPr>
-    </w:p>
-    <w:p>
+        <w:t>Web api（dom bom）</w:t>
+      </w:r>
+    </w:p>
+    <w:p>
+      <w:pPr>
+        <w:rPr>
+          <w:rFonts w:hint="eastAsia"/>
+        </w:rPr>
+      </w:pPr>
+    </w:p>
+    <w:p>
+      <w:pPr>
+        <w:rPr>
+          <w:rFonts w:hint="eastAsia"/>
+        </w:rPr>
+      </w:pPr>
+    </w:p>
+    <w:p>
+      <w:pPr>
+        <w:rPr>
+          <w:rFonts w:hint="eastAsia"/>
+        </w:rPr>
+      </w:pPr>
+    </w:p>
+    <w:p>
+      <w:pPr>
+        <w:rPr>
+          <w:rFonts w:hint="eastAsia"/>
+        </w:rPr>
+      </w:pPr>
+    </w:p>
+    <w:p>
+      <w:pPr>
+        <w:rPr>
+          <w:rFonts w:hint="eastAsia"/>
+        </w:rPr>
+      </w:pPr>
+    </w:p>
+    <w:p>
+      <w:pPr>
+        <w:rPr>
+          <w:rFonts w:hint="eastAsia"/>
+        </w:rPr>
+      </w:pPr>
       <w:r>
         <w:t>浏览器和 Node.js 的事件循环虽然都基于“单线程 + 异步非阻塞”的核心思想，但由于运行环境和设计目标不同，它们在</w:t>
       </w:r>
@@ -13888,6 +11407,11 @@
       </w:r>
     </w:p>
     <w:p>
+      <w:pPr>
+        <w:rPr>
+          <w:rFonts w:hint="eastAsia"/>
+        </w:rPr>
+      </w:pPr>
       <w:r>
         <w:t>以下是核心差异的详细对比：</w:t>
       </w:r>
@@ -13895,6 +11419,7 @@
     <w:p>
       <w:pPr>
         <w:rPr>
+          <w:rFonts w:hint="eastAsia"/>
           <w:b/>
           <w:bCs/>
         </w:rPr>
@@ -13908,6 +11433,11 @@
       </w:r>
     </w:p>
     <w:p>
+      <w:pPr>
+        <w:rPr>
+          <w:rFonts w:hint="eastAsia"/>
+        </w:rPr>
+      </w:pPr>
       <w:r>
         <w:t>表格</w:t>
       </w:r>
@@ -13952,6 +11482,7 @@
           <w:p>
             <w:pPr>
               <w:rPr>
+                <w:rFonts w:hint="eastAsia"/>
                 <w:b/>
                 <w:bCs/>
               </w:rPr>
@@ -13981,6 +11512,7 @@
           <w:p>
             <w:pPr>
               <w:rPr>
+                <w:rFonts w:hint="eastAsia"/>
                 <w:b/>
                 <w:bCs/>
               </w:rPr>
@@ -13990,17 +11522,8 @@
                 <w:b/>
                 <w:bCs/>
               </w:rPr>
-              <w:t xml:space="preserve">浏览器 </w:t>
+              <w:t>浏览器 (HTML5 规范)</w:t>
             </w:r>
-            <w:proofErr w:type="gramStart"/>
-            <w:r>
-              <w:rPr>
-                <w:b/>
-                <w:bCs/>
-              </w:rPr>
-              <w:t>(HTML5 规范)</w:t>
-            </w:r>
-            <w:proofErr w:type="gramEnd"/>
           </w:p>
         </w:tc>
         <w:tc>
@@ -14019,6 +11542,7 @@
           <w:p>
             <w:pPr>
               <w:rPr>
+                <w:rFonts w:hint="eastAsia"/>
                 <w:b/>
                 <w:bCs/>
               </w:rPr>
@@ -14028,23 +11552,7 @@
                 <w:b/>
                 <w:bCs/>
               </w:rPr>
-              <w:t>Node.js (</w:t>
-            </w:r>
-            <w:proofErr w:type="spellStart"/>
-            <w:r>
-              <w:rPr>
-                <w:b/>
-                <w:bCs/>
-              </w:rPr>
-              <w:t>libuv</w:t>
-            </w:r>
-            <w:proofErr w:type="spellEnd"/>
-            <w:r>
-              <w:rPr>
-                <w:b/>
-                <w:bCs/>
-              </w:rPr>
-              <w:t>)</w:t>
+              <w:t>Node.js (libuv)</w:t>
             </w:r>
           </w:p>
         </w:tc>
@@ -14067,6 +11575,11 @@
             <w:hideMark/>
           </w:tcPr>
           <w:p>
+            <w:pPr>
+              <w:rPr>
+                <w:rFonts w:hint="eastAsia"/>
+              </w:rPr>
+            </w:pPr>
             <w:r>
               <w:rPr>
                 <w:b/>
@@ -14089,6 +11602,11 @@
             <w:hideMark/>
           </w:tcPr>
           <w:p>
+            <w:pPr>
+              <w:rPr>
+                <w:rFonts w:hint="eastAsia"/>
+              </w:rPr>
+            </w:pPr>
             <w:r>
               <w:t>只有一个统一的宏任务队列（Task Queue）</w:t>
             </w:r>
@@ -14107,6 +11625,11 @@
             <w:hideMark/>
           </w:tcPr>
           <w:p>
+            <w:pPr>
+              <w:rPr>
+                <w:rFonts w:hint="eastAsia"/>
+              </w:rPr>
+            </w:pPr>
             <w:r>
               <w:t>分为多个阶段，每个阶段有独立的队列（Timers, I/O, Check 等）</w:t>
             </w:r>
@@ -14131,6 +11654,11 @@
             <w:hideMark/>
           </w:tcPr>
           <w:p>
+            <w:pPr>
+              <w:rPr>
+                <w:rFonts w:hint="eastAsia"/>
+              </w:rPr>
+            </w:pPr>
             <w:r>
               <w:rPr>
                 <w:b/>
@@ -14153,16 +11681,13 @@
             <w:hideMark/>
           </w:tcPr>
           <w:p>
+            <w:pPr>
+              <w:rPr>
+                <w:rFonts w:hint="eastAsia"/>
+              </w:rPr>
+            </w:pPr>
             <w:r>
-              <w:t>Microtask Queue (Promise, </w:t>
-            </w:r>
-            <w:proofErr w:type="spellStart"/>
-            <w:r>
-              <w:t>MutationObserver</w:t>
-            </w:r>
-            <w:proofErr w:type="spellEnd"/>
-            <w:r>
-              <w:t>)</w:t>
+              <w:t>Microtask Queue (Promise, MutationObserver)</w:t>
             </w:r>
           </w:p>
         </w:tc>
@@ -14179,14 +11704,14 @@
             <w:hideMark/>
           </w:tcPr>
           <w:p>
+            <w:pPr>
+              <w:rPr>
+                <w:rFonts w:hint="eastAsia"/>
+              </w:rPr>
+            </w:pPr>
             <w:r>
-              <w:t>同样有 Microtask Queue，但额外区分 </w:t>
+              <w:t>同样有 Microtask Queue，但额外区分 process.nextTick</w:t>
             </w:r>
-            <w:proofErr w:type="spellStart"/>
-            <w:r>
-              <w:t>process.nextTick</w:t>
-            </w:r>
-            <w:proofErr w:type="spellEnd"/>
           </w:p>
         </w:tc>
       </w:tr>
@@ -14208,6 +11733,11 @@
             <w:hideMark/>
           </w:tcPr>
           <w:p>
+            <w:pPr>
+              <w:rPr>
+                <w:rFonts w:hint="eastAsia"/>
+              </w:rPr>
+            </w:pPr>
             <w:r>
               <w:rPr>
                 <w:b/>
@@ -14230,27 +11760,14 @@
             <w:hideMark/>
           </w:tcPr>
           <w:p>
-            <w:proofErr w:type="spellStart"/>
+            <w:pPr>
+              <w:rPr>
+                <w:rFonts w:hint="eastAsia"/>
+              </w:rPr>
+            </w:pPr>
             <w:r>
-              <w:t>requestAnimationFrame</w:t>
+              <w:t>requestAnimationFrame (渲染前), requestIdleCallback</w:t>
             </w:r>
-            <w:proofErr w:type="spellEnd"/>
-            <w:r>
-              <w:t> </w:t>
-            </w:r>
-            <w:proofErr w:type="gramStart"/>
-            <w:r>
-              <w:t>(渲染前)</w:t>
-            </w:r>
-            <w:proofErr w:type="gramEnd"/>
-            <w:r>
-              <w:t>, </w:t>
-            </w:r>
-            <w:proofErr w:type="spellStart"/>
-            <w:r>
-              <w:t>requestIdleCallback</w:t>
-            </w:r>
-            <w:proofErr w:type="spellEnd"/>
           </w:p>
         </w:tc>
         <w:tc>
@@ -14266,27 +11783,14 @@
             <w:hideMark/>
           </w:tcPr>
           <w:p>
-            <w:proofErr w:type="spellStart"/>
+            <w:pPr>
+              <w:rPr>
+                <w:rFonts w:hint="eastAsia"/>
+              </w:rPr>
+            </w:pPr>
             <w:r>
-              <w:t>process.nextTick</w:t>
+              <w:t>process.nextTick (最高优先级), setImmediate</w:t>
             </w:r>
-            <w:proofErr w:type="spellEnd"/>
-            <w:r>
-              <w:t> </w:t>
-            </w:r>
-            <w:proofErr w:type="gramStart"/>
-            <w:r>
-              <w:t>(最高优先级)</w:t>
-            </w:r>
-            <w:proofErr w:type="gramEnd"/>
-            <w:r>
-              <w:t>, </w:t>
-            </w:r>
-            <w:proofErr w:type="spellStart"/>
-            <w:r>
-              <w:t>setImmediate</w:t>
-            </w:r>
-            <w:proofErr w:type="spellEnd"/>
           </w:p>
         </w:tc>
       </w:tr>
@@ -14304,6 +11808,11 @@
             <w:hideMark/>
           </w:tcPr>
           <w:p>
+            <w:pPr>
+              <w:rPr>
+                <w:rFonts w:hint="eastAsia"/>
+              </w:rPr>
+            </w:pPr>
             <w:r>
               <w:rPr>
                 <w:b/>
@@ -14326,16 +11835,13 @@
             <w:hideMark/>
           </w:tcPr>
           <w:p>
+            <w:pPr>
+              <w:rPr>
+                <w:rFonts w:hint="eastAsia"/>
+              </w:rPr>
+            </w:pPr>
             <w:r>
-              <w:t>V8/</w:t>
-            </w:r>
-            <w:proofErr w:type="spellStart"/>
-            <w:r>
-              <w:t>SpiderMonkey</w:t>
-            </w:r>
-            <w:proofErr w:type="spellEnd"/>
-            <w:r>
-              <w:t xml:space="preserve"> + 浏览器宿主环境</w:t>
+              <w:t>V8/SpiderMonkey + 浏览器宿主环境</w:t>
             </w:r>
           </w:p>
         </w:tc>
@@ -14353,22 +11859,14 @@
             <w:hideMark/>
           </w:tcPr>
           <w:p>
+            <w:pPr>
+              <w:rPr>
+                <w:rFonts w:hint="eastAsia"/>
+              </w:rPr>
+            </w:pPr>
             <w:r>
-              <w:t xml:space="preserve">V8 + </w:t>
+              <w:t>V8 + libuv (C++ 层)</w:t>
             </w:r>
-            <w:proofErr w:type="spellStart"/>
-            <w:r>
-              <w:t>libuv</w:t>
-            </w:r>
-            <w:proofErr w:type="spellEnd"/>
-            <w:r>
-              <w:t xml:space="preserve"> </w:t>
-            </w:r>
-            <w:proofErr w:type="gramStart"/>
-            <w:r>
-              <w:t>(C++ 层)</w:t>
-            </w:r>
-            <w:proofErr w:type="gramEnd"/>
           </w:p>
         </w:tc>
       </w:tr>
@@ -14376,6 +11874,7 @@
     <w:p>
       <w:pPr>
         <w:rPr>
+          <w:rFonts w:hint="eastAsia"/>
           <w:b/>
           <w:bCs/>
         </w:rPr>
@@ -14391,6 +11890,7 @@
     <w:p>
       <w:pPr>
         <w:rPr>
+          <w:rFonts w:hint="eastAsia"/>
           <w:b/>
           <w:bCs/>
         </w:rPr>
@@ -14412,6 +11912,11 @@
       </w:r>
     </w:p>
     <w:p>
+      <w:pPr>
+        <w:rPr>
+          <w:rFonts w:hint="eastAsia"/>
+        </w:rPr>
+      </w:pPr>
       <w:r>
         <w:t>浏览器的循环是</w:t>
       </w:r>
@@ -14432,17 +11937,12 @@
           <w:ilvl w:val="0"/>
           <w:numId w:val="13"/>
         </w:numPr>
-      </w:pPr>
-      <w:r>
-        <w:t>执行一个宏任务（如 </w:t>
-      </w:r>
-      <w:proofErr w:type="spellStart"/>
-      <w:r>
-        <w:t>setTimeout</w:t>
-      </w:r>
-      <w:proofErr w:type="spellEnd"/>
-      <w:r>
-        <w:t>、DOM 事件、脚本解析）</w:t>
+        <w:rPr>
+          <w:rFonts w:hint="eastAsia"/>
+        </w:rPr>
+      </w:pPr>
+      <w:r>
+        <w:t>执行一个宏任务（如 setTimeout、DOM 事件、脚本解析）</w:t>
       </w:r>
     </w:p>
     <w:p>
@@ -14451,25 +11951,12 @@
           <w:ilvl w:val="0"/>
           <w:numId w:val="13"/>
         </w:numPr>
-      </w:pPr>
-      <w:r>
-        <w:t>清空所有微任务（</w:t>
-      </w:r>
-      <w:proofErr w:type="spellStart"/>
-      <w:r>
-        <w:t>Promise.then</w:t>
-      </w:r>
-      <w:proofErr w:type="spellEnd"/>
-      <w:r>
-        <w:t>、</w:t>
-      </w:r>
-      <w:proofErr w:type="spellStart"/>
-      <w:r>
-        <w:t>MutationObserver</w:t>
-      </w:r>
-      <w:proofErr w:type="spellEnd"/>
-      <w:r>
-        <w:t>）</w:t>
+        <w:rPr>
+          <w:rFonts w:hint="eastAsia"/>
+        </w:rPr>
+      </w:pPr>
+      <w:r>
+        <w:t>清空所有微任务（Promise.then、MutationObserver）</w:t>
       </w:r>
     </w:p>
     <w:p>
@@ -14478,6 +11965,9 @@
           <w:ilvl w:val="0"/>
           <w:numId w:val="13"/>
         </w:numPr>
+        <w:rPr>
+          <w:rFonts w:hint="eastAsia"/>
+        </w:rPr>
       </w:pPr>
       <w:r>
         <w:rPr>
@@ -14496,23 +11986,13 @@
           <w:ilvl w:val="1"/>
           <w:numId w:val="13"/>
         </w:numPr>
-      </w:pPr>
-      <w:r>
-        <w:t>如果需要：执行 </w:t>
-      </w:r>
-      <w:proofErr w:type="spellStart"/>
-      <w:r>
-        <w:t>requestAnimationFrame</w:t>
-      </w:r>
-      <w:proofErr w:type="spellEnd"/>
-      <w:r>
-        <w:t> → 计算样式/布局 → 绘制 → </w:t>
-      </w:r>
-      <w:proofErr w:type="spellStart"/>
-      <w:r>
-        <w:t>requestIdleCallback</w:t>
-      </w:r>
-      <w:proofErr w:type="spellEnd"/>
+        <w:rPr>
+          <w:rFonts w:hint="eastAsia"/>
+        </w:rPr>
+      </w:pPr>
+      <w:r>
+        <w:t>如果需要：执行 requestAnimationFrame → 计算样式/布局 → 绘制 → requestIdleCallback</w:t>
+      </w:r>
     </w:p>
     <w:p>
       <w:pPr>
@@ -14520,12 +12000,20 @@
           <w:ilvl w:val="0"/>
           <w:numId w:val="13"/>
         </w:numPr>
+        <w:rPr>
+          <w:rFonts w:hint="eastAsia"/>
+        </w:rPr>
       </w:pPr>
       <w:r>
         <w:t>进入下一轮循环</w:t>
       </w:r>
     </w:p>
     <w:p>
+      <w:pPr>
+        <w:rPr>
+          <w:rFonts w:hint="eastAsia"/>
+        </w:rPr>
+      </w:pPr>
       <w:r>
         <w:rPr>
           <w:b/>
@@ -14544,20 +12032,13 @@
         <w:t>每次宏任务之后、渲染之前</w:t>
       </w:r>
       <w:r>
-        <w:t>执行。</w:t>
-      </w:r>
-      <w:proofErr w:type="spellStart"/>
-      <w:r>
-        <w:t>requestAnimationFrame</w:t>
-      </w:r>
-      <w:proofErr w:type="spellEnd"/>
-      <w:r>
-        <w:t> 不属于宏任务也不属于微任务，它在渲染管线中独立调度。</w:t>
-      </w:r>
-    </w:p>
-    <w:p>
-      <w:pPr>
-        <w:rPr>
+        <w:t>执行。requestAnimationFrame 不属于宏任务也不属于微任务，它在渲染管线中独立调度。</w:t>
+      </w:r>
+    </w:p>
+    <w:p>
+      <w:pPr>
+        <w:rPr>
+          <w:rFonts w:hint="eastAsia"/>
           <w:b/>
           <w:bCs/>
         </w:rPr>
@@ -14575,35 +12056,15 @@
           <w:b/>
           <w:bCs/>
         </w:rPr>
-        <w:t xml:space="preserve"> Node.js 事件循环 </w:t>
-      </w:r>
-      <w:proofErr w:type="gramStart"/>
-      <w:r>
-        <w:rPr>
-          <w:b/>
-          <w:bCs/>
-        </w:rPr>
-        <w:t>(</w:t>
-      </w:r>
-      <w:proofErr w:type="spellStart"/>
-      <w:r>
-        <w:rPr>
-          <w:b/>
-          <w:bCs/>
-        </w:rPr>
-        <w:t>libuv</w:t>
-      </w:r>
-      <w:proofErr w:type="spellEnd"/>
-      <w:r>
-        <w:rPr>
-          <w:b/>
-          <w:bCs/>
-        </w:rPr>
-        <w:t>)</w:t>
-      </w:r>
-      <w:proofErr w:type="gramEnd"/>
-    </w:p>
-    <w:p>
+        <w:t xml:space="preserve"> Node.js 事件循环 (libuv)</w:t>
+      </w:r>
+    </w:p>
+    <w:p>
+      <w:pPr>
+        <w:rPr>
+          <w:rFonts w:hint="eastAsia"/>
+        </w:rPr>
+      </w:pPr>
       <w:r>
         <w:t>Node.js 的循环是</w:t>
       </w:r>
@@ -14619,21 +12080,41 @@
       </w:r>
     </w:p>
     <w:p>
+      <w:pPr>
+        <w:rPr>
+          <w:rFonts w:hint="eastAsia"/>
+        </w:rPr>
+      </w:pPr>
       <w:r>
         <w:t>文本</w:t>
       </w:r>
     </w:p>
     <w:p>
+      <w:pPr>
+        <w:rPr>
+          <w:rFonts w:hint="eastAsia"/>
+        </w:rPr>
+      </w:pPr>
       <w:r>
         <w:t>编辑</w:t>
       </w:r>
     </w:p>
     <w:p>
+      <w:pPr>
+        <w:rPr>
+          <w:rFonts w:hint="eastAsia"/>
+        </w:rPr>
+      </w:pPr>
       <w:r>
         <w:t xml:space="preserve">   ┌───────────────────────────┐</w:t>
       </w:r>
     </w:p>
     <w:p>
+      <w:pPr>
+        <w:rPr>
+          <w:rFonts w:hint="eastAsia"/>
+        </w:rPr>
+      </w:pPr>
       <w:r>
         <w:t>┌─</w:t>
       </w:r>
@@ -14668,173 +12149,196 @@
         <w:t>←</w:t>
       </w:r>
       <w:r>
-        <w:t xml:space="preserve"> </w:t>
-      </w:r>
-      <w:proofErr w:type="spellStart"/>
-      <w:r>
-        <w:t>setTimeout</w:t>
-      </w:r>
-      <w:proofErr w:type="spellEnd"/>
-      <w:r>
-        <w:t xml:space="preserve"> / </w:t>
-      </w:r>
-      <w:proofErr w:type="spellStart"/>
-      <w:r>
-        <w:t>setInterval</w:t>
-      </w:r>
-      <w:proofErr w:type="spellEnd"/>
-    </w:p>
-    <w:p>
+        <w:t xml:space="preserve"> setTimeout / setInterval</w:t>
+      </w:r>
+    </w:p>
+    <w:p>
+      <w:pPr>
+        <w:rPr>
+          <w:rFonts w:hint="eastAsia"/>
+        </w:rPr>
+      </w:pPr>
       <w:r>
         <w:t>│  └─────────────┬─────────────┘</w:t>
       </w:r>
     </w:p>
     <w:p>
+      <w:pPr>
+        <w:rPr>
+          <w:rFonts w:hint="eastAsia"/>
+        </w:rPr>
+      </w:pPr>
       <w:r>
         <w:t>│  ┌─────────────▼─────────────┐</w:t>
       </w:r>
     </w:p>
     <w:p>
-      <w:proofErr w:type="gramStart"/>
+      <w:pPr>
+        <w:rPr>
+          <w:rFonts w:hint="eastAsia"/>
+        </w:rPr>
+      </w:pPr>
       <w:r>
         <w:lastRenderedPageBreak/>
-        <w:t>│  │</w:t>
-      </w:r>
-      <w:proofErr w:type="gramEnd"/>
-      <w:r>
-        <w:t xml:space="preserve">     pending callbacks     │ ← 系统操作回调 </w:t>
-      </w:r>
-      <w:proofErr w:type="gramStart"/>
-      <w:r>
-        <w:t>(如 TCP 错误)</w:t>
-      </w:r>
-      <w:proofErr w:type="gramEnd"/>
-    </w:p>
-    <w:p>
+        <w:t>│  │     pending callbacks     │ ← 系统操作回调 (如 TCP 错误)</w:t>
+      </w:r>
+    </w:p>
+    <w:p>
+      <w:pPr>
+        <w:rPr>
+          <w:rFonts w:hint="eastAsia"/>
+        </w:rPr>
+      </w:pPr>
       <w:r>
         <w:t>│  └─────────────┬─────────────┘</w:t>
       </w:r>
     </w:p>
     <w:p>
+      <w:pPr>
+        <w:rPr>
+          <w:rFonts w:hint="eastAsia"/>
+        </w:rPr>
+      </w:pPr>
       <w:r>
         <w:t>│  ┌─────────────▼─────────────┐</w:t>
       </w:r>
     </w:p>
     <w:p>
-      <w:proofErr w:type="gramStart"/>
-      <w:r>
-        <w:t>│  │</w:t>
-      </w:r>
-      <w:proofErr w:type="gramEnd"/>
-      <w:r>
-        <w:t xml:space="preserve">       idle, prepare       │ ← 内部使用</w:t>
-      </w:r>
-    </w:p>
-    <w:p>
+      <w:pPr>
+        <w:rPr>
+          <w:rFonts w:hint="eastAsia"/>
+        </w:rPr>
+      </w:pPr>
+      <w:r>
+        <w:t>│  │       idle, prepare       │ ← 内部使用</w:t>
+      </w:r>
+    </w:p>
+    <w:p>
+      <w:pPr>
+        <w:rPr>
+          <w:rFonts w:hint="eastAsia"/>
+        </w:rPr>
+      </w:pPr>
       <w:r>
         <w:t>│  └─────────────┬─────────────┘</w:t>
       </w:r>
     </w:p>
     <w:p>
+      <w:pPr>
+        <w:rPr>
+          <w:rFonts w:hint="eastAsia"/>
+        </w:rPr>
+      </w:pPr>
       <w:r>
         <w:t>│  ┌─────────────▼─────────────┐</w:t>
       </w:r>
     </w:p>
     <w:p>
-      <w:proofErr w:type="gramStart"/>
-      <w:r>
-        <w:t>│  │</w:t>
-      </w:r>
-      <w:proofErr w:type="gramEnd"/>
-      <w:r>
-        <w:t xml:space="preserve">          poll             │ ← I/O 回</w:t>
-      </w:r>
-      <w:proofErr w:type="gramStart"/>
-      <w:r>
-        <w:t>调,</w:t>
-      </w:r>
-      <w:proofErr w:type="gramEnd"/>
-      <w:r>
-        <w:t xml:space="preserve"> 文件</w:t>
-      </w:r>
-      <w:proofErr w:type="gramStart"/>
-      <w:r>
-        <w:t>读写,</w:t>
-      </w:r>
-      <w:proofErr w:type="gramEnd"/>
-      <w:r>
-        <w:t xml:space="preserve"> 网络请求</w:t>
-      </w:r>
-    </w:p>
-    <w:p>
+      <w:pPr>
+        <w:rPr>
+          <w:rFonts w:hint="eastAsia"/>
+        </w:rPr>
+      </w:pPr>
+      <w:r>
+        <w:t>│  │          poll             │ ← I/O 回调, 文件读写, 网络请求</w:t>
+      </w:r>
+    </w:p>
+    <w:p>
+      <w:pPr>
+        <w:rPr>
+          <w:rFonts w:hint="eastAsia"/>
+        </w:rPr>
+      </w:pPr>
       <w:r>
         <w:t>│  └─────────────┬─────────────┘</w:t>
       </w:r>
     </w:p>
     <w:p>
+      <w:pPr>
+        <w:rPr>
+          <w:rFonts w:hint="eastAsia"/>
+        </w:rPr>
+      </w:pPr>
       <w:r>
         <w:t>│  ┌─────────────▼─────────────┐</w:t>
       </w:r>
     </w:p>
     <w:p>
-      <w:proofErr w:type="gramStart"/>
-      <w:r>
-        <w:t>│  │</w:t>
-      </w:r>
-      <w:proofErr w:type="gramEnd"/>
-      <w:r>
-        <w:t xml:space="preserve">          check            │ ← </w:t>
-      </w:r>
-      <w:proofErr w:type="spellStart"/>
-      <w:r>
-        <w:t>setImmediate</w:t>
-      </w:r>
-      <w:proofErr w:type="spellEnd"/>
-    </w:p>
-    <w:p>
+      <w:pPr>
+        <w:rPr>
+          <w:rFonts w:hint="eastAsia"/>
+        </w:rPr>
+      </w:pPr>
+      <w:r>
+        <w:t>│  │          check            │ ← setImmediate</w:t>
+      </w:r>
+    </w:p>
+    <w:p>
+      <w:pPr>
+        <w:rPr>
+          <w:rFonts w:hint="eastAsia"/>
+        </w:rPr>
+      </w:pPr>
       <w:r>
         <w:t>│  └─────────────┬─────────────┘</w:t>
       </w:r>
     </w:p>
     <w:p>
+      <w:pPr>
+        <w:rPr>
+          <w:rFonts w:hint="eastAsia"/>
+        </w:rPr>
+      </w:pPr>
       <w:r>
         <w:t>│  ┌─────────────▼─────────────┐</w:t>
       </w:r>
     </w:p>
     <w:p>
-      <w:proofErr w:type="gramStart"/>
-      <w:r>
-        <w:t>│  │</w:t>
-      </w:r>
-      <w:proofErr w:type="gramEnd"/>
-      <w:r>
-        <w:t xml:space="preserve">      close callbacks      │ ← </w:t>
-      </w:r>
-      <w:proofErr w:type="spellStart"/>
-      <w:r>
-        <w:t>socket.on</w:t>
-      </w:r>
-      <w:proofErr w:type="spellEnd"/>
-      <w:r>
-        <w:t>('close') 等</w:t>
-      </w:r>
-    </w:p>
-    <w:p>
+      <w:pPr>
+        <w:rPr>
+          <w:rFonts w:hint="eastAsia"/>
+        </w:rPr>
+      </w:pPr>
+      <w:r>
+        <w:t>│  │      close callbacks      │ ← socket.on('close') 等</w:t>
+      </w:r>
+    </w:p>
+    <w:p>
+      <w:pPr>
+        <w:rPr>
+          <w:rFonts w:hint="eastAsia"/>
+        </w:rPr>
+      </w:pPr>
       <w:r>
         <w:t>│  └─────────────┬─────────────┘</w:t>
       </w:r>
     </w:p>
     <w:p>
+      <w:pPr>
+        <w:rPr>
+          <w:rFonts w:hint="eastAsia"/>
+        </w:rPr>
+      </w:pPr>
       <w:r>
         <w:t>│                │</w:t>
       </w:r>
     </w:p>
     <w:p>
+      <w:pPr>
+        <w:rPr>
+          <w:rFonts w:hint="eastAsia"/>
+        </w:rPr>
+      </w:pPr>
       <w:r>
         <w:t>└────────────────┘</w:t>
       </w:r>
     </w:p>
     <w:p>
+      <w:pPr>
+        <w:rPr>
+          <w:rFonts w:hint="eastAsia"/>
+        </w:rPr>
+      </w:pPr>
       <w:r>
         <w:rPr>
           <w:b/>
@@ -14843,15 +12347,7 @@
         <w:t>关键点</w:t>
       </w:r>
       <w:r>
-        <w:t>：每个阶段切换时，都会先清空微任务队列。但 </w:t>
-      </w:r>
-      <w:proofErr w:type="spellStart"/>
-      <w:r>
-        <w:t>process.nextTick</w:t>
-      </w:r>
-      <w:proofErr w:type="spellEnd"/>
-      <w:r>
-        <w:t> 的优先级</w:t>
+        <w:t>：每个阶段切换时，都会先清空微任务队列。但 process.nextTick 的优先级</w:t>
       </w:r>
       <w:r>
         <w:rPr>
@@ -14867,6 +12363,7 @@
     <w:p>
       <w:pPr>
         <w:rPr>
+          <w:rFonts w:hint="eastAsia"/>
           <w:b/>
           <w:bCs/>
         </w:rPr>
@@ -14882,82 +12379,17 @@
     <w:p>
       <w:pPr>
         <w:rPr>
-          <w:b/>
-          <w:bCs/>
-        </w:rPr>
-      </w:pPr>
-      <w:r>
-        <w:rPr>
-          <w:b/>
-          <w:bCs/>
-        </w:rPr>
-        <w:t>① </w:t>
-      </w:r>
-      <w:proofErr w:type="spellStart"/>
-      <w:proofErr w:type="gramStart"/>
-      <w:r>
-        <w:rPr>
-          <w:b/>
-          <w:bCs/>
-        </w:rPr>
-        <w:t>setTimeout</w:t>
-      </w:r>
-      <w:proofErr w:type="spellEnd"/>
-      <w:r>
-        <w:rPr>
-          <w:b/>
-          <w:bCs/>
-        </w:rPr>
-        <w:t>(</w:t>
-      </w:r>
-      <w:proofErr w:type="spellStart"/>
-      <w:proofErr w:type="gramEnd"/>
-      <w:r>
-        <w:rPr>
-          <w:b/>
-          <w:bCs/>
-        </w:rPr>
-        <w:t>fn</w:t>
-      </w:r>
-      <w:proofErr w:type="spellEnd"/>
-      <w:r>
-        <w:rPr>
-          <w:b/>
-          <w:bCs/>
-        </w:rPr>
-        <w:t>, 0) vs </w:t>
-      </w:r>
-      <w:proofErr w:type="spellStart"/>
-      <w:r>
-        <w:rPr>
-          <w:b/>
-          <w:bCs/>
-        </w:rPr>
-        <w:t>setImmediate</w:t>
-      </w:r>
-      <w:proofErr w:type="spellEnd"/>
-      <w:r>
-        <w:rPr>
-          <w:b/>
-          <w:bCs/>
-        </w:rPr>
-        <w:t>(</w:t>
-      </w:r>
-      <w:proofErr w:type="spellStart"/>
-      <w:r>
-        <w:rPr>
-          <w:b/>
-          <w:bCs/>
-        </w:rPr>
-        <w:t>fn</w:t>
-      </w:r>
-      <w:proofErr w:type="spellEnd"/>
-      <w:r>
-        <w:rPr>
-          <w:b/>
-          <w:bCs/>
-        </w:rPr>
-        <w:t>)</w:t>
+          <w:rFonts w:hint="eastAsia"/>
+          <w:b/>
+          <w:bCs/>
+        </w:rPr>
+      </w:pPr>
+      <w:r>
+        <w:rPr>
+          <w:b/>
+          <w:bCs/>
+        </w:rPr>
+        <w:t>① setTimeout(fn, 0) vs setImmediate(fn)</w:t>
       </w:r>
     </w:p>
     <w:p>
@@ -14966,6 +12398,9 @@
           <w:ilvl w:val="0"/>
           <w:numId w:val="14"/>
         </w:numPr>
+        <w:rPr>
+          <w:rFonts w:hint="eastAsia"/>
+        </w:rPr>
       </w:pPr>
       <w:r>
         <w:rPr>
@@ -14975,39 +12410,7 @@
         <w:t>浏览器</w:t>
       </w:r>
       <w:r>
-        <w:t>：没有 </w:t>
-      </w:r>
-      <w:proofErr w:type="spellStart"/>
-      <w:r>
-        <w:t>setImmediate</w:t>
-      </w:r>
-      <w:proofErr w:type="spellEnd"/>
-      <w:r>
-        <w:t>（仅 IE/Edge 旧版支持）。</w:t>
-      </w:r>
-      <w:proofErr w:type="spellStart"/>
-      <w:r>
-        <w:t>setTimeout</w:t>
-      </w:r>
-      <w:proofErr w:type="spellEnd"/>
-      <w:r>
-        <w:t>(</w:t>
-      </w:r>
-      <w:proofErr w:type="spellStart"/>
-      <w:r>
-        <w:t>fn</w:t>
-      </w:r>
-      <w:proofErr w:type="spellEnd"/>
-      <w:r>
-        <w:t xml:space="preserve">, </w:t>
-      </w:r>
-      <w:proofErr w:type="gramStart"/>
-      <w:r>
-        <w:t>0)</w:t>
-      </w:r>
-      <w:proofErr w:type="gramEnd"/>
-      <w:r>
-        <w:t> 被钳制为至少 4ms 延迟。</w:t>
+        <w:t>：没有 setImmediate（仅 IE/Edge 旧版支持）。setTimeout(fn, 0) 被钳制为至少 4ms 延迟。</w:t>
       </w:r>
     </w:p>
     <w:p>
@@ -15016,6 +12419,9 @@
           <w:ilvl w:val="0"/>
           <w:numId w:val="14"/>
         </w:numPr>
+        <w:rPr>
+          <w:rFonts w:hint="eastAsia"/>
+        </w:rPr>
       </w:pPr>
       <w:r>
         <w:rPr>
@@ -15035,57 +12441,31 @@
         <w:t>不确定</w:t>
       </w:r>
       <w:r>
-        <w:t>（取决于进程启动时间和系统性能），但在 I/O 回调内部，</w:t>
-      </w:r>
-      <w:proofErr w:type="spellStart"/>
-      <w:r>
-        <w:t>setImmediate</w:t>
-      </w:r>
-      <w:proofErr w:type="spellEnd"/>
-      <w:r>
-        <w:t> 总是优先于 </w:t>
-      </w:r>
-      <w:proofErr w:type="spellStart"/>
-      <w:r>
-        <w:t>setTimeout</w:t>
-      </w:r>
-      <w:proofErr w:type="spellEnd"/>
-      <w:r>
-        <w:t>。</w:t>
-      </w:r>
-    </w:p>
-    <w:p>
-      <w:pPr>
-        <w:rPr>
-          <w:b/>
-          <w:bCs/>
-        </w:rPr>
-      </w:pPr>
-      <w:r>
-        <w:rPr>
-          <w:b/>
-          <w:bCs/>
-        </w:rPr>
-        <w:t>② </w:t>
-      </w:r>
-      <w:proofErr w:type="spellStart"/>
-      <w:r>
-        <w:rPr>
-          <w:b/>
-          <w:bCs/>
-        </w:rPr>
-        <w:t>process.nextTick</w:t>
-      </w:r>
-      <w:proofErr w:type="spellEnd"/>
-      <w:r>
-        <w:rPr>
-          <w:b/>
-          <w:bCs/>
-        </w:rPr>
-        <w:t> 的特殊性</w:t>
-      </w:r>
-    </w:p>
-    <w:p>
+        <w:t>（取决于进程启动时间和系统性能），但在 I/O 回调内部，setImmediate 总是优先于 setTimeout。</w:t>
+      </w:r>
+    </w:p>
+    <w:p>
+      <w:pPr>
+        <w:rPr>
+          <w:rFonts w:hint="eastAsia"/>
+          <w:b/>
+          <w:bCs/>
+        </w:rPr>
+      </w:pPr>
+      <w:r>
+        <w:rPr>
+          <w:b/>
+          <w:bCs/>
+        </w:rPr>
+        <w:t>② process.nextTick 的特殊性</w:t>
+      </w:r>
+    </w:p>
+    <w:p>
+      <w:pPr>
+        <w:rPr>
+          <w:rFonts w:hint="eastAsia"/>
+        </w:rPr>
+      </w:pPr>
       <w:r>
         <w:t>这是 Node.js 独有的，它</w:t>
       </w:r>
@@ -15101,18 +12481,31 @@
       </w:r>
     </w:p>
     <w:p>
-      <w:proofErr w:type="spellStart"/>
+      <w:pPr>
+        <w:rPr>
+          <w:rFonts w:hint="eastAsia"/>
+        </w:rPr>
+      </w:pPr>
       <w:r>
         <w:t>javascript</w:t>
       </w:r>
-      <w:proofErr w:type="spellEnd"/>
-    </w:p>
-    <w:p>
+    </w:p>
+    <w:p>
+      <w:pPr>
+        <w:rPr>
+          <w:rFonts w:hint="eastAsia"/>
+        </w:rPr>
+      </w:pPr>
       <w:r>
         <w:t>编辑</w:t>
       </w:r>
     </w:p>
     <w:p>
+      <w:pPr>
+        <w:rPr>
+          <w:rFonts w:hint="eastAsia"/>
+        </w:rPr>
+      </w:pPr>
       <w:r>
         <w:rPr>
           <w:i/>
@@ -15122,69 +12515,45 @@
       </w:r>
     </w:p>
     <w:p>
-      <w:proofErr w:type="spellStart"/>
-      <w:r>
-        <w:t>Promise.resolve</w:t>
-      </w:r>
-      <w:proofErr w:type="spellEnd"/>
-      <w:r>
-        <w:t>(</w:t>
-      </w:r>
-      <w:proofErr w:type="gramStart"/>
-      <w:r>
-        <w:t>).then</w:t>
-      </w:r>
-      <w:proofErr w:type="gramEnd"/>
-      <w:r>
-        <w:t>(() =&gt; console.log('microtask'));</w:t>
-      </w:r>
-    </w:p>
-    <w:p>
-      <w:proofErr w:type="spellStart"/>
-      <w:proofErr w:type="gramStart"/>
-      <w:r>
-        <w:t>process.nextTick</w:t>
-      </w:r>
-      <w:proofErr w:type="spellEnd"/>
-      <w:proofErr w:type="gramEnd"/>
-      <w:r>
-        <w:t>(() =&gt; console.log('</w:t>
-      </w:r>
-      <w:proofErr w:type="spellStart"/>
-      <w:r>
-        <w:t>nextTick</w:t>
-      </w:r>
-      <w:proofErr w:type="spellEnd"/>
-      <w:r>
-        <w:t>'));</w:t>
-      </w:r>
-    </w:p>
-    <w:p>
+      <w:pPr>
+        <w:rPr>
+          <w:rFonts w:hint="eastAsia"/>
+        </w:rPr>
+      </w:pPr>
+      <w:r>
+        <w:t>Promise.resolve().then(() =&gt; console.log('microtask'));</w:t>
+      </w:r>
+    </w:p>
+    <w:p>
+      <w:pPr>
+        <w:rPr>
+          <w:rFonts w:hint="eastAsia"/>
+        </w:rPr>
+      </w:pPr>
+      <w:r>
+        <w:t>process.nextTick(() =&gt; console.log('nextTick'));</w:t>
+      </w:r>
+    </w:p>
+    <w:p>
+      <w:pPr>
+        <w:rPr>
+          <w:rFonts w:hint="eastAsia"/>
+        </w:rPr>
+      </w:pPr>
       <w:r>
         <w:rPr>
           <w:i/>
           <w:iCs/>
         </w:rPr>
-        <w:t xml:space="preserve">// 输出: </w:t>
-      </w:r>
-      <w:proofErr w:type="spellStart"/>
-      <w:r>
-        <w:rPr>
-          <w:i/>
-          <w:iCs/>
-        </w:rPr>
-        <w:t>nextTick</w:t>
-      </w:r>
-      <w:proofErr w:type="spellEnd"/>
-      <w:r>
-        <w:rPr>
-          <w:i/>
-          <w:iCs/>
-        </w:rPr>
-        <w:t xml:space="preserve"> → microtask （与直觉相反！）</w:t>
-      </w:r>
-    </w:p>
-    <w:p>
+        <w:t>// 输出: nextTick → microtask （与直觉相反！）</w:t>
+      </w:r>
+    </w:p>
+    <w:p>
+      <w:pPr>
+        <w:rPr>
+          <w:rFonts w:hint="eastAsia"/>
+        </w:rPr>
+      </w:pPr>
       <w:r>
         <w:rPr>
           <w:rFonts w:ascii="Segoe UI Emoji" w:hAnsi="Segoe UI Emoji" w:cs="Segoe UI Emoji"/>
@@ -15202,20 +12571,13 @@
         <w:t>警告</w:t>
       </w:r>
       <w:r>
-        <w:t>：递归调用 </w:t>
-      </w:r>
-      <w:proofErr w:type="spellStart"/>
-      <w:r>
-        <w:t>process.nextTick</w:t>
-      </w:r>
-      <w:proofErr w:type="spellEnd"/>
-      <w:r>
-        <w:t> 会饿死 I/O 和其他微任务，导致程序挂起。</w:t>
-      </w:r>
-    </w:p>
-    <w:p>
-      <w:pPr>
-        <w:rPr>
+        <w:t>：递归调用 process.nextTick 会饿死 I/O 和其他微任务，导致程序挂起。</w:t>
+      </w:r>
+    </w:p>
+    <w:p>
+      <w:pPr>
+        <w:rPr>
+          <w:rFonts w:hint="eastAsia"/>
           <w:b/>
           <w:bCs/>
         </w:rPr>
@@ -15234,6 +12596,9 @@
           <w:ilvl w:val="0"/>
           <w:numId w:val="15"/>
         </w:numPr>
+        <w:rPr>
+          <w:rFonts w:hint="eastAsia"/>
+        </w:rPr>
       </w:pPr>
       <w:r>
         <w:rPr>
@@ -15243,23 +12608,7 @@
         <w:t>浏览器</w:t>
       </w:r>
       <w:r>
-        <w:t>：严格在</w:t>
-      </w:r>
-      <w:proofErr w:type="gramStart"/>
-      <w:r>
-        <w:t>"一个</w:t>
-      </w:r>
-      <w:proofErr w:type="gramEnd"/>
-      <w:r>
-        <w:t>宏任务结束</w:t>
-      </w:r>
-      <w:proofErr w:type="gramStart"/>
-      <w:r>
-        <w:t>后"</w:t>
-      </w:r>
-      <w:proofErr w:type="gramEnd"/>
-      <w:r>
-        <w:t>刷新。</w:t>
+        <w:t>：严格在"一个宏任务结束后"刷新。</w:t>
       </w:r>
     </w:p>
     <w:p>
@@ -15268,6 +12617,9 @@
           <w:ilvl w:val="0"/>
           <w:numId w:val="15"/>
         </w:numPr>
+        <w:rPr>
+          <w:rFonts w:hint="eastAsia"/>
+        </w:rPr>
       </w:pPr>
       <w:r>
         <w:rPr>
@@ -15290,10 +12642,33 @@
         <w:t>都会刷新。这意味着在一个 I/O 回调中产生的 Promise，可能在同一个 tick 内的 check 阶段之前就被执行了。</w:t>
       </w:r>
     </w:p>
-    <w:p/>
-    <w:p/>
-    <w:p/>
-    <w:p>
+    <w:p>
+      <w:pPr>
+        <w:rPr>
+          <w:rFonts w:hint="eastAsia"/>
+        </w:rPr>
+      </w:pPr>
+    </w:p>
+    <w:p>
+      <w:pPr>
+        <w:rPr>
+          <w:rFonts w:hint="eastAsia"/>
+        </w:rPr>
+      </w:pPr>
+    </w:p>
+    <w:p>
+      <w:pPr>
+        <w:rPr>
+          <w:rFonts w:hint="eastAsia"/>
+        </w:rPr>
+      </w:pPr>
+    </w:p>
+    <w:p>
+      <w:pPr>
+        <w:rPr>
+          <w:rFonts w:hint="eastAsia"/>
+        </w:rPr>
+      </w:pPr>
       <w:r>
         <w:t>Web API 是浏览器提供给 JavaScript 的</w:t>
       </w:r>
@@ -15309,6 +12684,11 @@
       </w:r>
     </w:p>
     <w:p>
+      <w:pPr>
+        <w:rPr>
+          <w:rFonts w:hint="eastAsia"/>
+        </w:rPr>
+      </w:pPr>
       <w:r>
         <w:t>Web API 主要分为两大核心体系：</w:t>
       </w:r>
@@ -15334,6 +12714,11 @@
       </w:r>
     </w:p>
     <w:p>
+      <w:pPr>
+        <w:rPr>
+          <w:rFonts w:hint="eastAsia"/>
+        </w:rPr>
+      </w:pPr>
       <w:r>
         <w:lastRenderedPageBreak/>
         <w:t>Web API 是浏览器提供给 JavaScript 的</w:t>
@@ -15350,6 +12735,11 @@
       </w:r>
     </w:p>
     <w:p>
+      <w:pPr>
+        <w:rPr>
+          <w:rFonts w:hint="eastAsia"/>
+        </w:rPr>
+      </w:pPr>
       <w:r>
         <w:t>Web API 主要分为两大核心体系：</w:t>
       </w:r>
@@ -15375,15 +12765,21 @@
       </w:r>
     </w:p>
     <w:p>
+      <w:pPr>
+        <w:rPr>
+          <w:rFonts w:hint="eastAsia"/>
+        </w:rPr>
+      </w:pPr>
       <w:r>
         <w:pict w14:anchorId="576DC892">
-          <v:rect id="_x0000_i1044" style="width:0;height:0" o:hrstd="t" o:hr="t" fillcolor="#a0a0a0" stroked="f"/>
+          <v:rect id="_x0000_i1032" style="width:0;height:0" o:hrstd="t" o:hr="t" fillcolor="#a0a0a0" stroked="f"/>
         </w:pict>
       </w:r>
     </w:p>
     <w:p>
       <w:pPr>
         <w:rPr>
+          <w:rFonts w:hint="eastAsia"/>
           <w:b/>
           <w:bCs/>
         </w:rPr>
@@ -15405,6 +12801,11 @@
       </w:r>
     </w:p>
     <w:p>
+      <w:pPr>
+        <w:rPr>
+          <w:rFonts w:hint="eastAsia"/>
+        </w:rPr>
+      </w:pPr>
       <w:r>
         <w:t>DOM 是网页内容的</w:t>
       </w:r>
@@ -15422,6 +12823,7 @@
     <w:p>
       <w:pPr>
         <w:rPr>
+          <w:rFonts w:hint="eastAsia"/>
           <w:b/>
           <w:bCs/>
         </w:rPr>
@@ -15440,6 +12842,9 @@
           <w:ilvl w:val="0"/>
           <w:numId w:val="8"/>
         </w:numPr>
+        <w:rPr>
+          <w:rFonts w:hint="eastAsia"/>
+        </w:rPr>
       </w:pPr>
       <w:r>
         <w:rPr>
@@ -15449,29 +12854,8 @@
         <w:t>节点查询</w:t>
       </w:r>
       <w:r>
-        <w:t>: </w:t>
-      </w:r>
-      <w:proofErr w:type="spellStart"/>
-      <w:r>
-        <w:t>querySelector</w:t>
-      </w:r>
-      <w:proofErr w:type="spellEnd"/>
-      <w:r>
-        <w:t>, </w:t>
-      </w:r>
-      <w:proofErr w:type="spellStart"/>
-      <w:r>
-        <w:t>getElementById</w:t>
-      </w:r>
-      <w:proofErr w:type="spellEnd"/>
-      <w:r>
-        <w:t>, </w:t>
-      </w:r>
-      <w:proofErr w:type="spellStart"/>
-      <w:r>
-        <w:t>getElementsByClassName</w:t>
-      </w:r>
-      <w:proofErr w:type="spellEnd"/>
+        <w:t>: querySelector, getElementById, getElementsByClassName</w:t>
+      </w:r>
     </w:p>
     <w:p>
       <w:pPr>
@@ -15479,6 +12863,9 @@
           <w:ilvl w:val="0"/>
           <w:numId w:val="8"/>
         </w:numPr>
+        <w:rPr>
+          <w:rFonts w:hint="eastAsia"/>
+        </w:rPr>
       </w:pPr>
       <w:r>
         <w:rPr>
@@ -15488,37 +12875,8 @@
         <w:t>内容修改</w:t>
       </w:r>
       <w:r>
-        <w:t>: </w:t>
-      </w:r>
-      <w:proofErr w:type="spellStart"/>
-      <w:r>
-        <w:t>innerHTML</w:t>
-      </w:r>
-      <w:proofErr w:type="spellEnd"/>
-      <w:r>
-        <w:t>, </w:t>
-      </w:r>
-      <w:proofErr w:type="spellStart"/>
-      <w:r>
-        <w:t>textContent</w:t>
-      </w:r>
-      <w:proofErr w:type="spellEnd"/>
-      <w:r>
-        <w:t>, </w:t>
-      </w:r>
-      <w:proofErr w:type="spellStart"/>
-      <w:r>
-        <w:t>setAttribute</w:t>
-      </w:r>
-      <w:proofErr w:type="spellEnd"/>
-      <w:r>
-        <w:t>, </w:t>
-      </w:r>
-      <w:proofErr w:type="spellStart"/>
-      <w:r>
-        <w:t>classList</w:t>
-      </w:r>
-      <w:proofErr w:type="spellEnd"/>
+        <w:t>: innerHTML, textContent, setAttribute, classList</w:t>
+      </w:r>
     </w:p>
     <w:p>
       <w:pPr>
@@ -15526,6 +12884,9 @@
           <w:ilvl w:val="0"/>
           <w:numId w:val="8"/>
         </w:numPr>
+        <w:rPr>
+          <w:rFonts w:hint="eastAsia"/>
+        </w:rPr>
       </w:pPr>
       <w:r>
         <w:rPr>
@@ -15535,37 +12896,8 @@
         <w:t>节点操作</w:t>
       </w:r>
       <w:r>
-        <w:t>: </w:t>
-      </w:r>
-      <w:proofErr w:type="spellStart"/>
-      <w:r>
-        <w:t>createElement</w:t>
-      </w:r>
-      <w:proofErr w:type="spellEnd"/>
-      <w:r>
-        <w:t>, </w:t>
-      </w:r>
-      <w:proofErr w:type="spellStart"/>
-      <w:r>
-        <w:t>appendChild</w:t>
-      </w:r>
-      <w:proofErr w:type="spellEnd"/>
-      <w:r>
-        <w:t>, </w:t>
-      </w:r>
-      <w:proofErr w:type="spellStart"/>
-      <w:r>
-        <w:t>removeChild</w:t>
-      </w:r>
-      <w:proofErr w:type="spellEnd"/>
-      <w:r>
-        <w:t>, </w:t>
-      </w:r>
-      <w:proofErr w:type="spellStart"/>
-      <w:r>
-        <w:t>cloneNode</w:t>
-      </w:r>
-      <w:proofErr w:type="spellEnd"/>
+        <w:t>: createElement, appendChild, removeChild, cloneNode</w:t>
+      </w:r>
     </w:p>
     <w:p>
       <w:pPr>
@@ -15573,6 +12905,9 @@
           <w:ilvl w:val="0"/>
           <w:numId w:val="8"/>
         </w:numPr>
+        <w:rPr>
+          <w:rFonts w:hint="eastAsia"/>
+        </w:rPr>
       </w:pPr>
       <w:r>
         <w:rPr>
@@ -15582,23 +12917,7 @@
         <w:t>事件系统</w:t>
       </w:r>
       <w:r>
-        <w:t>: </w:t>
-      </w:r>
-      <w:proofErr w:type="spellStart"/>
-      <w:r>
-        <w:t>addEventListener</w:t>
-      </w:r>
-      <w:proofErr w:type="spellEnd"/>
-      <w:r>
-        <w:t>, 事件冒泡/</w:t>
-      </w:r>
-      <w:proofErr w:type="gramStart"/>
-      <w:r>
-        <w:t>捕获,</w:t>
-      </w:r>
-      <w:proofErr w:type="gramEnd"/>
-      <w:r>
-        <w:t xml:space="preserve"> 事件委托</w:t>
+        <w:t>: addEventListener, 事件冒泡/捕获, 事件委托</w:t>
       </w:r>
     </w:p>
     <w:p>
@@ -15607,6 +12926,9 @@
           <w:ilvl w:val="0"/>
           <w:numId w:val="8"/>
         </w:numPr>
+        <w:rPr>
+          <w:rFonts w:hint="eastAsia"/>
+        </w:rPr>
       </w:pPr>
       <w:r>
         <w:rPr>
@@ -15616,33 +12938,13 @@
         <w:t>几何信息</w:t>
       </w:r>
       <w:r>
-        <w:t>: </w:t>
-      </w:r>
-      <w:proofErr w:type="spellStart"/>
-      <w:r>
-        <w:t>getBoundingClientRect</w:t>
-      </w:r>
-      <w:proofErr w:type="spellEnd"/>
-      <w:r>
-        <w:t>, </w:t>
-      </w:r>
-      <w:proofErr w:type="spellStart"/>
-      <w:r>
-        <w:t>offsetWidth</w:t>
-      </w:r>
-      <w:proofErr w:type="spellEnd"/>
-      <w:r>
-        <w:t>, </w:t>
-      </w:r>
-      <w:proofErr w:type="spellStart"/>
-      <w:r>
-        <w:t>scrollHeight</w:t>
-      </w:r>
-      <w:proofErr w:type="spellEnd"/>
-    </w:p>
-    <w:p>
-      <w:pPr>
-        <w:rPr>
+        <w:t>: getBoundingClientRect, offsetWidth, scrollHeight</w:t>
+      </w:r>
+    </w:p>
+    <w:p>
+      <w:pPr>
+        <w:rPr>
+          <w:rFonts w:hint="eastAsia"/>
           <w:b/>
           <w:bCs/>
         </w:rPr>
@@ -15661,28 +12963,19 @@
           <w:ilvl w:val="0"/>
           <w:numId w:val="9"/>
         </w:numPr>
-      </w:pPr>
-      <w:r>
-        <w:rPr>
-          <w:b/>
-          <w:bCs/>
-        </w:rPr>
-        <w:t>节点</w:t>
-      </w:r>
-      <w:proofErr w:type="gramStart"/>
-      <w:r>
-        <w:rPr>
-          <w:b/>
-          <w:bCs/>
-        </w:rPr>
-        <w:t>类型</w:t>
-      </w:r>
-      <w:r>
-        <w:t>:</w:t>
-      </w:r>
-      <w:proofErr w:type="gramEnd"/>
-      <w:r>
-        <w:t xml:space="preserve"> 元素节点、文本节点、注释节点、文档节点等</w:t>
+        <w:rPr>
+          <w:rFonts w:hint="eastAsia"/>
+        </w:rPr>
+      </w:pPr>
+      <w:r>
+        <w:rPr>
+          <w:b/>
+          <w:bCs/>
+        </w:rPr>
+        <w:t>节点类型</w:t>
+      </w:r>
+      <w:r>
+        <w:t>: 元素节点、文本节点、注释节点、文档节点等</w:t>
       </w:r>
     </w:p>
     <w:p>
@@ -15691,6 +12984,9 @@
           <w:ilvl w:val="0"/>
           <w:numId w:val="9"/>
         </w:numPr>
+        <w:rPr>
+          <w:rFonts w:hint="eastAsia"/>
+        </w:rPr>
       </w:pPr>
       <w:r>
         <w:rPr>
@@ -15700,37 +12996,8 @@
         <w:t>实时集合 vs 静态集合</w:t>
       </w:r>
       <w:r>
-        <w:t>: </w:t>
-      </w:r>
-      <w:proofErr w:type="spellStart"/>
-      <w:r>
-        <w:t>getElementsBy</w:t>
-      </w:r>
-      <w:proofErr w:type="spellEnd"/>
-      <w:r>
-        <w:t>* 返回实时更新的 </w:t>
-      </w:r>
-      <w:proofErr w:type="spellStart"/>
-      <w:r>
-        <w:t>HTMLCollection</w:t>
-      </w:r>
-      <w:proofErr w:type="spellEnd"/>
-      <w:r>
-        <w:t>；</w:t>
-      </w:r>
-      <w:proofErr w:type="spellStart"/>
-      <w:r>
-        <w:t>querySelectorAll</w:t>
-      </w:r>
-      <w:proofErr w:type="spellEnd"/>
-      <w:r>
-        <w:t> 返回静态快照 </w:t>
-      </w:r>
-      <w:proofErr w:type="spellStart"/>
-      <w:r>
-        <w:t>NodeList</w:t>
-      </w:r>
-      <w:proofErr w:type="spellEnd"/>
+        <w:t>: getElementsBy* 返回实时更新的 HTMLCollection；querySelectorAll 返回静态快照 NodeList</w:t>
+      </w:r>
     </w:p>
     <w:p>
       <w:pPr>
@@ -15738,41 +13005,25 @@
           <w:ilvl w:val="0"/>
           <w:numId w:val="9"/>
         </w:numPr>
-      </w:pPr>
-      <w:r>
-        <w:rPr>
-          <w:b/>
-          <w:bCs/>
-        </w:rPr>
-        <w:t>重排与重</w:t>
-      </w:r>
-      <w:proofErr w:type="gramStart"/>
-      <w:r>
-        <w:rPr>
-          <w:b/>
-          <w:bCs/>
-        </w:rPr>
-        <w:t>绘</w:t>
-      </w:r>
-      <w:r>
-        <w:t>:</w:t>
-      </w:r>
-      <w:proofErr w:type="gramEnd"/>
-      <w:r>
-        <w:t xml:space="preserve"> 频繁读写 DOM 会触发浏览器渲染管线，需使用 </w:t>
-      </w:r>
-      <w:proofErr w:type="spellStart"/>
-      <w:r>
-        <w:t>DocumentFragment</w:t>
-      </w:r>
-      <w:proofErr w:type="spellEnd"/>
-      <w:r>
-        <w:t>、批量更新或虚拟 DOM 优化</w:t>
-      </w:r>
-    </w:p>
-    <w:p>
-      <w:pPr>
-        <w:rPr>
+        <w:rPr>
+          <w:rFonts w:hint="eastAsia"/>
+        </w:rPr>
+      </w:pPr>
+      <w:r>
+        <w:rPr>
+          <w:b/>
+          <w:bCs/>
+        </w:rPr>
+        <w:t>重排与重绘</w:t>
+      </w:r>
+      <w:r>
+        <w:t>: 频繁读写 DOM 会触发浏览器渲染管线，需使用 DocumentFragment、批量更新或虚拟 DOM 优化</w:t>
+      </w:r>
+    </w:p>
+    <w:p>
+      <w:pPr>
+        <w:rPr>
+          <w:rFonts w:hint="eastAsia"/>
           <w:b/>
           <w:bCs/>
         </w:rPr>
@@ -15791,8 +13042,10 @@
           <w:ilvl w:val="0"/>
           <w:numId w:val="10"/>
         </w:numPr>
-      </w:pPr>
-      <w:proofErr w:type="spellStart"/>
+        <w:rPr>
+          <w:rFonts w:hint="eastAsia"/>
+        </w:rPr>
+      </w:pPr>
       <w:r>
         <w:rPr>
           <w:b/>
@@ -15800,7 +13053,6 @@
         </w:rPr>
         <w:t>MutationObserver</w:t>
       </w:r>
-      <w:proofErr w:type="spellEnd"/>
       <w:r>
         <w:t>: 异步监听 DOM 变化，替代已废弃的 Mutation Events</w:t>
       </w:r>
@@ -15811,32 +13063,17 @@
           <w:ilvl w:val="0"/>
           <w:numId w:val="10"/>
         </w:numPr>
-      </w:pPr>
-      <w:proofErr w:type="spellStart"/>
-      <w:r>
-        <w:rPr>
-          <w:b/>
-          <w:bCs/>
-        </w:rPr>
-        <w:t>IntersectionObserver</w:t>
-      </w:r>
-      <w:proofErr w:type="spellEnd"/>
-      <w:r>
-        <w:rPr>
-          <w:b/>
-          <w:bCs/>
-        </w:rPr>
-        <w:t xml:space="preserve"> / </w:t>
-      </w:r>
-      <w:proofErr w:type="spellStart"/>
-      <w:r>
-        <w:rPr>
-          <w:b/>
-          <w:bCs/>
-        </w:rPr>
-        <w:t>ResizeObserver</w:t>
-      </w:r>
-      <w:proofErr w:type="spellEnd"/>
+        <w:rPr>
+          <w:rFonts w:hint="eastAsia"/>
+        </w:rPr>
+      </w:pPr>
+      <w:r>
+        <w:rPr>
+          <w:b/>
+          <w:bCs/>
+        </w:rPr>
+        <w:t>IntersectionObserver / ResizeObserver</w:t>
+      </w:r>
       <w:r>
         <w:t>: 高性能地监听元素可见性与尺寸变化</w:t>
       </w:r>
@@ -15847,6 +13084,9 @@
           <w:ilvl w:val="0"/>
           <w:numId w:val="10"/>
         </w:numPr>
+        <w:rPr>
+          <w:rFonts w:hint="eastAsia"/>
+        </w:rPr>
       </w:pPr>
       <w:r>
         <w:rPr>
@@ -15865,6 +13105,9 @@
           <w:ilvl w:val="0"/>
           <w:numId w:val="10"/>
         </w:numPr>
+        <w:rPr>
+          <w:rFonts w:hint="eastAsia"/>
+        </w:rPr>
       </w:pPr>
       <w:r>
         <w:rPr>
@@ -15878,6 +13121,11 @@
       </w:r>
     </w:p>
     <w:p>
+      <w:pPr>
+        <w:rPr>
+          <w:rFonts w:hint="eastAsia"/>
+        </w:rPr>
+      </w:pPr>
       <w:r>
         <w:rPr>
           <w:rFonts w:ascii="Segoe UI Emoji" w:hAnsi="Segoe UI Emoji" w:cs="Segoe UI Emoji"/>
@@ -15895,27 +13143,25 @@
         <w:t>注意</w:t>
       </w:r>
       <w:r>
-        <w:t>: DOM 操作是同步阻塞的。大量 DOM 操作应放在微任务之后或使用 </w:t>
-      </w:r>
-      <w:proofErr w:type="spellStart"/>
-      <w:r>
-        <w:t>requestAnimationFrame</w:t>
-      </w:r>
-      <w:proofErr w:type="spellEnd"/>
-      <w:r>
-        <w:t> 分帧处理，避免卡死主线程。</w:t>
-      </w:r>
-    </w:p>
-    <w:p>
+        <w:t>: DOM 操作是同步阻塞的。大量 DOM 操作应放在微任务之后或使用 requestAnimationFrame 分帧处理，避免卡死主线程。</w:t>
+      </w:r>
+    </w:p>
+    <w:p>
+      <w:pPr>
+        <w:rPr>
+          <w:rFonts w:hint="eastAsia"/>
+        </w:rPr>
+      </w:pPr>
       <w:r>
         <w:pict w14:anchorId="29B45A90">
-          <v:rect id="_x0000_i1045" style="width:0;height:0" o:hrstd="t" o:hr="t" fillcolor="#a0a0a0" stroked="f"/>
+          <v:rect id="_x0000_i1033" style="width:0;height:0" o:hrstd="t" o:hr="t" fillcolor="#a0a0a0" stroked="f"/>
         </w:pict>
       </w:r>
     </w:p>
     <w:p>
       <w:pPr>
         <w:rPr>
+          <w:rFonts w:hint="eastAsia"/>
           <w:b/>
           <w:bCs/>
         </w:rPr>
@@ -15937,6 +13183,11 @@
       </w:r>
     </w:p>
     <w:p>
+      <w:pPr>
+        <w:rPr>
+          <w:rFonts w:hint="eastAsia"/>
+        </w:rPr>
+      </w:pPr>
       <w:r>
         <w:t>BOM 是浏览器窗口的</w:t>
       </w:r>
@@ -15954,6 +13205,7 @@
     <w:p>
       <w:pPr>
         <w:rPr>
+          <w:rFonts w:hint="eastAsia"/>
           <w:b/>
           <w:bCs/>
         </w:rPr>
@@ -15967,6 +13219,11 @@
       </w:r>
     </w:p>
     <w:p>
+      <w:pPr>
+        <w:rPr>
+          <w:rFonts w:hint="eastAsia"/>
+        </w:rPr>
+      </w:pPr>
       <w:r>
         <w:t>表格</w:t>
       </w:r>
@@ -16007,6 +13264,7 @@
           <w:p>
             <w:pPr>
               <w:rPr>
+                <w:rFonts w:hint="eastAsia"/>
                 <w:b/>
                 <w:bCs/>
               </w:rPr>
@@ -16036,6 +13294,7 @@
           <w:p>
             <w:pPr>
               <w:rPr>
+                <w:rFonts w:hint="eastAsia"/>
                 <w:b/>
                 <w:bCs/>
               </w:rPr>
@@ -16065,6 +13324,7 @@
           <w:p>
             <w:pPr>
               <w:rPr>
+                <w:rFonts w:hint="eastAsia"/>
                 <w:b/>
                 <w:bCs/>
               </w:rPr>
@@ -16093,6 +13353,11 @@
             <w:hideMark/>
           </w:tcPr>
           <w:p>
+            <w:pPr>
+              <w:rPr>
+                <w:rFonts w:hint="eastAsia"/>
+              </w:rPr>
+            </w:pPr>
             <w:r>
               <w:t>window</w:t>
             </w:r>
@@ -16111,6 +13376,11 @@
             <w:hideMark/>
           </w:tcPr>
           <w:p>
+            <w:pPr>
+              <w:rPr>
+                <w:rFonts w:hint="eastAsia"/>
+              </w:rPr>
+            </w:pPr>
             <w:r>
               <w:t>全局对象 + 窗口控制</w:t>
             </w:r>
@@ -16129,22 +13399,14 @@
             <w:hideMark/>
           </w:tcPr>
           <w:p>
+            <w:pPr>
+              <w:rPr>
+                <w:rFonts w:hint="eastAsia"/>
+              </w:rPr>
+            </w:pPr>
             <w:r>
-              <w:t>alert, </w:t>
+              <w:t>alert, setTimeout, open, close, resizeTo</w:t>
             </w:r>
-            <w:proofErr w:type="spellStart"/>
-            <w:r>
-              <w:t>setTimeout</w:t>
-            </w:r>
-            <w:proofErr w:type="spellEnd"/>
-            <w:r>
-              <w:t>, open, close, </w:t>
-            </w:r>
-            <w:proofErr w:type="spellStart"/>
-            <w:r>
-              <w:t>resizeTo</w:t>
-            </w:r>
-            <w:proofErr w:type="spellEnd"/>
           </w:p>
         </w:tc>
       </w:tr>
@@ -16162,6 +13424,11 @@
             <w:hideMark/>
           </w:tcPr>
           <w:p>
+            <w:pPr>
+              <w:rPr>
+                <w:rFonts w:hint="eastAsia"/>
+              </w:rPr>
+            </w:pPr>
             <w:r>
               <w:t>location</w:t>
             </w:r>
@@ -16180,6 +13447,11 @@
             <w:hideMark/>
           </w:tcPr>
           <w:p>
+            <w:pPr>
+              <w:rPr>
+                <w:rFonts w:hint="eastAsia"/>
+              </w:rPr>
+            </w:pPr>
             <w:r>
               <w:t>URL 信息与导航</w:t>
             </w:r>
@@ -16198,13 +13470,13 @@
             <w:hideMark/>
           </w:tcPr>
           <w:p>
-            <w:proofErr w:type="spellStart"/>
+            <w:pPr>
+              <w:rPr>
+                <w:rFonts w:hint="eastAsia"/>
+              </w:rPr>
+            </w:pPr>
             <w:r>
-              <w:t>href</w:t>
-            </w:r>
-            <w:proofErr w:type="spellEnd"/>
-            <w:r>
-              <w:t>, pathname, search, assign, reload</w:t>
+              <w:t>href, pathname, search, assign, reload</w:t>
             </w:r>
           </w:p>
         </w:tc>
@@ -16223,6 +13495,11 @@
             <w:hideMark/>
           </w:tcPr>
           <w:p>
+            <w:pPr>
+              <w:rPr>
+                <w:rFonts w:hint="eastAsia"/>
+              </w:rPr>
+            </w:pPr>
             <w:r>
               <w:t>history</w:t>
             </w:r>
@@ -16241,6 +13518,11 @@
             <w:hideMark/>
           </w:tcPr>
           <w:p>
+            <w:pPr>
+              <w:rPr>
+                <w:rFonts w:hint="eastAsia"/>
+              </w:rPr>
+            </w:pPr>
             <w:r>
               <w:t>会话历史记录</w:t>
             </w:r>
@@ -16259,21 +13541,13 @@
             <w:hideMark/>
           </w:tcPr>
           <w:p>
-            <w:proofErr w:type="spellStart"/>
+            <w:pPr>
+              <w:rPr>
+                <w:rFonts w:hint="eastAsia"/>
+              </w:rPr>
+            </w:pPr>
             <w:r>
-              <w:t>pushState</w:t>
-            </w:r>
-            <w:proofErr w:type="spellEnd"/>
-            <w:r>
-              <w:t>, </w:t>
-            </w:r>
-            <w:proofErr w:type="spellStart"/>
-            <w:r>
-              <w:t>replaceState</w:t>
-            </w:r>
-            <w:proofErr w:type="spellEnd"/>
-            <w:r>
-              <w:t>, back, forward</w:t>
+              <w:t>pushState, replaceState, back, forward</w:t>
             </w:r>
           </w:p>
         </w:tc>
@@ -16292,6 +13566,11 @@
             <w:hideMark/>
           </w:tcPr>
           <w:p>
+            <w:pPr>
+              <w:rPr>
+                <w:rFonts w:hint="eastAsia"/>
+              </w:rPr>
+            </w:pPr>
             <w:r>
               <w:t>navigator</w:t>
             </w:r>
@@ -16310,6 +13589,11 @@
             <w:hideMark/>
           </w:tcPr>
           <w:p>
+            <w:pPr>
+              <w:rPr>
+                <w:rFonts w:hint="eastAsia"/>
+              </w:rPr>
+            </w:pPr>
             <w:r>
               <w:t>浏览器与环境信息</w:t>
             </w:r>
@@ -16328,19 +13612,14 @@
             <w:hideMark/>
           </w:tcPr>
           <w:p>
-            <w:proofErr w:type="spellStart"/>
+            <w:pPr>
+              <w:rPr>
+                <w:rFonts w:hint="eastAsia"/>
+              </w:rPr>
+            </w:pPr>
             <w:r>
-              <w:t>userAgent</w:t>
+              <w:t>userAgent, language, clipboard, geolocation, serviceWorker</w:t>
             </w:r>
-            <w:proofErr w:type="spellEnd"/>
-            <w:r>
-              <w:t>, language, clipboard, geolocation, </w:t>
-            </w:r>
-            <w:proofErr w:type="spellStart"/>
-            <w:r>
-              <w:t>serviceWorker</w:t>
-            </w:r>
-            <w:proofErr w:type="spellEnd"/>
           </w:p>
         </w:tc>
       </w:tr>
@@ -16358,6 +13637,11 @@
             <w:hideMark/>
           </w:tcPr>
           <w:p>
+            <w:pPr>
+              <w:rPr>
+                <w:rFonts w:hint="eastAsia"/>
+              </w:rPr>
+            </w:pPr>
             <w:r>
               <w:t>screen</w:t>
             </w:r>
@@ -16376,6 +13660,11 @@
             <w:hideMark/>
           </w:tcPr>
           <w:p>
+            <w:pPr>
+              <w:rPr>
+                <w:rFonts w:hint="eastAsia"/>
+              </w:rPr>
+            </w:pPr>
             <w:r>
               <w:t>屏幕显示信息</w:t>
             </w:r>
@@ -16394,22 +13683,14 @@
             <w:hideMark/>
           </w:tcPr>
           <w:p>
+            <w:pPr>
+              <w:rPr>
+                <w:rFonts w:hint="eastAsia"/>
+              </w:rPr>
+            </w:pPr>
             <w:r>
-              <w:t>width, height, </w:t>
+              <w:t>width, height, availWidth, pixelDepth</w:t>
             </w:r>
-            <w:proofErr w:type="spellStart"/>
-            <w:r>
-              <w:t>availWidth</w:t>
-            </w:r>
-            <w:proofErr w:type="spellEnd"/>
-            <w:r>
-              <w:t>, </w:t>
-            </w:r>
-            <w:proofErr w:type="spellStart"/>
-            <w:r>
-              <w:t>pixelDepth</w:t>
-            </w:r>
-            <w:proofErr w:type="spellEnd"/>
           </w:p>
         </w:tc>
       </w:tr>
@@ -16427,6 +13708,11 @@
             <w:hideMark/>
           </w:tcPr>
           <w:p>
+            <w:pPr>
+              <w:rPr>
+                <w:rFonts w:hint="eastAsia"/>
+              </w:rPr>
+            </w:pPr>
             <w:r>
               <w:lastRenderedPageBreak/>
               <w:t>storage</w:t>
@@ -16446,6 +13732,11 @@
             <w:hideMark/>
           </w:tcPr>
           <w:p>
+            <w:pPr>
+              <w:rPr>
+                <w:rFonts w:hint="eastAsia"/>
+              </w:rPr>
+            </w:pPr>
             <w:r>
               <w:t>客户端存储</w:t>
             </w:r>
@@ -16464,19 +13755,14 @@
             <w:hideMark/>
           </w:tcPr>
           <w:p>
-            <w:proofErr w:type="spellStart"/>
+            <w:pPr>
+              <w:rPr>
+                <w:rFonts w:hint="eastAsia"/>
+              </w:rPr>
+            </w:pPr>
             <w:r>
-              <w:t>localStorage</w:t>
+              <w:t>localStorage, sessionStorage</w:t>
             </w:r>
-            <w:proofErr w:type="spellEnd"/>
-            <w:r>
-              <w:t>, </w:t>
-            </w:r>
-            <w:proofErr w:type="spellStart"/>
-            <w:r>
-              <w:t>sessionStorage</w:t>
-            </w:r>
-            <w:proofErr w:type="spellEnd"/>
           </w:p>
         </w:tc>
       </w:tr>
@@ -16484,6 +13770,7 @@
     <w:p>
       <w:pPr>
         <w:rPr>
+          <w:rFonts w:hint="eastAsia"/>
           <w:b/>
           <w:bCs/>
         </w:rPr>
@@ -16502,28 +13789,19 @@
           <w:ilvl w:val="0"/>
           <w:numId w:val="11"/>
         </w:numPr>
-      </w:pPr>
-      <w:r>
-        <w:rPr>
-          <w:b/>
-          <w:bCs/>
-        </w:rPr>
-        <w:t>window 的双重</w:t>
-      </w:r>
-      <w:proofErr w:type="gramStart"/>
-      <w:r>
-        <w:rPr>
-          <w:b/>
-          <w:bCs/>
-        </w:rPr>
-        <w:t>身份</w:t>
-      </w:r>
-      <w:r>
-        <w:t>:</w:t>
-      </w:r>
-      <w:proofErr w:type="gramEnd"/>
-      <w:r>
-        <w:t xml:space="preserve"> 既是全局作用域对象，又是 BOM 的根对象。所有全局变量都是 window 的属性</w:t>
+        <w:rPr>
+          <w:rFonts w:hint="eastAsia"/>
+        </w:rPr>
+      </w:pPr>
+      <w:r>
+        <w:rPr>
+          <w:b/>
+          <w:bCs/>
+        </w:rPr>
+        <w:t>window 的双重身份</w:t>
+      </w:r>
+      <w:r>
+        <w:t>: 既是全局作用域对象，又是 BOM 的根对象。所有全局变量都是 window 的属性</w:t>
       </w:r>
     </w:p>
     <w:p>
@@ -16532,6 +13810,9 @@
           <w:ilvl w:val="0"/>
           <w:numId w:val="11"/>
         </w:numPr>
+        <w:rPr>
+          <w:rFonts w:hint="eastAsia"/>
+        </w:rPr>
       </w:pPr>
       <w:r>
         <w:rPr>
@@ -16541,23 +13822,7 @@
         <w:t>History API</w:t>
       </w:r>
       <w:r>
-        <w:t>: </w:t>
-      </w:r>
-      <w:proofErr w:type="spellStart"/>
-      <w:r>
-        <w:t>pushState</w:t>
-      </w:r>
-      <w:proofErr w:type="spellEnd"/>
-      <w:r>
-        <w:t> / </w:t>
-      </w:r>
-      <w:proofErr w:type="spellStart"/>
-      <w:r>
-        <w:t>replaceState</w:t>
-      </w:r>
-      <w:proofErr w:type="spellEnd"/>
-      <w:r>
-        <w:t> 是 SPA 路由的基础，可在不刷新页面的情况下改变 URL</w:t>
+        <w:t>: pushState / replaceState 是 SPA 路由的基础，可在不刷新页面的情况下改变 URL</w:t>
       </w:r>
     </w:p>
     <w:p>
@@ -16566,6 +13831,9 @@
           <w:ilvl w:val="0"/>
           <w:numId w:val="11"/>
         </w:numPr>
+        <w:rPr>
+          <w:rFonts w:hint="eastAsia"/>
+        </w:rPr>
       </w:pPr>
       <w:r>
         <w:rPr>
@@ -16575,23 +13843,7 @@
         <w:t>Storage API</w:t>
       </w:r>
       <w:r>
-        <w:t>: </w:t>
-      </w:r>
-      <w:proofErr w:type="spellStart"/>
-      <w:r>
-        <w:t>localStorage</w:t>
-      </w:r>
-      <w:proofErr w:type="spellEnd"/>
-      <w:r>
-        <w:t> 持久化（~5MB），</w:t>
-      </w:r>
-      <w:proofErr w:type="spellStart"/>
-      <w:r>
-        <w:t>sessionStorage</w:t>
-      </w:r>
-      <w:proofErr w:type="spellEnd"/>
-      <w:r>
-        <w:t> 会话级；两者均为同步阻塞的字符串 KV 存储</w:t>
+        <w:t>: localStorage 持久化（~5MB），sessionStorage 会话级；两者均为同步阻塞的字符串 KV 存储</w:t>
       </w:r>
     </w:p>
     <w:p>
@@ -16600,6 +13852,9 @@
           <w:ilvl w:val="0"/>
           <w:numId w:val="11"/>
         </w:numPr>
+        <w:rPr>
+          <w:rFonts w:hint="eastAsia"/>
+        </w:rPr>
       </w:pPr>
       <w:r>
         <w:rPr>
@@ -16615,6 +13870,7 @@
     <w:p>
       <w:pPr>
         <w:rPr>
+          <w:rFonts w:hint="eastAsia"/>
           <w:b/>
           <w:bCs/>
         </w:rPr>
@@ -16633,17 +13889,12 @@
           <w:ilvl w:val="0"/>
           <w:numId w:val="12"/>
         </w:numPr>
-      </w:pPr>
-      <w:r>
-        <w:t>BOM 无统一标准，部分 API 仅特定浏览器支持（如 Safari 的 </w:t>
-      </w:r>
-      <w:proofErr w:type="spellStart"/>
-      <w:r>
-        <w:t>webkit</w:t>
-      </w:r>
-      <w:proofErr w:type="spellEnd"/>
-      <w:r>
-        <w:t> 前缀属性）</w:t>
+        <w:rPr>
+          <w:rFonts w:hint="eastAsia"/>
+        </w:rPr>
+      </w:pPr>
+      <w:r>
+        <w:t>BOM 无统一标准，部分 API 仅特定浏览器支持（如 Safari 的 webkit 前缀属性）</w:t>
       </w:r>
     </w:p>
     <w:p>
@@ -16652,17 +13903,12 @@
           <w:ilvl w:val="0"/>
           <w:numId w:val="12"/>
         </w:numPr>
-      </w:pPr>
-      <w:r>
-        <w:t>弹窗 (</w:t>
-      </w:r>
-      <w:proofErr w:type="spellStart"/>
-      <w:r>
-        <w:t>window.open</w:t>
-      </w:r>
-      <w:proofErr w:type="spellEnd"/>
-      <w:r>
-        <w:t>)、剪贴板、地理位置等受</w:t>
+        <w:rPr>
+          <w:rFonts w:hint="eastAsia"/>
+        </w:rPr>
+      </w:pPr>
+      <w:r>
+        <w:t>弹窗 (window.open)、剪贴板、地理位置等受</w:t>
       </w:r>
       <w:r>
         <w:rPr>
@@ -16681,20 +13927,41 @@
           <w:ilvl w:val="0"/>
           <w:numId w:val="12"/>
         </w:numPr>
-      </w:pPr>
-      <w:proofErr w:type="spellStart"/>
-      <w:r>
-        <w:t>iframe</w:t>
-      </w:r>
-      <w:proofErr w:type="spellEnd"/>
-      <w:r>
-        <w:t xml:space="preserve"> 中的 BOM 受同源策略约束，跨域访问会被拦截</w:t>
-      </w:r>
-    </w:p>
-    <w:p/>
-    <w:p/>
-    <w:p/>
-    <w:p>
+        <w:rPr>
+          <w:rFonts w:hint="eastAsia"/>
+        </w:rPr>
+      </w:pPr>
+      <w:r>
+        <w:t>iframe 中的 BOM 受同源策略约束，跨域访问会被拦截</w:t>
+      </w:r>
+    </w:p>
+    <w:p>
+      <w:pPr>
+        <w:rPr>
+          <w:rFonts w:hint="eastAsia"/>
+        </w:rPr>
+      </w:pPr>
+    </w:p>
+    <w:p>
+      <w:pPr>
+        <w:rPr>
+          <w:rFonts w:hint="eastAsia"/>
+        </w:rPr>
+      </w:pPr>
+    </w:p>
+    <w:p>
+      <w:pPr>
+        <w:rPr>
+          <w:rFonts w:hint="eastAsia"/>
+        </w:rPr>
+      </w:pPr>
+    </w:p>
+    <w:p>
+      <w:pPr>
+        <w:rPr>
+          <w:rFonts w:hint="eastAsia"/>
+        </w:rPr>
+      </w:pPr>
       <w:r>
         <w:rPr>
           <w:rFonts w:hint="eastAsia"/>
@@ -16702,8 +13969,19 @@
         <w:t>0913 v8执行机制</w:t>
       </w:r>
     </w:p>
-    <w:p/>
-    <w:p>
+    <w:p>
+      <w:pPr>
+        <w:rPr>
+          <w:rFonts w:hint="eastAsia"/>
+        </w:rPr>
+      </w:pPr>
+    </w:p>
+    <w:p>
+      <w:pPr>
+        <w:rPr>
+          <w:rFonts w:hint="eastAsia"/>
+        </w:rPr>
+      </w:pPr>
       <w:r>
         <w:rPr>
           <w:rFonts w:hint="eastAsia"/>
@@ -16712,6 +13990,11 @@
       </w:r>
     </w:p>
     <w:p>
+      <w:pPr>
+        <w:rPr>
+          <w:rFonts w:hint="eastAsia"/>
+        </w:rPr>
+      </w:pPr>
       <w:r>
         <w:rPr>
           <w:rFonts w:hint="eastAsia"/>
@@ -16720,6 +14003,11 @@
       </w:r>
     </w:p>
     <w:p>
+      <w:pPr>
+        <w:rPr>
+          <w:rFonts w:hint="eastAsia"/>
+        </w:rPr>
+      </w:pPr>
       <w:r>
         <w:rPr>
           <w:rFonts w:hint="eastAsia"/>
@@ -16776,14 +14064,12 @@
                 <w:rFonts w:hint="eastAsia"/>
               </w:rPr>
             </w:pPr>
-            <w:proofErr w:type="spellStart"/>
             <w:r>
               <w:rPr>
                 <w:rFonts w:hint="eastAsia"/>
               </w:rPr>
               <w:t>variableDecla</w:t>
             </w:r>
-            <w:proofErr w:type="spellEnd"/>
           </w:p>
           <w:p>
             <w:pPr>
@@ -16808,21 +14094,7 @@
               <w:rPr>
                 <w:rFonts w:hint="eastAsia"/>
               </w:rPr>
-              <w:t xml:space="preserve">        -  </w:t>
-            </w:r>
-            <w:proofErr w:type="spellStart"/>
-            <w:r>
-              <w:rPr>
-                <w:rFonts w:hint="eastAsia"/>
-              </w:rPr>
-              <w:t>addExpression</w:t>
-            </w:r>
-            <w:proofErr w:type="spellEnd"/>
-            <w:r>
-              <w:rPr>
-                <w:rFonts w:hint="eastAsia"/>
-              </w:rPr>
-              <w:t xml:space="preserve"> + </w:t>
+              <w:t xml:space="preserve">        -  addExpression + </w:t>
             </w:r>
           </w:p>
           <w:p>
@@ -16862,6 +14134,11 @@
       </w:pPr>
     </w:p>
     <w:p>
+      <w:pPr>
+        <w:rPr>
+          <w:rFonts w:hint="eastAsia"/>
+        </w:rPr>
+      </w:pPr>
       <w:r>
         <w:rPr>
           <w:rFonts w:hint="eastAsia"/>
@@ -16889,40 +14166,24 @@
                 <w:rFonts w:hint="eastAsia"/>
               </w:rPr>
             </w:pPr>
-            <w:proofErr w:type="spellStart"/>
             <w:r>
               <w:rPr>
                 <w:rFonts w:hint="eastAsia"/>
               </w:rPr>
-              <w:t>LoadArg</w:t>
+              <w:t>LoadArg 0</w:t>
             </w:r>
-            <w:proofErr w:type="spellEnd"/>
+          </w:p>
+          <w:p>
+            <w:pPr>
+              <w:rPr>
+                <w:rFonts w:hint="eastAsia"/>
+              </w:rPr>
+            </w:pPr>
             <w:r>
               <w:rPr>
                 <w:rFonts w:hint="eastAsia"/>
               </w:rPr>
-              <w:t xml:space="preserve"> 0</w:t>
-            </w:r>
-          </w:p>
-          <w:p>
-            <w:pPr>
-              <w:rPr>
-                <w:rFonts w:hint="eastAsia"/>
-              </w:rPr>
-            </w:pPr>
-            <w:proofErr w:type="spellStart"/>
-            <w:r>
-              <w:rPr>
-                <w:rFonts w:hint="eastAsia"/>
-              </w:rPr>
-              <w:t>LoadArg</w:t>
-            </w:r>
-            <w:proofErr w:type="spellEnd"/>
-            <w:r>
-              <w:rPr>
-                <w:rFonts w:hint="eastAsia"/>
-              </w:rPr>
-              <w:t xml:space="preserve"> 1</w:t>
+              <w:t>LoadArg 1</w:t>
             </w:r>
           </w:p>
           <w:p>
@@ -16954,11 +14215,24 @@
         </w:tc>
       </w:tr>
     </w:tbl>
-    <w:p/>
-    <w:p/>
-    <w:p>
-      <w:pPr>
-        <w:rPr>
+    <w:p>
+      <w:pPr>
+        <w:rPr>
+          <w:rFonts w:hint="eastAsia"/>
+        </w:rPr>
+      </w:pPr>
+    </w:p>
+    <w:p>
+      <w:pPr>
+        <w:rPr>
+          <w:rFonts w:hint="eastAsia"/>
+        </w:rPr>
+      </w:pPr>
+    </w:p>
+    <w:p>
+      <w:pPr>
+        <w:rPr>
+          <w:rFonts w:hint="eastAsia"/>
           <w:b/>
           <w:bCs/>
         </w:rPr>
@@ -16977,6 +14251,9 @@
           <w:ilvl w:val="0"/>
           <w:numId w:val="16"/>
         </w:numPr>
+        <w:rPr>
+          <w:rFonts w:hint="eastAsia"/>
+        </w:rPr>
       </w:pPr>
       <w:r>
         <w:rPr>
@@ -16992,6 +14269,9 @@
           <w:ilvl w:val="1"/>
           <w:numId w:val="16"/>
         </w:numPr>
+        <w:rPr>
+          <w:rFonts w:hint="eastAsia"/>
+        </w:rPr>
       </w:pPr>
       <w:r>
         <w:rPr>
@@ -17010,6 +14290,9 @@
           <w:ilvl w:val="1"/>
           <w:numId w:val="16"/>
         </w:numPr>
+        <w:rPr>
+          <w:rFonts w:hint="eastAsia"/>
+        </w:rPr>
       </w:pPr>
       <w:r>
         <w:rPr>
@@ -17032,6 +14315,9 @@
           <w:ilvl w:val="1"/>
           <w:numId w:val="16"/>
         </w:numPr>
+        <w:rPr>
+          <w:rFonts w:hint="eastAsia"/>
+        </w:rPr>
       </w:pPr>
       <w:r>
         <w:rPr>
@@ -17041,23 +14327,7 @@
         <w:t>AST抽象语法树生成</w:t>
       </w:r>
       <w:r>
-        <w:t>：将解析结果转化为树形结构，例如const a = 1 + 2转化为根节点</w:t>
-      </w:r>
-      <w:proofErr w:type="spellStart"/>
-      <w:r>
-        <w:t>VariableDeclaration</w:t>
-      </w:r>
-      <w:proofErr w:type="spellEnd"/>
-      <w:r>
-        <w:t>，子节点包含标识符a与</w:t>
-      </w:r>
-      <w:proofErr w:type="spellStart"/>
-      <w:r>
-        <w:t>BinaryExpression</w:t>
-      </w:r>
-      <w:proofErr w:type="spellEnd"/>
-      <w:r>
-        <w:t>（ADD），左右叶子分别为1和2；所有语言（HTML DOM、Python、Java）最终都转化为树结构供引擎处理</w:t>
+        <w:t>：将解析结果转化为树形结构，例如const a = 1 + 2转化为根节点VariableDeclaration，子节点包含标识符a与BinaryExpression（ADD），左右叶子分别为1和2；所有语言（HTML DOM、Python、Java）最终都转化为树结构供引擎处理</w:t>
       </w:r>
     </w:p>
     <w:p>
@@ -17066,6 +14336,9 @@
           <w:ilvl w:val="1"/>
           <w:numId w:val="16"/>
         </w:numPr>
+        <w:rPr>
+          <w:rFonts w:hint="eastAsia"/>
+        </w:rPr>
       </w:pPr>
       <w:r>
         <w:rPr>
@@ -17084,6 +14357,9 @@
           <w:ilvl w:val="0"/>
           <w:numId w:val="16"/>
         </w:numPr>
+        <w:rPr>
+          <w:rFonts w:hint="eastAsia"/>
+        </w:rPr>
       </w:pPr>
       <w:r>
         <w:rPr>
@@ -17099,6 +14375,9 @@
           <w:ilvl w:val="1"/>
           <w:numId w:val="16"/>
         </w:numPr>
+        <w:rPr>
+          <w:rFonts w:hint="eastAsia"/>
+        </w:rPr>
       </w:pPr>
       <w:r>
         <w:rPr>
@@ -17117,6 +14396,9 @@
           <w:ilvl w:val="1"/>
           <w:numId w:val="16"/>
         </w:numPr>
+        <w:rPr>
+          <w:rFonts w:hint="eastAsia"/>
+        </w:rPr>
       </w:pPr>
       <w:r>
         <w:rPr>
@@ -17132,6 +14414,7 @@
     <w:p>
       <w:pPr>
         <w:rPr>
+          <w:rFonts w:hint="eastAsia"/>
           <w:b/>
           <w:bCs/>
         </w:rPr>
@@ -17150,22 +14433,16 @@
           <w:ilvl w:val="0"/>
           <w:numId w:val="17"/>
         </w:numPr>
-      </w:pPr>
-      <w:proofErr w:type="spellStart"/>
-      <w:r>
-        <w:rPr>
-          <w:b/>
-          <w:bCs/>
-        </w:rPr>
-        <w:t>TurboFan</w:t>
-      </w:r>
-      <w:proofErr w:type="spellEnd"/>
-      <w:r>
-        <w:rPr>
-          <w:b/>
-          <w:bCs/>
-        </w:rPr>
-        <w:t>的热点识别与优化</w:t>
+        <w:rPr>
+          <w:rFonts w:hint="eastAsia"/>
+        </w:rPr>
+      </w:pPr>
+      <w:r>
+        <w:rPr>
+          <w:b/>
+          <w:bCs/>
+        </w:rPr>
+        <w:t>TurboFan的热点识别与优化</w:t>
       </w:r>
     </w:p>
     <w:p>
@@ -17174,6 +14451,9 @@
           <w:ilvl w:val="1"/>
           <w:numId w:val="17"/>
         </w:numPr>
+        <w:rPr>
+          <w:rFonts w:hint="eastAsia"/>
+        </w:rPr>
       </w:pPr>
       <w:r>
         <w:rPr>
@@ -17192,6 +14472,9 @@
           <w:ilvl w:val="1"/>
           <w:numId w:val="17"/>
         </w:numPr>
+        <w:rPr>
+          <w:rFonts w:hint="eastAsia"/>
+        </w:rPr>
       </w:pPr>
       <w:r>
         <w:rPr>
@@ -17201,15 +14484,7 @@
         <w:t>热点字节码转化为机器码</w:t>
       </w:r>
       <w:r>
-        <w:t>：</w:t>
-      </w:r>
-      <w:proofErr w:type="spellStart"/>
-      <w:r>
-        <w:t>TurboFan</w:t>
-      </w:r>
-      <w:proofErr w:type="spellEnd"/>
-      <w:r>
-        <w:t>是V8特有的JIT优化机制，将反复执行的热点字节码进一步编译为二进制机器码，交由CPU直接运行以提升性能</w:t>
+        <w:t>：TurboFan是V8特有的JIT优化机制，将反复执行的热点字节码进一步编译为二进制机器码，交由CPU直接运行以提升性能</w:t>
       </w:r>
     </w:p>
     <w:p>
@@ -17218,6 +14493,9 @@
           <w:ilvl w:val="1"/>
           <w:numId w:val="17"/>
         </w:numPr>
+        <w:rPr>
+          <w:rFonts w:hint="eastAsia"/>
+        </w:rPr>
       </w:pPr>
       <w:r>
         <w:rPr>
@@ -17236,6 +14514,9 @@
           <w:ilvl w:val="0"/>
           <w:numId w:val="17"/>
         </w:numPr>
+        <w:rPr>
+          <w:rFonts w:hint="eastAsia"/>
+        </w:rPr>
       </w:pPr>
       <w:r>
         <w:rPr>
@@ -17251,6 +14532,9 @@
           <w:ilvl w:val="1"/>
           <w:numId w:val="17"/>
         </w:numPr>
+        <w:rPr>
+          <w:rFonts w:hint="eastAsia"/>
+        </w:rPr>
       </w:pPr>
       <w:r>
         <w:rPr>
@@ -17269,6 +14553,9 @@
           <w:ilvl w:val="1"/>
           <w:numId w:val="17"/>
         </w:numPr>
+        <w:rPr>
+          <w:rFonts w:hint="eastAsia"/>
+        </w:rPr>
       </w:pPr>
       <w:r>
         <w:rPr>
@@ -17287,6 +14574,9 @@
           <w:ilvl w:val="1"/>
           <w:numId w:val="17"/>
         </w:numPr>
+        <w:rPr>
+          <w:rFonts w:hint="eastAsia"/>
+        </w:rPr>
       </w:pPr>
       <w:r>
         <w:rPr>
@@ -17299,6 +14589,149 @@
         <w:t>：其他语言（如C/C++）没有字节码概念，直接编译为机器码；字节码的存在是为了降低从源码到可执行状态的转换开销</w:t>
       </w:r>
     </w:p>
+    <w:p/>
+    <w:p>
+      <w:r>
+        <w:rPr>
+          <w:rFonts w:hint="eastAsia"/>
+        </w:rPr>
+        <w:t xml:space="preserve">0919 </w:t>
+      </w:r>
+    </w:p>
+    <w:p>
+      <w:r>
+        <w:rPr>
+          <w:rFonts w:hint="eastAsia"/>
+        </w:rPr>
+        <w:t>Js特征</w:t>
+      </w:r>
+    </w:p>
+    <w:p>
+      <w:pPr>
+        <w:rPr>
+          <w:rFonts w:hint="eastAsia"/>
+        </w:rPr>
+      </w:pPr>
+      <w:r>
+        <w:rPr>
+          <w:rFonts w:hint="eastAsia"/>
+        </w:rPr>
+        <w:t>Js是解释型语言，边读边执行</w:t>
+      </w:r>
+    </w:p>
+    <w:p>
+      <w:r>
+        <w:rPr>
+          <w:rFonts w:hint="eastAsia"/>
+        </w:rPr>
+        <w:t>Js弱类型语言</w:t>
+      </w:r>
+      <w:r>
+        <w:rPr>
+          <w:rFonts w:hint="eastAsia"/>
+        </w:rPr>
+        <w:t>，会隐式转换（</w:t>
+      </w:r>
+      <w:r>
+        <w:t>Implicit conversion</w:t>
+      </w:r>
+      <w:r>
+        <w:rPr>
+          <w:rFonts w:hint="eastAsia"/>
+        </w:rPr>
+        <w:t>）类型</w:t>
+      </w:r>
+    </w:p>
+    <w:p>
+      <w:pPr>
+        <w:rPr>
+          <w:rFonts w:hint="eastAsia"/>
+        </w:rPr>
+      </w:pPr>
+      <w:r>
+        <w:tab/>
+      </w:r>
+      <w:r>
+        <w:rPr>
+          <w:rFonts w:hint="eastAsia"/>
+        </w:rPr>
+        <w:t>（</w:t>
+      </w:r>
+      <w:r>
+        <w:rPr>
+          <w:rFonts w:hint="eastAsia"/>
+        </w:rPr>
+        <w:t>在文件开头输入</w:t>
+      </w:r>
+      <w:r>
+        <w:t>export {}</w:t>
+      </w:r>
+      <w:r>
+        <w:rPr>
+          <w:rFonts w:hint="eastAsia"/>
+        </w:rPr>
+        <w:t>可以将文件模块化</w:t>
+      </w:r>
+      <w:r>
+        <w:rPr>
+          <w:rFonts w:hint="eastAsia"/>
+        </w:rPr>
+        <w:t>）</w:t>
+      </w:r>
+    </w:p>
+    <w:p>
+      <w:pPr>
+        <w:ind w:leftChars="100" w:left="210"/>
+      </w:pPr>
+      <w:r>
+        <w:rPr>
+          <w:rFonts w:hint="eastAsia"/>
+        </w:rPr>
+        <w:t>Ts静态类型（dynamically），在执行前就检验类型</w:t>
+      </w:r>
+    </w:p>
+    <w:p>
+      <w:pPr>
+        <w:ind w:leftChars="100" w:left="210"/>
+        <w:rPr>
+          <w:rFonts w:hint="eastAsia"/>
+        </w:rPr>
+      </w:pPr>
+      <w:r>
+        <w:rPr>
+          <w:rFonts w:hint="eastAsia"/>
+        </w:rPr>
+        <w:t>Js、Python动态(statically)语言解析，在运行时检验</w:t>
+      </w:r>
+    </w:p>
+    <w:p>
+      <w:r>
+        <w:rPr>
+          <w:rFonts w:hint="eastAsia"/>
+        </w:rPr>
+        <w:t>Js单线程</w:t>
+      </w:r>
+    </w:p>
+    <w:p>
+      <w:pPr>
+        <w:rPr>
+          <w:rFonts w:hint="eastAsia"/>
+        </w:rPr>
+      </w:pPr>
+      <w:r>
+        <w:rPr>
+          <w:rFonts w:hint="eastAsia"/>
+        </w:rPr>
+        <w:t>Js多范式</w:t>
+      </w:r>
+      <w:r>
+        <w:rPr>
+          <w:rFonts w:hint="eastAsia"/>
+        </w:rPr>
+        <w:t>，是基于原型链的语言</w:t>
+      </w:r>
+    </w:p>
+    <w:p/>
     <w:p>
       <w:pPr>
         <w:rPr>
@@ -19802,6 +17235,119 @@
       <w:rPr>
         <w:rFonts w:ascii="Wingdings" w:hAnsi="Wingdings" w:hint="default"/>
         <w:sz w:val="20"/>
+      </w:rPr>
+    </w:lvl>
+  </w:abstractNum>
+  <w:abstractNum w:abstractNumId="17" w15:restartNumberingAfterBreak="0">
+    <w:nsid w:val="77584073"/>
+    <w:multiLevelType w:val="hybridMultilevel"/>
+    <w:tmpl w:val="A060F9C2"/>
+    <w:lvl w:ilvl="0" w:tplc="04090001">
+      <w:start w:val="1"/>
+      <w:numFmt w:val="bullet"/>
+      <w:lvlText w:val=""/>
+      <w:lvlJc w:val="left"/>
+      <w:pPr>
+        <w:ind w:left="440" w:hanging="440"/>
+      </w:pPr>
+      <w:rPr>
+        <w:rFonts w:ascii="Wingdings" w:hAnsi="Wingdings" w:hint="default"/>
+      </w:rPr>
+    </w:lvl>
+    <w:lvl w:ilvl="1" w:tplc="04090003" w:tentative="1">
+      <w:start w:val="1"/>
+      <w:numFmt w:val="bullet"/>
+      <w:lvlText w:val=""/>
+      <w:lvlJc w:val="left"/>
+      <w:pPr>
+        <w:ind w:left="880" w:hanging="440"/>
+      </w:pPr>
+      <w:rPr>
+        <w:rFonts w:ascii="Wingdings" w:hAnsi="Wingdings" w:hint="default"/>
+      </w:rPr>
+    </w:lvl>
+    <w:lvl w:ilvl="2" w:tplc="04090005" w:tentative="1">
+      <w:start w:val="1"/>
+      <w:numFmt w:val="bullet"/>
+      <w:lvlText w:val=""/>
+      <w:lvlJc w:val="left"/>
+      <w:pPr>
+        <w:ind w:left="1320" w:hanging="440"/>
+      </w:pPr>
+      <w:rPr>
+        <w:rFonts w:ascii="Wingdings" w:hAnsi="Wingdings" w:hint="default"/>
+      </w:rPr>
+    </w:lvl>
+    <w:lvl w:ilvl="3" w:tplc="04090001" w:tentative="1">
+      <w:start w:val="1"/>
+      <w:numFmt w:val="bullet"/>
+      <w:lvlText w:val=""/>
+      <w:lvlJc w:val="left"/>
+      <w:pPr>
+        <w:ind w:left="1760" w:hanging="440"/>
+      </w:pPr>
+      <w:rPr>
+        <w:rFonts w:ascii="Wingdings" w:hAnsi="Wingdings" w:hint="default"/>
+      </w:rPr>
+    </w:lvl>
+    <w:lvl w:ilvl="4" w:tplc="04090003" w:tentative="1">
+      <w:start w:val="1"/>
+      <w:numFmt w:val="bullet"/>
+      <w:lvlText w:val=""/>
+      <w:lvlJc w:val="left"/>
+      <w:pPr>
+        <w:ind w:left="2200" w:hanging="440"/>
+      </w:pPr>
+      <w:rPr>
+        <w:rFonts w:ascii="Wingdings" w:hAnsi="Wingdings" w:hint="default"/>
+      </w:rPr>
+    </w:lvl>
+    <w:lvl w:ilvl="5" w:tplc="04090005" w:tentative="1">
+      <w:start w:val="1"/>
+      <w:numFmt w:val="bullet"/>
+      <w:lvlText w:val=""/>
+      <w:lvlJc w:val="left"/>
+      <w:pPr>
+        <w:ind w:left="2640" w:hanging="440"/>
+      </w:pPr>
+      <w:rPr>
+        <w:rFonts w:ascii="Wingdings" w:hAnsi="Wingdings" w:hint="default"/>
+      </w:rPr>
+    </w:lvl>
+    <w:lvl w:ilvl="6" w:tplc="04090001" w:tentative="1">
+      <w:start w:val="1"/>
+      <w:numFmt w:val="bullet"/>
+      <w:lvlText w:val=""/>
+      <w:lvlJc w:val="left"/>
+      <w:pPr>
+        <w:ind w:left="3080" w:hanging="440"/>
+      </w:pPr>
+      <w:rPr>
+        <w:rFonts w:ascii="Wingdings" w:hAnsi="Wingdings" w:hint="default"/>
+      </w:rPr>
+    </w:lvl>
+    <w:lvl w:ilvl="7" w:tplc="04090003" w:tentative="1">
+      <w:start w:val="1"/>
+      <w:numFmt w:val="bullet"/>
+      <w:lvlText w:val=""/>
+      <w:lvlJc w:val="left"/>
+      <w:pPr>
+        <w:ind w:left="3520" w:hanging="440"/>
+      </w:pPr>
+      <w:rPr>
+        <w:rFonts w:ascii="Wingdings" w:hAnsi="Wingdings" w:hint="default"/>
+      </w:rPr>
+    </w:lvl>
+    <w:lvl w:ilvl="8" w:tplc="04090005" w:tentative="1">
+      <w:start w:val="1"/>
+      <w:numFmt w:val="bullet"/>
+      <w:lvlText w:val=""/>
+      <w:lvlJc w:val="left"/>
+      <w:pPr>
+        <w:ind w:left="3960" w:hanging="440"/>
+      </w:pPr>
+      <w:rPr>
+        <w:rFonts w:ascii="Wingdings" w:hAnsi="Wingdings" w:hint="default"/>
       </w:rPr>
     </w:lvl>
   </w:abstractNum>
@@ -19855,6 +17401,9 @@
   </w:num>
   <w:num w:numId="17" w16cid:durableId="1616055584">
     <w:abstractNumId w:val="5"/>
+  </w:num>
+  <w:num w:numId="18" w16cid:durableId="1590192281">
+    <w:abstractNumId w:val="17"/>
   </w:num>
 </w:numbering>
 </file>

--- a/lesson.docx
+++ b/lesson.docx
@@ -2799,13 +2799,6 @@
           <w:rFonts w:hint="eastAsia"/>
         </w:rPr>
       </w:pPr>
-    </w:p>
-    <w:p>
-      <w:pPr>
-        <w:rPr>
-          <w:rFonts w:hint="eastAsia"/>
-        </w:rPr>
-      </w:pPr>
       <w:r>
         <w:t>CSS基础知识及相关要点讲解</w:t>
       </w:r>
@@ -2901,11 +2894,7 @@
         <w:t>作用域</w:t>
       </w:r>
       <w:r>
-        <w:t>：变量放在 HTML 里是全局变量，放在特定选择器如 div.card 中是</w:t>
-      </w:r>
-      <w:r>
-        <w:lastRenderedPageBreak/>
-        <w:t>局部变量，遵循就近原则，:root 是伪类，优先级比 HTML 高。</w:t>
+        <w:t>：变量放在 HTML 里是全局变量，放在特定选择器如 div.card 中是局部变量，遵循就近原则，:root 是伪类，优先级比 HTML 高。</w:t>
       </w:r>
     </w:p>
     <w:p>
@@ -2923,6 +2912,7 @@
           <w:b/>
           <w:bCs/>
         </w:rPr>
+        <w:lastRenderedPageBreak/>
         <w:t>CSS 写法与选择器</w:t>
       </w:r>
       <w:r>
@@ -3518,20 +3508,17 @@
         </w:rPr>
       </w:pPr>
       <w:r>
-        <w:t>局限性：它没有数组的高阶方法，如 map(), filter(), reduce(), forEach() (注：现代浏</w:t>
-      </w:r>
+        <w:t>局限性：它没有数组的高阶方法，如 map(), filter(), reduce(), forEach() (注：现代浏览器已支持 forEach，但 map/filter 仍不支持)。</w:t>
+      </w:r>
+    </w:p>
+    <w:p>
+      <w:pPr>
+        <w:rPr>
+          <w:rFonts w:hint="eastAsia"/>
+        </w:rPr>
+      </w:pPr>
       <w:r>
         <w:lastRenderedPageBreak/>
-        <w:t>览器已支持 forEach，但 map/filter 仍不支持)。</w:t>
-      </w:r>
-    </w:p>
-    <w:p>
-      <w:pPr>
-        <w:rPr>
-          <w:rFonts w:hint="eastAsia"/>
-        </w:rPr>
-      </w:pPr>
-      <w:r>
         <w:t>javascript</w:t>
       </w:r>
     </w:p>
@@ -4098,7 +4085,6 @@
                 <w:b/>
                 <w:bCs/>
               </w:rPr>
-              <w:lastRenderedPageBreak/>
               <w:t>方法</w:t>
             </w:r>
           </w:p>
@@ -4166,6 +4152,7 @@
               </w:rPr>
             </w:pPr>
             <w:r>
+              <w:lastRenderedPageBreak/>
               <w:t>Array.from(obj)</w:t>
             </w:r>
           </w:p>
@@ -14589,8 +14576,19 @@
         <w:t>：其他语言（如C/C++）没有字节码概念，直接编译为机器码；字节码的存在是为了降低从源码到可执行状态的转换开销</w:t>
       </w:r>
     </w:p>
-    <w:p/>
-    <w:p>
+    <w:p>
+      <w:pPr>
+        <w:rPr>
+          <w:rFonts w:hint="eastAsia"/>
+        </w:rPr>
+      </w:pPr>
+    </w:p>
+    <w:p>
+      <w:pPr>
+        <w:rPr>
+          <w:rFonts w:hint="eastAsia"/>
+        </w:rPr>
+      </w:pPr>
       <w:r>
         <w:rPr>
           <w:rFonts w:hint="eastAsia"/>
@@ -14599,6 +14597,11 @@
       </w:r>
     </w:p>
     <w:p>
+      <w:pPr>
+        <w:rPr>
+          <w:rFonts w:hint="eastAsia"/>
+        </w:rPr>
+      </w:pPr>
       <w:r>
         <w:rPr>
           <w:rFonts w:hint="eastAsia"/>
@@ -14620,6 +14623,11 @@
       </w:r>
     </w:p>
     <w:p>
+      <w:pPr>
+        <w:rPr>
+          <w:rFonts w:hint="eastAsia"/>
+        </w:rPr>
+      </w:pPr>
       <w:r>
         <w:rPr>
           <w:rFonts w:hint="eastAsia"/>
@@ -14655,13 +14663,7 @@
         <w:rPr>
           <w:rFonts w:hint="eastAsia"/>
         </w:rPr>
-        <w:t>（</w:t>
-      </w:r>
-      <w:r>
-        <w:rPr>
-          <w:rFonts w:hint="eastAsia"/>
-        </w:rPr>
-        <w:t>在文件开头输入</w:t>
+        <w:t>（在文件开头输入</w:t>
       </w:r>
       <w:r>
         <w:t>export {}</w:t>
@@ -14670,18 +14672,15 @@
         <w:rPr>
           <w:rFonts w:hint="eastAsia"/>
         </w:rPr>
-        <w:t>可以将文件模块化</w:t>
-      </w:r>
-      <w:r>
-        <w:rPr>
-          <w:rFonts w:hint="eastAsia"/>
-        </w:rPr>
-        <w:t>）</w:t>
+        <w:t>可以将文件模块化）</w:t>
       </w:r>
     </w:p>
     <w:p>
       <w:pPr>
         <w:ind w:leftChars="100" w:left="210"/>
+        <w:rPr>
+          <w:rFonts w:hint="eastAsia"/>
+        </w:rPr>
       </w:pPr>
       <w:r>
         <w:rPr>
@@ -14705,6 +14704,11 @@
       </w:r>
     </w:p>
     <w:p>
+      <w:pPr>
+        <w:rPr>
+          <w:rFonts w:hint="eastAsia"/>
+        </w:rPr>
+      </w:pPr>
       <w:r>
         <w:rPr>
           <w:rFonts w:hint="eastAsia"/>
@@ -14731,7 +14735,13 @@
         <w:t>，是基于原型链的语言</w:t>
       </w:r>
     </w:p>
-    <w:p/>
+    <w:p>
+      <w:pPr>
+        <w:rPr>
+          <w:rFonts w:hint="eastAsia"/>
+        </w:rPr>
+      </w:pPr>
+    </w:p>
     <w:p>
       <w:pPr>
         <w:rPr>
@@ -18011,6 +18021,7 @@
   <w:style w:type="character" w:default="1" w:styleId="a0">
     <w:name w:val="Default Paragraph Font"/>
     <w:uiPriority w:val="1"/>
+    <w:semiHidden/>
     <w:unhideWhenUsed/>
   </w:style>
   <w:style w:type="table" w:default="1" w:styleId="a1">

--- a/lesson.docx
+++ b/lesson.docx
@@ -1222,6 +1222,12 @@
                 <w:rFonts w:hint="eastAsia"/>
               </w:rPr>
             </w:pPr>
+            <w:r>
+              <w:rPr>
+                <w:rFonts w:hint="eastAsia"/>
+              </w:rPr>
+              <w:t>0816</w:t>
+            </w:r>
           </w:p>
         </w:tc>
       </w:tr>

--- a/lesson.docx
+++ b/lesson.docx
@@ -1400,6 +1400,12 @@
                 <w:rFonts w:hint="eastAsia"/>
               </w:rPr>
             </w:pPr>
+            <w:r>
+              <w:rPr>
+                <w:rFonts w:hint="eastAsia"/>
+              </w:rPr>
+              <w:t>0830</w:t>
+            </w:r>
           </w:p>
         </w:tc>
       </w:tr>

--- a/lesson.docx
+++ b/lesson.docx
@@ -11162,6 +11162,7 @@
         </w:rPr>
       </w:pPr>
     </w:p>
+    <w:p/>
     <w:p>
       <w:pPr>
         <w:rPr>

--- a/lesson.docx
+++ b/lesson.docx
@@ -2137,13 +2137,6 @@
           <w:rFonts w:hint="eastAsia"/>
         </w:rPr>
       </w:pPr>
-    </w:p>
-    <w:p>
-      <w:pPr>
-        <w:rPr>
-          <w:rFonts w:hint="eastAsia"/>
-        </w:rPr>
-      </w:pPr>
       <w:r>
         <w:rPr>
           <w:rFonts w:hint="eastAsia"/>
@@ -2347,11 +2340,14 @@
           <w:b/>
           <w:bCs/>
         </w:rPr>
+        <w:t>CSS 变量定义</w:t>
+      </w:r>
+      <w:r>
+        <w:t>：在:root选择器中定义，变量名以两个横杠开头，后跟值 ，如--</w:t>
+      </w:r>
+      <w:r>
         <w:lastRenderedPageBreak/>
-        <w:t>CSS 变量定义</w:t>
-      </w:r>
-      <w:r>
-        <w:t>：在:root选择器中定义，变量名以两个横杠开头，后跟值 ，如--BG-color: white; 。</w:t>
+        <w:t>BG-color: white; 。</w:t>
       </w:r>
     </w:p>
     <w:p>
@@ -2900,7 +2896,6 @@
           <w:b/>
           <w:bCs/>
         </w:rPr>
-        <w:lastRenderedPageBreak/>
         <w:t>CSS 写法与选择器</w:t>
       </w:r>
       <w:r>
@@ -2922,6 +2917,7 @@
           <w:b/>
           <w:bCs/>
         </w:rPr>
+        <w:lastRenderedPageBreak/>
         <w:t>写法</w:t>
       </w:r>
       <w:r>
@@ -3506,17 +3502,17 @@
         </w:rPr>
       </w:pPr>
       <w:r>
+        <w:t>javascript</w:t>
+      </w:r>
+    </w:p>
+    <w:p>
+      <w:pPr>
+        <w:rPr>
+          <w:rFonts w:hint="eastAsia"/>
+        </w:rPr>
+      </w:pPr>
+      <w:r>
         <w:lastRenderedPageBreak/>
-        <w:t>javascript</w:t>
-      </w:r>
-    </w:p>
-    <w:p>
-      <w:pPr>
-        <w:rPr>
-          <w:rFonts w:hint="eastAsia"/>
-        </w:rPr>
-      </w:pPr>
-      <w:r>
         <w:t>编辑</w:t>
       </w:r>
     </w:p>
@@ -11162,7 +11158,13 @@
         </w:rPr>
       </w:pPr>
     </w:p>
-    <w:p/>
+    <w:p>
+      <w:pPr>
+        <w:rPr>
+          <w:rFonts w:hint="eastAsia"/>
+        </w:rPr>
+      </w:pPr>
+    </w:p>
     <w:p>
       <w:pPr>
         <w:rPr>

--- a/lesson.docx
+++ b/lesson.docx
@@ -5673,13 +5673,6 @@
         <w:lastRenderedPageBreak/>
         <w:t>nth-of-type</w:t>
       </w:r>
-    </w:p>
-    <w:p>
-      <w:pPr>
-        <w:rPr>
-          <w:rFonts w:hint="eastAsia"/>
-        </w:rPr>
-      </w:pPr>
     </w:p>
     <w:p>
       <w:pPr>

--- a/lesson.docx
+++ b/lesson.docx
@@ -1578,6 +1578,12 @@
                 <w:rFonts w:hint="eastAsia"/>
               </w:rPr>
             </w:pPr>
+            <w:r>
+              <w:rPr>
+                <w:rFonts w:hint="eastAsia"/>
+              </w:rPr>
+              <w:t>0913</w:t>
+            </w:r>
           </w:p>
         </w:tc>
       </w:tr>
@@ -1652,6 +1658,12 @@
                 <w:rFonts w:hint="eastAsia"/>
               </w:rPr>
             </w:pPr>
+            <w:r>
+              <w:rPr>
+                <w:rFonts w:hint="eastAsia"/>
+              </w:rPr>
+              <w:t>0919</w:t>
+            </w:r>
           </w:p>
         </w:tc>
         <w:tc>
@@ -2123,6 +2135,13 @@
         </w:rPr>
         <w:t>CSS变量、函数</w:t>
       </w:r>
+    </w:p>
+    <w:p>
+      <w:pPr>
+        <w:rPr>
+          <w:rFonts w:hint="eastAsia"/>
+        </w:rPr>
+      </w:pPr>
     </w:p>
     <w:p>
       <w:pPr>
@@ -2340,14 +2359,11 @@
           <w:b/>
           <w:bCs/>
         </w:rPr>
+        <w:lastRenderedPageBreak/>
         <w:t>CSS 变量定义</w:t>
       </w:r>
       <w:r>
-        <w:t>：在:root选择器中定义，变量名以两个横杠开头，后跟值 ，如--</w:t>
-      </w:r>
-      <w:r>
-        <w:lastRenderedPageBreak/>
-        <w:t>BG-color: white; 。</w:t>
+        <w:t>：在:root选择器中定义，变量名以两个横杠开头，后跟值 ，如--BG-color: white; 。</w:t>
       </w:r>
     </w:p>
     <w:p>
@@ -2783,6 +2799,13 @@
           <w:rFonts w:hint="eastAsia"/>
         </w:rPr>
       </w:pPr>
+    </w:p>
+    <w:p>
+      <w:pPr>
+        <w:rPr>
+          <w:rFonts w:hint="eastAsia"/>
+        </w:rPr>
+      </w:pPr>
       <w:r>
         <w:t>CSS基础知识及相关要点讲解</w:t>
       </w:r>
@@ -2878,7 +2901,11 @@
         <w:t>作用域</w:t>
       </w:r>
       <w:r>
-        <w:t>：变量放在 HTML 里是全局变量，放在特定选择器如 div.card 中是局部变量，遵循就近原则，:root 是伪类，优先级比 HTML 高。</w:t>
+        <w:t>：变量放在 HTML 里是全局变量，放在特定选择器如 div.card 中是</w:t>
+      </w:r>
+      <w:r>
+        <w:lastRenderedPageBreak/>
+        <w:t>局部变量，遵循就近原则，:root 是伪类，优先级比 HTML 高。</w:t>
       </w:r>
     </w:p>
     <w:p>
@@ -2917,7 +2944,6 @@
           <w:b/>
           <w:bCs/>
         </w:rPr>
-        <w:lastRenderedPageBreak/>
         <w:t>写法</w:t>
       </w:r>
       <w:r>
@@ -3492,7 +3518,11 @@
         </w:rPr>
       </w:pPr>
       <w:r>
-        <w:t>局限性：它没有数组的高阶方法，如 map(), filter(), reduce(), forEach() (注：现代浏览器已支持 forEach，但 map/filter 仍不支持)。</w:t>
+        <w:t>局限性：它没有数组的高阶方法，如 map(), filter(), reduce(), forEach() (注：现代浏</w:t>
+      </w:r>
+      <w:r>
+        <w:lastRenderedPageBreak/>
+        <w:t>览器已支持 forEach，但 map/filter 仍不支持)。</w:t>
       </w:r>
     </w:p>
     <w:p>
@@ -3512,7 +3542,6 @@
         </w:rPr>
       </w:pPr>
       <w:r>
-        <w:lastRenderedPageBreak/>
         <w:t>编辑</w:t>
       </w:r>
     </w:p>
@@ -4069,6 +4098,7 @@
                 <w:b/>
                 <w:bCs/>
               </w:rPr>
+              <w:lastRenderedPageBreak/>
               <w:t>方法</w:t>
             </w:r>
           </w:p>
@@ -4136,7 +4166,6 @@
               </w:rPr>
             </w:pPr>
             <w:r>
-              <w:lastRenderedPageBreak/>
               <w:t>Array.from(obj)</w:t>
             </w:r>
           </w:p>
@@ -5673,6 +5702,13 @@
         <w:lastRenderedPageBreak/>
         <w:t>nth-of-type</w:t>
       </w:r>
+    </w:p>
+    <w:p>
+      <w:pPr>
+        <w:rPr>
+          <w:rFonts w:hint="eastAsia"/>
+        </w:rPr>
+      </w:pPr>
     </w:p>
     <w:p>
       <w:pPr>
@@ -11153,11 +11189,3549 @@
     </w:p>
     <w:p>
       <w:pPr>
-        <w:rPr>
-          <w:rFonts w:hint="eastAsia"/>
-        </w:rPr>
-      </w:pPr>
-    </w:p>
+        <w:pStyle w:val="1"/>
+        <w:rPr>
+          <w:rFonts w:hint="eastAsia"/>
+        </w:rPr>
+      </w:pPr>
+      <w:r>
+        <w:rPr>
+          <w:rFonts w:hint="eastAsia"/>
+        </w:rPr>
+        <w:t>0830 js</w:t>
+      </w:r>
+    </w:p>
+    <w:p>
+      <w:pPr>
+        <w:rPr>
+          <w:rFonts w:hint="eastAsia"/>
+        </w:rPr>
+      </w:pPr>
+      <w:r>
+        <w:rPr>
+          <w:rFonts w:hint="eastAsia"/>
+        </w:rPr>
+        <w:t>Software：编译器，解析器</w:t>
+      </w:r>
+    </w:p>
+    <w:p>
+      <w:pPr>
+        <w:rPr>
+          <w:rFonts w:hint="eastAsia"/>
+        </w:rPr>
+      </w:pPr>
+      <w:r>
+        <w:rPr>
+          <w:rFonts w:hint="eastAsia"/>
+        </w:rPr>
+        <w:t>编译器：翻译成机器代码</w:t>
+      </w:r>
+    </w:p>
+    <w:p>
+      <w:pPr>
+        <w:rPr>
+          <w:rFonts w:hint="eastAsia"/>
+        </w:rPr>
+      </w:pPr>
+      <w:r>
+        <w:rPr>
+          <w:rFonts w:hint="eastAsia"/>
+        </w:rPr>
+        <w:t>解析器：读代码执行代码</w:t>
+      </w:r>
+    </w:p>
+    <w:p>
+      <w:pPr>
+        <w:rPr>
+          <w:rFonts w:hint="eastAsia"/>
+        </w:rPr>
+      </w:pPr>
+    </w:p>
+    <w:p>
+      <w:pPr>
+        <w:rPr>
+          <w:rFonts w:hint="eastAsia"/>
+        </w:rPr>
+      </w:pPr>
+      <w:r>
+        <w:rPr>
+          <w:rFonts w:hint="eastAsia"/>
+        </w:rPr>
+        <w:t>Js在node和浏览器环境的不同</w:t>
+      </w:r>
+    </w:p>
+    <w:p>
+      <w:pPr>
+        <w:rPr>
+          <w:rFonts w:hint="eastAsia"/>
+        </w:rPr>
+      </w:pPr>
+    </w:p>
+    <w:p>
+      <w:pPr>
+        <w:rPr>
+          <w:rFonts w:hint="eastAsia"/>
+        </w:rPr>
+      </w:pPr>
+      <w:r>
+        <w:rPr>
+          <w:rFonts w:hint="eastAsia"/>
+        </w:rPr>
+        <w:t>Dom，bom的api不同，操作系统能力不同</w:t>
+      </w:r>
+    </w:p>
+    <w:p>
+      <w:pPr>
+        <w:rPr>
+          <w:rFonts w:hint="eastAsia"/>
+        </w:rPr>
+      </w:pPr>
+    </w:p>
+    <w:p>
+      <w:pPr>
+        <w:rPr>
+          <w:rFonts w:hint="eastAsia"/>
+        </w:rPr>
+      </w:pPr>
+    </w:p>
+    <w:p>
+      <w:pPr>
+        <w:rPr>
+          <w:rFonts w:hint="eastAsia"/>
+        </w:rPr>
+      </w:pPr>
+      <w:r>
+        <w:rPr>
+          <w:rFonts w:hint="eastAsia"/>
+        </w:rPr>
+        <w:t>读写文件的能力：fs</w:t>
+      </w:r>
+    </w:p>
+    <w:p>
+      <w:pPr>
+        <w:rPr>
+          <w:rFonts w:hint="eastAsia"/>
+        </w:rPr>
+      </w:pPr>
+    </w:p>
+    <w:p>
+      <w:pPr>
+        <w:rPr>
+          <w:rFonts w:hint="eastAsia"/>
+        </w:rPr>
+      </w:pPr>
+    </w:p>
+    <w:p>
+      <w:pPr>
+        <w:rPr>
+          <w:rFonts w:hint="eastAsia"/>
+        </w:rPr>
+      </w:pPr>
+      <w:r>
+        <w:rPr>
+          <w:rFonts w:hint="eastAsia"/>
+        </w:rPr>
+        <w:t>Event loop，</w:t>
+      </w:r>
+      <w:r>
+        <w:t>浏览器 node  事件循环的差异性</w:t>
+      </w:r>
+    </w:p>
+    <w:p>
+      <w:pPr>
+        <w:rPr>
+          <w:rFonts w:hint="eastAsia"/>
+        </w:rPr>
+      </w:pPr>
+      <w:r>
+        <w:rPr>
+          <w:rFonts w:hint="eastAsia"/>
+        </w:rPr>
+        <w:lastRenderedPageBreak/>
+        <w:t>Web api（dom bom）</w:t>
+      </w:r>
+    </w:p>
+    <w:p>
+      <w:pPr>
+        <w:rPr>
+          <w:rFonts w:hint="eastAsia"/>
+        </w:rPr>
+      </w:pPr>
+    </w:p>
+    <w:p>
+      <w:pPr>
+        <w:rPr>
+          <w:rFonts w:hint="eastAsia"/>
+        </w:rPr>
+      </w:pPr>
+    </w:p>
+    <w:p>
+      <w:pPr>
+        <w:rPr>
+          <w:rFonts w:hint="eastAsia"/>
+        </w:rPr>
+      </w:pPr>
+    </w:p>
+    <w:p>
+      <w:pPr>
+        <w:rPr>
+          <w:rFonts w:hint="eastAsia"/>
+        </w:rPr>
+      </w:pPr>
+    </w:p>
+    <w:p>
+      <w:pPr>
+        <w:rPr>
+          <w:rFonts w:hint="eastAsia"/>
+        </w:rPr>
+      </w:pPr>
+    </w:p>
+    <w:p>
+      <w:pPr>
+        <w:rPr>
+          <w:rFonts w:hint="eastAsia"/>
+        </w:rPr>
+      </w:pPr>
+      <w:r>
+        <w:t>浏览器和 Node.js 的事件循环虽然都基于“单线程 + 异步非阻塞”的核心思想，但由于运行环境和设计目标不同，它们在</w:t>
+      </w:r>
+      <w:r>
+        <w:rPr>
+          <w:b/>
+          <w:bCs/>
+        </w:rPr>
+        <w:t>任务队列划分、执行优先级和微任务触发时机</w:t>
+      </w:r>
+      <w:r>
+        <w:t>上存在显著差异。</w:t>
+      </w:r>
+    </w:p>
+    <w:p>
+      <w:pPr>
+        <w:rPr>
+          <w:rFonts w:hint="eastAsia"/>
+        </w:rPr>
+      </w:pPr>
+      <w:r>
+        <w:t>以下是核心差异的详细对比：</w:t>
+      </w:r>
+    </w:p>
+    <w:p>
+      <w:pPr>
+        <w:rPr>
+          <w:rFonts w:hint="eastAsia"/>
+          <w:b/>
+          <w:bCs/>
+        </w:rPr>
+      </w:pPr>
+      <w:r>
+        <w:rPr>
+          <w:b/>
+          <w:bCs/>
+        </w:rPr>
+        <w:t>1. 队列模型与任务分类</w:t>
+      </w:r>
+    </w:p>
+    <w:p>
+      <w:pPr>
+        <w:rPr>
+          <w:rFonts w:hint="eastAsia"/>
+        </w:rPr>
+      </w:pPr>
+      <w:r>
+        <w:t>表格</w:t>
+      </w:r>
+    </w:p>
+    <w:tbl>
+      <w:tblPr>
+        <w:tblW w:w="11970" w:type="dxa"/>
+        <w:tblInd w:w="-1829" w:type="dxa"/>
+        <w:tblCellMar>
+          <w:top w:w="15" w:type="dxa"/>
+          <w:left w:w="15" w:type="dxa"/>
+          <w:bottom w:w="15" w:type="dxa"/>
+          <w:right w:w="15" w:type="dxa"/>
+        </w:tblCellMar>
+        <w:tblLook w:val="04A0" w:firstRow="1" w:lastRow="0" w:firstColumn="1" w:lastColumn="0" w:noHBand="0" w:noVBand="1"/>
+      </w:tblPr>
+      <w:tblGrid>
+        <w:gridCol w:w="1373"/>
+        <w:gridCol w:w="3501"/>
+        <w:gridCol w:w="5103"/>
+        <w:gridCol w:w="1993"/>
+      </w:tblGrid>
+      <w:tr>
+        <w:trPr>
+          <w:gridAfter w:val="1"/>
+          <w:wAfter w:w="1993" w:type="dxa"/>
+          <w:tblHeader/>
+        </w:trPr>
+        <w:tc>
+          <w:tcPr>
+            <w:tcW w:w="0" w:type="auto"/>
+            <w:noWrap/>
+            <w:tcMar>
+              <w:top w:w="150" w:type="dxa"/>
+              <w:left w:w="210" w:type="dxa"/>
+              <w:bottom w:w="150" w:type="dxa"/>
+              <w:right w:w="210" w:type="dxa"/>
+            </w:tcMar>
+            <w:vAlign w:val="center"/>
+            <w:hideMark/>
+          </w:tcPr>
+          <w:p>
+            <w:pPr>
+              <w:rPr>
+                <w:rFonts w:hint="eastAsia"/>
+                <w:b/>
+                <w:bCs/>
+              </w:rPr>
+            </w:pPr>
+            <w:r>
+              <w:rPr>
+                <w:b/>
+                <w:bCs/>
+              </w:rPr>
+              <w:t>特性</w:t>
+            </w:r>
+          </w:p>
+        </w:tc>
+        <w:tc>
+          <w:tcPr>
+            <w:tcW w:w="3501" w:type="dxa"/>
+            <w:noWrap/>
+            <w:tcMar>
+              <w:top w:w="150" w:type="dxa"/>
+              <w:left w:w="210" w:type="dxa"/>
+              <w:bottom w:w="150" w:type="dxa"/>
+              <w:right w:w="210" w:type="dxa"/>
+            </w:tcMar>
+            <w:vAlign w:val="center"/>
+            <w:hideMark/>
+          </w:tcPr>
+          <w:p>
+            <w:pPr>
+              <w:rPr>
+                <w:rFonts w:hint="eastAsia"/>
+                <w:b/>
+                <w:bCs/>
+              </w:rPr>
+            </w:pPr>
+            <w:r>
+              <w:rPr>
+                <w:b/>
+                <w:bCs/>
+              </w:rPr>
+              <w:t>浏览器 (HTML5 规范)</w:t>
+            </w:r>
+          </w:p>
+        </w:tc>
+        <w:tc>
+          <w:tcPr>
+            <w:tcW w:w="5103" w:type="dxa"/>
+            <w:noWrap/>
+            <w:tcMar>
+              <w:top w:w="150" w:type="dxa"/>
+              <w:left w:w="210" w:type="dxa"/>
+              <w:bottom w:w="150" w:type="dxa"/>
+              <w:right w:w="210" w:type="dxa"/>
+            </w:tcMar>
+            <w:vAlign w:val="center"/>
+            <w:hideMark/>
+          </w:tcPr>
+          <w:p>
+            <w:pPr>
+              <w:rPr>
+                <w:rFonts w:hint="eastAsia"/>
+                <w:b/>
+                <w:bCs/>
+              </w:rPr>
+            </w:pPr>
+            <w:r>
+              <w:rPr>
+                <w:b/>
+                <w:bCs/>
+              </w:rPr>
+              <w:t>Node.js (libuv)</w:t>
+            </w:r>
+          </w:p>
+        </w:tc>
+      </w:tr>
+      <w:tr>
+        <w:trPr>
+          <w:gridAfter w:val="1"/>
+          <w:wAfter w:w="1993" w:type="dxa"/>
+        </w:trPr>
+        <w:tc>
+          <w:tcPr>
+            <w:tcW w:w="0" w:type="auto"/>
+            <w:tcMar>
+              <w:top w:w="150" w:type="dxa"/>
+              <w:left w:w="210" w:type="dxa"/>
+              <w:bottom w:w="150" w:type="dxa"/>
+              <w:right w:w="210" w:type="dxa"/>
+            </w:tcMar>
+            <w:vAlign w:val="center"/>
+            <w:hideMark/>
+          </w:tcPr>
+          <w:p>
+            <w:pPr>
+              <w:rPr>
+                <w:rFonts w:hint="eastAsia"/>
+              </w:rPr>
+            </w:pPr>
+            <w:r>
+              <w:rPr>
+                <w:b/>
+                <w:bCs/>
+              </w:rPr>
+              <w:t>宏任务队列</w:t>
+            </w:r>
+          </w:p>
+        </w:tc>
+        <w:tc>
+          <w:tcPr>
+            <w:tcW w:w="3501" w:type="dxa"/>
+            <w:tcMar>
+              <w:top w:w="150" w:type="dxa"/>
+              <w:left w:w="210" w:type="dxa"/>
+              <w:bottom w:w="150" w:type="dxa"/>
+              <w:right w:w="210" w:type="dxa"/>
+            </w:tcMar>
+            <w:vAlign w:val="center"/>
+            <w:hideMark/>
+          </w:tcPr>
+          <w:p>
+            <w:pPr>
+              <w:rPr>
+                <w:rFonts w:hint="eastAsia"/>
+              </w:rPr>
+            </w:pPr>
+            <w:r>
+              <w:t>只有一个统一的宏任务队列（Task Queue）</w:t>
+            </w:r>
+          </w:p>
+        </w:tc>
+        <w:tc>
+          <w:tcPr>
+            <w:tcW w:w="5103" w:type="dxa"/>
+            <w:tcMar>
+              <w:top w:w="150" w:type="dxa"/>
+              <w:left w:w="210" w:type="dxa"/>
+              <w:bottom w:w="150" w:type="dxa"/>
+              <w:right w:w="210" w:type="dxa"/>
+            </w:tcMar>
+            <w:vAlign w:val="center"/>
+            <w:hideMark/>
+          </w:tcPr>
+          <w:p>
+            <w:pPr>
+              <w:rPr>
+                <w:rFonts w:hint="eastAsia"/>
+              </w:rPr>
+            </w:pPr>
+            <w:r>
+              <w:t>分为多个阶段，每个阶段有独立的队列（Timers, I/O, Check 等）</w:t>
+            </w:r>
+          </w:p>
+        </w:tc>
+      </w:tr>
+      <w:tr>
+        <w:trPr>
+          <w:gridAfter w:val="1"/>
+          <w:wAfter w:w="1993" w:type="dxa"/>
+        </w:trPr>
+        <w:tc>
+          <w:tcPr>
+            <w:tcW w:w="0" w:type="auto"/>
+            <w:tcMar>
+              <w:top w:w="150" w:type="dxa"/>
+              <w:left w:w="210" w:type="dxa"/>
+              <w:bottom w:w="150" w:type="dxa"/>
+              <w:right w:w="210" w:type="dxa"/>
+            </w:tcMar>
+            <w:vAlign w:val="center"/>
+            <w:hideMark/>
+          </w:tcPr>
+          <w:p>
+            <w:pPr>
+              <w:rPr>
+                <w:rFonts w:hint="eastAsia"/>
+              </w:rPr>
+            </w:pPr>
+            <w:r>
+              <w:rPr>
+                <w:b/>
+                <w:bCs/>
+              </w:rPr>
+              <w:t>微任务队列</w:t>
+            </w:r>
+          </w:p>
+        </w:tc>
+        <w:tc>
+          <w:tcPr>
+            <w:tcW w:w="3501" w:type="dxa"/>
+            <w:tcMar>
+              <w:top w:w="150" w:type="dxa"/>
+              <w:left w:w="210" w:type="dxa"/>
+              <w:bottom w:w="150" w:type="dxa"/>
+              <w:right w:w="210" w:type="dxa"/>
+            </w:tcMar>
+            <w:vAlign w:val="center"/>
+            <w:hideMark/>
+          </w:tcPr>
+          <w:p>
+            <w:pPr>
+              <w:rPr>
+                <w:rFonts w:hint="eastAsia"/>
+              </w:rPr>
+            </w:pPr>
+            <w:r>
+              <w:t>Microtask Queue (Promise, MutationObserver)</w:t>
+            </w:r>
+          </w:p>
+        </w:tc>
+        <w:tc>
+          <w:tcPr>
+            <w:tcW w:w="5103" w:type="dxa"/>
+            <w:tcMar>
+              <w:top w:w="150" w:type="dxa"/>
+              <w:left w:w="210" w:type="dxa"/>
+              <w:bottom w:w="150" w:type="dxa"/>
+              <w:right w:w="210" w:type="dxa"/>
+            </w:tcMar>
+            <w:vAlign w:val="center"/>
+            <w:hideMark/>
+          </w:tcPr>
+          <w:p>
+            <w:pPr>
+              <w:rPr>
+                <w:rFonts w:hint="eastAsia"/>
+              </w:rPr>
+            </w:pPr>
+            <w:r>
+              <w:t>同样有 Microtask Queue，但额外区分 process.nextTick</w:t>
+            </w:r>
+          </w:p>
+        </w:tc>
+      </w:tr>
+      <w:tr>
+        <w:trPr>
+          <w:gridAfter w:val="1"/>
+          <w:wAfter w:w="1993" w:type="dxa"/>
+        </w:trPr>
+        <w:tc>
+          <w:tcPr>
+            <w:tcW w:w="0" w:type="auto"/>
+            <w:tcMar>
+              <w:top w:w="150" w:type="dxa"/>
+              <w:left w:w="210" w:type="dxa"/>
+              <w:bottom w:w="150" w:type="dxa"/>
+              <w:right w:w="210" w:type="dxa"/>
+            </w:tcMar>
+            <w:vAlign w:val="center"/>
+            <w:hideMark/>
+          </w:tcPr>
+          <w:p>
+            <w:pPr>
+              <w:rPr>
+                <w:rFonts w:hint="eastAsia"/>
+              </w:rPr>
+            </w:pPr>
+            <w:r>
+              <w:rPr>
+                <w:b/>
+                <w:bCs/>
+              </w:rPr>
+              <w:t>特殊 API</w:t>
+            </w:r>
+          </w:p>
+        </w:tc>
+        <w:tc>
+          <w:tcPr>
+            <w:tcW w:w="3501" w:type="dxa"/>
+            <w:tcMar>
+              <w:top w:w="150" w:type="dxa"/>
+              <w:left w:w="210" w:type="dxa"/>
+              <w:bottom w:w="150" w:type="dxa"/>
+              <w:right w:w="210" w:type="dxa"/>
+            </w:tcMar>
+            <w:vAlign w:val="center"/>
+            <w:hideMark/>
+          </w:tcPr>
+          <w:p>
+            <w:pPr>
+              <w:rPr>
+                <w:rFonts w:hint="eastAsia"/>
+              </w:rPr>
+            </w:pPr>
+            <w:r>
+              <w:t>requestAnimationFrame (渲染前), requestIdleCallback</w:t>
+            </w:r>
+          </w:p>
+        </w:tc>
+        <w:tc>
+          <w:tcPr>
+            <w:tcW w:w="5103" w:type="dxa"/>
+            <w:tcMar>
+              <w:top w:w="150" w:type="dxa"/>
+              <w:left w:w="210" w:type="dxa"/>
+              <w:bottom w:w="150" w:type="dxa"/>
+              <w:right w:w="210" w:type="dxa"/>
+            </w:tcMar>
+            <w:vAlign w:val="center"/>
+            <w:hideMark/>
+          </w:tcPr>
+          <w:p>
+            <w:pPr>
+              <w:rPr>
+                <w:rFonts w:hint="eastAsia"/>
+              </w:rPr>
+            </w:pPr>
+            <w:r>
+              <w:t>process.nextTick (最高优先级), setImmediate</w:t>
+            </w:r>
+          </w:p>
+        </w:tc>
+      </w:tr>
+      <w:tr>
+        <w:tc>
+          <w:tcPr>
+            <w:tcW w:w="0" w:type="auto"/>
+            <w:tcMar>
+              <w:top w:w="150" w:type="dxa"/>
+              <w:left w:w="210" w:type="dxa"/>
+              <w:bottom w:w="150" w:type="dxa"/>
+              <w:right w:w="210" w:type="dxa"/>
+            </w:tcMar>
+            <w:vAlign w:val="center"/>
+            <w:hideMark/>
+          </w:tcPr>
+          <w:p>
+            <w:pPr>
+              <w:rPr>
+                <w:rFonts w:hint="eastAsia"/>
+              </w:rPr>
+            </w:pPr>
+            <w:r>
+              <w:rPr>
+                <w:b/>
+                <w:bCs/>
+              </w:rPr>
+              <w:t>驱动引擎</w:t>
+            </w:r>
+          </w:p>
+        </w:tc>
+        <w:tc>
+          <w:tcPr>
+            <w:tcW w:w="3501" w:type="dxa"/>
+            <w:tcMar>
+              <w:top w:w="150" w:type="dxa"/>
+              <w:left w:w="210" w:type="dxa"/>
+              <w:bottom w:w="150" w:type="dxa"/>
+              <w:right w:w="210" w:type="dxa"/>
+            </w:tcMar>
+            <w:vAlign w:val="center"/>
+            <w:hideMark/>
+          </w:tcPr>
+          <w:p>
+            <w:pPr>
+              <w:rPr>
+                <w:rFonts w:hint="eastAsia"/>
+              </w:rPr>
+            </w:pPr>
+            <w:r>
+              <w:t>V8/SpiderMonkey + 浏览器宿主环境</w:t>
+            </w:r>
+          </w:p>
+        </w:tc>
+        <w:tc>
+          <w:tcPr>
+            <w:tcW w:w="7096" w:type="dxa"/>
+            <w:gridSpan w:val="2"/>
+            <w:tcMar>
+              <w:top w:w="150" w:type="dxa"/>
+              <w:left w:w="210" w:type="dxa"/>
+              <w:bottom w:w="150" w:type="dxa"/>
+              <w:right w:w="210" w:type="dxa"/>
+            </w:tcMar>
+            <w:vAlign w:val="center"/>
+            <w:hideMark/>
+          </w:tcPr>
+          <w:p>
+            <w:pPr>
+              <w:rPr>
+                <w:rFonts w:hint="eastAsia"/>
+              </w:rPr>
+            </w:pPr>
+            <w:r>
+              <w:t>V8 + libuv (C++ 层)</w:t>
+            </w:r>
+          </w:p>
+        </w:tc>
+      </w:tr>
+    </w:tbl>
+    <w:p>
+      <w:pPr>
+        <w:rPr>
+          <w:rFonts w:hint="eastAsia"/>
+          <w:b/>
+          <w:bCs/>
+        </w:rPr>
+      </w:pPr>
+      <w:r>
+        <w:rPr>
+          <w:b/>
+          <w:bCs/>
+        </w:rPr>
+        <w:t>2. 执行流程的差异</w:t>
+      </w:r>
+    </w:p>
+    <w:p>
+      <w:pPr>
+        <w:rPr>
+          <w:rFonts w:hint="eastAsia"/>
+          <w:b/>
+          <w:bCs/>
+        </w:rPr>
+      </w:pPr>
+      <w:r>
+        <w:rPr>
+          <w:rFonts w:ascii="Segoe UI Emoji" w:hAnsi="Segoe UI Emoji" w:cs="Segoe UI Emoji"/>
+          <w:b/>
+          <w:bCs/>
+        </w:rPr>
+        <w:t>🌐</w:t>
+      </w:r>
+      <w:r>
+        <w:rPr>
+          <w:b/>
+          <w:bCs/>
+        </w:rPr>
+        <w:t xml:space="preserve"> 浏览器事件循环</w:t>
+      </w:r>
+    </w:p>
+    <w:p>
+      <w:pPr>
+        <w:rPr>
+          <w:rFonts w:hint="eastAsia"/>
+        </w:rPr>
+      </w:pPr>
+      <w:r>
+        <w:t>浏览器的循环是</w:t>
+      </w:r>
+      <w:r>
+        <w:rPr>
+          <w:b/>
+          <w:bCs/>
+        </w:rPr>
+        <w:t>以渲染为导向</w:t>
+      </w:r>
+      <w:r>
+        <w:t>的，每一轮循环大致遵循：</w:t>
+      </w:r>
+    </w:p>
+    <w:p>
+      <w:pPr>
+        <w:numPr>
+          <w:ilvl w:val="0"/>
+          <w:numId w:val="13"/>
+        </w:numPr>
+        <w:rPr>
+          <w:rFonts w:hint="eastAsia"/>
+        </w:rPr>
+      </w:pPr>
+      <w:r>
+        <w:t>执行一个宏任务（如 setTimeout、DOM 事件、脚本解析）</w:t>
+      </w:r>
+    </w:p>
+    <w:p>
+      <w:pPr>
+        <w:numPr>
+          <w:ilvl w:val="0"/>
+          <w:numId w:val="13"/>
+        </w:numPr>
+        <w:rPr>
+          <w:rFonts w:hint="eastAsia"/>
+        </w:rPr>
+      </w:pPr>
+      <w:r>
+        <w:t>清空所有微任务（Promise.then、MutationObserver）</w:t>
+      </w:r>
+    </w:p>
+    <w:p>
+      <w:pPr>
+        <w:numPr>
+          <w:ilvl w:val="0"/>
+          <w:numId w:val="13"/>
+        </w:numPr>
+        <w:rPr>
+          <w:rFonts w:hint="eastAsia"/>
+        </w:rPr>
+      </w:pPr>
+      <w:r>
+        <w:rPr>
+          <w:b/>
+          <w:bCs/>
+        </w:rPr>
+        <w:t>判断是否需要渲染</w:t>
+      </w:r>
+      <w:r>
+        <w:t>（通常 ~16ms 一次）</w:t>
+      </w:r>
+    </w:p>
+    <w:p>
+      <w:pPr>
+        <w:numPr>
+          <w:ilvl w:val="1"/>
+          <w:numId w:val="13"/>
+        </w:numPr>
+        <w:rPr>
+          <w:rFonts w:hint="eastAsia"/>
+        </w:rPr>
+      </w:pPr>
+      <w:r>
+        <w:t>如果需要：执行 requestAnimationFrame → 计算样式/布局 → 绘制 → requestIdleCallback</w:t>
+      </w:r>
+    </w:p>
+    <w:p>
+      <w:pPr>
+        <w:numPr>
+          <w:ilvl w:val="0"/>
+          <w:numId w:val="13"/>
+        </w:numPr>
+        <w:rPr>
+          <w:rFonts w:hint="eastAsia"/>
+        </w:rPr>
+      </w:pPr>
+      <w:r>
+        <w:t>进入下一轮循环</w:t>
+      </w:r>
+    </w:p>
+    <w:p>
+      <w:pPr>
+        <w:rPr>
+          <w:rFonts w:hint="eastAsia"/>
+        </w:rPr>
+      </w:pPr>
+      <w:r>
+        <w:rPr>
+          <w:b/>
+          <w:bCs/>
+        </w:rPr>
+        <w:t>关键点</w:t>
+      </w:r>
+      <w:r>
+        <w:t>：微任务在</w:t>
+      </w:r>
+      <w:r>
+        <w:rPr>
+          <w:b/>
+          <w:bCs/>
+        </w:rPr>
+        <w:t>每次宏任务之后、渲染之前</w:t>
+      </w:r>
+      <w:r>
+        <w:t>执行。requestAnimationFrame 不属于宏任务也不属于微任务，它在渲染管线中独立调度。</w:t>
+      </w:r>
+    </w:p>
+    <w:p>
+      <w:pPr>
+        <w:rPr>
+          <w:rFonts w:hint="eastAsia"/>
+          <w:b/>
+          <w:bCs/>
+        </w:rPr>
+      </w:pPr>
+      <w:r>
+        <w:rPr>
+          <w:rFonts w:ascii="Segoe UI Emoji" w:hAnsi="Segoe UI Emoji" w:cs="Segoe UI Emoji"/>
+          <w:b/>
+          <w:bCs/>
+        </w:rPr>
+        <w:t>⚙️</w:t>
+      </w:r>
+      <w:r>
+        <w:rPr>
+          <w:b/>
+          <w:bCs/>
+        </w:rPr>
+        <w:t xml:space="preserve"> Node.js 事件循环 (libuv)</w:t>
+      </w:r>
+    </w:p>
+    <w:p>
+      <w:pPr>
+        <w:rPr>
+          <w:rFonts w:hint="eastAsia"/>
+        </w:rPr>
+      </w:pPr>
+      <w:r>
+        <w:t>Node.js 的循环是</w:t>
+      </w:r>
+      <w:r>
+        <w:rPr>
+          <w:b/>
+          <w:bCs/>
+        </w:rPr>
+        <w:t>以 I/O 处理为导向</w:t>
+      </w:r>
+      <w:r>
+        <w:t>的，按固定阶段顺序执行：</w:t>
+      </w:r>
+    </w:p>
+    <w:p>
+      <w:pPr>
+        <w:rPr>
+          <w:rFonts w:hint="eastAsia"/>
+        </w:rPr>
+      </w:pPr>
+      <w:r>
+        <w:t>文本</w:t>
+      </w:r>
+    </w:p>
+    <w:p>
+      <w:pPr>
+        <w:rPr>
+          <w:rFonts w:hint="eastAsia"/>
+        </w:rPr>
+      </w:pPr>
+      <w:r>
+        <w:t>编辑</w:t>
+      </w:r>
+    </w:p>
+    <w:p>
+      <w:pPr>
+        <w:rPr>
+          <w:rFonts w:hint="eastAsia"/>
+        </w:rPr>
+      </w:pPr>
+      <w:r>
+        <w:t xml:space="preserve">   ┌───────────────────────────┐</w:t>
+      </w:r>
+    </w:p>
+    <w:p>
+      <w:pPr>
+        <w:rPr>
+          <w:rFonts w:hint="eastAsia"/>
+        </w:rPr>
+      </w:pPr>
+      <w:r>
+        <w:t>┌─</w:t>
+      </w:r>
+      <w:r>
+        <w:rPr>
+          <w:rFonts w:ascii="Cambria Math" w:hAnsi="Cambria Math" w:cs="Cambria Math"/>
+        </w:rPr>
+        <w:t>▶</w:t>
+      </w:r>
+      <w:r>
+        <w:rPr>
+          <w:rFonts w:ascii="等线" w:eastAsia="等线" w:hAnsi="等线" w:cs="等线" w:hint="eastAsia"/>
+        </w:rPr>
+        <w:t>│</w:t>
+      </w:r>
+      <w:r>
+        <w:t xml:space="preserve">         timers            </w:t>
+      </w:r>
+      <w:r>
+        <w:rPr>
+          <w:rFonts w:ascii="等线" w:eastAsia="等线" w:hAnsi="等线" w:cs="等线" w:hint="eastAsia"/>
+        </w:rPr>
+        <w:t>│</w:t>
+      </w:r>
+      <w:r>
+        <w:t xml:space="preserve"> </w:t>
+      </w:r>
+      <w:r>
+        <w:rPr>
+          <w:rFonts w:ascii="等线" w:eastAsia="等线" w:hAnsi="等线" w:cs="等线" w:hint="eastAsia"/>
+        </w:rPr>
+        <w:t>←</w:t>
+      </w:r>
+      <w:r>
+        <w:t xml:space="preserve"> setTimeout / setInterval</w:t>
+      </w:r>
+    </w:p>
+    <w:p>
+      <w:pPr>
+        <w:rPr>
+          <w:rFonts w:hint="eastAsia"/>
+        </w:rPr>
+      </w:pPr>
+      <w:r>
+        <w:t>│  └─────────────┬─────────────┘</w:t>
+      </w:r>
+    </w:p>
+    <w:p>
+      <w:pPr>
+        <w:rPr>
+          <w:rFonts w:hint="eastAsia"/>
+        </w:rPr>
+      </w:pPr>
+      <w:r>
+        <w:t>│  ┌─────────────▼─────────────┐</w:t>
+      </w:r>
+    </w:p>
+    <w:p>
+      <w:pPr>
+        <w:rPr>
+          <w:rFonts w:hint="eastAsia"/>
+        </w:rPr>
+      </w:pPr>
+      <w:r>
+        <w:lastRenderedPageBreak/>
+        <w:t>│  │     pending callbacks     │ ← 系统操作回调 (如 TCP 错误)</w:t>
+      </w:r>
+    </w:p>
+    <w:p>
+      <w:pPr>
+        <w:rPr>
+          <w:rFonts w:hint="eastAsia"/>
+        </w:rPr>
+      </w:pPr>
+      <w:r>
+        <w:t>│  └─────────────┬─────────────┘</w:t>
+      </w:r>
+    </w:p>
+    <w:p>
+      <w:pPr>
+        <w:rPr>
+          <w:rFonts w:hint="eastAsia"/>
+        </w:rPr>
+      </w:pPr>
+      <w:r>
+        <w:t>│  ┌─────────────▼─────────────┐</w:t>
+      </w:r>
+    </w:p>
+    <w:p>
+      <w:pPr>
+        <w:rPr>
+          <w:rFonts w:hint="eastAsia"/>
+        </w:rPr>
+      </w:pPr>
+      <w:r>
+        <w:t>│  │       idle, prepare       │ ← 内部使用</w:t>
+      </w:r>
+    </w:p>
+    <w:p>
+      <w:pPr>
+        <w:rPr>
+          <w:rFonts w:hint="eastAsia"/>
+        </w:rPr>
+      </w:pPr>
+      <w:r>
+        <w:t>│  └─────────────┬─────────────┘</w:t>
+      </w:r>
+    </w:p>
+    <w:p>
+      <w:pPr>
+        <w:rPr>
+          <w:rFonts w:hint="eastAsia"/>
+        </w:rPr>
+      </w:pPr>
+      <w:r>
+        <w:t>│  ┌─────────────▼─────────────┐</w:t>
+      </w:r>
+    </w:p>
+    <w:p>
+      <w:pPr>
+        <w:rPr>
+          <w:rFonts w:hint="eastAsia"/>
+        </w:rPr>
+      </w:pPr>
+      <w:r>
+        <w:t>│  │          poll             │ ← I/O 回调, 文件读写, 网络请求</w:t>
+      </w:r>
+    </w:p>
+    <w:p>
+      <w:pPr>
+        <w:rPr>
+          <w:rFonts w:hint="eastAsia"/>
+        </w:rPr>
+      </w:pPr>
+      <w:r>
+        <w:t>│  └─────────────┬─────────────┘</w:t>
+      </w:r>
+    </w:p>
+    <w:p>
+      <w:pPr>
+        <w:rPr>
+          <w:rFonts w:hint="eastAsia"/>
+        </w:rPr>
+      </w:pPr>
+      <w:r>
+        <w:t>│  ┌─────────────▼─────────────┐</w:t>
+      </w:r>
+    </w:p>
+    <w:p>
+      <w:pPr>
+        <w:rPr>
+          <w:rFonts w:hint="eastAsia"/>
+        </w:rPr>
+      </w:pPr>
+      <w:r>
+        <w:t>│  │          check            │ ← setImmediate</w:t>
+      </w:r>
+    </w:p>
+    <w:p>
+      <w:pPr>
+        <w:rPr>
+          <w:rFonts w:hint="eastAsia"/>
+        </w:rPr>
+      </w:pPr>
+      <w:r>
+        <w:t>│  └─────────────┬─────────────┘</w:t>
+      </w:r>
+    </w:p>
+    <w:p>
+      <w:pPr>
+        <w:rPr>
+          <w:rFonts w:hint="eastAsia"/>
+        </w:rPr>
+      </w:pPr>
+      <w:r>
+        <w:t>│  ┌─────────────▼─────────────┐</w:t>
+      </w:r>
+    </w:p>
+    <w:p>
+      <w:pPr>
+        <w:rPr>
+          <w:rFonts w:hint="eastAsia"/>
+        </w:rPr>
+      </w:pPr>
+      <w:r>
+        <w:t>│  │      close callbacks      │ ← socket.on('close') 等</w:t>
+      </w:r>
+    </w:p>
+    <w:p>
+      <w:pPr>
+        <w:rPr>
+          <w:rFonts w:hint="eastAsia"/>
+        </w:rPr>
+      </w:pPr>
+      <w:r>
+        <w:t>│  └─────────────┬─────────────┘</w:t>
+      </w:r>
+    </w:p>
+    <w:p>
+      <w:pPr>
+        <w:rPr>
+          <w:rFonts w:hint="eastAsia"/>
+        </w:rPr>
+      </w:pPr>
+      <w:r>
+        <w:t>│                │</w:t>
+      </w:r>
+    </w:p>
+    <w:p>
+      <w:pPr>
+        <w:rPr>
+          <w:rFonts w:hint="eastAsia"/>
+        </w:rPr>
+      </w:pPr>
+      <w:r>
+        <w:t>└────────────────┘</w:t>
+      </w:r>
+    </w:p>
+    <w:p>
+      <w:pPr>
+        <w:rPr>
+          <w:rFonts w:hint="eastAsia"/>
+        </w:rPr>
+      </w:pPr>
+      <w:r>
+        <w:rPr>
+          <w:b/>
+          <w:bCs/>
+        </w:rPr>
+        <w:t>关键点</w:t>
+      </w:r>
+      <w:r>
+        <w:t>：每个阶段切换时，都会先清空微任务队列。但 process.nextTick 的优先级</w:t>
+      </w:r>
+      <w:r>
+        <w:rPr>
+          <w:b/>
+          <w:bCs/>
+        </w:rPr>
+        <w:t>高于</w:t>
+      </w:r>
+      <w:r>
+        <w:t>普通微任务，会在当前操作完成后立即执行，甚至在其他微任务之前。</w:t>
+      </w:r>
+    </w:p>
+    <w:p>
+      <w:pPr>
+        <w:rPr>
+          <w:rFonts w:hint="eastAsia"/>
+          <w:b/>
+          <w:bCs/>
+        </w:rPr>
+      </w:pPr>
+      <w:r>
+        <w:rPr>
+          <w:b/>
+          <w:bCs/>
+        </w:rPr>
+        <w:t>3. 最容易踩坑的三个差异点</w:t>
+      </w:r>
+    </w:p>
+    <w:p>
+      <w:pPr>
+        <w:rPr>
+          <w:rFonts w:hint="eastAsia"/>
+          <w:b/>
+          <w:bCs/>
+        </w:rPr>
+      </w:pPr>
+      <w:r>
+        <w:rPr>
+          <w:b/>
+          <w:bCs/>
+        </w:rPr>
+        <w:t>① setTimeout(fn, 0) vs setImmediate(fn)</w:t>
+      </w:r>
+    </w:p>
+    <w:p>
+      <w:pPr>
+        <w:numPr>
+          <w:ilvl w:val="0"/>
+          <w:numId w:val="14"/>
+        </w:numPr>
+        <w:rPr>
+          <w:rFonts w:hint="eastAsia"/>
+        </w:rPr>
+      </w:pPr>
+      <w:r>
+        <w:rPr>
+          <w:b/>
+          <w:bCs/>
+        </w:rPr>
+        <w:t>浏览器</w:t>
+      </w:r>
+      <w:r>
+        <w:t>：没有 setImmediate（仅 IE/Edge 旧版支持）。setTimeout(fn, 0) 被钳制为至少 4ms 延迟。</w:t>
+      </w:r>
+    </w:p>
+    <w:p>
+      <w:pPr>
+        <w:numPr>
+          <w:ilvl w:val="0"/>
+          <w:numId w:val="14"/>
+        </w:numPr>
+        <w:rPr>
+          <w:rFonts w:hint="eastAsia"/>
+        </w:rPr>
+      </w:pPr>
+      <w:r>
+        <w:rPr>
+          <w:b/>
+          <w:bCs/>
+        </w:rPr>
+        <w:t>Node.js</w:t>
+      </w:r>
+      <w:r>
+        <w:t>：两者执行顺序</w:t>
+      </w:r>
+      <w:r>
+        <w:rPr>
+          <w:b/>
+          <w:bCs/>
+        </w:rPr>
+        <w:t>不确定</w:t>
+      </w:r>
+      <w:r>
+        <w:t>（取决于进程启动时间和系统性能），但在 I/O 回调内部，setImmediate 总是优先于 setTimeout。</w:t>
+      </w:r>
+    </w:p>
+    <w:p>
+      <w:pPr>
+        <w:rPr>
+          <w:rFonts w:hint="eastAsia"/>
+          <w:b/>
+          <w:bCs/>
+        </w:rPr>
+      </w:pPr>
+      <w:r>
+        <w:rPr>
+          <w:b/>
+          <w:bCs/>
+        </w:rPr>
+        <w:t>② process.nextTick 的特殊性</w:t>
+      </w:r>
+    </w:p>
+    <w:p>
+      <w:pPr>
+        <w:rPr>
+          <w:rFonts w:hint="eastAsia"/>
+        </w:rPr>
+      </w:pPr>
+      <w:r>
+        <w:t>这是 Node.js 独有的，它</w:t>
+      </w:r>
+      <w:r>
+        <w:rPr>
+          <w:b/>
+          <w:bCs/>
+        </w:rPr>
+        <w:t>不属于微任务队列</w:t>
+      </w:r>
+      <w:r>
+        <w:t>，而是一个独立的、优先级最高的队列：</w:t>
+      </w:r>
+    </w:p>
+    <w:p>
+      <w:pPr>
+        <w:rPr>
+          <w:rFonts w:hint="eastAsia"/>
+        </w:rPr>
+      </w:pPr>
+      <w:r>
+        <w:t>javascript</w:t>
+      </w:r>
+    </w:p>
+    <w:p>
+      <w:pPr>
+        <w:rPr>
+          <w:rFonts w:hint="eastAsia"/>
+        </w:rPr>
+      </w:pPr>
+      <w:r>
+        <w:t>编辑</w:t>
+      </w:r>
+    </w:p>
+    <w:p>
+      <w:pPr>
+        <w:rPr>
+          <w:rFonts w:hint="eastAsia"/>
+        </w:rPr>
+      </w:pPr>
+      <w:r>
+        <w:rPr>
+          <w:i/>
+          <w:iCs/>
+        </w:rPr>
+        <w:t>// Node.js 中的执行顺序</w:t>
+      </w:r>
+    </w:p>
+    <w:p>
+      <w:pPr>
+        <w:rPr>
+          <w:rFonts w:hint="eastAsia"/>
+        </w:rPr>
+      </w:pPr>
+      <w:r>
+        <w:t>Promise.resolve().then(() =&gt; console.log('microtask'));</w:t>
+      </w:r>
+    </w:p>
+    <w:p>
+      <w:pPr>
+        <w:rPr>
+          <w:rFonts w:hint="eastAsia"/>
+        </w:rPr>
+      </w:pPr>
+      <w:r>
+        <w:t>process.nextTick(() =&gt; console.log('nextTick'));</w:t>
+      </w:r>
+    </w:p>
+    <w:p>
+      <w:pPr>
+        <w:rPr>
+          <w:rFonts w:hint="eastAsia"/>
+        </w:rPr>
+      </w:pPr>
+      <w:r>
+        <w:rPr>
+          <w:i/>
+          <w:iCs/>
+        </w:rPr>
+        <w:t>// 输出: nextTick → microtask （与直觉相反！）</w:t>
+      </w:r>
+    </w:p>
+    <w:p>
+      <w:pPr>
+        <w:rPr>
+          <w:rFonts w:hint="eastAsia"/>
+        </w:rPr>
+      </w:pPr>
+      <w:r>
+        <w:rPr>
+          <w:rFonts w:ascii="Segoe UI Emoji" w:hAnsi="Segoe UI Emoji" w:cs="Segoe UI Emoji"/>
+        </w:rPr>
+        <w:t>⚠️</w:t>
+      </w:r>
+      <w:r>
+        <w:t> </w:t>
+      </w:r>
+      <w:r>
+        <w:rPr>
+          <w:b/>
+          <w:bCs/>
+        </w:rPr>
+        <w:t>警告</w:t>
+      </w:r>
+      <w:r>
+        <w:t>：递归调用 process.nextTick 会饿死 I/O 和其他微任务，导致程序挂起。</w:t>
+      </w:r>
+    </w:p>
+    <w:p>
+      <w:pPr>
+        <w:rPr>
+          <w:rFonts w:hint="eastAsia"/>
+          <w:b/>
+          <w:bCs/>
+        </w:rPr>
+      </w:pPr>
+      <w:r>
+        <w:rPr>
+          <w:b/>
+          <w:bCs/>
+        </w:rPr>
+        <w:t>③ 微任务的刷新时机</w:t>
+      </w:r>
+    </w:p>
+    <w:p>
+      <w:pPr>
+        <w:numPr>
+          <w:ilvl w:val="0"/>
+          <w:numId w:val="15"/>
+        </w:numPr>
+        <w:rPr>
+          <w:rFonts w:hint="eastAsia"/>
+        </w:rPr>
+      </w:pPr>
+      <w:r>
+        <w:rPr>
+          <w:b/>
+          <w:bCs/>
+        </w:rPr>
+        <w:t>浏览器</w:t>
+      </w:r>
+      <w:r>
+        <w:t>：严格在"一个宏任务结束后"刷新。</w:t>
+      </w:r>
+    </w:p>
+    <w:p>
+      <w:pPr>
+        <w:numPr>
+          <w:ilvl w:val="0"/>
+          <w:numId w:val="15"/>
+        </w:numPr>
+        <w:rPr>
+          <w:rFonts w:hint="eastAsia"/>
+        </w:rPr>
+      </w:pPr>
+      <w:r>
+        <w:rPr>
+          <w:b/>
+          <w:bCs/>
+        </w:rPr>
+        <w:t>Node.js</w:t>
+      </w:r>
+      <w:r>
+        <w:t>：在</w:t>
+      </w:r>
+      <w:r>
+        <w:rPr>
+          <w:b/>
+          <w:bCs/>
+        </w:rPr>
+        <w:t>每个阶段之间</w:t>
+      </w:r>
+      <w:r>
+        <w:t>都会刷新。这意味着在一个 I/O 回调中产生的 Promise，可能在同一个 tick 内的 check 阶段之前就被执行了。</w:t>
+      </w:r>
+    </w:p>
+    <w:p>
+      <w:pPr>
+        <w:rPr>
+          <w:rFonts w:hint="eastAsia"/>
+        </w:rPr>
+      </w:pPr>
+    </w:p>
+    <w:p>
+      <w:pPr>
+        <w:rPr>
+          <w:rFonts w:hint="eastAsia"/>
+        </w:rPr>
+      </w:pPr>
+    </w:p>
+    <w:p>
+      <w:pPr>
+        <w:rPr>
+          <w:rFonts w:hint="eastAsia"/>
+        </w:rPr>
+      </w:pPr>
+    </w:p>
+    <w:p>
+      <w:pPr>
+        <w:rPr>
+          <w:rFonts w:hint="eastAsia"/>
+        </w:rPr>
+      </w:pPr>
+      <w:r>
+        <w:t>Web API 是浏览器提供给 JavaScript 的</w:t>
+      </w:r>
+      <w:r>
+        <w:rPr>
+          <w:b/>
+          <w:bCs/>
+        </w:rPr>
+        <w:t>宿主环境接口</w:t>
+      </w:r>
+      <w:r>
+        <w:t>。JavaScript 引擎（如 V8）本身只负责执行语言规范（ECMAScript），并不具备操作页面、网络或系统的能力。正是通过 Web API，JS 才能与浏览器窗口及文档内容进行交互。</w:t>
+      </w:r>
+    </w:p>
+    <w:p>
+      <w:pPr>
+        <w:rPr>
+          <w:rFonts w:hint="eastAsia"/>
+        </w:rPr>
+      </w:pPr>
+      <w:r>
+        <w:t>Web API 主要分为两大核心体系：</w:t>
+      </w:r>
+      <w:r>
+        <w:rPr>
+          <w:b/>
+          <w:bCs/>
+        </w:rPr>
+        <w:t>DOM</w:t>
+      </w:r>
+      <w:r>
+        <w:t> 和 </w:t>
+      </w:r>
+      <w:r>
+        <w:rPr>
+          <w:b/>
+          <w:bCs/>
+        </w:rPr>
+        <w:t>BOM</w:t>
+      </w:r>
+      <w:r>
+        <w:t>。</w:t>
+      </w:r>
+    </w:p>
+    <w:p>
+      <w:pPr>
+        <w:rPr>
+          <w:rFonts w:hint="eastAsia"/>
+        </w:rPr>
+      </w:pPr>
+      <w:r>
+        <w:lastRenderedPageBreak/>
+        <w:t>Web API 是浏览器提供给 JavaScript 的</w:t>
+      </w:r>
+      <w:r>
+        <w:rPr>
+          <w:b/>
+          <w:bCs/>
+        </w:rPr>
+        <w:t>宿主环境接口</w:t>
+      </w:r>
+      <w:r>
+        <w:t>。JavaScript 引擎（如 V8）本身只负责执行语言规范（ECMAScript），并不具备操作页面、网络或系统的能力。正是通过 Web API，JS 才能与浏览器窗口及文档内容进行交互。</w:t>
+      </w:r>
+    </w:p>
+    <w:p>
+      <w:pPr>
+        <w:rPr>
+          <w:rFonts w:hint="eastAsia"/>
+        </w:rPr>
+      </w:pPr>
+      <w:r>
+        <w:t>Web API 主要分为两大核心体系：</w:t>
+      </w:r>
+      <w:r>
+        <w:rPr>
+          <w:b/>
+          <w:bCs/>
+        </w:rPr>
+        <w:t>DOM</w:t>
+      </w:r>
+      <w:r>
+        <w:t> 和 </w:t>
+      </w:r>
+      <w:r>
+        <w:rPr>
+          <w:b/>
+          <w:bCs/>
+        </w:rPr>
+        <w:t>BOM</w:t>
+      </w:r>
+      <w:r>
+        <w:t>。</w:t>
+      </w:r>
+    </w:p>
+    <w:p>
+      <w:pPr>
+        <w:rPr>
+          <w:rFonts w:hint="eastAsia"/>
+        </w:rPr>
+      </w:pPr>
+      <w:r>
+        <w:pict w14:anchorId="576DC892">
+          <v:rect id="_x0000_i1032" style="width:0;height:0" o:hrstd="t" o:hr="t" fillcolor="#a0a0a0" stroked="f"/>
+        </w:pict>
+      </w:r>
+    </w:p>
+    <w:p>
+      <w:pPr>
+        <w:rPr>
+          <w:rFonts w:hint="eastAsia"/>
+          <w:b/>
+          <w:bCs/>
+        </w:rPr>
+      </w:pPr>
+      <w:r>
+        <w:rPr>
+          <w:rFonts w:ascii="Segoe UI Emoji" w:hAnsi="Segoe UI Emoji" w:cs="Segoe UI Emoji"/>
+          <w:b/>
+          <w:bCs/>
+        </w:rPr>
+        <w:t>📄</w:t>
+      </w:r>
+      <w:r>
+        <w:rPr>
+          <w:b/>
+          <w:bCs/>
+        </w:rPr>
+        <w:t xml:space="preserve"> DOM：文档对象模型</w:t>
+      </w:r>
+    </w:p>
+    <w:p>
+      <w:pPr>
+        <w:rPr>
+          <w:rFonts w:hint="eastAsia"/>
+        </w:rPr>
+      </w:pPr>
+      <w:r>
+        <w:t>DOM 是网页内容的</w:t>
+      </w:r>
+      <w:r>
+        <w:rPr>
+          <w:b/>
+          <w:bCs/>
+        </w:rPr>
+        <w:t>编程接口</w:t>
+      </w:r>
+      <w:r>
+        <w:t>。它将 HTML/XML 文档解析为一棵节点树，使 JS 能够动态地读取、修改、添加或删除页面结构与样式。</w:t>
+      </w:r>
+    </w:p>
+    <w:p>
+      <w:pPr>
+        <w:rPr>
+          <w:rFonts w:hint="eastAsia"/>
+          <w:b/>
+          <w:bCs/>
+        </w:rPr>
+      </w:pPr>
+      <w:r>
+        <w:rPr>
+          <w:b/>
+          <w:bCs/>
+        </w:rPr>
+        <w:t>1. 核心能力</w:t>
+      </w:r>
+    </w:p>
+    <w:p>
+      <w:pPr>
+        <w:numPr>
+          <w:ilvl w:val="0"/>
+          <w:numId w:val="8"/>
+        </w:numPr>
+        <w:rPr>
+          <w:rFonts w:hint="eastAsia"/>
+        </w:rPr>
+      </w:pPr>
+      <w:r>
+        <w:rPr>
+          <w:b/>
+          <w:bCs/>
+        </w:rPr>
+        <w:t>节点查询</w:t>
+      </w:r>
+      <w:r>
+        <w:t>: querySelector, getElementById, getElementsByClassName</w:t>
+      </w:r>
+    </w:p>
+    <w:p>
+      <w:pPr>
+        <w:numPr>
+          <w:ilvl w:val="0"/>
+          <w:numId w:val="8"/>
+        </w:numPr>
+        <w:rPr>
+          <w:rFonts w:hint="eastAsia"/>
+        </w:rPr>
+      </w:pPr>
+      <w:r>
+        <w:rPr>
+          <w:b/>
+          <w:bCs/>
+        </w:rPr>
+        <w:t>内容修改</w:t>
+      </w:r>
+      <w:r>
+        <w:t>: innerHTML, textContent, setAttribute, classList</w:t>
+      </w:r>
+    </w:p>
+    <w:p>
+      <w:pPr>
+        <w:numPr>
+          <w:ilvl w:val="0"/>
+          <w:numId w:val="8"/>
+        </w:numPr>
+        <w:rPr>
+          <w:rFonts w:hint="eastAsia"/>
+        </w:rPr>
+      </w:pPr>
+      <w:r>
+        <w:rPr>
+          <w:b/>
+          <w:bCs/>
+        </w:rPr>
+        <w:t>节点操作</w:t>
+      </w:r>
+      <w:r>
+        <w:t>: createElement, appendChild, removeChild, cloneNode</w:t>
+      </w:r>
+    </w:p>
+    <w:p>
+      <w:pPr>
+        <w:numPr>
+          <w:ilvl w:val="0"/>
+          <w:numId w:val="8"/>
+        </w:numPr>
+        <w:rPr>
+          <w:rFonts w:hint="eastAsia"/>
+        </w:rPr>
+      </w:pPr>
+      <w:r>
+        <w:rPr>
+          <w:b/>
+          <w:bCs/>
+        </w:rPr>
+        <w:t>事件系统</w:t>
+      </w:r>
+      <w:r>
+        <w:t>: addEventListener, 事件冒泡/捕获, 事件委托</w:t>
+      </w:r>
+    </w:p>
+    <w:p>
+      <w:pPr>
+        <w:numPr>
+          <w:ilvl w:val="0"/>
+          <w:numId w:val="8"/>
+        </w:numPr>
+        <w:rPr>
+          <w:rFonts w:hint="eastAsia"/>
+        </w:rPr>
+      </w:pPr>
+      <w:r>
+        <w:rPr>
+          <w:b/>
+          <w:bCs/>
+        </w:rPr>
+        <w:t>几何信息</w:t>
+      </w:r>
+      <w:r>
+        <w:t>: getBoundingClientRect, offsetWidth, scrollHeight</w:t>
+      </w:r>
+    </w:p>
+    <w:p>
+      <w:pPr>
+        <w:rPr>
+          <w:rFonts w:hint="eastAsia"/>
+          <w:b/>
+          <w:bCs/>
+        </w:rPr>
+      </w:pPr>
+      <w:r>
+        <w:rPr>
+          <w:b/>
+          <w:bCs/>
+        </w:rPr>
+        <w:t>2. 关键概念</w:t>
+      </w:r>
+    </w:p>
+    <w:p>
+      <w:pPr>
+        <w:numPr>
+          <w:ilvl w:val="0"/>
+          <w:numId w:val="9"/>
+        </w:numPr>
+        <w:rPr>
+          <w:rFonts w:hint="eastAsia"/>
+        </w:rPr>
+      </w:pPr>
+      <w:r>
+        <w:rPr>
+          <w:b/>
+          <w:bCs/>
+        </w:rPr>
+        <w:t>节点类型</w:t>
+      </w:r>
+      <w:r>
+        <w:t>: 元素节点、文本节点、注释节点、文档节点等</w:t>
+      </w:r>
+    </w:p>
+    <w:p>
+      <w:pPr>
+        <w:numPr>
+          <w:ilvl w:val="0"/>
+          <w:numId w:val="9"/>
+        </w:numPr>
+        <w:rPr>
+          <w:rFonts w:hint="eastAsia"/>
+        </w:rPr>
+      </w:pPr>
+      <w:r>
+        <w:rPr>
+          <w:b/>
+          <w:bCs/>
+        </w:rPr>
+        <w:t>实时集合 vs 静态集合</w:t>
+      </w:r>
+      <w:r>
+        <w:t>: getElementsBy* 返回实时更新的 HTMLCollection；querySelectorAll 返回静态快照 NodeList</w:t>
+      </w:r>
+    </w:p>
+    <w:p>
+      <w:pPr>
+        <w:numPr>
+          <w:ilvl w:val="0"/>
+          <w:numId w:val="9"/>
+        </w:numPr>
+        <w:rPr>
+          <w:rFonts w:hint="eastAsia"/>
+        </w:rPr>
+      </w:pPr>
+      <w:r>
+        <w:rPr>
+          <w:b/>
+          <w:bCs/>
+        </w:rPr>
+        <w:t>重排与重绘</w:t>
+      </w:r>
+      <w:r>
+        <w:t>: 频繁读写 DOM 会触发浏览器渲染管线，需使用 DocumentFragment、批量更新或虚拟 DOM 优化</w:t>
+      </w:r>
+    </w:p>
+    <w:p>
+      <w:pPr>
+        <w:rPr>
+          <w:rFonts w:hint="eastAsia"/>
+          <w:b/>
+          <w:bCs/>
+        </w:rPr>
+      </w:pPr>
+      <w:r>
+        <w:rPr>
+          <w:b/>
+          <w:bCs/>
+        </w:rPr>
+        <w:t>3. 现代演进</w:t>
+      </w:r>
+    </w:p>
+    <w:p>
+      <w:pPr>
+        <w:numPr>
+          <w:ilvl w:val="0"/>
+          <w:numId w:val="10"/>
+        </w:numPr>
+        <w:rPr>
+          <w:rFonts w:hint="eastAsia"/>
+        </w:rPr>
+      </w:pPr>
+      <w:r>
+        <w:rPr>
+          <w:b/>
+          <w:bCs/>
+        </w:rPr>
+        <w:t>MutationObserver</w:t>
+      </w:r>
+      <w:r>
+        <w:t>: 异步监听 DOM 变化，替代已废弃的 Mutation Events</w:t>
+      </w:r>
+    </w:p>
+    <w:p>
+      <w:pPr>
+        <w:numPr>
+          <w:ilvl w:val="0"/>
+          <w:numId w:val="10"/>
+        </w:numPr>
+        <w:rPr>
+          <w:rFonts w:hint="eastAsia"/>
+        </w:rPr>
+      </w:pPr>
+      <w:r>
+        <w:rPr>
+          <w:b/>
+          <w:bCs/>
+        </w:rPr>
+        <w:t>IntersectionObserver / ResizeObserver</w:t>
+      </w:r>
+      <w:r>
+        <w:t>: 高性能地监听元素可见性与尺寸变化</w:t>
+      </w:r>
+    </w:p>
+    <w:p>
+      <w:pPr>
+        <w:numPr>
+          <w:ilvl w:val="0"/>
+          <w:numId w:val="10"/>
+        </w:numPr>
+        <w:rPr>
+          <w:rFonts w:hint="eastAsia"/>
+        </w:rPr>
+      </w:pPr>
+      <w:r>
+        <w:rPr>
+          <w:b/>
+          <w:bCs/>
+        </w:rPr>
+        <w:t>Shadow DOM</w:t>
+      </w:r>
+      <w:r>
+        <w:t>: 组件级样式与结构隔离（Web Components 基础）</w:t>
+      </w:r>
+    </w:p>
+    <w:p>
+      <w:pPr>
+        <w:numPr>
+          <w:ilvl w:val="0"/>
+          <w:numId w:val="10"/>
+        </w:numPr>
+        <w:rPr>
+          <w:rFonts w:hint="eastAsia"/>
+        </w:rPr>
+      </w:pPr>
+      <w:r>
+        <w:rPr>
+          <w:b/>
+          <w:bCs/>
+        </w:rPr>
+        <w:t>Declarative Shadow DOM</w:t>
+      </w:r>
+      <w:r>
+        <w:t>: 服务端渲染原生支持 Shadow DOM</w:t>
+      </w:r>
+    </w:p>
+    <w:p>
+      <w:pPr>
+        <w:rPr>
+          <w:rFonts w:hint="eastAsia"/>
+        </w:rPr>
+      </w:pPr>
+      <w:r>
+        <w:rPr>
+          <w:rFonts w:ascii="Segoe UI Emoji" w:hAnsi="Segoe UI Emoji" w:cs="Segoe UI Emoji"/>
+        </w:rPr>
+        <w:t>⚠️</w:t>
+      </w:r>
+      <w:r>
+        <w:t> </w:t>
+      </w:r>
+      <w:r>
+        <w:rPr>
+          <w:b/>
+          <w:bCs/>
+        </w:rPr>
+        <w:t>注意</w:t>
+      </w:r>
+      <w:r>
+        <w:t>: DOM 操作是同步阻塞的。大量 DOM 操作应放在微任务之后或使用 requestAnimationFrame 分帧处理，避免卡死主线程。</w:t>
+      </w:r>
+    </w:p>
+    <w:p>
+      <w:pPr>
+        <w:rPr>
+          <w:rFonts w:hint="eastAsia"/>
+        </w:rPr>
+      </w:pPr>
+      <w:r>
+        <w:pict w14:anchorId="29B45A90">
+          <v:rect id="_x0000_i1033" style="width:0;height:0" o:hrstd="t" o:hr="t" fillcolor="#a0a0a0" stroked="f"/>
+        </w:pict>
+      </w:r>
+    </w:p>
+    <w:p>
+      <w:pPr>
+        <w:rPr>
+          <w:rFonts w:hint="eastAsia"/>
+          <w:b/>
+          <w:bCs/>
+        </w:rPr>
+      </w:pPr>
+      <w:r>
+        <w:rPr>
+          <w:rFonts w:ascii="Segoe UI Emoji" w:hAnsi="Segoe UI Emoji" w:cs="Segoe UI Emoji"/>
+          <w:b/>
+          <w:bCs/>
+        </w:rPr>
+        <w:t>🪟</w:t>
+      </w:r>
+      <w:r>
+        <w:rPr>
+          <w:b/>
+          <w:bCs/>
+        </w:rPr>
+        <w:t xml:space="preserve"> BOM：浏览器对象模型</w:t>
+      </w:r>
+    </w:p>
+    <w:p>
+      <w:pPr>
+        <w:rPr>
+          <w:rFonts w:hint="eastAsia"/>
+        </w:rPr>
+      </w:pPr>
+      <w:r>
+        <w:t>BOM 是浏览器窗口的</w:t>
+      </w:r>
+      <w:r>
+        <w:rPr>
+          <w:b/>
+          <w:bCs/>
+        </w:rPr>
+        <w:t>编程接口</w:t>
+      </w:r>
+      <w:r>
+        <w:t>。它没有正式标准（W3C 不管），由各大浏览器厂商自行实现，因此兼容性差异较大。BOM 提供了与浏览器窗口本身交互的能力，而非页面内容。</w:t>
+      </w:r>
+    </w:p>
+    <w:p>
+      <w:pPr>
+        <w:rPr>
+          <w:rFonts w:hint="eastAsia"/>
+          <w:b/>
+          <w:bCs/>
+        </w:rPr>
+      </w:pPr>
+      <w:r>
+        <w:rPr>
+          <w:b/>
+          <w:bCs/>
+        </w:rPr>
+        <w:t>1. 核心对象</w:t>
+      </w:r>
+    </w:p>
+    <w:p>
+      <w:pPr>
+        <w:rPr>
+          <w:rFonts w:hint="eastAsia"/>
+        </w:rPr>
+      </w:pPr>
+      <w:r>
+        <w:t>表格</w:t>
+      </w:r>
+    </w:p>
+    <w:tbl>
+      <w:tblPr>
+        <w:tblW w:w="11970" w:type="dxa"/>
+        <w:tblCellMar>
+          <w:top w:w="15" w:type="dxa"/>
+          <w:left w:w="15" w:type="dxa"/>
+          <w:bottom w:w="15" w:type="dxa"/>
+          <w:right w:w="15" w:type="dxa"/>
+        </w:tblCellMar>
+        <w:tblLook w:val="04A0" w:firstRow="1" w:lastRow="0" w:firstColumn="1" w:lastColumn="0" w:noHBand="0" w:noVBand="1"/>
+      </w:tblPr>
+      <w:tblGrid>
+        <w:gridCol w:w="1615"/>
+        <w:gridCol w:w="2997"/>
+        <w:gridCol w:w="7358"/>
+      </w:tblGrid>
+      <w:tr>
+        <w:trPr>
+          <w:tblHeader/>
+        </w:trPr>
+        <w:tc>
+          <w:tcPr>
+            <w:tcW w:w="0" w:type="auto"/>
+            <w:noWrap/>
+            <w:tcMar>
+              <w:top w:w="150" w:type="dxa"/>
+              <w:left w:w="210" w:type="dxa"/>
+              <w:bottom w:w="150" w:type="dxa"/>
+              <w:right w:w="210" w:type="dxa"/>
+            </w:tcMar>
+            <w:vAlign w:val="center"/>
+            <w:hideMark/>
+          </w:tcPr>
+          <w:p>
+            <w:pPr>
+              <w:rPr>
+                <w:rFonts w:hint="eastAsia"/>
+                <w:b/>
+                <w:bCs/>
+              </w:rPr>
+            </w:pPr>
+            <w:r>
+              <w:rPr>
+                <w:b/>
+                <w:bCs/>
+              </w:rPr>
+              <w:t>对象</w:t>
+            </w:r>
+          </w:p>
+        </w:tc>
+        <w:tc>
+          <w:tcPr>
+            <w:tcW w:w="0" w:type="auto"/>
+            <w:noWrap/>
+            <w:tcMar>
+              <w:top w:w="150" w:type="dxa"/>
+              <w:left w:w="210" w:type="dxa"/>
+              <w:bottom w:w="150" w:type="dxa"/>
+              <w:right w:w="210" w:type="dxa"/>
+            </w:tcMar>
+            <w:vAlign w:val="center"/>
+            <w:hideMark/>
+          </w:tcPr>
+          <w:p>
+            <w:pPr>
+              <w:rPr>
+                <w:rFonts w:hint="eastAsia"/>
+                <w:b/>
+                <w:bCs/>
+              </w:rPr>
+            </w:pPr>
+            <w:r>
+              <w:rPr>
+                <w:b/>
+                <w:bCs/>
+              </w:rPr>
+              <w:t>职责</w:t>
+            </w:r>
+          </w:p>
+        </w:tc>
+        <w:tc>
+          <w:tcPr>
+            <w:tcW w:w="0" w:type="auto"/>
+            <w:noWrap/>
+            <w:tcMar>
+              <w:top w:w="150" w:type="dxa"/>
+              <w:left w:w="210" w:type="dxa"/>
+              <w:bottom w:w="150" w:type="dxa"/>
+              <w:right w:w="210" w:type="dxa"/>
+            </w:tcMar>
+            <w:vAlign w:val="center"/>
+            <w:hideMark/>
+          </w:tcPr>
+          <w:p>
+            <w:pPr>
+              <w:rPr>
+                <w:rFonts w:hint="eastAsia"/>
+                <w:b/>
+                <w:bCs/>
+              </w:rPr>
+            </w:pPr>
+            <w:r>
+              <w:rPr>
+                <w:b/>
+                <w:bCs/>
+              </w:rPr>
+              <w:t>常用 API</w:t>
+            </w:r>
+          </w:p>
+        </w:tc>
+      </w:tr>
+      <w:tr>
+        <w:tc>
+          <w:tcPr>
+            <w:tcW w:w="0" w:type="auto"/>
+            <w:tcMar>
+              <w:top w:w="150" w:type="dxa"/>
+              <w:left w:w="210" w:type="dxa"/>
+              <w:bottom w:w="150" w:type="dxa"/>
+              <w:right w:w="210" w:type="dxa"/>
+            </w:tcMar>
+            <w:vAlign w:val="center"/>
+            <w:hideMark/>
+          </w:tcPr>
+          <w:p>
+            <w:pPr>
+              <w:rPr>
+                <w:rFonts w:hint="eastAsia"/>
+              </w:rPr>
+            </w:pPr>
+            <w:r>
+              <w:t>window</w:t>
+            </w:r>
+          </w:p>
+        </w:tc>
+        <w:tc>
+          <w:tcPr>
+            <w:tcW w:w="0" w:type="auto"/>
+            <w:tcMar>
+              <w:top w:w="150" w:type="dxa"/>
+              <w:left w:w="210" w:type="dxa"/>
+              <w:bottom w:w="150" w:type="dxa"/>
+              <w:right w:w="210" w:type="dxa"/>
+            </w:tcMar>
+            <w:vAlign w:val="center"/>
+            <w:hideMark/>
+          </w:tcPr>
+          <w:p>
+            <w:pPr>
+              <w:rPr>
+                <w:rFonts w:hint="eastAsia"/>
+              </w:rPr>
+            </w:pPr>
+            <w:r>
+              <w:t>全局对象 + 窗口控制</w:t>
+            </w:r>
+          </w:p>
+        </w:tc>
+        <w:tc>
+          <w:tcPr>
+            <w:tcW w:w="0" w:type="auto"/>
+            <w:tcMar>
+              <w:top w:w="150" w:type="dxa"/>
+              <w:left w:w="210" w:type="dxa"/>
+              <w:bottom w:w="150" w:type="dxa"/>
+              <w:right w:w="210" w:type="dxa"/>
+            </w:tcMar>
+            <w:vAlign w:val="center"/>
+            <w:hideMark/>
+          </w:tcPr>
+          <w:p>
+            <w:pPr>
+              <w:rPr>
+                <w:rFonts w:hint="eastAsia"/>
+              </w:rPr>
+            </w:pPr>
+            <w:r>
+              <w:t>alert, setTimeout, open, close, resizeTo</w:t>
+            </w:r>
+          </w:p>
+        </w:tc>
+      </w:tr>
+      <w:tr>
+        <w:tc>
+          <w:tcPr>
+            <w:tcW w:w="0" w:type="auto"/>
+            <w:tcMar>
+              <w:top w:w="150" w:type="dxa"/>
+              <w:left w:w="210" w:type="dxa"/>
+              <w:bottom w:w="150" w:type="dxa"/>
+              <w:right w:w="210" w:type="dxa"/>
+            </w:tcMar>
+            <w:vAlign w:val="center"/>
+            <w:hideMark/>
+          </w:tcPr>
+          <w:p>
+            <w:pPr>
+              <w:rPr>
+                <w:rFonts w:hint="eastAsia"/>
+              </w:rPr>
+            </w:pPr>
+            <w:r>
+              <w:t>location</w:t>
+            </w:r>
+          </w:p>
+        </w:tc>
+        <w:tc>
+          <w:tcPr>
+            <w:tcW w:w="0" w:type="auto"/>
+            <w:tcMar>
+              <w:top w:w="150" w:type="dxa"/>
+              <w:left w:w="210" w:type="dxa"/>
+              <w:bottom w:w="150" w:type="dxa"/>
+              <w:right w:w="210" w:type="dxa"/>
+            </w:tcMar>
+            <w:vAlign w:val="center"/>
+            <w:hideMark/>
+          </w:tcPr>
+          <w:p>
+            <w:pPr>
+              <w:rPr>
+                <w:rFonts w:hint="eastAsia"/>
+              </w:rPr>
+            </w:pPr>
+            <w:r>
+              <w:t>URL 信息与导航</w:t>
+            </w:r>
+          </w:p>
+        </w:tc>
+        <w:tc>
+          <w:tcPr>
+            <w:tcW w:w="0" w:type="auto"/>
+            <w:tcMar>
+              <w:top w:w="150" w:type="dxa"/>
+              <w:left w:w="210" w:type="dxa"/>
+              <w:bottom w:w="150" w:type="dxa"/>
+              <w:right w:w="210" w:type="dxa"/>
+            </w:tcMar>
+            <w:vAlign w:val="center"/>
+            <w:hideMark/>
+          </w:tcPr>
+          <w:p>
+            <w:pPr>
+              <w:rPr>
+                <w:rFonts w:hint="eastAsia"/>
+              </w:rPr>
+            </w:pPr>
+            <w:r>
+              <w:t>href, pathname, search, assign, reload</w:t>
+            </w:r>
+          </w:p>
+        </w:tc>
+      </w:tr>
+      <w:tr>
+        <w:tc>
+          <w:tcPr>
+            <w:tcW w:w="0" w:type="auto"/>
+            <w:tcMar>
+              <w:top w:w="150" w:type="dxa"/>
+              <w:left w:w="210" w:type="dxa"/>
+              <w:bottom w:w="150" w:type="dxa"/>
+              <w:right w:w="210" w:type="dxa"/>
+            </w:tcMar>
+            <w:vAlign w:val="center"/>
+            <w:hideMark/>
+          </w:tcPr>
+          <w:p>
+            <w:pPr>
+              <w:rPr>
+                <w:rFonts w:hint="eastAsia"/>
+              </w:rPr>
+            </w:pPr>
+            <w:r>
+              <w:t>history</w:t>
+            </w:r>
+          </w:p>
+        </w:tc>
+        <w:tc>
+          <w:tcPr>
+            <w:tcW w:w="0" w:type="auto"/>
+            <w:tcMar>
+              <w:top w:w="150" w:type="dxa"/>
+              <w:left w:w="210" w:type="dxa"/>
+              <w:bottom w:w="150" w:type="dxa"/>
+              <w:right w:w="210" w:type="dxa"/>
+            </w:tcMar>
+            <w:vAlign w:val="center"/>
+            <w:hideMark/>
+          </w:tcPr>
+          <w:p>
+            <w:pPr>
+              <w:rPr>
+                <w:rFonts w:hint="eastAsia"/>
+              </w:rPr>
+            </w:pPr>
+            <w:r>
+              <w:t>会话历史记录</w:t>
+            </w:r>
+          </w:p>
+        </w:tc>
+        <w:tc>
+          <w:tcPr>
+            <w:tcW w:w="0" w:type="auto"/>
+            <w:tcMar>
+              <w:top w:w="150" w:type="dxa"/>
+              <w:left w:w="210" w:type="dxa"/>
+              <w:bottom w:w="150" w:type="dxa"/>
+              <w:right w:w="210" w:type="dxa"/>
+            </w:tcMar>
+            <w:vAlign w:val="center"/>
+            <w:hideMark/>
+          </w:tcPr>
+          <w:p>
+            <w:pPr>
+              <w:rPr>
+                <w:rFonts w:hint="eastAsia"/>
+              </w:rPr>
+            </w:pPr>
+            <w:r>
+              <w:t>pushState, replaceState, back, forward</w:t>
+            </w:r>
+          </w:p>
+        </w:tc>
+      </w:tr>
+      <w:tr>
+        <w:tc>
+          <w:tcPr>
+            <w:tcW w:w="0" w:type="auto"/>
+            <w:tcMar>
+              <w:top w:w="150" w:type="dxa"/>
+              <w:left w:w="210" w:type="dxa"/>
+              <w:bottom w:w="150" w:type="dxa"/>
+              <w:right w:w="210" w:type="dxa"/>
+            </w:tcMar>
+            <w:vAlign w:val="center"/>
+            <w:hideMark/>
+          </w:tcPr>
+          <w:p>
+            <w:pPr>
+              <w:rPr>
+                <w:rFonts w:hint="eastAsia"/>
+              </w:rPr>
+            </w:pPr>
+            <w:r>
+              <w:t>navigator</w:t>
+            </w:r>
+          </w:p>
+        </w:tc>
+        <w:tc>
+          <w:tcPr>
+            <w:tcW w:w="0" w:type="auto"/>
+            <w:tcMar>
+              <w:top w:w="150" w:type="dxa"/>
+              <w:left w:w="210" w:type="dxa"/>
+              <w:bottom w:w="150" w:type="dxa"/>
+              <w:right w:w="210" w:type="dxa"/>
+            </w:tcMar>
+            <w:vAlign w:val="center"/>
+            <w:hideMark/>
+          </w:tcPr>
+          <w:p>
+            <w:pPr>
+              <w:rPr>
+                <w:rFonts w:hint="eastAsia"/>
+              </w:rPr>
+            </w:pPr>
+            <w:r>
+              <w:t>浏览器与环境信息</w:t>
+            </w:r>
+          </w:p>
+        </w:tc>
+        <w:tc>
+          <w:tcPr>
+            <w:tcW w:w="0" w:type="auto"/>
+            <w:tcMar>
+              <w:top w:w="150" w:type="dxa"/>
+              <w:left w:w="210" w:type="dxa"/>
+              <w:bottom w:w="150" w:type="dxa"/>
+              <w:right w:w="210" w:type="dxa"/>
+            </w:tcMar>
+            <w:vAlign w:val="center"/>
+            <w:hideMark/>
+          </w:tcPr>
+          <w:p>
+            <w:pPr>
+              <w:rPr>
+                <w:rFonts w:hint="eastAsia"/>
+              </w:rPr>
+            </w:pPr>
+            <w:r>
+              <w:t>userAgent, language, clipboard, geolocation, serviceWorker</w:t>
+            </w:r>
+          </w:p>
+        </w:tc>
+      </w:tr>
+      <w:tr>
+        <w:tc>
+          <w:tcPr>
+            <w:tcW w:w="0" w:type="auto"/>
+            <w:tcMar>
+              <w:top w:w="150" w:type="dxa"/>
+              <w:left w:w="210" w:type="dxa"/>
+              <w:bottom w:w="150" w:type="dxa"/>
+              <w:right w:w="210" w:type="dxa"/>
+            </w:tcMar>
+            <w:vAlign w:val="center"/>
+            <w:hideMark/>
+          </w:tcPr>
+          <w:p>
+            <w:pPr>
+              <w:rPr>
+                <w:rFonts w:hint="eastAsia"/>
+              </w:rPr>
+            </w:pPr>
+            <w:r>
+              <w:t>screen</w:t>
+            </w:r>
+          </w:p>
+        </w:tc>
+        <w:tc>
+          <w:tcPr>
+            <w:tcW w:w="0" w:type="auto"/>
+            <w:tcMar>
+              <w:top w:w="150" w:type="dxa"/>
+              <w:left w:w="210" w:type="dxa"/>
+              <w:bottom w:w="150" w:type="dxa"/>
+              <w:right w:w="210" w:type="dxa"/>
+            </w:tcMar>
+            <w:vAlign w:val="center"/>
+            <w:hideMark/>
+          </w:tcPr>
+          <w:p>
+            <w:pPr>
+              <w:rPr>
+                <w:rFonts w:hint="eastAsia"/>
+              </w:rPr>
+            </w:pPr>
+            <w:r>
+              <w:t>屏幕显示信息</w:t>
+            </w:r>
+          </w:p>
+        </w:tc>
+        <w:tc>
+          <w:tcPr>
+            <w:tcW w:w="0" w:type="auto"/>
+            <w:tcMar>
+              <w:top w:w="150" w:type="dxa"/>
+              <w:left w:w="210" w:type="dxa"/>
+              <w:bottom w:w="150" w:type="dxa"/>
+              <w:right w:w="210" w:type="dxa"/>
+            </w:tcMar>
+            <w:vAlign w:val="center"/>
+            <w:hideMark/>
+          </w:tcPr>
+          <w:p>
+            <w:pPr>
+              <w:rPr>
+                <w:rFonts w:hint="eastAsia"/>
+              </w:rPr>
+            </w:pPr>
+            <w:r>
+              <w:t>width, height, availWidth, pixelDepth</w:t>
+            </w:r>
+          </w:p>
+        </w:tc>
+      </w:tr>
+      <w:tr>
+        <w:tc>
+          <w:tcPr>
+            <w:tcW w:w="0" w:type="auto"/>
+            <w:tcMar>
+              <w:top w:w="150" w:type="dxa"/>
+              <w:left w:w="210" w:type="dxa"/>
+              <w:bottom w:w="150" w:type="dxa"/>
+              <w:right w:w="210" w:type="dxa"/>
+            </w:tcMar>
+            <w:vAlign w:val="center"/>
+            <w:hideMark/>
+          </w:tcPr>
+          <w:p>
+            <w:pPr>
+              <w:rPr>
+                <w:rFonts w:hint="eastAsia"/>
+              </w:rPr>
+            </w:pPr>
+            <w:r>
+              <w:lastRenderedPageBreak/>
+              <w:t>storage</w:t>
+            </w:r>
+          </w:p>
+        </w:tc>
+        <w:tc>
+          <w:tcPr>
+            <w:tcW w:w="0" w:type="auto"/>
+            <w:tcMar>
+              <w:top w:w="150" w:type="dxa"/>
+              <w:left w:w="210" w:type="dxa"/>
+              <w:bottom w:w="150" w:type="dxa"/>
+              <w:right w:w="210" w:type="dxa"/>
+            </w:tcMar>
+            <w:vAlign w:val="center"/>
+            <w:hideMark/>
+          </w:tcPr>
+          <w:p>
+            <w:pPr>
+              <w:rPr>
+                <w:rFonts w:hint="eastAsia"/>
+              </w:rPr>
+            </w:pPr>
+            <w:r>
+              <w:t>客户端存储</w:t>
+            </w:r>
+          </w:p>
+        </w:tc>
+        <w:tc>
+          <w:tcPr>
+            <w:tcW w:w="0" w:type="auto"/>
+            <w:tcMar>
+              <w:top w:w="150" w:type="dxa"/>
+              <w:left w:w="210" w:type="dxa"/>
+              <w:bottom w:w="150" w:type="dxa"/>
+              <w:right w:w="210" w:type="dxa"/>
+            </w:tcMar>
+            <w:vAlign w:val="center"/>
+            <w:hideMark/>
+          </w:tcPr>
+          <w:p>
+            <w:pPr>
+              <w:rPr>
+                <w:rFonts w:hint="eastAsia"/>
+              </w:rPr>
+            </w:pPr>
+            <w:r>
+              <w:t>localStorage, sessionStorage</w:t>
+            </w:r>
+          </w:p>
+        </w:tc>
+      </w:tr>
+    </w:tbl>
+    <w:p>
+      <w:pPr>
+        <w:rPr>
+          <w:rFonts w:hint="eastAsia"/>
+          <w:b/>
+          <w:bCs/>
+        </w:rPr>
+      </w:pPr>
+      <w:r>
+        <w:rPr>
+          <w:b/>
+          <w:bCs/>
+        </w:rPr>
+        <w:t>2. 重要特性</w:t>
+      </w:r>
+    </w:p>
+    <w:p>
+      <w:pPr>
+        <w:numPr>
+          <w:ilvl w:val="0"/>
+          <w:numId w:val="11"/>
+        </w:numPr>
+        <w:rPr>
+          <w:rFonts w:hint="eastAsia"/>
+        </w:rPr>
+      </w:pPr>
+      <w:r>
+        <w:rPr>
+          <w:b/>
+          <w:bCs/>
+        </w:rPr>
+        <w:t>window 的双重身份</w:t>
+      </w:r>
+      <w:r>
+        <w:t>: 既是全局作用域对象，又是 BOM 的根对象。所有全局变量都是 window 的属性</w:t>
+      </w:r>
+    </w:p>
+    <w:p>
+      <w:pPr>
+        <w:numPr>
+          <w:ilvl w:val="0"/>
+          <w:numId w:val="11"/>
+        </w:numPr>
+        <w:rPr>
+          <w:rFonts w:hint="eastAsia"/>
+        </w:rPr>
+      </w:pPr>
+      <w:r>
+        <w:rPr>
+          <w:b/>
+          <w:bCs/>
+        </w:rPr>
+        <w:t>History API</w:t>
+      </w:r>
+      <w:r>
+        <w:t>: pushState / replaceState 是 SPA 路由的基础，可在不刷新页面的情况下改变 URL</w:t>
+      </w:r>
+    </w:p>
+    <w:p>
+      <w:pPr>
+        <w:numPr>
+          <w:ilvl w:val="0"/>
+          <w:numId w:val="11"/>
+        </w:numPr>
+        <w:rPr>
+          <w:rFonts w:hint="eastAsia"/>
+        </w:rPr>
+      </w:pPr>
+      <w:r>
+        <w:rPr>
+          <w:b/>
+          <w:bCs/>
+        </w:rPr>
+        <w:t>Storage API</w:t>
+      </w:r>
+      <w:r>
+        <w:t>: localStorage 持久化（~5MB），sessionStorage 会话级；两者均为同步阻塞的字符串 KV 存储</w:t>
+      </w:r>
+    </w:p>
+    <w:p>
+      <w:pPr>
+        <w:numPr>
+          <w:ilvl w:val="0"/>
+          <w:numId w:val="11"/>
+        </w:numPr>
+        <w:rPr>
+          <w:rFonts w:hint="eastAsia"/>
+        </w:rPr>
+      </w:pPr>
+      <w:r>
+        <w:rPr>
+          <w:b/>
+          <w:bCs/>
+        </w:rPr>
+        <w:t>Clipboard / Geolocation / Notification</w:t>
+      </w:r>
+      <w:r>
+        <w:t>: 现代 BOM 扩展，通常需要用户授权（Permissions API）</w:t>
+      </w:r>
+    </w:p>
+    <w:p>
+      <w:pPr>
+        <w:rPr>
+          <w:rFonts w:hint="eastAsia"/>
+          <w:b/>
+          <w:bCs/>
+        </w:rPr>
+      </w:pPr>
+      <w:r>
+        <w:rPr>
+          <w:b/>
+          <w:bCs/>
+        </w:rPr>
+        <w:t>3. 兼容性与安全限制</w:t>
+      </w:r>
+    </w:p>
+    <w:p>
+      <w:pPr>
+        <w:numPr>
+          <w:ilvl w:val="0"/>
+          <w:numId w:val="12"/>
+        </w:numPr>
+        <w:rPr>
+          <w:rFonts w:hint="eastAsia"/>
+        </w:rPr>
+      </w:pPr>
+      <w:r>
+        <w:t>BOM 无统一标准，部分 API 仅特定浏览器支持（如 Safari 的 webkit 前缀属性）</w:t>
+      </w:r>
+    </w:p>
+    <w:p>
+      <w:pPr>
+        <w:numPr>
+          <w:ilvl w:val="0"/>
+          <w:numId w:val="12"/>
+        </w:numPr>
+        <w:rPr>
+          <w:rFonts w:hint="eastAsia"/>
+        </w:rPr>
+      </w:pPr>
+      <w:r>
+        <w:t>弹窗 (window.open)、剪贴板、地理位置等受</w:t>
+      </w:r>
+      <w:r>
+        <w:rPr>
+          <w:b/>
+          <w:bCs/>
+        </w:rPr>
+        <w:t>安全策略</w:t>
+      </w:r>
+      <w:r>
+        <w:t>严格限制（HTTPS、用户手势触发）</w:t>
+      </w:r>
+    </w:p>
+    <w:p>
+      <w:pPr>
+        <w:numPr>
+          <w:ilvl w:val="0"/>
+          <w:numId w:val="12"/>
+        </w:numPr>
+        <w:rPr>
+          <w:rFonts w:hint="eastAsia"/>
+        </w:rPr>
+      </w:pPr>
+      <w:r>
+        <w:t>iframe 中的 BOM 受同源策略约束，跨域访问会被拦截</w:t>
+      </w:r>
+    </w:p>
+    <w:p>
+      <w:pPr>
+        <w:rPr>
+          <w:rFonts w:hint="eastAsia"/>
+        </w:rPr>
+      </w:pPr>
+    </w:p>
+    <w:p>
+      <w:pPr>
+        <w:rPr>
+          <w:rFonts w:hint="eastAsia"/>
+        </w:rPr>
+      </w:pPr>
+    </w:p>
+    <w:p>
+      <w:pPr>
+        <w:rPr>
+          <w:rFonts w:hint="eastAsia"/>
+        </w:rPr>
+      </w:pPr>
+    </w:p>
+    <w:p>
+      <w:pPr>
+        <w:rPr>
+          <w:rFonts w:hint="eastAsia"/>
+        </w:rPr>
+      </w:pPr>
+      <w:r>
+        <w:rPr>
+          <w:rFonts w:hint="eastAsia"/>
+        </w:rPr>
+        <w:t>0913 v8执行机制</w:t>
+      </w:r>
+    </w:p>
+    <w:p>
+      <w:pPr>
+        <w:rPr>
+          <w:rFonts w:hint="eastAsia"/>
+        </w:rPr>
+      </w:pPr>
+    </w:p>
+    <w:p>
+      <w:pPr>
+        <w:rPr>
+          <w:rFonts w:hint="eastAsia"/>
+        </w:rPr>
+      </w:pPr>
+      <w:r>
+        <w:rPr>
+          <w:rFonts w:hint="eastAsia"/>
+        </w:rPr>
+        <w:t>第一阶段：source code</w:t>
+      </w:r>
+    </w:p>
+    <w:p>
+      <w:pPr>
+        <w:rPr>
+          <w:rFonts w:hint="eastAsia"/>
+        </w:rPr>
+      </w:pPr>
+      <w:r>
+        <w:rPr>
+          <w:rFonts w:hint="eastAsia"/>
+        </w:rPr>
+        <w:t>第二阶段：parsing，解析：分词，词法分析和语法分析的组合</w:t>
+      </w:r>
+    </w:p>
+    <w:p>
+      <w:pPr>
+        <w:rPr>
+          <w:rFonts w:hint="eastAsia"/>
+        </w:rPr>
+      </w:pPr>
+      <w:r>
+        <w:rPr>
+          <w:rFonts w:hint="eastAsia"/>
+        </w:rPr>
+        <w:t>第三阶段：转换为抽象语法树</w:t>
+      </w:r>
+      <w:r>
+        <w:rPr>
+          <w:rFonts w:hint="eastAsia"/>
+        </w:rPr>
+        <w:t>（AST）</w:t>
+      </w:r>
+      <w:r>
+        <w:rPr>
+          <w:rFonts w:hint="eastAsia"/>
+        </w:rPr>
+        <w:t>，一种树的结构</w:t>
+      </w:r>
+    </w:p>
+    <w:tbl>
+      <w:tblPr>
+        <w:tblStyle w:val="af2"/>
+        <w:tblW w:w="0" w:type="auto"/>
+        <w:tblLook w:val="04A0" w:firstRow="1" w:lastRow="0" w:firstColumn="1" w:lastColumn="0" w:noHBand="0" w:noVBand="1"/>
+      </w:tblPr>
+      <w:tblGrid>
+        <w:gridCol w:w="8522"/>
+      </w:tblGrid>
+      <w:tr>
+        <w:tc>
+          <w:tcPr>
+            <w:tcW w:w="8522" w:type="dxa"/>
+          </w:tcPr>
+          <w:p>
+            <w:pPr>
+              <w:rPr>
+                <w:rFonts w:hint="eastAsia"/>
+              </w:rPr>
+            </w:pPr>
+            <w:r>
+              <w:t>const a = 1+ 2</w:t>
+            </w:r>
+          </w:p>
+        </w:tc>
+      </w:tr>
+      <w:tr>
+        <w:tc>
+          <w:tcPr>
+            <w:tcW w:w="8522" w:type="dxa"/>
+          </w:tcPr>
+          <w:p>
+            <w:pPr>
+              <w:rPr>
+                <w:rFonts w:hint="eastAsia"/>
+              </w:rPr>
+            </w:pPr>
+            <w:r>
+              <w:rPr>
+                <w:rFonts w:hint="eastAsia"/>
+              </w:rPr>
+              <w:t>variableDecla</w:t>
+            </w:r>
+          </w:p>
+          <w:p>
+            <w:pPr>
+              <w:rPr>
+                <w:rFonts w:hint="eastAsia"/>
+              </w:rPr>
+            </w:pPr>
+            <w:r>
+              <w:rPr>
+                <w:rFonts w:hint="eastAsia"/>
+              </w:rPr>
+              <w:t xml:space="preserve">   -  const a</w:t>
+            </w:r>
+          </w:p>
+          <w:p>
+            <w:pPr>
+              <w:rPr>
+                <w:rFonts w:hint="eastAsia"/>
+              </w:rPr>
+            </w:pPr>
+            <w:r>
+              <w:rPr>
+                <w:rFonts w:hint="eastAsia"/>
+              </w:rPr>
+              <w:t xml:space="preserve">        -  addExpression + </w:t>
+            </w:r>
+          </w:p>
+          <w:p>
+            <w:pPr>
+              <w:rPr>
+                <w:rFonts w:hint="eastAsia"/>
+              </w:rPr>
+            </w:pPr>
+            <w:r>
+              <w:rPr>
+                <w:rFonts w:hint="eastAsia"/>
+              </w:rPr>
+              <w:t xml:space="preserve">                   - 1 </w:t>
+            </w:r>
+          </w:p>
+          <w:p>
+            <w:pPr>
+              <w:rPr>
+                <w:rFonts w:hint="eastAsia"/>
+              </w:rPr>
+            </w:pPr>
+            <w:r>
+              <w:rPr>
+                <w:rFonts w:hint="eastAsia"/>
+              </w:rPr>
+              <w:t xml:space="preserve">                   - 2</w:t>
+            </w:r>
+          </w:p>
+        </w:tc>
+      </w:tr>
+    </w:tbl>
+    <w:p>
+      <w:pPr>
+        <w:rPr>
+          <w:rFonts w:hint="eastAsia"/>
+        </w:rPr>
+      </w:pPr>
+    </w:p>
+    <w:p>
+      <w:pPr>
+        <w:rPr>
+          <w:rFonts w:hint="eastAsia"/>
+        </w:rPr>
+      </w:pPr>
+      <w:r>
+        <w:rPr>
+          <w:rFonts w:hint="eastAsia"/>
+        </w:rPr>
+        <w:t>第四阶段：生成字节码（bytecode），一种中间态的表达</w:t>
+      </w:r>
+    </w:p>
+    <w:tbl>
+      <w:tblPr>
+        <w:tblStyle w:val="af2"/>
+        <w:tblW w:w="0" w:type="auto"/>
+        <w:tblLook w:val="04A0" w:firstRow="1" w:lastRow="0" w:firstColumn="1" w:lastColumn="0" w:noHBand="0" w:noVBand="1"/>
+      </w:tblPr>
+      <w:tblGrid>
+        <w:gridCol w:w="8522"/>
+      </w:tblGrid>
+      <w:tr>
+        <w:tc>
+          <w:tcPr>
+            <w:tcW w:w="8522" w:type="dxa"/>
+          </w:tcPr>
+          <w:p>
+            <w:pPr>
+              <w:rPr>
+                <w:rFonts w:hint="eastAsia"/>
+              </w:rPr>
+            </w:pPr>
+            <w:r>
+              <w:rPr>
+                <w:rFonts w:hint="eastAsia"/>
+              </w:rPr>
+              <w:t>LoadArg 0</w:t>
+            </w:r>
+          </w:p>
+          <w:p>
+            <w:pPr>
+              <w:rPr>
+                <w:rFonts w:hint="eastAsia"/>
+              </w:rPr>
+            </w:pPr>
+            <w:r>
+              <w:rPr>
+                <w:rFonts w:hint="eastAsia"/>
+              </w:rPr>
+              <w:t>LoadArg 1</w:t>
+            </w:r>
+          </w:p>
+          <w:p>
+            <w:pPr>
+              <w:rPr>
+                <w:rFonts w:hint="eastAsia"/>
+              </w:rPr>
+            </w:pPr>
+            <w:r>
+              <w:rPr>
+                <w:rFonts w:hint="eastAsia"/>
+              </w:rPr>
+              <w:t>Add</w:t>
+            </w:r>
+          </w:p>
+          <w:p>
+            <w:pPr>
+              <w:rPr>
+                <w:rFonts w:hint="eastAsia"/>
+              </w:rPr>
+            </w:pPr>
+            <w:r>
+              <w:rPr>
+                <w:rFonts w:hint="eastAsia"/>
+              </w:rPr>
+              <w:t>Return</w:t>
+            </w:r>
+          </w:p>
+        </w:tc>
+      </w:tr>
+    </w:tbl>
+    <w:p>
+      <w:pPr>
+        <w:rPr>
+          <w:rFonts w:hint="eastAsia"/>
+        </w:rPr>
+      </w:pPr>
+    </w:p>
+    <w:p>
+      <w:pPr>
+        <w:rPr>
+          <w:rFonts w:hint="eastAsia"/>
+        </w:rPr>
+      </w:pPr>
+    </w:p>
+    <w:p>
+      <w:pPr>
+        <w:rPr>
+          <w:rFonts w:hint="eastAsia"/>
+          <w:b/>
+          <w:bCs/>
+        </w:rPr>
+      </w:pPr>
+      <w:r>
+        <w:rPr>
+          <w:b/>
+          <w:bCs/>
+        </w:rPr>
+        <w:t>V8引擎执行机制与字节码生成</w:t>
+      </w:r>
+    </w:p>
+    <w:p>
+      <w:pPr>
+        <w:numPr>
+          <w:ilvl w:val="0"/>
+          <w:numId w:val="16"/>
+        </w:numPr>
+        <w:rPr>
+          <w:rFonts w:hint="eastAsia"/>
+        </w:rPr>
+      </w:pPr>
+      <w:r>
+        <w:rPr>
+          <w:b/>
+          <w:bCs/>
+        </w:rPr>
+        <w:t>V8代码处理的四个阶段</w:t>
+      </w:r>
+    </w:p>
+    <w:p>
+      <w:pPr>
+        <w:numPr>
+          <w:ilvl w:val="1"/>
+          <w:numId w:val="16"/>
+        </w:numPr>
+        <w:rPr>
+          <w:rFonts w:hint="eastAsia"/>
+        </w:rPr>
+      </w:pPr>
+      <w:r>
+        <w:rPr>
+          <w:b/>
+          <w:bCs/>
+        </w:rPr>
+        <w:t>Source Code阶段</w:t>
+      </w:r>
+      <w:r>
+        <w:t>：任何语言（包括C/C++、JavaScript）的起始状态都是源码，属于高级语言形态</w:t>
+      </w:r>
+    </w:p>
+    <w:p>
+      <w:pPr>
+        <w:numPr>
+          <w:ilvl w:val="1"/>
+          <w:numId w:val="16"/>
+        </w:numPr>
+        <w:rPr>
+          <w:rFonts w:hint="eastAsia"/>
+        </w:rPr>
+      </w:pPr>
+      <w:r>
+        <w:rPr>
+          <w:b/>
+          <w:bCs/>
+        </w:rPr>
+        <w:t>Parsing解析阶段</w:t>
+      </w:r>
+      <w:r>
+        <w:t>：分为词法分析与语法分析两步；词法分析将代码拆解为</w:t>
+      </w:r>
+      <w:r>
+        <w:lastRenderedPageBreak/>
+        <w:t>token（如console、log、括号、字符串），语法分析识别关键字与结构（如for、if、const）</w:t>
+      </w:r>
+    </w:p>
+    <w:p>
+      <w:pPr>
+        <w:numPr>
+          <w:ilvl w:val="1"/>
+          <w:numId w:val="16"/>
+        </w:numPr>
+        <w:rPr>
+          <w:rFonts w:hint="eastAsia"/>
+        </w:rPr>
+      </w:pPr>
+      <w:r>
+        <w:rPr>
+          <w:b/>
+          <w:bCs/>
+        </w:rPr>
+        <w:t>AST抽象语法树生成</w:t>
+      </w:r>
+      <w:r>
+        <w:t>：将解析结果转化为树形结构，例如const a = 1 + 2转化为根节点VariableDeclaration，子节点包含标识符a与BinaryExpression（ADD），左右叶子分别为1和2；所有语言（HTML DOM、Python、Java）最终都转化为树结构供引擎处理</w:t>
+      </w:r>
+    </w:p>
+    <w:p>
+      <w:pPr>
+        <w:numPr>
+          <w:ilvl w:val="1"/>
+          <w:numId w:val="16"/>
+        </w:numPr>
+        <w:rPr>
+          <w:rFonts w:hint="eastAsia"/>
+        </w:rPr>
+      </w:pPr>
+      <w:r>
+        <w:rPr>
+          <w:b/>
+          <w:bCs/>
+        </w:rPr>
+        <w:t>Bytecode字节码生成</w:t>
+      </w:r>
+      <w:r>
+        <w:t>：AST进一步转化为字节码，这是介于高级语言与机器码之间的中间态表达，类似汇编的指令集+操作数形式；字节码存储在内存栈区，可被直接执行，并非最终的二进制机器码</w:t>
+      </w:r>
+    </w:p>
+    <w:p>
+      <w:pPr>
+        <w:numPr>
+          <w:ilvl w:val="0"/>
+          <w:numId w:val="16"/>
+        </w:numPr>
+        <w:rPr>
+          <w:rFonts w:hint="eastAsia"/>
+        </w:rPr>
+      </w:pPr>
+      <w:r>
+        <w:rPr>
+          <w:b/>
+          <w:bCs/>
+        </w:rPr>
+        <w:t>Ignition解释器的作用</w:t>
+      </w:r>
+    </w:p>
+    <w:p>
+      <w:pPr>
+        <w:numPr>
+          <w:ilvl w:val="1"/>
+          <w:numId w:val="16"/>
+        </w:numPr>
+        <w:rPr>
+          <w:rFonts w:hint="eastAsia"/>
+        </w:rPr>
+      </w:pPr>
+      <w:r>
+        <w:rPr>
+          <w:b/>
+          <w:bCs/>
+        </w:rPr>
+        <w:t>生成并执行字节码</w:t>
+      </w:r>
+      <w:r>
+        <w:t>：Ignition是V8内置机制，负责将AST编译为字节码并直接运行；字节码虽非底层二进制，但具备可执行性</w:t>
+      </w:r>
+    </w:p>
+    <w:p>
+      <w:pPr>
+        <w:numPr>
+          <w:ilvl w:val="1"/>
+          <w:numId w:val="16"/>
+        </w:numPr>
+        <w:rPr>
+          <w:rFonts w:hint="eastAsia"/>
+        </w:rPr>
+      </w:pPr>
+      <w:r>
+        <w:rPr>
+          <w:b/>
+          <w:bCs/>
+        </w:rPr>
+        <w:t>无需预先编译为机器码</w:t>
+      </w:r>
+      <w:r>
+        <w:t>：JavaScript作为解释型语言，运行时逐行解释执行，不生成独立的exe文件，与C/C++需先编译再执行的流程不同</w:t>
+      </w:r>
+    </w:p>
+    <w:p>
+      <w:pPr>
+        <w:rPr>
+          <w:rFonts w:hint="eastAsia"/>
+          <w:b/>
+          <w:bCs/>
+        </w:rPr>
+      </w:pPr>
+      <w:r>
+        <w:rPr>
+          <w:b/>
+          <w:bCs/>
+        </w:rPr>
+        <w:t>JIT热点代码优化机制</w:t>
+      </w:r>
+    </w:p>
+    <w:p>
+      <w:pPr>
+        <w:numPr>
+          <w:ilvl w:val="0"/>
+          <w:numId w:val="17"/>
+        </w:numPr>
+        <w:rPr>
+          <w:rFonts w:hint="eastAsia"/>
+        </w:rPr>
+      </w:pPr>
+      <w:r>
+        <w:rPr>
+          <w:b/>
+          <w:bCs/>
+        </w:rPr>
+        <w:t>TurboFan的热点识别与优化</w:t>
+      </w:r>
+    </w:p>
+    <w:p>
+      <w:pPr>
+        <w:numPr>
+          <w:ilvl w:val="1"/>
+          <w:numId w:val="17"/>
+        </w:numPr>
+        <w:rPr>
+          <w:rFonts w:hint="eastAsia"/>
+        </w:rPr>
+      </w:pPr>
+      <w:r>
+        <w:rPr>
+          <w:b/>
+          <w:bCs/>
+        </w:rPr>
+        <w:t>监控代码执行频次</w:t>
+      </w:r>
+      <w:r>
+        <w:t>：V8通过累加器记录函数或代码路径的执行次数，当达到阈值时标记为热点代码</w:t>
+      </w:r>
+    </w:p>
+    <w:p>
+      <w:pPr>
+        <w:numPr>
+          <w:ilvl w:val="1"/>
+          <w:numId w:val="17"/>
+        </w:numPr>
+        <w:rPr>
+          <w:rFonts w:hint="eastAsia"/>
+        </w:rPr>
+      </w:pPr>
+      <w:r>
+        <w:rPr>
+          <w:b/>
+          <w:bCs/>
+        </w:rPr>
+        <w:t>热点字节码转化为机器码</w:t>
+      </w:r>
+      <w:r>
+        <w:t>：TurboFan是V8特有的JIT优化机制，将反复执行的热点字节码进一步编译为二进制机器码，交由CPU直接运行以提升性能</w:t>
+      </w:r>
+    </w:p>
+    <w:p>
+      <w:pPr>
+        <w:numPr>
+          <w:ilvl w:val="1"/>
+          <w:numId w:val="17"/>
+        </w:numPr>
+        <w:rPr>
+          <w:rFonts w:hint="eastAsia"/>
+        </w:rPr>
+      </w:pPr>
+      <w:r>
+        <w:rPr>
+          <w:b/>
+          <w:bCs/>
+        </w:rPr>
+        <w:t>优化动机是平衡启动速度与峰值性能</w:t>
+      </w:r>
+      <w:r>
+        <w:t>：全量编译为机器码耗时过长（如C++大型项目编译需数小时），先转为字节码可快速启动；仅对热点部分做深度优化，兼顾效率</w:t>
+      </w:r>
+    </w:p>
+    <w:p>
+      <w:pPr>
+        <w:numPr>
+          <w:ilvl w:val="0"/>
+          <w:numId w:val="17"/>
+        </w:numPr>
+        <w:rPr>
+          <w:rFonts w:hint="eastAsia"/>
+        </w:rPr>
+      </w:pPr>
+      <w:r>
+        <w:rPr>
+          <w:b/>
+          <w:bCs/>
+        </w:rPr>
+        <w:t>解释型与编译型语言的本质区别</w:t>
+      </w:r>
+    </w:p>
+    <w:p>
+      <w:pPr>
+        <w:numPr>
+          <w:ilvl w:val="1"/>
+          <w:numId w:val="17"/>
+        </w:numPr>
+        <w:rPr>
+          <w:rFonts w:hint="eastAsia"/>
+        </w:rPr>
+      </w:pPr>
+      <w:r>
+        <w:rPr>
+          <w:b/>
+          <w:bCs/>
+        </w:rPr>
+        <w:t>编译型语言需预先生成可执行文件</w:t>
+      </w:r>
+      <w:r>
+        <w:t>：C/C++源码必须通过编译器转化为exe等独立文件，编译过程本身消耗时间</w:t>
+      </w:r>
+    </w:p>
+    <w:p>
+      <w:pPr>
+        <w:numPr>
+          <w:ilvl w:val="1"/>
+          <w:numId w:val="17"/>
+        </w:numPr>
+        <w:rPr>
+          <w:rFonts w:hint="eastAsia"/>
+        </w:rPr>
+      </w:pPr>
+      <w:r>
+        <w:rPr>
+          <w:b/>
+          <w:bCs/>
+        </w:rPr>
+        <w:t>解释型语言边解释边执行</w:t>
+      </w:r>
+      <w:r>
+        <w:t>：JavaScript不生成中间文件，运行时直接得到结果；JIT是在解释型基础上对热点代码的增量优化，不改变语言的解释型本质</w:t>
+      </w:r>
+    </w:p>
+    <w:p>
+      <w:pPr>
+        <w:numPr>
+          <w:ilvl w:val="1"/>
+          <w:numId w:val="17"/>
+        </w:numPr>
+        <w:rPr>
+          <w:rFonts w:hint="eastAsia"/>
+        </w:rPr>
+      </w:pPr>
+      <w:r>
+        <w:rPr>
+          <w:b/>
+          <w:bCs/>
+        </w:rPr>
+        <w:t>字节码是解释型语言的中间优化层</w:t>
+      </w:r>
+      <w:r>
+        <w:t>：其他语言（如C/C++）没有字节码概念，直接编译为机器码；字节码的存在是为了降低从源码到可执行状态的转换开销</w:t>
+      </w:r>
+    </w:p>
+    <w:p/>
+    <w:p>
+      <w:r>
+        <w:rPr>
+          <w:rFonts w:hint="eastAsia"/>
+        </w:rPr>
+        <w:t xml:space="preserve">0919 </w:t>
+      </w:r>
+    </w:p>
+    <w:p>
+      <w:r>
+        <w:rPr>
+          <w:rFonts w:hint="eastAsia"/>
+        </w:rPr>
+        <w:t>Js特征</w:t>
+      </w:r>
+    </w:p>
+    <w:p>
+      <w:pPr>
+        <w:rPr>
+          <w:rFonts w:hint="eastAsia"/>
+        </w:rPr>
+      </w:pPr>
+      <w:r>
+        <w:rPr>
+          <w:rFonts w:hint="eastAsia"/>
+        </w:rPr>
+        <w:t>Js是解释型语言，边读边执行</w:t>
+      </w:r>
+    </w:p>
+    <w:p>
+      <w:r>
+        <w:rPr>
+          <w:rFonts w:hint="eastAsia"/>
+        </w:rPr>
+        <w:t>Js弱类型语言</w:t>
+      </w:r>
+      <w:r>
+        <w:rPr>
+          <w:rFonts w:hint="eastAsia"/>
+        </w:rPr>
+        <w:t>，会隐式转换（</w:t>
+      </w:r>
+      <w:r>
+        <w:t>Implicit conversion</w:t>
+      </w:r>
+      <w:r>
+        <w:rPr>
+          <w:rFonts w:hint="eastAsia"/>
+        </w:rPr>
+        <w:t>）类型</w:t>
+      </w:r>
+    </w:p>
+    <w:p>
+      <w:pPr>
+        <w:rPr>
+          <w:rFonts w:hint="eastAsia"/>
+        </w:rPr>
+      </w:pPr>
+      <w:r>
+        <w:tab/>
+      </w:r>
+      <w:r>
+        <w:rPr>
+          <w:rFonts w:hint="eastAsia"/>
+        </w:rPr>
+        <w:t>（</w:t>
+      </w:r>
+      <w:r>
+        <w:rPr>
+          <w:rFonts w:hint="eastAsia"/>
+        </w:rPr>
+        <w:t>在文件开头输入</w:t>
+      </w:r>
+      <w:r>
+        <w:t>export {}</w:t>
+      </w:r>
+      <w:r>
+        <w:rPr>
+          <w:rFonts w:hint="eastAsia"/>
+        </w:rPr>
+        <w:t>可以将文件模块化</w:t>
+      </w:r>
+      <w:r>
+        <w:rPr>
+          <w:rFonts w:hint="eastAsia"/>
+        </w:rPr>
+        <w:t>）</w:t>
+      </w:r>
+    </w:p>
+    <w:p>
+      <w:pPr>
+        <w:ind w:leftChars="100" w:left="210"/>
+      </w:pPr>
+      <w:r>
+        <w:rPr>
+          <w:rFonts w:hint="eastAsia"/>
+        </w:rPr>
+        <w:t>Ts静态类型（dynamically），在执行前就检验类型</w:t>
+      </w:r>
+    </w:p>
+    <w:p>
+      <w:pPr>
+        <w:ind w:leftChars="100" w:left="210"/>
+        <w:rPr>
+          <w:rFonts w:hint="eastAsia"/>
+        </w:rPr>
+      </w:pPr>
+      <w:r>
+        <w:rPr>
+          <w:rFonts w:hint="eastAsia"/>
+        </w:rPr>
+        <w:t>Js、Python动态(statically)语言解析，在运行时检验</w:t>
+      </w:r>
+    </w:p>
+    <w:p>
+      <w:r>
+        <w:rPr>
+          <w:rFonts w:hint="eastAsia"/>
+        </w:rPr>
+        <w:t>Js单线程</w:t>
+      </w:r>
+    </w:p>
+    <w:p>
+      <w:pPr>
+        <w:rPr>
+          <w:rFonts w:hint="eastAsia"/>
+        </w:rPr>
+      </w:pPr>
+      <w:r>
+        <w:rPr>
+          <w:rFonts w:hint="eastAsia"/>
+        </w:rPr>
+        <w:t>Js多范式</w:t>
+      </w:r>
+      <w:r>
+        <w:rPr>
+          <w:rFonts w:hint="eastAsia"/>
+        </w:rPr>
+        <w:t>，是基于原型链的语言</w:t>
+      </w:r>
+    </w:p>
+    <w:p/>
     <w:p>
       <w:pPr>
         <w:rPr>
@@ -11236,6 +14810,453 @@
 <file path=word/numbering.xml><?xml version="1.0" encoding="utf-8"?>
 <w:numbering xmlns:wpc="http://schemas.microsoft.com/office/word/2010/wordprocessingCanvas" xmlns:cx="http://schemas.microsoft.com/office/drawing/2014/chartex" xmlns:cx1="http://schemas.microsoft.com/office/drawing/2015/9/8/chartex" xmlns:cx2="http://schemas.microsoft.com/office/drawing/2015/10/21/chartex" xmlns:cx3="http://schemas.microsoft.com/office/drawing/2016/5/9/chartex" xmlns:cx4="http://schemas.microsoft.com/office/drawing/2016/5/10/chartex" xmlns:cx5="http://schemas.microsoft.com/office/drawing/2016/5/11/chartex" xmlns:cx6="http://schemas.microsoft.com/office/drawing/2016/5/12/chartex" xmlns:cx7="http://schemas.microsoft.com/office/drawing/2016/5/13/chartex" xmlns:cx8="http://schemas.microsoft.com/office/drawing/2016/5/14/chartex" xmlns:mc="http://schemas.openxmlformats.org/markup-compatibility/2006" xmlns:aink="http://schemas.microsoft.com/office/drawing/2016/ink" xmlns:am3d="http://schemas.microsoft.com/office/drawing/2017/model3d" xmlns:o="urn:schemas-microsoft-com:office:office" xmlns:oel="http://schemas.microsoft.com/office/2019/extlst" xmlns:r="http://schemas.openxmlformats.org/officeDocument/2006/relationships" xmlns:m="http://schemas.openxmlformats.org/officeDocument/2006/math" xmlns:v="urn:schemas-microsoft-com:vml" xmlns:wp14="http://schemas.microsoft.com/office/word/2010/wordprocessingDrawing" xmlns:wp="http://schemas.openxmlformats.org/drawingml/2006/wordprocessingDrawing" xmlns:w10="urn:schemas-microsoft-com:office:word" xmlns:w="http://schemas.openxmlformats.org/wordprocessingml/2006/main" xmlns:w14="http://schemas.microsoft.com/office/word/2010/wordml" xmlns:w15="http://schemas.microsoft.com/office/word/2012/wordml" xmlns:w16cex="http://schemas.microsoft.com/office/word/2018/wordml/cex" xmlns:w16cid="http://schemas.microsoft.com/office/word/2016/wordml/cid" xmlns:w16="http://schemas.microsoft.com/office/word/2018/wordml" xmlns:w16du="http://schemas.microsoft.com/office/word/2023/wordml/word16du" xmlns:w16sdtdh="http://schemas.microsoft.com/office/word/2020/wordml/sdtdatahash" xmlns:w16sdtfl="http://schemas.microsoft.com/office/word/2024/wordml/sdtformatlock" xmlns:w16se="http://schemas.microsoft.com/office/word/2015/wordml/symex" xmlns:wpg="http://schemas.microsoft.com/office/word/2010/wordprocessingGroup" xmlns:wpi="http://schemas.microsoft.com/office/word/2010/wordprocessingInk" xmlns:wne="http://schemas.microsoft.com/office/word/2006/wordml" xmlns:wps="http://schemas.microsoft.com/office/word/2010/wordprocessingShape" mc:Ignorable="w14 w15 w16se w16cid w16 w16cex w16sdtdh w16sdtfl w16du wp14">
   <w:abstractNum w:abstractNumId="0" w15:restartNumberingAfterBreak="0">
+    <w:nsid w:val="06A76EFC"/>
+    <w:multiLevelType w:val="multilevel"/>
+    <w:tmpl w:val="348C43E0"/>
+    <w:lvl w:ilvl="0">
+      <w:start w:val="1"/>
+      <w:numFmt w:val="bullet"/>
+      <w:lvlText w:val=""/>
+      <w:lvlJc w:val="left"/>
+      <w:pPr>
+        <w:tabs>
+          <w:tab w:val="num" w:pos="720"/>
+        </w:tabs>
+        <w:ind w:left="720" w:hanging="360"/>
+      </w:pPr>
+      <w:rPr>
+        <w:rFonts w:ascii="Symbol" w:hAnsi="Symbol" w:hint="default"/>
+        <w:sz w:val="20"/>
+      </w:rPr>
+    </w:lvl>
+    <w:lvl w:ilvl="1" w:tentative="1">
+      <w:start w:val="1"/>
+      <w:numFmt w:val="bullet"/>
+      <w:lvlText w:val="o"/>
+      <w:lvlJc w:val="left"/>
+      <w:pPr>
+        <w:tabs>
+          <w:tab w:val="num" w:pos="1440"/>
+        </w:tabs>
+        <w:ind w:left="1440" w:hanging="360"/>
+      </w:pPr>
+      <w:rPr>
+        <w:rFonts w:ascii="Courier New" w:hAnsi="Courier New" w:hint="default"/>
+        <w:sz w:val="20"/>
+      </w:rPr>
+    </w:lvl>
+    <w:lvl w:ilvl="2" w:tentative="1">
+      <w:start w:val="1"/>
+      <w:numFmt w:val="bullet"/>
+      <w:lvlText w:val=""/>
+      <w:lvlJc w:val="left"/>
+      <w:pPr>
+        <w:tabs>
+          <w:tab w:val="num" w:pos="2160"/>
+        </w:tabs>
+        <w:ind w:left="2160" w:hanging="360"/>
+      </w:pPr>
+      <w:rPr>
+        <w:rFonts w:ascii="Wingdings" w:hAnsi="Wingdings" w:hint="default"/>
+        <w:sz w:val="20"/>
+      </w:rPr>
+    </w:lvl>
+    <w:lvl w:ilvl="3" w:tentative="1">
+      <w:start w:val="1"/>
+      <w:numFmt w:val="bullet"/>
+      <w:lvlText w:val=""/>
+      <w:lvlJc w:val="left"/>
+      <w:pPr>
+        <w:tabs>
+          <w:tab w:val="num" w:pos="2880"/>
+        </w:tabs>
+        <w:ind w:left="2880" w:hanging="360"/>
+      </w:pPr>
+      <w:rPr>
+        <w:rFonts w:ascii="Wingdings" w:hAnsi="Wingdings" w:hint="default"/>
+        <w:sz w:val="20"/>
+      </w:rPr>
+    </w:lvl>
+    <w:lvl w:ilvl="4" w:tentative="1">
+      <w:start w:val="1"/>
+      <w:numFmt w:val="bullet"/>
+      <w:lvlText w:val=""/>
+      <w:lvlJc w:val="left"/>
+      <w:pPr>
+        <w:tabs>
+          <w:tab w:val="num" w:pos="3600"/>
+        </w:tabs>
+        <w:ind w:left="3600" w:hanging="360"/>
+      </w:pPr>
+      <w:rPr>
+        <w:rFonts w:ascii="Wingdings" w:hAnsi="Wingdings" w:hint="default"/>
+        <w:sz w:val="20"/>
+      </w:rPr>
+    </w:lvl>
+    <w:lvl w:ilvl="5" w:tentative="1">
+      <w:start w:val="1"/>
+      <w:numFmt w:val="bullet"/>
+      <w:lvlText w:val=""/>
+      <w:lvlJc w:val="left"/>
+      <w:pPr>
+        <w:tabs>
+          <w:tab w:val="num" w:pos="4320"/>
+        </w:tabs>
+        <w:ind w:left="4320" w:hanging="360"/>
+      </w:pPr>
+      <w:rPr>
+        <w:rFonts w:ascii="Wingdings" w:hAnsi="Wingdings" w:hint="default"/>
+        <w:sz w:val="20"/>
+      </w:rPr>
+    </w:lvl>
+    <w:lvl w:ilvl="6" w:tentative="1">
+      <w:start w:val="1"/>
+      <w:numFmt w:val="bullet"/>
+      <w:lvlText w:val=""/>
+      <w:lvlJc w:val="left"/>
+      <w:pPr>
+        <w:tabs>
+          <w:tab w:val="num" w:pos="5040"/>
+        </w:tabs>
+        <w:ind w:left="5040" w:hanging="360"/>
+      </w:pPr>
+      <w:rPr>
+        <w:rFonts w:ascii="Wingdings" w:hAnsi="Wingdings" w:hint="default"/>
+        <w:sz w:val="20"/>
+      </w:rPr>
+    </w:lvl>
+    <w:lvl w:ilvl="7" w:tentative="1">
+      <w:start w:val="1"/>
+      <w:numFmt w:val="bullet"/>
+      <w:lvlText w:val=""/>
+      <w:lvlJc w:val="left"/>
+      <w:pPr>
+        <w:tabs>
+          <w:tab w:val="num" w:pos="5760"/>
+        </w:tabs>
+        <w:ind w:left="5760" w:hanging="360"/>
+      </w:pPr>
+      <w:rPr>
+        <w:rFonts w:ascii="Wingdings" w:hAnsi="Wingdings" w:hint="default"/>
+        <w:sz w:val="20"/>
+      </w:rPr>
+    </w:lvl>
+    <w:lvl w:ilvl="8" w:tentative="1">
+      <w:start w:val="1"/>
+      <w:numFmt w:val="bullet"/>
+      <w:lvlText w:val=""/>
+      <w:lvlJc w:val="left"/>
+      <w:pPr>
+        <w:tabs>
+          <w:tab w:val="num" w:pos="6480"/>
+        </w:tabs>
+        <w:ind w:left="6480" w:hanging="360"/>
+      </w:pPr>
+      <w:rPr>
+        <w:rFonts w:ascii="Wingdings" w:hAnsi="Wingdings" w:hint="default"/>
+        <w:sz w:val="20"/>
+      </w:rPr>
+    </w:lvl>
+  </w:abstractNum>
+  <w:abstractNum w:abstractNumId="1" w15:restartNumberingAfterBreak="0">
+    <w:nsid w:val="083A5AD4"/>
+    <w:multiLevelType w:val="multilevel"/>
+    <w:tmpl w:val="88A46878"/>
+    <w:lvl w:ilvl="0">
+      <w:start w:val="1"/>
+      <w:numFmt w:val="bullet"/>
+      <w:lvlText w:val=""/>
+      <w:lvlJc w:val="left"/>
+      <w:pPr>
+        <w:tabs>
+          <w:tab w:val="num" w:pos="720"/>
+        </w:tabs>
+        <w:ind w:left="720" w:hanging="360"/>
+      </w:pPr>
+      <w:rPr>
+        <w:rFonts w:ascii="Symbol" w:hAnsi="Symbol" w:hint="default"/>
+        <w:sz w:val="20"/>
+      </w:rPr>
+    </w:lvl>
+    <w:lvl w:ilvl="1" w:tentative="1">
+      <w:start w:val="1"/>
+      <w:numFmt w:val="bullet"/>
+      <w:lvlText w:val="o"/>
+      <w:lvlJc w:val="left"/>
+      <w:pPr>
+        <w:tabs>
+          <w:tab w:val="num" w:pos="1440"/>
+        </w:tabs>
+        <w:ind w:left="1440" w:hanging="360"/>
+      </w:pPr>
+      <w:rPr>
+        <w:rFonts w:ascii="Courier New" w:hAnsi="Courier New" w:hint="default"/>
+        <w:sz w:val="20"/>
+      </w:rPr>
+    </w:lvl>
+    <w:lvl w:ilvl="2" w:tentative="1">
+      <w:start w:val="1"/>
+      <w:numFmt w:val="bullet"/>
+      <w:lvlText w:val=""/>
+      <w:lvlJc w:val="left"/>
+      <w:pPr>
+        <w:tabs>
+          <w:tab w:val="num" w:pos="2160"/>
+        </w:tabs>
+        <w:ind w:left="2160" w:hanging="360"/>
+      </w:pPr>
+      <w:rPr>
+        <w:rFonts w:ascii="Wingdings" w:hAnsi="Wingdings" w:hint="default"/>
+        <w:sz w:val="20"/>
+      </w:rPr>
+    </w:lvl>
+    <w:lvl w:ilvl="3" w:tentative="1">
+      <w:start w:val="1"/>
+      <w:numFmt w:val="bullet"/>
+      <w:lvlText w:val=""/>
+      <w:lvlJc w:val="left"/>
+      <w:pPr>
+        <w:tabs>
+          <w:tab w:val="num" w:pos="2880"/>
+        </w:tabs>
+        <w:ind w:left="2880" w:hanging="360"/>
+      </w:pPr>
+      <w:rPr>
+        <w:rFonts w:ascii="Wingdings" w:hAnsi="Wingdings" w:hint="default"/>
+        <w:sz w:val="20"/>
+      </w:rPr>
+    </w:lvl>
+    <w:lvl w:ilvl="4" w:tentative="1">
+      <w:start w:val="1"/>
+      <w:numFmt w:val="bullet"/>
+      <w:lvlText w:val=""/>
+      <w:lvlJc w:val="left"/>
+      <w:pPr>
+        <w:tabs>
+          <w:tab w:val="num" w:pos="3600"/>
+        </w:tabs>
+        <w:ind w:left="3600" w:hanging="360"/>
+      </w:pPr>
+      <w:rPr>
+        <w:rFonts w:ascii="Wingdings" w:hAnsi="Wingdings" w:hint="default"/>
+        <w:sz w:val="20"/>
+      </w:rPr>
+    </w:lvl>
+    <w:lvl w:ilvl="5" w:tentative="1">
+      <w:start w:val="1"/>
+      <w:numFmt w:val="bullet"/>
+      <w:lvlText w:val=""/>
+      <w:lvlJc w:val="left"/>
+      <w:pPr>
+        <w:tabs>
+          <w:tab w:val="num" w:pos="4320"/>
+        </w:tabs>
+        <w:ind w:left="4320" w:hanging="360"/>
+      </w:pPr>
+      <w:rPr>
+        <w:rFonts w:ascii="Wingdings" w:hAnsi="Wingdings" w:hint="default"/>
+        <w:sz w:val="20"/>
+      </w:rPr>
+    </w:lvl>
+    <w:lvl w:ilvl="6" w:tentative="1">
+      <w:start w:val="1"/>
+      <w:numFmt w:val="bullet"/>
+      <w:lvlText w:val=""/>
+      <w:lvlJc w:val="left"/>
+      <w:pPr>
+        <w:tabs>
+          <w:tab w:val="num" w:pos="5040"/>
+        </w:tabs>
+        <w:ind w:left="5040" w:hanging="360"/>
+      </w:pPr>
+      <w:rPr>
+        <w:rFonts w:ascii="Wingdings" w:hAnsi="Wingdings" w:hint="default"/>
+        <w:sz w:val="20"/>
+      </w:rPr>
+    </w:lvl>
+    <w:lvl w:ilvl="7" w:tentative="1">
+      <w:start w:val="1"/>
+      <w:numFmt w:val="bullet"/>
+      <w:lvlText w:val=""/>
+      <w:lvlJc w:val="left"/>
+      <w:pPr>
+        <w:tabs>
+          <w:tab w:val="num" w:pos="5760"/>
+        </w:tabs>
+        <w:ind w:left="5760" w:hanging="360"/>
+      </w:pPr>
+      <w:rPr>
+        <w:rFonts w:ascii="Wingdings" w:hAnsi="Wingdings" w:hint="default"/>
+        <w:sz w:val="20"/>
+      </w:rPr>
+    </w:lvl>
+    <w:lvl w:ilvl="8" w:tentative="1">
+      <w:start w:val="1"/>
+      <w:numFmt w:val="bullet"/>
+      <w:lvlText w:val=""/>
+      <w:lvlJc w:val="left"/>
+      <w:pPr>
+        <w:tabs>
+          <w:tab w:val="num" w:pos="6480"/>
+        </w:tabs>
+        <w:ind w:left="6480" w:hanging="360"/>
+      </w:pPr>
+      <w:rPr>
+        <w:rFonts w:ascii="Wingdings" w:hAnsi="Wingdings" w:hint="default"/>
+        <w:sz w:val="20"/>
+      </w:rPr>
+    </w:lvl>
+  </w:abstractNum>
+  <w:abstractNum w:abstractNumId="2" w15:restartNumberingAfterBreak="0">
+    <w:nsid w:val="19FD445F"/>
+    <w:multiLevelType w:val="multilevel"/>
+    <w:tmpl w:val="5C7C577A"/>
+    <w:lvl w:ilvl="0">
+      <w:start w:val="1"/>
+      <w:numFmt w:val="bullet"/>
+      <w:lvlText w:val=""/>
+      <w:lvlJc w:val="left"/>
+      <w:pPr>
+        <w:tabs>
+          <w:tab w:val="num" w:pos="720"/>
+        </w:tabs>
+        <w:ind w:left="720" w:hanging="360"/>
+      </w:pPr>
+      <w:rPr>
+        <w:rFonts w:ascii="Symbol" w:hAnsi="Symbol" w:hint="default"/>
+        <w:sz w:val="20"/>
+      </w:rPr>
+    </w:lvl>
+    <w:lvl w:ilvl="1" w:tentative="1">
+      <w:start w:val="1"/>
+      <w:numFmt w:val="bullet"/>
+      <w:lvlText w:val="o"/>
+      <w:lvlJc w:val="left"/>
+      <w:pPr>
+        <w:tabs>
+          <w:tab w:val="num" w:pos="1440"/>
+        </w:tabs>
+        <w:ind w:left="1440" w:hanging="360"/>
+      </w:pPr>
+      <w:rPr>
+        <w:rFonts w:ascii="Courier New" w:hAnsi="Courier New" w:hint="default"/>
+        <w:sz w:val="20"/>
+      </w:rPr>
+    </w:lvl>
+    <w:lvl w:ilvl="2" w:tentative="1">
+      <w:start w:val="1"/>
+      <w:numFmt w:val="bullet"/>
+      <w:lvlText w:val=""/>
+      <w:lvlJc w:val="left"/>
+      <w:pPr>
+        <w:tabs>
+          <w:tab w:val="num" w:pos="2160"/>
+        </w:tabs>
+        <w:ind w:left="2160" w:hanging="360"/>
+      </w:pPr>
+      <w:rPr>
+        <w:rFonts w:ascii="Wingdings" w:hAnsi="Wingdings" w:hint="default"/>
+        <w:sz w:val="20"/>
+      </w:rPr>
+    </w:lvl>
+    <w:lvl w:ilvl="3" w:tentative="1">
+      <w:start w:val="1"/>
+      <w:numFmt w:val="bullet"/>
+      <w:lvlText w:val=""/>
+      <w:lvlJc w:val="left"/>
+      <w:pPr>
+        <w:tabs>
+          <w:tab w:val="num" w:pos="2880"/>
+        </w:tabs>
+        <w:ind w:left="2880" w:hanging="360"/>
+      </w:pPr>
+      <w:rPr>
+        <w:rFonts w:ascii="Wingdings" w:hAnsi="Wingdings" w:hint="default"/>
+        <w:sz w:val="20"/>
+      </w:rPr>
+    </w:lvl>
+    <w:lvl w:ilvl="4" w:tentative="1">
+      <w:start w:val="1"/>
+      <w:numFmt w:val="bullet"/>
+      <w:lvlText w:val=""/>
+      <w:lvlJc w:val="left"/>
+      <w:pPr>
+        <w:tabs>
+          <w:tab w:val="num" w:pos="3600"/>
+        </w:tabs>
+        <w:ind w:left="3600" w:hanging="360"/>
+      </w:pPr>
+      <w:rPr>
+        <w:rFonts w:ascii="Wingdings" w:hAnsi="Wingdings" w:hint="default"/>
+        <w:sz w:val="20"/>
+      </w:rPr>
+    </w:lvl>
+    <w:lvl w:ilvl="5" w:tentative="1">
+      <w:start w:val="1"/>
+      <w:numFmt w:val="bullet"/>
+      <w:lvlText w:val=""/>
+      <w:lvlJc w:val="left"/>
+      <w:pPr>
+        <w:tabs>
+          <w:tab w:val="num" w:pos="4320"/>
+        </w:tabs>
+        <w:ind w:left="4320" w:hanging="360"/>
+      </w:pPr>
+      <w:rPr>
+        <w:rFonts w:ascii="Wingdings" w:hAnsi="Wingdings" w:hint="default"/>
+        <w:sz w:val="20"/>
+      </w:rPr>
+    </w:lvl>
+    <w:lvl w:ilvl="6" w:tentative="1">
+      <w:start w:val="1"/>
+      <w:numFmt w:val="bullet"/>
+      <w:lvlText w:val=""/>
+      <w:lvlJc w:val="left"/>
+      <w:pPr>
+        <w:tabs>
+          <w:tab w:val="num" w:pos="5040"/>
+        </w:tabs>
+        <w:ind w:left="5040" w:hanging="360"/>
+      </w:pPr>
+      <w:rPr>
+        <w:rFonts w:ascii="Wingdings" w:hAnsi="Wingdings" w:hint="default"/>
+        <w:sz w:val="20"/>
+      </w:rPr>
+    </w:lvl>
+    <w:lvl w:ilvl="7" w:tentative="1">
+      <w:start w:val="1"/>
+      <w:numFmt w:val="bullet"/>
+      <w:lvlText w:val=""/>
+      <w:lvlJc w:val="left"/>
+      <w:pPr>
+        <w:tabs>
+          <w:tab w:val="num" w:pos="5760"/>
+        </w:tabs>
+        <w:ind w:left="5760" w:hanging="360"/>
+      </w:pPr>
+      <w:rPr>
+        <w:rFonts w:ascii="Wingdings" w:hAnsi="Wingdings" w:hint="default"/>
+        <w:sz w:val="20"/>
+      </w:rPr>
+    </w:lvl>
+    <w:lvl w:ilvl="8" w:tentative="1">
+      <w:start w:val="1"/>
+      <w:numFmt w:val="bullet"/>
+      <w:lvlText w:val=""/>
+      <w:lvlJc w:val="left"/>
+      <w:pPr>
+        <w:tabs>
+          <w:tab w:val="num" w:pos="6480"/>
+        </w:tabs>
+        <w:ind w:left="6480" w:hanging="360"/>
+      </w:pPr>
+      <w:rPr>
+        <w:rFonts w:ascii="Wingdings" w:hAnsi="Wingdings" w:hint="default"/>
+        <w:sz w:val="20"/>
+      </w:rPr>
+    </w:lvl>
+  </w:abstractNum>
+  <w:abstractNum w:abstractNumId="3" w15:restartNumberingAfterBreak="0">
     <w:nsid w:val="1BB63DBE"/>
     <w:multiLevelType w:val="multilevel"/>
     <w:tmpl w:val="AC2E15AC"/>
@@ -11384,10 +15405,127 @@
       </w:rPr>
     </w:lvl>
   </w:abstractNum>
-  <w:abstractNum w:abstractNumId="1" w15:restartNumberingAfterBreak="0">
-    <w:nsid w:val="3191358A"/>
+  <w:abstractNum w:abstractNumId="4" w15:restartNumberingAfterBreak="0">
+    <w:nsid w:val="1BF06ACB"/>
     <w:multiLevelType w:val="multilevel"/>
-    <w:tmpl w:val="5CC671BE"/>
+    <w:tmpl w:val="8A404E68"/>
+    <w:lvl w:ilvl="0">
+      <w:start w:val="1"/>
+      <w:numFmt w:val="decimal"/>
+      <w:lvlText w:val="%1."/>
+      <w:lvlJc w:val="left"/>
+      <w:pPr>
+        <w:tabs>
+          <w:tab w:val="num" w:pos="720"/>
+        </w:tabs>
+        <w:ind w:left="720" w:hanging="360"/>
+      </w:pPr>
+    </w:lvl>
+    <w:lvl w:ilvl="1">
+      <w:start w:val="1"/>
+      <w:numFmt w:val="bullet"/>
+      <w:lvlText w:val="o"/>
+      <w:lvlJc w:val="left"/>
+      <w:pPr>
+        <w:tabs>
+          <w:tab w:val="num" w:pos="1440"/>
+        </w:tabs>
+        <w:ind w:left="1440" w:hanging="360"/>
+      </w:pPr>
+      <w:rPr>
+        <w:rFonts w:ascii="Courier New" w:hAnsi="Courier New" w:hint="default"/>
+        <w:sz w:val="20"/>
+      </w:rPr>
+    </w:lvl>
+    <w:lvl w:ilvl="2" w:tentative="1">
+      <w:start w:val="1"/>
+      <w:numFmt w:val="decimal"/>
+      <w:lvlText w:val="%3."/>
+      <w:lvlJc w:val="left"/>
+      <w:pPr>
+        <w:tabs>
+          <w:tab w:val="num" w:pos="2160"/>
+        </w:tabs>
+        <w:ind w:left="2160" w:hanging="360"/>
+      </w:pPr>
+    </w:lvl>
+    <w:lvl w:ilvl="3" w:tentative="1">
+      <w:start w:val="1"/>
+      <w:numFmt w:val="decimal"/>
+      <w:lvlText w:val="%4."/>
+      <w:lvlJc w:val="left"/>
+      <w:pPr>
+        <w:tabs>
+          <w:tab w:val="num" w:pos="2880"/>
+        </w:tabs>
+        <w:ind w:left="2880" w:hanging="360"/>
+      </w:pPr>
+    </w:lvl>
+    <w:lvl w:ilvl="4" w:tentative="1">
+      <w:start w:val="1"/>
+      <w:numFmt w:val="decimal"/>
+      <w:lvlText w:val="%5."/>
+      <w:lvlJc w:val="left"/>
+      <w:pPr>
+        <w:tabs>
+          <w:tab w:val="num" w:pos="3600"/>
+        </w:tabs>
+        <w:ind w:left="3600" w:hanging="360"/>
+      </w:pPr>
+    </w:lvl>
+    <w:lvl w:ilvl="5" w:tentative="1">
+      <w:start w:val="1"/>
+      <w:numFmt w:val="decimal"/>
+      <w:lvlText w:val="%6."/>
+      <w:lvlJc w:val="left"/>
+      <w:pPr>
+        <w:tabs>
+          <w:tab w:val="num" w:pos="4320"/>
+        </w:tabs>
+        <w:ind w:left="4320" w:hanging="360"/>
+      </w:pPr>
+    </w:lvl>
+    <w:lvl w:ilvl="6" w:tentative="1">
+      <w:start w:val="1"/>
+      <w:numFmt w:val="decimal"/>
+      <w:lvlText w:val="%7."/>
+      <w:lvlJc w:val="left"/>
+      <w:pPr>
+        <w:tabs>
+          <w:tab w:val="num" w:pos="5040"/>
+        </w:tabs>
+        <w:ind w:left="5040" w:hanging="360"/>
+      </w:pPr>
+    </w:lvl>
+    <w:lvl w:ilvl="7" w:tentative="1">
+      <w:start w:val="1"/>
+      <w:numFmt w:val="decimal"/>
+      <w:lvlText w:val="%8."/>
+      <w:lvlJc w:val="left"/>
+      <w:pPr>
+        <w:tabs>
+          <w:tab w:val="num" w:pos="5760"/>
+        </w:tabs>
+        <w:ind w:left="5760" w:hanging="360"/>
+      </w:pPr>
+    </w:lvl>
+    <w:lvl w:ilvl="8" w:tentative="1">
+      <w:start w:val="1"/>
+      <w:numFmt w:val="decimal"/>
+      <w:lvlText w:val="%9."/>
+      <w:lvlJc w:val="left"/>
+      <w:pPr>
+        <w:tabs>
+          <w:tab w:val="num" w:pos="6480"/>
+        </w:tabs>
+        <w:ind w:left="6480" w:hanging="360"/>
+      </w:pPr>
+    </w:lvl>
+  </w:abstractNum>
+  <w:abstractNum w:abstractNumId="5" w15:restartNumberingAfterBreak="0">
+    <w:nsid w:val="22606D06"/>
+    <w:multiLevelType w:val="multilevel"/>
+    <w:tmpl w:val="A6F2FCB2"/>
     <w:lvl w:ilvl="0">
       <w:start w:val="1"/>
       <w:numFmt w:val="bullet"/>
@@ -11420,6 +15558,155 @@
         <w:sz w:val="20"/>
       </w:rPr>
     </w:lvl>
+    <w:lvl w:ilvl="2" w:tentative="1">
+      <w:start w:val="1"/>
+      <w:numFmt w:val="bullet"/>
+      <w:lvlText w:val=""/>
+      <w:lvlJc w:val="left"/>
+      <w:pPr>
+        <w:tabs>
+          <w:tab w:val="num" w:pos="2160"/>
+        </w:tabs>
+        <w:ind w:left="2160" w:hanging="360"/>
+      </w:pPr>
+      <w:rPr>
+        <w:rFonts w:ascii="Wingdings" w:hAnsi="Wingdings" w:hint="default"/>
+        <w:sz w:val="20"/>
+      </w:rPr>
+    </w:lvl>
+    <w:lvl w:ilvl="3" w:tentative="1">
+      <w:start w:val="1"/>
+      <w:numFmt w:val="bullet"/>
+      <w:lvlText w:val=""/>
+      <w:lvlJc w:val="left"/>
+      <w:pPr>
+        <w:tabs>
+          <w:tab w:val="num" w:pos="2880"/>
+        </w:tabs>
+        <w:ind w:left="2880" w:hanging="360"/>
+      </w:pPr>
+      <w:rPr>
+        <w:rFonts w:ascii="Wingdings" w:hAnsi="Wingdings" w:hint="default"/>
+        <w:sz w:val="20"/>
+      </w:rPr>
+    </w:lvl>
+    <w:lvl w:ilvl="4" w:tentative="1">
+      <w:start w:val="1"/>
+      <w:numFmt w:val="bullet"/>
+      <w:lvlText w:val=""/>
+      <w:lvlJc w:val="left"/>
+      <w:pPr>
+        <w:tabs>
+          <w:tab w:val="num" w:pos="3600"/>
+        </w:tabs>
+        <w:ind w:left="3600" w:hanging="360"/>
+      </w:pPr>
+      <w:rPr>
+        <w:rFonts w:ascii="Wingdings" w:hAnsi="Wingdings" w:hint="default"/>
+        <w:sz w:val="20"/>
+      </w:rPr>
+    </w:lvl>
+    <w:lvl w:ilvl="5" w:tentative="1">
+      <w:start w:val="1"/>
+      <w:numFmt w:val="bullet"/>
+      <w:lvlText w:val=""/>
+      <w:lvlJc w:val="left"/>
+      <w:pPr>
+        <w:tabs>
+          <w:tab w:val="num" w:pos="4320"/>
+        </w:tabs>
+        <w:ind w:left="4320" w:hanging="360"/>
+      </w:pPr>
+      <w:rPr>
+        <w:rFonts w:ascii="Wingdings" w:hAnsi="Wingdings" w:hint="default"/>
+        <w:sz w:val="20"/>
+      </w:rPr>
+    </w:lvl>
+    <w:lvl w:ilvl="6" w:tentative="1">
+      <w:start w:val="1"/>
+      <w:numFmt w:val="bullet"/>
+      <w:lvlText w:val=""/>
+      <w:lvlJc w:val="left"/>
+      <w:pPr>
+        <w:tabs>
+          <w:tab w:val="num" w:pos="5040"/>
+        </w:tabs>
+        <w:ind w:left="5040" w:hanging="360"/>
+      </w:pPr>
+      <w:rPr>
+        <w:rFonts w:ascii="Wingdings" w:hAnsi="Wingdings" w:hint="default"/>
+        <w:sz w:val="20"/>
+      </w:rPr>
+    </w:lvl>
+    <w:lvl w:ilvl="7" w:tentative="1">
+      <w:start w:val="1"/>
+      <w:numFmt w:val="bullet"/>
+      <w:lvlText w:val=""/>
+      <w:lvlJc w:val="left"/>
+      <w:pPr>
+        <w:tabs>
+          <w:tab w:val="num" w:pos="5760"/>
+        </w:tabs>
+        <w:ind w:left="5760" w:hanging="360"/>
+      </w:pPr>
+      <w:rPr>
+        <w:rFonts w:ascii="Wingdings" w:hAnsi="Wingdings" w:hint="default"/>
+        <w:sz w:val="20"/>
+      </w:rPr>
+    </w:lvl>
+    <w:lvl w:ilvl="8" w:tentative="1">
+      <w:start w:val="1"/>
+      <w:numFmt w:val="bullet"/>
+      <w:lvlText w:val=""/>
+      <w:lvlJc w:val="left"/>
+      <w:pPr>
+        <w:tabs>
+          <w:tab w:val="num" w:pos="6480"/>
+        </w:tabs>
+        <w:ind w:left="6480" w:hanging="360"/>
+      </w:pPr>
+      <w:rPr>
+        <w:rFonts w:ascii="Wingdings" w:hAnsi="Wingdings" w:hint="default"/>
+        <w:sz w:val="20"/>
+      </w:rPr>
+    </w:lvl>
+  </w:abstractNum>
+  <w:abstractNum w:abstractNumId="6" w15:restartNumberingAfterBreak="0">
+    <w:nsid w:val="3191358A"/>
+    <w:multiLevelType w:val="multilevel"/>
+    <w:tmpl w:val="5CC671BE"/>
+    <w:lvl w:ilvl="0">
+      <w:start w:val="1"/>
+      <w:numFmt w:val="bullet"/>
+      <w:lvlText w:val=""/>
+      <w:lvlJc w:val="left"/>
+      <w:pPr>
+        <w:tabs>
+          <w:tab w:val="num" w:pos="720"/>
+        </w:tabs>
+        <w:ind w:left="720" w:hanging="360"/>
+      </w:pPr>
+      <w:rPr>
+        <w:rFonts w:ascii="Symbol" w:hAnsi="Symbol" w:hint="default"/>
+        <w:sz w:val="20"/>
+      </w:rPr>
+    </w:lvl>
+    <w:lvl w:ilvl="1">
+      <w:start w:val="1"/>
+      <w:numFmt w:val="bullet"/>
+      <w:lvlText w:val="o"/>
+      <w:lvlJc w:val="left"/>
+      <w:pPr>
+        <w:tabs>
+          <w:tab w:val="num" w:pos="1440"/>
+        </w:tabs>
+        <w:ind w:left="1440" w:hanging="360"/>
+      </w:pPr>
+      <w:rPr>
+        <w:rFonts w:ascii="Courier New" w:hAnsi="Courier New" w:hint="default"/>
+        <w:sz w:val="20"/>
+      </w:rPr>
+    </w:lvl>
     <w:lvl w:ilvl="2">
       <w:start w:val="1"/>
       <w:numFmt w:val="bullet"/>
@@ -11533,7 +15820,7 @@
       </w:rPr>
     </w:lvl>
   </w:abstractNum>
-  <w:abstractNum w:abstractNumId="2" w15:restartNumberingAfterBreak="0">
+  <w:abstractNum w:abstractNumId="7" w15:restartNumberingAfterBreak="0">
     <w:nsid w:val="32D55A8E"/>
     <w:multiLevelType w:val="multilevel"/>
     <w:tmpl w:val="94C24AD4"/>
@@ -11646,7 +15933,7 @@
       </w:pPr>
     </w:lvl>
   </w:abstractNum>
-  <w:abstractNum w:abstractNumId="3" w15:restartNumberingAfterBreak="0">
+  <w:abstractNum w:abstractNumId="8" w15:restartNumberingAfterBreak="0">
     <w:nsid w:val="40FD6C15"/>
     <w:multiLevelType w:val="multilevel"/>
     <w:tmpl w:val="3F003246"/>
@@ -11795,7 +16082,156 @@
       </w:rPr>
     </w:lvl>
   </w:abstractNum>
-  <w:abstractNum w:abstractNumId="4" w15:restartNumberingAfterBreak="0">
+  <w:abstractNum w:abstractNumId="9" w15:restartNumberingAfterBreak="0">
+    <w:nsid w:val="42992B91"/>
+    <w:multiLevelType w:val="multilevel"/>
+    <w:tmpl w:val="43F0DA64"/>
+    <w:lvl w:ilvl="0">
+      <w:start w:val="1"/>
+      <w:numFmt w:val="bullet"/>
+      <w:lvlText w:val=""/>
+      <w:lvlJc w:val="left"/>
+      <w:pPr>
+        <w:tabs>
+          <w:tab w:val="num" w:pos="720"/>
+        </w:tabs>
+        <w:ind w:left="720" w:hanging="360"/>
+      </w:pPr>
+      <w:rPr>
+        <w:rFonts w:ascii="Symbol" w:hAnsi="Symbol" w:hint="default"/>
+        <w:sz w:val="20"/>
+      </w:rPr>
+    </w:lvl>
+    <w:lvl w:ilvl="1" w:tentative="1">
+      <w:start w:val="1"/>
+      <w:numFmt w:val="bullet"/>
+      <w:lvlText w:val="o"/>
+      <w:lvlJc w:val="left"/>
+      <w:pPr>
+        <w:tabs>
+          <w:tab w:val="num" w:pos="1440"/>
+        </w:tabs>
+        <w:ind w:left="1440" w:hanging="360"/>
+      </w:pPr>
+      <w:rPr>
+        <w:rFonts w:ascii="Courier New" w:hAnsi="Courier New" w:hint="default"/>
+        <w:sz w:val="20"/>
+      </w:rPr>
+    </w:lvl>
+    <w:lvl w:ilvl="2" w:tentative="1">
+      <w:start w:val="1"/>
+      <w:numFmt w:val="bullet"/>
+      <w:lvlText w:val=""/>
+      <w:lvlJc w:val="left"/>
+      <w:pPr>
+        <w:tabs>
+          <w:tab w:val="num" w:pos="2160"/>
+        </w:tabs>
+        <w:ind w:left="2160" w:hanging="360"/>
+      </w:pPr>
+      <w:rPr>
+        <w:rFonts w:ascii="Wingdings" w:hAnsi="Wingdings" w:hint="default"/>
+        <w:sz w:val="20"/>
+      </w:rPr>
+    </w:lvl>
+    <w:lvl w:ilvl="3" w:tentative="1">
+      <w:start w:val="1"/>
+      <w:numFmt w:val="bullet"/>
+      <w:lvlText w:val=""/>
+      <w:lvlJc w:val="left"/>
+      <w:pPr>
+        <w:tabs>
+          <w:tab w:val="num" w:pos="2880"/>
+        </w:tabs>
+        <w:ind w:left="2880" w:hanging="360"/>
+      </w:pPr>
+      <w:rPr>
+        <w:rFonts w:ascii="Wingdings" w:hAnsi="Wingdings" w:hint="default"/>
+        <w:sz w:val="20"/>
+      </w:rPr>
+    </w:lvl>
+    <w:lvl w:ilvl="4" w:tentative="1">
+      <w:start w:val="1"/>
+      <w:numFmt w:val="bullet"/>
+      <w:lvlText w:val=""/>
+      <w:lvlJc w:val="left"/>
+      <w:pPr>
+        <w:tabs>
+          <w:tab w:val="num" w:pos="3600"/>
+        </w:tabs>
+        <w:ind w:left="3600" w:hanging="360"/>
+      </w:pPr>
+      <w:rPr>
+        <w:rFonts w:ascii="Wingdings" w:hAnsi="Wingdings" w:hint="default"/>
+        <w:sz w:val="20"/>
+      </w:rPr>
+    </w:lvl>
+    <w:lvl w:ilvl="5" w:tentative="1">
+      <w:start w:val="1"/>
+      <w:numFmt w:val="bullet"/>
+      <w:lvlText w:val=""/>
+      <w:lvlJc w:val="left"/>
+      <w:pPr>
+        <w:tabs>
+          <w:tab w:val="num" w:pos="4320"/>
+        </w:tabs>
+        <w:ind w:left="4320" w:hanging="360"/>
+      </w:pPr>
+      <w:rPr>
+        <w:rFonts w:ascii="Wingdings" w:hAnsi="Wingdings" w:hint="default"/>
+        <w:sz w:val="20"/>
+      </w:rPr>
+    </w:lvl>
+    <w:lvl w:ilvl="6" w:tentative="1">
+      <w:start w:val="1"/>
+      <w:numFmt w:val="bullet"/>
+      <w:lvlText w:val=""/>
+      <w:lvlJc w:val="left"/>
+      <w:pPr>
+        <w:tabs>
+          <w:tab w:val="num" w:pos="5040"/>
+        </w:tabs>
+        <w:ind w:left="5040" w:hanging="360"/>
+      </w:pPr>
+      <w:rPr>
+        <w:rFonts w:ascii="Wingdings" w:hAnsi="Wingdings" w:hint="default"/>
+        <w:sz w:val="20"/>
+      </w:rPr>
+    </w:lvl>
+    <w:lvl w:ilvl="7" w:tentative="1">
+      <w:start w:val="1"/>
+      <w:numFmt w:val="bullet"/>
+      <w:lvlText w:val=""/>
+      <w:lvlJc w:val="left"/>
+      <w:pPr>
+        <w:tabs>
+          <w:tab w:val="num" w:pos="5760"/>
+        </w:tabs>
+        <w:ind w:left="5760" w:hanging="360"/>
+      </w:pPr>
+      <w:rPr>
+        <w:rFonts w:ascii="Wingdings" w:hAnsi="Wingdings" w:hint="default"/>
+        <w:sz w:val="20"/>
+      </w:rPr>
+    </w:lvl>
+    <w:lvl w:ilvl="8" w:tentative="1">
+      <w:start w:val="1"/>
+      <w:numFmt w:val="bullet"/>
+      <w:lvlText w:val=""/>
+      <w:lvlJc w:val="left"/>
+      <w:pPr>
+        <w:tabs>
+          <w:tab w:val="num" w:pos="6480"/>
+        </w:tabs>
+        <w:ind w:left="6480" w:hanging="360"/>
+      </w:pPr>
+      <w:rPr>
+        <w:rFonts w:ascii="Wingdings" w:hAnsi="Wingdings" w:hint="default"/>
+        <w:sz w:val="20"/>
+      </w:rPr>
+    </w:lvl>
+  </w:abstractNum>
+  <w:abstractNum w:abstractNumId="10" w15:restartNumberingAfterBreak="0">
     <w:nsid w:val="4E236C78"/>
     <w:multiLevelType w:val="multilevel"/>
     <w:tmpl w:val="F28EFA02"/>
@@ -11908,7 +16344,305 @@
       </w:pPr>
     </w:lvl>
   </w:abstractNum>
-  <w:abstractNum w:abstractNumId="5" w15:restartNumberingAfterBreak="0">
+  <w:abstractNum w:abstractNumId="11" w15:restartNumberingAfterBreak="0">
+    <w:nsid w:val="55350F14"/>
+    <w:multiLevelType w:val="multilevel"/>
+    <w:tmpl w:val="3DE292B0"/>
+    <w:lvl w:ilvl="0">
+      <w:start w:val="1"/>
+      <w:numFmt w:val="bullet"/>
+      <w:lvlText w:val=""/>
+      <w:lvlJc w:val="left"/>
+      <w:pPr>
+        <w:tabs>
+          <w:tab w:val="num" w:pos="720"/>
+        </w:tabs>
+        <w:ind w:left="720" w:hanging="360"/>
+      </w:pPr>
+      <w:rPr>
+        <w:rFonts w:ascii="Symbol" w:hAnsi="Symbol" w:hint="default"/>
+        <w:sz w:val="20"/>
+      </w:rPr>
+    </w:lvl>
+    <w:lvl w:ilvl="1" w:tentative="1">
+      <w:start w:val="1"/>
+      <w:numFmt w:val="bullet"/>
+      <w:lvlText w:val="o"/>
+      <w:lvlJc w:val="left"/>
+      <w:pPr>
+        <w:tabs>
+          <w:tab w:val="num" w:pos="1440"/>
+        </w:tabs>
+        <w:ind w:left="1440" w:hanging="360"/>
+      </w:pPr>
+      <w:rPr>
+        <w:rFonts w:ascii="Courier New" w:hAnsi="Courier New" w:hint="default"/>
+        <w:sz w:val="20"/>
+      </w:rPr>
+    </w:lvl>
+    <w:lvl w:ilvl="2" w:tentative="1">
+      <w:start w:val="1"/>
+      <w:numFmt w:val="bullet"/>
+      <w:lvlText w:val=""/>
+      <w:lvlJc w:val="left"/>
+      <w:pPr>
+        <w:tabs>
+          <w:tab w:val="num" w:pos="2160"/>
+        </w:tabs>
+        <w:ind w:left="2160" w:hanging="360"/>
+      </w:pPr>
+      <w:rPr>
+        <w:rFonts w:ascii="Wingdings" w:hAnsi="Wingdings" w:hint="default"/>
+        <w:sz w:val="20"/>
+      </w:rPr>
+    </w:lvl>
+    <w:lvl w:ilvl="3" w:tentative="1">
+      <w:start w:val="1"/>
+      <w:numFmt w:val="bullet"/>
+      <w:lvlText w:val=""/>
+      <w:lvlJc w:val="left"/>
+      <w:pPr>
+        <w:tabs>
+          <w:tab w:val="num" w:pos="2880"/>
+        </w:tabs>
+        <w:ind w:left="2880" w:hanging="360"/>
+      </w:pPr>
+      <w:rPr>
+        <w:rFonts w:ascii="Wingdings" w:hAnsi="Wingdings" w:hint="default"/>
+        <w:sz w:val="20"/>
+      </w:rPr>
+    </w:lvl>
+    <w:lvl w:ilvl="4" w:tentative="1">
+      <w:start w:val="1"/>
+      <w:numFmt w:val="bullet"/>
+      <w:lvlText w:val=""/>
+      <w:lvlJc w:val="left"/>
+      <w:pPr>
+        <w:tabs>
+          <w:tab w:val="num" w:pos="3600"/>
+        </w:tabs>
+        <w:ind w:left="3600" w:hanging="360"/>
+      </w:pPr>
+      <w:rPr>
+        <w:rFonts w:ascii="Wingdings" w:hAnsi="Wingdings" w:hint="default"/>
+        <w:sz w:val="20"/>
+      </w:rPr>
+    </w:lvl>
+    <w:lvl w:ilvl="5" w:tentative="1">
+      <w:start w:val="1"/>
+      <w:numFmt w:val="bullet"/>
+      <w:lvlText w:val=""/>
+      <w:lvlJc w:val="left"/>
+      <w:pPr>
+        <w:tabs>
+          <w:tab w:val="num" w:pos="4320"/>
+        </w:tabs>
+        <w:ind w:left="4320" w:hanging="360"/>
+      </w:pPr>
+      <w:rPr>
+        <w:rFonts w:ascii="Wingdings" w:hAnsi="Wingdings" w:hint="default"/>
+        <w:sz w:val="20"/>
+      </w:rPr>
+    </w:lvl>
+    <w:lvl w:ilvl="6" w:tentative="1">
+      <w:start w:val="1"/>
+      <w:numFmt w:val="bullet"/>
+      <w:lvlText w:val=""/>
+      <w:lvlJc w:val="left"/>
+      <w:pPr>
+        <w:tabs>
+          <w:tab w:val="num" w:pos="5040"/>
+        </w:tabs>
+        <w:ind w:left="5040" w:hanging="360"/>
+      </w:pPr>
+      <w:rPr>
+        <w:rFonts w:ascii="Wingdings" w:hAnsi="Wingdings" w:hint="default"/>
+        <w:sz w:val="20"/>
+      </w:rPr>
+    </w:lvl>
+    <w:lvl w:ilvl="7" w:tentative="1">
+      <w:start w:val="1"/>
+      <w:numFmt w:val="bullet"/>
+      <w:lvlText w:val=""/>
+      <w:lvlJc w:val="left"/>
+      <w:pPr>
+        <w:tabs>
+          <w:tab w:val="num" w:pos="5760"/>
+        </w:tabs>
+        <w:ind w:left="5760" w:hanging="360"/>
+      </w:pPr>
+      <w:rPr>
+        <w:rFonts w:ascii="Wingdings" w:hAnsi="Wingdings" w:hint="default"/>
+        <w:sz w:val="20"/>
+      </w:rPr>
+    </w:lvl>
+    <w:lvl w:ilvl="8" w:tentative="1">
+      <w:start w:val="1"/>
+      <w:numFmt w:val="bullet"/>
+      <w:lvlText w:val=""/>
+      <w:lvlJc w:val="left"/>
+      <w:pPr>
+        <w:tabs>
+          <w:tab w:val="num" w:pos="6480"/>
+        </w:tabs>
+        <w:ind w:left="6480" w:hanging="360"/>
+      </w:pPr>
+      <w:rPr>
+        <w:rFonts w:ascii="Wingdings" w:hAnsi="Wingdings" w:hint="default"/>
+        <w:sz w:val="20"/>
+      </w:rPr>
+    </w:lvl>
+  </w:abstractNum>
+  <w:abstractNum w:abstractNumId="12" w15:restartNumberingAfterBreak="0">
+    <w:nsid w:val="57B053F9"/>
+    <w:multiLevelType w:val="multilevel"/>
+    <w:tmpl w:val="7E666C28"/>
+    <w:lvl w:ilvl="0">
+      <w:start w:val="1"/>
+      <w:numFmt w:val="bullet"/>
+      <w:lvlText w:val=""/>
+      <w:lvlJc w:val="left"/>
+      <w:pPr>
+        <w:tabs>
+          <w:tab w:val="num" w:pos="720"/>
+        </w:tabs>
+        <w:ind w:left="720" w:hanging="360"/>
+      </w:pPr>
+      <w:rPr>
+        <w:rFonts w:ascii="Symbol" w:hAnsi="Symbol" w:hint="default"/>
+        <w:sz w:val="20"/>
+      </w:rPr>
+    </w:lvl>
+    <w:lvl w:ilvl="1" w:tentative="1">
+      <w:start w:val="1"/>
+      <w:numFmt w:val="bullet"/>
+      <w:lvlText w:val="o"/>
+      <w:lvlJc w:val="left"/>
+      <w:pPr>
+        <w:tabs>
+          <w:tab w:val="num" w:pos="1440"/>
+        </w:tabs>
+        <w:ind w:left="1440" w:hanging="360"/>
+      </w:pPr>
+      <w:rPr>
+        <w:rFonts w:ascii="Courier New" w:hAnsi="Courier New" w:hint="default"/>
+        <w:sz w:val="20"/>
+      </w:rPr>
+    </w:lvl>
+    <w:lvl w:ilvl="2" w:tentative="1">
+      <w:start w:val="1"/>
+      <w:numFmt w:val="bullet"/>
+      <w:lvlText w:val=""/>
+      <w:lvlJc w:val="left"/>
+      <w:pPr>
+        <w:tabs>
+          <w:tab w:val="num" w:pos="2160"/>
+        </w:tabs>
+        <w:ind w:left="2160" w:hanging="360"/>
+      </w:pPr>
+      <w:rPr>
+        <w:rFonts w:ascii="Wingdings" w:hAnsi="Wingdings" w:hint="default"/>
+        <w:sz w:val="20"/>
+      </w:rPr>
+    </w:lvl>
+    <w:lvl w:ilvl="3" w:tentative="1">
+      <w:start w:val="1"/>
+      <w:numFmt w:val="bullet"/>
+      <w:lvlText w:val=""/>
+      <w:lvlJc w:val="left"/>
+      <w:pPr>
+        <w:tabs>
+          <w:tab w:val="num" w:pos="2880"/>
+        </w:tabs>
+        <w:ind w:left="2880" w:hanging="360"/>
+      </w:pPr>
+      <w:rPr>
+        <w:rFonts w:ascii="Wingdings" w:hAnsi="Wingdings" w:hint="default"/>
+        <w:sz w:val="20"/>
+      </w:rPr>
+    </w:lvl>
+    <w:lvl w:ilvl="4" w:tentative="1">
+      <w:start w:val="1"/>
+      <w:numFmt w:val="bullet"/>
+      <w:lvlText w:val=""/>
+      <w:lvlJc w:val="left"/>
+      <w:pPr>
+        <w:tabs>
+          <w:tab w:val="num" w:pos="3600"/>
+        </w:tabs>
+        <w:ind w:left="3600" w:hanging="360"/>
+      </w:pPr>
+      <w:rPr>
+        <w:rFonts w:ascii="Wingdings" w:hAnsi="Wingdings" w:hint="default"/>
+        <w:sz w:val="20"/>
+      </w:rPr>
+    </w:lvl>
+    <w:lvl w:ilvl="5" w:tentative="1">
+      <w:start w:val="1"/>
+      <w:numFmt w:val="bullet"/>
+      <w:lvlText w:val=""/>
+      <w:lvlJc w:val="left"/>
+      <w:pPr>
+        <w:tabs>
+          <w:tab w:val="num" w:pos="4320"/>
+        </w:tabs>
+        <w:ind w:left="4320" w:hanging="360"/>
+      </w:pPr>
+      <w:rPr>
+        <w:rFonts w:ascii="Wingdings" w:hAnsi="Wingdings" w:hint="default"/>
+        <w:sz w:val="20"/>
+      </w:rPr>
+    </w:lvl>
+    <w:lvl w:ilvl="6" w:tentative="1">
+      <w:start w:val="1"/>
+      <w:numFmt w:val="bullet"/>
+      <w:lvlText w:val=""/>
+      <w:lvlJc w:val="left"/>
+      <w:pPr>
+        <w:tabs>
+          <w:tab w:val="num" w:pos="5040"/>
+        </w:tabs>
+        <w:ind w:left="5040" w:hanging="360"/>
+      </w:pPr>
+      <w:rPr>
+        <w:rFonts w:ascii="Wingdings" w:hAnsi="Wingdings" w:hint="default"/>
+        <w:sz w:val="20"/>
+      </w:rPr>
+    </w:lvl>
+    <w:lvl w:ilvl="7" w:tentative="1">
+      <w:start w:val="1"/>
+      <w:numFmt w:val="bullet"/>
+      <w:lvlText w:val=""/>
+      <w:lvlJc w:val="left"/>
+      <w:pPr>
+        <w:tabs>
+          <w:tab w:val="num" w:pos="5760"/>
+        </w:tabs>
+        <w:ind w:left="5760" w:hanging="360"/>
+      </w:pPr>
+      <w:rPr>
+        <w:rFonts w:ascii="Wingdings" w:hAnsi="Wingdings" w:hint="default"/>
+        <w:sz w:val="20"/>
+      </w:rPr>
+    </w:lvl>
+    <w:lvl w:ilvl="8" w:tentative="1">
+      <w:start w:val="1"/>
+      <w:numFmt w:val="bullet"/>
+      <w:lvlText w:val=""/>
+      <w:lvlJc w:val="left"/>
+      <w:pPr>
+        <w:tabs>
+          <w:tab w:val="num" w:pos="6480"/>
+        </w:tabs>
+        <w:ind w:left="6480" w:hanging="360"/>
+      </w:pPr>
+      <w:rPr>
+        <w:rFonts w:ascii="Wingdings" w:hAnsi="Wingdings" w:hint="default"/>
+        <w:sz w:val="20"/>
+      </w:rPr>
+    </w:lvl>
+  </w:abstractNum>
+  <w:abstractNum w:abstractNumId="13" w15:restartNumberingAfterBreak="0">
     <w:nsid w:val="5D694811"/>
     <w:multiLevelType w:val="multilevel"/>
     <w:tmpl w:val="D3B097A4"/>
@@ -12057,10 +16791,10 @@
       </w:rPr>
     </w:lvl>
   </w:abstractNum>
-  <w:abstractNum w:abstractNumId="6" w15:restartNumberingAfterBreak="0">
-    <w:nsid w:val="68100654"/>
+  <w:abstractNum w:abstractNumId="14" w15:restartNumberingAfterBreak="0">
+    <w:nsid w:val="612C2619"/>
     <w:multiLevelType w:val="multilevel"/>
-    <w:tmpl w:val="07FCA638"/>
+    <w:tmpl w:val="AAAAD5E6"/>
     <w:lvl w:ilvl="0">
       <w:start w:val="1"/>
       <w:numFmt w:val="bullet"/>
@@ -12206,26 +16940,470 @@
       </w:rPr>
     </w:lvl>
   </w:abstractNum>
+  <w:abstractNum w:abstractNumId="15" w15:restartNumberingAfterBreak="0">
+    <w:nsid w:val="68100654"/>
+    <w:multiLevelType w:val="multilevel"/>
+    <w:tmpl w:val="07FCA638"/>
+    <w:lvl w:ilvl="0">
+      <w:start w:val="1"/>
+      <w:numFmt w:val="bullet"/>
+      <w:lvlText w:val=""/>
+      <w:lvlJc w:val="left"/>
+      <w:pPr>
+        <w:tabs>
+          <w:tab w:val="num" w:pos="720"/>
+        </w:tabs>
+        <w:ind w:left="720" w:hanging="360"/>
+      </w:pPr>
+      <w:rPr>
+        <w:rFonts w:ascii="Symbol" w:hAnsi="Symbol" w:hint="default"/>
+        <w:sz w:val="20"/>
+      </w:rPr>
+    </w:lvl>
+    <w:lvl w:ilvl="1">
+      <w:start w:val="1"/>
+      <w:numFmt w:val="bullet"/>
+      <w:lvlText w:val="o"/>
+      <w:lvlJc w:val="left"/>
+      <w:pPr>
+        <w:tabs>
+          <w:tab w:val="num" w:pos="1440"/>
+        </w:tabs>
+        <w:ind w:left="1440" w:hanging="360"/>
+      </w:pPr>
+      <w:rPr>
+        <w:rFonts w:ascii="Courier New" w:hAnsi="Courier New" w:hint="default"/>
+        <w:sz w:val="20"/>
+      </w:rPr>
+    </w:lvl>
+    <w:lvl w:ilvl="2" w:tentative="1">
+      <w:start w:val="1"/>
+      <w:numFmt w:val="bullet"/>
+      <w:lvlText w:val=""/>
+      <w:lvlJc w:val="left"/>
+      <w:pPr>
+        <w:tabs>
+          <w:tab w:val="num" w:pos="2160"/>
+        </w:tabs>
+        <w:ind w:left="2160" w:hanging="360"/>
+      </w:pPr>
+      <w:rPr>
+        <w:rFonts w:ascii="Wingdings" w:hAnsi="Wingdings" w:hint="default"/>
+        <w:sz w:val="20"/>
+      </w:rPr>
+    </w:lvl>
+    <w:lvl w:ilvl="3" w:tentative="1">
+      <w:start w:val="1"/>
+      <w:numFmt w:val="bullet"/>
+      <w:lvlText w:val=""/>
+      <w:lvlJc w:val="left"/>
+      <w:pPr>
+        <w:tabs>
+          <w:tab w:val="num" w:pos="2880"/>
+        </w:tabs>
+        <w:ind w:left="2880" w:hanging="360"/>
+      </w:pPr>
+      <w:rPr>
+        <w:rFonts w:ascii="Wingdings" w:hAnsi="Wingdings" w:hint="default"/>
+        <w:sz w:val="20"/>
+      </w:rPr>
+    </w:lvl>
+    <w:lvl w:ilvl="4" w:tentative="1">
+      <w:start w:val="1"/>
+      <w:numFmt w:val="bullet"/>
+      <w:lvlText w:val=""/>
+      <w:lvlJc w:val="left"/>
+      <w:pPr>
+        <w:tabs>
+          <w:tab w:val="num" w:pos="3600"/>
+        </w:tabs>
+        <w:ind w:left="3600" w:hanging="360"/>
+      </w:pPr>
+      <w:rPr>
+        <w:rFonts w:ascii="Wingdings" w:hAnsi="Wingdings" w:hint="default"/>
+        <w:sz w:val="20"/>
+      </w:rPr>
+    </w:lvl>
+    <w:lvl w:ilvl="5" w:tentative="1">
+      <w:start w:val="1"/>
+      <w:numFmt w:val="bullet"/>
+      <w:lvlText w:val=""/>
+      <w:lvlJc w:val="left"/>
+      <w:pPr>
+        <w:tabs>
+          <w:tab w:val="num" w:pos="4320"/>
+        </w:tabs>
+        <w:ind w:left="4320" w:hanging="360"/>
+      </w:pPr>
+      <w:rPr>
+        <w:rFonts w:ascii="Wingdings" w:hAnsi="Wingdings" w:hint="default"/>
+        <w:sz w:val="20"/>
+      </w:rPr>
+    </w:lvl>
+    <w:lvl w:ilvl="6" w:tentative="1">
+      <w:start w:val="1"/>
+      <w:numFmt w:val="bullet"/>
+      <w:lvlText w:val=""/>
+      <w:lvlJc w:val="left"/>
+      <w:pPr>
+        <w:tabs>
+          <w:tab w:val="num" w:pos="5040"/>
+        </w:tabs>
+        <w:ind w:left="5040" w:hanging="360"/>
+      </w:pPr>
+      <w:rPr>
+        <w:rFonts w:ascii="Wingdings" w:hAnsi="Wingdings" w:hint="default"/>
+        <w:sz w:val="20"/>
+      </w:rPr>
+    </w:lvl>
+    <w:lvl w:ilvl="7" w:tentative="1">
+      <w:start w:val="1"/>
+      <w:numFmt w:val="bullet"/>
+      <w:lvlText w:val=""/>
+      <w:lvlJc w:val="left"/>
+      <w:pPr>
+        <w:tabs>
+          <w:tab w:val="num" w:pos="5760"/>
+        </w:tabs>
+        <w:ind w:left="5760" w:hanging="360"/>
+      </w:pPr>
+      <w:rPr>
+        <w:rFonts w:ascii="Wingdings" w:hAnsi="Wingdings" w:hint="default"/>
+        <w:sz w:val="20"/>
+      </w:rPr>
+    </w:lvl>
+    <w:lvl w:ilvl="8" w:tentative="1">
+      <w:start w:val="1"/>
+      <w:numFmt w:val="bullet"/>
+      <w:lvlText w:val=""/>
+      <w:lvlJc w:val="left"/>
+      <w:pPr>
+        <w:tabs>
+          <w:tab w:val="num" w:pos="6480"/>
+        </w:tabs>
+        <w:ind w:left="6480" w:hanging="360"/>
+      </w:pPr>
+      <w:rPr>
+        <w:rFonts w:ascii="Wingdings" w:hAnsi="Wingdings" w:hint="default"/>
+        <w:sz w:val="20"/>
+      </w:rPr>
+    </w:lvl>
+  </w:abstractNum>
+  <w:abstractNum w:abstractNumId="16" w15:restartNumberingAfterBreak="0">
+    <w:nsid w:val="745127D2"/>
+    <w:multiLevelType w:val="multilevel"/>
+    <w:tmpl w:val="A16052D8"/>
+    <w:lvl w:ilvl="0">
+      <w:start w:val="1"/>
+      <w:numFmt w:val="bullet"/>
+      <w:lvlText w:val=""/>
+      <w:lvlJc w:val="left"/>
+      <w:pPr>
+        <w:tabs>
+          <w:tab w:val="num" w:pos="720"/>
+        </w:tabs>
+        <w:ind w:left="720" w:hanging="360"/>
+      </w:pPr>
+      <w:rPr>
+        <w:rFonts w:ascii="Symbol" w:hAnsi="Symbol" w:hint="default"/>
+        <w:sz w:val="20"/>
+      </w:rPr>
+    </w:lvl>
+    <w:lvl w:ilvl="1" w:tentative="1">
+      <w:start w:val="1"/>
+      <w:numFmt w:val="bullet"/>
+      <w:lvlText w:val="o"/>
+      <w:lvlJc w:val="left"/>
+      <w:pPr>
+        <w:tabs>
+          <w:tab w:val="num" w:pos="1440"/>
+        </w:tabs>
+        <w:ind w:left="1440" w:hanging="360"/>
+      </w:pPr>
+      <w:rPr>
+        <w:rFonts w:ascii="Courier New" w:hAnsi="Courier New" w:hint="default"/>
+        <w:sz w:val="20"/>
+      </w:rPr>
+    </w:lvl>
+    <w:lvl w:ilvl="2" w:tentative="1">
+      <w:start w:val="1"/>
+      <w:numFmt w:val="bullet"/>
+      <w:lvlText w:val=""/>
+      <w:lvlJc w:val="left"/>
+      <w:pPr>
+        <w:tabs>
+          <w:tab w:val="num" w:pos="2160"/>
+        </w:tabs>
+        <w:ind w:left="2160" w:hanging="360"/>
+      </w:pPr>
+      <w:rPr>
+        <w:rFonts w:ascii="Wingdings" w:hAnsi="Wingdings" w:hint="default"/>
+        <w:sz w:val="20"/>
+      </w:rPr>
+    </w:lvl>
+    <w:lvl w:ilvl="3" w:tentative="1">
+      <w:start w:val="1"/>
+      <w:numFmt w:val="bullet"/>
+      <w:lvlText w:val=""/>
+      <w:lvlJc w:val="left"/>
+      <w:pPr>
+        <w:tabs>
+          <w:tab w:val="num" w:pos="2880"/>
+        </w:tabs>
+        <w:ind w:left="2880" w:hanging="360"/>
+      </w:pPr>
+      <w:rPr>
+        <w:rFonts w:ascii="Wingdings" w:hAnsi="Wingdings" w:hint="default"/>
+        <w:sz w:val="20"/>
+      </w:rPr>
+    </w:lvl>
+    <w:lvl w:ilvl="4" w:tentative="1">
+      <w:start w:val="1"/>
+      <w:numFmt w:val="bullet"/>
+      <w:lvlText w:val=""/>
+      <w:lvlJc w:val="left"/>
+      <w:pPr>
+        <w:tabs>
+          <w:tab w:val="num" w:pos="3600"/>
+        </w:tabs>
+        <w:ind w:left="3600" w:hanging="360"/>
+      </w:pPr>
+      <w:rPr>
+        <w:rFonts w:ascii="Wingdings" w:hAnsi="Wingdings" w:hint="default"/>
+        <w:sz w:val="20"/>
+      </w:rPr>
+    </w:lvl>
+    <w:lvl w:ilvl="5" w:tentative="1">
+      <w:start w:val="1"/>
+      <w:numFmt w:val="bullet"/>
+      <w:lvlText w:val=""/>
+      <w:lvlJc w:val="left"/>
+      <w:pPr>
+        <w:tabs>
+          <w:tab w:val="num" w:pos="4320"/>
+        </w:tabs>
+        <w:ind w:left="4320" w:hanging="360"/>
+      </w:pPr>
+      <w:rPr>
+        <w:rFonts w:ascii="Wingdings" w:hAnsi="Wingdings" w:hint="default"/>
+        <w:sz w:val="20"/>
+      </w:rPr>
+    </w:lvl>
+    <w:lvl w:ilvl="6" w:tentative="1">
+      <w:start w:val="1"/>
+      <w:numFmt w:val="bullet"/>
+      <w:lvlText w:val=""/>
+      <w:lvlJc w:val="left"/>
+      <w:pPr>
+        <w:tabs>
+          <w:tab w:val="num" w:pos="5040"/>
+        </w:tabs>
+        <w:ind w:left="5040" w:hanging="360"/>
+      </w:pPr>
+      <w:rPr>
+        <w:rFonts w:ascii="Wingdings" w:hAnsi="Wingdings" w:hint="default"/>
+        <w:sz w:val="20"/>
+      </w:rPr>
+    </w:lvl>
+    <w:lvl w:ilvl="7" w:tentative="1">
+      <w:start w:val="1"/>
+      <w:numFmt w:val="bullet"/>
+      <w:lvlText w:val=""/>
+      <w:lvlJc w:val="left"/>
+      <w:pPr>
+        <w:tabs>
+          <w:tab w:val="num" w:pos="5760"/>
+        </w:tabs>
+        <w:ind w:left="5760" w:hanging="360"/>
+      </w:pPr>
+      <w:rPr>
+        <w:rFonts w:ascii="Wingdings" w:hAnsi="Wingdings" w:hint="default"/>
+        <w:sz w:val="20"/>
+      </w:rPr>
+    </w:lvl>
+    <w:lvl w:ilvl="8" w:tentative="1">
+      <w:start w:val="1"/>
+      <w:numFmt w:val="bullet"/>
+      <w:lvlText w:val=""/>
+      <w:lvlJc w:val="left"/>
+      <w:pPr>
+        <w:tabs>
+          <w:tab w:val="num" w:pos="6480"/>
+        </w:tabs>
+        <w:ind w:left="6480" w:hanging="360"/>
+      </w:pPr>
+      <w:rPr>
+        <w:rFonts w:ascii="Wingdings" w:hAnsi="Wingdings" w:hint="default"/>
+        <w:sz w:val="20"/>
+      </w:rPr>
+    </w:lvl>
+  </w:abstractNum>
+  <w:abstractNum w:abstractNumId="17" w15:restartNumberingAfterBreak="0">
+    <w:nsid w:val="77584073"/>
+    <w:multiLevelType w:val="hybridMultilevel"/>
+    <w:tmpl w:val="A060F9C2"/>
+    <w:lvl w:ilvl="0" w:tplc="04090001">
+      <w:start w:val="1"/>
+      <w:numFmt w:val="bullet"/>
+      <w:lvlText w:val=""/>
+      <w:lvlJc w:val="left"/>
+      <w:pPr>
+        <w:ind w:left="440" w:hanging="440"/>
+      </w:pPr>
+      <w:rPr>
+        <w:rFonts w:ascii="Wingdings" w:hAnsi="Wingdings" w:hint="default"/>
+      </w:rPr>
+    </w:lvl>
+    <w:lvl w:ilvl="1" w:tplc="04090003" w:tentative="1">
+      <w:start w:val="1"/>
+      <w:numFmt w:val="bullet"/>
+      <w:lvlText w:val=""/>
+      <w:lvlJc w:val="left"/>
+      <w:pPr>
+        <w:ind w:left="880" w:hanging="440"/>
+      </w:pPr>
+      <w:rPr>
+        <w:rFonts w:ascii="Wingdings" w:hAnsi="Wingdings" w:hint="default"/>
+      </w:rPr>
+    </w:lvl>
+    <w:lvl w:ilvl="2" w:tplc="04090005" w:tentative="1">
+      <w:start w:val="1"/>
+      <w:numFmt w:val="bullet"/>
+      <w:lvlText w:val=""/>
+      <w:lvlJc w:val="left"/>
+      <w:pPr>
+        <w:ind w:left="1320" w:hanging="440"/>
+      </w:pPr>
+      <w:rPr>
+        <w:rFonts w:ascii="Wingdings" w:hAnsi="Wingdings" w:hint="default"/>
+      </w:rPr>
+    </w:lvl>
+    <w:lvl w:ilvl="3" w:tplc="04090001" w:tentative="1">
+      <w:start w:val="1"/>
+      <w:numFmt w:val="bullet"/>
+      <w:lvlText w:val=""/>
+      <w:lvlJc w:val="left"/>
+      <w:pPr>
+        <w:ind w:left="1760" w:hanging="440"/>
+      </w:pPr>
+      <w:rPr>
+        <w:rFonts w:ascii="Wingdings" w:hAnsi="Wingdings" w:hint="default"/>
+      </w:rPr>
+    </w:lvl>
+    <w:lvl w:ilvl="4" w:tplc="04090003" w:tentative="1">
+      <w:start w:val="1"/>
+      <w:numFmt w:val="bullet"/>
+      <w:lvlText w:val=""/>
+      <w:lvlJc w:val="left"/>
+      <w:pPr>
+        <w:ind w:left="2200" w:hanging="440"/>
+      </w:pPr>
+      <w:rPr>
+        <w:rFonts w:ascii="Wingdings" w:hAnsi="Wingdings" w:hint="default"/>
+      </w:rPr>
+    </w:lvl>
+    <w:lvl w:ilvl="5" w:tplc="04090005" w:tentative="1">
+      <w:start w:val="1"/>
+      <w:numFmt w:val="bullet"/>
+      <w:lvlText w:val=""/>
+      <w:lvlJc w:val="left"/>
+      <w:pPr>
+        <w:ind w:left="2640" w:hanging="440"/>
+      </w:pPr>
+      <w:rPr>
+        <w:rFonts w:ascii="Wingdings" w:hAnsi="Wingdings" w:hint="default"/>
+      </w:rPr>
+    </w:lvl>
+    <w:lvl w:ilvl="6" w:tplc="04090001" w:tentative="1">
+      <w:start w:val="1"/>
+      <w:numFmt w:val="bullet"/>
+      <w:lvlText w:val=""/>
+      <w:lvlJc w:val="left"/>
+      <w:pPr>
+        <w:ind w:left="3080" w:hanging="440"/>
+      </w:pPr>
+      <w:rPr>
+        <w:rFonts w:ascii="Wingdings" w:hAnsi="Wingdings" w:hint="default"/>
+      </w:rPr>
+    </w:lvl>
+    <w:lvl w:ilvl="7" w:tplc="04090003" w:tentative="1">
+      <w:start w:val="1"/>
+      <w:numFmt w:val="bullet"/>
+      <w:lvlText w:val=""/>
+      <w:lvlJc w:val="left"/>
+      <w:pPr>
+        <w:ind w:left="3520" w:hanging="440"/>
+      </w:pPr>
+      <w:rPr>
+        <w:rFonts w:ascii="Wingdings" w:hAnsi="Wingdings" w:hint="default"/>
+      </w:rPr>
+    </w:lvl>
+    <w:lvl w:ilvl="8" w:tplc="04090005" w:tentative="1">
+      <w:start w:val="1"/>
+      <w:numFmt w:val="bullet"/>
+      <w:lvlText w:val=""/>
+      <w:lvlJc w:val="left"/>
+      <w:pPr>
+        <w:ind w:left="3960" w:hanging="440"/>
+      </w:pPr>
+      <w:rPr>
+        <w:rFonts w:ascii="Wingdings" w:hAnsi="Wingdings" w:hint="default"/>
+      </w:rPr>
+    </w:lvl>
+  </w:abstractNum>
   <w:num w:numId="1" w16cid:durableId="209346741">
+    <w:abstractNumId w:val="8"/>
+  </w:num>
+  <w:num w:numId="2" w16cid:durableId="816802955">
+    <w:abstractNumId w:val="15"/>
+  </w:num>
+  <w:num w:numId="3" w16cid:durableId="1392733486">
     <w:abstractNumId w:val="3"/>
   </w:num>
-  <w:num w:numId="2" w16cid:durableId="816802955">
+  <w:num w:numId="4" w16cid:durableId="1904102632">
+    <w:abstractNumId w:val="10"/>
+  </w:num>
+  <w:num w:numId="5" w16cid:durableId="2076126733">
+    <w:abstractNumId w:val="7"/>
+  </w:num>
+  <w:num w:numId="6" w16cid:durableId="257521510">
     <w:abstractNumId w:val="6"/>
   </w:num>
-  <w:num w:numId="3" w16cid:durableId="1392733486">
+  <w:num w:numId="7" w16cid:durableId="49697125">
+    <w:abstractNumId w:val="13"/>
+  </w:num>
+  <w:num w:numId="8" w16cid:durableId="1533036804">
+    <w:abstractNumId w:val="9"/>
+  </w:num>
+  <w:num w:numId="9" w16cid:durableId="1904871083">
+    <w:abstractNumId w:val="11"/>
+  </w:num>
+  <w:num w:numId="10" w16cid:durableId="1593583020">
+    <w:abstractNumId w:val="16"/>
+  </w:num>
+  <w:num w:numId="11" w16cid:durableId="800151461">
+    <w:abstractNumId w:val="1"/>
+  </w:num>
+  <w:num w:numId="12" w16cid:durableId="614944099">
+    <w:abstractNumId w:val="2"/>
+  </w:num>
+  <w:num w:numId="13" w16cid:durableId="575894625">
+    <w:abstractNumId w:val="4"/>
+  </w:num>
+  <w:num w:numId="14" w16cid:durableId="644773617">
     <w:abstractNumId w:val="0"/>
   </w:num>
-  <w:num w:numId="4" w16cid:durableId="1904102632">
-    <w:abstractNumId w:val="4"/>
+  <w:num w:numId="15" w16cid:durableId="1747991653">
+    <w:abstractNumId w:val="12"/>
   </w:num>
-  <w:num w:numId="5" w16cid:durableId="2076126733">
-    <w:abstractNumId w:val="2"/>
+  <w:num w:numId="16" w16cid:durableId="763648440">
+    <w:abstractNumId w:val="14"/>
   </w:num>
-  <w:num w:numId="6" w16cid:durableId="257521510">
-    <w:abstractNumId w:val="1"/>
+  <w:num w:numId="17" w16cid:durableId="1616055584">
+    <w:abstractNumId w:val="5"/>
   </w:num>
-  <w:num w:numId="7" w16cid:durableId="49697125">
-    <w:abstractNumId w:val="5"/>
+  <w:num w:numId="18" w16cid:durableId="1590192281">
+    <w:abstractNumId w:val="17"/>
   </w:num>
 </w:numbering>
 </file>
@@ -12833,7 +18011,6 @@
   <w:style w:type="character" w:default="1" w:styleId="a0">
     <w:name w:val="Default Paragraph Font"/>
     <w:uiPriority w:val="1"/>
-    <w:semiHidden/>
     <w:unhideWhenUsed/>
   </w:style>
   <w:style w:type="table" w:default="1" w:styleId="a1">

--- a/lesson.docx
+++ b/lesson.docx
@@ -1934,6 +1934,12 @@
                 <w:rFonts w:hint="eastAsia"/>
               </w:rPr>
             </w:pPr>
+            <w:r>
+              <w:rPr>
+                <w:rFonts w:hint="eastAsia"/>
+              </w:rPr>
+              <w:t>1018</w:t>
+            </w:r>
           </w:p>
         </w:tc>
       </w:tr>
@@ -14589,8 +14595,19 @@
         <w:t>：其他语言（如C/C++）没有字节码概念，直接编译为机器码；字节码的存在是为了降低从源码到可执行状态的转换开销</w:t>
       </w:r>
     </w:p>
-    <w:p/>
-    <w:p>
+    <w:p>
+      <w:pPr>
+        <w:rPr>
+          <w:rFonts w:hint="eastAsia"/>
+        </w:rPr>
+      </w:pPr>
+    </w:p>
+    <w:p>
+      <w:pPr>
+        <w:rPr>
+          <w:rFonts w:hint="eastAsia"/>
+        </w:rPr>
+      </w:pPr>
       <w:r>
         <w:rPr>
           <w:rFonts w:hint="eastAsia"/>
@@ -14599,6 +14616,11 @@
       </w:r>
     </w:p>
     <w:p>
+      <w:pPr>
+        <w:rPr>
+          <w:rFonts w:hint="eastAsia"/>
+        </w:rPr>
+      </w:pPr>
       <w:r>
         <w:rPr>
           <w:rFonts w:hint="eastAsia"/>
@@ -14620,6 +14642,11 @@
       </w:r>
     </w:p>
     <w:p>
+      <w:pPr>
+        <w:rPr>
+          <w:rFonts w:hint="eastAsia"/>
+        </w:rPr>
+      </w:pPr>
       <w:r>
         <w:rPr>
           <w:rFonts w:hint="eastAsia"/>
@@ -14655,13 +14682,7 @@
         <w:rPr>
           <w:rFonts w:hint="eastAsia"/>
         </w:rPr>
-        <w:t>（</w:t>
-      </w:r>
-      <w:r>
-        <w:rPr>
-          <w:rFonts w:hint="eastAsia"/>
-        </w:rPr>
-        <w:t>在文件开头输入</w:t>
+        <w:t>（在文件开头输入</w:t>
       </w:r>
       <w:r>
         <w:t>export {}</w:t>
@@ -14670,18 +14691,15 @@
         <w:rPr>
           <w:rFonts w:hint="eastAsia"/>
         </w:rPr>
-        <w:t>可以将文件模块化</w:t>
-      </w:r>
-      <w:r>
-        <w:rPr>
-          <w:rFonts w:hint="eastAsia"/>
-        </w:rPr>
-        <w:t>）</w:t>
+        <w:t>可以将文件模块化）</w:t>
       </w:r>
     </w:p>
     <w:p>
       <w:pPr>
         <w:ind w:leftChars="100" w:left="210"/>
+        <w:rPr>
+          <w:rFonts w:hint="eastAsia"/>
+        </w:rPr>
       </w:pPr>
       <w:r>
         <w:rPr>
@@ -14705,6 +14723,11 @@
       </w:r>
     </w:p>
     <w:p>
+      <w:pPr>
+        <w:rPr>
+          <w:rFonts w:hint="eastAsia"/>
+        </w:rPr>
+      </w:pPr>
       <w:r>
         <w:rPr>
           <w:rFonts w:hint="eastAsia"/>
@@ -14731,7 +14754,13 @@
         <w:t>，是基于原型链的语言</w:t>
       </w:r>
     </w:p>
-    <w:p/>
+    <w:p>
+      <w:pPr>
+        <w:rPr>
+          <w:rFonts w:hint="eastAsia"/>
+        </w:rPr>
+      </w:pPr>
+    </w:p>
     <w:p>
       <w:pPr>
         <w:rPr>
@@ -18011,6 +18040,7 @@
   <w:style w:type="character" w:default="1" w:styleId="a0">
     <w:name w:val="Default Paragraph Font"/>
     <w:uiPriority w:val="1"/>
+    <w:semiHidden/>
     <w:unhideWhenUsed/>
   </w:style>
   <w:style w:type="table" w:default="1" w:styleId="a1">

--- a/lesson.docx
+++ b/lesson.docx
@@ -2195,6 +2195,7 @@
         <w:t>}</w:t>
       </w:r>
     </w:p>
+    <w:p/>
     <w:p>
       <w:pPr>
         <w:rPr>
@@ -2347,7 +2348,11 @@
         <w:t>CSS 变量概念</w:t>
       </w:r>
       <w:r>
-        <w:t>：类似 LESS 和 Sass，可自定义属性，使网站风格更统一，有全局和局部作用域。</w:t>
+        <w:t>：类似 LESS 和 Sass，可自定义属性，使网站风格更统一，有全局和</w:t>
+      </w:r>
+      <w:r>
+        <w:lastRenderedPageBreak/>
+        <w:t>局部作用域。</w:t>
       </w:r>
     </w:p>
     <w:p>
@@ -2365,7 +2370,6 @@
           <w:b/>
           <w:bCs/>
         </w:rPr>
-        <w:lastRenderedPageBreak/>
         <w:t>CSS 变量定义</w:t>
       </w:r>
       <w:r>
@@ -2904,14 +2908,11 @@
           <w:b/>
           <w:bCs/>
         </w:rPr>
+        <w:lastRenderedPageBreak/>
         <w:t>作用域</w:t>
       </w:r>
       <w:r>
-        <w:t>：变量放在 HTML 里是全局变量，放在特定选择器如 div.card 中是</w:t>
-      </w:r>
-      <w:r>
-        <w:lastRenderedPageBreak/>
-        <w:t>局部变量，遵循就近原则，:root 是伪类，优先级比 HTML 高。</w:t>
+        <w:t>：变量放在 HTML 里是全局变量，放在特定选择器如 div.card 中是局部变量，遵循就近原则，:root 是伪类，优先级比 HTML 高。</w:t>
       </w:r>
     </w:p>
     <w:p>
@@ -3524,11 +3525,8 @@
         </w:rPr>
       </w:pPr>
       <w:r>
-        <w:t>局限性：它没有数组的高阶方法，如 map(), filter(), reduce(), forEach() (注：现代浏</w:t>
-      </w:r>
-      <w:r>
         <w:lastRenderedPageBreak/>
-        <w:t>览器已支持 forEach，但 map/filter 仍不支持)。</w:t>
+        <w:t>局限性：它没有数组的高阶方法，如 map(), filter(), reduce(), forEach() (注：现代浏览器已支持 forEach，但 map/filter 仍不支持)。</w:t>
       </w:r>
     </w:p>
     <w:p>

--- a/lesson.docx
+++ b/lesson.docx
@@ -2026,6 +2026,12 @@
                 <w:rFonts w:hint="eastAsia"/>
               </w:rPr>
             </w:pPr>
+            <w:r>
+              <w:rPr>
+                <w:rFonts w:hint="eastAsia"/>
+              </w:rPr>
+              <w:t>1025</w:t>
+            </w:r>
           </w:p>
         </w:tc>
       </w:tr>
@@ -2195,7 +2201,13 @@
         <w:t>}</w:t>
       </w:r>
     </w:p>
-    <w:p/>
+    <w:p>
+      <w:pPr>
+        <w:rPr>
+          <w:rFonts w:hint="eastAsia"/>
+        </w:rPr>
+      </w:pPr>
+    </w:p>
     <w:p>
       <w:pPr>
         <w:rPr>
@@ -2478,7 +2490,15 @@
         <w:t>具体代码</w:t>
       </w:r>
       <w:r>
-        <w:t>：用document.documentElement表示 HTML 根节点，使用toggle()方法添加或移除类。</w:t>
+        <w:t>：用</w:t>
+      </w:r>
+      <w:proofErr w:type="spellStart"/>
+      <w:r>
+        <w:t>document.documentElement</w:t>
+      </w:r>
+      <w:proofErr w:type="spellEnd"/>
+      <w:r>
+        <w:t>表示 HTML 根节点，使用toggle()方法添加或移除类。</w:t>
       </w:r>
     </w:p>
     <w:p>
@@ -2608,8 +2628,16 @@
         <w:rPr>
           <w:rFonts w:hint="eastAsia"/>
         </w:rPr>
-        <w:t xml:space="preserve"> vite</w:t>
-      </w:r>
+        <w:t xml:space="preserve"> </w:t>
+      </w:r>
+      <w:proofErr w:type="spellStart"/>
+      <w:r>
+        <w:rPr>
+          <w:rFonts w:hint="eastAsia"/>
+        </w:rPr>
+        <w:t>vite</w:t>
+      </w:r>
+      <w:proofErr w:type="spellEnd"/>
       <w:r>
         <w:rPr>
           <w:rFonts w:hint="eastAsia"/>
@@ -2640,7 +2668,21 @@
         <w:rPr>
           <w:rFonts w:hint="eastAsia"/>
         </w:rPr>
-        <w:t>.baseStyle{</w:t>
+        <w:t>.</w:t>
+      </w:r>
+      <w:proofErr w:type="spellStart"/>
+      <w:r>
+        <w:rPr>
+          <w:rFonts w:hint="eastAsia"/>
+        </w:rPr>
+        <w:t>baseStyle</w:t>
+      </w:r>
+      <w:proofErr w:type="spellEnd"/>
+      <w:r>
+        <w:rPr>
+          <w:rFonts w:hint="eastAsia"/>
+        </w:rPr>
+        <w:t>{</w:t>
       </w:r>
     </w:p>
     <w:p>
@@ -2692,34 +2734,70 @@
         <w:rPr>
           <w:rFonts w:hint="eastAsia"/>
         </w:rPr>
-        <w:t>.primaryButton{</w:t>
-      </w:r>
-    </w:p>
-    <w:p>
-      <w:pPr>
-        <w:rPr>
-          <w:rFonts w:hint="eastAsia"/>
-        </w:rPr>
-      </w:pPr>
-      <w:r>
-        <w:rPr>
-          <w:rFonts w:hint="eastAsia"/>
-        </w:rPr>
-        <w:t xml:space="preserve">    composes: baseStyle baseStyle1 baseStyle2</w:t>
-      </w:r>
-    </w:p>
-    <w:p>
-      <w:pPr>
-        <w:rPr>
-          <w:rFonts w:hint="eastAsia"/>
-        </w:rPr>
-      </w:pPr>
-      <w:r>
-        <w:rPr>
-          <w:rFonts w:hint="eastAsia"/>
-        </w:rPr>
-        <w:t xml:space="preserve">    color:XXX</w:t>
-      </w:r>
+        <w:t>.</w:t>
+      </w:r>
+      <w:proofErr w:type="spellStart"/>
+      <w:r>
+        <w:rPr>
+          <w:rFonts w:hint="eastAsia"/>
+        </w:rPr>
+        <w:t>primaryButton</w:t>
+      </w:r>
+      <w:proofErr w:type="spellEnd"/>
+      <w:r>
+        <w:rPr>
+          <w:rFonts w:hint="eastAsia"/>
+        </w:rPr>
+        <w:t>{</w:t>
+      </w:r>
+    </w:p>
+    <w:p>
+      <w:pPr>
+        <w:rPr>
+          <w:rFonts w:hint="eastAsia"/>
+        </w:rPr>
+      </w:pPr>
+      <w:r>
+        <w:rPr>
+          <w:rFonts w:hint="eastAsia"/>
+        </w:rPr>
+        <w:t xml:space="preserve">    composes: </w:t>
+      </w:r>
+      <w:proofErr w:type="spellStart"/>
+      <w:r>
+        <w:rPr>
+          <w:rFonts w:hint="eastAsia"/>
+        </w:rPr>
+        <w:t>baseStyle</w:t>
+      </w:r>
+      <w:proofErr w:type="spellEnd"/>
+      <w:r>
+        <w:rPr>
+          <w:rFonts w:hint="eastAsia"/>
+        </w:rPr>
+        <w:t xml:space="preserve"> baseStyle1 baseStyle2</w:t>
+      </w:r>
+    </w:p>
+    <w:p>
+      <w:pPr>
+        <w:rPr>
+          <w:rFonts w:hint="eastAsia"/>
+        </w:rPr>
+      </w:pPr>
+      <w:r>
+        <w:rPr>
+          <w:rFonts w:hint="eastAsia"/>
+        </w:rPr>
+        <w:t xml:space="preserve">    </w:t>
+      </w:r>
+      <w:proofErr w:type="spellStart"/>
+      <w:r>
+        <w:rPr>
+          <w:rFonts w:hint="eastAsia"/>
+        </w:rPr>
+        <w:t>color:XXX</w:t>
+      </w:r>
+      <w:proofErr w:type="spellEnd"/>
     </w:p>
     <w:p>
       <w:pPr>
@@ -2783,7 +2861,35 @@
         <w:rPr>
           <w:rFonts w:hint="eastAsia"/>
         </w:rPr>
-        <w:t>作业：Classlist的返回，伪数组，使用Array.from转换</w:t>
+        <w:t>作业：</w:t>
+      </w:r>
+      <w:proofErr w:type="spellStart"/>
+      <w:r>
+        <w:rPr>
+          <w:rFonts w:hint="eastAsia"/>
+        </w:rPr>
+        <w:t>Classlist</w:t>
+      </w:r>
+      <w:proofErr w:type="spellEnd"/>
+      <w:r>
+        <w:rPr>
+          <w:rFonts w:hint="eastAsia"/>
+        </w:rPr>
+        <w:t>的返回，伪数组，使用</w:t>
+      </w:r>
+      <w:proofErr w:type="spellStart"/>
+      <w:r>
+        <w:rPr>
+          <w:rFonts w:hint="eastAsia"/>
+        </w:rPr>
+        <w:t>Array.from</w:t>
+      </w:r>
+      <w:proofErr w:type="spellEnd"/>
+      <w:r>
+        <w:rPr>
+          <w:rFonts w:hint="eastAsia"/>
+        </w:rPr>
+        <w:t>转换</w:t>
       </w:r>
     </w:p>
     <w:p>
@@ -2848,7 +2954,15 @@
         <w:t>复习与作业</w:t>
       </w:r>
       <w:r>
-        <w:t>：回顾上节课 SNS 主题页切换相关内容，本次课后作业为研究 classList，包括其返回值、转换数组方法及常用操作。</w:t>
+        <w:t xml:space="preserve">：回顾上节课 SNS 主题页切换相关内容，本次课后作业为研究 </w:t>
+      </w:r>
+      <w:proofErr w:type="spellStart"/>
+      <w:r>
+        <w:t>classList</w:t>
+      </w:r>
+      <w:proofErr w:type="spellEnd"/>
+      <w:r>
+        <w:t>，包括其返回值、转换数组方法及常用操作。</w:t>
       </w:r>
     </w:p>
     <w:p>
@@ -2912,7 +3026,15 @@
         <w:t>作用域</w:t>
       </w:r>
       <w:r>
-        <w:t>：变量放在 HTML 里是全局变量，放在特定选择器如 div.card 中是局部变量，遵循就近原则，:root 是伪类，优先级比 HTML 高。</w:t>
+        <w:t xml:space="preserve">：变量放在 HTML 里是全局变量，放在特定选择器如 </w:t>
+      </w:r>
+      <w:proofErr w:type="spellStart"/>
+      <w:r>
+        <w:t>div.card</w:t>
+      </w:r>
+      <w:proofErr w:type="spellEnd"/>
+      <w:r>
+        <w:t xml:space="preserve"> 中是局部变量，遵循就近原则，:root 是伪类，优先级比 HTML 高。</w:t>
       </w:r>
     </w:p>
     <w:p>
@@ -3269,7 +3391,15 @@
         <w:t>存储</w:t>
       </w:r>
       <w:r>
-        <w:t>：写在独立的.css 文件，或 style 标签里，浏览器通过 CSS 解析器读取。</w:t>
+        <w:t>：写在独立的.</w:t>
+      </w:r>
+      <w:proofErr w:type="spellStart"/>
+      <w:r>
+        <w:t>css</w:t>
+      </w:r>
+      <w:proofErr w:type="spellEnd"/>
+      <w:r>
+        <w:t xml:space="preserve"> 文件，或 style 标签里，浏览器通过 CSS 解析器读取。</w:t>
       </w:r>
     </w:p>
     <w:p>
@@ -3397,17 +3527,50 @@
           <w:b/>
           <w:bCs/>
         </w:rPr>
-        <w:t>1. classList 的返回值：DOMTokenList</w:t>
-      </w:r>
-    </w:p>
-    <w:p>
-      <w:pPr>
-        <w:rPr>
-          <w:rFonts w:hint="eastAsia"/>
-        </w:rPr>
-      </w:pPr>
-      <w:r>
-        <w:t>当你访问一个元素的 element.classList 时，返回的</w:t>
+        <w:t xml:space="preserve">1. </w:t>
+      </w:r>
+      <w:proofErr w:type="spellStart"/>
+      <w:r>
+        <w:rPr>
+          <w:b/>
+          <w:bCs/>
+        </w:rPr>
+        <w:t>classList</w:t>
+      </w:r>
+      <w:proofErr w:type="spellEnd"/>
+      <w:r>
+        <w:rPr>
+          <w:b/>
+          <w:bCs/>
+        </w:rPr>
+        <w:t xml:space="preserve"> 的返回值：</w:t>
+      </w:r>
+      <w:proofErr w:type="spellStart"/>
+      <w:r>
+        <w:rPr>
+          <w:b/>
+          <w:bCs/>
+        </w:rPr>
+        <w:t>DOMTokenList</w:t>
+      </w:r>
+      <w:proofErr w:type="spellEnd"/>
+    </w:p>
+    <w:p>
+      <w:pPr>
+        <w:rPr>
+          <w:rFonts w:hint="eastAsia"/>
+        </w:rPr>
+      </w:pPr>
+      <w:r>
+        <w:t>当你访问一个元素的 </w:t>
+      </w:r>
+      <w:proofErr w:type="spellStart"/>
+      <w:r>
+        <w:t>element.classList</w:t>
+      </w:r>
+      <w:proofErr w:type="spellEnd"/>
+      <w:r>
+        <w:t> 时，返回的</w:t>
       </w:r>
       <w:r>
         <w:rPr>
@@ -3419,6 +3582,7 @@
       <w:r>
         <w:t>普通的 JavaScript 数组，而是一个 </w:t>
       </w:r>
+      <w:proofErr w:type="spellStart"/>
       <w:r>
         <w:rPr>
           <w:b/>
@@ -3426,6 +3590,7 @@
         </w:rPr>
         <w:t>DOMTokenList</w:t>
       </w:r>
+      <w:proofErr w:type="spellEnd"/>
       <w:r>
         <w:t> 对象。</w:t>
       </w:r>
@@ -3469,7 +3634,23 @@
         </w:rPr>
       </w:pPr>
       <w:r>
-        <w:t>add(className) / remove(className)</w:t>
+        <w:t>add(</w:t>
+      </w:r>
+      <w:proofErr w:type="spellStart"/>
+      <w:r>
+        <w:t>className</w:t>
+      </w:r>
+      <w:proofErr w:type="spellEnd"/>
+      <w:r>
+        <w:t>) / remove(</w:t>
+      </w:r>
+      <w:proofErr w:type="spellStart"/>
+      <w:r>
+        <w:t>className</w:t>
+      </w:r>
+      <w:proofErr w:type="spellEnd"/>
+      <w:r>
+        <w:t>)</w:t>
       </w:r>
     </w:p>
     <w:p>
@@ -3483,7 +3664,15 @@
         </w:rPr>
       </w:pPr>
       <w:r>
-        <w:t>toggle(className)</w:t>
+        <w:t>toggle(</w:t>
+      </w:r>
+      <w:proofErr w:type="spellStart"/>
+      <w:r>
+        <w:t>className</w:t>
+      </w:r>
+      <w:proofErr w:type="spellEnd"/>
+      <w:r>
+        <w:t>)</w:t>
       </w:r>
     </w:p>
     <w:p>
@@ -3497,7 +3686,15 @@
         </w:rPr>
       </w:pPr>
       <w:r>
-        <w:t>contains(className)</w:t>
+        <w:t>contains(</w:t>
+      </w:r>
+      <w:proofErr w:type="spellStart"/>
+      <w:r>
+        <w:t>className</w:t>
+      </w:r>
+      <w:proofErr w:type="spellEnd"/>
+      <w:r>
+        <w:t>)</w:t>
       </w:r>
     </w:p>
     <w:p>
@@ -3526,18 +3723,36 @@
       </w:pPr>
       <w:r>
         <w:lastRenderedPageBreak/>
-        <w:t>局限性：它没有数组的高阶方法，如 map(), filter(), reduce(), forEach() (注：现代浏览器已支持 forEach，但 map/filter 仍不支持)。</w:t>
-      </w:r>
-    </w:p>
-    <w:p>
-      <w:pPr>
-        <w:rPr>
-          <w:rFonts w:hint="eastAsia"/>
-        </w:rPr>
-      </w:pPr>
+        <w:t>局限性：它没有数组的高阶方法，如 map(), filter(), reduce(), </w:t>
+      </w:r>
+      <w:proofErr w:type="spellStart"/>
+      <w:r>
+        <w:t>forEach</w:t>
+      </w:r>
+      <w:proofErr w:type="spellEnd"/>
+      <w:r>
+        <w:t xml:space="preserve">() (注：现代浏览器已支持 </w:t>
+      </w:r>
+      <w:proofErr w:type="spellStart"/>
+      <w:r>
+        <w:t>forEach</w:t>
+      </w:r>
+      <w:proofErr w:type="spellEnd"/>
+      <w:r>
+        <w:t>，但 map/filter 仍不支持)。</w:t>
+      </w:r>
+    </w:p>
+    <w:p>
+      <w:pPr>
+        <w:rPr>
+          <w:rFonts w:hint="eastAsia"/>
+        </w:rPr>
+      </w:pPr>
+      <w:proofErr w:type="spellStart"/>
       <w:r>
         <w:t>javascript</w:t>
       </w:r>
+      <w:proofErr w:type="spellEnd"/>
     </w:p>
     <w:p>
       <w:pPr>
@@ -3556,17 +3771,33 @@
         </w:rPr>
       </w:pPr>
       <w:r>
-        <w:t>const el = document.querySelector('.box');</w:t>
-      </w:r>
-    </w:p>
-    <w:p>
-      <w:pPr>
-        <w:rPr>
-          <w:rFonts w:hint="eastAsia"/>
-        </w:rPr>
-      </w:pPr>
-      <w:r>
-        <w:t xml:space="preserve">console.log(el.classList); </w:t>
+        <w:t xml:space="preserve">const el = </w:t>
+      </w:r>
+      <w:proofErr w:type="spellStart"/>
+      <w:r>
+        <w:t>document.querySelector</w:t>
+      </w:r>
+      <w:proofErr w:type="spellEnd"/>
+      <w:r>
+        <w:t>('.box');</w:t>
+      </w:r>
+    </w:p>
+    <w:p>
+      <w:pPr>
+        <w:rPr>
+          <w:rFonts w:hint="eastAsia"/>
+        </w:rPr>
+      </w:pPr>
+      <w:r>
+        <w:t>console.log(</w:t>
+      </w:r>
+      <w:proofErr w:type="spellStart"/>
+      <w:r>
+        <w:t>el.classList</w:t>
+      </w:r>
+      <w:proofErr w:type="spellEnd"/>
+      <w:r>
+        <w:t xml:space="preserve">); </w:t>
       </w:r>
     </w:p>
     <w:p>
@@ -3580,7 +3811,23 @@
           <w:i/>
           <w:iCs/>
         </w:rPr>
-        <w:t>// 输出: DOMTokenList ["active", "visible", length: 2, value: "active visible"]</w:t>
+        <w:t xml:space="preserve">// 输出: </w:t>
+      </w:r>
+      <w:proofErr w:type="spellStart"/>
+      <w:r>
+        <w:rPr>
+          <w:i/>
+          <w:iCs/>
+        </w:rPr>
+        <w:t>DOMTokenList</w:t>
+      </w:r>
+      <w:proofErr w:type="spellEnd"/>
+      <w:r>
+        <w:rPr>
+          <w:i/>
+          <w:iCs/>
+        </w:rPr>
+        <w:t xml:space="preserve"> ["active", "visible", length: 2, value: "active visible"]</w:t>
       </w:r>
     </w:p>
     <w:p>
@@ -3625,7 +3872,23 @@
           <w:b/>
           <w:bCs/>
         </w:rPr>
-        <w:t>拥有数字索引和 length 属性，但没有继承自 Array.prototype 方法的对象</w:t>
+        <w:t>拥有数字索引和 length 属性，但没有继承自 </w:t>
+      </w:r>
+      <w:proofErr w:type="spellStart"/>
+      <w:r>
+        <w:rPr>
+          <w:b/>
+          <w:bCs/>
+        </w:rPr>
+        <w:t>Array.prototype</w:t>
+      </w:r>
+      <w:proofErr w:type="spellEnd"/>
+      <w:r>
+        <w:rPr>
+          <w:b/>
+          <w:bCs/>
+        </w:rPr>
+        <w:t> 方法的对象</w:t>
       </w:r>
       <w:r>
         <w:t>。</w:t>
@@ -3657,8 +3920,21 @@
           <w:rFonts w:hint="eastAsia"/>
         </w:rPr>
       </w:pPr>
-      <w:r>
-        <w:t>DOMTokenList (classList)</w:t>
+      <w:proofErr w:type="spellStart"/>
+      <w:r>
+        <w:t>DOMTokenList</w:t>
+      </w:r>
+      <w:proofErr w:type="spellEnd"/>
+      <w:r>
+        <w:t> (</w:t>
+      </w:r>
+      <w:proofErr w:type="spellStart"/>
+      <w:r>
+        <w:t>classList</w:t>
+      </w:r>
+      <w:proofErr w:type="spellEnd"/>
+      <w:r>
+        <w:t>)</w:t>
       </w:r>
     </w:p>
     <w:p>
@@ -3671,8 +3947,21 @@
           <w:rFonts w:hint="eastAsia"/>
         </w:rPr>
       </w:pPr>
-      <w:r>
-        <w:t>NodeList (document.querySelectorAll() 的返回值)</w:t>
+      <w:proofErr w:type="spellStart"/>
+      <w:r>
+        <w:t>NodeList</w:t>
+      </w:r>
+      <w:proofErr w:type="spellEnd"/>
+      <w:r>
+        <w:t> (</w:t>
+      </w:r>
+      <w:proofErr w:type="spellStart"/>
+      <w:r>
+        <w:t>document.querySelectorAll</w:t>
+      </w:r>
+      <w:proofErr w:type="spellEnd"/>
+      <w:r>
+        <w:t>() 的返回值)</w:t>
       </w:r>
     </w:p>
     <w:p>
@@ -3685,8 +3974,21 @@
           <w:rFonts w:hint="eastAsia"/>
         </w:rPr>
       </w:pPr>
-      <w:r>
-        <w:t>HTMLCollection (document.getElementsByClassName() 的返回值)</w:t>
+      <w:proofErr w:type="spellStart"/>
+      <w:r>
+        <w:t>HTMLCollection</w:t>
+      </w:r>
+      <w:proofErr w:type="spellEnd"/>
+      <w:r>
+        <w:t> (</w:t>
+      </w:r>
+      <w:proofErr w:type="spellStart"/>
+      <w:r>
+        <w:t>document.getElementsByClassName</w:t>
+      </w:r>
+      <w:proofErr w:type="spellEnd"/>
+      <w:r>
+        <w:t>() 的返回值)</w:t>
       </w:r>
     </w:p>
     <w:p>
@@ -3754,17 +4056,38 @@
           <w:b/>
           <w:bCs/>
         </w:rPr>
-        <w:t>3. 使用 Array.from() 进行转换</w:t>
-      </w:r>
-    </w:p>
-    <w:p>
-      <w:pPr>
-        <w:rPr>
-          <w:rFonts w:hint="eastAsia"/>
-        </w:rPr>
-      </w:pPr>
-      <w:r>
-        <w:t>Array.from() 是 ES6 引入的方法，专门用于将</w:t>
+        <w:t xml:space="preserve">3. 使用 </w:t>
+      </w:r>
+      <w:proofErr w:type="spellStart"/>
+      <w:r>
+        <w:rPr>
+          <w:b/>
+          <w:bCs/>
+        </w:rPr>
+        <w:t>Array.from</w:t>
+      </w:r>
+      <w:proofErr w:type="spellEnd"/>
+      <w:r>
+        <w:rPr>
+          <w:b/>
+          <w:bCs/>
+        </w:rPr>
+        <w:t>() 进行转换</w:t>
+      </w:r>
+    </w:p>
+    <w:p>
+      <w:pPr>
+        <w:rPr>
+          <w:rFonts w:hint="eastAsia"/>
+        </w:rPr>
+      </w:pPr>
+      <w:proofErr w:type="spellStart"/>
+      <w:r>
+        <w:t>Array.from</w:t>
+      </w:r>
+      <w:proofErr w:type="spellEnd"/>
+      <w:r>
+        <w:t>() 是 ES6 引入的方法，专门用于将</w:t>
       </w:r>
       <w:r>
         <w:rPr>
@@ -3809,9 +4132,11 @@
           <w:rFonts w:hint="eastAsia"/>
         </w:rPr>
       </w:pPr>
+      <w:proofErr w:type="spellStart"/>
       <w:r>
         <w:t>javascript</w:t>
       </w:r>
+      <w:proofErr w:type="spellEnd"/>
     </w:p>
     <w:p>
       <w:pPr>
@@ -3830,7 +4155,23 @@
         </w:rPr>
       </w:pPr>
       <w:r>
-        <w:t>const classList = element.classList;</w:t>
+        <w:t xml:space="preserve">const </w:t>
+      </w:r>
+      <w:proofErr w:type="spellStart"/>
+      <w:r>
+        <w:t>classList</w:t>
+      </w:r>
+      <w:proofErr w:type="spellEnd"/>
+      <w:r>
+        <w:t xml:space="preserve"> = </w:t>
+      </w:r>
+      <w:proofErr w:type="spellStart"/>
+      <w:r>
+        <w:t>element.classList</w:t>
+      </w:r>
+      <w:proofErr w:type="spellEnd"/>
+      <w:r>
+        <w:t>;</w:t>
       </w:r>
     </w:p>
     <w:p>
@@ -3876,7 +4217,31 @@
         </w:rPr>
       </w:pPr>
       <w:r>
-        <w:t>const classArray = Array.from(classList);</w:t>
+        <w:t xml:space="preserve">const </w:t>
+      </w:r>
+      <w:proofErr w:type="spellStart"/>
+      <w:r>
+        <w:t>classArray</w:t>
+      </w:r>
+      <w:proofErr w:type="spellEnd"/>
+      <w:r>
+        <w:t xml:space="preserve"> = </w:t>
+      </w:r>
+      <w:proofErr w:type="spellStart"/>
+      <w:r>
+        <w:t>Array.from</w:t>
+      </w:r>
+      <w:proofErr w:type="spellEnd"/>
+      <w:r>
+        <w:t>(</w:t>
+      </w:r>
+      <w:proofErr w:type="spellStart"/>
+      <w:r>
+        <w:t>classList</w:t>
+      </w:r>
+      <w:proofErr w:type="spellEnd"/>
+      <w:r>
+        <w:t>);</w:t>
       </w:r>
     </w:p>
     <w:p>
@@ -3907,17 +4272,81 @@
         </w:rPr>
       </w:pPr>
       <w:r>
-        <w:t>const activeClasses = classArray.filter(cls =&gt; cls.startsWith('is-'));</w:t>
-      </w:r>
-    </w:p>
-    <w:p>
-      <w:pPr>
-        <w:rPr>
-          <w:rFonts w:hint="eastAsia"/>
-        </w:rPr>
-      </w:pPr>
-      <w:r>
-        <w:t>const upperClasses = classArray.map(cls =&gt; cls.toUpperCase());</w:t>
+        <w:t xml:space="preserve">const </w:t>
+      </w:r>
+      <w:proofErr w:type="spellStart"/>
+      <w:r>
+        <w:t>activeClasses</w:t>
+      </w:r>
+      <w:proofErr w:type="spellEnd"/>
+      <w:r>
+        <w:t xml:space="preserve"> = </w:t>
+      </w:r>
+      <w:proofErr w:type="spellStart"/>
+      <w:r>
+        <w:t>classArray.filter</w:t>
+      </w:r>
+      <w:proofErr w:type="spellEnd"/>
+      <w:r>
+        <w:t>(</w:t>
+      </w:r>
+      <w:proofErr w:type="spellStart"/>
+      <w:r>
+        <w:t>cls</w:t>
+      </w:r>
+      <w:proofErr w:type="spellEnd"/>
+      <w:r>
+        <w:t xml:space="preserve"> =&gt; </w:t>
+      </w:r>
+      <w:proofErr w:type="spellStart"/>
+      <w:r>
+        <w:t>cls.startsWith</w:t>
+      </w:r>
+      <w:proofErr w:type="spellEnd"/>
+      <w:r>
+        <w:t>('is-'));</w:t>
+      </w:r>
+    </w:p>
+    <w:p>
+      <w:pPr>
+        <w:rPr>
+          <w:rFonts w:hint="eastAsia"/>
+        </w:rPr>
+      </w:pPr>
+      <w:r>
+        <w:t xml:space="preserve">const </w:t>
+      </w:r>
+      <w:proofErr w:type="spellStart"/>
+      <w:r>
+        <w:t>upperClasses</w:t>
+      </w:r>
+      <w:proofErr w:type="spellEnd"/>
+      <w:r>
+        <w:t xml:space="preserve"> = </w:t>
+      </w:r>
+      <w:proofErr w:type="spellStart"/>
+      <w:r>
+        <w:t>classArray.map</w:t>
+      </w:r>
+      <w:proofErr w:type="spellEnd"/>
+      <w:r>
+        <w:t>(</w:t>
+      </w:r>
+      <w:proofErr w:type="spellStart"/>
+      <w:r>
+        <w:t>cls</w:t>
+      </w:r>
+      <w:proofErr w:type="spellEnd"/>
+      <w:r>
+        <w:t xml:space="preserve"> =&gt; </w:t>
+      </w:r>
+      <w:proofErr w:type="spellStart"/>
+      <w:r>
+        <w:t>cls.toUpperCase</w:t>
+      </w:r>
+      <w:proofErr w:type="spellEnd"/>
+      <w:r>
+        <w:t>());</w:t>
       </w:r>
     </w:p>
     <w:p>
@@ -3942,19 +4371,34 @@
           <w:rFonts w:hint="eastAsia"/>
         </w:rPr>
       </w:pPr>
-      <w:r>
-        <w:t>Array.from 接受第二个参数作为 mapFn，可以在转换的同时进行处理，避免创建中间数组：</w:t>
-      </w:r>
-    </w:p>
-    <w:p>
-      <w:pPr>
-        <w:rPr>
-          <w:rFonts w:hint="eastAsia"/>
-        </w:rPr>
-      </w:pPr>
+      <w:proofErr w:type="spellStart"/>
+      <w:r>
+        <w:t>Array.from</w:t>
+      </w:r>
+      <w:proofErr w:type="spellEnd"/>
+      <w:r>
+        <w:t xml:space="preserve"> 接受第二个参数作为 </w:t>
+      </w:r>
+      <w:proofErr w:type="spellStart"/>
+      <w:r>
+        <w:t>mapFn</w:t>
+      </w:r>
+      <w:proofErr w:type="spellEnd"/>
+      <w:r>
+        <w:t>，可以在转换的同时进行处理，避免创建中间数组：</w:t>
+      </w:r>
+    </w:p>
+    <w:p>
+      <w:pPr>
+        <w:rPr>
+          <w:rFonts w:hint="eastAsia"/>
+        </w:rPr>
+      </w:pPr>
+      <w:proofErr w:type="spellStart"/>
       <w:r>
         <w:t>javascript</w:t>
       </w:r>
+      <w:proofErr w:type="spellEnd"/>
     </w:p>
     <w:p>
       <w:pPr>
@@ -3987,17 +4431,57 @@
         </w:rPr>
       </w:pPr>
       <w:r>
-        <w:t>const result = Array.from(element.classList, cls =&gt; {</w:t>
-      </w:r>
-    </w:p>
-    <w:p>
-      <w:pPr>
-        <w:rPr>
-          <w:rFonts w:hint="eastAsia"/>
-        </w:rPr>
-      </w:pPr>
-      <w:r>
-        <w:t xml:space="preserve">    return cls.includes('--') ? cls : null;</w:t>
+        <w:t xml:space="preserve">const result = </w:t>
+      </w:r>
+      <w:proofErr w:type="spellStart"/>
+      <w:r>
+        <w:t>Array.from</w:t>
+      </w:r>
+      <w:proofErr w:type="spellEnd"/>
+      <w:r>
+        <w:t>(</w:t>
+      </w:r>
+      <w:proofErr w:type="spellStart"/>
+      <w:r>
+        <w:t>element.classList</w:t>
+      </w:r>
+      <w:proofErr w:type="spellEnd"/>
+      <w:r>
+        <w:t xml:space="preserve">, </w:t>
+      </w:r>
+      <w:proofErr w:type="spellStart"/>
+      <w:r>
+        <w:t>cls</w:t>
+      </w:r>
+      <w:proofErr w:type="spellEnd"/>
+      <w:r>
+        <w:t xml:space="preserve"> =&gt; {</w:t>
+      </w:r>
+    </w:p>
+    <w:p>
+      <w:pPr>
+        <w:rPr>
+          <w:rFonts w:hint="eastAsia"/>
+        </w:rPr>
+      </w:pPr>
+      <w:r>
+        <w:t xml:space="preserve">    return </w:t>
+      </w:r>
+      <w:proofErr w:type="spellStart"/>
+      <w:r>
+        <w:t>cls.includes</w:t>
+      </w:r>
+      <w:proofErr w:type="spellEnd"/>
+      <w:r>
+        <w:t xml:space="preserve">('--') ? </w:t>
+      </w:r>
+      <w:proofErr w:type="spellStart"/>
+      <w:r>
+        <w:t>cls</w:t>
+      </w:r>
+      <w:proofErr w:type="spellEnd"/>
+      <w:r>
+        <w:t xml:space="preserve"> : null;</w:t>
       </w:r>
     </w:p>
     <w:p>
@@ -4169,8 +4653,13 @@
                 <w:rFonts w:hint="eastAsia"/>
               </w:rPr>
             </w:pPr>
+            <w:proofErr w:type="spellStart"/>
             <w:r>
-              <w:t>Array.from(obj)</w:t>
+              <w:t>Array.from</w:t>
+            </w:r>
+            <w:proofErr w:type="spellEnd"/>
+            <w:r>
+              <w:t>(obj)</w:t>
             </w:r>
           </w:p>
         </w:tc>
@@ -4311,8 +4800,13 @@
                 <w:rFonts w:hint="eastAsia"/>
               </w:rPr>
             </w:pPr>
+            <w:proofErr w:type="spellStart"/>
             <w:r>
-              <w:t>Array.prototype.slice.call(obj)</w:t>
+              <w:t>Array.prototype.slice.call</w:t>
+            </w:r>
+            <w:proofErr w:type="spellEnd"/>
+            <w:r>
+              <w:t>(obj)</w:t>
             </w:r>
           </w:p>
         </w:tc>
@@ -4378,17 +4872,41 @@
           <w:b/>
           <w:bCs/>
         </w:rPr>
-        <w:t>4. Selector 选择器与 classList 的配合</w:t>
-      </w:r>
-    </w:p>
-    <w:p>
-      <w:pPr>
-        <w:rPr>
-          <w:rFonts w:hint="eastAsia"/>
-        </w:rPr>
-      </w:pPr>
-      <w:r>
-        <w:t>在实际开发中，classList 很少单独使用，通常与 CSS 选择器配合完成"查找 → 操作"的流程。</w:t>
+        <w:t xml:space="preserve">4. Selector 选择器与 </w:t>
+      </w:r>
+      <w:proofErr w:type="spellStart"/>
+      <w:r>
+        <w:rPr>
+          <w:b/>
+          <w:bCs/>
+        </w:rPr>
+        <w:t>classList</w:t>
+      </w:r>
+      <w:proofErr w:type="spellEnd"/>
+      <w:r>
+        <w:rPr>
+          <w:b/>
+          <w:bCs/>
+        </w:rPr>
+        <w:t xml:space="preserve"> 的配合</w:t>
+      </w:r>
+    </w:p>
+    <w:p>
+      <w:pPr>
+        <w:rPr>
+          <w:rFonts w:hint="eastAsia"/>
+        </w:rPr>
+      </w:pPr>
+      <w:r>
+        <w:t>在实际开发中，</w:t>
+      </w:r>
+      <w:proofErr w:type="spellStart"/>
+      <w:r>
+        <w:t>classList</w:t>
+      </w:r>
+      <w:proofErr w:type="spellEnd"/>
+      <w:r>
+        <w:t> 很少单独使用，通常与 CSS 选择器配合完成"查找 → 操作"的流程。</w:t>
       </w:r>
     </w:p>
     <w:p>
@@ -4413,9 +4931,11 @@
           <w:rFonts w:hint="eastAsia"/>
         </w:rPr>
       </w:pPr>
+      <w:proofErr w:type="spellStart"/>
       <w:r>
         <w:t>javascript</w:t>
       </w:r>
+      <w:proofErr w:type="spellEnd"/>
     </w:p>
     <w:p>
       <w:pPr>
@@ -4448,7 +4968,23 @@
         </w:rPr>
       </w:pPr>
       <w:r>
-        <w:t>const el = document.querySelector('.nav-item.active');</w:t>
+        <w:t xml:space="preserve">const el = </w:t>
+      </w:r>
+      <w:proofErr w:type="spellStart"/>
+      <w:r>
+        <w:t>document.querySelector</w:t>
+      </w:r>
+      <w:proofErr w:type="spellEnd"/>
+      <w:r>
+        <w:t>('.nav-</w:t>
+      </w:r>
+      <w:proofErr w:type="spellStart"/>
+      <w:r>
+        <w:t>item.active</w:t>
+      </w:r>
+      <w:proofErr w:type="spellEnd"/>
+      <w:r>
+        <w:t>');</w:t>
       </w:r>
     </w:p>
     <w:p>
@@ -4469,135 +5005,171 @@
           <w:i/>
           <w:iCs/>
         </w:rPr>
-        <w:t>// 多个元素（返回 NodeList 伪数组）</w:t>
-      </w:r>
-    </w:p>
-    <w:p>
-      <w:pPr>
-        <w:rPr>
-          <w:rFonts w:hint="eastAsia"/>
-        </w:rPr>
-      </w:pPr>
-      <w:r>
-        <w:t>const items = document.querySelectorAll('.list-item');</w:t>
-      </w:r>
-    </w:p>
-    <w:p>
-      <w:pPr>
-        <w:rPr>
-          <w:rFonts w:hint="eastAsia"/>
-          <w:b/>
-          <w:bCs/>
-        </w:rPr>
-      </w:pPr>
-      <w:r>
-        <w:rPr>
-          <w:b/>
-          <w:bCs/>
-        </w:rPr>
-        <w:t>实战示例：批量操作类名</w:t>
-      </w:r>
-    </w:p>
-    <w:p>
-      <w:pPr>
-        <w:rPr>
-          <w:rFonts w:hint="eastAsia"/>
-        </w:rPr>
-      </w:pPr>
-      <w:r>
-        <w:t>javascript</w:t>
-      </w:r>
-    </w:p>
-    <w:p>
-      <w:pPr>
-        <w:rPr>
-          <w:rFonts w:hint="eastAsia"/>
-        </w:rPr>
-      </w:pPr>
-      <w:r>
-        <w:t>编辑</w:t>
-      </w:r>
-    </w:p>
-    <w:p>
-      <w:pPr>
-        <w:rPr>
-          <w:rFonts w:hint="eastAsia"/>
-        </w:rPr>
-      </w:pPr>
+        <w:t xml:space="preserve">// 多个元素（返回 </w:t>
+      </w:r>
+      <w:proofErr w:type="spellStart"/>
       <w:r>
         <w:rPr>
           <w:i/>
           <w:iCs/>
         </w:rPr>
-        <w:t>// 场景：将所有带有 .card 的元素中，含有 .disabled 的类名提取出来并移除</w:t>
-      </w:r>
-    </w:p>
-    <w:p>
-      <w:pPr>
-        <w:rPr>
-          <w:rFonts w:hint="eastAsia"/>
-        </w:rPr>
-      </w:pPr>
-    </w:p>
-    <w:p>
-      <w:pPr>
-        <w:rPr>
-          <w:rFonts w:hint="eastAsia"/>
-        </w:rPr>
-      </w:pPr>
-      <w:r>
-        <w:t xml:space="preserve">const cards = document.querySelectorAll('.card'); </w:t>
-      </w:r>
+        <w:t>NodeList</w:t>
+      </w:r>
+      <w:proofErr w:type="spellEnd"/>
       <w:r>
         <w:rPr>
           <w:i/>
           <w:iCs/>
         </w:rPr>
-        <w:t>// NodeList (伪数组)</w:t>
-      </w:r>
-    </w:p>
-    <w:p>
-      <w:pPr>
-        <w:rPr>
-          <w:rFonts w:hint="eastAsia"/>
-        </w:rPr>
-      </w:pPr>
-    </w:p>
-    <w:p>
-      <w:pPr>
-        <w:rPr>
-          <w:rFonts w:hint="eastAsia"/>
-        </w:rPr>
-      </w:pPr>
-      <w:r>
-        <w:t>Array.from(cards).forEach(card =&gt; {</w:t>
-      </w:r>
-    </w:p>
-    <w:p>
-      <w:pPr>
-        <w:rPr>
-          <w:rFonts w:hint="eastAsia"/>
-        </w:rPr>
-      </w:pPr>
-      <w:r>
-        <w:t xml:space="preserve">    </w:t>
-      </w:r>
+        <w:t xml:space="preserve"> 伪数组）</w:t>
+      </w:r>
+    </w:p>
+    <w:p>
+      <w:pPr>
+        <w:rPr>
+          <w:rFonts w:hint="eastAsia"/>
+        </w:rPr>
+      </w:pPr>
+      <w:r>
+        <w:t xml:space="preserve">const items = </w:t>
+      </w:r>
+      <w:proofErr w:type="spellStart"/>
+      <w:r>
+        <w:t>document.querySelectorAll</w:t>
+      </w:r>
+      <w:proofErr w:type="spellEnd"/>
+      <w:r>
+        <w:t>('.list-item');</w:t>
+      </w:r>
+    </w:p>
+    <w:p>
+      <w:pPr>
+        <w:rPr>
+          <w:rFonts w:hint="eastAsia"/>
+          <w:b/>
+          <w:bCs/>
+        </w:rPr>
+      </w:pPr>
+      <w:r>
+        <w:rPr>
+          <w:b/>
+          <w:bCs/>
+        </w:rPr>
+        <w:t>实战示例：批量操作类名</w:t>
+      </w:r>
+    </w:p>
+    <w:p>
+      <w:pPr>
+        <w:rPr>
+          <w:rFonts w:hint="eastAsia"/>
+        </w:rPr>
+      </w:pPr>
+      <w:proofErr w:type="spellStart"/>
+      <w:r>
+        <w:t>javascript</w:t>
+      </w:r>
+      <w:proofErr w:type="spellEnd"/>
+    </w:p>
+    <w:p>
+      <w:pPr>
+        <w:rPr>
+          <w:rFonts w:hint="eastAsia"/>
+        </w:rPr>
+      </w:pPr>
+      <w:r>
+        <w:t>编辑</w:t>
+      </w:r>
+    </w:p>
+    <w:p>
+      <w:pPr>
+        <w:rPr>
+          <w:rFonts w:hint="eastAsia"/>
+        </w:rPr>
+      </w:pPr>
       <w:r>
         <w:rPr>
           <w:i/>
           <w:iCs/>
         </w:rPr>
-        <w:t>// card.classList 也是伪数组 (DOMTokenList)</w:t>
-      </w:r>
-    </w:p>
-    <w:p>
-      <w:pPr>
-        <w:rPr>
-          <w:rFonts w:hint="eastAsia"/>
-        </w:rPr>
-      </w:pPr>
-      <w:r>
-        <w:t xml:space="preserve">    const classes = Array.from(card.classList);</w:t>
+        <w:t>// 场景：将所有带有 .card 的元素中，含有 .disabled 的类名提取出来并移除</w:t>
+      </w:r>
+    </w:p>
+    <w:p>
+      <w:pPr>
+        <w:rPr>
+          <w:rFonts w:hint="eastAsia"/>
+        </w:rPr>
+      </w:pPr>
+    </w:p>
+    <w:p>
+      <w:pPr>
+        <w:rPr>
+          <w:rFonts w:hint="eastAsia"/>
+        </w:rPr>
+      </w:pPr>
+      <w:r>
+        <w:t xml:space="preserve">const cards = </w:t>
+      </w:r>
+      <w:proofErr w:type="spellStart"/>
+      <w:r>
+        <w:t>document.querySelectorAll</w:t>
+      </w:r>
+      <w:proofErr w:type="spellEnd"/>
+      <w:r>
+        <w:t xml:space="preserve">('.card'); </w:t>
+      </w:r>
+      <w:r>
+        <w:rPr>
+          <w:i/>
+          <w:iCs/>
+        </w:rPr>
+        <w:t xml:space="preserve">// </w:t>
+      </w:r>
+      <w:proofErr w:type="spellStart"/>
+      <w:r>
+        <w:rPr>
+          <w:i/>
+          <w:iCs/>
+        </w:rPr>
+        <w:t>NodeList</w:t>
+      </w:r>
+      <w:proofErr w:type="spellEnd"/>
+      <w:r>
+        <w:rPr>
+          <w:i/>
+          <w:iCs/>
+        </w:rPr>
+        <w:t xml:space="preserve"> (伪数组)</w:t>
+      </w:r>
+    </w:p>
+    <w:p>
+      <w:pPr>
+        <w:rPr>
+          <w:rFonts w:hint="eastAsia"/>
+        </w:rPr>
+      </w:pPr>
+    </w:p>
+    <w:p>
+      <w:pPr>
+        <w:rPr>
+          <w:rFonts w:hint="eastAsia"/>
+        </w:rPr>
+      </w:pPr>
+      <w:proofErr w:type="spellStart"/>
+      <w:r>
+        <w:t>Array.from</w:t>
+      </w:r>
+      <w:proofErr w:type="spellEnd"/>
+      <w:r>
+        <w:t>(cards).</w:t>
+      </w:r>
+      <w:proofErr w:type="spellStart"/>
+      <w:r>
+        <w:t>forEach</w:t>
+      </w:r>
+      <w:proofErr w:type="spellEnd"/>
+      <w:r>
+        <w:t>(card =&gt; {</w:t>
       </w:r>
     </w:p>
     <w:p>
@@ -4609,35 +5181,134 @@
       <w:r>
         <w:t xml:space="preserve">    </w:t>
       </w:r>
-    </w:p>
-    <w:p>
-      <w:pPr>
-        <w:rPr>
-          <w:rFonts w:hint="eastAsia"/>
-        </w:rPr>
-      </w:pPr>
-      <w:r>
-        <w:t xml:space="preserve">    if (classes.includes('disabled')) {</w:t>
-      </w:r>
-    </w:p>
-    <w:p>
-      <w:pPr>
-        <w:rPr>
-          <w:rFonts w:hint="eastAsia"/>
-        </w:rPr>
-      </w:pPr>
-      <w:r>
-        <w:t xml:space="preserve">        card.classList.remove('disabled');</w:t>
-      </w:r>
-    </w:p>
-    <w:p>
-      <w:pPr>
-        <w:rPr>
-          <w:rFonts w:hint="eastAsia"/>
-        </w:rPr>
-      </w:pPr>
-      <w:r>
-        <w:t xml:space="preserve">        card.setAttribute('aria-disabled', 'false');</w:t>
+      <w:r>
+        <w:rPr>
+          <w:i/>
+          <w:iCs/>
+        </w:rPr>
+        <w:t xml:space="preserve">// </w:t>
+      </w:r>
+      <w:proofErr w:type="spellStart"/>
+      <w:r>
+        <w:rPr>
+          <w:i/>
+          <w:iCs/>
+        </w:rPr>
+        <w:t>card.classList</w:t>
+      </w:r>
+      <w:proofErr w:type="spellEnd"/>
+      <w:r>
+        <w:rPr>
+          <w:i/>
+          <w:iCs/>
+        </w:rPr>
+        <w:t xml:space="preserve"> 也是伪数组 (</w:t>
+      </w:r>
+      <w:proofErr w:type="spellStart"/>
+      <w:r>
+        <w:rPr>
+          <w:i/>
+          <w:iCs/>
+        </w:rPr>
+        <w:t>DOMTokenList</w:t>
+      </w:r>
+      <w:proofErr w:type="spellEnd"/>
+      <w:r>
+        <w:rPr>
+          <w:i/>
+          <w:iCs/>
+        </w:rPr>
+        <w:t>)</w:t>
+      </w:r>
+    </w:p>
+    <w:p>
+      <w:pPr>
+        <w:rPr>
+          <w:rFonts w:hint="eastAsia"/>
+        </w:rPr>
+      </w:pPr>
+      <w:r>
+        <w:t xml:space="preserve">    const classes = </w:t>
+      </w:r>
+      <w:proofErr w:type="spellStart"/>
+      <w:r>
+        <w:t>Array.from</w:t>
+      </w:r>
+      <w:proofErr w:type="spellEnd"/>
+      <w:r>
+        <w:t>(</w:t>
+      </w:r>
+      <w:proofErr w:type="spellStart"/>
+      <w:r>
+        <w:t>card.classList</w:t>
+      </w:r>
+      <w:proofErr w:type="spellEnd"/>
+      <w:r>
+        <w:t>);</w:t>
+      </w:r>
+    </w:p>
+    <w:p>
+      <w:pPr>
+        <w:rPr>
+          <w:rFonts w:hint="eastAsia"/>
+        </w:rPr>
+      </w:pPr>
+      <w:r>
+        <w:t xml:space="preserve">    </w:t>
+      </w:r>
+    </w:p>
+    <w:p>
+      <w:pPr>
+        <w:rPr>
+          <w:rFonts w:hint="eastAsia"/>
+        </w:rPr>
+      </w:pPr>
+      <w:r>
+        <w:t xml:space="preserve">    if (</w:t>
+      </w:r>
+      <w:proofErr w:type="spellStart"/>
+      <w:r>
+        <w:t>classes.includes</w:t>
+      </w:r>
+      <w:proofErr w:type="spellEnd"/>
+      <w:r>
+        <w:t>('disabled')) {</w:t>
+      </w:r>
+    </w:p>
+    <w:p>
+      <w:pPr>
+        <w:rPr>
+          <w:rFonts w:hint="eastAsia"/>
+        </w:rPr>
+      </w:pPr>
+      <w:r>
+        <w:t xml:space="preserve">        </w:t>
+      </w:r>
+      <w:proofErr w:type="spellStart"/>
+      <w:r>
+        <w:t>card.classList.remove</w:t>
+      </w:r>
+      <w:proofErr w:type="spellEnd"/>
+      <w:r>
+        <w:t>('disabled');</w:t>
+      </w:r>
+    </w:p>
+    <w:p>
+      <w:pPr>
+        <w:rPr>
+          <w:rFonts w:hint="eastAsia"/>
+        </w:rPr>
+      </w:pPr>
+      <w:r>
+        <w:t xml:space="preserve">        </w:t>
+      </w:r>
+      <w:proofErr w:type="spellStart"/>
+      <w:r>
+        <w:t>card.setAttribute</w:t>
+      </w:r>
+      <w:proofErr w:type="spellEnd"/>
+      <w:r>
+        <w:t>('aria-disabled', 'false');</w:t>
       </w:r>
     </w:p>
     <w:p>
@@ -4673,7 +5344,23 @@
           <w:b/>
           <w:bCs/>
         </w:rPr>
-        <w:t>选择器字符串 vs classList 的区别</w:t>
+        <w:t xml:space="preserve">选择器字符串 vs </w:t>
+      </w:r>
+      <w:proofErr w:type="spellStart"/>
+      <w:r>
+        <w:rPr>
+          <w:b/>
+          <w:bCs/>
+        </w:rPr>
+        <w:t>classList</w:t>
+      </w:r>
+      <w:proofErr w:type="spellEnd"/>
+      <w:r>
+        <w:rPr>
+          <w:b/>
+          <w:bCs/>
+        </w:rPr>
+        <w:t xml:space="preserve"> 的区别</w:t>
       </w:r>
     </w:p>
     <w:p>
@@ -4774,7 +5461,23 @@
                 <w:b/>
                 <w:bCs/>
               </w:rPr>
-              <w:t>CSS 选择器 (querySelector)</w:t>
+              <w:t>CSS 选择器 (</w:t>
+            </w:r>
+            <w:proofErr w:type="spellStart"/>
+            <w:r>
+              <w:rPr>
+                <w:b/>
+                <w:bCs/>
+              </w:rPr>
+              <w:t>querySelector</w:t>
+            </w:r>
+            <w:proofErr w:type="spellEnd"/>
+            <w:r>
+              <w:rPr>
+                <w:b/>
+                <w:bCs/>
+              </w:rPr>
+              <w:t>)</w:t>
             </w:r>
           </w:p>
         </w:tc>
@@ -4805,6 +5508,7 @@
                 <w:bCs/>
               </w:rPr>
             </w:pPr>
+            <w:proofErr w:type="spellStart"/>
             <w:r>
               <w:rPr>
                 <w:b/>
@@ -4812,6 +5516,7 @@
               </w:rPr>
               <w:t>classListAPI</w:t>
             </w:r>
+            <w:proofErr w:type="spellEnd"/>
           </w:p>
         </w:tc>
       </w:tr>
@@ -4981,7 +5686,23 @@
               </w:rPr>
             </w:pPr>
             <w:r>
-              <w:t>CSS 语法字符串 (.a.b, #id &gt; .cls)</w:t>
+              <w:t>CSS 语法字符串 (.</w:t>
+            </w:r>
+            <w:proofErr w:type="spellStart"/>
+            <w:r>
+              <w:t>a.b</w:t>
+            </w:r>
+            <w:proofErr w:type="spellEnd"/>
+            <w:r>
+              <w:t>, #id &gt; .</w:t>
+            </w:r>
+            <w:proofErr w:type="spellStart"/>
+            <w:r>
+              <w:t>cls</w:t>
+            </w:r>
+            <w:proofErr w:type="spellEnd"/>
+            <w:r>
+              <w:t>)</w:t>
             </w:r>
           </w:p>
         </w:tc>
@@ -5074,7 +5795,15 @@
               </w:rPr>
             </w:pPr>
             <w:r>
-              <w:t>Element / NodeList / null</w:t>
+              <w:t xml:space="preserve">Element / </w:t>
+            </w:r>
+            <w:proofErr w:type="spellStart"/>
+            <w:r>
+              <w:t>NodeList</w:t>
+            </w:r>
+            <w:proofErr w:type="spellEnd"/>
+            <w:r>
+              <w:t xml:space="preserve"> / null</w:t>
             </w:r>
           </w:p>
         </w:tc>
@@ -5102,9 +5831,11 @@
                 <w:rFonts w:hint="eastAsia"/>
               </w:rPr>
             </w:pPr>
+            <w:proofErr w:type="spellStart"/>
             <w:r>
               <w:t>DOMTokenList</w:t>
             </w:r>
+            <w:proofErr w:type="spellEnd"/>
           </w:p>
         </w:tc>
       </w:tr>
@@ -5197,8 +5928,13 @@
               </w:rPr>
             </w:pPr>
             <w:r>
-              <w:t>再对找到的元素操作 classList</w:t>
+              <w:t xml:space="preserve">再对找到的元素操作 </w:t>
             </w:r>
+            <w:proofErr w:type="spellStart"/>
+            <w:r>
+              <w:t>classList</w:t>
+            </w:r>
+            <w:proofErr w:type="spellEnd"/>
           </w:p>
         </w:tc>
       </w:tr>
@@ -5237,8 +5973,21 @@
           <w:rFonts w:hint="eastAsia"/>
         </w:rPr>
       </w:pPr>
-      <w:r>
-        <w:t>classList 返回 DOMTokenList，是伪数组，自带 add/remove/toggle 但缺少 map/filter。</w:t>
+      <w:proofErr w:type="spellStart"/>
+      <w:r>
+        <w:t>classList</w:t>
+      </w:r>
+      <w:proofErr w:type="spellEnd"/>
+      <w:r>
+        <w:t> 返回 </w:t>
+      </w:r>
+      <w:proofErr w:type="spellStart"/>
+      <w:r>
+        <w:t>DOMTokenList</w:t>
+      </w:r>
+      <w:proofErr w:type="spellEnd"/>
+      <w:r>
+        <w:t>，是伪数组，自带 add/remove/toggle 但缺少 map/filter。</w:t>
       </w:r>
     </w:p>
     <w:p>
@@ -5265,8 +6014,13 @@
           <w:rFonts w:hint="eastAsia"/>
         </w:rPr>
       </w:pPr>
-      <w:r>
-        <w:t>Array.from() 是将伪数组转为真数组的最佳实践，支持同时映射。</w:t>
+      <w:proofErr w:type="spellStart"/>
+      <w:r>
+        <w:t>Array.from</w:t>
+      </w:r>
+      <w:proofErr w:type="spellEnd"/>
+      <w:r>
+        <w:t>() 是将伪数组转为真数组的最佳实践，支持同时映射。</w:t>
       </w:r>
     </w:p>
     <w:p>
@@ -5280,7 +6034,47 @@
         </w:rPr>
       </w:pPr>
       <w:r>
-        <w:t>工作流：querySelector 选元素 → Array.from 转 NodeList → 遍历每个元素 → 操作 classList（必要时也用 Array.from 转换以进行复杂判断）。</w:t>
+        <w:t>工作流：</w:t>
+      </w:r>
+      <w:proofErr w:type="spellStart"/>
+      <w:r>
+        <w:t>querySelector</w:t>
+      </w:r>
+      <w:proofErr w:type="spellEnd"/>
+      <w:r>
+        <w:t> 选元素 → </w:t>
+      </w:r>
+      <w:proofErr w:type="spellStart"/>
+      <w:r>
+        <w:t>Array.from</w:t>
+      </w:r>
+      <w:proofErr w:type="spellEnd"/>
+      <w:r>
+        <w:t xml:space="preserve"> 转 </w:t>
+      </w:r>
+      <w:proofErr w:type="spellStart"/>
+      <w:r>
+        <w:t>NodeList</w:t>
+      </w:r>
+      <w:proofErr w:type="spellEnd"/>
+      <w:r>
+        <w:t xml:space="preserve"> → 遍历每个元素 → 操作 </w:t>
+      </w:r>
+      <w:proofErr w:type="spellStart"/>
+      <w:r>
+        <w:t>classList</w:t>
+      </w:r>
+      <w:proofErr w:type="spellEnd"/>
+      <w:r>
+        <w:t>（必要时也用 </w:t>
+      </w:r>
+      <w:proofErr w:type="spellStart"/>
+      <w:r>
+        <w:t>Array.from</w:t>
+      </w:r>
+      <w:proofErr w:type="spellEnd"/>
+      <w:r>
+        <w:t> 转换以进行复杂判断）。</w:t>
       </w:r>
     </w:p>
     <w:p>
@@ -6332,9 +7126,11 @@
           <w:rFonts w:hint="eastAsia"/>
         </w:rPr>
       </w:pPr>
+      <w:proofErr w:type="spellStart"/>
       <w:r>
         <w:t>css</w:t>
       </w:r>
+      <w:proofErr w:type="spellEnd"/>
     </w:p>
     <w:p>
       <w:pPr>
@@ -6604,9 +7400,11 @@
           <w:rFonts w:hint="eastAsia"/>
         </w:rPr>
       </w:pPr>
+      <w:proofErr w:type="spellStart"/>
       <w:r>
         <w:t>css</w:t>
       </w:r>
+      <w:proofErr w:type="spellEnd"/>
     </w:p>
     <w:p>
       <w:pPr>
@@ -6629,129 +7427,43 @@
           <w:i/>
           <w:iCs/>
         </w:rPr>
-        <w:t>/* 包含 &lt;img&gt; 的 &lt;a&gt; 标签添加特殊样式 */</w:t>
-      </w:r>
-    </w:p>
-    <w:p>
-      <w:pPr>
-        <w:rPr>
-          <w:rFonts w:hint="eastAsia"/>
-        </w:rPr>
-      </w:pPr>
-      <w:r>
-        <w:t>a:has(img) {</w:t>
-      </w:r>
-    </w:p>
-    <w:p>
-      <w:pPr>
-        <w:rPr>
-          <w:rFonts w:hint="eastAsia"/>
-        </w:rPr>
-      </w:pPr>
-      <w:r>
-        <w:t xml:space="preserve">  border: 2px solid gold;</w:t>
-      </w:r>
-    </w:p>
-    <w:p>
-      <w:pPr>
-        <w:rPr>
-          <w:rFonts w:hint="eastAsia"/>
-        </w:rPr>
-      </w:pPr>
-      <w:r>
-        <w:t>}</w:t>
-      </w:r>
-    </w:p>
-    <w:p>
-      <w:pPr>
-        <w:rPr>
-          <w:rFonts w:hint="eastAsia"/>
-        </w:rPr>
-      </w:pPr>
-    </w:p>
-    <w:p>
-      <w:pPr>
-        <w:rPr>
-          <w:rFonts w:hint="eastAsia"/>
-        </w:rPr>
-      </w:pPr>
+        <w:t>/* 包含 &lt;</w:t>
+      </w:r>
+      <w:proofErr w:type="spellStart"/>
       <w:r>
         <w:rPr>
           <w:i/>
           <w:iCs/>
         </w:rPr>
-        <w:t>/* 含有 .error 子元素的 &lt;form&gt; 变红框 */</w:t>
-      </w:r>
-    </w:p>
-    <w:p>
-      <w:pPr>
-        <w:rPr>
-          <w:rFonts w:hint="eastAsia"/>
-        </w:rPr>
-      </w:pPr>
-      <w:r>
-        <w:t>form:has(.error) {</w:t>
-      </w:r>
-    </w:p>
-    <w:p>
-      <w:pPr>
-        <w:rPr>
-          <w:rFonts w:hint="eastAsia"/>
-        </w:rPr>
-      </w:pPr>
-      <w:r>
-        <w:t xml:space="preserve">  border-color: red;</w:t>
-      </w:r>
-    </w:p>
-    <w:p>
-      <w:pPr>
-        <w:rPr>
-          <w:rFonts w:hint="eastAsia"/>
-        </w:rPr>
-      </w:pPr>
-      <w:r>
-        <w:t>}</w:t>
-      </w:r>
-    </w:p>
-    <w:p>
-      <w:pPr>
-        <w:rPr>
-          <w:rFonts w:hint="eastAsia"/>
-        </w:rPr>
-      </w:pPr>
-    </w:p>
-    <w:p>
-      <w:pPr>
-        <w:rPr>
-          <w:rFonts w:hint="eastAsia"/>
-        </w:rPr>
-      </w:pPr>
+        <w:t>img</w:t>
+      </w:r>
+      <w:proofErr w:type="spellEnd"/>
       <w:r>
         <w:rPr>
           <w:i/>
           <w:iCs/>
         </w:rPr>
-        <w:t>/* 后面紧跟着 &lt;p&gt; 的 &lt;h2&gt;（兄弟关系） */</w:t>
-      </w:r>
-    </w:p>
-    <w:p>
-      <w:pPr>
-        <w:rPr>
-          <w:rFonts w:hint="eastAsia"/>
-        </w:rPr>
-      </w:pPr>
-      <w:r>
-        <w:t>h2:has(+ p) {</w:t>
-      </w:r>
-    </w:p>
-    <w:p>
-      <w:pPr>
-        <w:rPr>
-          <w:rFonts w:hint="eastAsia"/>
-        </w:rPr>
-      </w:pPr>
-      <w:r>
-        <w:t xml:space="preserve">  margin-bottom: 0;</w:t>
+        <w:t>&gt; 的 &lt;a&gt; 标签添加特殊样式 */</w:t>
+      </w:r>
+    </w:p>
+    <w:p>
+      <w:pPr>
+        <w:rPr>
+          <w:rFonts w:hint="eastAsia"/>
+        </w:rPr>
+      </w:pPr>
+      <w:r>
+        <w:t>a:has(img) {</w:t>
+      </w:r>
+    </w:p>
+    <w:p>
+      <w:pPr>
+        <w:rPr>
+          <w:rFonts w:hint="eastAsia"/>
+        </w:rPr>
+      </w:pPr>
+      <w:r>
+        <w:t xml:space="preserve">  border: 2px solid gold;</w:t>
       </w:r>
     </w:p>
     <w:p>
@@ -6782,6 +7494,113 @@
           <w:i/>
           <w:iCs/>
         </w:rPr>
+        <w:t>/* 含有 .error 子元素的 &lt;form&gt; 变红框 */</w:t>
+      </w:r>
+    </w:p>
+    <w:p>
+      <w:pPr>
+        <w:rPr>
+          <w:rFonts w:hint="eastAsia"/>
+        </w:rPr>
+      </w:pPr>
+      <w:proofErr w:type="spellStart"/>
+      <w:r>
+        <w:t>form:has</w:t>
+      </w:r>
+      <w:proofErr w:type="spellEnd"/>
+      <w:r>
+        <w:t>(.error) {</w:t>
+      </w:r>
+    </w:p>
+    <w:p>
+      <w:pPr>
+        <w:rPr>
+          <w:rFonts w:hint="eastAsia"/>
+        </w:rPr>
+      </w:pPr>
+      <w:r>
+        <w:t xml:space="preserve">  border-color: red;</w:t>
+      </w:r>
+    </w:p>
+    <w:p>
+      <w:pPr>
+        <w:rPr>
+          <w:rFonts w:hint="eastAsia"/>
+        </w:rPr>
+      </w:pPr>
+      <w:r>
+        <w:t>}</w:t>
+      </w:r>
+    </w:p>
+    <w:p>
+      <w:pPr>
+        <w:rPr>
+          <w:rFonts w:hint="eastAsia"/>
+        </w:rPr>
+      </w:pPr>
+    </w:p>
+    <w:p>
+      <w:pPr>
+        <w:rPr>
+          <w:rFonts w:hint="eastAsia"/>
+        </w:rPr>
+      </w:pPr>
+      <w:r>
+        <w:rPr>
+          <w:i/>
+          <w:iCs/>
+        </w:rPr>
+        <w:t>/* 后面紧跟着 &lt;p&gt; 的 &lt;h2&gt;（兄弟关系） */</w:t>
+      </w:r>
+    </w:p>
+    <w:p>
+      <w:pPr>
+        <w:rPr>
+          <w:rFonts w:hint="eastAsia"/>
+        </w:rPr>
+      </w:pPr>
+      <w:r>
+        <w:t>h2:has(+ p) {</w:t>
+      </w:r>
+    </w:p>
+    <w:p>
+      <w:pPr>
+        <w:rPr>
+          <w:rFonts w:hint="eastAsia"/>
+        </w:rPr>
+      </w:pPr>
+      <w:r>
+        <w:t xml:space="preserve">  margin-bottom: 0;</w:t>
+      </w:r>
+    </w:p>
+    <w:p>
+      <w:pPr>
+        <w:rPr>
+          <w:rFonts w:hint="eastAsia"/>
+        </w:rPr>
+      </w:pPr>
+      <w:r>
+        <w:t>}</w:t>
+      </w:r>
+    </w:p>
+    <w:p>
+      <w:pPr>
+        <w:rPr>
+          <w:rFonts w:hint="eastAsia"/>
+        </w:rPr>
+      </w:pPr>
+    </w:p>
+    <w:p>
+      <w:pPr>
+        <w:rPr>
+          <w:rFonts w:hint="eastAsia"/>
+        </w:rPr>
+      </w:pPr>
+      <w:r>
+        <w:rPr>
+          <w:i/>
+          <w:iCs/>
+        </w:rPr>
         <w:t>/* 不包含任何 &lt;li&gt; 的 &lt;ul&gt; 隐藏 */</w:t>
       </w:r>
     </w:p>
@@ -6791,8 +7610,13 @@
           <w:rFonts w:hint="eastAsia"/>
         </w:rPr>
       </w:pPr>
-      <w:r>
-        <w:t>ul:not(:has(li)) {</w:t>
+      <w:proofErr w:type="spellStart"/>
+      <w:r>
+        <w:t>ul:not</w:t>
+      </w:r>
+      <w:proofErr w:type="spellEnd"/>
+      <w:r>
+        <w:t>(:has(li)) {</w:t>
       </w:r>
     </w:p>
     <w:p>
@@ -6895,9 +7719,11 @@
           <w:rFonts w:hint="eastAsia"/>
         </w:rPr>
       </w:pPr>
+      <w:proofErr w:type="spellStart"/>
       <w:r>
         <w:t>css</w:t>
       </w:r>
+      <w:proofErr w:type="spellEnd"/>
     </w:p>
     <w:p>
       <w:pPr>
@@ -6929,8 +7755,13 @@
           <w:rFonts w:hint="eastAsia"/>
         </w:rPr>
       </w:pPr>
-      <w:r>
-        <w:t>li:not(.active) {</w:t>
+      <w:proofErr w:type="spellStart"/>
+      <w:r>
+        <w:t>li:not</w:t>
+      </w:r>
+      <w:proofErr w:type="spellEnd"/>
+      <w:r>
+        <w:t>(.active) {</w:t>
       </w:r>
     </w:p>
     <w:p>
@@ -7022,7 +7853,23 @@
           <w:i/>
           <w:iCs/>
         </w:rPr>
-        <w:t>/* 没有 href 属性的 &lt;a&gt; */</w:t>
+        <w:t xml:space="preserve">/* 没有 </w:t>
+      </w:r>
+      <w:proofErr w:type="spellStart"/>
+      <w:r>
+        <w:rPr>
+          <w:i/>
+          <w:iCs/>
+        </w:rPr>
+        <w:t>href</w:t>
+      </w:r>
+      <w:proofErr w:type="spellEnd"/>
+      <w:r>
+        <w:rPr>
+          <w:i/>
+          <w:iCs/>
+        </w:rPr>
+        <w:t xml:space="preserve"> 属性的 &lt;a&gt; */</w:t>
       </w:r>
     </w:p>
     <w:p>
@@ -7120,9 +7967,11 @@
           <w:rFonts w:hint="eastAsia"/>
         </w:rPr>
       </w:pPr>
+      <w:proofErr w:type="spellStart"/>
       <w:r>
         <w:t>css</w:t>
       </w:r>
+      <w:proofErr w:type="spellEnd"/>
     </w:p>
     <w:p>
       <w:pPr>
@@ -7215,8 +8064,13 @@
           <w:rFonts w:hint="eastAsia"/>
         </w:rPr>
       </w:pPr>
-      <w:r>
-        <w:t>div:not(:empty) {</w:t>
+      <w:proofErr w:type="spellStart"/>
+      <w:r>
+        <w:t>div:not</w:t>
+      </w:r>
+      <w:proofErr w:type="spellEnd"/>
+      <w:r>
+        <w:t>(:empty) {</w:t>
       </w:r>
     </w:p>
     <w:p>
@@ -7395,17 +8249,49 @@
         </w:rPr>
       </w:pPr>
       <w:r>
-        <w:t xml:space="preserve">    &lt;img src="photo.jpg"&gt;</w:t>
-      </w:r>
-    </w:p>
-    <w:p>
-      <w:pPr>
-        <w:rPr>
-          <w:rFonts w:hint="eastAsia"/>
-        </w:rPr>
-      </w:pPr>
-      <w:r>
-        <w:t xml:space="preserve">    &lt;figcaption&gt;图片说明&lt;/figcaption&gt;</w:t>
+        <w:t xml:space="preserve">    &lt;</w:t>
+      </w:r>
+      <w:proofErr w:type="spellStart"/>
+      <w:r>
+        <w:t>img</w:t>
+      </w:r>
+      <w:proofErr w:type="spellEnd"/>
+      <w:r>
+        <w:t xml:space="preserve"> </w:t>
+      </w:r>
+      <w:proofErr w:type="spellStart"/>
+      <w:r>
+        <w:t>src</w:t>
+      </w:r>
+      <w:proofErr w:type="spellEnd"/>
+      <w:r>
+        <w:t>="photo.jpg"&gt;</w:t>
+      </w:r>
+    </w:p>
+    <w:p>
+      <w:pPr>
+        <w:rPr>
+          <w:rFonts w:hint="eastAsia"/>
+        </w:rPr>
+      </w:pPr>
+      <w:r>
+        <w:t xml:space="preserve">    &lt;</w:t>
+      </w:r>
+      <w:proofErr w:type="spellStart"/>
+      <w:r>
+        <w:t>figcaption</w:t>
+      </w:r>
+      <w:proofErr w:type="spellEnd"/>
+      <w:r>
+        <w:t>&gt;图片说明&lt;/</w:t>
+      </w:r>
+      <w:proofErr w:type="spellStart"/>
+      <w:r>
+        <w:t>figcaption</w:t>
+      </w:r>
+      <w:proofErr w:type="spellEnd"/>
+      <w:r>
+        <w:t>&gt;</w:t>
       </w:r>
     </w:p>
     <w:p>
@@ -7444,9 +8330,11 @@
           <w:rFonts w:hint="eastAsia"/>
         </w:rPr>
       </w:pPr>
+      <w:proofErr w:type="spellStart"/>
       <w:r>
         <w:t>css</w:t>
       </w:r>
+      <w:proofErr w:type="spellEnd"/>
     </w:p>
     <w:p>
       <w:pPr>
@@ -7478,8 +8366,13 @@
           <w:rFonts w:hint="eastAsia"/>
         </w:rPr>
       </w:pPr>
-      <w:r>
-        <w:t>article:has(figure) {</w:t>
+      <w:proofErr w:type="spellStart"/>
+      <w:r>
+        <w:t>article:has</w:t>
+      </w:r>
+      <w:proofErr w:type="spellEnd"/>
+      <w:r>
+        <w:t>(figure) {</w:t>
       </w:r>
     </w:p>
     <w:p>
@@ -7633,17 +8526,54 @@
           <w:i/>
           <w:iCs/>
         </w:rPr>
-        <w:t>/* 4. figure 中有 figcaption 时，图片加圆角 */</w:t>
-      </w:r>
-    </w:p>
-    <w:p>
-      <w:pPr>
-        <w:rPr>
-          <w:rFonts w:hint="eastAsia"/>
-        </w:rPr>
-      </w:pPr>
-      <w:r>
-        <w:t>figure:has(figcaption) img {</w:t>
+        <w:t xml:space="preserve">/* 4. figure 中有 </w:t>
+      </w:r>
+      <w:proofErr w:type="spellStart"/>
+      <w:r>
+        <w:rPr>
+          <w:i/>
+          <w:iCs/>
+        </w:rPr>
+        <w:t>figcaption</w:t>
+      </w:r>
+      <w:proofErr w:type="spellEnd"/>
+      <w:r>
+        <w:rPr>
+          <w:i/>
+          <w:iCs/>
+        </w:rPr>
+        <w:t xml:space="preserve"> 时，图片加圆角 */</w:t>
+      </w:r>
+    </w:p>
+    <w:p>
+      <w:pPr>
+        <w:rPr>
+          <w:rFonts w:hint="eastAsia"/>
+        </w:rPr>
+      </w:pPr>
+      <w:proofErr w:type="spellStart"/>
+      <w:r>
+        <w:t>figure:has</w:t>
+      </w:r>
+      <w:proofErr w:type="spellEnd"/>
+      <w:r>
+        <w:t>(</w:t>
+      </w:r>
+      <w:proofErr w:type="spellStart"/>
+      <w:r>
+        <w:t>figcaption</w:t>
+      </w:r>
+      <w:proofErr w:type="spellEnd"/>
+      <w:r>
+        <w:t xml:space="preserve">) </w:t>
+      </w:r>
+      <w:proofErr w:type="spellStart"/>
+      <w:r>
+        <w:t>img</w:t>
+      </w:r>
+      <w:proofErr w:type="spellEnd"/>
+      <w:r>
+        <w:t xml:space="preserve"> {</w:t>
       </w:r>
     </w:p>
     <w:p>
@@ -8369,7 +9299,21 @@
         <w:rPr>
           <w:rFonts w:hint="eastAsia"/>
         </w:rPr>
-        <w:t>改造元素的一部分，不算真实dom一部分，主要目的减少一些无意义的标签</w:t>
+        <w:t>改造元素的一部分，不算真实</w:t>
+      </w:r>
+      <w:proofErr w:type="spellStart"/>
+      <w:r>
+        <w:rPr>
+          <w:rFonts w:hint="eastAsia"/>
+        </w:rPr>
+        <w:t>dom</w:t>
+      </w:r>
+      <w:proofErr w:type="spellEnd"/>
+      <w:r>
+        <w:rPr>
+          <w:rFonts w:hint="eastAsia"/>
+        </w:rPr>
+        <w:t>一部分，主要目的减少一些无意义的标签</w:t>
       </w:r>
     </w:p>
     <w:p>
@@ -9335,7 +10279,21 @@
         <w:rPr>
           <w:rFonts w:hint="eastAsia"/>
         </w:rPr>
-        <w:t>，不改变dom结构，只改变显示顺序，设置在子元素上</w:t>
+        <w:t>，不改变</w:t>
+      </w:r>
+      <w:proofErr w:type="spellStart"/>
+      <w:r>
+        <w:rPr>
+          <w:rFonts w:hint="eastAsia"/>
+        </w:rPr>
+        <w:t>dom</w:t>
+      </w:r>
+      <w:proofErr w:type="spellEnd"/>
+      <w:r>
+        <w:rPr>
+          <w:rFonts w:hint="eastAsia"/>
+        </w:rPr>
+        <w:t>结构，只改变显示顺序，设置在子元素上</w:t>
       </w:r>
     </w:p>
     <w:p>
@@ -10085,7 +11043,21 @@
         <w:rPr>
           <w:rFonts w:hint="eastAsia"/>
         </w:rPr>
-        <w:t>absolute垂直居中：top:50%, transform:translate(-50%, -50%)</w:t>
+        <w:t xml:space="preserve">absolute垂直居中：top:50%, </w:t>
+      </w:r>
+      <w:proofErr w:type="spellStart"/>
+      <w:r>
+        <w:rPr>
+          <w:rFonts w:hint="eastAsia"/>
+        </w:rPr>
+        <w:t>transform:translate</w:t>
+      </w:r>
+      <w:proofErr w:type="spellEnd"/>
+      <w:r>
+        <w:rPr>
+          <w:rFonts w:hint="eastAsia"/>
+        </w:rPr>
+        <w:t>(-50%, -50%)</w:t>
       </w:r>
     </w:p>
     <w:p>
@@ -10452,34 +11424,77 @@
           <w:rFonts w:hint="eastAsia"/>
         </w:rPr>
         <w:tab/>
-        <w:t>translate(tx, ty)</w:t>
+        <w:t>translate(</w:t>
+      </w:r>
+      <w:proofErr w:type="spellStart"/>
+      <w:r>
+        <w:rPr>
+          <w:rFonts w:hint="eastAsia"/>
+        </w:rPr>
+        <w:t>tx</w:t>
+      </w:r>
+      <w:proofErr w:type="spellEnd"/>
+      <w:r>
+        <w:rPr>
+          <w:rFonts w:hint="eastAsia"/>
+        </w:rPr>
+        <w:t>, ty)</w:t>
       </w:r>
       <w:r>
         <w:rPr>
           <w:rFonts w:hint="eastAsia"/>
         </w:rPr>
         <w:tab/>
-        <w:t>平移。ty 省略时等于 tx</w:t>
-      </w:r>
-    </w:p>
-    <w:p>
-      <w:pPr>
-        <w:rPr>
-          <w:rFonts w:hint="eastAsia"/>
-        </w:rPr>
-      </w:pPr>
-      <w:r>
-        <w:rPr>
-          <w:rFonts w:hint="eastAsia"/>
-        </w:rPr>
-        <w:t>translateX()</w:t>
+        <w:t xml:space="preserve">平移。ty 省略时等于 </w:t>
+      </w:r>
+      <w:proofErr w:type="spellStart"/>
+      <w:r>
+        <w:rPr>
+          <w:rFonts w:hint="eastAsia"/>
+        </w:rPr>
+        <w:t>tx</w:t>
+      </w:r>
+      <w:proofErr w:type="spellEnd"/>
+    </w:p>
+    <w:p>
+      <w:pPr>
+        <w:rPr>
+          <w:rFonts w:hint="eastAsia"/>
+        </w:rPr>
+      </w:pPr>
+      <w:proofErr w:type="spellStart"/>
+      <w:r>
+        <w:rPr>
+          <w:rFonts w:hint="eastAsia"/>
+        </w:rPr>
+        <w:t>translateX</w:t>
+      </w:r>
+      <w:proofErr w:type="spellEnd"/>
+      <w:r>
+        <w:rPr>
+          <w:rFonts w:hint="eastAsia"/>
+        </w:rPr>
+        <w:t>()</w:t>
       </w:r>
       <w:r>
         <w:rPr>
           <w:rFonts w:hint="eastAsia"/>
         </w:rPr>
         <w:tab/>
-        <w:t>translateX(t)</w:t>
+      </w:r>
+      <w:proofErr w:type="spellStart"/>
+      <w:r>
+        <w:rPr>
+          <w:rFonts w:hint="eastAsia"/>
+        </w:rPr>
+        <w:t>translateX</w:t>
+      </w:r>
+      <w:proofErr w:type="spellEnd"/>
+      <w:r>
+        <w:rPr>
+          <w:rFonts w:hint="eastAsia"/>
+        </w:rPr>
+        <w:t>(t)</w:t>
       </w:r>
       <w:r>
         <w:rPr>
@@ -10495,18 +11510,39 @@
           <w:rFonts w:hint="eastAsia"/>
         </w:rPr>
       </w:pPr>
-      <w:r>
-        <w:rPr>
-          <w:rFonts w:hint="eastAsia"/>
-        </w:rPr>
-        <w:t>translateY()</w:t>
+      <w:proofErr w:type="spellStart"/>
+      <w:r>
+        <w:rPr>
+          <w:rFonts w:hint="eastAsia"/>
+        </w:rPr>
+        <w:t>translateY</w:t>
+      </w:r>
+      <w:proofErr w:type="spellEnd"/>
+      <w:r>
+        <w:rPr>
+          <w:rFonts w:hint="eastAsia"/>
+        </w:rPr>
+        <w:t>()</w:t>
       </w:r>
       <w:r>
         <w:rPr>
           <w:rFonts w:hint="eastAsia"/>
         </w:rPr>
         <w:tab/>
-        <w:t>translateY(t)</w:t>
+      </w:r>
+      <w:proofErr w:type="spellStart"/>
+      <w:r>
+        <w:rPr>
+          <w:rFonts w:hint="eastAsia"/>
+        </w:rPr>
+        <w:t>translateY</w:t>
+      </w:r>
+      <w:proofErr w:type="spellEnd"/>
+      <w:r>
+        <w:rPr>
+          <w:rFonts w:hint="eastAsia"/>
+        </w:rPr>
+        <w:t>(t)</w:t>
       </w:r>
       <w:r>
         <w:rPr>
@@ -10533,34 +11569,111 @@
           <w:rFonts w:hint="eastAsia"/>
         </w:rPr>
         <w:tab/>
-        <w:t>scale(sx, sy)</w:t>
+        <w:t>scale(</w:t>
+      </w:r>
+      <w:proofErr w:type="spellStart"/>
+      <w:r>
+        <w:rPr>
+          <w:rFonts w:hint="eastAsia"/>
+        </w:rPr>
+        <w:t>sx</w:t>
+      </w:r>
+      <w:proofErr w:type="spellEnd"/>
+      <w:r>
+        <w:rPr>
+          <w:rFonts w:hint="eastAsia"/>
+        </w:rPr>
+        <w:t xml:space="preserve">, </w:t>
+      </w:r>
+      <w:proofErr w:type="spellStart"/>
+      <w:r>
+        <w:rPr>
+          <w:rFonts w:hint="eastAsia"/>
+        </w:rPr>
+        <w:t>sy</w:t>
+      </w:r>
+      <w:proofErr w:type="spellEnd"/>
+      <w:r>
+        <w:rPr>
+          <w:rFonts w:hint="eastAsia"/>
+        </w:rPr>
+        <w:t>)</w:t>
       </w:r>
       <w:r>
         <w:rPr>
           <w:rFonts w:hint="eastAsia"/>
         </w:rPr>
         <w:tab/>
-        <w:t>缩放。sy 省略时等于 sx（等比缩放）</w:t>
-      </w:r>
-    </w:p>
-    <w:p>
-      <w:pPr>
-        <w:rPr>
-          <w:rFonts w:hint="eastAsia"/>
-        </w:rPr>
-      </w:pPr>
-      <w:r>
-        <w:rPr>
-          <w:rFonts w:hint="eastAsia"/>
-        </w:rPr>
-        <w:t>scaleX()</w:t>
+        <w:t>缩放。</w:t>
+      </w:r>
+      <w:proofErr w:type="spellStart"/>
+      <w:r>
+        <w:rPr>
+          <w:rFonts w:hint="eastAsia"/>
+        </w:rPr>
+        <w:t>sy</w:t>
+      </w:r>
+      <w:proofErr w:type="spellEnd"/>
+      <w:r>
+        <w:rPr>
+          <w:rFonts w:hint="eastAsia"/>
+        </w:rPr>
+        <w:t xml:space="preserve"> 省略时等于 </w:t>
+      </w:r>
+      <w:proofErr w:type="spellStart"/>
+      <w:r>
+        <w:rPr>
+          <w:rFonts w:hint="eastAsia"/>
+        </w:rPr>
+        <w:t>sx</w:t>
+      </w:r>
+      <w:proofErr w:type="spellEnd"/>
+      <w:r>
+        <w:rPr>
+          <w:rFonts w:hint="eastAsia"/>
+        </w:rPr>
+        <w:t>（等比缩放）</w:t>
+      </w:r>
+    </w:p>
+    <w:p>
+      <w:pPr>
+        <w:rPr>
+          <w:rFonts w:hint="eastAsia"/>
+        </w:rPr>
+      </w:pPr>
+      <w:proofErr w:type="spellStart"/>
+      <w:r>
+        <w:rPr>
+          <w:rFonts w:hint="eastAsia"/>
+        </w:rPr>
+        <w:t>scaleX</w:t>
+      </w:r>
+      <w:proofErr w:type="spellEnd"/>
+      <w:r>
+        <w:rPr>
+          <w:rFonts w:hint="eastAsia"/>
+        </w:rPr>
+        <w:t>()</w:t>
       </w:r>
       <w:r>
         <w:rPr>
           <w:rFonts w:hint="eastAsia"/>
         </w:rPr>
         <w:tab/>
-        <w:t>scaleX(s)</w:t>
+      </w:r>
+      <w:proofErr w:type="spellStart"/>
+      <w:r>
+        <w:rPr>
+          <w:rFonts w:hint="eastAsia"/>
+        </w:rPr>
+        <w:t>scaleX</w:t>
+      </w:r>
+      <w:proofErr w:type="spellEnd"/>
+      <w:r>
+        <w:rPr>
+          <w:rFonts w:hint="eastAsia"/>
+        </w:rPr>
+        <w:t>(s)</w:t>
       </w:r>
       <w:r>
         <w:rPr>
@@ -10576,18 +11689,39 @@
           <w:rFonts w:hint="eastAsia"/>
         </w:rPr>
       </w:pPr>
-      <w:r>
-        <w:rPr>
-          <w:rFonts w:hint="eastAsia"/>
-        </w:rPr>
-        <w:t>scaleY()</w:t>
+      <w:proofErr w:type="spellStart"/>
+      <w:r>
+        <w:rPr>
+          <w:rFonts w:hint="eastAsia"/>
+        </w:rPr>
+        <w:t>scaleY</w:t>
+      </w:r>
+      <w:proofErr w:type="spellEnd"/>
+      <w:r>
+        <w:rPr>
+          <w:rFonts w:hint="eastAsia"/>
+        </w:rPr>
+        <w:t>()</w:t>
       </w:r>
       <w:r>
         <w:rPr>
           <w:rFonts w:hint="eastAsia"/>
         </w:rPr>
         <w:tab/>
-        <w:t>scaleY(s)</w:t>
+      </w:r>
+      <w:proofErr w:type="spellStart"/>
+      <w:r>
+        <w:rPr>
+          <w:rFonts w:hint="eastAsia"/>
+        </w:rPr>
+        <w:t>scaleY</w:t>
+      </w:r>
+      <w:proofErr w:type="spellEnd"/>
+      <w:r>
+        <w:rPr>
+          <w:rFonts w:hint="eastAsia"/>
+        </w:rPr>
+        <w:t>(s)</w:t>
       </w:r>
       <w:r>
         <w:rPr>
@@ -10657,18 +11791,39 @@
           <w:rFonts w:hint="eastAsia"/>
         </w:rPr>
       </w:pPr>
-      <w:r>
-        <w:rPr>
-          <w:rFonts w:hint="eastAsia"/>
-        </w:rPr>
-        <w:t>skewX()</w:t>
+      <w:proofErr w:type="spellStart"/>
+      <w:r>
+        <w:rPr>
+          <w:rFonts w:hint="eastAsia"/>
+        </w:rPr>
+        <w:t>skewX</w:t>
+      </w:r>
+      <w:proofErr w:type="spellEnd"/>
+      <w:r>
+        <w:rPr>
+          <w:rFonts w:hint="eastAsia"/>
+        </w:rPr>
+        <w:t>()</w:t>
       </w:r>
       <w:r>
         <w:rPr>
           <w:rFonts w:hint="eastAsia"/>
         </w:rPr>
         <w:tab/>
-        <w:t>skewX(angle)</w:t>
+      </w:r>
+      <w:proofErr w:type="spellStart"/>
+      <w:r>
+        <w:rPr>
+          <w:rFonts w:hint="eastAsia"/>
+        </w:rPr>
+        <w:t>skewX</w:t>
+      </w:r>
+      <w:proofErr w:type="spellEnd"/>
+      <w:r>
+        <w:rPr>
+          <w:rFonts w:hint="eastAsia"/>
+        </w:rPr>
+        <w:t>(angle)</w:t>
       </w:r>
       <w:r>
         <w:rPr>
@@ -10684,18 +11839,39 @@
           <w:rFonts w:hint="eastAsia"/>
         </w:rPr>
       </w:pPr>
-      <w:r>
-        <w:rPr>
-          <w:rFonts w:hint="eastAsia"/>
-        </w:rPr>
-        <w:t>skewY()</w:t>
+      <w:proofErr w:type="spellStart"/>
+      <w:r>
+        <w:rPr>
+          <w:rFonts w:hint="eastAsia"/>
+        </w:rPr>
+        <w:t>skewY</w:t>
+      </w:r>
+      <w:proofErr w:type="spellEnd"/>
+      <w:r>
+        <w:rPr>
+          <w:rFonts w:hint="eastAsia"/>
+        </w:rPr>
+        <w:t>()</w:t>
       </w:r>
       <w:r>
         <w:rPr>
           <w:rFonts w:hint="eastAsia"/>
         </w:rPr>
         <w:tab/>
-        <w:t>skewY(angle)</w:t>
+      </w:r>
+      <w:proofErr w:type="spellStart"/>
+      <w:r>
+        <w:rPr>
+          <w:rFonts w:hint="eastAsia"/>
+        </w:rPr>
+        <w:t>skewY</w:t>
+      </w:r>
+      <w:proofErr w:type="spellEnd"/>
+      <w:r>
+        <w:rPr>
+          <w:rFonts w:hint="eastAsia"/>
+        </w:rPr>
+        <w:t>(angle)</w:t>
       </w:r>
       <w:r>
         <w:rPr>
@@ -10722,7 +11898,21 @@
           <w:rFonts w:hint="eastAsia"/>
         </w:rPr>
         <w:tab/>
-        <w:t>matrix(a,b,c,d,e,f)</w:t>
+        <w:t>matrix(</w:t>
+      </w:r>
+      <w:proofErr w:type="spellStart"/>
+      <w:r>
+        <w:rPr>
+          <w:rFonts w:hint="eastAsia"/>
+        </w:rPr>
+        <w:t>a,b,c,d,e,f</w:t>
+      </w:r>
+      <w:proofErr w:type="spellEnd"/>
+      <w:r>
+        <w:rPr>
+          <w:rFonts w:hint="eastAsia"/>
+        </w:rPr>
+        <w:t>)</w:t>
       </w:r>
       <w:r>
         <w:rPr>
@@ -10749,7 +11939,35 @@
           <w:rFonts w:hint="eastAsia"/>
         </w:rPr>
         <w:tab/>
-        <w:t>translate3d(tx, ty, tz)</w:t>
+        <w:t>translate3d(</w:t>
+      </w:r>
+      <w:proofErr w:type="spellStart"/>
+      <w:r>
+        <w:rPr>
+          <w:rFonts w:hint="eastAsia"/>
+        </w:rPr>
+        <w:t>tx</w:t>
+      </w:r>
+      <w:proofErr w:type="spellEnd"/>
+      <w:r>
+        <w:rPr>
+          <w:rFonts w:hint="eastAsia"/>
+        </w:rPr>
+        <w:t xml:space="preserve">, ty, </w:t>
+      </w:r>
+      <w:proofErr w:type="spellStart"/>
+      <w:r>
+        <w:rPr>
+          <w:rFonts w:hint="eastAsia"/>
+        </w:rPr>
+        <w:t>tz</w:t>
+      </w:r>
+      <w:proofErr w:type="spellEnd"/>
+      <w:r>
+        <w:rPr>
+          <w:rFonts w:hint="eastAsia"/>
+        </w:rPr>
+        <w:t>)</w:t>
       </w:r>
       <w:r>
         <w:rPr>
@@ -10765,18 +11983,53 @@
           <w:rFonts w:hint="eastAsia"/>
         </w:rPr>
       </w:pPr>
-      <w:r>
-        <w:rPr>
-          <w:rFonts w:hint="eastAsia"/>
-        </w:rPr>
-        <w:t>translateZ()</w:t>
+      <w:proofErr w:type="spellStart"/>
+      <w:r>
+        <w:rPr>
+          <w:rFonts w:hint="eastAsia"/>
+        </w:rPr>
+        <w:t>translateZ</w:t>
+      </w:r>
+      <w:proofErr w:type="spellEnd"/>
+      <w:r>
+        <w:rPr>
+          <w:rFonts w:hint="eastAsia"/>
+        </w:rPr>
+        <w:t>()</w:t>
       </w:r>
       <w:r>
         <w:rPr>
           <w:rFonts w:hint="eastAsia"/>
         </w:rPr>
         <w:tab/>
-        <w:t>translateZ(tz)</w:t>
+      </w:r>
+      <w:proofErr w:type="spellStart"/>
+      <w:r>
+        <w:rPr>
+          <w:rFonts w:hint="eastAsia"/>
+        </w:rPr>
+        <w:t>translateZ</w:t>
+      </w:r>
+      <w:proofErr w:type="spellEnd"/>
+      <w:r>
+        <w:rPr>
+          <w:rFonts w:hint="eastAsia"/>
+        </w:rPr>
+        <w:t>(</w:t>
+      </w:r>
+      <w:proofErr w:type="spellStart"/>
+      <w:r>
+        <w:rPr>
+          <w:rFonts w:hint="eastAsia"/>
+        </w:rPr>
+        <w:t>tz</w:t>
+      </w:r>
+      <w:proofErr w:type="spellEnd"/>
+      <w:r>
+        <w:rPr>
+          <w:rFonts w:hint="eastAsia"/>
+        </w:rPr>
+        <w:t>)</w:t>
       </w:r>
       <w:r>
         <w:rPr>
@@ -10804,7 +12057,49 @@
           <w:rFonts w:hint="eastAsia"/>
         </w:rPr>
         <w:tab/>
-        <w:t>scale3d(sx, sy, sz)</w:t>
+        <w:t>scale3d(</w:t>
+      </w:r>
+      <w:proofErr w:type="spellStart"/>
+      <w:r>
+        <w:rPr>
+          <w:rFonts w:hint="eastAsia"/>
+        </w:rPr>
+        <w:t>sx</w:t>
+      </w:r>
+      <w:proofErr w:type="spellEnd"/>
+      <w:r>
+        <w:rPr>
+          <w:rFonts w:hint="eastAsia"/>
+        </w:rPr>
+        <w:t xml:space="preserve">, </w:t>
+      </w:r>
+      <w:proofErr w:type="spellStart"/>
+      <w:r>
+        <w:rPr>
+          <w:rFonts w:hint="eastAsia"/>
+        </w:rPr>
+        <w:t>sy</w:t>
+      </w:r>
+      <w:proofErr w:type="spellEnd"/>
+      <w:r>
+        <w:rPr>
+          <w:rFonts w:hint="eastAsia"/>
+        </w:rPr>
+        <w:t xml:space="preserve">, </w:t>
+      </w:r>
+      <w:proofErr w:type="spellStart"/>
+      <w:r>
+        <w:rPr>
+          <w:rFonts w:hint="eastAsia"/>
+        </w:rPr>
+        <w:t>sz</w:t>
+      </w:r>
+      <w:proofErr w:type="spellEnd"/>
+      <w:r>
+        <w:rPr>
+          <w:rFonts w:hint="eastAsia"/>
+        </w:rPr>
+        <w:t>)</w:t>
       </w:r>
       <w:r>
         <w:rPr>
@@ -10820,18 +12115,39 @@
           <w:rFonts w:hint="eastAsia"/>
         </w:rPr>
       </w:pPr>
-      <w:r>
-        <w:rPr>
-          <w:rFonts w:hint="eastAsia"/>
-        </w:rPr>
-        <w:t>scaleZ()</w:t>
+      <w:proofErr w:type="spellStart"/>
+      <w:r>
+        <w:rPr>
+          <w:rFonts w:hint="eastAsia"/>
+        </w:rPr>
+        <w:t>scaleZ</w:t>
+      </w:r>
+      <w:proofErr w:type="spellEnd"/>
+      <w:r>
+        <w:rPr>
+          <w:rFonts w:hint="eastAsia"/>
+        </w:rPr>
+        <w:t>()</w:t>
       </w:r>
       <w:r>
         <w:rPr>
           <w:rFonts w:hint="eastAsia"/>
         </w:rPr>
         <w:tab/>
-        <w:t>scaleZ(s)</w:t>
+      </w:r>
+      <w:proofErr w:type="spellStart"/>
+      <w:r>
+        <w:rPr>
+          <w:rFonts w:hint="eastAsia"/>
+        </w:rPr>
+        <w:t>scaleZ</w:t>
+      </w:r>
+      <w:proofErr w:type="spellEnd"/>
+      <w:r>
+        <w:rPr>
+          <w:rFonts w:hint="eastAsia"/>
+        </w:rPr>
+        <w:t>(s)</w:t>
       </w:r>
       <w:r>
         <w:rPr>
@@ -10865,27 +12181,62 @@
           <w:rFonts w:hint="eastAsia"/>
         </w:rPr>
         <w:tab/>
-        <w:t>绕任意向量 (x,y,z) 旋转</w:t>
-      </w:r>
-    </w:p>
-    <w:p>
-      <w:pPr>
-        <w:rPr>
-          <w:rFonts w:hint="eastAsia"/>
-        </w:rPr>
-      </w:pPr>
-      <w:r>
-        <w:rPr>
-          <w:rFonts w:hint="eastAsia"/>
-        </w:rPr>
-        <w:t>rotateX()</w:t>
+        <w:t>绕任意向量 (</w:t>
+      </w:r>
+      <w:proofErr w:type="spellStart"/>
+      <w:r>
+        <w:rPr>
+          <w:rFonts w:hint="eastAsia"/>
+        </w:rPr>
+        <w:t>x,y,z</w:t>
+      </w:r>
+      <w:proofErr w:type="spellEnd"/>
+      <w:r>
+        <w:rPr>
+          <w:rFonts w:hint="eastAsia"/>
+        </w:rPr>
+        <w:t>) 旋转</w:t>
+      </w:r>
+    </w:p>
+    <w:p>
+      <w:pPr>
+        <w:rPr>
+          <w:rFonts w:hint="eastAsia"/>
+        </w:rPr>
+      </w:pPr>
+      <w:proofErr w:type="spellStart"/>
+      <w:r>
+        <w:rPr>
+          <w:rFonts w:hint="eastAsia"/>
+        </w:rPr>
+        <w:t>rotateX</w:t>
+      </w:r>
+      <w:proofErr w:type="spellEnd"/>
+      <w:r>
+        <w:rPr>
+          <w:rFonts w:hint="eastAsia"/>
+        </w:rPr>
+        <w:t>()</w:t>
       </w:r>
       <w:r>
         <w:rPr>
           <w:rFonts w:hint="eastAsia"/>
         </w:rPr>
         <w:tab/>
-        <w:t>rotateX(angle)</w:t>
+      </w:r>
+      <w:proofErr w:type="spellStart"/>
+      <w:r>
+        <w:rPr>
+          <w:rFonts w:hint="eastAsia"/>
+        </w:rPr>
+        <w:t>rotateX</w:t>
+      </w:r>
+      <w:proofErr w:type="spellEnd"/>
+      <w:r>
+        <w:rPr>
+          <w:rFonts w:hint="eastAsia"/>
+        </w:rPr>
+        <w:t>(angle)</w:t>
       </w:r>
       <w:r>
         <w:rPr>
@@ -10901,18 +12252,39 @@
           <w:rFonts w:hint="eastAsia"/>
         </w:rPr>
       </w:pPr>
-      <w:r>
-        <w:rPr>
-          <w:rFonts w:hint="eastAsia"/>
-        </w:rPr>
-        <w:t>rotateY()</w:t>
+      <w:proofErr w:type="spellStart"/>
+      <w:r>
+        <w:rPr>
+          <w:rFonts w:hint="eastAsia"/>
+        </w:rPr>
+        <w:t>rotateY</w:t>
+      </w:r>
+      <w:proofErr w:type="spellEnd"/>
+      <w:r>
+        <w:rPr>
+          <w:rFonts w:hint="eastAsia"/>
+        </w:rPr>
+        <w:t>()</w:t>
       </w:r>
       <w:r>
         <w:rPr>
           <w:rFonts w:hint="eastAsia"/>
         </w:rPr>
         <w:tab/>
-        <w:t>rotateY(angle)</w:t>
+      </w:r>
+      <w:proofErr w:type="spellStart"/>
+      <w:r>
+        <w:rPr>
+          <w:rFonts w:hint="eastAsia"/>
+        </w:rPr>
+        <w:t>rotateY</w:t>
+      </w:r>
+      <w:proofErr w:type="spellEnd"/>
+      <w:r>
+        <w:rPr>
+          <w:rFonts w:hint="eastAsia"/>
+        </w:rPr>
+        <w:t>(angle)</w:t>
       </w:r>
       <w:r>
         <w:rPr>
@@ -10928,18 +12300,39 @@
           <w:rFonts w:hint="eastAsia"/>
         </w:rPr>
       </w:pPr>
-      <w:r>
-        <w:rPr>
-          <w:rFonts w:hint="eastAsia"/>
-        </w:rPr>
-        <w:t>rotateZ()</w:t>
+      <w:proofErr w:type="spellStart"/>
+      <w:r>
+        <w:rPr>
+          <w:rFonts w:hint="eastAsia"/>
+        </w:rPr>
+        <w:t>rotateZ</w:t>
+      </w:r>
+      <w:proofErr w:type="spellEnd"/>
+      <w:r>
+        <w:rPr>
+          <w:rFonts w:hint="eastAsia"/>
+        </w:rPr>
+        <w:t>()</w:t>
       </w:r>
       <w:r>
         <w:rPr>
           <w:rFonts w:hint="eastAsia"/>
         </w:rPr>
         <w:tab/>
-        <w:t>rotateZ(angle)</w:t>
+      </w:r>
+      <w:proofErr w:type="spellStart"/>
+      <w:r>
+        <w:rPr>
+          <w:rFonts w:hint="eastAsia"/>
+        </w:rPr>
+        <w:t>rotateZ</w:t>
+      </w:r>
+      <w:proofErr w:type="spellEnd"/>
+      <w:r>
+        <w:rPr>
+          <w:rFonts w:hint="eastAsia"/>
+        </w:rPr>
+        <w:t>(angle)</w:t>
       </w:r>
       <w:r>
         <w:rPr>
@@ -11066,7 +12459,15 @@
         </w:rPr>
       </w:pPr>
       <w:r>
-        <w:t>@media XXX and (css语法)</w:t>
+        <w:t>@media XXX and (</w:t>
+      </w:r>
+      <w:proofErr w:type="spellStart"/>
+      <w:r>
+        <w:t>css</w:t>
+      </w:r>
+      <w:proofErr w:type="spellEnd"/>
+      <w:r>
+        <w:t>语法)</w:t>
       </w:r>
       <w:r>
         <w:rPr>
@@ -11202,8 +12603,16 @@
         <w:rPr>
           <w:rFonts w:hint="eastAsia"/>
         </w:rPr>
-        <w:t>0830 js</w:t>
-      </w:r>
+        <w:t xml:space="preserve">0830 </w:t>
+      </w:r>
+      <w:proofErr w:type="spellStart"/>
+      <w:r>
+        <w:rPr>
+          <w:rFonts w:hint="eastAsia"/>
+        </w:rPr>
+        <w:t>js</w:t>
+      </w:r>
+      <w:proofErr w:type="spellEnd"/>
     </w:p>
     <w:p>
       <w:pPr>
@@ -11257,31 +12666,67 @@
           <w:rFonts w:hint="eastAsia"/>
         </w:rPr>
       </w:pPr>
-      <w:r>
-        <w:rPr>
-          <w:rFonts w:hint="eastAsia"/>
-        </w:rPr>
-        <w:t>Js在node和浏览器环境的不同</w:t>
-      </w:r>
-    </w:p>
-    <w:p>
-      <w:pPr>
-        <w:rPr>
-          <w:rFonts w:hint="eastAsia"/>
-        </w:rPr>
-      </w:pPr>
-    </w:p>
-    <w:p>
-      <w:pPr>
-        <w:rPr>
-          <w:rFonts w:hint="eastAsia"/>
-        </w:rPr>
-      </w:pPr>
-      <w:r>
-        <w:rPr>
-          <w:rFonts w:hint="eastAsia"/>
-        </w:rPr>
-        <w:t>Dom，bom的api不同，操作系统能力不同</w:t>
+      <w:proofErr w:type="spellStart"/>
+      <w:r>
+        <w:rPr>
+          <w:rFonts w:hint="eastAsia"/>
+        </w:rPr>
+        <w:t>Js</w:t>
+      </w:r>
+      <w:proofErr w:type="spellEnd"/>
+      <w:r>
+        <w:rPr>
+          <w:rFonts w:hint="eastAsia"/>
+        </w:rPr>
+        <w:t>在node和浏览器环境的不同</w:t>
+      </w:r>
+    </w:p>
+    <w:p>
+      <w:pPr>
+        <w:rPr>
+          <w:rFonts w:hint="eastAsia"/>
+        </w:rPr>
+      </w:pPr>
+    </w:p>
+    <w:p>
+      <w:pPr>
+        <w:rPr>
+          <w:rFonts w:hint="eastAsia"/>
+        </w:rPr>
+      </w:pPr>
+      <w:r>
+        <w:rPr>
+          <w:rFonts w:hint="eastAsia"/>
+        </w:rPr>
+        <w:t>Dom，</w:t>
+      </w:r>
+      <w:proofErr w:type="spellStart"/>
+      <w:r>
+        <w:rPr>
+          <w:rFonts w:hint="eastAsia"/>
+        </w:rPr>
+        <w:t>bom</w:t>
+      </w:r>
+      <w:proofErr w:type="spellEnd"/>
+      <w:r>
+        <w:rPr>
+          <w:rFonts w:hint="eastAsia"/>
+        </w:rPr>
+        <w:t>的</w:t>
+      </w:r>
+      <w:proofErr w:type="spellStart"/>
+      <w:r>
+        <w:rPr>
+          <w:rFonts w:hint="eastAsia"/>
+        </w:rPr>
+        <w:t>api</w:t>
+      </w:r>
+      <w:proofErr w:type="spellEnd"/>
+      <w:r>
+        <w:rPr>
+          <w:rFonts w:hint="eastAsia"/>
+        </w:rPr>
+        <w:t>不同，操作系统能力不同</w:t>
       </w:r>
     </w:p>
     <w:p>
@@ -11352,7 +12797,49 @@
           <w:rFonts w:hint="eastAsia"/>
         </w:rPr>
         <w:lastRenderedPageBreak/>
-        <w:t>Web api（dom bom）</w:t>
+        <w:t xml:space="preserve">Web </w:t>
+      </w:r>
+      <w:proofErr w:type="spellStart"/>
+      <w:r>
+        <w:rPr>
+          <w:rFonts w:hint="eastAsia"/>
+        </w:rPr>
+        <w:t>api</w:t>
+      </w:r>
+      <w:proofErr w:type="spellEnd"/>
+      <w:r>
+        <w:rPr>
+          <w:rFonts w:hint="eastAsia"/>
+        </w:rPr>
+        <w:t>（</w:t>
+      </w:r>
+      <w:proofErr w:type="spellStart"/>
+      <w:r>
+        <w:rPr>
+          <w:rFonts w:hint="eastAsia"/>
+        </w:rPr>
+        <w:t>dom</w:t>
+      </w:r>
+      <w:proofErr w:type="spellEnd"/>
+      <w:r>
+        <w:rPr>
+          <w:rFonts w:hint="eastAsia"/>
+        </w:rPr>
+        <w:t xml:space="preserve"> </w:t>
+      </w:r>
+      <w:proofErr w:type="spellStart"/>
+      <w:r>
+        <w:rPr>
+          <w:rFonts w:hint="eastAsia"/>
+        </w:rPr>
+        <w:t>bom</w:t>
+      </w:r>
+      <w:proofErr w:type="spellEnd"/>
+      <w:r>
+        <w:rPr>
+          <w:rFonts w:hint="eastAsia"/>
+        </w:rPr>
+        <w:t>）</w:t>
       </w:r>
     </w:p>
     <w:p>
@@ -11556,7 +13043,23 @@
                 <w:b/>
                 <w:bCs/>
               </w:rPr>
-              <w:t>Node.js (libuv)</w:t>
+              <w:t>Node.js (</w:t>
+            </w:r>
+            <w:proofErr w:type="spellStart"/>
+            <w:r>
+              <w:rPr>
+                <w:b/>
+                <w:bCs/>
+              </w:rPr>
+              <w:t>libuv</w:t>
+            </w:r>
+            <w:proofErr w:type="spellEnd"/>
+            <w:r>
+              <w:rPr>
+                <w:b/>
+                <w:bCs/>
+              </w:rPr>
+              <w:t>)</w:t>
             </w:r>
           </w:p>
         </w:tc>
@@ -11691,7 +13194,15 @@
               </w:rPr>
             </w:pPr>
             <w:r>
-              <w:t>Microtask Queue (Promise, MutationObserver)</w:t>
+              <w:t>Microtask Queue (Promise, </w:t>
+            </w:r>
+            <w:proofErr w:type="spellStart"/>
+            <w:r>
+              <w:t>MutationObserver</w:t>
+            </w:r>
+            <w:proofErr w:type="spellEnd"/>
+            <w:r>
+              <w:t>)</w:t>
             </w:r>
           </w:p>
         </w:tc>
@@ -11714,8 +13225,13 @@
               </w:rPr>
             </w:pPr>
             <w:r>
-              <w:t>同样有 Microtask Queue，但额外区分 process.nextTick</w:t>
+              <w:t>同样有 Microtask Queue，但额外区分 </w:t>
             </w:r>
+            <w:proofErr w:type="spellStart"/>
+            <w:r>
+              <w:t>process.nextTick</w:t>
+            </w:r>
+            <w:proofErr w:type="spellEnd"/>
           </w:p>
         </w:tc>
       </w:tr>
@@ -11769,9 +13285,19 @@
                 <w:rFonts w:hint="eastAsia"/>
               </w:rPr>
             </w:pPr>
+            <w:proofErr w:type="spellStart"/>
             <w:r>
-              <w:t>requestAnimationFrame (渲染前), requestIdleCallback</w:t>
+              <w:t>requestAnimationFrame</w:t>
             </w:r>
+            <w:proofErr w:type="spellEnd"/>
+            <w:r>
+              <w:t> (渲染前), </w:t>
+            </w:r>
+            <w:proofErr w:type="spellStart"/>
+            <w:r>
+              <w:t>requestIdleCallback</w:t>
+            </w:r>
+            <w:proofErr w:type="spellEnd"/>
           </w:p>
         </w:tc>
         <w:tc>
@@ -11792,9 +13318,19 @@
                 <w:rFonts w:hint="eastAsia"/>
               </w:rPr>
             </w:pPr>
+            <w:proofErr w:type="spellStart"/>
             <w:r>
-              <w:t>process.nextTick (最高优先级), setImmediate</w:t>
+              <w:t>process.nextTick</w:t>
             </w:r>
+            <w:proofErr w:type="spellEnd"/>
+            <w:r>
+              <w:t> (最高优先级), </w:t>
+            </w:r>
+            <w:proofErr w:type="spellStart"/>
+            <w:r>
+              <w:t>setImmediate</w:t>
+            </w:r>
+            <w:proofErr w:type="spellEnd"/>
           </w:p>
         </w:tc>
       </w:tr>
@@ -11845,7 +13381,15 @@
               </w:rPr>
             </w:pPr>
             <w:r>
-              <w:t>V8/SpiderMonkey + 浏览器宿主环境</w:t>
+              <w:t>V8/</w:t>
+            </w:r>
+            <w:proofErr w:type="spellStart"/>
+            <w:r>
+              <w:t>SpiderMonkey</w:t>
+            </w:r>
+            <w:proofErr w:type="spellEnd"/>
+            <w:r>
+              <w:t xml:space="preserve"> + 浏览器宿主环境</w:t>
             </w:r>
           </w:p>
         </w:tc>
@@ -11869,7 +13413,15 @@
               </w:rPr>
             </w:pPr>
             <w:r>
-              <w:t>V8 + libuv (C++ 层)</w:t>
+              <w:t xml:space="preserve">V8 + </w:t>
+            </w:r>
+            <w:proofErr w:type="spellStart"/>
+            <w:r>
+              <w:t>libuv</w:t>
+            </w:r>
+            <w:proofErr w:type="spellEnd"/>
+            <w:r>
+              <w:t xml:space="preserve"> (C++ 层)</w:t>
             </w:r>
           </w:p>
         </w:tc>
@@ -11946,7 +13498,15 @@
         </w:rPr>
       </w:pPr>
       <w:r>
-        <w:t>执行一个宏任务（如 setTimeout、DOM 事件、脚本解析）</w:t>
+        <w:t>执行一个宏任务（如 </w:t>
+      </w:r>
+      <w:proofErr w:type="spellStart"/>
+      <w:r>
+        <w:t>setTimeout</w:t>
+      </w:r>
+      <w:proofErr w:type="spellEnd"/>
+      <w:r>
+        <w:t>、DOM 事件、脚本解析）</w:t>
       </w:r>
     </w:p>
     <w:p>
@@ -11960,7 +13520,23 @@
         </w:rPr>
       </w:pPr>
       <w:r>
-        <w:t>清空所有微任务（Promise.then、MutationObserver）</w:t>
+        <w:t>清空所有微任务（</w:t>
+      </w:r>
+      <w:proofErr w:type="spellStart"/>
+      <w:r>
+        <w:t>Promise.then</w:t>
+      </w:r>
+      <w:proofErr w:type="spellEnd"/>
+      <w:r>
+        <w:t>、</w:t>
+      </w:r>
+      <w:proofErr w:type="spellStart"/>
+      <w:r>
+        <w:t>MutationObserver</w:t>
+      </w:r>
+      <w:proofErr w:type="spellEnd"/>
+      <w:r>
+        <w:t>）</w:t>
       </w:r>
     </w:p>
     <w:p>
@@ -11995,8 +13571,21 @@
         </w:rPr>
       </w:pPr>
       <w:r>
-        <w:t>如果需要：执行 requestAnimationFrame → 计算样式/布局 → 绘制 → requestIdleCallback</w:t>
-      </w:r>
+        <w:t>如果需要：执行 </w:t>
+      </w:r>
+      <w:proofErr w:type="spellStart"/>
+      <w:r>
+        <w:t>requestAnimationFrame</w:t>
+      </w:r>
+      <w:proofErr w:type="spellEnd"/>
+      <w:r>
+        <w:t> → 计算样式/布局 → 绘制 → </w:t>
+      </w:r>
+      <w:proofErr w:type="spellStart"/>
+      <w:r>
+        <w:t>requestIdleCallback</w:t>
+      </w:r>
+      <w:proofErr w:type="spellEnd"/>
     </w:p>
     <w:p>
       <w:pPr>
@@ -12036,7 +13625,15 @@
         <w:t>每次宏任务之后、渲染之前</w:t>
       </w:r>
       <w:r>
-        <w:t>执行。requestAnimationFrame 不属于宏任务也不属于微任务，它在渲染管线中独立调度。</w:t>
+        <w:t>执行。</w:t>
+      </w:r>
+      <w:proofErr w:type="spellStart"/>
+      <w:r>
+        <w:t>requestAnimationFrame</w:t>
+      </w:r>
+      <w:proofErr w:type="spellEnd"/>
+      <w:r>
+        <w:t> 不属于宏任务也不属于微任务，它在渲染管线中独立调度。</w:t>
       </w:r>
     </w:p>
     <w:p>
@@ -12060,7 +13657,23 @@
           <w:b/>
           <w:bCs/>
         </w:rPr>
-        <w:t xml:space="preserve"> Node.js 事件循环 (libuv)</w:t>
+        <w:t xml:space="preserve"> Node.js 事件循环 (</w:t>
+      </w:r>
+      <w:proofErr w:type="spellStart"/>
+      <w:r>
+        <w:rPr>
+          <w:b/>
+          <w:bCs/>
+        </w:rPr>
+        <w:t>libuv</w:t>
+      </w:r>
+      <w:proofErr w:type="spellEnd"/>
+      <w:r>
+        <w:rPr>
+          <w:b/>
+          <w:bCs/>
+        </w:rPr>
+        <w:t>)</w:t>
       </w:r>
     </w:p>
     <w:p>
@@ -12153,8 +13766,21 @@
         <w:t>←</w:t>
       </w:r>
       <w:r>
-        <w:t xml:space="preserve"> setTimeout / setInterval</w:t>
-      </w:r>
+        <w:t xml:space="preserve"> </w:t>
+      </w:r>
+      <w:proofErr w:type="spellStart"/>
+      <w:r>
+        <w:t>setTimeout</w:t>
+      </w:r>
+      <w:proofErr w:type="spellEnd"/>
+      <w:r>
+        <w:t xml:space="preserve"> / </w:t>
+      </w:r>
+      <w:proofErr w:type="spellStart"/>
+      <w:r>
+        <w:t>setInterval</w:t>
+      </w:r>
+      <w:proofErr w:type="spellEnd"/>
     </w:p>
     <w:p>
       <w:pPr>
@@ -12274,8 +13900,13 @@
         </w:rPr>
       </w:pPr>
       <w:r>
-        <w:t>│  │          check            │ ← setImmediate</w:t>
-      </w:r>
+        <w:t xml:space="preserve">│  │          check            │ ← </w:t>
+      </w:r>
+      <w:proofErr w:type="spellStart"/>
+      <w:r>
+        <w:t>setImmediate</w:t>
+      </w:r>
+      <w:proofErr w:type="spellEnd"/>
     </w:p>
     <w:p>
       <w:pPr>
@@ -12304,7 +13935,15 @@
         </w:rPr>
       </w:pPr>
       <w:r>
-        <w:t>│  │      close callbacks      │ ← socket.on('close') 等</w:t>
+        <w:t xml:space="preserve">│  │      close callbacks      │ ← </w:t>
+      </w:r>
+      <w:proofErr w:type="spellStart"/>
+      <w:r>
+        <w:t>socket.on</w:t>
+      </w:r>
+      <w:proofErr w:type="spellEnd"/>
+      <w:r>
+        <w:t>('close') 等</w:t>
       </w:r>
     </w:p>
     <w:p>
@@ -12351,7 +13990,15 @@
         <w:t>关键点</w:t>
       </w:r>
       <w:r>
-        <w:t>：每个阶段切换时，都会先清空微任务队列。但 process.nextTick 的优先级</w:t>
+        <w:t>：每个阶段切换时，都会先清空微任务队列。但 </w:t>
+      </w:r>
+      <w:proofErr w:type="spellStart"/>
+      <w:r>
+        <w:t>process.nextTick</w:t>
+      </w:r>
+      <w:proofErr w:type="spellEnd"/>
+      <w:r>
+        <w:t> 的优先级</w:t>
       </w:r>
       <w:r>
         <w:rPr>
@@ -12393,7 +14040,71 @@
           <w:b/>
           <w:bCs/>
         </w:rPr>
-        <w:t>① setTimeout(fn, 0) vs setImmediate(fn)</w:t>
+        <w:t>① </w:t>
+      </w:r>
+      <w:proofErr w:type="spellStart"/>
+      <w:r>
+        <w:rPr>
+          <w:b/>
+          <w:bCs/>
+        </w:rPr>
+        <w:t>setTimeout</w:t>
+      </w:r>
+      <w:proofErr w:type="spellEnd"/>
+      <w:r>
+        <w:rPr>
+          <w:b/>
+          <w:bCs/>
+        </w:rPr>
+        <w:t>(</w:t>
+      </w:r>
+      <w:proofErr w:type="spellStart"/>
+      <w:r>
+        <w:rPr>
+          <w:b/>
+          <w:bCs/>
+        </w:rPr>
+        <w:t>fn</w:t>
+      </w:r>
+      <w:proofErr w:type="spellEnd"/>
+      <w:r>
+        <w:rPr>
+          <w:b/>
+          <w:bCs/>
+        </w:rPr>
+        <w:t>, 0) vs </w:t>
+      </w:r>
+      <w:proofErr w:type="spellStart"/>
+      <w:r>
+        <w:rPr>
+          <w:b/>
+          <w:bCs/>
+        </w:rPr>
+        <w:t>setImmediate</w:t>
+      </w:r>
+      <w:proofErr w:type="spellEnd"/>
+      <w:r>
+        <w:rPr>
+          <w:b/>
+          <w:bCs/>
+        </w:rPr>
+        <w:t>(</w:t>
+      </w:r>
+      <w:proofErr w:type="spellStart"/>
+      <w:r>
+        <w:rPr>
+          <w:b/>
+          <w:bCs/>
+        </w:rPr>
+        <w:t>fn</w:t>
+      </w:r>
+      <w:proofErr w:type="spellEnd"/>
+      <w:r>
+        <w:rPr>
+          <w:b/>
+          <w:bCs/>
+        </w:rPr>
+        <w:t>)</w:t>
       </w:r>
     </w:p>
     <w:p>
@@ -12414,7 +14125,31 @@
         <w:t>浏览器</w:t>
       </w:r>
       <w:r>
-        <w:t>：没有 setImmediate（仅 IE/Edge 旧版支持）。setTimeout(fn, 0) 被钳制为至少 4ms 延迟。</w:t>
+        <w:t>：没有 </w:t>
+      </w:r>
+      <w:proofErr w:type="spellStart"/>
+      <w:r>
+        <w:t>setImmediate</w:t>
+      </w:r>
+      <w:proofErr w:type="spellEnd"/>
+      <w:r>
+        <w:t>（仅 IE/Edge 旧版支持）。</w:t>
+      </w:r>
+      <w:proofErr w:type="spellStart"/>
+      <w:r>
+        <w:t>setTimeout</w:t>
+      </w:r>
+      <w:proofErr w:type="spellEnd"/>
+      <w:r>
+        <w:t>(</w:t>
+      </w:r>
+      <w:proofErr w:type="spellStart"/>
+      <w:r>
+        <w:t>fn</w:t>
+      </w:r>
+      <w:proofErr w:type="spellEnd"/>
+      <w:r>
+        <w:t>, 0) 被钳制为至少 4ms 延迟。</w:t>
       </w:r>
     </w:p>
     <w:p>
@@ -12445,23 +14180,55 @@
         <w:t>不确定</w:t>
       </w:r>
       <w:r>
-        <w:t>（取决于进程启动时间和系统性能），但在 I/O 回调内部，setImmediate 总是优先于 setTimeout。</w:t>
-      </w:r>
-    </w:p>
-    <w:p>
-      <w:pPr>
-        <w:rPr>
-          <w:rFonts w:hint="eastAsia"/>
-          <w:b/>
-          <w:bCs/>
-        </w:rPr>
-      </w:pPr>
-      <w:r>
-        <w:rPr>
-          <w:b/>
-          <w:bCs/>
-        </w:rPr>
-        <w:t>② process.nextTick 的特殊性</w:t>
+        <w:t>（取决于进程启动时间和系统性能），但在 I/O 回调内部，</w:t>
+      </w:r>
+      <w:proofErr w:type="spellStart"/>
+      <w:r>
+        <w:t>setImmediate</w:t>
+      </w:r>
+      <w:proofErr w:type="spellEnd"/>
+      <w:r>
+        <w:t> 总是优先于 </w:t>
+      </w:r>
+      <w:proofErr w:type="spellStart"/>
+      <w:r>
+        <w:t>setTimeout</w:t>
+      </w:r>
+      <w:proofErr w:type="spellEnd"/>
+      <w:r>
+        <w:t>。</w:t>
+      </w:r>
+    </w:p>
+    <w:p>
+      <w:pPr>
+        <w:rPr>
+          <w:rFonts w:hint="eastAsia"/>
+          <w:b/>
+          <w:bCs/>
+        </w:rPr>
+      </w:pPr>
+      <w:r>
+        <w:rPr>
+          <w:b/>
+          <w:bCs/>
+        </w:rPr>
+        <w:t>② </w:t>
+      </w:r>
+      <w:proofErr w:type="spellStart"/>
+      <w:r>
+        <w:rPr>
+          <w:b/>
+          <w:bCs/>
+        </w:rPr>
+        <w:t>process.nextTick</w:t>
+      </w:r>
+      <w:proofErr w:type="spellEnd"/>
+      <w:r>
+        <w:rPr>
+          <w:b/>
+          <w:bCs/>
+        </w:rPr>
+        <w:t> 的特殊性</w:t>
       </w:r>
     </w:p>
     <w:p>
@@ -12490,9 +14257,11 @@
           <w:rFonts w:hint="eastAsia"/>
         </w:rPr>
       </w:pPr>
+      <w:proofErr w:type="spellStart"/>
       <w:r>
         <w:t>javascript</w:t>
       </w:r>
+      <w:proofErr w:type="spellEnd"/>
     </w:p>
     <w:p>
       <w:pPr>
@@ -12524,18 +14293,36 @@
           <w:rFonts w:hint="eastAsia"/>
         </w:rPr>
       </w:pPr>
-      <w:r>
-        <w:t>Promise.resolve().then(() =&gt; console.log('microtask'));</w:t>
-      </w:r>
-    </w:p>
-    <w:p>
-      <w:pPr>
-        <w:rPr>
-          <w:rFonts w:hint="eastAsia"/>
-        </w:rPr>
-      </w:pPr>
-      <w:r>
-        <w:t>process.nextTick(() =&gt; console.log('nextTick'));</w:t>
+      <w:proofErr w:type="spellStart"/>
+      <w:r>
+        <w:t>Promise.resolve</w:t>
+      </w:r>
+      <w:proofErr w:type="spellEnd"/>
+      <w:r>
+        <w:t>().then(() =&gt; console.log('microtask'));</w:t>
+      </w:r>
+    </w:p>
+    <w:p>
+      <w:pPr>
+        <w:rPr>
+          <w:rFonts w:hint="eastAsia"/>
+        </w:rPr>
+      </w:pPr>
+      <w:proofErr w:type="spellStart"/>
+      <w:r>
+        <w:t>process.nextTick</w:t>
+      </w:r>
+      <w:proofErr w:type="spellEnd"/>
+      <w:r>
+        <w:t>(() =&gt; console.log('</w:t>
+      </w:r>
+      <w:proofErr w:type="spellStart"/>
+      <w:r>
+        <w:t>nextTick</w:t>
+      </w:r>
+      <w:proofErr w:type="spellEnd"/>
+      <w:r>
+        <w:t>'));</w:t>
       </w:r>
     </w:p>
     <w:p>
@@ -12549,7 +14336,23 @@
           <w:i/>
           <w:iCs/>
         </w:rPr>
-        <w:t>// 输出: nextTick → microtask （与直觉相反！）</w:t>
+        <w:t xml:space="preserve">// 输出: </w:t>
+      </w:r>
+      <w:proofErr w:type="spellStart"/>
+      <w:r>
+        <w:rPr>
+          <w:i/>
+          <w:iCs/>
+        </w:rPr>
+        <w:t>nextTick</w:t>
+      </w:r>
+      <w:proofErr w:type="spellEnd"/>
+      <w:r>
+        <w:rPr>
+          <w:i/>
+          <w:iCs/>
+        </w:rPr>
+        <w:t xml:space="preserve"> → microtask （与直觉相反！）</w:t>
       </w:r>
     </w:p>
     <w:p>
@@ -12575,7 +14378,15 @@
         <w:t>警告</w:t>
       </w:r>
       <w:r>
-        <w:t>：递归调用 process.nextTick 会饿死 I/O 和其他微任务，导致程序挂起。</w:t>
+        <w:t>：递归调用 </w:t>
+      </w:r>
+      <w:proofErr w:type="spellStart"/>
+      <w:r>
+        <w:t>process.nextTick</w:t>
+      </w:r>
+      <w:proofErr w:type="spellEnd"/>
+      <w:r>
+        <w:t> 会饿死 I/O 和其他微任务，导致程序挂起。</w:t>
       </w:r>
     </w:p>
     <w:p>
@@ -12858,8 +14669,29 @@
         <w:t>节点查询</w:t>
       </w:r>
       <w:r>
-        <w:t>: querySelector, getElementById, getElementsByClassName</w:t>
-      </w:r>
+        <w:t>: </w:t>
+      </w:r>
+      <w:proofErr w:type="spellStart"/>
+      <w:r>
+        <w:t>querySelector</w:t>
+      </w:r>
+      <w:proofErr w:type="spellEnd"/>
+      <w:r>
+        <w:t>, </w:t>
+      </w:r>
+      <w:proofErr w:type="spellStart"/>
+      <w:r>
+        <w:t>getElementById</w:t>
+      </w:r>
+      <w:proofErr w:type="spellEnd"/>
+      <w:r>
+        <w:t>, </w:t>
+      </w:r>
+      <w:proofErr w:type="spellStart"/>
+      <w:r>
+        <w:t>getElementsByClassName</w:t>
+      </w:r>
+      <w:proofErr w:type="spellEnd"/>
     </w:p>
     <w:p>
       <w:pPr>
@@ -12879,8 +14711,37 @@
         <w:t>内容修改</w:t>
       </w:r>
       <w:r>
-        <w:t>: innerHTML, textContent, setAttribute, classList</w:t>
-      </w:r>
+        <w:t>: </w:t>
+      </w:r>
+      <w:proofErr w:type="spellStart"/>
+      <w:r>
+        <w:t>innerHTML</w:t>
+      </w:r>
+      <w:proofErr w:type="spellEnd"/>
+      <w:r>
+        <w:t>, </w:t>
+      </w:r>
+      <w:proofErr w:type="spellStart"/>
+      <w:r>
+        <w:t>textContent</w:t>
+      </w:r>
+      <w:proofErr w:type="spellEnd"/>
+      <w:r>
+        <w:t>, </w:t>
+      </w:r>
+      <w:proofErr w:type="spellStart"/>
+      <w:r>
+        <w:t>setAttribute</w:t>
+      </w:r>
+      <w:proofErr w:type="spellEnd"/>
+      <w:r>
+        <w:t>, </w:t>
+      </w:r>
+      <w:proofErr w:type="spellStart"/>
+      <w:r>
+        <w:t>classList</w:t>
+      </w:r>
+      <w:proofErr w:type="spellEnd"/>
     </w:p>
     <w:p>
       <w:pPr>
@@ -12900,8 +14761,37 @@
         <w:t>节点操作</w:t>
       </w:r>
       <w:r>
-        <w:t>: createElement, appendChild, removeChild, cloneNode</w:t>
-      </w:r>
+        <w:t>: </w:t>
+      </w:r>
+      <w:proofErr w:type="spellStart"/>
+      <w:r>
+        <w:t>createElement</w:t>
+      </w:r>
+      <w:proofErr w:type="spellEnd"/>
+      <w:r>
+        <w:t>, </w:t>
+      </w:r>
+      <w:proofErr w:type="spellStart"/>
+      <w:r>
+        <w:t>appendChild</w:t>
+      </w:r>
+      <w:proofErr w:type="spellEnd"/>
+      <w:r>
+        <w:t>, </w:t>
+      </w:r>
+      <w:proofErr w:type="spellStart"/>
+      <w:r>
+        <w:t>removeChild</w:t>
+      </w:r>
+      <w:proofErr w:type="spellEnd"/>
+      <w:r>
+        <w:t>, </w:t>
+      </w:r>
+      <w:proofErr w:type="spellStart"/>
+      <w:r>
+        <w:t>cloneNode</w:t>
+      </w:r>
+      <w:proofErr w:type="spellEnd"/>
     </w:p>
     <w:p>
       <w:pPr>
@@ -12921,7 +14811,15 @@
         <w:t>事件系统</w:t>
       </w:r>
       <w:r>
-        <w:t>: addEventListener, 事件冒泡/捕获, 事件委托</w:t>
+        <w:t>: </w:t>
+      </w:r>
+      <w:proofErr w:type="spellStart"/>
+      <w:r>
+        <w:t>addEventListener</w:t>
+      </w:r>
+      <w:proofErr w:type="spellEnd"/>
+      <w:r>
+        <w:t>, 事件冒泡/捕获, 事件委托</w:t>
       </w:r>
     </w:p>
     <w:p>
@@ -12942,8 +14840,29 @@
         <w:t>几何信息</w:t>
       </w:r>
       <w:r>
-        <w:t>: getBoundingClientRect, offsetWidth, scrollHeight</w:t>
-      </w:r>
+        <w:t>: </w:t>
+      </w:r>
+      <w:proofErr w:type="spellStart"/>
+      <w:r>
+        <w:t>getBoundingClientRect</w:t>
+      </w:r>
+      <w:proofErr w:type="spellEnd"/>
+      <w:r>
+        <w:t>, </w:t>
+      </w:r>
+      <w:proofErr w:type="spellStart"/>
+      <w:r>
+        <w:t>offsetWidth</w:t>
+      </w:r>
+      <w:proofErr w:type="spellEnd"/>
+      <w:r>
+        <w:t>, </w:t>
+      </w:r>
+      <w:proofErr w:type="spellStart"/>
+      <w:r>
+        <w:t>scrollHeight</w:t>
+      </w:r>
+      <w:proofErr w:type="spellEnd"/>
     </w:p>
     <w:p>
       <w:pPr>
@@ -13000,8 +14919,37 @@
         <w:t>实时集合 vs 静态集合</w:t>
       </w:r>
       <w:r>
-        <w:t>: getElementsBy* 返回实时更新的 HTMLCollection；querySelectorAll 返回静态快照 NodeList</w:t>
-      </w:r>
+        <w:t>: </w:t>
+      </w:r>
+      <w:proofErr w:type="spellStart"/>
+      <w:r>
+        <w:t>getElementsBy</w:t>
+      </w:r>
+      <w:proofErr w:type="spellEnd"/>
+      <w:r>
+        <w:t>* 返回实时更新的 </w:t>
+      </w:r>
+      <w:proofErr w:type="spellStart"/>
+      <w:r>
+        <w:t>HTMLCollection</w:t>
+      </w:r>
+      <w:proofErr w:type="spellEnd"/>
+      <w:r>
+        <w:t>；</w:t>
+      </w:r>
+      <w:proofErr w:type="spellStart"/>
+      <w:r>
+        <w:t>querySelectorAll</w:t>
+      </w:r>
+      <w:proofErr w:type="spellEnd"/>
+      <w:r>
+        <w:t> 返回静态快照 </w:t>
+      </w:r>
+      <w:proofErr w:type="spellStart"/>
+      <w:r>
+        <w:t>NodeList</w:t>
+      </w:r>
+      <w:proofErr w:type="spellEnd"/>
     </w:p>
     <w:p>
       <w:pPr>
@@ -13021,7 +14969,15 @@
         <w:t>重排与重绘</w:t>
       </w:r>
       <w:r>
-        <w:t>: 频繁读写 DOM 会触发浏览器渲染管线，需使用 DocumentFragment、批量更新或虚拟 DOM 优化</w:t>
+        <w:t>: 频繁读写 DOM 会触发浏览器渲染管线，需使用 </w:t>
+      </w:r>
+      <w:proofErr w:type="spellStart"/>
+      <w:r>
+        <w:t>DocumentFragment</w:t>
+      </w:r>
+      <w:proofErr w:type="spellEnd"/>
+      <w:r>
+        <w:t>、批量更新或虚拟 DOM 优化</w:t>
       </w:r>
     </w:p>
     <w:p>
@@ -13050,6 +15006,7 @@
           <w:rFonts w:hint="eastAsia"/>
         </w:rPr>
       </w:pPr>
+      <w:proofErr w:type="spellStart"/>
       <w:r>
         <w:rPr>
           <w:b/>
@@ -13057,6 +15014,7 @@
         </w:rPr>
         <w:t>MutationObserver</w:t>
       </w:r>
+      <w:proofErr w:type="spellEnd"/>
       <w:r>
         <w:t>: 异步监听 DOM 变化，替代已废弃的 Mutation Events</w:t>
       </w:r>
@@ -13071,13 +15029,31 @@
           <w:rFonts w:hint="eastAsia"/>
         </w:rPr>
       </w:pPr>
-      <w:r>
-        <w:rPr>
-          <w:b/>
-          <w:bCs/>
-        </w:rPr>
-        <w:t>IntersectionObserver / ResizeObserver</w:t>
-      </w:r>
+      <w:proofErr w:type="spellStart"/>
+      <w:r>
+        <w:rPr>
+          <w:b/>
+          <w:bCs/>
+        </w:rPr>
+        <w:t>IntersectionObserver</w:t>
+      </w:r>
+      <w:proofErr w:type="spellEnd"/>
+      <w:r>
+        <w:rPr>
+          <w:b/>
+          <w:bCs/>
+        </w:rPr>
+        <w:t xml:space="preserve"> / </w:t>
+      </w:r>
+      <w:proofErr w:type="spellStart"/>
+      <w:r>
+        <w:rPr>
+          <w:b/>
+          <w:bCs/>
+        </w:rPr>
+        <w:t>ResizeObserver</w:t>
+      </w:r>
+      <w:proofErr w:type="spellEnd"/>
       <w:r>
         <w:t>: 高性能地监听元素可见性与尺寸变化</w:t>
       </w:r>
@@ -13147,7 +15123,15 @@
         <w:t>注意</w:t>
       </w:r>
       <w:r>
-        <w:t>: DOM 操作是同步阻塞的。大量 DOM 操作应放在微任务之后或使用 requestAnimationFrame 分帧处理，避免卡死主线程。</w:t>
+        <w:t>: DOM 操作是同步阻塞的。大量 DOM 操作应放在微任务之后或使用 </w:t>
+      </w:r>
+      <w:proofErr w:type="spellStart"/>
+      <w:r>
+        <w:t>requestAnimationFrame</w:t>
+      </w:r>
+      <w:proofErr w:type="spellEnd"/>
+      <w:r>
+        <w:t> 分帧处理，避免卡死主线程。</w:t>
       </w:r>
     </w:p>
     <w:p>
@@ -13409,8 +15393,21 @@
               </w:rPr>
             </w:pPr>
             <w:r>
-              <w:t>alert, setTimeout, open, close, resizeTo</w:t>
+              <w:t>alert, </w:t>
             </w:r>
+            <w:proofErr w:type="spellStart"/>
+            <w:r>
+              <w:t>setTimeout</w:t>
+            </w:r>
+            <w:proofErr w:type="spellEnd"/>
+            <w:r>
+              <w:t>, open, close, </w:t>
+            </w:r>
+            <w:proofErr w:type="spellStart"/>
+            <w:r>
+              <w:t>resizeTo</w:t>
+            </w:r>
+            <w:proofErr w:type="spellEnd"/>
           </w:p>
         </w:tc>
       </w:tr>
@@ -13479,8 +15476,13 @@
                 <w:rFonts w:hint="eastAsia"/>
               </w:rPr>
             </w:pPr>
+            <w:proofErr w:type="spellStart"/>
             <w:r>
-              <w:t>href, pathname, search, assign, reload</w:t>
+              <w:t>href</w:t>
+            </w:r>
+            <w:proofErr w:type="spellEnd"/>
+            <w:r>
+              <w:t>, pathname, search, assign, reload</w:t>
             </w:r>
           </w:p>
         </w:tc>
@@ -13550,8 +15552,21 @@
                 <w:rFonts w:hint="eastAsia"/>
               </w:rPr>
             </w:pPr>
+            <w:proofErr w:type="spellStart"/>
             <w:r>
-              <w:t>pushState, replaceState, back, forward</w:t>
+              <w:t>pushState</w:t>
+            </w:r>
+            <w:proofErr w:type="spellEnd"/>
+            <w:r>
+              <w:t>, </w:t>
+            </w:r>
+            <w:proofErr w:type="spellStart"/>
+            <w:r>
+              <w:t>replaceState</w:t>
+            </w:r>
+            <w:proofErr w:type="spellEnd"/>
+            <w:r>
+              <w:t>, back, forward</w:t>
             </w:r>
           </w:p>
         </w:tc>
@@ -13621,9 +15636,19 @@
                 <w:rFonts w:hint="eastAsia"/>
               </w:rPr>
             </w:pPr>
+            <w:proofErr w:type="spellStart"/>
             <w:r>
-              <w:t>userAgent, language, clipboard, geolocation, serviceWorker</w:t>
+              <w:t>userAgent</w:t>
             </w:r>
+            <w:proofErr w:type="spellEnd"/>
+            <w:r>
+              <w:t>, language, clipboard, geolocation, </w:t>
+            </w:r>
+            <w:proofErr w:type="spellStart"/>
+            <w:r>
+              <w:t>serviceWorker</w:t>
+            </w:r>
+            <w:proofErr w:type="spellEnd"/>
           </w:p>
         </w:tc>
       </w:tr>
@@ -13693,8 +15718,21 @@
               </w:rPr>
             </w:pPr>
             <w:r>
-              <w:t>width, height, availWidth, pixelDepth</w:t>
+              <w:t>width, height, </w:t>
             </w:r>
+            <w:proofErr w:type="spellStart"/>
+            <w:r>
+              <w:t>availWidth</w:t>
+            </w:r>
+            <w:proofErr w:type="spellEnd"/>
+            <w:r>
+              <w:t>, </w:t>
+            </w:r>
+            <w:proofErr w:type="spellStart"/>
+            <w:r>
+              <w:t>pixelDepth</w:t>
+            </w:r>
+            <w:proofErr w:type="spellEnd"/>
           </w:p>
         </w:tc>
       </w:tr>
@@ -13764,9 +15802,19 @@
                 <w:rFonts w:hint="eastAsia"/>
               </w:rPr>
             </w:pPr>
+            <w:proofErr w:type="spellStart"/>
             <w:r>
-              <w:t>localStorage, sessionStorage</w:t>
+              <w:t>localStorage</w:t>
             </w:r>
+            <w:proofErr w:type="spellEnd"/>
+            <w:r>
+              <w:t>, </w:t>
+            </w:r>
+            <w:proofErr w:type="spellStart"/>
+            <w:r>
+              <w:t>sessionStorage</w:t>
+            </w:r>
+            <w:proofErr w:type="spellEnd"/>
           </w:p>
         </w:tc>
       </w:tr>
@@ -13826,7 +15874,23 @@
         <w:t>History API</w:t>
       </w:r>
       <w:r>
-        <w:t>: pushState / replaceState 是 SPA 路由的基础，可在不刷新页面的情况下改变 URL</w:t>
+        <w:t>: </w:t>
+      </w:r>
+      <w:proofErr w:type="spellStart"/>
+      <w:r>
+        <w:t>pushState</w:t>
+      </w:r>
+      <w:proofErr w:type="spellEnd"/>
+      <w:r>
+        <w:t> / </w:t>
+      </w:r>
+      <w:proofErr w:type="spellStart"/>
+      <w:r>
+        <w:t>replaceState</w:t>
+      </w:r>
+      <w:proofErr w:type="spellEnd"/>
+      <w:r>
+        <w:t> 是 SPA 路由的基础，可在不刷新页面的情况下改变 URL</w:t>
       </w:r>
     </w:p>
     <w:p>
@@ -13847,7 +15911,23 @@
         <w:t>Storage API</w:t>
       </w:r>
       <w:r>
-        <w:t>: localStorage 持久化（~5MB），sessionStorage 会话级；两者均为同步阻塞的字符串 KV 存储</w:t>
+        <w:t>: </w:t>
+      </w:r>
+      <w:proofErr w:type="spellStart"/>
+      <w:r>
+        <w:t>localStorage</w:t>
+      </w:r>
+      <w:proofErr w:type="spellEnd"/>
+      <w:r>
+        <w:t> 持久化（~5MB），</w:t>
+      </w:r>
+      <w:proofErr w:type="spellStart"/>
+      <w:r>
+        <w:t>sessionStorage</w:t>
+      </w:r>
+      <w:proofErr w:type="spellEnd"/>
+      <w:r>
+        <w:t> 会话级；两者均为同步阻塞的字符串 KV 存储</w:t>
       </w:r>
     </w:p>
     <w:p>
@@ -13898,7 +15978,15 @@
         </w:rPr>
       </w:pPr>
       <w:r>
-        <w:t>BOM 无统一标准，部分 API 仅特定浏览器支持（如 Safari 的 webkit 前缀属性）</w:t>
+        <w:t>BOM 无统一标准，部分 API 仅特定浏览器支持（如 Safari 的 </w:t>
+      </w:r>
+      <w:proofErr w:type="spellStart"/>
+      <w:r>
+        <w:t>webkit</w:t>
+      </w:r>
+      <w:proofErr w:type="spellEnd"/>
+      <w:r>
+        <w:t> 前缀属性）</w:t>
       </w:r>
     </w:p>
     <w:p>
@@ -13912,7 +16000,15 @@
         </w:rPr>
       </w:pPr>
       <w:r>
-        <w:t>弹窗 (window.open)、剪贴板、地理位置等受</w:t>
+        <w:t>弹窗 (</w:t>
+      </w:r>
+      <w:proofErr w:type="spellStart"/>
+      <w:r>
+        <w:t>window.open</w:t>
+      </w:r>
+      <w:proofErr w:type="spellEnd"/>
+      <w:r>
+        <w:t>)、剪贴板、地理位置等受</w:t>
       </w:r>
       <w:r>
         <w:rPr>
@@ -13935,8 +16031,13 @@
           <w:rFonts w:hint="eastAsia"/>
         </w:rPr>
       </w:pPr>
-      <w:r>
-        <w:t>iframe 中的 BOM 受同源策略约束，跨域访问会被拦截</w:t>
+      <w:proofErr w:type="spellStart"/>
+      <w:r>
+        <w:t>iframe</w:t>
+      </w:r>
+      <w:proofErr w:type="spellEnd"/>
+      <w:r>
+        <w:t xml:space="preserve"> 中的 BOM 受同源策略约束，跨域访问会被拦截</w:t>
       </w:r>
     </w:p>
     <w:p>
@@ -14068,12 +16169,14 @@
                 <w:rFonts w:hint="eastAsia"/>
               </w:rPr>
             </w:pPr>
+            <w:proofErr w:type="spellStart"/>
             <w:r>
               <w:rPr>
                 <w:rFonts w:hint="eastAsia"/>
               </w:rPr>
               <w:t>variableDecla</w:t>
             </w:r>
+            <w:proofErr w:type="spellEnd"/>
           </w:p>
           <w:p>
             <w:pPr>
@@ -14098,7 +16201,21 @@
               <w:rPr>
                 <w:rFonts w:hint="eastAsia"/>
               </w:rPr>
-              <w:t xml:space="preserve">        -  addExpression + </w:t>
+              <w:t xml:space="preserve">        -  </w:t>
+            </w:r>
+            <w:proofErr w:type="spellStart"/>
+            <w:r>
+              <w:rPr>
+                <w:rFonts w:hint="eastAsia"/>
+              </w:rPr>
+              <w:t>addExpression</w:t>
+            </w:r>
+            <w:proofErr w:type="spellEnd"/>
+            <w:r>
+              <w:rPr>
+                <w:rFonts w:hint="eastAsia"/>
+              </w:rPr>
+              <w:t xml:space="preserve"> + </w:t>
             </w:r>
           </w:p>
           <w:p>
@@ -14170,24 +16287,40 @@
                 <w:rFonts w:hint="eastAsia"/>
               </w:rPr>
             </w:pPr>
+            <w:proofErr w:type="spellStart"/>
             <w:r>
               <w:rPr>
                 <w:rFonts w:hint="eastAsia"/>
               </w:rPr>
-              <w:t>LoadArg 0</w:t>
+              <w:t>LoadArg</w:t>
             </w:r>
-          </w:p>
-          <w:p>
-            <w:pPr>
-              <w:rPr>
-                <w:rFonts w:hint="eastAsia"/>
-              </w:rPr>
-            </w:pPr>
+            <w:proofErr w:type="spellEnd"/>
             <w:r>
               <w:rPr>
                 <w:rFonts w:hint="eastAsia"/>
               </w:rPr>
-              <w:t>LoadArg 1</w:t>
+              <w:t xml:space="preserve"> 0</w:t>
+            </w:r>
+          </w:p>
+          <w:p>
+            <w:pPr>
+              <w:rPr>
+                <w:rFonts w:hint="eastAsia"/>
+              </w:rPr>
+            </w:pPr>
+            <w:proofErr w:type="spellStart"/>
+            <w:r>
+              <w:rPr>
+                <w:rFonts w:hint="eastAsia"/>
+              </w:rPr>
+              <w:t>LoadArg</w:t>
+            </w:r>
+            <w:proofErr w:type="spellEnd"/>
+            <w:r>
+              <w:rPr>
+                <w:rFonts w:hint="eastAsia"/>
+              </w:rPr>
+              <w:t xml:space="preserve"> 1</w:t>
             </w:r>
           </w:p>
           <w:p>
@@ -14331,7 +16464,23 @@
         <w:t>AST抽象语法树生成</w:t>
       </w:r>
       <w:r>
-        <w:t>：将解析结果转化为树形结构，例如const a = 1 + 2转化为根节点VariableDeclaration，子节点包含标识符a与BinaryExpression（ADD），左右叶子分别为1和2；所有语言（HTML DOM、Python、Java）最终都转化为树结构供引擎处理</w:t>
+        <w:t>：将解析结果转化为树形结构，例如const a = 1 + 2转化为根节点</w:t>
+      </w:r>
+      <w:proofErr w:type="spellStart"/>
+      <w:r>
+        <w:t>VariableDeclaration</w:t>
+      </w:r>
+      <w:proofErr w:type="spellEnd"/>
+      <w:r>
+        <w:t>，子节点包含标识符a与</w:t>
+      </w:r>
+      <w:proofErr w:type="spellStart"/>
+      <w:r>
+        <w:t>BinaryExpression</w:t>
+      </w:r>
+      <w:proofErr w:type="spellEnd"/>
+      <w:r>
+        <w:t>（ADD），左右叶子分别为1和2；所有语言（HTML DOM、Python、Java）最终都转化为树结构供引擎处理</w:t>
       </w:r>
     </w:p>
     <w:p>
@@ -14441,12 +16590,21 @@
           <w:rFonts w:hint="eastAsia"/>
         </w:rPr>
       </w:pPr>
-      <w:r>
-        <w:rPr>
-          <w:b/>
-          <w:bCs/>
-        </w:rPr>
-        <w:t>TurboFan的热点识别与优化</w:t>
+      <w:proofErr w:type="spellStart"/>
+      <w:r>
+        <w:rPr>
+          <w:b/>
+          <w:bCs/>
+        </w:rPr>
+        <w:t>TurboFan</w:t>
+      </w:r>
+      <w:proofErr w:type="spellEnd"/>
+      <w:r>
+        <w:rPr>
+          <w:b/>
+          <w:bCs/>
+        </w:rPr>
+        <w:t>的热点识别与优化</w:t>
       </w:r>
     </w:p>
     <w:p>
@@ -14488,7 +16646,15 @@
         <w:t>热点字节码转化为机器码</w:t>
       </w:r>
       <w:r>
-        <w:t>：TurboFan是V8特有的JIT优化机制，将反复执行的热点字节码进一步编译为二进制机器码，交由CPU直接运行以提升性能</w:t>
+        <w:t>：</w:t>
+      </w:r>
+      <w:proofErr w:type="spellStart"/>
+      <w:r>
+        <w:t>TurboFan</w:t>
+      </w:r>
+      <w:proofErr w:type="spellEnd"/>
+      <w:r>
+        <w:t>是V8特有的JIT优化机制，将反复执行的热点字节码进一步编译为二进制机器码，交由CPU直接运行以提升性能</w:t>
       </w:r>
     </w:p>
     <w:p>
@@ -14619,37 +16785,61 @@
           <w:rFonts w:hint="eastAsia"/>
         </w:rPr>
       </w:pPr>
-      <w:r>
-        <w:rPr>
-          <w:rFonts w:hint="eastAsia"/>
-        </w:rPr>
-        <w:t>Js特征</w:t>
-      </w:r>
-    </w:p>
-    <w:p>
-      <w:pPr>
-        <w:rPr>
-          <w:rFonts w:hint="eastAsia"/>
-        </w:rPr>
-      </w:pPr>
-      <w:r>
-        <w:rPr>
-          <w:rFonts w:hint="eastAsia"/>
-        </w:rPr>
-        <w:t>Js是解释型语言，边读边执行</w:t>
-      </w:r>
-    </w:p>
-    <w:p>
-      <w:pPr>
-        <w:rPr>
-          <w:rFonts w:hint="eastAsia"/>
-        </w:rPr>
-      </w:pPr>
-      <w:r>
-        <w:rPr>
-          <w:rFonts w:hint="eastAsia"/>
-        </w:rPr>
-        <w:t>Js弱类型语言</w:t>
+      <w:proofErr w:type="spellStart"/>
+      <w:r>
+        <w:rPr>
+          <w:rFonts w:hint="eastAsia"/>
+        </w:rPr>
+        <w:t>Js</w:t>
+      </w:r>
+      <w:proofErr w:type="spellEnd"/>
+      <w:r>
+        <w:rPr>
+          <w:rFonts w:hint="eastAsia"/>
+        </w:rPr>
+        <w:t>特征</w:t>
+      </w:r>
+    </w:p>
+    <w:p>
+      <w:pPr>
+        <w:rPr>
+          <w:rFonts w:hint="eastAsia"/>
+        </w:rPr>
+      </w:pPr>
+      <w:proofErr w:type="spellStart"/>
+      <w:r>
+        <w:rPr>
+          <w:rFonts w:hint="eastAsia"/>
+        </w:rPr>
+        <w:t>Js</w:t>
+      </w:r>
+      <w:proofErr w:type="spellEnd"/>
+      <w:r>
+        <w:rPr>
+          <w:rFonts w:hint="eastAsia"/>
+        </w:rPr>
+        <w:t>是解释型语言，边读边执行</w:t>
+      </w:r>
+    </w:p>
+    <w:p>
+      <w:pPr>
+        <w:rPr>
+          <w:rFonts w:hint="eastAsia"/>
+        </w:rPr>
+      </w:pPr>
+      <w:proofErr w:type="spellStart"/>
+      <w:r>
+        <w:rPr>
+          <w:rFonts w:hint="eastAsia"/>
+        </w:rPr>
+        <w:t>Js</w:t>
+      </w:r>
+      <w:proofErr w:type="spellEnd"/>
+      <w:r>
+        <w:rPr>
+          <w:rFonts w:hint="eastAsia"/>
+        </w:rPr>
+        <w:t>弱类型语言</w:t>
       </w:r>
       <w:r>
         <w:rPr>
@@ -14713,37 +16903,61 @@
           <w:rFonts w:hint="eastAsia"/>
         </w:rPr>
       </w:pPr>
-      <w:r>
-        <w:rPr>
-          <w:rFonts w:hint="eastAsia"/>
-        </w:rPr>
-        <w:t>Js、Python动态(statically)语言解析，在运行时检验</w:t>
-      </w:r>
-    </w:p>
-    <w:p>
-      <w:pPr>
-        <w:rPr>
-          <w:rFonts w:hint="eastAsia"/>
-        </w:rPr>
-      </w:pPr>
-      <w:r>
-        <w:rPr>
-          <w:rFonts w:hint="eastAsia"/>
-        </w:rPr>
-        <w:t>Js单线程</w:t>
-      </w:r>
-    </w:p>
-    <w:p>
-      <w:pPr>
-        <w:rPr>
-          <w:rFonts w:hint="eastAsia"/>
-        </w:rPr>
-      </w:pPr>
-      <w:r>
-        <w:rPr>
-          <w:rFonts w:hint="eastAsia"/>
-        </w:rPr>
-        <w:t>Js多范式</w:t>
+      <w:proofErr w:type="spellStart"/>
+      <w:r>
+        <w:rPr>
+          <w:rFonts w:hint="eastAsia"/>
+        </w:rPr>
+        <w:t>Js</w:t>
+      </w:r>
+      <w:proofErr w:type="spellEnd"/>
+      <w:r>
+        <w:rPr>
+          <w:rFonts w:hint="eastAsia"/>
+        </w:rPr>
+        <w:t>、Python动态(statically)语言解析，在运行时检验</w:t>
+      </w:r>
+    </w:p>
+    <w:p>
+      <w:pPr>
+        <w:rPr>
+          <w:rFonts w:hint="eastAsia"/>
+        </w:rPr>
+      </w:pPr>
+      <w:proofErr w:type="spellStart"/>
+      <w:r>
+        <w:rPr>
+          <w:rFonts w:hint="eastAsia"/>
+        </w:rPr>
+        <w:t>Js</w:t>
+      </w:r>
+      <w:proofErr w:type="spellEnd"/>
+      <w:r>
+        <w:rPr>
+          <w:rFonts w:hint="eastAsia"/>
+        </w:rPr>
+        <w:t>单线程</w:t>
+      </w:r>
+    </w:p>
+    <w:p>
+      <w:pPr>
+        <w:rPr>
+          <w:rFonts w:hint="eastAsia"/>
+        </w:rPr>
+      </w:pPr>
+      <w:proofErr w:type="spellStart"/>
+      <w:r>
+        <w:rPr>
+          <w:rFonts w:hint="eastAsia"/>
+        </w:rPr>
+        <w:t>Js</w:t>
+      </w:r>
+      <w:proofErr w:type="spellEnd"/>
+      <w:r>
+        <w:rPr>
+          <w:rFonts w:hint="eastAsia"/>
+        </w:rPr>
+        <w:t>多范式</w:t>
       </w:r>
       <w:r>
         <w:rPr>
@@ -14762,9 +16976,650 @@
     <w:p>
       <w:pPr>
         <w:rPr>
-          <w:rFonts w:hint="eastAsia"/>
-        </w:rPr>
-      </w:pPr>
+          <w:b/>
+          <w:bCs/>
+        </w:rPr>
+      </w:pPr>
+      <w:r>
+        <w:rPr>
+          <w:rFonts w:hint="eastAsia"/>
+          <w:b/>
+          <w:bCs/>
+        </w:rPr>
+        <w:lastRenderedPageBreak/>
+        <w:t>1018</w:t>
+      </w:r>
+    </w:p>
+    <w:p>
+      <w:pPr>
+        <w:rPr>
+          <w:b/>
+          <w:bCs/>
+        </w:rPr>
+      </w:pPr>
+    </w:p>
+    <w:p>
+      <w:pPr>
+        <w:rPr>
+          <w:b/>
+          <w:bCs/>
+        </w:rPr>
+      </w:pPr>
+      <w:r>
+        <w:rPr>
+          <w:b/>
+          <w:bCs/>
+        </w:rPr>
+        <w:t>JavaScript隐式转换机制教学</w:t>
+      </w:r>
+    </w:p>
+    <w:p>
+      <w:pPr>
+        <w:numPr>
+          <w:ilvl w:val="0"/>
+          <w:numId w:val="19"/>
+        </w:numPr>
+      </w:pPr>
+      <w:r>
+        <w:rPr>
+          <w:b/>
+          <w:bCs/>
+        </w:rPr>
+        <w:t>JS四大特性回顾</w:t>
+      </w:r>
+    </w:p>
+    <w:p>
+      <w:pPr>
+        <w:numPr>
+          <w:ilvl w:val="1"/>
+          <w:numId w:val="19"/>
+        </w:numPr>
+      </w:pPr>
+      <w:r>
+        <w:t>弱类型语言：不同数据类型运算时触发隐式转换</w:t>
+      </w:r>
+    </w:p>
+    <w:p>
+      <w:pPr>
+        <w:numPr>
+          <w:ilvl w:val="1"/>
+          <w:numId w:val="19"/>
+        </w:numPr>
+      </w:pPr>
+      <w:r>
+        <w:t>动态语言：运行时才解析值，未执行到对应代码时不确定类型</w:t>
+      </w:r>
+    </w:p>
+    <w:p>
+      <w:pPr>
+        <w:numPr>
+          <w:ilvl w:val="1"/>
+          <w:numId w:val="19"/>
+        </w:numPr>
+      </w:pPr>
+      <w:r>
+        <w:t>单线程：Event Loop由运行环境（Node/浏览器）提供，非V8引擎提供；并发依赖Web Worker或宏微任务队列</w:t>
+      </w:r>
+    </w:p>
+    <w:p>
+      <w:pPr>
+        <w:numPr>
+          <w:ilvl w:val="1"/>
+          <w:numId w:val="19"/>
+        </w:numPr>
+      </w:pPr>
+      <w:r>
+        <w:t>基于原型的多范式语言：支持面向过程、面向对象（class语法）、函数式编程，底层均为prototype-based</w:t>
+      </w:r>
+    </w:p>
+    <w:p>
+      <w:pPr>
+        <w:numPr>
+          <w:ilvl w:val="0"/>
+          <w:numId w:val="19"/>
+        </w:numPr>
+      </w:pPr>
+      <w:r>
+        <w:rPr>
+          <w:b/>
+          <w:bCs/>
+        </w:rPr>
+        <w:t>隐式转换总纲</w:t>
+      </w:r>
+    </w:p>
+    <w:p>
+      <w:pPr>
+        <w:numPr>
+          <w:ilvl w:val="1"/>
+          <w:numId w:val="19"/>
+        </w:numPr>
+      </w:pPr>
+      <w:r>
+        <w:t>基础数据类型之间转换：直接调用Boolean()、String()、Number()方法</w:t>
+      </w:r>
+    </w:p>
+    <w:p>
+      <w:pPr>
+        <w:numPr>
+          <w:ilvl w:val="1"/>
+          <w:numId w:val="19"/>
+        </w:numPr>
+      </w:pPr>
+      <w:r>
+        <w:t>引用类型参与运算时：必须先转换为基本数据类型，再执行</w:t>
+      </w:r>
+      <w:proofErr w:type="spellStart"/>
+      <w:r>
+        <w:t>toNumber</w:t>
+      </w:r>
+      <w:proofErr w:type="spellEnd"/>
+      <w:r>
+        <w:t>/</w:t>
+      </w:r>
+      <w:proofErr w:type="spellStart"/>
+      <w:r>
+        <w:t>toString</w:t>
+      </w:r>
+      <w:proofErr w:type="spellEnd"/>
+      <w:r>
+        <w:t>/</w:t>
+      </w:r>
+      <w:proofErr w:type="spellStart"/>
+      <w:r>
+        <w:t>toBoolean</w:t>
+      </w:r>
+      <w:proofErr w:type="spellEnd"/>
+    </w:p>
+    <w:p>
+      <w:pPr>
+        <w:numPr>
+          <w:ilvl w:val="1"/>
+          <w:numId w:val="19"/>
+        </w:numPr>
+      </w:pPr>
+      <w:r>
+        <w:t>空数组加数字1的结果为字符串"1"，因空数组先转为空字符串，再与1拼接</w:t>
+      </w:r>
+    </w:p>
+    <w:p>
+      <w:pPr>
+        <w:numPr>
+          <w:ilvl w:val="0"/>
+          <w:numId w:val="19"/>
+        </w:numPr>
+      </w:pPr>
+      <w:r>
+        <w:rPr>
+          <w:b/>
+          <w:bCs/>
+        </w:rPr>
+        <w:t>引用类型转基础类型两步机制</w:t>
+      </w:r>
+    </w:p>
+    <w:p>
+      <w:pPr>
+        <w:numPr>
+          <w:ilvl w:val="1"/>
+          <w:numId w:val="19"/>
+        </w:numPr>
+      </w:pPr>
+      <w:r>
+        <w:t>第一步检查</w:t>
+      </w:r>
+      <w:proofErr w:type="spellStart"/>
+      <w:r>
+        <w:t>Symbol.toPrimitive</w:t>
+      </w:r>
+      <w:proofErr w:type="spellEnd"/>
+      <w:r>
+        <w:t>方法是否存在，存在则优先调用</w:t>
+      </w:r>
+    </w:p>
+    <w:p>
+      <w:pPr>
+        <w:numPr>
+          <w:ilvl w:val="1"/>
+          <w:numId w:val="19"/>
+        </w:numPr>
+      </w:pPr>
+      <w:r>
+        <w:t>第二步调用</w:t>
+      </w:r>
+      <w:proofErr w:type="spellStart"/>
+      <w:r>
+        <w:t>OrdinaryToPrimitive</w:t>
+      </w:r>
+      <w:proofErr w:type="spellEnd"/>
+      <w:r>
+        <w:t>，根据目标类型选择</w:t>
+      </w:r>
+      <w:proofErr w:type="spellStart"/>
+      <w:r>
+        <w:t>valueOf</w:t>
+      </w:r>
+      <w:proofErr w:type="spellEnd"/>
+      <w:r>
+        <w:t>或</w:t>
+      </w:r>
+      <w:proofErr w:type="spellStart"/>
+      <w:r>
+        <w:t>toString</w:t>
+      </w:r>
+      <w:proofErr w:type="spellEnd"/>
+    </w:p>
+    <w:p>
+      <w:pPr>
+        <w:numPr>
+          <w:ilvl w:val="2"/>
+          <w:numId w:val="19"/>
+        </w:numPr>
+      </w:pPr>
+      <w:proofErr w:type="spellStart"/>
+      <w:r>
+        <w:t>valueOf</w:t>
+      </w:r>
+      <w:proofErr w:type="spellEnd"/>
+      <w:r>
+        <w:t>返回原始值（如new Number(123).</w:t>
+      </w:r>
+      <w:proofErr w:type="spellStart"/>
+      <w:r>
+        <w:t>valueOf</w:t>
+      </w:r>
+      <w:proofErr w:type="spellEnd"/>
+      <w:r>
+        <w:t>()得123）</w:t>
+      </w:r>
+    </w:p>
+    <w:p>
+      <w:pPr>
+        <w:numPr>
+          <w:ilvl w:val="2"/>
+          <w:numId w:val="19"/>
+        </w:numPr>
+      </w:pPr>
+      <w:proofErr w:type="spellStart"/>
+      <w:r>
+        <w:t>toString</w:t>
+      </w:r>
+      <w:proofErr w:type="spellEnd"/>
+      <w:r>
+        <w:t>返回字符串形式（如new Number(123).</w:t>
+      </w:r>
+      <w:proofErr w:type="spellStart"/>
+      <w:r>
+        <w:t>toString</w:t>
+      </w:r>
+      <w:proofErr w:type="spellEnd"/>
+      <w:r>
+        <w:t>()得"123"，类型为string）</w:t>
+      </w:r>
+    </w:p>
+    <w:p>
+      <w:pPr>
+        <w:rPr>
+          <w:b/>
+          <w:bCs/>
+        </w:rPr>
+      </w:pPr>
+      <w:r>
+        <w:rPr>
+          <w:b/>
+          <w:bCs/>
+        </w:rPr>
+        <w:t>数据类型与JSON序列化原理</w:t>
+      </w:r>
+    </w:p>
+    <w:p>
+      <w:pPr>
+        <w:numPr>
+          <w:ilvl w:val="0"/>
+          <w:numId w:val="20"/>
+        </w:numPr>
+      </w:pPr>
+      <w:r>
+        <w:rPr>
+          <w:b/>
+          <w:bCs/>
+        </w:rPr>
+        <w:t>基础数据类型完整列表</w:t>
+      </w:r>
+    </w:p>
+    <w:p>
+      <w:pPr>
+        <w:numPr>
+          <w:ilvl w:val="1"/>
+          <w:numId w:val="20"/>
+        </w:numPr>
+      </w:pPr>
+      <w:r>
+        <w:t>共7种：string、number、</w:t>
+      </w:r>
+      <w:proofErr w:type="spellStart"/>
+      <w:r>
+        <w:t>boolean</w:t>
+      </w:r>
+      <w:proofErr w:type="spellEnd"/>
+      <w:r>
+        <w:t>、null、undefined、symbol、</w:t>
+      </w:r>
+      <w:proofErr w:type="spellStart"/>
+      <w:r>
+        <w:t>bigint</w:t>
+      </w:r>
+      <w:proofErr w:type="spellEnd"/>
+    </w:p>
+    <w:p>
+      <w:pPr>
+        <w:numPr>
+          <w:ilvl w:val="1"/>
+          <w:numId w:val="20"/>
+        </w:numPr>
+      </w:pPr>
+      <w:proofErr w:type="spellStart"/>
+      <w:r>
+        <w:t>NaN</w:t>
+      </w:r>
+      <w:proofErr w:type="spellEnd"/>
+      <w:r>
+        <w:t>属于number类型，非独立类型</w:t>
+      </w:r>
+    </w:p>
+    <w:p>
+      <w:pPr>
+        <w:numPr>
+          <w:ilvl w:val="0"/>
+          <w:numId w:val="20"/>
+        </w:numPr>
+      </w:pPr>
+      <w:r>
+        <w:rPr>
+          <w:b/>
+          <w:bCs/>
+        </w:rPr>
+        <w:t>引用类型与JSON本质区别</w:t>
+      </w:r>
+    </w:p>
+    <w:p>
+      <w:pPr>
+        <w:numPr>
+          <w:ilvl w:val="1"/>
+          <w:numId w:val="20"/>
+        </w:numPr>
+      </w:pPr>
+      <w:r>
+        <w:t>Object是JavaScript内存中的动态数据结构，可存储方法/函数，由GC机制回收，无法通过网络传输</w:t>
+      </w:r>
+    </w:p>
+    <w:p>
+      <w:pPr>
+        <w:numPr>
+          <w:ilvl w:val="1"/>
+          <w:numId w:val="20"/>
+        </w:numPr>
+      </w:pPr>
+      <w:r>
+        <w:t>JSON是轻量级数据交换格式，与编程语言无关，所有主流语言均可解析</w:t>
+      </w:r>
+    </w:p>
+    <w:p>
+      <w:pPr>
+        <w:numPr>
+          <w:ilvl w:val="1"/>
+          <w:numId w:val="20"/>
+        </w:numPr>
+      </w:pPr>
+      <w:r>
+        <w:t>网络传输依赖光电信号，不能传递内存指针；Object需经</w:t>
+      </w:r>
+      <w:proofErr w:type="spellStart"/>
+      <w:r>
+        <w:t>JSON.stringify</w:t>
+      </w:r>
+      <w:proofErr w:type="spellEnd"/>
+      <w:r>
+        <w:t>序列化为文本后方可发送</w:t>
+      </w:r>
+    </w:p>
+    <w:p>
+      <w:pPr>
+        <w:numPr>
+          <w:ilvl w:val="1"/>
+          <w:numId w:val="20"/>
+        </w:numPr>
+      </w:pPr>
+      <w:r>
+        <w:t>HTTP请求体使用JSON而非Object，因其跨语言通用性</w:t>
+      </w:r>
+    </w:p>
+    <w:p/>
+    <w:p>
+      <w:r>
+        <w:rPr>
+          <w:rFonts w:hint="eastAsia"/>
+        </w:rPr>
+        <w:t>1025</w:t>
+      </w:r>
+    </w:p>
+    <w:p>
+      <w:pPr>
+        <w:rPr>
+          <w:rFonts w:hint="eastAsia"/>
+        </w:rPr>
+      </w:pPr>
+      <w:r>
+        <w:rPr>
+          <w:rFonts w:hint="eastAsia"/>
+        </w:rPr>
+        <w:t>Hint：上下文偏向意图</w:t>
+      </w:r>
+    </w:p>
+    <w:p>
+      <w:r>
+        <w:rPr>
+          <w:rFonts w:hint="eastAsia"/>
+        </w:rPr>
+        <w:t>隐式转换调用</w:t>
+      </w:r>
+      <w:proofErr w:type="spellStart"/>
+      <w:r>
+        <w:rPr>
+          <w:rFonts w:hint="eastAsia"/>
+        </w:rPr>
+        <w:t>symbol.toPrimitive</w:t>
+      </w:r>
+      <w:proofErr w:type="spellEnd"/>
+      <w:r>
+        <w:rPr>
+          <w:rFonts w:hint="eastAsia"/>
+        </w:rPr>
+        <w:t>，显示转换不调用</w:t>
+      </w:r>
+    </w:p>
+    <w:tbl>
+      <w:tblPr>
+        <w:tblStyle w:val="af2"/>
+        <w:tblW w:w="0" w:type="auto"/>
+        <w:tblLook w:val="04A0" w:firstRow="1" w:lastRow="0" w:firstColumn="1" w:lastColumn="0" w:noHBand="0" w:noVBand="1"/>
+      </w:tblPr>
+      <w:tblGrid>
+        <w:gridCol w:w="8522"/>
+      </w:tblGrid>
+      <w:tr>
+        <w:tc>
+          <w:tcPr>
+            <w:tcW w:w="8522" w:type="dxa"/>
+          </w:tcPr>
+          <w:p>
+            <w:r>
+              <w:t>let obj = {name: '</w:t>
+            </w:r>
+            <w:proofErr w:type="spellStart"/>
+            <w:r>
+              <w:t>zhangsan</w:t>
+            </w:r>
+            <w:proofErr w:type="spellEnd"/>
+            <w:r>
+              <w:t>', [</w:t>
+            </w:r>
+            <w:proofErr w:type="spellStart"/>
+            <w:r>
+              <w:t>Symbol.toPrimitive</w:t>
+            </w:r>
+            <w:proofErr w:type="spellEnd"/>
+            <w:r>
+              <w:t>]: function(hint){</w:t>
+            </w:r>
+          </w:p>
+          <w:p>
+            <w:r>
+              <w:t>    if(hint === 'number'){</w:t>
+            </w:r>
+          </w:p>
+          <w:p>
+            <w:r>
+              <w:t>        return 99</w:t>
+            </w:r>
+          </w:p>
+          <w:p>
+            <w:r>
+              <w:t>    } else if(hint === 'string'){</w:t>
+            </w:r>
+          </w:p>
+          <w:p>
+            <w:r>
+              <w:t>        return 'hello'</w:t>
+            </w:r>
+          </w:p>
+          <w:p>
+            <w:r>
+              <w:t>    } else if(hint === 'default'){</w:t>
+            </w:r>
+          </w:p>
+          <w:p>
+            <w:r>
+              <w:t>        return '3'</w:t>
+            </w:r>
+          </w:p>
+          <w:p>
+            <w:r>
+              <w:t>    }</w:t>
+            </w:r>
+          </w:p>
+          <w:p>
+            <w:r>
+              <w:lastRenderedPageBreak/>
+              <w:t>}}</w:t>
+            </w:r>
+          </w:p>
+          <w:p>
+            <w:pPr>
+              <w:rPr>
+                <w:rFonts w:hint="eastAsia"/>
+              </w:rPr>
+            </w:pPr>
+          </w:p>
+        </w:tc>
+      </w:tr>
+    </w:tbl>
+    <w:p/>
+    <w:p/>
+    <w:p>
+      <w:pPr>
+        <w:rPr>
+          <w:rFonts w:hint="eastAsia"/>
+        </w:rPr>
+      </w:pPr>
+      <w:r>
+        <w:rPr>
+          <w:rFonts w:hint="eastAsia"/>
+        </w:rPr>
+        <w:t>没有</w:t>
+      </w:r>
+      <w:proofErr w:type="spellStart"/>
+      <w:r>
+        <w:rPr>
+          <w:rFonts w:hint="eastAsia"/>
+        </w:rPr>
+        <w:t>symbol.toPrimitive</w:t>
+      </w:r>
+      <w:proofErr w:type="spellEnd"/>
+      <w:r>
+        <w:rPr>
+          <w:rFonts w:hint="eastAsia"/>
+        </w:rPr>
+        <w:t>进行</w:t>
+      </w:r>
+      <w:proofErr w:type="spellStart"/>
+      <w:r>
+        <w:rPr>
+          <w:rFonts w:hint="eastAsia"/>
+        </w:rPr>
+        <w:t>ordinaryToPrimitive</w:t>
+      </w:r>
+      <w:proofErr w:type="spellEnd"/>
+      <w:r>
+        <w:rPr>
+          <w:rFonts w:hint="eastAsia"/>
+        </w:rPr>
+        <w:t>步骤（</w:t>
+      </w:r>
+      <w:proofErr w:type="spellStart"/>
+      <w:r>
+        <w:rPr>
+          <w:rFonts w:hint="eastAsia"/>
+        </w:rPr>
+        <w:t>valueOf</w:t>
+      </w:r>
+      <w:proofErr w:type="spellEnd"/>
+      <w:r>
+        <w:rPr>
+          <w:rFonts w:hint="eastAsia"/>
+        </w:rPr>
+        <w:t>()和</w:t>
+      </w:r>
+      <w:proofErr w:type="spellStart"/>
+      <w:r>
+        <w:rPr>
+          <w:rFonts w:hint="eastAsia"/>
+        </w:rPr>
+        <w:t>toSting</w:t>
+      </w:r>
+      <w:proofErr w:type="spellEnd"/>
+      <w:r>
+        <w:rPr>
+          <w:rFonts w:hint="eastAsia"/>
+        </w:rPr>
+        <w:t>()，String(obj)但</w:t>
+      </w:r>
+      <w:proofErr w:type="spellStart"/>
+      <w:r>
+        <w:rPr>
+          <w:rFonts w:hint="eastAsia"/>
+        </w:rPr>
+        <w:t>toString</w:t>
+      </w:r>
+      <w:proofErr w:type="spellEnd"/>
+      <w:r>
+        <w:rPr>
+          <w:rFonts w:hint="eastAsia"/>
+        </w:rPr>
+        <w:t>返回的依旧是object就尝试</w:t>
+      </w:r>
+      <w:proofErr w:type="spellStart"/>
+      <w:r>
+        <w:rPr>
+          <w:rFonts w:hint="eastAsia"/>
+        </w:rPr>
+        <w:t>valueOf</w:t>
+      </w:r>
+      <w:proofErr w:type="spellEnd"/>
+      <w:r>
+        <w:rPr>
+          <w:rFonts w:hint="eastAsia"/>
+        </w:rPr>
+        <w:t>()）</w:t>
+      </w:r>
     </w:p>
     <w:sectPr>
       <w:pgSz w:w="11906" w:h="16838"/>
@@ -16819,9 +19674,9 @@
     </w:lvl>
   </w:abstractNum>
   <w:abstractNum w:abstractNumId="14" w15:restartNumberingAfterBreak="0">
-    <w:nsid w:val="612C2619"/>
+    <w:nsid w:val="5DC473E0"/>
     <w:multiLevelType w:val="multilevel"/>
-    <w:tmpl w:val="AAAAD5E6"/>
+    <w:tmpl w:val="4A10C448"/>
     <w:lvl w:ilvl="0">
       <w:start w:val="1"/>
       <w:numFmt w:val="bullet"/>
@@ -16968,9 +19823,9 @@
     </w:lvl>
   </w:abstractNum>
   <w:abstractNum w:abstractNumId="15" w15:restartNumberingAfterBreak="0">
-    <w:nsid w:val="68100654"/>
+    <w:nsid w:val="612C2619"/>
     <w:multiLevelType w:val="multilevel"/>
-    <w:tmpl w:val="07FCA638"/>
+    <w:tmpl w:val="AAAAD5E6"/>
     <w:lvl w:ilvl="0">
       <w:start w:val="1"/>
       <w:numFmt w:val="bullet"/>
@@ -17117,6 +19972,155 @@
     </w:lvl>
   </w:abstractNum>
   <w:abstractNum w:abstractNumId="16" w15:restartNumberingAfterBreak="0">
+    <w:nsid w:val="68100654"/>
+    <w:multiLevelType w:val="multilevel"/>
+    <w:tmpl w:val="07FCA638"/>
+    <w:lvl w:ilvl="0">
+      <w:start w:val="1"/>
+      <w:numFmt w:val="bullet"/>
+      <w:lvlText w:val=""/>
+      <w:lvlJc w:val="left"/>
+      <w:pPr>
+        <w:tabs>
+          <w:tab w:val="num" w:pos="720"/>
+        </w:tabs>
+        <w:ind w:left="720" w:hanging="360"/>
+      </w:pPr>
+      <w:rPr>
+        <w:rFonts w:ascii="Symbol" w:hAnsi="Symbol" w:hint="default"/>
+        <w:sz w:val="20"/>
+      </w:rPr>
+    </w:lvl>
+    <w:lvl w:ilvl="1">
+      <w:start w:val="1"/>
+      <w:numFmt w:val="bullet"/>
+      <w:lvlText w:val="o"/>
+      <w:lvlJc w:val="left"/>
+      <w:pPr>
+        <w:tabs>
+          <w:tab w:val="num" w:pos="1440"/>
+        </w:tabs>
+        <w:ind w:left="1440" w:hanging="360"/>
+      </w:pPr>
+      <w:rPr>
+        <w:rFonts w:ascii="Courier New" w:hAnsi="Courier New" w:hint="default"/>
+        <w:sz w:val="20"/>
+      </w:rPr>
+    </w:lvl>
+    <w:lvl w:ilvl="2" w:tentative="1">
+      <w:start w:val="1"/>
+      <w:numFmt w:val="bullet"/>
+      <w:lvlText w:val=""/>
+      <w:lvlJc w:val="left"/>
+      <w:pPr>
+        <w:tabs>
+          <w:tab w:val="num" w:pos="2160"/>
+        </w:tabs>
+        <w:ind w:left="2160" w:hanging="360"/>
+      </w:pPr>
+      <w:rPr>
+        <w:rFonts w:ascii="Wingdings" w:hAnsi="Wingdings" w:hint="default"/>
+        <w:sz w:val="20"/>
+      </w:rPr>
+    </w:lvl>
+    <w:lvl w:ilvl="3" w:tentative="1">
+      <w:start w:val="1"/>
+      <w:numFmt w:val="bullet"/>
+      <w:lvlText w:val=""/>
+      <w:lvlJc w:val="left"/>
+      <w:pPr>
+        <w:tabs>
+          <w:tab w:val="num" w:pos="2880"/>
+        </w:tabs>
+        <w:ind w:left="2880" w:hanging="360"/>
+      </w:pPr>
+      <w:rPr>
+        <w:rFonts w:ascii="Wingdings" w:hAnsi="Wingdings" w:hint="default"/>
+        <w:sz w:val="20"/>
+      </w:rPr>
+    </w:lvl>
+    <w:lvl w:ilvl="4" w:tentative="1">
+      <w:start w:val="1"/>
+      <w:numFmt w:val="bullet"/>
+      <w:lvlText w:val=""/>
+      <w:lvlJc w:val="left"/>
+      <w:pPr>
+        <w:tabs>
+          <w:tab w:val="num" w:pos="3600"/>
+        </w:tabs>
+        <w:ind w:left="3600" w:hanging="360"/>
+      </w:pPr>
+      <w:rPr>
+        <w:rFonts w:ascii="Wingdings" w:hAnsi="Wingdings" w:hint="default"/>
+        <w:sz w:val="20"/>
+      </w:rPr>
+    </w:lvl>
+    <w:lvl w:ilvl="5" w:tentative="1">
+      <w:start w:val="1"/>
+      <w:numFmt w:val="bullet"/>
+      <w:lvlText w:val=""/>
+      <w:lvlJc w:val="left"/>
+      <w:pPr>
+        <w:tabs>
+          <w:tab w:val="num" w:pos="4320"/>
+        </w:tabs>
+        <w:ind w:left="4320" w:hanging="360"/>
+      </w:pPr>
+      <w:rPr>
+        <w:rFonts w:ascii="Wingdings" w:hAnsi="Wingdings" w:hint="default"/>
+        <w:sz w:val="20"/>
+      </w:rPr>
+    </w:lvl>
+    <w:lvl w:ilvl="6" w:tentative="1">
+      <w:start w:val="1"/>
+      <w:numFmt w:val="bullet"/>
+      <w:lvlText w:val=""/>
+      <w:lvlJc w:val="left"/>
+      <w:pPr>
+        <w:tabs>
+          <w:tab w:val="num" w:pos="5040"/>
+        </w:tabs>
+        <w:ind w:left="5040" w:hanging="360"/>
+      </w:pPr>
+      <w:rPr>
+        <w:rFonts w:ascii="Wingdings" w:hAnsi="Wingdings" w:hint="default"/>
+        <w:sz w:val="20"/>
+      </w:rPr>
+    </w:lvl>
+    <w:lvl w:ilvl="7" w:tentative="1">
+      <w:start w:val="1"/>
+      <w:numFmt w:val="bullet"/>
+      <w:lvlText w:val=""/>
+      <w:lvlJc w:val="left"/>
+      <w:pPr>
+        <w:tabs>
+          <w:tab w:val="num" w:pos="5760"/>
+        </w:tabs>
+        <w:ind w:left="5760" w:hanging="360"/>
+      </w:pPr>
+      <w:rPr>
+        <w:rFonts w:ascii="Wingdings" w:hAnsi="Wingdings" w:hint="default"/>
+        <w:sz w:val="20"/>
+      </w:rPr>
+    </w:lvl>
+    <w:lvl w:ilvl="8" w:tentative="1">
+      <w:start w:val="1"/>
+      <w:numFmt w:val="bullet"/>
+      <w:lvlText w:val=""/>
+      <w:lvlJc w:val="left"/>
+      <w:pPr>
+        <w:tabs>
+          <w:tab w:val="num" w:pos="6480"/>
+        </w:tabs>
+        <w:ind w:left="6480" w:hanging="360"/>
+      </w:pPr>
+      <w:rPr>
+        <w:rFonts w:ascii="Wingdings" w:hAnsi="Wingdings" w:hint="default"/>
+        <w:sz w:val="20"/>
+      </w:rPr>
+    </w:lvl>
+  </w:abstractNum>
+  <w:abstractNum w:abstractNumId="17" w15:restartNumberingAfterBreak="0">
     <w:nsid w:val="745127D2"/>
     <w:multiLevelType w:val="multilevel"/>
     <w:tmpl w:val="A16052D8"/>
@@ -17265,7 +20269,7 @@
       </w:rPr>
     </w:lvl>
   </w:abstractNum>
-  <w:abstractNum w:abstractNumId="17" w15:restartNumberingAfterBreak="0">
+  <w:abstractNum w:abstractNumId="18" w15:restartNumberingAfterBreak="0">
     <w:nsid w:val="77584073"/>
     <w:multiLevelType w:val="hybridMultilevel"/>
     <w:tmpl w:val="A060F9C2"/>
@@ -17378,11 +20382,160 @@
       </w:rPr>
     </w:lvl>
   </w:abstractNum>
+  <w:abstractNum w:abstractNumId="19" w15:restartNumberingAfterBreak="0">
+    <w:nsid w:val="78133EA9"/>
+    <w:multiLevelType w:val="multilevel"/>
+    <w:tmpl w:val="508EEE70"/>
+    <w:lvl w:ilvl="0">
+      <w:start w:val="1"/>
+      <w:numFmt w:val="bullet"/>
+      <w:lvlText w:val=""/>
+      <w:lvlJc w:val="left"/>
+      <w:pPr>
+        <w:tabs>
+          <w:tab w:val="num" w:pos="720"/>
+        </w:tabs>
+        <w:ind w:left="720" w:hanging="360"/>
+      </w:pPr>
+      <w:rPr>
+        <w:rFonts w:ascii="Symbol" w:hAnsi="Symbol" w:hint="default"/>
+        <w:sz w:val="20"/>
+      </w:rPr>
+    </w:lvl>
+    <w:lvl w:ilvl="1">
+      <w:start w:val="1"/>
+      <w:numFmt w:val="bullet"/>
+      <w:lvlText w:val="o"/>
+      <w:lvlJc w:val="left"/>
+      <w:pPr>
+        <w:tabs>
+          <w:tab w:val="num" w:pos="1440"/>
+        </w:tabs>
+        <w:ind w:left="1440" w:hanging="360"/>
+      </w:pPr>
+      <w:rPr>
+        <w:rFonts w:ascii="Courier New" w:hAnsi="Courier New" w:hint="default"/>
+        <w:sz w:val="20"/>
+      </w:rPr>
+    </w:lvl>
+    <w:lvl w:ilvl="2">
+      <w:start w:val="1"/>
+      <w:numFmt w:val="bullet"/>
+      <w:lvlText w:val=""/>
+      <w:lvlJc w:val="left"/>
+      <w:pPr>
+        <w:tabs>
+          <w:tab w:val="num" w:pos="2160"/>
+        </w:tabs>
+        <w:ind w:left="2160" w:hanging="360"/>
+      </w:pPr>
+      <w:rPr>
+        <w:rFonts w:ascii="Wingdings" w:hAnsi="Wingdings" w:hint="default"/>
+        <w:sz w:val="20"/>
+      </w:rPr>
+    </w:lvl>
+    <w:lvl w:ilvl="3" w:tentative="1">
+      <w:start w:val="1"/>
+      <w:numFmt w:val="bullet"/>
+      <w:lvlText w:val=""/>
+      <w:lvlJc w:val="left"/>
+      <w:pPr>
+        <w:tabs>
+          <w:tab w:val="num" w:pos="2880"/>
+        </w:tabs>
+        <w:ind w:left="2880" w:hanging="360"/>
+      </w:pPr>
+      <w:rPr>
+        <w:rFonts w:ascii="Wingdings" w:hAnsi="Wingdings" w:hint="default"/>
+        <w:sz w:val="20"/>
+      </w:rPr>
+    </w:lvl>
+    <w:lvl w:ilvl="4" w:tentative="1">
+      <w:start w:val="1"/>
+      <w:numFmt w:val="bullet"/>
+      <w:lvlText w:val=""/>
+      <w:lvlJc w:val="left"/>
+      <w:pPr>
+        <w:tabs>
+          <w:tab w:val="num" w:pos="3600"/>
+        </w:tabs>
+        <w:ind w:left="3600" w:hanging="360"/>
+      </w:pPr>
+      <w:rPr>
+        <w:rFonts w:ascii="Wingdings" w:hAnsi="Wingdings" w:hint="default"/>
+        <w:sz w:val="20"/>
+      </w:rPr>
+    </w:lvl>
+    <w:lvl w:ilvl="5" w:tentative="1">
+      <w:start w:val="1"/>
+      <w:numFmt w:val="bullet"/>
+      <w:lvlText w:val=""/>
+      <w:lvlJc w:val="left"/>
+      <w:pPr>
+        <w:tabs>
+          <w:tab w:val="num" w:pos="4320"/>
+        </w:tabs>
+        <w:ind w:left="4320" w:hanging="360"/>
+      </w:pPr>
+      <w:rPr>
+        <w:rFonts w:ascii="Wingdings" w:hAnsi="Wingdings" w:hint="default"/>
+        <w:sz w:val="20"/>
+      </w:rPr>
+    </w:lvl>
+    <w:lvl w:ilvl="6" w:tentative="1">
+      <w:start w:val="1"/>
+      <w:numFmt w:val="bullet"/>
+      <w:lvlText w:val=""/>
+      <w:lvlJc w:val="left"/>
+      <w:pPr>
+        <w:tabs>
+          <w:tab w:val="num" w:pos="5040"/>
+        </w:tabs>
+        <w:ind w:left="5040" w:hanging="360"/>
+      </w:pPr>
+      <w:rPr>
+        <w:rFonts w:ascii="Wingdings" w:hAnsi="Wingdings" w:hint="default"/>
+        <w:sz w:val="20"/>
+      </w:rPr>
+    </w:lvl>
+    <w:lvl w:ilvl="7" w:tentative="1">
+      <w:start w:val="1"/>
+      <w:numFmt w:val="bullet"/>
+      <w:lvlText w:val=""/>
+      <w:lvlJc w:val="left"/>
+      <w:pPr>
+        <w:tabs>
+          <w:tab w:val="num" w:pos="5760"/>
+        </w:tabs>
+        <w:ind w:left="5760" w:hanging="360"/>
+      </w:pPr>
+      <w:rPr>
+        <w:rFonts w:ascii="Wingdings" w:hAnsi="Wingdings" w:hint="default"/>
+        <w:sz w:val="20"/>
+      </w:rPr>
+    </w:lvl>
+    <w:lvl w:ilvl="8" w:tentative="1">
+      <w:start w:val="1"/>
+      <w:numFmt w:val="bullet"/>
+      <w:lvlText w:val=""/>
+      <w:lvlJc w:val="left"/>
+      <w:pPr>
+        <w:tabs>
+          <w:tab w:val="num" w:pos="6480"/>
+        </w:tabs>
+        <w:ind w:left="6480" w:hanging="360"/>
+      </w:pPr>
+      <w:rPr>
+        <w:rFonts w:ascii="Wingdings" w:hAnsi="Wingdings" w:hint="default"/>
+        <w:sz w:val="20"/>
+      </w:rPr>
+    </w:lvl>
+  </w:abstractNum>
   <w:num w:numId="1" w16cid:durableId="209346741">
     <w:abstractNumId w:val="8"/>
   </w:num>
   <w:num w:numId="2" w16cid:durableId="816802955">
-    <w:abstractNumId w:val="15"/>
+    <w:abstractNumId w:val="16"/>
   </w:num>
   <w:num w:numId="3" w16cid:durableId="1392733486">
     <w:abstractNumId w:val="3"/>
@@ -17406,7 +20559,7 @@
     <w:abstractNumId w:val="11"/>
   </w:num>
   <w:num w:numId="10" w16cid:durableId="1593583020">
-    <w:abstractNumId w:val="16"/>
+    <w:abstractNumId w:val="17"/>
   </w:num>
   <w:num w:numId="11" w16cid:durableId="800151461">
     <w:abstractNumId w:val="1"/>
@@ -17424,13 +20577,19 @@
     <w:abstractNumId w:val="12"/>
   </w:num>
   <w:num w:numId="16" w16cid:durableId="763648440">
-    <w:abstractNumId w:val="14"/>
+    <w:abstractNumId w:val="15"/>
   </w:num>
   <w:num w:numId="17" w16cid:durableId="1616055584">
     <w:abstractNumId w:val="5"/>
   </w:num>
   <w:num w:numId="18" w16cid:durableId="1590192281">
-    <w:abstractNumId w:val="17"/>
+    <w:abstractNumId w:val="18"/>
+  </w:num>
+  <w:num w:numId="19" w16cid:durableId="1754816830">
+    <w:abstractNumId w:val="19"/>
+  </w:num>
+  <w:num w:numId="20" w16cid:durableId="1236935514">
+    <w:abstractNumId w:val="14"/>
   </w:num>
 </w:numbering>
 </file>
@@ -18038,7 +21197,6 @@
   <w:style w:type="character" w:default="1" w:styleId="a0">
     <w:name w:val="Default Paragraph Font"/>
     <w:uiPriority w:val="1"/>
-    <w:semiHidden/>
     <w:unhideWhenUsed/>
   </w:style>
   <w:style w:type="table" w:default="1" w:styleId="a1">
